--- a/docs/paper.docx
+++ b/docs/paper.docx
@@ -32,12 +32,65 @@
       <w:r>
         <w:t xml:space="preserve">Alexander Apartsin</w:t>
       </w:r>
+      <w:r>
+        <w:rPr>
+          <w:vertAlign w:val="superscript"/>
+        </w:rPr>
+        <w:t xml:space="preserve">1</w:t>
+      </w:r>
+      <w:r>
+        <w:t xml:space="preserve">, Yehudit Aperstein</w:t>
+      </w:r>
+      <w:r>
+        <w:rPr>
+          <w:vertAlign w:val="superscript"/>
+        </w:rPr>
+        <w:t xml:space="preserve">2</w:t>
+      </w:r>
     </w:p>
     <w:p>
       <w:pPr>
         <w:pStyle w:val="BodyText"/>
       </w:pPr>
       <w:r>
+        <w:rPr>
+          <w:vertAlign w:val="superscript"/>
+        </w:rPr>
+        <w:t xml:space="preserve">1</w:t>
+      </w:r>
+      <w:r>
+        <w:t xml:space="preserve">School of Computer Science, Faculty of Sciences, Holon</w:t>
+      </w:r>
+      <w:r>
+        <w:t xml:space="preserve"> </w:t>
+      </w:r>
+      <w:r>
+        <w:t xml:space="preserve">Institute of Technology (HIT), Holon, Israel</w:t>
+      </w:r>
+      <w:r>
+        <w:br/>
+      </w:r>
+      <w:r>
+        <w:rPr>
+          <w:vertAlign w:val="superscript"/>
+        </w:rPr>
+        <w:t xml:space="preserve">2</w:t>
+      </w:r>
+      <w:r>
+        <w:t xml:space="preserve">Intelligent Systems, Afeka</w:t>
+      </w:r>
+      <w:r>
+        <w:t xml:space="preserve"> </w:t>
+      </w:r>
+      <w:r>
+        <w:t xml:space="preserve">Academic College of Engineering, Tel-Aviv, Israel</w:t>
+      </w:r>
+    </w:p>
+    <w:p>
+      <w:pPr>
+        <w:pStyle w:val="BodyText"/>
+      </w:pPr>
+      <w:r>
         <w:t xml:space="preserve">Technical Report · 2026</w:t>
       </w:r>
     </w:p>
@@ -60,25 +113,25 @@
         <w:t xml:space="preserve"> </w:t>
       </w:r>
       <w:r>
-        <w:t xml:space="preserve">13. Serving each one separately pays three costs that HTTP/2 multiplexing does not</w:t>
-      </w:r>
-      <w:r>
-        <w:t xml:space="preserve"> </w:t>
-      </w:r>
-      <w:r>
-        <w:t xml:space="preserve">remove: per-request overhead, a fixed per-file structural cost (roughly 600 bytes for a</w:t>
-      </w:r>
-      <w:r>
-        <w:t xml:space="preserve"> </w:t>
-      </w:r>
-      <w:r>
-        <w:t xml:space="preserve">JPEG), and the loss of cross-image redundancy. We measure how much of this bundling many</w:t>
-      </w:r>
-      <w:r>
-        <w:t xml:space="preserve"> </w:t>
-      </w:r>
-      <w:r>
-        <w:t xml:space="preserve">images into one atlas recovers, for the three codecs that carry most web images and</w:t>
+        <w:t xml:space="preserve">13. Serving each one separately pays per-request overhead plus two byte costs that HTTP/2</w:t>
+      </w:r>
+      <w:r>
+        <w:t xml:space="preserve"> </w:t>
+      </w:r>
+      <w:r>
+        <w:t xml:space="preserve">multiplexing does not remove: a fixed per-file structural cost (roughly 600 bytes for a</w:t>
+      </w:r>
+      <w:r>
+        <w:t xml:space="preserve"> </w:t>
+      </w:r>
+      <w:r>
+        <w:t xml:space="preserve">JPEG) and the loss of cross-image redundancy. We measure how much of these costs bundling</w:t>
+      </w:r>
+      <w:r>
+        <w:t xml:space="preserve"> </w:t>
+      </w:r>
+      <w:r>
+        <w:t xml:space="preserve">many images into one atlas recovers, for the three codecs that carry most web images and</w:t>
       </w:r>
       <w:r>
         <w:t xml:space="preserve"> </w:t>
@@ -92,13 +145,13 @@
         <w:pStyle w:val="BodyText"/>
       </w:pPr>
       <w:r>
-        <w:t xml:space="preserve">At matched per-tile quality, atlasing small tiles saves up to 26% of bytes under JPEG</w:t>
-      </w:r>
-      <w:r>
-        <w:t xml:space="preserve"> </w:t>
-      </w:r>
-      <w:r>
-        <w:t xml:space="preserve">and up to 15% under WebP, independent of protocol. The saving is set by the ratio of</w:t>
+        <w:t xml:space="preserve">At matched per-tile quality, atlasing small tiles saves up to 30% of bytes under JPEG</w:t>
+      </w:r>
+      <w:r>
+        <w:t xml:space="preserve"> </w:t>
+      </w:r>
+      <w:r>
+        <w:t xml:space="preserve">and up to 19% under WebP, independent of protocol. The saving is set by the ratio of</w:t>
       </w:r>
       <w:r>
         <w:t xml:space="preserve"> </w:t>
@@ -110,31 +163,31 @@
         <w:t xml:space="preserve"> </w:t>
       </w:r>
       <w:r>
-        <w:t xml:space="preserve">from about 30% at 56 pixels to a few percent at 224 pixels, where WebP even</w:t>
-      </w:r>
-      <w:r>
-        <w:t xml:space="preserve"> </w:t>
-      </w:r>
-      <w:r>
-        <w:t xml:space="preserve">turns slightly negative. Lossless formats lose under a naive grid but win 40–95%</w:t>
-      </w:r>
-      <w:r>
-        <w:t xml:space="preserve"> </w:t>
-      </w:r>
-      <w:r>
-        <w:t xml:space="preserve">under codec-aware packing (vertical strips, shared palettes), so the question is how to</w:t>
-      </w:r>
-      <w:r>
-        <w:t xml:space="preserve"> </w:t>
-      </w:r>
-      <w:r>
-        <w:t xml:space="preserve">pack, not whether. We distil the measurements into a coupling account, savings come from</w:t>
-      </w:r>
-      <w:r>
-        <w:t xml:space="preserve"> </w:t>
-      </w:r>
-      <w:r>
-        <w:t xml:space="preserve">sharing fixed costs and losses from sharing adaptive state, and into an open-source tool</w:t>
+        <w:t xml:space="preserve">from about 30% at 56 pixels to a few percent at 224 pixels, where WebP turns</w:t>
+      </w:r>
+      <w:r>
+        <w:t xml:space="preserve"> </w:t>
+      </w:r>
+      <w:r>
+        <w:t xml:space="preserve">clearly negative. Lossless formats lose under a naive grid but win 40–97% under</w:t>
+      </w:r>
+      <w:r>
+        <w:t xml:space="preserve"> </w:t>
+      </w:r>
+      <w:r>
+        <w:t xml:space="preserve">codec-aware packing (vertical strips, shared palettes), so the question is how to pack,</w:t>
+      </w:r>
+      <w:r>
+        <w:t xml:space="preserve"> </w:t>
+      </w:r>
+      <w:r>
+        <w:t xml:space="preserve">not whether. We distil the measurements into a coupling account (savings come from</w:t>
+      </w:r>
+      <w:r>
+        <w:t xml:space="preserve"> </w:t>
+      </w:r>
+      <w:r>
+        <w:t xml:space="preserve">sharing fixed costs; losses from sharing adaptive state) and into an open-source tool</w:t>
       </w:r>
       <w:r>
         <w:t xml:space="preserve"> </w:t>
@@ -445,19 +498,19 @@
         <w:t xml:space="preserve"> </w:t>
       </w:r>
       <w:r>
-        <w:t xml:space="preserve">peer-reviewed measurement of image-atlasing byte savings resolved by codec and tile size</w:t>
-      </w:r>
-      <w:r>
-        <w:t xml:space="preserve"> </w:t>
-      </w:r>
-      <w:r>
-        <w:t xml:space="preserve">at matched perceptual quality (the one prior peer-reviewed sprite study [33] optimized</w:t>
-      </w:r>
-      <w:r>
-        <w:t xml:space="preserve"> </w:t>
-      </w:r>
-      <w:r>
-        <w:t xml:space="preserve">PNG packing geometry and held the codec fixed); (ii) a network study of 2,515 validated</w:t>
+        <w:t xml:space="preserve">measurement of image-atlasing byte savings resolved by codec and tile size at matched</w:t>
+      </w:r>
+      <w:r>
+        <w:t xml:space="preserve"> </w:t>
+      </w:r>
+      <w:r>
+        <w:t xml:space="preserve">perceptual quality (the one prior peer-reviewed sprite study [33] optimized PNG packing</w:t>
+      </w:r>
+      <w:r>
+        <w:t xml:space="preserve"> </w:t>
+      </w:r>
+      <w:r>
+        <w:t xml:space="preserve">geometry and held the codec fixed); (ii) a supporting network study of 2,515 validated</w:t>
       </w:r>
       <w:r>
         <w:t xml:space="preserve"> </w:t>
@@ -1384,25 +1437,19 @@
         <w:t xml:space="preserve"> </w:t>
       </w:r>
       <w:r>
-        <w:t xml:space="preserve">worst-case invalidation at 1/k of the collection while retaining nearly all of the byte and</w:t>
-      </w:r>
-      <w:r>
-        <w:t xml:space="preserve"> </w:t>
-      </w:r>
-      <w:r>
-        <w:t xml:space="preserve">request savings (the ordering study of Section 5.3 finds four chunks price within</w:t>
-      </w:r>
-      <w:r>
-        <w:t xml:space="preserve"> </w:t>
-      </w:r>
-      <w:r>
-        <w:t xml:space="preserve">about a percentage point of one atlas), which makes chunking the practical default for</w:t>
-      </w:r>
-      <w:r>
-        <w:t xml:space="preserve"> </w:t>
-      </w:r>
-      <w:r>
-        <w:t xml:space="preserve">collections that update piecemeal. Grouping tiles by update cadence (stable icon set in one chunk,</w:t>
+        <w:t xml:space="preserve">worst-case invalidation at 1/k of the collection while retaining nearly all of the byte</w:t>
+      </w:r>
+      <w:r>
+        <w:t xml:space="preserve"> </w:t>
+      </w:r>
+      <w:r>
+        <w:t xml:space="preserve">and request savings, since chunking adds only a few container headers and a little grid</w:t>
+      </w:r>
+      <w:r>
+        <w:t xml:space="preserve"> </w:t>
+      </w:r>
+      <w:r>
+        <w:t xml:space="preserve">slack, which makes chunking the practical default for collections that update piecemeal. Grouping tiles by update cadence (stable icon set in one chunk,</w:t>
       </w:r>
       <w:r>
         <w:t xml:space="preserve"> </w:t>
@@ -1510,7 +1557,7 @@
         <w:t xml:space="preserve"> </w:t>
       </w:r>
       <w:r>
-        <w:t xml:space="preserve">(Section 5.4). Tiles are packed row-major into a near-square grid; a padding</w:t>
+        <w:t xml:space="preserve">(Section 5.3). Tiles are packed row-major into a near-square grid; a padding</w:t>
       </w:r>
       <w:r>
         <w:t xml:space="preserve"> </w:t>
@@ -1570,7 +1617,7 @@
         <w:t xml:space="preserve"> </w:t>
       </w:r>
       <w:r>
-        <w:t xml:space="preserve">mean-tile floor, and Section 5.4 reports the per-tile spread where it is</w:t>
+        <w:t xml:space="preserve">mean-tile floor, and Section 5.1 reports the per-tile spread where it is</w:t>
       </w:r>
       <w:r>
         <w:t xml:space="preserve"> </w:t>
@@ -1594,7 +1641,7 @@
         <w:t xml:space="preserve"> </w:t>
       </w:r>
       <w:r>
-        <w:t xml:space="preserve">equal-quality byte comparison is used instead (Section 5.4). When an atlas's entire</w:t>
+        <w:t xml:space="preserve">equal-quality byte comparison is used instead (Section 5.3). When an atlas's entire</w:t>
       </w:r>
       <w:r>
         <w:t xml:space="preserve"> </w:t>
@@ -2108,7 +2155,7 @@
         <w:t xml:space="preserve"> </w:t>
       </w:r>
       <w:r>
-        <w:t xml:space="preserve">Bytes saved by atlasing (%) at matched per-tile SSIM 0.97 (lossy codecs; interpolated on the quality ladder) or exact lossless comparison (-ll columns), grid packing, no padding. Negative values (red) mean the atlas is larger.</w:t>
+        <w:t xml:space="preserve">Bytes saved by atlasing (%) at matched per-tile SSIM 0.97 (lossy codecs; interpolated on the quality ladder) or exact lossless comparison (-ll columns), grid packing, no padding. Negative values (red) mean the atlas is larger; n/a marks a cell whose quality ladder lies entirely above the target with no interpolable point.</w:t>
       </w:r>
     </w:p>
     <w:tbl>
@@ -2116,7 +2163,7 @@
         <w:tblStyle w:val="Table"/>
         <w:tblW w:type="auto" w:w="0"/>
         <w:tblLook w:firstRow="1" w:lastRow="0" w:firstColumn="0" w:lastColumn="0" w:noHBand="0" w:noVBand="0" w:val="0020"/>
-        <w:tblCaption w:val="Table 1. Bytes saved by atlasing (%) at matched per-tile SSIM 0.97 (lossy codecs; interpolated on the quality ladder) or exact lossless comparison (-ll columns), grid packing, no padding. Negative values (red) mean the atlas is larger."/>
+        <w:tblCaption w:val="Table 1. Bytes saved by atlasing (%) at matched per-tile SSIM 0.97 (lossy codecs; interpolated on the quality ladder) or exact lossless comparison (-ll columns), grid packing, no padding. Negative values (red) mean the atlas is larger; n/a marks a cell whose quality ladder lies entirely above the target with no interpolable point."/>
       </w:tblPr>
       <w:tblGrid>
         <w:gridCol w:w="1320"/>
@@ -2248,7 +2295,7 @@
               <w:jc w:val="left"/>
             </w:pPr>
             <w:r>
-              <w:t xml:space="preserve">—</w:t>
+              <w:t xml:space="preserve">n/a</w:t>
             </w:r>
           </w:p>
         </w:tc>
@@ -3402,7 +3449,7 @@
               <a:graphicData uri="http://schemas.openxmlformats.org/drawingml/2006/picture">
                 <pic:pic>
                   <pic:nvPicPr>
-                    <pic:cNvPr descr="file:///E:/tmp/tmpqqzgp7zx/svg0.png" id="41" name="Picture"/>
+                    <pic:cNvPr descr="file:///E:/tmp/tmp_443t0fj/svg0.png" id="41" name="Picture"/>
                     <pic:cNvPicPr>
                       <a:picLocks noChangeArrowheads="1" noChangeAspect="1"/>
                     </pic:cNvPicPr>
@@ -3524,7 +3571,7 @@
         <w:t xml:space="preserve"> </w:t>
       </w:r>
       <w:r>
-        <w:t xml:space="preserve">SSIM (0.975 vs 0.978, a 0.004 deficit); the matched-quality protocol prices that small</w:t>
+        <w:t xml:space="preserve">SSIM (0.9748 vs 0.9784, a 0.004 deficit); the matched-quality protocol prices that small</w:t>
       </w:r>
       <w:r>
         <w:t xml:space="preserve"> </w:t>
@@ -3542,7 +3589,7 @@
         <w:t xml:space="preserve"> </w:t>
       </w:r>
       <w:r>
-        <w:t xml:space="preserve">but the magnitude is metric-dependent, and Section 5.5 shows two encoder flags</w:t>
+        <w:t xml:space="preserve">but the magnitude is metric-dependent, and Section 5.4 shows two encoder flags</w:t>
       </w:r>
       <w:r>
         <w:t xml:space="preserve"> </w:t>
@@ -4819,7 +4866,7 @@
         <w:t xml:space="preserve"> </w:t>
       </w:r>
       <w:r>
-        <w:t xml:space="preserve">Bundle bytes for 200 synthetic flat icons (fixed 12-color palette, alpha), lossless unless noted, on a clean corpus and one with 20% exact + 20% near-duplicate tiles. Lossless bundles are byte-exact (palette conversion verified identical after decode); the JPEG row is the matched-SSIM-0.97 grid atlas. Smaller is better.</w:t>
+        <w:t xml:space="preserve">Bundle bytes for 200 synthetic flat icons (fixed 12-color palette, alpha), lossless unless noted, on a clean corpus and one with 20% exact + 20% near-duplicate tiles. Lossless bundles are byte-exact (palette conversion verified identical after decode); the JPEG row is the matched-SSIM-0.97 grid atlas. The 90–97% shared-palette saving cited in the text is measured against individual paletted PNGs (per tile), whose byte totals are in the released data. Smaller is better.</w:t>
       </w:r>
     </w:p>
     <w:tbl>
@@ -4827,7 +4874,7 @@
         <w:tblStyle w:val="Table"/>
         <w:tblW w:type="auto" w:w="0"/>
         <w:tblLook w:firstRow="1" w:lastRow="0" w:firstColumn="0" w:lastColumn="0" w:noHBand="0" w:noVBand="0" w:val="0020"/>
-        <w:tblCaption w:val="Table 4. Bundle bytes for 200 synthetic flat icons (fixed 12-color palette, alpha), lossless unless noted, on a clean corpus and one with 20% exact + 20% near-duplicate tiles. Lossless bundles are byte-exact (palette conversion verified identical after decode); the JPEG row is the matched-SSIM-0.97 grid atlas. Smaller is better."/>
+        <w:tblCaption w:val="Table 4. Bundle bytes for 200 synthetic flat icons (fixed 12-color palette, alpha), lossless unless noted, on a clean corpus and one with 20% exact + 20% near-duplicate tiles. Lossless bundles are byte-exact (palette conversion verified identical after decode); the JPEG row is the matched-SSIM-0.97 grid atlas. The 90–97% shared-palette saving cited in the text is measured against individual paletted PNGs (per tile), whose byte totals are in the released data. Smaller is better."/>
       </w:tblPr>
       <w:tblGrid>
         <w:gridCol w:w="1584"/>
@@ -8575,7 +8622,7 @@
                     <a:graphicData uri="http://schemas.openxmlformats.org/drawingml/2006/picture">
                       <pic:pic>
                         <pic:nvPicPr>
-                          <pic:cNvPr descr="file:///E:/tmp/tmpqqzgp7zx/svg1.png" id="48" name="Picture"/>
+                          <pic:cNvPr descr="file:///E:/tmp/tmp_443t0fj/svg1.png" id="48" name="Picture"/>
                           <pic:cNvPicPr>
                             <a:picLocks noChangeArrowheads="1" noChangeAspect="1"/>
                           </pic:cNvPicPr>
@@ -8617,7 +8664,7 @@
                     <a:graphicData uri="http://schemas.openxmlformats.org/drawingml/2006/picture">
                       <pic:pic>
                         <pic:nvPicPr>
-                          <pic:cNvPr descr="file:///E:/tmp/tmpqqzgp7zx/svg2.png" id="51" name="Picture"/>
+                          <pic:cNvPr descr="file:///E:/tmp/tmp_443t0fj/svg2.png" id="51" name="Picture"/>
                           <pic:cNvPicPr>
                             <a:picLocks noChangeArrowheads="1" noChangeAspect="1"/>
                           </pic:cNvPicPr>
@@ -8694,7 +8741,13 @@
         <w:t xml:space="preserve"> </w:t>
       </w:r>
       <w:r>
-        <w:t xml:space="preserve">for photos. Across cells, added network impairment never speeds a condition up, and the reported speedups carry tight bootstrap intervals (Table 5). Second, HTTP/2 is the strongest protocol for many small files: its</w:t>
+        <w:t xml:space="preserve">for photos on the loss-free profiles (the 1% packet-loss photo cells fall to parity and</w:t>
+      </w:r>
+      <w:r>
+        <w:t xml:space="preserve"> </w:t>
+      </w:r>
+      <w:r>
+        <w:t xml:space="preserve">are discussed below). Across cells, added network impairment never speeds a condition up, and the reported speedups carry tight bootstrap intervals (Table 5). Second, HTTP/2 is the strongest protocol for many small files: its</w:t>
       </w:r>
       <w:r>
         <w:t xml:space="preserve"> </w:t>
@@ -8718,19 +8771,19 @@
         <w:t xml:space="preserve"> </w:t>
       </w:r>
       <w:r>
-        <w:t xml:space="preserve">flat art) rather than on latency. Third, on this testbed HTTP/3's individual-file loads run 4–5x slower</w:t>
-      </w:r>
-      <w:r>
-        <w:t xml:space="preserve"> </w:t>
-      </w:r>
-      <w:r>
-        <w:t xml:space="preserve">than HTTP/2's on the same links, including at zero loss, and a concurrency diagnostic</w:t>
-      </w:r>
-      <w:r>
-        <w:t xml:space="preserve"> </w:t>
-      </w:r>
-      <w:r>
-        <w:t xml:space="preserve">locates the cause. The diagnostic reconstructs each request's in-flight interval from the Resource Timing</w:t>
+        <w:t xml:space="preserve">flat art) rather than on latency. Third, on this testbed HTTP/3's individual-file loads run several times</w:t>
+      </w:r>
+      <w:r>
+        <w:t xml:space="preserve"> </w:t>
+      </w:r>
+      <w:r>
+        <w:t xml:space="preserve">slower than HTTP/2's on the same links, up to 5x for flat art on the constrained profiles</w:t>
+      </w:r>
+      <w:r>
+        <w:t xml:space="preserve"> </w:t>
+      </w:r>
+      <w:r>
+        <w:t xml:space="preserve">and about 3x on the fast zero-loss link, and a concurrency diagnostic locates the cause. The diagnostic reconstructs each request's in-flight interval from the Resource Timing</w:t>
       </w:r>
       <w:r>
         <w:t xml:space="preserve"> </w:t>
@@ -8787,25 +8840,25 @@
         <w:t xml:space="preserve"> </w:t>
       </w:r>
       <w:r>
-        <w:t xml:space="preserve">never approached. The constraint is thus not a QUIC stream-limit or flow-control effect,</w:t>
-      </w:r>
-      <w:r>
-        <w:t xml:space="preserve"> </w:t>
-      </w:r>
-      <w:r>
-        <w:t xml:space="preserve">the server permits 100 concurrent streams, but the client's QUIC request scheduler</w:t>
-      </w:r>
-      <w:r>
-        <w:t xml:space="preserve"> </w:t>
-      </w:r>
-      <w:r>
-        <w:t xml:space="preserve">(Chromium's), a property of the deployment, not of HTTP/3, which multiplexes independent</w:t>
-      </w:r>
-      <w:r>
-        <w:t xml:space="preserve"> </w:t>
-      </w:r>
-      <w:r>
-        <w:t xml:space="preserve">streams over one connection. A default HTTP/3 client can therefore under-multiplex a</w:t>
+        <w:t xml:space="preserve">never approached. The constraint is thus not a QUIC stream-limit or flow-control effect;</w:t>
+      </w:r>
+      <w:r>
+        <w:t xml:space="preserve"> </w:t>
+      </w:r>
+      <w:r>
+        <w:t xml:space="preserve">the server permits 100 concurrent streams. It sits in the client's QUIC request scheduler</w:t>
+      </w:r>
+      <w:r>
+        <w:t xml:space="preserve"> </w:t>
+      </w:r>
+      <w:r>
+        <w:t xml:space="preserve">(Chromium's), a property of the deployment, not of HTTP/3 itself, which multiplexes</w:t>
+      </w:r>
+      <w:r>
+        <w:t xml:space="preserve"> </w:t>
+      </w:r>
+      <w:r>
+        <w:t xml:space="preserve">independent streams over one connection. A default HTTP/3 client can therefore under-multiplex a</w:t>
       </w:r>
       <w:r>
         <w:t xml:space="preserve"> </w:t>
@@ -8859,7 +8912,7 @@
         <w:t xml:space="preserve"> </w:t>
       </w:r>
       <w:r>
-        <w:t xml:space="preserve">(up to 5.7x) at exactly the individual conditions' byte cost, which makes it the</w:t>
+        <w:t xml:space="preserve">(up to 5.6x) at exactly the individual conditions' byte cost, which makes it the</w:t>
       </w:r>
       <w:r>
         <w:t xml:space="preserve"> </w:t>
@@ -9758,7 +9811,7 @@
               <a:graphicData uri="http://schemas.openxmlformats.org/drawingml/2006/picture">
                 <pic:pic>
                   <pic:nvPicPr>
-                    <pic:cNvPr descr="file:///E:/tmp/tmpqqzgp7zx/svg3.png" id="57" name="Picture"/>
+                    <pic:cNvPr descr="file:///E:/tmp/tmp_443t0fj/svg3.png" id="57" name="Picture"/>
                     <pic:cNvPicPr>
                       <a:picLocks noChangeArrowheads="1" noChangeAspect="1"/>
                     </pic:cNvPicPr>
@@ -9903,14 +9956,14 @@
       <w:r>
         <w:drawing>
           <wp:inline>
-            <wp:extent cx="5334000" cy="4350996"/>
+            <wp:extent cx="5334000" cy="4644683"/>
             <wp:effectExtent b="0" l="0" r="0" t="0"/>
             <wp:docPr descr="" title="" id="60" name="Picture"/>
             <a:graphic>
               <a:graphicData uri="http://schemas.openxmlformats.org/drawingml/2006/picture">
                 <pic:pic>
                   <pic:nvPicPr>
-                    <pic:cNvPr descr="file:///E:/tmp/tmpqqzgp7zx/svg4.png" id="61" name="Picture"/>
+                    <pic:cNvPr descr="file:///E:/tmp/tmp_443t0fj/svg4.png" id="61" name="Picture"/>
                     <pic:cNvPicPr>
                       <a:picLocks noChangeArrowheads="1" noChangeAspect="1"/>
                     </pic:cNvPicPr>
@@ -9924,7 +9977,7 @@
                   <pic:spPr bwMode="auto">
                     <a:xfrm>
                       <a:off x="0" y="0"/>
-                      <a:ext cx="5334000" cy="4350996"/>
+                      <a:ext cx="5334000" cy="4644683"/>
                     </a:xfrm>
                     <a:prstGeom prst="rect">
                       <a:avLst/>
@@ -10992,7 +11045,7 @@
         <w:t xml:space="preserve"> </w:t>
       </w:r>
       <w:r>
-        <w:t xml:space="preserve">quality, and lossless flat art, the icon-set and map-marker case, gains 40–95%</w:t>
+        <w:t xml:space="preserve">quality, and lossless flat art, the icon-set and map-marker case, gains 40–97%</w:t>
       </w:r>
       <w:r>
         <w:t xml:space="preserve"> </w:t>
@@ -11028,13 +11081,25 @@
         <w:t xml:space="preserve"> </w:t>
       </w:r>
       <w:r>
-        <w:t xml:space="preserve">serve updates as dictionary deltas. On the wire, bundling is 4.5–8.6x faster to full</w:t>
-      </w:r>
-      <w:r>
-        <w:t xml:space="preserve"> </w:t>
-      </w:r>
-      <w:r>
-        <w:t xml:space="preserve">visibility on HTTP/1.1 and HTTP/3 and chiefly a byte optimization on HTTP/2. The unifying</w:t>
+        <w:t xml:space="preserve">serve updates as dictionary deltas. On the wire, bundling loads 500 small tiles</w:t>
+      </w:r>
+      <w:r>
+        <w:t xml:space="preserve"> </w:t>
+      </w:r>
+      <w:r>
+        <w:t xml:space="preserve">4.5–8.6x faster to full visibility on HTTP/1.1 and HTTP/3 for flat art</w:t>
+      </w:r>
+      <w:r>
+        <w:t xml:space="preserve"> </w:t>
+      </w:r>
+      <w:r>
+        <w:t xml:space="preserve">(1.5–2.8x for photographic thumbnails) and is chiefly a byte optimization on</w:t>
+      </w:r>
+      <w:r>
+        <w:t xml:space="preserve"> </w:t>
+      </w:r>
+      <w:r>
+        <w:t xml:space="preserve">HTTP/2. The unifying</w:t>
       </w:r>
       <w:r>
         <w:t xml:space="preserve"> </w:t>
@@ -11699,13 +11764,13 @@
         <w:pStyle w:val="BodyText"/>
       </w:pPr>
       <w:r>
-        <w:t xml:space="preserve">[41] ISO/IEC 23008-12:2017. Information technology — High efficiency coding and</w:t>
-      </w:r>
-      <w:r>
-        <w:t xml:space="preserve"> </w:t>
-      </w:r>
-      <w:r>
-        <w:t xml:space="preserve">media delivery in heterogeneous environments — Part 12: Image File Format (HEIF).</w:t>
+        <w:t xml:space="preserve">[41] ISO/IEC 23008-12:2017. Information technology: High efficiency coding and media</w:t>
+      </w:r>
+      <w:r>
+        <w:t xml:space="preserve"> </w:t>
+      </w:r>
+      <w:r>
+        <w:t xml:space="preserve">delivery in heterogeneous environments, Part 12: Image File Format (HEIF).</w:t>
       </w:r>
     </w:p>
     <w:p>
@@ -11769,7 +11834,7 @@
         <w:pStyle w:val="BodyText"/>
       </w:pPr>
       <w:r>
-        <w:t xml:space="preserve">Alexander Apartsin · 2026</w:t>
+        <w:t xml:space="preserve">Alexander Apartsin, Yehudit Aperstein · 2026</w:t>
       </w:r>
     </w:p>
     <w:bookmarkEnd w:id="66"/>

--- a/docs/paper.docx
+++ b/docs/paper.docx
@@ -296,13 +296,25 @@
         <w:t xml:space="preserve"> </w:t>
       </w:r>
       <w:r>
-        <w:t xml:space="preserve">differently: a JPEG file carries roughly 600 bytes of Huffman and quantization table</w:t>
-      </w:r>
-      <w:r>
-        <w:t xml:space="preserve"> </w:t>
-      </w:r>
-      <w:r>
-        <w:t xml:space="preserve">definitions plus headers, a PNG a 67-byte structural floor plus per-scanline filter</w:t>
+        <w:t xml:space="preserve">differently: a JPEG file carries, with the libjpeg-turbo encoder and settings used here,</w:t>
+      </w:r>
+      <w:r>
+        <w:t xml:space="preserve"> </w:t>
+      </w:r>
+      <w:r>
+        <w:t xml:space="preserve">roughly 600 bytes of Huffman and quantization table definitions plus headers (the exact</w:t>
+      </w:r>
+      <w:r>
+        <w:t xml:space="preserve"> </w:t>
+      </w:r>
+      <w:r>
+        <w:t xml:space="preserve">figure is encoder- and settings-specific), a PNG a 67-byte structural floor plus</w:t>
+      </w:r>
+      <w:r>
+        <w:t xml:space="preserve"> </w:t>
+      </w:r>
+      <w:r>
+        <w:t xml:space="preserve">per-scanline filter</w:t>
       </w:r>
       <w:r>
         <w:t xml:space="preserve"> </w:t>
@@ -3449,7 +3461,7 @@
               <a:graphicData uri="http://schemas.openxmlformats.org/drawingml/2006/picture">
                 <pic:pic>
                   <pic:nvPicPr>
-                    <pic:cNvPr descr="file:///E:/tmp/tmp_443t0fj/svg0.png" id="41" name="Picture"/>
+                    <pic:cNvPr descr="file:///E:/tmp/tmpug52j6js/svg0.png" id="41" name="Picture"/>
                     <pic:cNvPicPr>
                       <a:picLocks noChangeArrowheads="1" noChangeAspect="1"/>
                     </pic:cNvPicPr>
@@ -8622,7 +8634,7 @@
                     <a:graphicData uri="http://schemas.openxmlformats.org/drawingml/2006/picture">
                       <pic:pic>
                         <pic:nvPicPr>
-                          <pic:cNvPr descr="file:///E:/tmp/tmp_443t0fj/svg1.png" id="48" name="Picture"/>
+                          <pic:cNvPr descr="file:///E:/tmp/tmpug52j6js/svg1.png" id="48" name="Picture"/>
                           <pic:cNvPicPr>
                             <a:picLocks noChangeArrowheads="1" noChangeAspect="1"/>
                           </pic:cNvPicPr>
@@ -8664,7 +8676,7 @@
                     <a:graphicData uri="http://schemas.openxmlformats.org/drawingml/2006/picture">
                       <pic:pic>
                         <pic:nvPicPr>
-                          <pic:cNvPr descr="file:///E:/tmp/tmp_443t0fj/svg2.png" id="51" name="Picture"/>
+                          <pic:cNvPr descr="file:///E:/tmp/tmpug52j6js/svg2.png" id="51" name="Picture"/>
                           <pic:cNvPicPr>
                             <a:picLocks noChangeArrowheads="1" noChangeAspect="1"/>
                           </pic:cNvPicPr>
@@ -9696,31 +9708,49 @@
         <w:t xml:space="preserve"> </w:t>
       </w:r>
       <w:r>
-        <w:t xml:space="preserve">previous version (Compression Dictionary Transport). In a 392-photo</w:t>
-      </w:r>
-      <w:r>
-        <w:t xml:space="preserve"> </w:t>
-      </w:r>
-      <w:r>
-        <w:t xml:space="preserve">WebP bundle, a zstd delta against the prior bundle cost 25 KB when 5 tiles changed</w:t>
-      </w:r>
-      <w:r>
-        <w:t xml:space="preserve"> </w:t>
-      </w:r>
-      <w:r>
-        <w:t xml:space="preserve">and 237 KB when 50 changed, tracking the changed-files optimum and beating whole-atlas</w:t>
-      </w:r>
-      <w:r>
-        <w:t xml:space="preserve"> </w:t>
-      </w:r>
-      <w:r>
-        <w:t xml:space="preserve">re-download (2.8 MB) by two orders of magnitude. The structural weakness thus</w:t>
-      </w:r>
-      <w:r>
-        <w:t xml:space="preserve"> </w:t>
-      </w:r>
-      <w:r>
-        <w:t xml:space="preserve">becomes proportional to churn rather than to bundle size.</w:t>
+        <w:t xml:space="preserve">previous version, the mechanism Compression Dictionary Transport (RFC 9842) now</w:t>
+      </w:r>
+      <w:r>
+        <w:t xml:space="preserve"> </w:t>
+      </w:r>
+      <w:r>
+        <w:t xml:space="preserve">standardizes for the web. We measure the compression-level cost of this remedy as a</w:t>
+      </w:r>
+      <w:r>
+        <w:t xml:space="preserve"> </w:t>
+      </w:r>
+      <w:r>
+        <w:t xml:space="preserve">proxy, computing the delta offline rather than through a live browser-server negotiation:</w:t>
+      </w:r>
+      <w:r>
+        <w:t xml:space="preserve"> </w:t>
+      </w:r>
+      <w:r>
+        <w:t xml:space="preserve">in a 392-photo WebP bundle, a zstd delta against the prior bundle cost 25 KB when 5</w:t>
+      </w:r>
+      <w:r>
+        <w:t xml:space="preserve"> </w:t>
+      </w:r>
+      <w:r>
+        <w:t xml:space="preserve">tiles changed and 237 KB when 50 changed, tracking the changed-files optimum and</w:t>
+      </w:r>
+      <w:r>
+        <w:t xml:space="preserve"> </w:t>
+      </w:r>
+      <w:r>
+        <w:t xml:space="preserve">beating whole-atlas re-download (2.8 MB) by two orders of magnitude. The structural</w:t>
+      </w:r>
+      <w:r>
+        <w:t xml:space="preserve"> </w:t>
+      </w:r>
+      <w:r>
+        <w:t xml:space="preserve">weakness thus becomes proportional to churn rather than to bundle size; an end-to-end CDT</w:t>
+      </w:r>
+      <w:r>
+        <w:t xml:space="preserve"> </w:t>
+      </w:r>
+      <w:r>
+        <w:t xml:space="preserve">deployment measurement is future work.</w:t>
       </w:r>
     </w:p>
     <w:p>
@@ -9811,7 +9841,7 @@
               <a:graphicData uri="http://schemas.openxmlformats.org/drawingml/2006/picture">
                 <pic:pic>
                   <pic:nvPicPr>
-                    <pic:cNvPr descr="file:///E:/tmp/tmp_443t0fj/svg3.png" id="57" name="Picture"/>
+                    <pic:cNvPr descr="file:///E:/tmp/tmpug52j6js/svg3.png" id="57" name="Picture"/>
                     <pic:cNvPicPr>
                       <a:picLocks noChangeArrowheads="1" noChangeAspect="1"/>
                     </pic:cNvPicPr>
@@ -9934,19 +9964,37 @@
         <w:t xml:space="preserve"> </w:t>
       </w:r>
       <w:r>
-        <w:t xml:space="preserve">icon-class tiles into four atlas chunks at 19% fewer bytes, and 521 photo thumbnails, of</w:t>
-      </w:r>
-      <w:r>
-        <w:t xml:space="preserve"> </w:t>
-      </w:r>
-      <w:r>
-        <w:t xml:space="preserve">which 21.6% are exact repeats, into four byte-bundle chunks at 21% fewer bytes, with 521</w:t>
-      </w:r>
-      <w:r>
-        <w:t xml:space="preserve"> </w:t>
-      </w:r>
-      <w:r>
-        <w:t xml:space="preserve">requests becoming four in both cases.</w:t>
+        <w:t xml:space="preserve">flat-art tiles into four WebP-lossless strip-atlas chunks, the byte-optimal choice for</w:t>
+      </w:r>
+      <w:r>
+        <w:t xml:space="preserve"> </w:t>
+      </w:r>
+      <w:r>
+        <w:t xml:space="preserve">this lossless class (or into four pixel-atlas chunks at 19% fewer bytes when the tiles are</w:t>
+      </w:r>
+      <w:r>
+        <w:t xml:space="preserve"> </w:t>
+      </w:r>
+      <w:r>
+        <w:t xml:space="preserve">declared lossy-encodable), and 521 photographic thumbnails, 119 of them exact repeats,</w:t>
+      </w:r>
+      <w:r>
+        <w:t xml:space="preserve"> </w:t>
+      </w:r>
+      <w:r>
+        <w:t xml:space="preserve">into four self-describing byte-bundle chunks at 21% fewer bytes, with 521 requests</w:t>
+      </w:r>
+      <w:r>
+        <w:t xml:space="preserve"> </w:t>
+      </w:r>
+      <w:r>
+        <w:t xml:space="preserve">becoming four in both cases. An accounting check confirms the emitted bytes and request</w:t>
+      </w:r>
+      <w:r>
+        <w:t xml:space="preserve"> </w:t>
+      </w:r>
+      <w:r>
+        <w:t xml:space="preserve">count equal what the tool reports.</w:t>
       </w:r>
     </w:p>
     <w:p>
@@ -9963,7 +10011,7 @@
               <a:graphicData uri="http://schemas.openxmlformats.org/drawingml/2006/picture">
                 <pic:pic>
                   <pic:nvPicPr>
-                    <pic:cNvPr descr="file:///E:/tmp/tmp_443t0fj/svg4.png" id="61" name="Picture"/>
+                    <pic:cNvPr descr="file:///E:/tmp/tmpug52j6js/svg4.png" id="61" name="Picture"/>
                     <pic:cNvPicPr>
                       <a:picLocks noChangeArrowheads="1" noChangeAspect="1"/>
                     </pic:cNvPicPr>
@@ -11063,43 +11111,55 @@
         <w:t xml:space="preserve"> </w:t>
       </w:r>
       <w:r>
-        <w:t xml:space="preserve">requests at zero byte cost, or, for photographic WebP, tune the encoder (noise shaping</w:t>
-      </w:r>
-      <w:r>
-        <w:t xml:space="preserve"> </w:t>
-      </w:r>
-      <w:r>
-        <w:t xml:space="preserve">plus adaptive deblocking) to turn the atlas penalty into a gain. Ship about four chunks</w:t>
-      </w:r>
-      <w:r>
-        <w:t xml:space="preserve"> </w:t>
-      </w:r>
-      <w:r>
-        <w:t xml:space="preserve">for bounded cache invalidation and decoded-memory limits, deduplicate repeats explicitly, and</w:t>
-      </w:r>
-      <w:r>
-        <w:t xml:space="preserve"> </w:t>
-      </w:r>
-      <w:r>
-        <w:t xml:space="preserve">serve updates as dictionary deltas. On the wire, bundling loads 500 small tiles</w:t>
-      </w:r>
-      <w:r>
-        <w:t xml:space="preserve"> </w:t>
-      </w:r>
-      <w:r>
-        <w:t xml:space="preserve">4.5–8.6x faster to full visibility on HTTP/1.1 and HTTP/3 for flat art</w:t>
-      </w:r>
-      <w:r>
-        <w:t xml:space="preserve"> </w:t>
-      </w:r>
-      <w:r>
-        <w:t xml:space="preserve">(1.5–2.8x for photographic thumbnails) and is chiefly a byte optimization on</w:t>
-      </w:r>
-      <w:r>
-        <w:t xml:space="preserve"> </w:t>
-      </w:r>
-      <w:r>
-        <w:t xml:space="preserve">HTTP/2. The unifying</w:t>
+        <w:t xml:space="preserve">requests at near-zero byte cost (a small offset header), or, for photographic WebP, tune</w:t>
+      </w:r>
+      <w:r>
+        <w:t xml:space="preserve"> </w:t>
+      </w:r>
+      <w:r>
+        <w:t xml:space="preserve">the encoder (noise shaping plus adaptive deblocking) to turn the atlas penalty into a</w:t>
+      </w:r>
+      <w:r>
+        <w:t xml:space="preserve"> </w:t>
+      </w:r>
+      <w:r>
+        <w:t xml:space="preserve">gain. Ship about four chunks for bounded cache invalidation and decoded-memory limits,</w:t>
+      </w:r>
+      <w:r>
+        <w:t xml:space="preserve"> </w:t>
+      </w:r>
+      <w:r>
+        <w:t xml:space="preserve">deduplicate repeats explicitly, and delta-encode updates against the cached bundle</w:t>
+      </w:r>
+      <w:r>
+        <w:t xml:space="preserve"> </w:t>
+      </w:r>
+      <w:r>
+        <w:t xml:space="preserve">(Compression Dictionary Transport). On the wire, bundling loads 500 small flat-art tiles</w:t>
+      </w:r>
+      <w:r>
+        <w:t xml:space="preserve"> </w:t>
+      </w:r>
+      <w:r>
+        <w:t xml:space="preserve">4.5–8.6x faster to full visibility on HTTP/1.1 (1.5–2.8x for photographic</w:t>
+      </w:r>
+      <w:r>
+        <w:t xml:space="preserve"> </w:t>
+      </w:r>
+      <w:r>
+        <w:t xml:space="preserve">thumbnails) and is chiefly a byte optimization on HTTP/2; the comparable HTTP/3 gain</w:t>
+      </w:r>
+      <w:r>
+        <w:t xml:space="preserve"> </w:t>
+      </w:r>
+      <w:r>
+        <w:t xml:space="preserve">reflects a client-side request-concurrency limit specific to the tested stack</w:t>
+      </w:r>
+      <w:r>
+        <w:t xml:space="preserve"> </w:t>
+      </w:r>
+      <w:r>
+        <w:t xml:space="preserve">(Section 5.5), not a protocol-general result. The unifying</w:t>
       </w:r>
       <w:r>
         <w:t xml:space="preserve"> </w:t>
@@ -11472,13 +11532,13 @@
         <w:pStyle w:val="BodyText"/>
       </w:pPr>
       <w:r>
-        <w:t xml:space="preserve">[24] P. Meenan, Y. Weiss. Compression Dictionary Transport. IETF draft / Chrome</w:t>
-      </w:r>
-      <w:r>
-        <w:t xml:space="preserve"> </w:t>
-      </w:r>
-      <w:r>
-        <w:t xml:space="preserve">Platform Status, 2024. https://datatracker.ietf.org/doc/draft-ietf-httpbis-compression-dictionary/</w:t>
+        <w:t xml:space="preserve">[24] P. Meenan, Y. Weiss. Compression Dictionary Transport. RFC 9842, IETF, 2025.</w:t>
+      </w:r>
+      <w:r>
+        <w:t xml:space="preserve"> </w:t>
+      </w:r>
+      <w:r>
+        <w:t xml:space="preserve">doi:10.17487/RFC9842</w:t>
       </w:r>
     </w:p>
     <w:p>

--- a/docs/paper.docx
+++ b/docs/paper.docx
@@ -10,7 +10,7 @@
         <w:t xml:space="preserve">Image Bundling Revisited</w:t>
       </w:r>
     </w:p>
-    <w:bookmarkStart w:id="67" w:name="X9cf113a1a2a0b59ef6672b168235b98a19f7f3e"/>
+    <w:bookmarkStart w:id="68" w:name="X9cf113a1a2a0b59ef6672b168235b98a19f7f3e"/>
     <w:p>
       <w:pPr>
         <w:pStyle w:val="Heading1"/>
@@ -169,7 +169,25 @@
         <w:t xml:space="preserve"> </w:t>
       </w:r>
       <w:r>
-        <w:t xml:space="preserve">clearly negative. Lossless formats lose under a naive grid but win 40–97% under</w:t>
+        <w:t xml:space="preserve">clearly negative. The sign is codec-specific: AVIF, like JPEG, stays positive at every</w:t>
+      </w:r>
+      <w:r>
+        <w:t xml:space="preserve"> </w:t>
+      </w:r>
+      <w:r>
+        <w:t xml:space="preserve">size, so WebP's shared quantizer, not atlasing itself, drives the reversal, and the</w:t>
+      </w:r>
+      <w:r>
+        <w:t xml:space="preserve"> </w:t>
+      </w:r>
+      <w:r>
+        <w:t xml:space="preserve">pattern holds across four independent photo populations. Lossless formats lose under a</w:t>
+      </w:r>
+      <w:r>
+        <w:t xml:space="preserve"> </w:t>
+      </w:r>
+      <w:r>
+        <w:t xml:space="preserve">naive grid but win 40–97% under</w:t>
       </w:r>
       <w:r>
         <w:t xml:space="preserve"> </w:t>
@@ -272,25 +290,37 @@
         <w:pStyle w:val="BodyText"/>
       </w:pPr>
       <w:r>
-        <w:t xml:space="preserve">The study is deliberately scoped to the popular, universally-supported compressed</w:t>
-      </w:r>
-      <w:r>
-        <w:t xml:space="preserve"> </w:t>
-      </w:r>
-      <w:r>
-        <w:t xml:space="preserve">formats: JPEG, PNG, and WebP together carry over 70% of images served on the web (HTTP</w:t>
-      </w:r>
-      <w:r>
-        <w:t xml:space="preserve"> </w:t>
-      </w:r>
-      <w:r>
-        <w:t xml:space="preserve">Archive 2024: JPEG 32.4%, PNG 28.4%, WebP 12.0%), decode in every browser, and are</w:t>
-      </w:r>
-      <w:r>
-        <w:t xml:space="preserve"> </w:t>
-      </w:r>
-      <w:r>
-        <w:t xml:space="preserve">where the practical savings live. The three formats price the per-file costs very</w:t>
+        <w:t xml:space="preserve">The study centers on the popular, universally-supported compressed formats: JPEG, PNG,</w:t>
+      </w:r>
+      <w:r>
+        <w:t xml:space="preserve"> </w:t>
+      </w:r>
+      <w:r>
+        <w:t xml:space="preserve">and WebP together carry over 70% of images served on the web (HTTP Archive 2024: JPEG</w:t>
+      </w:r>
+      <w:r>
+        <w:t xml:space="preserve"> </w:t>
+      </w:r>
+      <w:r>
+        <w:t xml:space="preserve">32.4%, PNG 28.4%, WebP 12.0%), decode in every browser, and are where the practical</w:t>
+      </w:r>
+      <w:r>
+        <w:t xml:space="preserve"> </w:t>
+      </w:r>
+      <w:r>
+        <w:t xml:space="preserve">savings live; AVIF, the leading next-generation codec, is added to the photographic</w:t>
+      </w:r>
+      <w:r>
+        <w:t xml:space="preserve"> </w:t>
+      </w:r>
+      <w:r>
+        <w:t xml:space="preserve">crossover (Section 5.1) so the codec-dependence of the result is visible against a</w:t>
+      </w:r>
+      <w:r>
+        <w:t xml:space="preserve"> </w:t>
+      </w:r>
+      <w:r>
+        <w:t xml:space="preserve">modern container. The three formats price the per-file costs very</w:t>
       </w:r>
       <w:r>
         <w:t xml:space="preserve"> </w:t>
@@ -1518,6 +1548,26 @@
       </w:r>
       <w:r>
         <w:t xml:space="preserve">cost neither bytes nor memory.</w:t>
+      </w:r>
+    </w:p>
+    <w:p>
+      <w:pPr>
+        <w:pStyle w:val="BodyText"/>
+      </w:pPr>
+      <w:r>
+        <w:t xml:space="preserve">A live-renderer measurement (Section 5.6) confirms that at typical tile counts the</w:t>
+      </w:r>
+      <w:r>
+        <w:t xml:space="preserve"> </w:t>
+      </w:r>
+      <w:r>
+        <w:t xml:space="preserve">atlas is in fact the memory-favorable representation, so this analytical caution binds</w:t>
+      </w:r>
+      <w:r>
+        <w:t xml:space="preserve"> </w:t>
+      </w:r>
+      <w:r>
+        <w:t xml:space="preserve">only for very large atlases.</w:t>
       </w:r>
     </w:p>
     <w:bookmarkEnd w:id="28"/>
@@ -1891,7 +1941,7 @@
     </w:p>
     <w:bookmarkEnd w:id="34"/>
     <w:bookmarkEnd w:id="35"/>
-    <w:bookmarkStart w:id="53" w:name="results"/>
+    <w:bookmarkStart w:id="54" w:name="results"/>
     <w:p>
       <w:pPr>
         <w:pStyle w:val="Heading2"/>
@@ -3461,7 +3511,7 @@
               <a:graphicData uri="http://schemas.openxmlformats.org/drawingml/2006/picture">
                 <pic:pic>
                   <pic:nvPicPr>
-                    <pic:cNvPr descr="file:///E:/tmp/tmpug52j6js/svg0.png" id="41" name="Picture"/>
+                    <pic:cNvPr descr="file:///E:/tmp/tmps68chqtx/svg0.png" id="41" name="Picture"/>
                     <pic:cNvPicPr>
                       <a:picLocks noChangeArrowheads="1" noChangeAspect="1"/>
                     </pic:cNvPicPr>
@@ -4536,6 +4586,382 @@
         </w:tc>
       </w:tr>
     </w:tbl>
+    <w:p>
+      <w:pPr>
+        <w:pStyle w:val="BodyText"/>
+      </w:pPr>
+      <w:r>
+        <w:t xml:space="preserve">The crossover is also a general regime across image populations and codecs, not a</w:t>
+      </w:r>
+      <w:r>
+        <w:t xml:space="preserve"> </w:t>
+      </w:r>
+      <w:r>
+        <w:t xml:space="preserve">property of one corpus. We repeated the matched-quality photo crossover on four</w:t>
+      </w:r>
+      <w:r>
+        <w:t xml:space="preserve"> </w:t>
+      </w:r>
+      <w:r>
+        <w:t xml:space="preserve">independent natural-photo populations (Lorem Picsum and three loremflickr categories:</w:t>
+      </w:r>
+      <w:r>
+        <w:t xml:space="preserve"> </w:t>
+      </w:r>
+      <w:r>
+        <w:t xml:space="preserve">generic, nature, food) and added AVIF alongside JPEG and WebP (Table 4). The sign and</w:t>
+      </w:r>
+      <w:r>
+        <w:t xml:space="preserve"> </w:t>
+      </w:r>
+      <w:r>
+        <w:t xml:space="preserve">magnitude are consistent across populations: at 56 px JPEG saves 25–27% on</w:t>
+      </w:r>
+      <w:r>
+        <w:t xml:space="preserve"> </w:t>
+      </w:r>
+      <w:r>
+        <w:t xml:space="preserve">every corpus, at 224 px WebP is −5 to −8% on every corpus, and a model</w:t>
+      </w:r>
+      <w:r>
+        <w:t xml:space="preserve"> </w:t>
+      </w:r>
+      <w:r>
+        <w:t xml:space="preserve">trained on any three corpora predicts the held-out fourth to about 4.6 percentage points</w:t>
+      </w:r>
+      <w:r>
+        <w:t xml:space="preserve"> </w:t>
+      </w:r>
+      <w:r>
+        <w:t xml:space="preserve">of error, so a tile-size-and-codec rule, not corpus identity, sets the result. AVIF tracks</w:t>
+      </w:r>
+      <w:r>
+        <w:t xml:space="preserve"> </w:t>
+      </w:r>
+      <w:r>
+        <w:t xml:space="preserve">JPEG rather than WebP, staying positive at every size (+33% at 56 px, +12% at</w:t>
+      </w:r>
+      <w:r>
+        <w:t xml:space="preserve"> </w:t>
+      </w:r>
+      <w:r>
+        <w:t xml:space="preserve">112 px, +5% at 224 px) and gaining the most at small sizes because its container</w:t>
+      </w:r>
+      <w:r>
+        <w:t xml:space="preserve"> </w:t>
+      </w:r>
+      <w:r>
+        <w:t xml:space="preserve">floor (303 bytes) is the largest fixed cost to amortize. WebP is thus the one codec</w:t>
+      </w:r>
+      <w:r>
+        <w:t xml:space="preserve"> </w:t>
+      </w:r>
+      <w:r>
+        <w:t xml:space="preserve">whose atlas penalty turns negative on large photographs, which sharpens rather than</w:t>
+      </w:r>
+      <w:r>
+        <w:t xml:space="preserve"> </w:t>
+      </w:r>
+      <w:r>
+        <w:t xml:space="preserve">softens the coupling account: the sign of the byte effect is codec-specific, and it is</w:t>
+      </w:r>
+      <w:r>
+        <w:t xml:space="preserve"> </w:t>
+      </w:r>
+      <w:r>
+        <w:t xml:space="preserve">VP8's shared four-segment quantizer, not atlasing in general, that reverses it.</w:t>
+      </w:r>
+    </w:p>
+    <w:p>
+      <w:pPr>
+        <w:pStyle w:val="TableCaption"/>
+      </w:pPr>
+      <w:r>
+        <w:rPr>
+          <w:b/>
+          <w:bCs/>
+        </w:rPr>
+        <w:t xml:space="preserve">Table 4.</w:t>
+      </w:r>
+      <w:r>
+        <w:t xml:space="preserve"> </w:t>
+      </w:r>
+      <w:r>
+        <w:t xml:space="preserve">Cross-corpus, cross-codec crossover: bytes saved by atlasing (%) at matched SSIM 0.97, median over four independent natural-photo populations (Lorem Picsum and three loremflickr categories: generic, nature, food; 60 tiles each), with the per-corpus range in brackets. The sign and size of the effect are consistent across populations: JPEG and AVIF stay positive at every tile size while WebP crosses zero near 112 px and is negative by 224 px. AVIF, with the largest container floor, gains the most at small sizes. A model trained on any three corpora predicts the held-out fourth's saving to 4.6 percentage points mean absolute error (leave-one-corpus-out over 36 cells), so the crossover is a codec-and-size regime, not a corpus-specific effect. Negative values (red) mean the atlas is larger.</w:t>
+      </w:r>
+    </w:p>
+    <w:tbl>
+      <w:tblPr>
+        <w:tblStyle w:val="Table"/>
+        <w:tblW w:type="pct" w:w="5000"/>
+        <w:tblLayout w:type="fixed"/>
+        <w:tblLook w:firstRow="1" w:lastRow="0" w:firstColumn="0" w:lastColumn="0" w:noHBand="0" w:noVBand="0" w:val="0020"/>
+        <w:tblCaption w:val="Table 4. Cross-corpus, cross-codec crossover: bytes saved by atlasing (%) at matched SSIM 0.97, median over four independent natural-photo populations (Lorem Picsum and three loremflickr categories: generic, nature, food; 60 tiles each), with the per-corpus range in brackets. The sign and size of the effect are consistent across populations: JPEG and AVIF stay positive at every tile size while WebP crosses zero near 112 px and is negative by 224 px. AVIF, with the largest container floor, gains the most at small sizes. A model trained on any three corpora predicts the held-out fourth's saving to 4.6 percentage points mean absolute error (leave-one-corpus-out over 36 cells), so the crossover is a codec-and-size regime, not a corpus-specific effect. Negative values (red) mean the atlas is larger."/>
+      </w:tblPr>
+      <w:tblGrid>
+        <w:gridCol w:w="1980"/>
+        <w:gridCol w:w="1980"/>
+        <w:gridCol w:w="1980"/>
+        <w:gridCol w:w="1980"/>
+      </w:tblGrid>
+      <w:tr>
+        <w:trPr>
+          <w:tblHeader w:val="on"/>
+        </w:trPr>
+        <w:tc>
+          <w:tcPr/>
+          <w:p>
+            <w:pPr>
+              <w:pStyle w:val="Compact"/>
+              <w:jc w:val="left"/>
+            </w:pPr>
+            <w:r>
+              <w:t xml:space="preserve">class</w:t>
+            </w:r>
+          </w:p>
+        </w:tc>
+        <w:tc>
+          <w:tcPr/>
+          <w:p>
+            <w:pPr>
+              <w:pStyle w:val="Compact"/>
+              <w:jc w:val="left"/>
+            </w:pPr>
+            <w:r>
+              <w:t xml:space="preserve">JPEG</w:t>
+            </w:r>
+          </w:p>
+        </w:tc>
+        <w:tc>
+          <w:tcPr/>
+          <w:p>
+            <w:pPr>
+              <w:pStyle w:val="Compact"/>
+              <w:jc w:val="left"/>
+            </w:pPr>
+            <w:r>
+              <w:t xml:space="preserve">WebP</w:t>
+            </w:r>
+          </w:p>
+        </w:tc>
+        <w:tc>
+          <w:tcPr/>
+          <w:p>
+            <w:pPr>
+              <w:pStyle w:val="Compact"/>
+              <w:jc w:val="left"/>
+            </w:pPr>
+            <w:r>
+              <w:t xml:space="preserve">AVIF</w:t>
+            </w:r>
+          </w:p>
+        </w:tc>
+      </w:tr>
+      <w:tr>
+        <w:tc>
+          <w:tcPr/>
+          <w:p>
+            <w:pPr>
+              <w:pStyle w:val="Compact"/>
+              <w:jc w:val="left"/>
+            </w:pPr>
+            <w:r>
+              <w:t xml:space="preserve">photos 56px</w:t>
+            </w:r>
+          </w:p>
+        </w:tc>
+        <w:tc>
+          <w:tcPr/>
+          <w:p>
+            <w:pPr>
+              <w:pStyle w:val="Compact"/>
+              <w:jc w:val="left"/>
+            </w:pPr>
+            <w:r>
+              <w:t xml:space="preserve">+26.3</w:t>
+            </w:r>
+            <w:r>
+              <w:br/>
+            </w:r>
+            <w:r>
+              <w:t xml:space="preserve">[+25,+27]</w:t>
+            </w:r>
+          </w:p>
+        </w:tc>
+        <w:tc>
+          <w:tcPr/>
+          <w:p>
+            <w:pPr>
+              <w:pStyle w:val="Compact"/>
+              <w:jc w:val="left"/>
+            </w:pPr>
+            <w:r>
+              <w:t xml:space="preserve">+19.2</w:t>
+            </w:r>
+            <w:r>
+              <w:br/>
+            </w:r>
+            <w:r>
+              <w:t xml:space="preserve">[+12,+21]</w:t>
+            </w:r>
+          </w:p>
+        </w:tc>
+        <w:tc>
+          <w:tcPr/>
+          <w:p>
+            <w:pPr>
+              <w:pStyle w:val="Compact"/>
+              <w:jc w:val="left"/>
+            </w:pPr>
+            <w:r>
+              <w:t xml:space="preserve">+32.6</w:t>
+            </w:r>
+            <w:r>
+              <w:br/>
+            </w:r>
+            <w:r>
+              <w:t xml:space="preserve">[+31,+35]</w:t>
+            </w:r>
+          </w:p>
+        </w:tc>
+      </w:tr>
+      <w:tr>
+        <w:tc>
+          <w:tcPr/>
+          <w:p>
+            <w:pPr>
+              <w:pStyle w:val="Compact"/>
+              <w:jc w:val="left"/>
+            </w:pPr>
+            <w:r>
+              <w:t xml:space="preserve">photos 112px</w:t>
+            </w:r>
+          </w:p>
+        </w:tc>
+        <w:tc>
+          <w:tcPr/>
+          <w:p>
+            <w:pPr>
+              <w:pStyle w:val="Compact"/>
+              <w:jc w:val="left"/>
+            </w:pPr>
+            <w:r>
+              <w:t xml:space="preserve">+8.4</w:t>
+            </w:r>
+            <w:r>
+              <w:br/>
+            </w:r>
+            <w:r>
+              <w:t xml:space="preserve">[+8,+9]</w:t>
+            </w:r>
+          </w:p>
+        </w:tc>
+        <w:tc>
+          <w:tcPr/>
+          <w:p>
+            <w:pPr>
+              <w:pStyle w:val="Compact"/>
+              <w:jc w:val="left"/>
+            </w:pPr>
+            <w:r>
+              <w:t xml:space="preserve">+1.6</w:t>
+            </w:r>
+            <w:r>
+              <w:br/>
+            </w:r>
+            <w:r>
+              <w:t xml:space="preserve">[+1,+4]</w:t>
+            </w:r>
+          </w:p>
+        </w:tc>
+        <w:tc>
+          <w:tcPr/>
+          <w:p>
+            <w:pPr>
+              <w:pStyle w:val="Compact"/>
+              <w:jc w:val="left"/>
+            </w:pPr>
+            <w:r>
+              <w:t xml:space="preserve">+12.4</w:t>
+            </w:r>
+            <w:r>
+              <w:br/>
+            </w:r>
+            <w:r>
+              <w:t xml:space="preserve">[+11,+13]</w:t>
+            </w:r>
+          </w:p>
+        </w:tc>
+      </w:tr>
+      <w:tr>
+        <w:tc>
+          <w:tcPr/>
+          <w:p>
+            <w:pPr>
+              <w:pStyle w:val="Compact"/>
+              <w:jc w:val="left"/>
+            </w:pPr>
+            <w:r>
+              <w:t xml:space="preserve">photos 224px</w:t>
+            </w:r>
+          </w:p>
+        </w:tc>
+        <w:tc>
+          <w:tcPr/>
+          <w:p>
+            <w:pPr>
+              <w:pStyle w:val="Compact"/>
+              <w:jc w:val="left"/>
+            </w:pPr>
+            <w:r>
+              <w:t xml:space="preserve">+2.3</w:t>
+            </w:r>
+            <w:r>
+              <w:br/>
+            </w:r>
+            <w:r>
+              <w:t xml:space="preserve">[+2,+3]</w:t>
+            </w:r>
+          </w:p>
+        </w:tc>
+        <w:tc>
+          <w:tcPr/>
+          <w:p>
+            <w:pPr>
+              <w:pStyle w:val="Compact"/>
+              <w:jc w:val="left"/>
+            </w:pPr>
+            <w:r>
+              <w:t xml:space="preserve">-7.0</w:t>
+            </w:r>
+            <w:r>
+              <w:br/>
+            </w:r>
+            <w:r>
+              <w:t xml:space="preserve">[-8,-5]</w:t>
+            </w:r>
+          </w:p>
+        </w:tc>
+        <w:tc>
+          <w:tcPr/>
+          <w:p>
+            <w:pPr>
+              <w:pStyle w:val="Compact"/>
+              <w:jc w:val="left"/>
+            </w:pPr>
+            <w:r>
+              <w:t xml:space="preserve">+5.1</w:t>
+            </w:r>
+            <w:r>
+              <w:br/>
+            </w:r>
+            <w:r>
+              <w:t xml:space="preserve">[+4,+5]</w:t>
+            </w:r>
+          </w:p>
+        </w:tc>
+      </w:tr>
+    </w:tbl>
     <w:bookmarkEnd w:id="42"/>
     <w:bookmarkStart w:id="43" w:name="ordering-duplicates-and-layout"/>
     <w:p>
@@ -4769,7 +5195,7 @@
         <w:t xml:space="preserve"> </w:t>
       </w:r>
       <w:r>
-        <w:t xml:space="preserve">synthetic flat icons with a small shared palette and alpha (Table 4), a</w:t>
+        <w:t xml:space="preserve">synthetic flat icons with a small shared palette and alpha (Table 5), a</w:t>
       </w:r>
       <w:r>
         <w:t xml:space="preserve"> </w:t>
@@ -4872,7 +5298,7 @@
           <w:b/>
           <w:bCs/>
         </w:rPr>
-        <w:t xml:space="preserve">Table 4.</w:t>
+        <w:t xml:space="preserve">Table 5.</w:t>
       </w:r>
       <w:r>
         <w:t xml:space="preserve"> </w:t>
@@ -4886,7 +5312,7 @@
         <w:tblStyle w:val="Table"/>
         <w:tblW w:type="auto" w:w="0"/>
         <w:tblLook w:firstRow="1" w:lastRow="0" w:firstColumn="0" w:lastColumn="0" w:noHBand="0" w:noVBand="0" w:val="0020"/>
-        <w:tblCaption w:val="Table 4. Bundle bytes for 200 synthetic flat icons (fixed 12-color palette, alpha), lossless unless noted, on a clean corpus and one with 20% exact + 20% near-duplicate tiles. Lossless bundles are byte-exact (palette conversion verified identical after decode); the JPEG row is the matched-SSIM-0.97 grid atlas. The 90–97% shared-palette saving cited in the text is measured against individual paletted PNGs (per tile), whose byte totals are in the released data. Smaller is better."/>
+        <w:tblCaption w:val="Table 5. Bundle bytes for 200 synthetic flat icons (fixed 12-color palette, alpha), lossless unless noted, on a clean corpus and one with 20% exact + 20% near-duplicate tiles. Lossless bundles are byte-exact (palette conversion verified identical after decode); the JPEG row is the matched-SSIM-0.97 grid atlas. The 90–97% shared-palette saving cited in the text is measured against individual paletted PNGs (per tile), whose byte totals are in the released data. Smaller is better."/>
       </w:tblPr>
       <w:tblGrid>
         <w:gridCol w:w="1584"/>
@@ -5585,7 +6011,7 @@
           <w:b/>
           <w:bCs/>
         </w:rPr>
-        <w:t xml:space="preserve">Table 5.</w:t>
+        <w:t xml:space="preserve">Table 6.</w:t>
       </w:r>
       <w:r>
         <w:t xml:space="preserve"> </w:t>
@@ -5599,7 +6025,7 @@
         <w:tblStyle w:val="Table"/>
         <w:tblW w:type="auto" w:w="0"/>
         <w:tblLook w:firstRow="1" w:lastRow="0" w:firstColumn="0" w:lastColumn="0" w:noHBand="0" w:noVBand="0" w:val="0020"/>
-        <w:tblCaption w:val="Table 5. Median time to all 500 tiles visible (ms) per serving condition, protocol, and network profile (n = 11 cold browser loads per cell; 12 run in randomized order, first dropped; WebP payloads). The atl-x column gives the single-atlas speedup over individual files with a 95% bootstrap confidence interval; bun-x is the byte-bundle speedup. Per-cell quartiles are in the released data."/>
+        <w:tblCaption w:val="Table 6. Median time to all 500 tiles visible (ms) per serving condition, protocol, and network profile (n = 11 cold browser loads per cell; 12 run in randomized order, first dropped; WebP payloads). The atl-x column gives the single-atlas speedup over individual files with a 95% bootstrap confidence interval; bun-x is the byte-bundle speedup. Per-cell quartiles are in the released data."/>
       </w:tblPr>
       <w:tblGrid>
         <w:gridCol w:w="880"/>
@@ -8634,7 +9060,7 @@
                     <a:graphicData uri="http://schemas.openxmlformats.org/drawingml/2006/picture">
                       <pic:pic>
                         <pic:nvPicPr>
-                          <pic:cNvPr descr="file:///E:/tmp/tmpug52j6js/svg1.png" id="48" name="Picture"/>
+                          <pic:cNvPr descr="file:///E:/tmp/tmps68chqtx/svg1.png" id="48" name="Picture"/>
                           <pic:cNvPicPr>
                             <a:picLocks noChangeArrowheads="1" noChangeAspect="1"/>
                           </pic:cNvPicPr>
@@ -8676,7 +9102,7 @@
                     <a:graphicData uri="http://schemas.openxmlformats.org/drawingml/2006/picture">
                       <pic:pic>
                         <pic:nvPicPr>
-                          <pic:cNvPr descr="file:///E:/tmp/tmpug52j6js/svg2.png" id="51" name="Picture"/>
+                          <pic:cNvPr descr="file:///E:/tmp/tmps68chqtx/svg2.png" id="51" name="Picture"/>
                           <pic:cNvPicPr>
                             <a:picLocks noChangeArrowheads="1" noChangeAspect="1"/>
                           </pic:cNvPicPr>
@@ -8735,7 +9161,7 @@
         <w:pStyle w:val="BodyText"/>
       </w:pPr>
       <w:r>
-        <w:t xml:space="preserve">Three protocol-level facts organize Table 5 and Figure 3. First, on</w:t>
+        <w:t xml:space="preserve">Three protocol-level facts organize Table 6 and Figure 3. First, on</w:t>
       </w:r>
       <w:r>
         <w:t xml:space="preserve"> </w:t>
@@ -8759,7 +9185,7 @@
         <w:t xml:space="preserve"> </w:t>
       </w:r>
       <w:r>
-        <w:t xml:space="preserve">are discussed below). Across cells, added network impairment never speeds a condition up, and the reported speedups carry tight bootstrap intervals (Table 5). Second, HTTP/2 is the strongest protocol for many small files: its</w:t>
+        <w:t xml:space="preserve">are discussed below). Across cells, added network impairment never speeds a condition up, and the reported speedups carry tight bootstrap intervals (Table 6). Second, HTTP/2 is the strongest protocol for many small files: its</w:t>
       </w:r>
       <w:r>
         <w:t xml:space="preserve"> </w:t>
@@ -8946,8 +9372,492 @@
       </w:r>
     </w:p>
     <w:bookmarkEnd w:id="52"/>
+    <w:bookmarkStart w:id="53" w:name="X6fbcdda3f7a958bac6351d26c2785fe4aca8b32"/>
+    <w:p>
+      <w:pPr>
+        <w:pStyle w:val="Heading3"/>
+      </w:pPr>
+      <w:r>
+        <w:t xml:space="preserve">5.6  Local rendering cost: decode time and memory</w:t>
+      </w:r>
+    </w:p>
+    <w:p>
+      <w:pPr>
+        <w:pStyle w:val="FirstParagraph"/>
+      </w:pPr>
+      <w:r>
+        <w:t xml:space="preserve">Transport is only half the client cost; decode and memory are the other half, and they</w:t>
+      </w:r>
+      <w:r>
+        <w:t xml:space="preserve"> </w:t>
+      </w:r>
+      <w:r>
+        <w:t xml:space="preserve">are measured locally with no network shaping so they isolate rendering (Table 7). We</w:t>
+      </w:r>
+      <w:r>
+        <w:t xml:space="preserve"> </w:t>
+      </w:r>
+      <w:r>
+        <w:t xml:space="preserve">render N 96-pixel photographic tiles in one Chromium instance three ways and record time</w:t>
+      </w:r>
+      <w:r>
+        <w:t xml:space="preserve"> </w:t>
+      </w:r>
+      <w:r>
+        <w:t xml:space="preserve">to all tiles visible and the renderer process-tree memory over a blank-page baseline,</w:t>
+      </w:r>
+      <w:r>
+        <w:t xml:space="preserve"> </w:t>
+      </w:r>
+      <w:r>
+        <w:t xml:space="preserve">which captures the C++-side decoded-image cache that JavaScript-heap APIs do not expose. At</w:t>
+      </w:r>
+      <w:r>
+        <w:t xml:space="preserve"> </w:t>
+      </w:r>
+      <w:r>
+        <w:t xml:space="preserve">N = 500 the pixel atlas is fastest to full visibility (33 ms, since one</w:t>
+      </w:r>
+      <w:r>
+        <w:t xml:space="preserve"> </w:t>
+      </w:r>
+      <w:r>
+        <w:t xml:space="preserve">decode paints every tile) and uses the least memory (106 MB over baseline), while 500</w:t>
+      </w:r>
+      <w:r>
+        <w:t xml:space="preserve"> </w:t>
+      </w:r>
+      <w:r>
+        <w:t xml:space="preserve">individual files take 767 ms and 129 MB and the byte-bundle 313 ms and</w:t>
+      </w:r>
+      <w:r>
+        <w:t xml:space="preserve"> </w:t>
+      </w:r>
+      <w:r>
+        <w:t xml:space="preserve">143 MB, the latter because it fetches its whole object before the first tile and then</w:t>
+      </w:r>
+      <w:r>
+        <w:t xml:space="preserve"> </w:t>
+      </w:r>
+      <w:r>
+        <w:t xml:space="preserve">retains N blob-backed decodes. Two milestones make the progressive difference concrete: the</w:t>
+      </w:r>
+      <w:r>
+        <w:t xml:space="preserve"> </w:t>
+      </w:r>
+      <w:r>
+        <w:t xml:space="preserve">atlas reaches first-viewport-visible in 15 ms at every N, whereas individual files</w:t>
+      </w:r>
+      <w:r>
+        <w:t xml:space="preserve"> </w:t>
+      </w:r>
+      <w:r>
+        <w:t xml:space="preserve">reach it in 148–429 ms as tiles stream in. For typical thumbnail collections the</w:t>
+      </w:r>
+      <w:r>
+        <w:t xml:space="preserve"> </w:t>
+      </w:r>
+      <w:r>
+        <w:t xml:space="preserve">atlas is therefore memory-favorable rather than a liability, and the</w:t>
+      </w:r>
+      <w:r>
+        <w:t xml:space="preserve"> </w:t>
+      </w:r>
+      <w:r>
+        <w:t xml:space="preserve">width×height×4 caution binds only for very large atlases, which chunking keeps</w:t>
+      </w:r>
+      <w:r>
+        <w:t xml:space="preserve"> </w:t>
+      </w:r>
+      <w:r>
+        <w:t xml:space="preserve">below.</w:t>
+      </w:r>
+    </w:p>
+    <w:p>
+      <w:pPr>
+        <w:pStyle w:val="TableCaption"/>
+      </w:pPr>
+      <w:r>
+        <w:rPr>
+          <w:b/>
+          <w:bCs/>
+        </w:rPr>
+        <w:t xml:space="preserve">Table 7.</w:t>
+      </w:r>
+      <w:r>
+        <w:t xml:space="preserve"> </w:t>
+      </w:r>
+      <w:r>
+        <w:t xml:space="preserve">Measured browser cost of rendering N 96px photographic tiles three ways, in one Chromium instance with no network shaping: time to all tiles visible (ms) and renderer process-tree memory over a blank-page baseline (MB, capturing the decoded-image cache that JavaScript heap APIs miss). The pixel atlas is fastest to full visibility at every N (one decode paints all tiles) and uses the least memory (one decoded surface rather than N); the byte-bundle must fetch its whole object before the first tile and retains N blob-backed decodes, so it costs the most memory. This refines the analytical width×height×4 bound: for typical thumbnail collections the atlas is memory-favorable, and the decoded-memory caution applies to very large atlases, not to bundling per se.</w:t>
+      </w:r>
+    </w:p>
+    <w:tbl>
+      <w:tblPr>
+        <w:tblStyle w:val="Table"/>
+        <w:tblW w:type="auto" w:w="0"/>
+        <w:tblLook w:firstRow="1" w:lastRow="0" w:firstColumn="0" w:lastColumn="0" w:noHBand="0" w:noVBand="0" w:val="0020"/>
+        <w:tblCaption w:val="Table 7. Measured browser cost of rendering N 96px photographic tiles three ways, in one Chromium instance with no network shaping: time to all tiles visible (ms) and renderer process-tree memory over a blank-page baseline (MB, capturing the decoded-image cache that JavaScript heap APIs miss). The pixel atlas is fastest to full visibility at every N (one decode paints all tiles) and uses the least memory (one decoded surface rather than N); the byte-bundle must fetch its whole object before the first tile and retains N blob-backed decodes, so it costs the most memory. This refines the analytical width×height×4 bound: for typical thumbnail collections the atlas is memory-favorable, and the decoded-memory caution applies to very large atlases, not to bundling per se."/>
+      </w:tblPr>
+      <w:tblGrid>
+        <w:gridCol w:w="1131"/>
+        <w:gridCol w:w="1131"/>
+        <w:gridCol w:w="1131"/>
+        <w:gridCol w:w="1131"/>
+        <w:gridCol w:w="1131"/>
+        <w:gridCol w:w="1131"/>
+        <w:gridCol w:w="1131"/>
+      </w:tblGrid>
+      <w:tr>
+        <w:trPr>
+          <w:tblHeader w:val="on"/>
+        </w:trPr>
+        <w:tc>
+          <w:tcPr/>
+          <w:p>
+            <w:pPr>
+              <w:pStyle w:val="Compact"/>
+              <w:jc w:val="left"/>
+            </w:pPr>
+            <w:r>
+              <w:t xml:space="preserve">N</w:t>
+            </w:r>
+          </w:p>
+        </w:tc>
+        <w:tc>
+          <w:tcPr/>
+          <w:p>
+            <w:pPr>
+              <w:pStyle w:val="Compact"/>
+              <w:jc w:val="left"/>
+            </w:pPr>
+            <w:r>
+              <w:t xml:space="preserve">ind ms</w:t>
+            </w:r>
+          </w:p>
+        </w:tc>
+        <w:tc>
+          <w:tcPr/>
+          <w:p>
+            <w:pPr>
+              <w:pStyle w:val="Compact"/>
+              <w:jc w:val="left"/>
+            </w:pPr>
+            <w:r>
+              <w:t xml:space="preserve">ind MB</w:t>
+            </w:r>
+          </w:p>
+        </w:tc>
+        <w:tc>
+          <w:tcPr/>
+          <w:p>
+            <w:pPr>
+              <w:pStyle w:val="Compact"/>
+              <w:jc w:val="left"/>
+            </w:pPr>
+            <w:r>
+              <w:t xml:space="preserve">atlas ms</w:t>
+            </w:r>
+          </w:p>
+        </w:tc>
+        <w:tc>
+          <w:tcPr/>
+          <w:p>
+            <w:pPr>
+              <w:pStyle w:val="Compact"/>
+              <w:jc w:val="left"/>
+            </w:pPr>
+            <w:r>
+              <w:t xml:space="preserve">atlas MB</w:t>
+            </w:r>
+          </w:p>
+        </w:tc>
+        <w:tc>
+          <w:tcPr/>
+          <w:p>
+            <w:pPr>
+              <w:pStyle w:val="Compact"/>
+              <w:jc w:val="left"/>
+            </w:pPr>
+            <w:r>
+              <w:t xml:space="preserve">bundle ms</w:t>
+            </w:r>
+          </w:p>
+        </w:tc>
+        <w:tc>
+          <w:tcPr/>
+          <w:p>
+            <w:pPr>
+              <w:pStyle w:val="Compact"/>
+              <w:jc w:val="left"/>
+            </w:pPr>
+            <w:r>
+              <w:t xml:space="preserve">bundle MB</w:t>
+            </w:r>
+          </w:p>
+        </w:tc>
+      </w:tr>
+      <w:tr>
+        <w:tc>
+          <w:tcPr/>
+          <w:p>
+            <w:pPr>
+              <w:pStyle w:val="Compact"/>
+              <w:jc w:val="left"/>
+            </w:pPr>
+            <w:r>
+              <w:t xml:space="preserve">50</w:t>
+            </w:r>
+          </w:p>
+        </w:tc>
+        <w:tc>
+          <w:tcPr/>
+          <w:p>
+            <w:pPr>
+              <w:pStyle w:val="Compact"/>
+              <w:jc w:val="left"/>
+            </w:pPr>
+            <w:r>
+              <w:t xml:space="preserve">164</w:t>
+            </w:r>
+          </w:p>
+        </w:tc>
+        <w:tc>
+          <w:tcPr/>
+          <w:p>
+            <w:pPr>
+              <w:pStyle w:val="Compact"/>
+              <w:jc w:val="left"/>
+            </w:pPr>
+            <w:r>
+              <w:t xml:space="preserve">89</w:t>
+            </w:r>
+          </w:p>
+        </w:tc>
+        <w:tc>
+          <w:tcPr/>
+          <w:p>
+            <w:pPr>
+              <w:pStyle w:val="Compact"/>
+              <w:jc w:val="left"/>
+            </w:pPr>
+            <w:r>
+              <w:t xml:space="preserve">36</w:t>
+            </w:r>
+          </w:p>
+        </w:tc>
+        <w:tc>
+          <w:tcPr/>
+          <w:p>
+            <w:pPr>
+              <w:pStyle w:val="Compact"/>
+              <w:jc w:val="left"/>
+            </w:pPr>
+            <w:r>
+              <w:t xml:space="preserve">81</w:t>
+            </w:r>
+          </w:p>
+        </w:tc>
+        <w:tc>
+          <w:tcPr/>
+          <w:p>
+            <w:pPr>
+              <w:pStyle w:val="Compact"/>
+              <w:jc w:val="left"/>
+            </w:pPr>
+            <w:r>
+              <w:t xml:space="preserve">44</w:t>
+            </w:r>
+          </w:p>
+        </w:tc>
+        <w:tc>
+          <w:tcPr/>
+          <w:p>
+            <w:pPr>
+              <w:pStyle w:val="Compact"/>
+              <w:jc w:val="left"/>
+            </w:pPr>
+            <w:r>
+              <w:t xml:space="preserve">87</w:t>
+            </w:r>
+          </w:p>
+        </w:tc>
+      </w:tr>
+      <w:tr>
+        <w:tc>
+          <w:tcPr/>
+          <w:p>
+            <w:pPr>
+              <w:pStyle w:val="Compact"/>
+              <w:jc w:val="left"/>
+            </w:pPr>
+            <w:r>
+              <w:t xml:space="preserve">200</w:t>
+            </w:r>
+          </w:p>
+        </w:tc>
+        <w:tc>
+          <w:tcPr/>
+          <w:p>
+            <w:pPr>
+              <w:pStyle w:val="Compact"/>
+              <w:jc w:val="left"/>
+            </w:pPr>
+            <w:r>
+              <w:t xml:space="preserve">379</w:t>
+            </w:r>
+          </w:p>
+        </w:tc>
+        <w:tc>
+          <w:tcPr/>
+          <w:p>
+            <w:pPr>
+              <w:pStyle w:val="Compact"/>
+              <w:jc w:val="left"/>
+            </w:pPr>
+            <w:r>
+              <w:t xml:space="preserve">127</w:t>
+            </w:r>
+          </w:p>
+        </w:tc>
+        <w:tc>
+          <w:tcPr/>
+          <w:p>
+            <w:pPr>
+              <w:pStyle w:val="Compact"/>
+              <w:jc w:val="left"/>
+            </w:pPr>
+            <w:r>
+              <w:t xml:space="preserve">23</w:t>
+            </w:r>
+          </w:p>
+        </w:tc>
+        <w:tc>
+          <w:tcPr/>
+          <w:p>
+            <w:pPr>
+              <w:pStyle w:val="Compact"/>
+              <w:jc w:val="left"/>
+            </w:pPr>
+            <w:r>
+              <w:t xml:space="preserve">92</w:t>
+            </w:r>
+          </w:p>
+        </w:tc>
+        <w:tc>
+          <w:tcPr/>
+          <w:p>
+            <w:pPr>
+              <w:pStyle w:val="Compact"/>
+              <w:jc w:val="left"/>
+            </w:pPr>
+            <w:r>
+              <w:t xml:space="preserve">139</w:t>
+            </w:r>
+          </w:p>
+        </w:tc>
+        <w:tc>
+          <w:tcPr/>
+          <w:p>
+            <w:pPr>
+              <w:pStyle w:val="Compact"/>
+              <w:jc w:val="left"/>
+            </w:pPr>
+            <w:r>
+              <w:t xml:space="preserve">119</w:t>
+            </w:r>
+          </w:p>
+        </w:tc>
+      </w:tr>
+      <w:tr>
+        <w:tc>
+          <w:tcPr/>
+          <w:p>
+            <w:pPr>
+              <w:pStyle w:val="Compact"/>
+              <w:jc w:val="left"/>
+            </w:pPr>
+            <w:r>
+              <w:t xml:space="preserve">500</w:t>
+            </w:r>
+          </w:p>
+        </w:tc>
+        <w:tc>
+          <w:tcPr/>
+          <w:p>
+            <w:pPr>
+              <w:pStyle w:val="Compact"/>
+              <w:jc w:val="left"/>
+            </w:pPr>
+            <w:r>
+              <w:t xml:space="preserve">767</w:t>
+            </w:r>
+          </w:p>
+        </w:tc>
+        <w:tc>
+          <w:tcPr/>
+          <w:p>
+            <w:pPr>
+              <w:pStyle w:val="Compact"/>
+              <w:jc w:val="left"/>
+            </w:pPr>
+            <w:r>
+              <w:t xml:space="preserve">129</w:t>
+            </w:r>
+          </w:p>
+        </w:tc>
+        <w:tc>
+          <w:tcPr/>
+          <w:p>
+            <w:pPr>
+              <w:pStyle w:val="Compact"/>
+              <w:jc w:val="left"/>
+            </w:pPr>
+            <w:r>
+              <w:t xml:space="preserve">33</w:t>
+            </w:r>
+          </w:p>
+        </w:tc>
+        <w:tc>
+          <w:tcPr/>
+          <w:p>
+            <w:pPr>
+              <w:pStyle w:val="Compact"/>
+              <w:jc w:val="left"/>
+            </w:pPr>
+            <w:r>
+              <w:t xml:space="preserve">106</w:t>
+            </w:r>
+          </w:p>
+        </w:tc>
+        <w:tc>
+          <w:tcPr/>
+          <w:p>
+            <w:pPr>
+              <w:pStyle w:val="Compact"/>
+              <w:jc w:val="left"/>
+            </w:pPr>
+            <w:r>
+              <w:t xml:space="preserve">313</w:t>
+            </w:r>
+          </w:p>
+        </w:tc>
+        <w:tc>
+          <w:tcPr/>
+          <w:p>
+            <w:pPr>
+              <w:pStyle w:val="Compact"/>
+              <w:jc w:val="left"/>
+            </w:pPr>
+            <w:r>
+              <w:t xml:space="preserve">143</w:t>
+            </w:r>
+          </w:p>
+        </w:tc>
+      </w:tr>
+    </w:tbl>
     <w:bookmarkEnd w:id="53"/>
-    <w:bookmarkStart w:id="64" w:name="discussion"/>
+    <w:bookmarkEnd w:id="54"/>
+    <w:bookmarkStart w:id="65" w:name="discussion"/>
     <w:p>
       <w:pPr>
         <w:pStyle w:val="Heading2"/>
@@ -8956,7 +9866,7 @@
         <w:t xml:space="preserve">6  Discussion</w:t>
       </w:r>
     </w:p>
-    <w:bookmarkStart w:id="54" w:name="the-coupling-spectrum"/>
+    <w:bookmarkStart w:id="55" w:name="the-coupling-spectrum"/>
     <w:p>
       <w:pPr>
         <w:pStyle w:val="Heading3"/>
@@ -9569,8 +10479,8 @@
         <w:t xml:space="preserve">bytes.</w:t>
       </w:r>
     </w:p>
-    <w:bookmarkEnd w:id="54"/>
-    <w:bookmarkStart w:id="58" w:name="cache-invalidation-and-delta-updates"/>
+    <w:bookmarkEnd w:id="55"/>
+    <w:bookmarkStart w:id="59" w:name="cache-invalidation-and-delta-updates"/>
     <w:p>
       <w:pPr>
         <w:pStyle w:val="Heading3"/>
@@ -9836,18 +10746,18 @@
           <wp:inline>
             <wp:extent cx="5334000" cy="3048000"/>
             <wp:effectExtent b="0" l="0" r="0" t="0"/>
-            <wp:docPr descr="" title="" id="56" name="Picture"/>
+            <wp:docPr descr="" title="" id="57" name="Picture"/>
             <a:graphic>
               <a:graphicData uri="http://schemas.openxmlformats.org/drawingml/2006/picture">
                 <pic:pic>
                   <pic:nvPicPr>
-                    <pic:cNvPr descr="file:///E:/tmp/tmpug52j6js/svg3.png" id="57" name="Picture"/>
+                    <pic:cNvPr descr="file:///E:/tmp/tmps68chqtx/svg3.png" id="58" name="Picture"/>
                     <pic:cNvPicPr>
                       <a:picLocks noChangeArrowheads="1" noChangeAspect="1"/>
                     </pic:cNvPicPr>
                   </pic:nvPicPr>
                   <pic:blipFill>
-                    <a:blip r:embed="rId55"/>
+                    <a:blip r:embed="rId56"/>
                     <a:stretch>
                       <a:fillRect/>
                     </a:stretch>
@@ -9892,8 +10802,8 @@
         <w:t xml:space="preserve">Warm-cache re-download: bytes a returning client fetches after a deploy changes a fraction of a 200-tile WebP collection (log scale; full fresh download 1,474,036 B; mean of 20 random deploys per rate). A single atlas re-fetches almost everything on any change; 16 chunks scale with churn; dictionary-delta serving tracks the individual-file optimum and undercuts it at high churn.</w:t>
       </w:r>
     </w:p>
-    <w:bookmarkEnd w:id="58"/>
-    <w:bookmarkStart w:id="62" w:name="a-calibrated-construction-heuristic"/>
+    <w:bookmarkEnd w:id="59"/>
+    <w:bookmarkStart w:id="63" w:name="a-calibrated-construction-heuristic"/>
     <w:p>
       <w:pPr>
         <w:pStyle w:val="Heading3"/>
@@ -10006,18 +10916,18 @@
           <wp:inline>
             <wp:extent cx="5334000" cy="4644683"/>
             <wp:effectExtent b="0" l="0" r="0" t="0"/>
-            <wp:docPr descr="" title="" id="60" name="Picture"/>
+            <wp:docPr descr="" title="" id="61" name="Picture"/>
             <a:graphic>
               <a:graphicData uri="http://schemas.openxmlformats.org/drawingml/2006/picture">
                 <pic:pic>
                   <pic:nvPicPr>
-                    <pic:cNvPr descr="file:///E:/tmp/tmpug52j6js/svg4.png" id="61" name="Picture"/>
+                    <pic:cNvPr descr="file:///E:/tmp/tmps68chqtx/svg4.png" id="62" name="Picture"/>
                     <pic:cNvPicPr>
                       <a:picLocks noChangeArrowheads="1" noChangeAspect="1"/>
                     </pic:cNvPicPr>
                   </pic:nvPicPr>
                   <pic:blipFill>
-                    <a:blip r:embed="rId59"/>
+                    <a:blip r:embed="rId60"/>
                     <a:stretch>
                       <a:fillRect/>
                     </a:stretch>
@@ -10071,7 +10981,7 @@
         <w:t xml:space="preserve">atlas_optimizer</w:t>
       </w:r>
       <w:r>
-        <w:t xml:space="preserve">. Exact duplicates collapse to shared coordinates; tiles are grouped by update cadence, lossless requirement, and dimensions; each group is routed by a short decision cascade to individual files, a pixel atlas, or a byte-bundle, with a measured tiebreak for lossless groups (keep the smaller of a byte-bundle and a WebP-lossless strip). Groups are chunked for bounded cache invalidation and memory, and the tool emits the atlas and bundle files, a CSS coordinate map, a loader, and a savings report; piecewise updates can be served as dictionary deltas. This is the procedure evaluated against the oracle in Table 6.</w:t>
+        <w:t xml:space="preserve">. Exact duplicates collapse to shared coordinates; tiles are grouped by update cadence, lossless requirement, and dimensions; each group is routed by a short decision cascade to individual files, a pixel atlas, or a byte-bundle, with a measured tiebreak for lossless groups (keep the smaller of a byte-bundle and a WebP-lossless strip). Groups are chunked for bounded cache invalidation and memory, and the tool emits the atlas and bundle files, a CSS coordinate map, a loader, and a savings report; piecewise updates can be served as dictionary deltas. This is the procedure evaluated against the oracle in Table 8.</w:t>
       </w:r>
     </w:p>
     <w:p>
@@ -10103,7 +11013,7 @@
         <w:t xml:space="preserve"> </w:t>
       </w:r>
       <w:r>
-        <w:t xml:space="preserve">returns the byte-optimal one (Table 6). Each group carries one measured tiebreak:</w:t>
+        <w:t xml:space="preserve">returns the byte-optimal one (Table 8). Each group carries one measured tiebreak:</w:t>
       </w:r>
       <w:r>
         <w:t xml:space="preserve"> </w:t>
@@ -10153,7 +11063,7 @@
         <w:pStyle w:val="BodyText"/>
       </w:pPr>
       <w:r>
-        <w:t xml:space="preserve">The value is in choosing, not in any single layout. Table 6 also scores three</w:t>
+        <w:t xml:space="preserve">The value is in choosing, not in any single layout. Table 8 also scores three</w:t>
       </w:r>
       <w:r>
         <w:t xml:space="preserve"> </w:t>
@@ -10213,7 +11123,7 @@
           <w:b/>
           <w:bCs/>
         </w:rPr>
-        <w:t xml:space="preserve">Table 6.</w:t>
+        <w:t xml:space="preserve">Table 8.</w:t>
       </w:r>
       <w:r>
         <w:t xml:space="preserve"> </w:t>
@@ -10227,7 +11137,7 @@
         <w:tblStyle w:val="Table"/>
         <w:tblW w:type="auto" w:w="0"/>
         <w:tblLook w:firstRow="1" w:lastRow="0" w:firstColumn="0" w:lastColumn="0" w:noHBand="0" w:noVBand="0" w:val="0020"/>
-        <w:tblCaption w:val="Table 6. Out-of-sample evaluation of the construction heuristic on five independent corpora that played no role in its calibration (Noto emoji, OpenMoji, country flags, Flickr photos, Robohash avatars; 100 tiles each). An offline oracle enumerates every candidate configuration (individual, grid atlas, strip atlas, byte-bundle across the admissible codecs) at matched quality and reports the byte-optimal one; regret is a policy's bytes over the oracle's. The last three columns are simple fixed-layout rules a developer might hardcode, each still allowed the best admissible codec (individual files cost the same bytes as a byte-bundle). The calibrated heuristic matches the oracle on all five corpora; every fixed rule is beaten on at least one, because the winning layout is content-dependent. Smaller regret is better."/>
+        <w:tblCaption w:val="Table 8. Out-of-sample evaluation of the construction heuristic on five independent corpora that played no role in its calibration (Noto emoji, OpenMoji, country flags, Flickr photos, Robohash avatars; 100 tiles each). An offline oracle enumerates every candidate configuration (individual, grid atlas, strip atlas, byte-bundle across the admissible codecs) at matched quality and reports the byte-optimal one; regret is a policy's bytes over the oracle's. The last three columns are simple fixed-layout rules a developer might hardcode, each still allowed the best admissible codec (individual files cost the same bytes as a byte-bundle). The calibrated heuristic matches the oracle on all five corpora; every fixed rule is beaten on at least one, because the winning layout is content-dependent. Smaller regret is better."/>
       </w:tblPr>
       <w:tblGrid>
         <w:gridCol w:w="990"/>
@@ -10915,8 +11825,8 @@
         </w:tc>
       </w:tr>
     </w:tbl>
-    <w:bookmarkEnd w:id="62"/>
-    <w:bookmarkStart w:id="63" w:name="limitations"/>
+    <w:bookmarkEnd w:id="63"/>
+    <w:bookmarkStart w:id="64" w:name="limitations"/>
     <w:p>
       <w:pPr>
         <w:pStyle w:val="Heading3"/>
@@ -10972,96 +11882,102 @@
         <w:t xml:space="preserve"> </w:t>
       </w:r>
       <w:r>
-        <w:t xml:space="preserve">cost is bounded analytically and by the chunking recommendation but not yet profiled in</w:t>
-      </w:r>
-      <w:r>
-        <w:t xml:space="preserve"> </w:t>
-      </w:r>
-      <w:r>
-        <w:t xml:space="preserve">a live renderer. The HTTP/3 concurrency diagnosis is confirmed from the server's own QUIC</w:t>
-      </w:r>
-      <w:r>
-        <w:t xml:space="preserve"> </w:t>
-      </w:r>
-      <w:r>
-        <w:t xml:space="preserve">transport log (Section 5.5); testing its generality across a second QUIC</w:t>
-      </w:r>
-      <w:r>
-        <w:t xml:space="preserve"> </w:t>
-      </w:r>
-      <w:r>
-        <w:t xml:space="preserve">implementation and native Linux remains future work. The matched-quality crossovers are calibrated on one icon set and one photographic</w:t>
-      </w:r>
-      <w:r>
-        <w:t xml:space="preserve"> </w:t>
-      </w:r>
-      <w:r>
-        <w:t xml:space="preserve">collection with randomized-subset bootstrap intervals (Section 5.1), and the</w:t>
-      </w:r>
-      <w:r>
-        <w:t xml:space="preserve"> </w:t>
-      </w:r>
-      <w:r>
-        <w:t xml:space="preserve">heuristic is validated out-of-sample on five further independent corpora</w:t>
-      </w:r>
-      <w:r>
-        <w:t xml:space="preserve"> </w:t>
-      </w:r>
-      <w:r>
-        <w:t xml:space="preserve">(Section 6.3); a still wider survey of naturally-occurring collections would</w:t>
-      </w:r>
-      <w:r>
-        <w:t xml:space="preserve"> </w:t>
-      </w:r>
-      <w:r>
-        <w:t xml:space="preserve">further generalize the reported thresholds. The network numbers are medians of 11 cold loads per cell with</w:t>
-      </w:r>
-      <w:r>
-        <w:t xml:space="preserve"> </w:t>
-      </w:r>
-      <w:r>
-        <w:t xml:space="preserve">bootstrap confidence intervals (Table 5) but no formal significance testing, and</w:t>
-      </w:r>
-      <w:r>
-        <w:t xml:space="preserve"> </w:t>
-      </w:r>
-      <w:r>
-        <w:t xml:space="preserve">the timing endpoint is time-to-all-tiles-visible; user-centric metrics (first tile, above-the-fold completion,</w:t>
-      </w:r>
-      <w:r>
-        <w:t xml:space="preserve"> </w:t>
-      </w:r>
-      <w:r>
-        <w:t xml:space="preserve">LCP, decode CPU) and warm-cache multi-navigation behavior under realistic asset churn</w:t>
-      </w:r>
-      <w:r>
-        <w:t xml:space="preserve"> </w:t>
-      </w:r>
-      <w:r>
-        <w:t xml:space="preserve">are not measured and could change the recommended bundle size. Finally, AVIF and</w:t>
-      </w:r>
-      <w:r>
-        <w:t xml:space="preserve"> </w:t>
-      </w:r>
-      <w:r>
-        <w:t xml:space="preserve">JPEG XL are excluded by scope, though AVIF is now a material share of web imagery;</w:t>
-      </w:r>
-      <w:r>
-        <w:t xml:space="preserve"> </w:t>
-      </w:r>
-      <w:r>
-        <w:t xml:space="preserve">their larger container overhead and richer adaptivity would move the crossovers, and</w:t>
-      </w:r>
-      <w:r>
-        <w:t xml:space="preserve"> </w:t>
-      </w:r>
-      <w:r>
-        <w:t xml:space="preserve">AVIF is the first codec a follow-up should add.</w:t>
-      </w:r>
-    </w:p>
-    <w:bookmarkEnd w:id="63"/>
+        <w:t xml:space="preserve">cost is now measured in a live renderer (Section 3.2, Table 7), confirming the</w:t>
+      </w:r>
+      <w:r>
+        <w:t xml:space="preserve"> </w:t>
+      </w:r>
+      <w:r>
+        <w:t xml:space="preserve">pixel atlas is memory-favorable at typical tile counts; profiling under a production</w:t>
+      </w:r>
+      <w:r>
+        <w:t xml:space="preserve"> </w:t>
+      </w:r>
+      <w:r>
+        <w:t xml:space="preserve">framework with texture upload and long-lived navigation remains future work. The HTTP/3</w:t>
+      </w:r>
+      <w:r>
+        <w:t xml:space="preserve"> </w:t>
+      </w:r>
+      <w:r>
+        <w:t xml:space="preserve">concurrency diagnosis is confirmed from the server's own QUIC transport log</w:t>
+      </w:r>
+      <w:r>
+        <w:t xml:space="preserve"> </w:t>
+      </w:r>
+      <w:r>
+        <w:t xml:space="preserve">(Section 5.5); testing its generality across a second QUIC implementation and native</w:t>
+      </w:r>
+      <w:r>
+        <w:t xml:space="preserve"> </w:t>
+      </w:r>
+      <w:r>
+        <w:t xml:space="preserve">Linux remains future work. The matched-quality photo crossover is validated across four</w:t>
+      </w:r>
+      <w:r>
+        <w:t xml:space="preserve"> </w:t>
+      </w:r>
+      <w:r>
+        <w:t xml:space="preserve">independent natural-photo populations (Section 5.1) and the heuristic on five further</w:t>
+      </w:r>
+      <w:r>
+        <w:t xml:space="preserve"> </w:t>
+      </w:r>
+      <w:r>
+        <w:t xml:space="preserve">independent corpora (Section 6.3); a still wider survey of naturally-occurring</w:t>
+      </w:r>
+      <w:r>
+        <w:t xml:space="preserve"> </w:t>
+      </w:r>
+      <w:r>
+        <w:t xml:space="preserve">collections would further generalize the reported thresholds. The network numbers are</w:t>
+      </w:r>
+      <w:r>
+        <w:t xml:space="preserve"> </w:t>
+      </w:r>
+      <w:r>
+        <w:t xml:space="preserve">medians of 11 cold loads per cell with bootstrap confidence intervals (Table 6) but</w:t>
+      </w:r>
+      <w:r>
+        <w:t xml:space="preserve"> </w:t>
+      </w:r>
+      <w:r>
+        <w:t xml:space="preserve">no formal significance testing, and the timing endpoint is time-to-all-tiles-visible;</w:t>
+      </w:r>
+      <w:r>
+        <w:t xml:space="preserve"> </w:t>
+      </w:r>
+      <w:r>
+        <w:t xml:space="preserve">first-tile and first-viewport milestones are reported for the local renderer (Table 7)</w:t>
+      </w:r>
+      <w:r>
+        <w:t xml:space="preserve"> </w:t>
+      </w:r>
+      <w:r>
+        <w:t xml:space="preserve">but LCP, decode CPU, and warm-cache multi-navigation behavior under realistic asset churn</w:t>
+      </w:r>
+      <w:r>
+        <w:t xml:space="preserve"> </w:t>
+      </w:r>
+      <w:r>
+        <w:t xml:space="preserve">are not measured and could change the recommended bundle size. Finally, JPEG XL is</w:t>
+      </w:r>
+      <w:r>
+        <w:t xml:space="preserve"> </w:t>
+      </w:r>
+      <w:r>
+        <w:t xml:space="preserve">left to future work; AVIF is included in the photographic crossover (Section 5.1) and,</w:t>
+      </w:r>
+      <w:r>
+        <w:t xml:space="preserve"> </w:t>
+      </w:r>
+      <w:r>
+        <w:t xml:space="preserve">like JPEG, benefits from atlasing at every tested size.</w:t>
+      </w:r>
+    </w:p>
     <w:bookmarkEnd w:id="64"/>
-    <w:bookmarkStart w:id="65" w:name="conclusion"/>
+    <w:bookmarkEnd w:id="65"/>
+    <w:bookmarkStart w:id="66" w:name="conclusion"/>
     <w:p>
       <w:pPr>
         <w:pStyle w:val="Heading2"/>
@@ -11081,19 +11997,25 @@
         <w:t xml:space="preserve"> </w:t>
       </w:r>
       <w:r>
-        <w:t xml:space="preserve">the three formats that carry most of the web's images. Atlas small lossy tiles: icons</w:t>
-      </w:r>
-      <w:r>
-        <w:t xml:space="preserve"> </w:t>
-      </w:r>
-      <w:r>
-        <w:t xml:space="preserve">and thumbnails gain up to 30% under JPEG and up to 19% under WebP at matched</w:t>
-      </w:r>
-      <w:r>
-        <w:t xml:space="preserve"> </w:t>
-      </w:r>
-      <w:r>
-        <w:t xml:space="preserve">quality, and lossless flat art, the icon-set and map-marker case, gains 40–97%</w:t>
+        <w:t xml:space="preserve">the formats that carry most of the web's images. Atlas small lossy tiles: icons</w:t>
+      </w:r>
+      <w:r>
+        <w:t xml:space="preserve"> </w:t>
+      </w:r>
+      <w:r>
+        <w:t xml:space="preserve">and thumbnails gain up to 30% under JPEG, up to 19% under WebP, and up to 33% under AVIF</w:t>
+      </w:r>
+      <w:r>
+        <w:t xml:space="preserve"> </w:t>
+      </w:r>
+      <w:r>
+        <w:t xml:space="preserve">at matched quality, the effect holding across four independent photo populations; and</w:t>
+      </w:r>
+      <w:r>
+        <w:t xml:space="preserve"> </w:t>
+      </w:r>
+      <w:r>
+        <w:t xml:space="preserve">lossless flat art, the icon-set and map-marker case, gains 40–97%</w:t>
       </w:r>
       <w:r>
         <w:t xml:space="preserve"> </w:t>
@@ -11201,8 +12123,8 @@
         <w:t xml:space="preserve">heuristic, which turns a directory of images into deployable bundles.</w:t>
       </w:r>
     </w:p>
-    <w:bookmarkEnd w:id="65"/>
-    <w:bookmarkStart w:id="66" w:name="references"/>
+    <w:bookmarkEnd w:id="66"/>
+    <w:bookmarkStart w:id="67" w:name="references"/>
     <w:p>
       <w:pPr>
         <w:pStyle w:val="Heading2"/>
@@ -11897,8 +12819,8 @@
         <w:t xml:space="preserve">Alexander Apartsin, Yehudit Aperstein · 2026</w:t>
       </w:r>
     </w:p>
-    <w:bookmarkEnd w:id="66"/>
     <w:bookmarkEnd w:id="67"/>
+    <w:bookmarkEnd w:id="68"/>
     <w:sectPr/>
   </w:body>
 </w:document>

--- a/docs/paper.docx
+++ b/docs/paper.docx
@@ -3511,7 +3511,7 @@
               <a:graphicData uri="http://schemas.openxmlformats.org/drawingml/2006/picture">
                 <pic:pic>
                   <pic:nvPicPr>
-                    <pic:cNvPr descr="file:///E:/tmp/tmps68chqtx/svg0.png" id="41" name="Picture"/>
+                    <pic:cNvPr descr="file:///E:/tmp/tmpkvzsrirc/svg0.png" id="41" name="Picture"/>
                     <pic:cNvPicPr>
                       <a:picLocks noChangeArrowheads="1" noChangeAspect="1"/>
                     </pic:cNvPicPr>
@@ -9060,7 +9060,7 @@
                     <a:graphicData uri="http://schemas.openxmlformats.org/drawingml/2006/picture">
                       <pic:pic>
                         <pic:nvPicPr>
-                          <pic:cNvPr descr="file:///E:/tmp/tmps68chqtx/svg1.png" id="48" name="Picture"/>
+                          <pic:cNvPr descr="file:///E:/tmp/tmpkvzsrirc/svg1.png" id="48" name="Picture"/>
                           <pic:cNvPicPr>
                             <a:picLocks noChangeArrowheads="1" noChangeAspect="1"/>
                           </pic:cNvPicPr>
@@ -9102,7 +9102,7 @@
                     <a:graphicData uri="http://schemas.openxmlformats.org/drawingml/2006/picture">
                       <pic:pic>
                         <pic:nvPicPr>
-                          <pic:cNvPr descr="file:///E:/tmp/tmps68chqtx/svg2.png" id="51" name="Picture"/>
+                          <pic:cNvPr descr="file:///E:/tmp/tmpkvzsrirc/svg2.png" id="51" name="Picture"/>
                           <pic:cNvPicPr>
                             <a:picLocks noChangeArrowheads="1" noChangeAspect="1"/>
                           </pic:cNvPicPr>
@@ -9278,31 +9278,67 @@
         <w:t xml:space="preserve"> </w:t>
       </w:r>
       <w:r>
-        <w:t xml:space="preserve">never approached. The constraint is thus not a QUIC stream-limit or flow-control effect;</w:t>
-      </w:r>
-      <w:r>
-        <w:t xml:space="preserve"> </w:t>
-      </w:r>
-      <w:r>
-        <w:t xml:space="preserve">the server permits 100 concurrent streams. It sits in the client's QUIC request scheduler</w:t>
-      </w:r>
-      <w:r>
-        <w:t xml:space="preserve"> </w:t>
-      </w:r>
-      <w:r>
-        <w:t xml:space="preserve">(Chromium's), a property of the deployment, not of HTTP/3 itself, which multiplexes</w:t>
-      </w:r>
-      <w:r>
-        <w:t xml:space="preserve"> </w:t>
-      </w:r>
-      <w:r>
-        <w:t xml:space="preserve">independent streams over one connection. A default HTTP/3 client can therefore under-multiplex a</w:t>
-      </w:r>
-      <w:r>
-        <w:t xml:space="preserve"> </w:t>
-      </w:r>
-      <w:r>
-        <w:t xml:space="preserve">many-small-image page relative to HTTP/2, which makes bundling valuable there. Under the 1% packet-loss</w:t>
+        <w:t xml:space="preserve">never approached, so the stream limit is not the binding constraint. To test whether the</w:t>
+      </w:r>
+      <w:r>
+        <w:t xml:space="preserve"> </w:t>
+      </w:r>
+      <w:r>
+        <w:t xml:space="preserve">low concurrency is a property of this particular server, we replayed the load against a</w:t>
+      </w:r>
+      <w:r>
+        <w:t xml:space="preserve"> </w:t>
+      </w:r>
+      <w:r>
+        <w:t xml:space="preserve">second, independent QUIC implementation (aioquic) driven by the same Chromium: it</w:t>
+      </w:r>
+      <w:r>
+        <w:t xml:space="preserve"> </w:t>
+      </w:r>
+      <w:r>
+        <w:t xml:space="preserve">sustained a median of 13 concurrent request streams, roughly double the quic-go/Caddy</w:t>
+      </w:r>
+      <w:r>
+        <w:t xml:space="preserve"> </w:t>
+      </w:r>
+      <w:r>
+        <w:t xml:space="preserve">figure and close to HTTP/2's, on a faster loopback path with smaller tiles that both bias</w:t>
+      </w:r>
+      <w:r>
+        <w:t xml:space="preserve"> </w:t>
+      </w:r>
+      <w:r>
+        <w:t xml:space="preserve">the count downward, so the gap is conservative. The low concurrency is therefore a</w:t>
+      </w:r>
+      <w:r>
+        <w:t xml:space="preserve"> </w:t>
+      </w:r>
+      <w:r>
+        <w:t xml:space="preserve">property of the specific server stack and its defaults interacting with Chromium's QUIC</w:t>
+      </w:r>
+      <w:r>
+        <w:t xml:space="preserve"> </w:t>
+      </w:r>
+      <w:r>
+        <w:t xml:space="preserve">scheduler, not of HTTP/3 itself, which multiplexes independent streams over one</w:t>
+      </w:r>
+      <w:r>
+        <w:t xml:space="preserve"> </w:t>
+      </w:r>
+      <w:r>
+        <w:t xml:space="preserve">connection. A default HTTP/3 stack can therefore under-multiplex a</w:t>
+      </w:r>
+      <w:r>
+        <w:t xml:space="preserve"> </w:t>
+      </w:r>
+      <w:r>
+        <w:t xml:space="preserve">many-small-image page relative to HTTP/2, which makes bundling valuable there, while a</w:t>
+      </w:r>
+      <w:r>
+        <w:t xml:space="preserve"> </w:t>
+      </w:r>
+      <w:r>
+        <w:t xml:space="preserve">different server stack narrows the gap. Under the 1% packet-loss</w:t>
       </w:r>
       <w:r>
         <w:t xml:space="preserve"> </w:t>
@@ -10751,7 +10787,7 @@
               <a:graphicData uri="http://schemas.openxmlformats.org/drawingml/2006/picture">
                 <pic:pic>
                   <pic:nvPicPr>
-                    <pic:cNvPr descr="file:///E:/tmp/tmps68chqtx/svg3.png" id="58" name="Picture"/>
+                    <pic:cNvPr descr="file:///E:/tmp/tmpkvzsrirc/svg3.png" id="58" name="Picture"/>
                     <pic:cNvPicPr>
                       <a:picLocks noChangeArrowheads="1" noChangeAspect="1"/>
                     </pic:cNvPicPr>
@@ -10921,7 +10957,7 @@
               <a:graphicData uri="http://schemas.openxmlformats.org/drawingml/2006/picture">
                 <pic:pic>
                   <pic:nvPicPr>
-                    <pic:cNvPr descr="file:///E:/tmp/tmps68chqtx/svg4.png" id="62" name="Picture"/>
+                    <pic:cNvPr descr="file:///E:/tmp/tmpkvzsrirc/svg4.png" id="62" name="Picture"/>
                     <pic:cNvPicPr>
                       <a:picLocks noChangeArrowheads="1" noChangeAspect="1"/>
                     </pic:cNvPicPr>
@@ -11906,13 +11942,19 @@
         <w:t xml:space="preserve"> </w:t>
       </w:r>
       <w:r>
-        <w:t xml:space="preserve">(Section 5.5); testing its generality across a second QUIC implementation and native</w:t>
-      </w:r>
-      <w:r>
-        <w:t xml:space="preserve"> </w:t>
-      </w:r>
-      <w:r>
-        <w:t xml:space="preserve">Linux remains future work. The matched-quality photo crossover is validated across four</w:t>
+        <w:t xml:space="preserve">(Section 5.5) and cross-checked against a second QUIC implementation (aioquic), which</w:t>
+      </w:r>
+      <w:r>
+        <w:t xml:space="preserve"> </w:t>
+      </w:r>
+      <w:r>
+        <w:t xml:space="preserve">sustained about twice the concurrency; a fully controlled comparison across server stacks</w:t>
+      </w:r>
+      <w:r>
+        <w:t xml:space="preserve"> </w:t>
+      </w:r>
+      <w:r>
+        <w:t xml:space="preserve">and native Linux remains future work. The matched-quality photo crossover is validated across four</w:t>
       </w:r>
       <w:r>
         <w:t xml:space="preserve"> </w:t>
@@ -12075,13 +12117,13 @@
         <w:t xml:space="preserve"> </w:t>
       </w:r>
       <w:r>
-        <w:t xml:space="preserve">reflects a client-side request-concurrency limit specific to the tested stack</w:t>
-      </w:r>
-      <w:r>
-        <w:t xml:space="preserve"> </w:t>
-      </w:r>
-      <w:r>
-        <w:t xml:space="preserve">(Section 5.5), not a protocol-general result. The unifying</w:t>
+        <w:t xml:space="preserve">reflects a request-concurrency limit specific to the tested server stack, which a second</w:t>
+      </w:r>
+      <w:r>
+        <w:t xml:space="preserve"> </w:t>
+      </w:r>
+      <w:r>
+        <w:t xml:space="preserve">QUIC implementation roughly halves (Section 5.5), not a protocol-general result. The unifying</w:t>
       </w:r>
       <w:r>
         <w:t xml:space="preserve"> </w:t>

--- a/docs/paper.docx
+++ b/docs/paper.docx
@@ -10,7 +10,7 @@
         <w:t xml:space="preserve">Image Bundling Revisited</w:t>
       </w:r>
     </w:p>
-    <w:bookmarkStart w:id="68" w:name="X9cf113a1a2a0b59ef6672b168235b98a19f7f3e"/>
+    <w:bookmarkStart w:id="69" w:name="X9cf113a1a2a0b59ef6672b168235b98a19f7f3e"/>
     <w:p>
       <w:pPr>
         <w:pStyle w:val="Heading1"/>
@@ -1410,7 +1410,19 @@
         <w:t xml:space="preserve"> </w:t>
       </w:r>
       <w:r>
-        <w:t xml:space="preserve">universal support.</w:t>
+        <w:t xml:space="preserve">universal support; the four mechanisms differ in image semantics, accessibility, loading</w:t>
+      </w:r>
+      <w:r>
+        <w:t xml:space="preserve"> </w:t>
+      </w:r>
+      <w:r>
+        <w:t xml:space="preserve">control, and browser support, compared for deployment in Table 9</w:t>
+      </w:r>
+      <w:r>
+        <w:t xml:space="preserve"> </w:t>
+      </w:r>
+      <w:r>
+        <w:t xml:space="preserve">(Section 6.4).</w:t>
       </w:r>
     </w:p>
     <w:bookmarkEnd w:id="27"/>
@@ -3511,7 +3523,7 @@
               <a:graphicData uri="http://schemas.openxmlformats.org/drawingml/2006/picture">
                 <pic:pic>
                   <pic:nvPicPr>
-                    <pic:cNvPr descr="file:///E:/tmp/tmpkvzsrirc/svg0.png" id="41" name="Picture"/>
+                    <pic:cNvPr descr="file:///E:/tmp/tmp9qsra96d/svg0.png" id="41" name="Picture"/>
                     <pic:cNvPicPr>
                       <a:picLocks noChangeArrowheads="1" noChangeAspect="1"/>
                     </pic:cNvPicPr>
@@ -9060,7 +9072,7 @@
                     <a:graphicData uri="http://schemas.openxmlformats.org/drawingml/2006/picture">
                       <pic:pic>
                         <pic:nvPicPr>
-                          <pic:cNvPr descr="file:///E:/tmp/tmpkvzsrirc/svg1.png" id="48" name="Picture"/>
+                          <pic:cNvPr descr="file:///E:/tmp/tmp9qsra96d/svg1.png" id="48" name="Picture"/>
                           <pic:cNvPicPr>
                             <a:picLocks noChangeArrowheads="1" noChangeAspect="1"/>
                           </pic:cNvPicPr>
@@ -9102,7 +9114,7 @@
                     <a:graphicData uri="http://schemas.openxmlformats.org/drawingml/2006/picture">
                       <pic:pic>
                         <pic:nvPicPr>
-                          <pic:cNvPr descr="file:///E:/tmp/tmpkvzsrirc/svg2.png" id="51" name="Picture"/>
+                          <pic:cNvPr descr="file:///E:/tmp/tmp9qsra96d/svg2.png" id="51" name="Picture"/>
                           <pic:cNvPicPr>
                             <a:picLocks noChangeArrowheads="1" noChangeAspect="1"/>
                           </pic:cNvPicPr>
@@ -9893,7 +9905,7 @@
     </w:tbl>
     <w:bookmarkEnd w:id="53"/>
     <w:bookmarkEnd w:id="54"/>
-    <w:bookmarkStart w:id="65" w:name="discussion"/>
+    <w:bookmarkStart w:id="66" w:name="discussion"/>
     <w:p>
       <w:pPr>
         <w:pStyle w:val="Heading2"/>
@@ -10787,7 +10799,7 @@
               <a:graphicData uri="http://schemas.openxmlformats.org/drawingml/2006/picture">
                 <pic:pic>
                   <pic:nvPicPr>
-                    <pic:cNvPr descr="file:///E:/tmp/tmpkvzsrirc/svg3.png" id="58" name="Picture"/>
+                    <pic:cNvPr descr="file:///E:/tmp/tmp9qsra96d/svg3.png" id="58" name="Picture"/>
                     <pic:cNvPicPr>
                       <a:picLocks noChangeArrowheads="1" noChangeAspect="1"/>
                     </pic:cNvPicPr>
@@ -10853,7 +10865,7 @@
         <w:pStyle w:val="FirstParagraph"/>
       </w:pPr>
       <w:r>
-        <w:t xml:space="preserve">The cost above is not minimized by search; instead the measured curves calibrate a</w:t>
+        <w:t xml:space="preserve">The cost above is not minimized by blind search; instead the measured curves calibrate a</w:t>
       </w:r>
       <w:r>
         <w:t xml:space="preserve"> </w:t>
@@ -10880,25 +10892,95 @@
         <w:t xml:space="preserve"> </w:t>
       </w:r>
       <w:r>
-        <w:t xml:space="preserve">partitions tiles by update cadence, lossless requirement, and dimensions; routes each</w:t>
-      </w:r>
-      <w:r>
-        <w:t xml:space="preserve"> </w:t>
-      </w:r>
-      <w:r>
-        <w:t xml:space="preserve">group to a pixel atlas (small lossy tiles), a byte-bundle (large or lossless tiles), or</w:t>
-      </w:r>
-      <w:r>
-        <w:t xml:space="preserve"> </w:t>
-      </w:r>
-      <w:r>
-        <w:t xml:space="preserve">individual files (tiny groups); and chunks each bundle (Figure 5). It emits the atlas</w:t>
-      </w:r>
-      <w:r>
-        <w:t xml:space="preserve"> </w:t>
-      </w:r>
-      <w:r>
-        <w:t xml:space="preserve">and bundle files, a CSS coordinate map, a loader snippet, and a per-group savings report.</w:t>
+        <w:t xml:space="preserve">partitions tiles by update cadence, lossless requirement, and dimensions; and routes each</w:t>
+      </w:r>
+      <w:r>
+        <w:t xml:space="preserve"> </w:t>
+      </w:r>
+      <w:r>
+        <w:t xml:space="preserve">group (Figure 5). For a lossy group the routing is not decided by tile size alone: the</w:t>
+      </w:r>
+      <w:r>
+        <w:t xml:space="preserve"> </w:t>
+      </w:r>
+      <w:r>
+        <w:t xml:space="preserve">tool encodes both a pixel atlas and a byte-bundle and keeps the atlas only if it is</w:t>
+      </w:r>
+      <w:r>
+        <w:t xml:space="preserve"> </w:t>
+      </w:r>
+      <w:r>
+        <w:t xml:space="preserve">strictly smaller</w:t>
+      </w:r>
+      <w:r>
+        <w:t xml:space="preserve"> </w:t>
+      </w:r>
+      <w:r>
+        <w:rPr>
+          <w:i/>
+          <w:iCs/>
+        </w:rPr>
+        <w:t xml:space="preserve">and</w:t>
+      </w:r>
+      <w:r>
+        <w:t xml:space="preserve"> </w:t>
+      </w:r>
+      <w:r>
+        <w:t xml:space="preserve">passes a per-tile quality gate, so it never adopts an atlas</w:t>
+      </w:r>
+      <w:r>
+        <w:t xml:space="preserve"> </w:t>
+      </w:r>
+      <w:r>
+        <w:t xml:space="preserve">that loses bytes or damages a subset of tiles. The gate is exactly the tail constraint of</w:t>
+      </w:r>
+      <w:r>
+        <w:t xml:space="preserve"> </w:t>
+      </w:r>
+      <w:r>
+        <w:t xml:space="preserve">Section 5.1: the atlas's worst per-tile SSIM must clear an absolute floor (default</w:t>
+      </w:r>
+      <w:r>
+        <w:t xml:space="preserve"> </w:t>
+      </w:r>
+      <w:r>
+        <w:t xml:space="preserve">0.90) and its 5th percentile must stay within a small tolerance of the byte-bundle's,</w:t>
+      </w:r>
+      <w:r>
+        <w:t xml:space="preserve"> </w:t>
+      </w:r>
+      <w:r>
+        <w:t xml:space="preserve">which carries individual-file quality. On the flat-art set treated as lossy, for instance,</w:t>
+      </w:r>
+      <w:r>
+        <w:t xml:space="preserve"> </w:t>
+      </w:r>
+      <w:r>
+        <w:t xml:space="preserve">a pixel atlas would save 19% of bytes but drives one tile to 0.87 SSIM, so the tool</w:t>
+      </w:r>
+      <w:r>
+        <w:t xml:space="preserve"> </w:t>
+      </w:r>
+      <w:r>
+        <w:t xml:space="preserve">rejects it and emits the byte-bundle instead. Lossless groups take the smaller of a</w:t>
+      </w:r>
+      <w:r>
+        <w:t xml:space="preserve"> </w:t>
+      </w:r>
+      <w:r>
+        <w:t xml:space="preserve">byte-bundle and a WebP-lossless strip, tiny groups stay individual, and every bundle is</w:t>
+      </w:r>
+      <w:r>
+        <w:t xml:space="preserve"> </w:t>
+      </w:r>
+      <w:r>
+        <w:t xml:space="preserve">chunked. It emits the atlas and bundle files, a CSS coordinate map, a loader snippet, and</w:t>
+      </w:r>
+      <w:r>
+        <w:t xml:space="preserve"> </w:t>
+      </w:r>
+      <w:r>
+        <w:t xml:space="preserve">a per-group savings report that records the measured decision and the per-tile SSIM tails.</w:t>
       </w:r>
       <w:r>
         <w:t xml:space="preserve"> </w:t>
@@ -10910,37 +10992,37 @@
         <w:t xml:space="preserve"> </w:t>
       </w:r>
       <w:r>
-        <w:t xml:space="preserve">flat-art tiles into four WebP-lossless strip-atlas chunks, the byte-optimal choice for</w:t>
-      </w:r>
-      <w:r>
-        <w:t xml:space="preserve"> </w:t>
-      </w:r>
-      <w:r>
-        <w:t xml:space="preserve">this lossless class (or into four pixel-atlas chunks at 19% fewer bytes when the tiles are</w:t>
-      </w:r>
-      <w:r>
-        <w:t xml:space="preserve"> </w:t>
-      </w:r>
-      <w:r>
-        <w:t xml:space="preserve">declared lossy-encodable), and 521 photographic thumbnails, 119 of them exact repeats,</w:t>
-      </w:r>
-      <w:r>
-        <w:t xml:space="preserve"> </w:t>
-      </w:r>
-      <w:r>
-        <w:t xml:space="preserve">into four self-describing byte-bundle chunks at 21% fewer bytes, with 521 requests</w:t>
-      </w:r>
-      <w:r>
-        <w:t xml:space="preserve"> </w:t>
-      </w:r>
-      <w:r>
-        <w:t xml:space="preserve">becoming four in both cases. An accounting check confirms the emitted bytes and request</w:t>
-      </w:r>
-      <w:r>
-        <w:t xml:space="preserve"> </w:t>
-      </w:r>
-      <w:r>
-        <w:t xml:space="preserve">count equal what the tool reports.</w:t>
+        <w:t xml:space="preserve">flat-art tiles into four WebP-lossless strip-atlas chunks (the byte-optimal choice for</w:t>
+      </w:r>
+      <w:r>
+        <w:t xml:space="preserve"> </w:t>
+      </w:r>
+      <w:r>
+        <w:t xml:space="preserve">this lossless class; declaring them lossy-encodable instead routes them to a byte-bundle,</w:t>
+      </w:r>
+      <w:r>
+        <w:t xml:space="preserve"> </w:t>
+      </w:r>
+      <w:r>
+        <w:t xml:space="preserve">since the pixel atlas that would save 19% of bytes fails the quality gate), and 521</w:t>
+      </w:r>
+      <w:r>
+        <w:t xml:space="preserve"> </w:t>
+      </w:r>
+      <w:r>
+        <w:t xml:space="preserve">photographic thumbnails, 119 of them exact repeats, into four self-describing byte-bundle</w:t>
+      </w:r>
+      <w:r>
+        <w:t xml:space="preserve"> </w:t>
+      </w:r>
+      <w:r>
+        <w:t xml:space="preserve">chunks at 21% fewer bytes, with 521 requests becoming four in both cases. An accounting</w:t>
+      </w:r>
+      <w:r>
+        <w:t xml:space="preserve"> </w:t>
+      </w:r>
+      <w:r>
+        <w:t xml:space="preserve">check confirms the emitted bytes and request count equal what the tool reports.</w:t>
       </w:r>
     </w:p>
     <w:p>
@@ -10957,7 +11039,7 @@
               <a:graphicData uri="http://schemas.openxmlformats.org/drawingml/2006/picture">
                 <pic:pic>
                   <pic:nvPicPr>
-                    <pic:cNvPr descr="file:///E:/tmp/tmpkvzsrirc/svg4.png" id="62" name="Picture"/>
+                    <pic:cNvPr descr="file:///E:/tmp/tmp9qsra96d/svg4.png" id="62" name="Picture"/>
                     <pic:cNvPicPr>
                       <a:picLocks noChangeArrowheads="1" noChangeAspect="1"/>
                     </pic:cNvPicPr>
@@ -11017,7 +11099,7 @@
         <w:t xml:space="preserve">atlas_optimizer</w:t>
       </w:r>
       <w:r>
-        <w:t xml:space="preserve">. Exact duplicates collapse to shared coordinates; tiles are grouped by update cadence, lossless requirement, and dimensions; each group is routed by a short decision cascade to individual files, a pixel atlas, or a byte-bundle, with a measured tiebreak for lossless groups (keep the smaller of a byte-bundle and a WebP-lossless strip). Groups are chunked for bounded cache invalidation and memory, and the tool emits the atlas and bundle files, a CSS coordinate map, a loader, and a savings report; piecewise updates can be served as dictionary deltas. This is the procedure evaluated against the oracle in Table 8.</w:t>
+        <w:t xml:space="preserve">. Exact duplicates collapse to shared coordinates; tiles are grouped by update cadence, lossless requirement, and dimensions; each group is routed by a short decision cascade to individual files, a pixel atlas, or a byte-bundle. The lossy branch is decided by measurement: a pixel atlas is chosen only if it is smaller than the byte-bundle and clears a per-tile SSIM floor, and lossless groups keep the smaller of a byte-bundle and a WebP-lossless strip. Groups are chunked for bounded cache invalidation and memory, and the tool emits the atlas and bundle files, a CSS coordinate map, a loader, and a savings report; piecewise updates can be served as dictionary deltas. This is the procedure evaluated against the oracle in Table 8.</w:t>
       </w:r>
     </w:p>
     <w:p>
@@ -11091,7 +11173,19 @@
         <w:t xml:space="preserve"> </w:t>
       </w:r>
       <w:r>
-        <w:t xml:space="preserve">save bytes, it chooses at or near the best available configuration.</w:t>
+        <w:t xml:space="preserve">save bytes, it chooses at or near the best available configuration. This comparison is on</w:t>
+      </w:r>
+      <w:r>
+        <w:t xml:space="preserve"> </w:t>
+      </w:r>
+      <w:r>
+        <w:t xml:space="preserve">bytes; the per-tile quality floor is an additional safety constraint that overrides a</w:t>
+      </w:r>
+      <w:r>
+        <w:t xml:space="preserve"> </w:t>
+      </w:r>
+      <w:r>
+        <w:t xml:space="preserve">byte-optimal atlas only where it would push a tile below the floor.</w:t>
       </w:r>
     </w:p>
     <w:p>
@@ -11862,13 +11956,13 @@
       </w:tr>
     </w:tbl>
     <w:bookmarkEnd w:id="63"/>
-    <w:bookmarkStart w:id="64" w:name="limitations"/>
+    <w:bookmarkStart w:id="64" w:name="choosing-a-rendering-mechanism"/>
     <w:p>
       <w:pPr>
         <w:pStyle w:val="Heading3"/>
       </w:pPr>
       <w:r>
-        <w:t xml:space="preserve">6.4  Limitations</w:t>
+        <w:t xml:space="preserve">6.4  Choosing a rendering mechanism</w:t>
       </w:r>
     </w:p>
     <w:p>
@@ -11876,6 +11970,708 @@
         <w:pStyle w:val="FirstParagraph"/>
       </w:pPr>
       <w:r>
+        <w:t xml:space="preserve">Selecting a representation is only half of deployment; the four ways to show a bundled</w:t>
+      </w:r>
+      <w:r>
+        <w:t xml:space="preserve"> </w:t>
+      </w:r>
+      <w:r>
+        <w:t xml:space="preserve">tile (Section 3.1) are not interchangeable in a production page, because they differ</w:t>
+      </w:r>
+      <w:r>
+        <w:t xml:space="preserve"> </w:t>
+      </w:r>
+      <w:r>
+        <w:t xml:space="preserve">in native image semantics, accessibility, loading control, and browser support</w:t>
+      </w:r>
+      <w:r>
+        <w:t xml:space="preserve"> </w:t>
+      </w:r>
+      <w:r>
+        <w:t xml:space="preserve">(Table 9). A CSS pixel atlas shown through</w:t>
+      </w:r>
+      <w:r>
+        <w:t xml:space="preserve"> </w:t>
+      </w:r>
+      <w:r>
+        <w:rPr>
+          <w:rStyle w:val="VerbatimChar"/>
+        </w:rPr>
+        <w:t xml:space="preserve">background-position</w:t>
+      </w:r>
+      <w:r>
+        <w:t xml:space="preserve"> </w:t>
+      </w:r>
+      <w:r>
+        <w:t xml:space="preserve">is</w:t>
+      </w:r>
+      <w:r>
+        <w:t xml:space="preserve"> </w:t>
+      </w:r>
+      <w:r>
+        <w:t xml:space="preserve">universally supported and ideal for decorative icons, but a background image is not an</w:t>
+      </w:r>
+      <w:r>
+        <w:t xml:space="preserve"> </w:t>
+      </w:r>
+      <w:r>
+        <w:rPr>
+          <w:rStyle w:val="VerbatimChar"/>
+        </w:rPr>
+        <w:t xml:space="preserve">&lt;img&gt;</w:t>
+      </w:r>
+      <w:r>
+        <w:t xml:space="preserve">: it carries no intrinsic alt text (accessibility must come from</w:t>
+      </w:r>
+      <w:r>
+        <w:t xml:space="preserve"> </w:t>
+      </w:r>
+      <w:r>
+        <w:t xml:space="preserve">surrounding ARIA), does not participate in native lazy loading or</w:t>
+      </w:r>
+      <w:r>
+        <w:t xml:space="preserve"> </w:t>
+      </w:r>
+      <w:r>
+        <w:rPr>
+          <w:rStyle w:val="VerbatimChar"/>
+        </w:rPr>
+        <w:t xml:space="preserve">fetchpriority</w:t>
+      </w:r>
+      <w:r>
+        <w:t xml:space="preserve">, and is inappropriate for content images that must be</w:t>
+      </w:r>
+      <w:r>
+        <w:t xml:space="preserve"> </w:t>
+      </w:r>
+      <w:r>
+        <w:t xml:space="preserve">announced. A cropped</w:t>
+      </w:r>
+      <w:r>
+        <w:t xml:space="preserve"> </w:t>
+      </w:r>
+      <w:r>
+        <w:rPr>
+          <w:rStyle w:val="VerbatimChar"/>
+        </w:rPr>
+        <w:t xml:space="preserve">&lt;img&gt;</w:t>
+      </w:r>
+      <w:r>
+        <w:t xml:space="preserve"> </w:t>
+      </w:r>
+      <w:r>
+        <w:t xml:space="preserve">in an</w:t>
+      </w:r>
+      <w:r>
+        <w:t xml:space="preserve"> </w:t>
+      </w:r>
+      <w:r>
+        <w:rPr>
+          <w:rStyle w:val="VerbatimChar"/>
+        </w:rPr>
+        <w:t xml:space="preserve">overflow:hidden</w:t>
+      </w:r>
+      <w:r>
+        <w:t xml:space="preserve"> </w:t>
+      </w:r>
+      <w:r>
+        <w:t xml:space="preserve">wrapper</w:t>
+      </w:r>
+      <w:r>
+        <w:t xml:space="preserve"> </w:t>
+      </w:r>
+      <w:r>
+        <w:t xml:space="preserve">keeps alt text and native loading and works cross-browser;</w:t>
+      </w:r>
+      <w:r>
+        <w:t xml:space="preserve"> </w:t>
+      </w:r>
+      <w:r>
+        <w:rPr>
+          <w:rStyle w:val="VerbatimChar"/>
+        </w:rPr>
+        <w:t xml:space="preserve">object-view-box</w:t>
+      </w:r>
+      <w:r>
+        <w:t xml:space="preserve"> </w:t>
+      </w:r>
+      <w:r>
+        <w:t xml:space="preserve">gives the same with less markup but is Chromium-only and should not be treated as a</w:t>
+      </w:r>
+      <w:r>
+        <w:t xml:space="preserve"> </w:t>
+      </w:r>
+      <w:r>
+        <w:t xml:space="preserve">generally deployable solution. A byte-bundle reconstructs real per-tile</w:t>
+      </w:r>
+      <w:r>
+        <w:t xml:space="preserve"> </w:t>
+      </w:r>
+      <w:r>
+        <w:rPr>
+          <w:rStyle w:val="VerbatimChar"/>
+        </w:rPr>
+        <w:t xml:space="preserve">&lt;img&gt;</w:t>
+      </w:r>
+      <w:r>
+        <w:t xml:space="preserve"> </w:t>
+      </w:r>
+      <w:r>
+        <w:t xml:space="preserve">elements from blob URLs, so it recovers full image semantics at</w:t>
+      </w:r>
+      <w:r>
+        <w:t xml:space="preserve"> </w:t>
+      </w:r>
+      <w:r>
+        <w:t xml:space="preserve">the cost of a small loader script and its content-security-policy implications, which</w:t>
+      </w:r>
+      <w:r>
+        <w:t xml:space="preserve"> </w:t>
+      </w:r>
+      <w:r>
+        <w:t xml:space="preserve">makes it the natural choice for heterogeneous or content-bearing photographs. The selector</w:t>
+      </w:r>
+      <w:r>
+        <w:t xml:space="preserve"> </w:t>
+      </w:r>
+      <w:r>
+        <w:t xml:space="preserve">of Section 6.3 chooses the byte layout; this table chooses the display mechanism, and</w:t>
+      </w:r>
+      <w:r>
+        <w:t xml:space="preserve"> </w:t>
+      </w:r>
+      <w:r>
+        <w:t xml:space="preserve">the two decisions compose.</w:t>
+      </w:r>
+    </w:p>
+    <w:p>
+      <w:pPr>
+        <w:pStyle w:val="TableCaption"/>
+      </w:pPr>
+      <w:r>
+        <w:rPr>
+          <w:b/>
+          <w:bCs/>
+        </w:rPr>
+        <w:t xml:space="preserve">Table 9.</w:t>
+      </w:r>
+      <w:r>
+        <w:t xml:space="preserve"> </w:t>
+      </w:r>
+      <w:r>
+        <w:t xml:space="preserve">Display mechanisms for a bundled tile and how they differ in</w:t>
+      </w:r>
+      <w:r>
+        <w:t xml:space="preserve"> </w:t>
+      </w:r>
+      <w:r>
+        <w:t xml:space="preserve">production. All four paint after a single atlas or bundle fetch; they diverge on image</w:t>
+      </w:r>
+      <w:r>
+        <w:t xml:space="preserve"> </w:t>
+      </w:r>
+      <w:r>
+        <w:t xml:space="preserve">semantics, accessibility, loading control, and support. Pick the byte layout with the</w:t>
+      </w:r>
+      <w:r>
+        <w:t xml:space="preserve"> </w:t>
+      </w:r>
+      <w:r>
+        <w:t xml:space="preserve">Section 6.3 selector and the mechanism here.</w:t>
+      </w:r>
+    </w:p>
+    <w:tbl>
+      <w:tblPr>
+        <w:tblStyle w:val="Table"/>
+        <w:tblW w:type="auto" w:w="0"/>
+        <w:tblLook w:firstRow="1" w:lastRow="0" w:firstColumn="0" w:lastColumn="0" w:noHBand="0" w:noVBand="0" w:val="0020"/>
+        <w:tblCaption w:val="Table 9. Display mechanisms for a bundled tile and how they differ in production. All four paint after a single atlas or bundle fetch; they diverge on image semantics, accessibility, loading control, and support. Pick the byte layout with the Section 6.3 selector and the mechanism here."/>
+      </w:tblPr>
+      <w:tblGrid>
+        <w:gridCol w:w="1131"/>
+        <w:gridCol w:w="1131"/>
+        <w:gridCol w:w="1131"/>
+        <w:gridCol w:w="1131"/>
+        <w:gridCol w:w="1131"/>
+        <w:gridCol w:w="1131"/>
+        <w:gridCol w:w="1131"/>
+      </w:tblGrid>
+      <w:tr>
+        <w:trPr>
+          <w:tblHeader w:val="on"/>
+        </w:trPr>
+        <w:tc>
+          <w:tcPr/>
+          <w:p>
+            <w:pPr>
+              <w:pStyle w:val="Compact"/>
+              <w:jc w:val="left"/>
+            </w:pPr>
+            <w:r>
+              <w:t xml:space="preserve">mechanism</w:t>
+            </w:r>
+          </w:p>
+        </w:tc>
+        <w:tc>
+          <w:tcPr/>
+          <w:p>
+            <w:pPr>
+              <w:pStyle w:val="Compact"/>
+              <w:jc w:val="left"/>
+            </w:pPr>
+            <w:r>
+              <w:t xml:space="preserve">native &lt;img&gt;</w:t>
+            </w:r>
+          </w:p>
+        </w:tc>
+        <w:tc>
+          <w:tcPr/>
+          <w:p>
+            <w:pPr>
+              <w:pStyle w:val="Compact"/>
+              <w:jc w:val="left"/>
+            </w:pPr>
+            <w:r>
+              <w:t xml:space="preserve">alt text</w:t>
+            </w:r>
+          </w:p>
+        </w:tc>
+        <w:tc>
+          <w:tcPr/>
+          <w:p>
+            <w:pPr>
+              <w:pStyle w:val="Compact"/>
+              <w:jc w:val="left"/>
+            </w:pPr>
+            <w:r>
+              <w:t xml:space="preserve">lazy load / priority</w:t>
+            </w:r>
+          </w:p>
+        </w:tc>
+        <w:tc>
+          <w:tcPr/>
+          <w:p>
+            <w:pPr>
+              <w:pStyle w:val="Compact"/>
+              <w:jc w:val="left"/>
+            </w:pPr>
+            <w:r>
+              <w:t xml:space="preserve">JS / CSP</w:t>
+            </w:r>
+          </w:p>
+        </w:tc>
+        <w:tc>
+          <w:tcPr/>
+          <w:p>
+            <w:pPr>
+              <w:pStyle w:val="Compact"/>
+              <w:jc w:val="left"/>
+            </w:pPr>
+            <w:r>
+              <w:t xml:space="preserve">support</w:t>
+            </w:r>
+          </w:p>
+        </w:tc>
+        <w:tc>
+          <w:tcPr/>
+          <w:p>
+            <w:pPr>
+              <w:pStyle w:val="Compact"/>
+              <w:jc w:val="left"/>
+            </w:pPr>
+            <w:r>
+              <w:t xml:space="preserve">best use</w:t>
+            </w:r>
+          </w:p>
+        </w:tc>
+      </w:tr>
+      <w:tr>
+        <w:tc>
+          <w:tcPr/>
+          <w:p>
+            <w:pPr>
+              <w:pStyle w:val="Compact"/>
+              <w:jc w:val="left"/>
+            </w:pPr>
+            <w:r>
+              <w:t xml:space="preserve">CSS</w:t>
+            </w:r>
+            <w:r>
+              <w:t xml:space="preserve"> </w:t>
+            </w:r>
+            <w:r>
+              <w:rPr>
+                <w:rStyle w:val="VerbatimChar"/>
+              </w:rPr>
+              <w:t xml:space="preserve">background-position</w:t>
+            </w:r>
+          </w:p>
+        </w:tc>
+        <w:tc>
+          <w:tcPr/>
+          <w:p>
+            <w:pPr>
+              <w:pStyle w:val="Compact"/>
+              <w:jc w:val="left"/>
+            </w:pPr>
+            <w:r>
+              <w:t xml:space="preserve">no</w:t>
+            </w:r>
+          </w:p>
+        </w:tc>
+        <w:tc>
+          <w:tcPr/>
+          <w:p>
+            <w:pPr>
+              <w:pStyle w:val="Compact"/>
+              <w:jc w:val="left"/>
+            </w:pPr>
+            <w:r>
+              <w:t xml:space="preserve">via ARIA</w:t>
+            </w:r>
+          </w:p>
+        </w:tc>
+        <w:tc>
+          <w:tcPr/>
+          <w:p>
+            <w:pPr>
+              <w:pStyle w:val="Compact"/>
+              <w:jc w:val="left"/>
+            </w:pPr>
+            <w:r>
+              <w:t xml:space="preserve">manual</w:t>
+            </w:r>
+          </w:p>
+        </w:tc>
+        <w:tc>
+          <w:tcPr/>
+          <w:p>
+            <w:pPr>
+              <w:pStyle w:val="Compact"/>
+              <w:jc w:val="left"/>
+            </w:pPr>
+            <w:r>
+              <w:t xml:space="preserve">CSS only</w:t>
+            </w:r>
+          </w:p>
+        </w:tc>
+        <w:tc>
+          <w:tcPr/>
+          <w:p>
+            <w:pPr>
+              <w:pStyle w:val="Compact"/>
+              <w:jc w:val="left"/>
+            </w:pPr>
+            <w:r>
+              <w:t xml:space="preserve">universal</w:t>
+            </w:r>
+          </w:p>
+        </w:tc>
+        <w:tc>
+          <w:tcPr/>
+          <w:p>
+            <w:pPr>
+              <w:pStyle w:val="Compact"/>
+              <w:jc w:val="left"/>
+            </w:pPr>
+            <w:r>
+              <w:t xml:space="preserve">decorative icons</w:t>
+            </w:r>
+          </w:p>
+        </w:tc>
+      </w:tr>
+      <w:tr>
+        <w:tc>
+          <w:tcPr/>
+          <w:p>
+            <w:pPr>
+              <w:pStyle w:val="Compact"/>
+              <w:jc w:val="left"/>
+            </w:pPr>
+            <w:r>
+              <w:t xml:space="preserve">cropped</w:t>
+            </w:r>
+            <w:r>
+              <w:t xml:space="preserve"> </w:t>
+            </w:r>
+            <w:r>
+              <w:rPr>
+                <w:rStyle w:val="VerbatimChar"/>
+              </w:rPr>
+              <w:t xml:space="preserve">&lt;img&gt;</w:t>
+            </w:r>
+            <w:r>
+              <w:t xml:space="preserve"> </w:t>
+            </w:r>
+            <w:r>
+              <w:t xml:space="preserve">wrapper</w:t>
+            </w:r>
+          </w:p>
+        </w:tc>
+        <w:tc>
+          <w:tcPr/>
+          <w:p>
+            <w:pPr>
+              <w:pStyle w:val="Compact"/>
+              <w:jc w:val="left"/>
+            </w:pPr>
+            <w:r>
+              <w:t xml:space="preserve">yes</w:t>
+            </w:r>
+          </w:p>
+        </w:tc>
+        <w:tc>
+          <w:tcPr/>
+          <w:p>
+            <w:pPr>
+              <w:pStyle w:val="Compact"/>
+              <w:jc w:val="left"/>
+            </w:pPr>
+            <w:r>
+              <w:t xml:space="preserve">yes</w:t>
+            </w:r>
+          </w:p>
+        </w:tc>
+        <w:tc>
+          <w:tcPr/>
+          <w:p>
+            <w:pPr>
+              <w:pStyle w:val="Compact"/>
+              <w:jc w:val="left"/>
+            </w:pPr>
+            <w:r>
+              <w:t xml:space="preserve">native</w:t>
+            </w:r>
+          </w:p>
+        </w:tc>
+        <w:tc>
+          <w:tcPr/>
+          <w:p>
+            <w:pPr>
+              <w:pStyle w:val="Compact"/>
+              <w:jc w:val="left"/>
+            </w:pPr>
+            <w:r>
+              <w:t xml:space="preserve">CSS only</w:t>
+            </w:r>
+          </w:p>
+        </w:tc>
+        <w:tc>
+          <w:tcPr/>
+          <w:p>
+            <w:pPr>
+              <w:pStyle w:val="Compact"/>
+              <w:jc w:val="left"/>
+            </w:pPr>
+            <w:r>
+              <w:t xml:space="preserve">broad</w:t>
+            </w:r>
+          </w:p>
+        </w:tc>
+        <w:tc>
+          <w:tcPr/>
+          <w:p>
+            <w:pPr>
+              <w:pStyle w:val="Compact"/>
+              <w:jc w:val="left"/>
+            </w:pPr>
+            <w:r>
+              <w:t xml:space="preserve">semantic images</w:t>
+            </w:r>
+          </w:p>
+        </w:tc>
+      </w:tr>
+      <w:tr>
+        <w:tc>
+          <w:tcPr/>
+          <w:p>
+            <w:pPr>
+              <w:pStyle w:val="Compact"/>
+              <w:jc w:val="left"/>
+            </w:pPr>
+            <w:r>
+              <w:rPr>
+                <w:rStyle w:val="VerbatimChar"/>
+              </w:rPr>
+              <w:t xml:space="preserve">object-view-box</w:t>
+            </w:r>
+          </w:p>
+        </w:tc>
+        <w:tc>
+          <w:tcPr/>
+          <w:p>
+            <w:pPr>
+              <w:pStyle w:val="Compact"/>
+              <w:jc w:val="left"/>
+            </w:pPr>
+            <w:r>
+              <w:t xml:space="preserve">yes</w:t>
+            </w:r>
+          </w:p>
+        </w:tc>
+        <w:tc>
+          <w:tcPr/>
+          <w:p>
+            <w:pPr>
+              <w:pStyle w:val="Compact"/>
+              <w:jc w:val="left"/>
+            </w:pPr>
+            <w:r>
+              <w:t xml:space="preserve">yes</w:t>
+            </w:r>
+          </w:p>
+        </w:tc>
+        <w:tc>
+          <w:tcPr/>
+          <w:p>
+            <w:pPr>
+              <w:pStyle w:val="Compact"/>
+              <w:jc w:val="left"/>
+            </w:pPr>
+            <w:r>
+              <w:t xml:space="preserve">native</w:t>
+            </w:r>
+          </w:p>
+        </w:tc>
+        <w:tc>
+          <w:tcPr/>
+          <w:p>
+            <w:pPr>
+              <w:pStyle w:val="Compact"/>
+              <w:jc w:val="left"/>
+            </w:pPr>
+            <w:r>
+              <w:t xml:space="preserve">CSS only</w:t>
+            </w:r>
+          </w:p>
+        </w:tc>
+        <w:tc>
+          <w:tcPr/>
+          <w:p>
+            <w:pPr>
+              <w:pStyle w:val="Compact"/>
+              <w:jc w:val="left"/>
+            </w:pPr>
+            <w:r>
+              <w:t xml:space="preserve">Chromium only</w:t>
+            </w:r>
+          </w:p>
+        </w:tc>
+        <w:tc>
+          <w:tcPr/>
+          <w:p>
+            <w:pPr>
+              <w:pStyle w:val="Compact"/>
+              <w:jc w:val="left"/>
+            </w:pPr>
+            <w:r>
+              <w:t xml:space="preserve">native crop (emerging)</w:t>
+            </w:r>
+          </w:p>
+        </w:tc>
+      </w:tr>
+      <w:tr>
+        <w:tc>
+          <w:tcPr/>
+          <w:p>
+            <w:pPr>
+              <w:pStyle w:val="Compact"/>
+              <w:jc w:val="left"/>
+            </w:pPr>
+            <w:r>
+              <w:t xml:space="preserve">byte-bundle + blob URLs</w:t>
+            </w:r>
+          </w:p>
+        </w:tc>
+        <w:tc>
+          <w:tcPr/>
+          <w:p>
+            <w:pPr>
+              <w:pStyle w:val="Compact"/>
+              <w:jc w:val="left"/>
+            </w:pPr>
+            <w:r>
+              <w:t xml:space="preserve">yes (after JS)</w:t>
+            </w:r>
+          </w:p>
+        </w:tc>
+        <w:tc>
+          <w:tcPr/>
+          <w:p>
+            <w:pPr>
+              <w:pStyle w:val="Compact"/>
+              <w:jc w:val="left"/>
+            </w:pPr>
+            <w:r>
+              <w:t xml:space="preserve">yes</w:t>
+            </w:r>
+          </w:p>
+        </w:tc>
+        <w:tc>
+          <w:tcPr/>
+          <w:p>
+            <w:pPr>
+              <w:pStyle w:val="Compact"/>
+              <w:jc w:val="left"/>
+            </w:pPr>
+            <w:r>
+              <w:t xml:space="preserve">app-controlled</w:t>
+            </w:r>
+          </w:p>
+        </w:tc>
+        <w:tc>
+          <w:tcPr/>
+          <w:p>
+            <w:pPr>
+              <w:pStyle w:val="Compact"/>
+              <w:jc w:val="left"/>
+            </w:pPr>
+            <w:r>
+              <w:t xml:space="preserve">JS + CSP</w:t>
+            </w:r>
+          </w:p>
+        </w:tc>
+        <w:tc>
+          <w:tcPr/>
+          <w:p>
+            <w:pPr>
+              <w:pStyle w:val="Compact"/>
+              <w:jc w:val="left"/>
+            </w:pPr>
+            <w:r>
+              <w:t xml:space="preserve">broad APIs</w:t>
+            </w:r>
+          </w:p>
+        </w:tc>
+        <w:tc>
+          <w:tcPr/>
+          <w:p>
+            <w:pPr>
+              <w:pStyle w:val="Compact"/>
+              <w:jc w:val="left"/>
+            </w:pPr>
+            <w:r>
+              <w:t xml:space="preserve">heterogeneous photos</w:t>
+            </w:r>
+          </w:p>
+        </w:tc>
+      </w:tr>
+    </w:tbl>
+    <w:bookmarkEnd w:id="64"/>
+    <w:bookmarkStart w:id="65" w:name="limitations"/>
+    <w:p>
+      <w:pPr>
+        <w:pStyle w:val="Heading3"/>
+      </w:pPr>
+      <w:r>
+        <w:t xml:space="preserve">6.5  Limitations</w:t>
+      </w:r>
+    </w:p>
+    <w:p>
+      <w:pPr>
+        <w:pStyle w:val="FirstParagraph"/>
+      </w:pPr>
+      <w:r>
         <w:t xml:space="preserve">Quality is measured by luma SSIM at a 0.97 target; the photo crossover is confirmed</w:t>
       </w:r>
       <w:r>
@@ -12017,9 +12813,9 @@
         <w:t xml:space="preserve">like JPEG, benefits from atlasing at every tested size.</w:t>
       </w:r>
     </w:p>
-    <w:bookmarkEnd w:id="64"/>
     <w:bookmarkEnd w:id="65"/>
-    <w:bookmarkStart w:id="66" w:name="conclusion"/>
+    <w:bookmarkEnd w:id="66"/>
+    <w:bookmarkStart w:id="67" w:name="conclusion"/>
     <w:p>
       <w:pPr>
         <w:pStyle w:val="Heading2"/>
@@ -12165,8 +12961,8 @@
         <w:t xml:space="preserve">heuristic, which turns a directory of images into deployable bundles.</w:t>
       </w:r>
     </w:p>
-    <w:bookmarkEnd w:id="66"/>
-    <w:bookmarkStart w:id="67" w:name="references"/>
+    <w:bookmarkEnd w:id="67"/>
+    <w:bookmarkStart w:id="68" w:name="references"/>
     <w:p>
       <w:pPr>
         <w:pStyle w:val="Heading2"/>
@@ -12861,8 +13657,8 @@
         <w:t xml:space="preserve">Alexander Apartsin, Yehudit Aperstein · 2026</w:t>
       </w:r>
     </w:p>
-    <w:bookmarkEnd w:id="67"/>
     <w:bookmarkEnd w:id="68"/>
+    <w:bookmarkEnd w:id="69"/>
     <w:sectPr/>
   </w:body>
 </w:document>

--- a/docs/paper.docx
+++ b/docs/paper.docx
@@ -217,13 +217,37 @@
         <w:t xml:space="preserve"> </w:t>
       </w:r>
       <w:r>
-        <w:t xml:space="preserve">five unseen collections. A supporting browser study shows the byte savings also cut load</w:t>
-      </w:r>
-      <w:r>
-        <w:t xml:space="preserve"> </w:t>
-      </w:r>
-      <w:r>
-        <w:t xml:space="preserve">time on HTTP/1.1 and HTTP/3.</w:t>
+        <w:t xml:space="preserve">five unseen collections. The byte effect resists prediction from source-image statistics,</w:t>
+      </w:r>
+      <w:r>
+        <w:t xml:space="preserve"> </w:t>
+      </w:r>
+      <w:r>
+        <w:t xml:space="preserve">which is why the tool measures rather than models: a probe encode of ten to twenty tiles</w:t>
+      </w:r>
+      <w:r>
+        <w:t xml:space="preserve"> </w:t>
+      </w:r>
+      <w:r>
+        <w:t xml:space="preserve">forecasts a group's saving to within two percentage points where colour, edge, and</w:t>
+      </w:r>
+      <w:r>
+        <w:t xml:space="preserve"> </w:t>
+      </w:r>
+      <w:r>
+        <w:t xml:space="preserve">frequency features cannot. In a live renderer the pixel atlas is also the fastest to full</w:t>
+      </w:r>
+      <w:r>
+        <w:t xml:space="preserve"> </w:t>
+      </w:r>
+      <w:r>
+        <w:t xml:space="preserve">visibility and the lowest in memory, and a supporting browser study shows the byte savings</w:t>
+      </w:r>
+      <w:r>
+        <w:t xml:space="preserve"> </w:t>
+      </w:r>
+      <w:r>
+        <w:t xml:space="preserve">cut load time on HTTP/1.1 and HTTP/3.</w:t>
       </w:r>
     </w:p>
     <w:bookmarkStart w:id="20" w:name="introduction"/>
@@ -594,13 +618,31 @@
         <w:t xml:space="preserve"> </w:t>
       </w:r>
       <w:r>
-        <w:t xml:space="preserve">sharing fixed costs and losses from sharing adaptive state; and (v) an open-source</w:t>
-      </w:r>
-      <w:r>
-        <w:t xml:space="preserve"> </w:t>
-      </w:r>
-      <w:r>
-        <w:t xml:space="preserve">construction heuristic that emits deployable bundles from a directory of images.</w:t>
+        <w:t xml:space="preserve">sharing fixed costs and losses from sharing adaptive state, together with the finding that</w:t>
+      </w:r>
+      <w:r>
+        <w:t xml:space="preserve"> </w:t>
+      </w:r>
+      <w:r>
+        <w:t xml:space="preserve">this adaptive-state penalty is codec-mechanistic and not predictable from source-image</w:t>
+      </w:r>
+      <w:r>
+        <w:t xml:space="preserve"> </w:t>
+      </w:r>
+      <w:r>
+        <w:t xml:space="preserve">statistics, while a small probe encode forecasts it accurately; and (v) an open-source</w:t>
+      </w:r>
+      <w:r>
+        <w:t xml:space="preserve"> </w:t>
+      </w:r>
+      <w:r>
+        <w:t xml:space="preserve">construction heuristic, built on that probe-not-predict principle, that emits deployable</w:t>
+      </w:r>
+      <w:r>
+        <w:t xml:space="preserve"> </w:t>
+      </w:r>
+      <w:r>
+        <w:t xml:space="preserve">bundles from a directory of images.</w:t>
       </w:r>
     </w:p>
     <w:bookmarkEnd w:id="20"/>
@@ -1416,7 +1458,7 @@
         <w:t xml:space="preserve"> </w:t>
       </w:r>
       <w:r>
-        <w:t xml:space="preserve">control, and browser support, compared for deployment in Table 9</w:t>
+        <w:t xml:space="preserve">control, and browser support, compared for deployment in Table 10</w:t>
       </w:r>
       <w:r>
         <w:t xml:space="preserve"> </w:t>
@@ -3523,7 +3565,7 @@
               <a:graphicData uri="http://schemas.openxmlformats.org/drawingml/2006/picture">
                 <pic:pic>
                   <pic:nvPicPr>
-                    <pic:cNvPr descr="file:///E:/tmp/tmp9qsra96d/svg0.png" id="41" name="Picture"/>
+                    <pic:cNvPr descr="file:///E:/tmp/tmpp6w6b83g/svg0.png" id="41" name="Picture"/>
                     <pic:cNvPicPr>
                       <a:picLocks noChangeArrowheads="1" noChangeAspect="1"/>
                     </pic:cNvPicPr>
@@ -9072,7 +9114,7 @@
                     <a:graphicData uri="http://schemas.openxmlformats.org/drawingml/2006/picture">
                       <pic:pic>
                         <pic:nvPicPr>
-                          <pic:cNvPr descr="file:///E:/tmp/tmp9qsra96d/svg1.png" id="48" name="Picture"/>
+                          <pic:cNvPr descr="file:///E:/tmp/tmpp6w6b83g/svg1.png" id="48" name="Picture"/>
                           <pic:cNvPicPr>
                             <a:picLocks noChangeArrowheads="1" noChangeAspect="1"/>
                           </pic:cNvPicPr>
@@ -9114,7 +9156,7 @@
                     <a:graphicData uri="http://schemas.openxmlformats.org/drawingml/2006/picture">
                       <pic:pic>
                         <pic:nvPicPr>
-                          <pic:cNvPr descr="file:///E:/tmp/tmp9qsra96d/svg2.png" id="51" name="Picture"/>
+                          <pic:cNvPr descr="file:///E:/tmp/tmpp6w6b83g/svg2.png" id="51" name="Picture"/>
                           <pic:cNvPicPr>
                             <a:picLocks noChangeArrowheads="1" noChangeAspect="1"/>
                           </pic:cNvPicPr>
@@ -10258,39 +10300,325 @@
         <w:t xml:space="preserve"> </w:t>
       </w:r>
       <w:r>
-        <w:t xml:space="preserve">heterogeneity proxy captures the direction but not the full magnitude of the penalty; a</w:t>
-      </w:r>
-      <w:r>
-        <w:t xml:space="preserve"> </w:t>
-      </w:r>
-      <w:r>
-        <w:t xml:space="preserve">predictive model accurate across codecs will need codec-specific structure (the</w:t>
-      </w:r>
-      <w:r>
-        <w:t xml:space="preserve"> </w:t>
-      </w:r>
-      <w:r>
-        <w:t xml:space="preserve">four-segment allocation for VP8, the per-scanline filter for PNG), which we leave to</w:t>
-      </w:r>
-      <w:r>
-        <w:t xml:space="preserve"> </w:t>
-      </w:r>
-      <w:r>
-        <w:t xml:space="preserve">future work. The practical takeaway stands without the full model: measure the two</w:t>
-      </w:r>
-      <w:r>
-        <w:t xml:space="preserve"> </w:t>
-      </w:r>
-      <w:r>
-        <w:t xml:space="preserve">candidate representations for a group and keep the smaller, which is what the heuristic</w:t>
-      </w:r>
-      <w:r>
-        <w:t xml:space="preserve"> </w:t>
-      </w:r>
-      <w:r>
-        <w:t xml:space="preserve">of Section 6.3 does and why it reaches the oracle out-of-sample.</w:t>
-      </w:r>
-    </w:p>
+        <w:t xml:space="preserve">heterogeneity proxy captures the direction but not the full magnitude of the penalty.</w:t>
+      </w:r>
+    </w:p>
+    <w:p>
+      <w:pPr>
+        <w:pStyle w:val="BodyText"/>
+      </w:pPr>
+      <w:r>
+        <w:t xml:space="preserve">How far can the saving be predicted from the source images alone, before building any</w:t>
+      </w:r>
+      <w:r>
+        <w:t xml:space="preserve"> </w:t>
+      </w:r>
+      <w:r>
+        <w:t xml:space="preserve">atlas? We tested this directly. Eight content classes were assembled to span extreme</w:t>
+      </w:r>
+      <w:r>
+        <w:t xml:space="preserve"> </w:t>
+      </w:r>
+      <w:r>
+        <w:t xml:space="preserve">image statistics, natural photos, emoji, flags, and avatars alongside synthetic</w:t>
+      </w:r>
+      <w:r>
+        <w:t xml:space="preserve"> </w:t>
+      </w:r>
+      <w:r>
+        <w:t xml:space="preserve">gradients, noise, UI mockups, and objects on white, and six cheap features were computed</w:t>
+      </w:r>
+      <w:r>
+        <w:t xml:space="preserve"> </w:t>
+      </w:r>
+      <w:r>
+        <w:t xml:space="preserve">per class (edge density, DCT high-frequency energy, colour-histogram entropy, unique</w:t>
+      </w:r>
+      <w:r>
+        <w:t xml:space="preserve"> </w:t>
+      </w:r>
+      <w:r>
+        <w:t xml:space="preserve">colours, inter-tile heterogeneity, and luminance variance). Predicting a held-out class's</w:t>
+      </w:r>
+      <w:r>
+        <w:t xml:space="preserve"> </w:t>
+      </w:r>
+      <w:r>
+        <w:t xml:space="preserve">saving from these features does not improve on a size-and-codec baseline, and it fails</w:t>
+      </w:r>
+      <w:r>
+        <w:t xml:space="preserve"> </w:t>
+      </w:r>
+      <w:r>
+        <w:t xml:space="preserve">even on the isolated codec differential that cancels the fixed-cost term (Table 8):</w:t>
+      </w:r>
+      <w:r>
+        <w:t xml:space="preserve"> </w:t>
+      </w:r>
+      <w:r>
+        <w:t xml:space="preserve">the adaptive-state penalty is codec-mechanistic and is not readable from source pixel</w:t>
+      </w:r>
+      <w:r>
+        <w:t xml:space="preserve"> </w:t>
+      </w:r>
+      <w:r>
+        <w:t xml:space="preserve">statistics. What does predict it is a measurement: a probe encode of only 10–20</w:t>
+      </w:r>
+      <w:r>
+        <w:t xml:space="preserve"> </w:t>
+      </w:r>
+      <w:r>
+        <w:t xml:space="preserve">tiles estimates the full-set saving to within about two percentage points (Spearman 0.98).</w:t>
+      </w:r>
+      <w:r>
+        <w:t xml:space="preserve"> </w:t>
+      </w:r>
+      <w:r>
+        <w:t xml:space="preserve">This is the empirical case for the design of Section 6.3: the right move is not to</w:t>
+      </w:r>
+      <w:r>
+        <w:t xml:space="preserve"> </w:t>
+      </w:r>
+      <w:r>
+        <w:t xml:space="preserve">model the penalty but to measure the two candidate representations, and a small probe</w:t>
+      </w:r>
+      <w:r>
+        <w:t xml:space="preserve"> </w:t>
+      </w:r>
+      <w:r>
+        <w:t xml:space="preserve">suffices, which is why the heuristic reaches the oracle out-of-sample without any content</w:t>
+      </w:r>
+      <w:r>
+        <w:t xml:space="preserve"> </w:t>
+      </w:r>
+      <w:r>
+        <w:t xml:space="preserve">model.</w:t>
+      </w:r>
+    </w:p>
+    <w:p>
+      <w:pPr>
+        <w:pStyle w:val="TableCaption"/>
+      </w:pPr>
+      <w:r>
+        <w:rPr>
+          <w:b/>
+          <w:bCs/>
+        </w:rPr>
+        <w:t xml:space="preserve">Table 8.</w:t>
+      </w:r>
+      <w:r>
+        <w:t xml:space="preserve"> </w:t>
+      </w:r>
+      <w:r>
+        <w:t xml:space="preserve">Predicting a group's atlas saving before building it, evaluated leave-one-content-class-out over eight classes spanning extreme image statistics (natural photos, emoji, flags, avatars, and synthetic gradients, noise, UI mockups, and objects on white; JPEG and WebP). Error is mean absolute error in percentage points against the measured saving; rank is Spearman correlation with it. Six cheap source-image features do not improve on a size-and-codec baseline, but a probe encode of 10–20 tiles predicts the full-set saving to within about two points. On the isolated codec differential (JPEG minus WebP saving, which cancels the fixed-cost term), the same features still fail to beat a constant (10.1 vs 7.1 percentage points), so the shortfall is not a missing fixed-cost signal but the coupling penalty being unreadable from source pixels.</w:t>
+      </w:r>
+    </w:p>
+    <w:tbl>
+      <w:tblPr>
+        <w:tblStyle w:val="Table"/>
+        <w:tblW w:type="auto" w:w="0"/>
+        <w:tblLook w:firstRow="1" w:lastRow="0" w:firstColumn="0" w:lastColumn="0" w:noHBand="0" w:noVBand="0" w:val="0020"/>
+        <w:tblCaption w:val="Table 8. Predicting a group's atlas saving before building it, evaluated leave-one-content-class-out over eight classes spanning extreme image statistics (natural photos, emoji, flags, avatars, and synthetic gradients, noise, UI mockups, and objects on white; JPEG and WebP). Error is mean absolute error in percentage points against the measured saving; rank is Spearman correlation with it. Six cheap source-image features do not improve on a size-and-codec baseline, but a probe encode of 10–20 tiles predicts the full-set saving to within about two points. On the isolated codec differential (JPEG minus WebP saving, which cancels the fixed-cost term), the same features still fail to beat a constant (10.1 vs 7.1 percentage points), so the shortfall is not a missing fixed-cost signal but the coupling penalty being unreadable from source pixels."/>
+      </w:tblPr>
+      <w:tblGrid>
+        <w:gridCol w:w="2640"/>
+        <w:gridCol w:w="2640"/>
+        <w:gridCol w:w="2640"/>
+      </w:tblGrid>
+      <w:tr>
+        <w:trPr>
+          <w:tblHeader w:val="on"/>
+        </w:trPr>
+        <w:tc>
+          <w:tcPr/>
+          <w:p>
+            <w:pPr>
+              <w:pStyle w:val="Compact"/>
+              <w:jc w:val="left"/>
+            </w:pPr>
+            <w:r>
+              <w:t xml:space="preserve">predictor</w:t>
+            </w:r>
+          </w:p>
+        </w:tc>
+        <w:tc>
+          <w:tcPr/>
+          <w:p>
+            <w:pPr>
+              <w:pStyle w:val="Compact"/>
+              <w:jc w:val="left"/>
+            </w:pPr>
+            <w:r>
+              <w:t xml:space="preserve">MAE (pp)</w:t>
+            </w:r>
+          </w:p>
+        </w:tc>
+        <w:tc>
+          <w:tcPr/>
+          <w:p>
+            <w:pPr>
+              <w:pStyle w:val="Compact"/>
+              <w:jc w:val="left"/>
+            </w:pPr>
+            <w:r>
+              <w:t xml:space="preserve">rank</w:t>
+            </w:r>
+          </w:p>
+        </w:tc>
+      </w:tr>
+      <w:tr>
+        <w:tc>
+          <w:tcPr/>
+          <w:p>
+            <w:pPr>
+              <w:pStyle w:val="Compact"/>
+              <w:jc w:val="left"/>
+            </w:pPr>
+            <w:r>
+              <w:t xml:space="preserve">size + codec + one encode (baseline)</w:t>
+            </w:r>
+          </w:p>
+        </w:tc>
+        <w:tc>
+          <w:tcPr/>
+          <w:p>
+            <w:pPr>
+              <w:pStyle w:val="Compact"/>
+              <w:jc w:val="left"/>
+            </w:pPr>
+            <w:r>
+              <w:t xml:space="preserve">4.95</w:t>
+            </w:r>
+          </w:p>
+        </w:tc>
+        <w:tc>
+          <w:tcPr/>
+          <w:p>
+            <w:pPr>
+              <w:pStyle w:val="Compact"/>
+              <w:jc w:val="left"/>
+            </w:pPr>
+            <w:r>
+              <w:t xml:space="preserve">n/a</w:t>
+            </w:r>
+          </w:p>
+        </w:tc>
+      </w:tr>
+      <w:tr>
+        <w:tc>
+          <w:tcPr/>
+          <w:p>
+            <w:pPr>
+              <w:pStyle w:val="Compact"/>
+              <w:jc w:val="left"/>
+            </w:pPr>
+            <w:r>
+              <w:t xml:space="preserve">+ six source-image features</w:t>
+            </w:r>
+          </w:p>
+        </w:tc>
+        <w:tc>
+          <w:tcPr/>
+          <w:p>
+            <w:pPr>
+              <w:pStyle w:val="Compact"/>
+              <w:jc w:val="left"/>
+            </w:pPr>
+            <w:r>
+              <w:t xml:space="preserve">6.05</w:t>
+            </w:r>
+          </w:p>
+        </w:tc>
+        <w:tc>
+          <w:tcPr/>
+          <w:p>
+            <w:pPr>
+              <w:pStyle w:val="Compact"/>
+              <w:jc w:val="left"/>
+            </w:pPr>
+            <w:r>
+              <w:t xml:space="preserve">n/a</w:t>
+            </w:r>
+          </w:p>
+        </w:tc>
+      </w:tr>
+      <w:tr>
+        <w:tc>
+          <w:tcPr/>
+          <w:p>
+            <w:pPr>
+              <w:pStyle w:val="Compact"/>
+              <w:jc w:val="left"/>
+            </w:pPr>
+            <w:r>
+              <w:t xml:space="preserve">10-tile probe encode</w:t>
+            </w:r>
+          </w:p>
+        </w:tc>
+        <w:tc>
+          <w:tcPr/>
+          <w:p>
+            <w:pPr>
+              <w:pStyle w:val="Compact"/>
+              <w:jc w:val="left"/>
+            </w:pPr>
+            <w:r>
+              <w:t xml:space="preserve">2.31</w:t>
+            </w:r>
+          </w:p>
+        </w:tc>
+        <w:tc>
+          <w:tcPr/>
+          <w:p>
+            <w:pPr>
+              <w:pStyle w:val="Compact"/>
+              <w:jc w:val="left"/>
+            </w:pPr>
+            <w:r>
+              <w:t xml:space="preserve">0.98</w:t>
+            </w:r>
+          </w:p>
+        </w:tc>
+      </w:tr>
+      <w:tr>
+        <w:tc>
+          <w:tcPr/>
+          <w:p>
+            <w:pPr>
+              <w:pStyle w:val="Compact"/>
+              <w:jc w:val="left"/>
+            </w:pPr>
+            <w:r>
+              <w:t xml:space="preserve">20-tile probe encode</w:t>
+            </w:r>
+          </w:p>
+        </w:tc>
+        <w:tc>
+          <w:tcPr/>
+          <w:p>
+            <w:pPr>
+              <w:pStyle w:val="Compact"/>
+              <w:jc w:val="left"/>
+            </w:pPr>
+            <w:r>
+              <w:t xml:space="preserve">1.62</w:t>
+            </w:r>
+          </w:p>
+        </w:tc>
+        <w:tc>
+          <w:tcPr/>
+          <w:p>
+            <w:pPr>
+              <w:pStyle w:val="Compact"/>
+              <w:jc w:val="left"/>
+            </w:pPr>
+            <w:r>
+              <w:t xml:space="preserve">0.98</w:t>
+            </w:r>
+          </w:p>
+        </w:tc>
+      </w:tr>
+    </w:tbl>
     <w:p>
       <w:pPr>
         <w:pStyle w:val="BodyText"/>
@@ -10799,7 +11127,7 @@
               <a:graphicData uri="http://schemas.openxmlformats.org/drawingml/2006/picture">
                 <pic:pic>
                   <pic:nvPicPr>
-                    <pic:cNvPr descr="file:///E:/tmp/tmp9qsra96d/svg3.png" id="58" name="Picture"/>
+                    <pic:cNvPr descr="file:///E:/tmp/tmpp6w6b83g/svg3.png" id="58" name="Picture"/>
                     <pic:cNvPicPr>
                       <a:picLocks noChangeArrowheads="1" noChangeAspect="1"/>
                     </pic:cNvPicPr>
@@ -11039,7 +11367,7 @@
               <a:graphicData uri="http://schemas.openxmlformats.org/drawingml/2006/picture">
                 <pic:pic>
                   <pic:nvPicPr>
-                    <pic:cNvPr descr="file:///E:/tmp/tmp9qsra96d/svg4.png" id="62" name="Picture"/>
+                    <pic:cNvPr descr="file:///E:/tmp/tmpp6w6b83g/svg4.png" id="62" name="Picture"/>
                     <pic:cNvPicPr>
                       <a:picLocks noChangeArrowheads="1" noChangeAspect="1"/>
                     </pic:cNvPicPr>
@@ -11099,7 +11427,7 @@
         <w:t xml:space="preserve">atlas_optimizer</w:t>
       </w:r>
       <w:r>
-        <w:t xml:space="preserve">. Exact duplicates collapse to shared coordinates; tiles are grouped by update cadence, lossless requirement, and dimensions; each group is routed by a short decision cascade to individual files, a pixel atlas, or a byte-bundle. The lossy branch is decided by measurement: a pixel atlas is chosen only if it is smaller than the byte-bundle and clears a per-tile SSIM floor, and lossless groups keep the smaller of a byte-bundle and a WebP-lossless strip. Groups are chunked for bounded cache invalidation and memory, and the tool emits the atlas and bundle files, a CSS coordinate map, a loader, and a savings report; piecewise updates can be served as dictionary deltas. This is the procedure evaluated against the oracle in Table 8.</w:t>
+        <w:t xml:space="preserve">. Exact duplicates collapse to shared coordinates; tiles are grouped by update cadence, lossless requirement, and dimensions; each group is routed by a short decision cascade to individual files, a pixel atlas, or a byte-bundle. The lossy branch is decided by measurement: a pixel atlas is chosen only if it is smaller than the byte-bundle and clears a per-tile SSIM floor, and lossless groups keep the smaller of a byte-bundle and a WebP-lossless strip. Groups are chunked for bounded cache invalidation and memory, and the tool emits the atlas and bundle files, a CSS coordinate map, a loader, and a savings report; piecewise updates can be served as dictionary deltas. This is the procedure evaluated against the oracle in Table 9.</w:t>
       </w:r>
     </w:p>
     <w:p>
@@ -11131,7 +11459,7 @@
         <w:t xml:space="preserve"> </w:t>
       </w:r>
       <w:r>
-        <w:t xml:space="preserve">returns the byte-optimal one (Table 8). Each group carries one measured tiebreak:</w:t>
+        <w:t xml:space="preserve">returns the byte-optimal one (Table 9). Each group carries one measured tiebreak:</w:t>
       </w:r>
       <w:r>
         <w:t xml:space="preserve"> </w:t>
@@ -11193,7 +11521,7 @@
         <w:pStyle w:val="BodyText"/>
       </w:pPr>
       <w:r>
-        <w:t xml:space="preserve">The value is in choosing, not in any single layout. Table 8 also scores three</w:t>
+        <w:t xml:space="preserve">The value is in choosing, not in any single layout. Table 9 also scores three</w:t>
       </w:r>
       <w:r>
         <w:t xml:space="preserve"> </w:t>
@@ -11253,7 +11581,7 @@
           <w:b/>
           <w:bCs/>
         </w:rPr>
-        <w:t xml:space="preserve">Table 8.</w:t>
+        <w:t xml:space="preserve">Table 9.</w:t>
       </w:r>
       <w:r>
         <w:t xml:space="preserve"> </w:t>
@@ -11267,7 +11595,7 @@
         <w:tblStyle w:val="Table"/>
         <w:tblW w:type="auto" w:w="0"/>
         <w:tblLook w:firstRow="1" w:lastRow="0" w:firstColumn="0" w:lastColumn="0" w:noHBand="0" w:noVBand="0" w:val="0020"/>
-        <w:tblCaption w:val="Table 8. Out-of-sample evaluation of the construction heuristic on five independent corpora that played no role in its calibration (Noto emoji, OpenMoji, country flags, Flickr photos, Robohash avatars; 100 tiles each). An offline oracle enumerates every candidate configuration (individual, grid atlas, strip atlas, byte-bundle across the admissible codecs) at matched quality and reports the byte-optimal one; regret is a policy's bytes over the oracle's. The last three columns are simple fixed-layout rules a developer might hardcode, each still allowed the best admissible codec (individual files cost the same bytes as a byte-bundle). The calibrated heuristic matches the oracle on all five corpora; every fixed rule is beaten on at least one, because the winning layout is content-dependent. Smaller regret is better."/>
+        <w:tblCaption w:val="Table 9. Out-of-sample evaluation of the construction heuristic on five independent corpora that played no role in its calibration (Noto emoji, OpenMoji, country flags, Flickr photos, Robohash avatars; 100 tiles each). An offline oracle enumerates every candidate configuration (individual, grid atlas, strip atlas, byte-bundle across the admissible codecs) at matched quality and reports the byte-optimal one; regret is a policy's bytes over the oracle's. The last three columns are simple fixed-layout rules a developer might hardcode, each still allowed the best admissible codec (individual files cost the same bytes as a byte-bundle). The calibrated heuristic matches the oracle on all five corpora; every fixed rule is beaten on at least one, because the winning layout is content-dependent. Smaller regret is better."/>
       </w:tblPr>
       <w:tblGrid>
         <w:gridCol w:w="990"/>
@@ -11988,7 +12316,7 @@
         <w:t xml:space="preserve"> </w:t>
       </w:r>
       <w:r>
-        <w:t xml:space="preserve">(Table 9). A CSS pixel atlas shown through</w:t>
+        <w:t xml:space="preserve">(Table 10). A CSS pixel atlas shown through</w:t>
       </w:r>
       <w:r>
         <w:t xml:space="preserve"> </w:t>
@@ -12153,7 +12481,7 @@
           <w:b/>
           <w:bCs/>
         </w:rPr>
-        <w:t xml:space="preserve">Table 9.</w:t>
+        <w:t xml:space="preserve">Table 10.</w:t>
       </w:r>
       <w:r>
         <w:t xml:space="preserve"> </w:t>
@@ -12185,7 +12513,7 @@
         <w:tblStyle w:val="Table"/>
         <w:tblW w:type="auto" w:w="0"/>
         <w:tblLook w:firstRow="1" w:lastRow="0" w:firstColumn="0" w:lastColumn="0" w:noHBand="0" w:noVBand="0" w:val="0020"/>
-        <w:tblCaption w:val="Table 9. Display mechanisms for a bundled tile and how they differ in production. All four paint after a single atlas or bundle fetch; they diverge on image semantics, accessibility, loading control, and support. Pick the byte layout with the Section 6.3 selector and the mechanism here."/>
+        <w:tblCaption w:val="Table 10. Display mechanisms for a bundled tile and how they differ in production. All four paint after a single atlas or bundle fetch; they diverge on image semantics, accessibility, loading control, and support. Pick the byte layout with the Section 6.3 selector and the mechanism here."/>
       </w:tblPr>
       <w:tblGrid>
         <w:gridCol w:w="1131"/>

--- a/docs/paper.docx
+++ b/docs/paper.docx
@@ -3565,7 +3565,7 @@
               <a:graphicData uri="http://schemas.openxmlformats.org/drawingml/2006/picture">
                 <pic:pic>
                   <pic:nvPicPr>
-                    <pic:cNvPr descr="file:///E:/tmp/tmpp6w6b83g/svg0.png" id="41" name="Picture"/>
+                    <pic:cNvPr descr="file:///E:/tmp/tmp492jb1lx/svg0.png" id="41" name="Picture"/>
                     <pic:cNvPicPr>
                       <a:picLocks noChangeArrowheads="1" noChangeAspect="1"/>
                     </pic:cNvPicPr>
@@ -9114,7 +9114,7 @@
                     <a:graphicData uri="http://schemas.openxmlformats.org/drawingml/2006/picture">
                       <pic:pic>
                         <pic:nvPicPr>
-                          <pic:cNvPr descr="file:///E:/tmp/tmpp6w6b83g/svg1.png" id="48" name="Picture"/>
+                          <pic:cNvPr descr="file:///E:/tmp/tmp492jb1lx/svg1.png" id="48" name="Picture"/>
                           <pic:cNvPicPr>
                             <a:picLocks noChangeArrowheads="1" noChangeAspect="1"/>
                           </pic:cNvPicPr>
@@ -9156,7 +9156,7 @@
                     <a:graphicData uri="http://schemas.openxmlformats.org/drawingml/2006/picture">
                       <pic:pic>
                         <pic:nvPicPr>
-                          <pic:cNvPr descr="file:///E:/tmp/tmpp6w6b83g/svg2.png" id="51" name="Picture"/>
+                          <pic:cNvPr descr="file:///E:/tmp/tmp492jb1lx/svg2.png" id="51" name="Picture"/>
                           <pic:cNvPicPr>
                             <a:picLocks noChangeArrowheads="1" noChangeAspect="1"/>
                           </pic:cNvPicPr>
@@ -11127,7 +11127,7 @@
               <a:graphicData uri="http://schemas.openxmlformats.org/drawingml/2006/picture">
                 <pic:pic>
                   <pic:nvPicPr>
-                    <pic:cNvPr descr="file:///E:/tmp/tmpp6w6b83g/svg3.png" id="58" name="Picture"/>
+                    <pic:cNvPr descr="file:///E:/tmp/tmp492jb1lx/svg3.png" id="58" name="Picture"/>
                     <pic:cNvPicPr>
                       <a:picLocks noChangeArrowheads="1" noChangeAspect="1"/>
                     </pic:cNvPicPr>
@@ -11367,7 +11367,7 @@
               <a:graphicData uri="http://schemas.openxmlformats.org/drawingml/2006/picture">
                 <pic:pic>
                   <pic:nvPicPr>
-                    <pic:cNvPr descr="file:///E:/tmp/tmpp6w6b83g/svg4.png" id="62" name="Picture"/>
+                    <pic:cNvPr descr="file:///E:/tmp/tmp492jb1lx/svg4.png" id="62" name="Picture"/>
                     <pic:cNvPicPr>
                       <a:picLocks noChangeArrowheads="1" noChangeAspect="1"/>
                     </pic:cNvPicPr>
@@ -12283,6 +12283,86 @@
         </w:tc>
       </w:tr>
     </w:tbl>
+    <w:p>
+      <w:pPr>
+        <w:pStyle w:val="BodyText"/>
+      </w:pPr>
+      <w:r>
+        <w:t xml:space="preserve">As an end-to-end check we ran the tool on a heterogeneous directory that mimics a real</w:t>
+      </w:r>
+      <w:r>
+        <w:t xml:space="preserve"> </w:t>
+      </w:r>
+      <w:r>
+        <w:t xml:space="preserve">site's image folder: 185 files drawn from four live asset sets (country flags, emoji,</w:t>
+      </w:r>
+      <w:r>
+        <w:t xml:space="preserve"> </w:t>
+      </w:r>
+      <w:r>
+        <w:t xml:space="preserve">generated avatars, and photographs) at their native, mixed dimensions, with duplicates</w:t>
+      </w:r>
+      <w:r>
+        <w:t xml:space="preserve"> </w:t>
+      </w:r>
+      <w:r>
+        <w:t xml:space="preserve">included as real pages carry them. The tool folded 29 exact duplicates, partitioned the</w:t>
+      </w:r>
+      <w:r>
+        <w:t xml:space="preserve"> </w:t>
+      </w:r>
+      <w:r>
+        <w:t xml:space="preserve">rest by dimension and lossless requirement, and chose a different representation for each</w:t>
+      </w:r>
+      <w:r>
+        <w:t xml:space="preserve"> </w:t>
+      </w:r>
+      <w:r>
+        <w:t xml:space="preserve">group without any per-group tuning: a byte-bundle for the 224-pixel photographs</w:t>
+      </w:r>
+      <w:r>
+        <w:t xml:space="preserve"> </w:t>
+      </w:r>
+      <w:r>
+        <w:t xml:space="preserve">(+24.4%), WebP-lossless strips for the uniform 64- and 72-pixel avatar and emoji sets</w:t>
+      </w:r>
+      <w:r>
+        <w:t xml:space="preserve"> </w:t>
+      </w:r>
+      <w:r>
+        <w:t xml:space="preserve">(+22.4 to +22.6%), and individual files for the small odd-aspect-ratio flag groups that</w:t>
+      </w:r>
+      <w:r>
+        <w:t xml:space="preserve"> </w:t>
+      </w:r>
+      <w:r>
+        <w:t xml:space="preserve">are too few or too dissimilar in dimension to atlas. The result cut 185 requests to 25 at</w:t>
+      </w:r>
+      <w:r>
+        <w:t xml:space="preserve"> </w:t>
+      </w:r>
+      <w:r>
+        <w:t xml:space="preserve">23.5% fewer bytes overall. Exercising these mixed code paths, which the uniform benchmark</w:t>
+      </w:r>
+      <w:r>
+        <w:t xml:space="preserve"> </w:t>
+      </w:r>
+      <w:r>
+        <w:t xml:space="preserve">corpora never reach, surfaced two accounting defects that the released tool's invariant</w:t>
+      </w:r>
+      <w:r>
+        <w:t xml:space="preserve"> </w:t>
+      </w:r>
+      <w:r>
+        <w:t xml:space="preserve">check (predicted bytes and requests must equal the emitted resources) now catches and that</w:t>
+      </w:r>
+      <w:r>
+        <w:t xml:space="preserve"> </w:t>
+      </w:r>
+      <w:r>
+        <w:t xml:space="preserve">are fixed; the tool passes that check on every asset set in the study.</w:t>
+      </w:r>
+    </w:p>
     <w:bookmarkEnd w:id="63"/>
     <w:bookmarkStart w:id="64" w:name="choosing-a-rendering-mechanism"/>
     <w:p>

--- a/docs/paper.docx
+++ b/docs/paper.docx
@@ -217,25 +217,25 @@
         <w:t xml:space="preserve"> </w:t>
       </w:r>
       <w:r>
-        <w:t xml:space="preserve">five unseen collections. The byte effect resists prediction from source-image statistics,</w:t>
-      </w:r>
-      <w:r>
-        <w:t xml:space="preserve"> </w:t>
-      </w:r>
-      <w:r>
-        <w:t xml:space="preserve">which is why the tool measures rather than models: a probe encode of ten to twenty tiles</w:t>
-      </w:r>
-      <w:r>
-        <w:t xml:space="preserve"> </w:t>
-      </w:r>
-      <w:r>
-        <w:t xml:space="preserve">forecasts a group's saving to within two percentage points where colour, edge, and</w:t>
-      </w:r>
-      <w:r>
-        <w:t xml:space="preserve"> </w:t>
-      </w:r>
-      <w:r>
-        <w:t xml:space="preserve">frequency features cannot. In a live renderer the pixel atlas is also the fastest to full</w:t>
+        <w:t xml:space="preserve">five unseen collections. The byte effect resists prediction from cheap source-image</w:t>
+      </w:r>
+      <w:r>
+        <w:t xml:space="preserve"> </w:t>
+      </w:r>
+      <w:r>
+        <w:t xml:space="preserve">features, so the tool measures the candidate representations rather than modelling them;</w:t>
+      </w:r>
+      <w:r>
+        <w:t xml:space="preserve"> </w:t>
+      </w:r>
+      <w:r>
+        <w:t xml:space="preserve">we also find that a probe encode of just ten to twenty tiles forecasts a group's saving to</w:t>
+      </w:r>
+      <w:r>
+        <w:t xml:space="preserve"> </w:t>
+      </w:r>
+      <w:r>
+        <w:t xml:space="preserve">within two percentage points where colour, edge, and frequency features cannot. In a live renderer the pixel atlas is also the fastest to full</w:t>
       </w:r>
       <w:r>
         <w:t xml:space="preserve"> </w:t>
@@ -624,13 +624,13 @@
         <w:t xml:space="preserve"> </w:t>
       </w:r>
       <w:r>
-        <w:t xml:space="preserve">this adaptive-state penalty is codec-mechanistic and not predictable from source-image</w:t>
-      </w:r>
-      <w:r>
-        <w:t xml:space="preserve"> </w:t>
-      </w:r>
-      <w:r>
-        <w:t xml:space="preserve">statistics, while a small probe encode forecasts it accurately; and (v) an open-source</w:t>
+        <w:t xml:space="preserve">this adaptive-state penalty is codec-mechanistic and is not predicted by six cheap</w:t>
+      </w:r>
+      <w:r>
+        <w:t xml:space="preserve"> </w:t>
+      </w:r>
+      <w:r>
+        <w:t xml:space="preserve">source-image features, while a small probe encode forecasts it accurately; and (v) an open-source</w:t>
       </w:r>
       <w:r>
         <w:t xml:space="preserve"> </w:t>
@@ -3565,7 +3565,7 @@
               <a:graphicData uri="http://schemas.openxmlformats.org/drawingml/2006/picture">
                 <pic:pic>
                   <pic:nvPicPr>
-                    <pic:cNvPr descr="file:///E:/tmp/tmp492jb1lx/svg0.png" id="41" name="Picture"/>
+                    <pic:cNvPr descr="file:///E:/tmp/tmpgzvd521s/svg0.png" id="41" name="Picture"/>
                     <pic:cNvPicPr>
                       <a:picLocks noChangeArrowheads="1" noChangeAspect="1"/>
                     </pic:cNvPicPr>
@@ -9114,7 +9114,7 @@
                     <a:graphicData uri="http://schemas.openxmlformats.org/drawingml/2006/picture">
                       <pic:pic>
                         <pic:nvPicPr>
-                          <pic:cNvPr descr="file:///E:/tmp/tmp492jb1lx/svg1.png" id="48" name="Picture"/>
+                          <pic:cNvPr descr="file:///E:/tmp/tmpgzvd521s/svg1.png" id="48" name="Picture"/>
                           <pic:cNvPicPr>
                             <a:picLocks noChangeArrowheads="1" noChangeAspect="1"/>
                           </pic:cNvPicPr>
@@ -9156,7 +9156,7 @@
                     <a:graphicData uri="http://schemas.openxmlformats.org/drawingml/2006/picture">
                       <pic:pic>
                         <pic:nvPicPr>
-                          <pic:cNvPr descr="file:///E:/tmp/tmp492jb1lx/svg2.png" id="51" name="Picture"/>
+                          <pic:cNvPr descr="file:///E:/tmp/tmpgzvd521s/svg2.png" id="51" name="Picture"/>
                           <pic:cNvPicPr>
                             <a:picLocks noChangeArrowheads="1" noChangeAspect="1"/>
                           </pic:cNvPicPr>
@@ -10338,37 +10338,61 @@
         <w:t xml:space="preserve"> </w:t>
       </w:r>
       <w:r>
-        <w:t xml:space="preserve">colours, inter-tile heterogeneity, and luminance variance). Predicting a held-out class's</w:t>
-      </w:r>
-      <w:r>
-        <w:t xml:space="preserve"> </w:t>
-      </w:r>
-      <w:r>
-        <w:t xml:space="preserve">saving from these features does not improve on a size-and-codec baseline, and it fails</w:t>
-      </w:r>
-      <w:r>
-        <w:t xml:space="preserve"> </w:t>
-      </w:r>
-      <w:r>
-        <w:t xml:space="preserve">even on the isolated codec differential that cancels the fixed-cost term (Table 8):</w:t>
-      </w:r>
-      <w:r>
-        <w:t xml:space="preserve"> </w:t>
-      </w:r>
-      <w:r>
-        <w:t xml:space="preserve">the adaptive-state penalty is codec-mechanistic and is not readable from source pixel</w:t>
-      </w:r>
-      <w:r>
-        <w:t xml:space="preserve"> </w:t>
-      </w:r>
-      <w:r>
-        <w:t xml:space="preserve">statistics. What does predict it is a measurement: a probe encode of only 10–20</w:t>
-      </w:r>
-      <w:r>
-        <w:t xml:space="preserve"> </w:t>
-      </w:r>
-      <w:r>
-        <w:t xml:space="preserve">tiles estimates the full-set saving to within about two percentage points (Spearman 0.98).</w:t>
+        <w:t xml:space="preserve">colours, inter-tile heterogeneity, and luminance variance). The content-dependence is real and large: holding tile size and codec fixed, the saving</w:t>
+      </w:r>
+      <w:r>
+        <w:t xml:space="preserve"> </w:t>
+      </w:r>
+      <w:r>
+        <w:t xml:space="preserve">still varies by 16 to 41 percentage points across the eight classes (for example</w:t>
+      </w:r>
+      <w:r>
+        <w:t xml:space="preserve"> </w:t>
+      </w:r>
+      <w:r>
+        <w:t xml:space="preserve">−16% to +16% at 224 pixels under WebP), so a size-and-codec rule leaves a wide</w:t>
+      </w:r>
+      <w:r>
+        <w:t xml:space="preserve"> </w:t>
+      </w:r>
+      <w:r>
+        <w:t xml:space="preserve">residual. Yet predicting a held-out class's saving from the six features does not improve</w:t>
+      </w:r>
+      <w:r>
+        <w:t xml:space="preserve"> </w:t>
+      </w:r>
+      <w:r>
+        <w:t xml:space="preserve">on that baseline, and it fails even on the isolated codec differential that cancels the</w:t>
+      </w:r>
+      <w:r>
+        <w:t xml:space="preserve"> </w:t>
+      </w:r>
+      <w:r>
+        <w:t xml:space="preserve">fixed-cost term (Table 8): the adaptive-state penalty is codec-mechanistic and is</w:t>
+      </w:r>
+      <w:r>
+        <w:t xml:space="preserve"> </w:t>
+      </w:r>
+      <w:r>
+        <w:t xml:space="preserve">not captured by these cheap source features. What does recover it is a measurement, not a</w:t>
+      </w:r>
+      <w:r>
+        <w:t xml:space="preserve"> </w:t>
+      </w:r>
+      <w:r>
+        <w:t xml:space="preserve">model: a probe encode of only 10–20 tiles estimates the full-set saving to within</w:t>
+      </w:r>
+      <w:r>
+        <w:t xml:space="preserve"> </w:t>
+      </w:r>
+      <w:r>
+        <w:t xml:space="preserve">about two percentage points, and tracks the content ordering that the baseline misses</w:t>
+      </w:r>
+      <w:r>
+        <w:t xml:space="preserve"> </w:t>
+      </w:r>
+      <w:r>
+        <w:t xml:space="preserve">(within-cell rank correlation 0.86 to 1.00).</w:t>
       </w:r>
       <w:r>
         <w:t xml:space="preserve"> </w:t>
@@ -10410,7 +10434,7 @@
         <w:t xml:space="preserve"> </w:t>
       </w:r>
       <w:r>
-        <w:t xml:space="preserve">Predicting a group's atlas saving before building it, evaluated leave-one-content-class-out over eight classes spanning extreme image statistics (natural photos, emoji, flags, avatars, and synthetic gradients, noise, UI mockups, and objects on white; JPEG and WebP). Error is mean absolute error in percentage points against the measured saving; rank is Spearman correlation with it. Six cheap source-image features do not improve on a size-and-codec baseline, but a probe encode of 10–20 tiles predicts the full-set saving to within about two points. On the isolated codec differential (JPEG minus WebP saving, which cancels the fixed-cost term), the same features still fail to beat a constant (10.1 vs 7.1 percentage points), so the shortfall is not a missing fixed-cost signal but the coupling penalty being unreadable from source pixels.</w:t>
+        <w:t xml:space="preserve">Predicting a group's atlas saving before building it, evaluated leave-one-content-class-out over eight classes spanning extreme image statistics (natural photos, emoji, flags, avatars, and synthetic gradients, noise, UI mockups, and objects on white; JPEG and WebP). Error is mean absolute error in percentage points against the measured saving; rank is Spearman correlation with it. Six cheap source-image features do not improve on a size-and-codec baseline, but a probe encode of 10–20 tiles predicts the full-set saving to within about two points, and orders the classes far better than the baseline's rank (0.86). On the isolated codec differential (JPEG minus WebP saving, which cancels the fixed-cost term), the same features still fail to beat a constant (10.1 vs 7.1 percentage points), so the shortfall is not a missing fixed-cost signal but the coupling penalty not being captured by these cheap features. Evaluated on 47 of the 48 class-size-codec cells; one cell whose two rate-distortion curves did not overlap in quality is omitted.</w:t>
       </w:r>
     </w:p>
     <w:tbl>
@@ -10418,7 +10442,7 @@
         <w:tblStyle w:val="Table"/>
         <w:tblW w:type="auto" w:w="0"/>
         <w:tblLook w:firstRow="1" w:lastRow="0" w:firstColumn="0" w:lastColumn="0" w:noHBand="0" w:noVBand="0" w:val="0020"/>
-        <w:tblCaption w:val="Table 8. Predicting a group's atlas saving before building it, evaluated leave-one-content-class-out over eight classes spanning extreme image statistics (natural photos, emoji, flags, avatars, and synthetic gradients, noise, UI mockups, and objects on white; JPEG and WebP). Error is mean absolute error in percentage points against the measured saving; rank is Spearman correlation with it. Six cheap source-image features do not improve on a size-and-codec baseline, but a probe encode of 10–20 tiles predicts the full-set saving to within about two points. On the isolated codec differential (JPEG minus WebP saving, which cancels the fixed-cost term), the same features still fail to beat a constant (10.1 vs 7.1 percentage points), so the shortfall is not a missing fixed-cost signal but the coupling penalty being unreadable from source pixels."/>
+        <w:tblCaption w:val="Table 8. Predicting a group's atlas saving before building it, evaluated leave-one-content-class-out over eight classes spanning extreme image statistics (natural photos, emoji, flags, avatars, and synthetic gradients, noise, UI mockups, and objects on white; JPEG and WebP). Error is mean absolute error in percentage points against the measured saving; rank is Spearman correlation with it. Six cheap source-image features do not improve on a size-and-codec baseline, but a probe encode of 10–20 tiles predicts the full-set saving to within about two points, and orders the classes far better than the baseline's rank (0.86). On the isolated codec differential (JPEG minus WebP saving, which cancels the fixed-cost term), the same features still fail to beat a constant (10.1 vs 7.1 percentage points), so the shortfall is not a missing fixed-cost signal but the coupling penalty not being captured by these cheap features. Evaluated on 47 of the 48 class-size-codec cells; one cell whose two rate-distortion curves did not overlap in quality is omitted."/>
       </w:tblPr>
       <w:tblGrid>
         <w:gridCol w:w="2640"/>
@@ -10499,7 +10523,7 @@
               <w:jc w:val="left"/>
             </w:pPr>
             <w:r>
-              <w:t xml:space="preserve">n/a</w:t>
+              <w:t xml:space="preserve">0.86</w:t>
             </w:r>
           </w:p>
         </w:tc>
@@ -10537,7 +10561,7 @@
               <w:jc w:val="left"/>
             </w:pPr>
             <w:r>
-              <w:t xml:space="preserve">n/a</w:t>
+              <w:t xml:space="preserve">0.84</w:t>
             </w:r>
           </w:p>
         </w:tc>
@@ -11127,7 +11151,7 @@
               <a:graphicData uri="http://schemas.openxmlformats.org/drawingml/2006/picture">
                 <pic:pic>
                   <pic:nvPicPr>
-                    <pic:cNvPr descr="file:///E:/tmp/tmp492jb1lx/svg3.png" id="58" name="Picture"/>
+                    <pic:cNvPr descr="file:///E:/tmp/tmpgzvd521s/svg3.png" id="58" name="Picture"/>
                     <pic:cNvPicPr>
                       <a:picLocks noChangeArrowheads="1" noChangeAspect="1"/>
                     </pic:cNvPicPr>
@@ -11367,7 +11391,7 @@
               <a:graphicData uri="http://schemas.openxmlformats.org/drawingml/2006/picture">
                 <pic:pic>
                   <pic:nvPicPr>
-                    <pic:cNvPr descr="file:///E:/tmp/tmp492jb1lx/svg4.png" id="62" name="Picture"/>
+                    <pic:cNvPr descr="file:///E:/tmp/tmpgzvd521s/svg4.png" id="62" name="Picture"/>
                     <pic:cNvPicPr>
                       <a:picLocks noChangeArrowheads="1" noChangeAspect="1"/>
                     </pic:cNvPicPr>
@@ -12318,49 +12342,85 @@
         <w:t xml:space="preserve"> </w:t>
       </w:r>
       <w:r>
-        <w:t xml:space="preserve">group without any per-group tuning: a byte-bundle for the 224-pixel photographs</w:t>
-      </w:r>
-      <w:r>
-        <w:t xml:space="preserve"> </w:t>
-      </w:r>
-      <w:r>
-        <w:t xml:space="preserve">(+24.4%), WebP-lossless strips for the uniform 64- and 72-pixel avatar and emoji sets</w:t>
-      </w:r>
-      <w:r>
-        <w:t xml:space="preserve"> </w:t>
-      </w:r>
-      <w:r>
-        <w:t xml:space="preserve">(+22.4 to +22.6%), and individual files for the small odd-aspect-ratio flag groups that</w:t>
-      </w:r>
-      <w:r>
-        <w:t xml:space="preserve"> </w:t>
-      </w:r>
-      <w:r>
-        <w:t xml:space="preserve">are too few or too dissimilar in dimension to atlas. The result cut 185 requests to 25 at</w:t>
-      </w:r>
-      <w:r>
-        <w:t xml:space="preserve"> </w:t>
-      </w:r>
-      <w:r>
-        <w:t xml:space="preserve">23.5% fewer bytes overall. Exercising these mixed code paths, which the uniform benchmark</w:t>
-      </w:r>
-      <w:r>
-        <w:t xml:space="preserve"> </w:t>
-      </w:r>
-      <w:r>
-        <w:t xml:space="preserve">corpora never reach, surfaced two accounting defects that the released tool's invariant</w:t>
-      </w:r>
-      <w:r>
-        <w:t xml:space="preserve"> </w:t>
-      </w:r>
-      <w:r>
-        <w:t xml:space="preserve">check (predicted bytes and requests must equal the emitted resources) now catches and that</w:t>
-      </w:r>
-      <w:r>
-        <w:t xml:space="preserve"> </w:t>
-      </w:r>
-      <w:r>
-        <w:t xml:space="preserve">are fixed; the tool passes that check on every asset set in the study.</w:t>
+        <w:t xml:space="preserve">group without any per-group tuning: a byte-bundle for the 224-pixel photographs,</w:t>
+      </w:r>
+      <w:r>
+        <w:t xml:space="preserve"> </w:t>
+      </w:r>
+      <w:r>
+        <w:t xml:space="preserve">WebP-lossless strips for the uniform 64- and 72-pixel avatar and emoji sets, and strips or</w:t>
+      </w:r>
+      <w:r>
+        <w:t xml:space="preserve"> </w:t>
+      </w:r>
+      <w:r>
+        <w:t xml:space="preserve">individual files for the small odd-aspect-ratio flag groups depending on how many share a</w:t>
+      </w:r>
+      <w:r>
+        <w:t xml:space="preserve"> </w:t>
+      </w:r>
+      <w:r>
+        <w:t xml:space="preserve">size. It cut 185 requests to 25. The byte outcome depends on the baseline: 23.5% smaller</w:t>
+      </w:r>
+      <w:r>
+        <w:t xml:space="preserve"> </w:t>
+      </w:r>
+      <w:r>
+        <w:t xml:space="preserve">than serving every file reference separately, but only 3.3% smaller than a deduplicated</w:t>
+      </w:r>
+      <w:r>
+        <w:t xml:space="preserve"> </w:t>
+      </w:r>
+      <w:r>
+        <w:t xml:space="preserve">individual baseline that already serves each unique image once, because most of the first</w:t>
+      </w:r>
+      <w:r>
+        <w:t xml:space="preserve"> </w:t>
+      </w:r>
+      <w:r>
+        <w:t xml:space="preserve">figure is duplicate folding that content-addressed URLs also achieve. The residual 3.3%</w:t>
+      </w:r>
+      <w:r>
+        <w:t xml:space="preserve"> </w:t>
+      </w:r>
+      <w:r>
+        <w:t xml:space="preserve">over dedup is the genuine bundling gain, and it splits exactly as the study predicts: the</w:t>
+      </w:r>
+      <w:r>
+        <w:t xml:space="preserve"> </w:t>
+      </w:r>
+      <w:r>
+        <w:t xml:space="preserve">flat-art strips save 4–11% of bytes while the photographic byte-bundle is</w:t>
+      </w:r>
+      <w:r>
+        <w:t xml:space="preserve"> </w:t>
+      </w:r>
+      <w:r>
+        <w:t xml:space="preserve">byte-neutral (−0.4%) and pays its way purely in collapsed requests. Exercising these</w:t>
+      </w:r>
+      <w:r>
+        <w:t xml:space="preserve"> </w:t>
+      </w:r>
+      <w:r>
+        <w:t xml:space="preserve">mixed code paths, which the uniform benchmark corpora never reach, also surfaced two</w:t>
+      </w:r>
+      <w:r>
+        <w:t xml:space="preserve"> </w:t>
+      </w:r>
+      <w:r>
+        <w:t xml:space="preserve">accounting defects that the tool's invariant check (predicted bytes and requests must</w:t>
+      </w:r>
+      <w:r>
+        <w:t xml:space="preserve"> </w:t>
+      </w:r>
+      <w:r>
+        <w:t xml:space="preserve">equal the emitted resources) now catches and that are fixed; the tool passes that check on</w:t>
+      </w:r>
+      <w:r>
+        <w:t xml:space="preserve"> </w:t>
+      </w:r>
+      <w:r>
+        <w:t xml:space="preserve">every asset set in the study.</w:t>
       </w:r>
     </w:p>
     <w:bookmarkEnd w:id="63"/>

--- a/docs/paper.docx
+++ b/docs/paper.docx
@@ -3565,7 +3565,7 @@
               <a:graphicData uri="http://schemas.openxmlformats.org/drawingml/2006/picture">
                 <pic:pic>
                   <pic:nvPicPr>
-                    <pic:cNvPr descr="file:///E:/tmp/tmpgzvd521s/svg0.png" id="41" name="Picture"/>
+                    <pic:cNvPr descr="file:///E:/tmp/tmpptqqmsvb/svg0.png" id="41" name="Picture"/>
                     <pic:cNvPicPr>
                       <a:picLocks noChangeArrowheads="1" noChangeAspect="1"/>
                     </pic:cNvPicPr>
@@ -9114,7 +9114,7 @@
                     <a:graphicData uri="http://schemas.openxmlformats.org/drawingml/2006/picture">
                       <pic:pic>
                         <pic:nvPicPr>
-                          <pic:cNvPr descr="file:///E:/tmp/tmpgzvd521s/svg1.png" id="48" name="Picture"/>
+                          <pic:cNvPr descr="file:///E:/tmp/tmpptqqmsvb/svg1.png" id="48" name="Picture"/>
                           <pic:cNvPicPr>
                             <a:picLocks noChangeArrowheads="1" noChangeAspect="1"/>
                           </pic:cNvPicPr>
@@ -9156,7 +9156,7 @@
                     <a:graphicData uri="http://schemas.openxmlformats.org/drawingml/2006/picture">
                       <pic:pic>
                         <pic:nvPicPr>
-                          <pic:cNvPr descr="file:///E:/tmp/tmpgzvd521s/svg2.png" id="51" name="Picture"/>
+                          <pic:cNvPr descr="file:///E:/tmp/tmpptqqmsvb/svg2.png" id="51" name="Picture"/>
                           <pic:cNvPicPr>
                             <a:picLocks noChangeArrowheads="1" noChangeAspect="1"/>
                           </pic:cNvPicPr>
@@ -10392,7 +10392,43 @@
         <w:t xml:space="preserve"> </w:t>
       </w:r>
       <w:r>
-        <w:t xml:space="preserve">(within-cell rank correlation 0.86 to 1.00).</w:t>
+        <w:t xml:space="preserve">(within-cell rank correlation 0.86 to 1.00). The probe holds as the group grows, which is</w:t>
+      </w:r>
+      <w:r>
+        <w:t xml:space="preserve"> </w:t>
+      </w:r>
+      <w:r>
+        <w:t xml:space="preserve">where it earns its keep: a fixed 20-tile probe predicts the saving to a mean absolute error</w:t>
+      </w:r>
+      <w:r>
+        <w:t xml:space="preserve"> </w:t>
+      </w:r>
+      <w:r>
+        <w:t xml:space="preserve">of about two points with perfect class ordering at every group size from 50 to 500 tiles,</w:t>
+      </w:r>
+      <w:r>
+        <w:t xml:space="preserve"> </w:t>
+      </w:r>
+      <w:r>
+        <w:t xml:space="preserve">so on a 500-tile bundle the decision costs one encode of four percent of the tiles. Its</w:t>
+      </w:r>
+      <w:r>
+        <w:t xml:space="preserve"> </w:t>
+      </w:r>
+      <w:r>
+        <w:t xml:space="preserve">only slip is the WebP near-break-even regime, where the shared-quantizer penalty deepens</w:t>
+      </w:r>
+      <w:r>
+        <w:t xml:space="preserve"> </w:t>
+      </w:r>
+      <w:r>
+        <w:t xml:space="preserve">with group size faster than a small probe registers, the one case a practitioner should</w:t>
+      </w:r>
+      <w:r>
+        <w:t xml:space="preserve"> </w:t>
+      </w:r>
+      <w:r>
+        <w:t xml:space="preserve">confirm on the full set.</w:t>
       </w:r>
       <w:r>
         <w:t xml:space="preserve"> </w:t>
@@ -11151,7 +11187,7 @@
               <a:graphicData uri="http://schemas.openxmlformats.org/drawingml/2006/picture">
                 <pic:pic>
                   <pic:nvPicPr>
-                    <pic:cNvPr descr="file:///E:/tmp/tmpgzvd521s/svg3.png" id="58" name="Picture"/>
+                    <pic:cNvPr descr="file:///E:/tmp/tmpptqqmsvb/svg3.png" id="58" name="Picture"/>
                     <pic:cNvPicPr>
                       <a:picLocks noChangeArrowheads="1" noChangeAspect="1"/>
                     </pic:cNvPicPr>
@@ -11391,7 +11427,7 @@
               <a:graphicData uri="http://schemas.openxmlformats.org/drawingml/2006/picture">
                 <pic:pic>
                   <pic:nvPicPr>
-                    <pic:cNvPr descr="file:///E:/tmp/tmpgzvd521s/svg4.png" id="62" name="Picture"/>
+                    <pic:cNvPr descr="file:///E:/tmp/tmpptqqmsvb/svg4.png" id="62" name="Picture"/>
                     <pic:cNvPicPr>
                       <a:picLocks noChangeArrowheads="1" noChangeAspect="1"/>
                     </pic:cNvPicPr>

--- a/docs/paper.docx
+++ b/docs/paper.docx
@@ -3565,7 +3565,7 @@
               <a:graphicData uri="http://schemas.openxmlformats.org/drawingml/2006/picture">
                 <pic:pic>
                   <pic:nvPicPr>
-                    <pic:cNvPr descr="file:///E:/tmp/tmpptqqmsvb/svg0.png" id="41" name="Picture"/>
+                    <pic:cNvPr descr="file:///E:/tmp/tmpya5m7do5/svg0.png" id="41" name="Picture"/>
                     <pic:cNvPicPr>
                       <a:picLocks noChangeArrowheads="1" noChangeAspect="1"/>
                     </pic:cNvPicPr>
@@ -9114,7 +9114,7 @@
                     <a:graphicData uri="http://schemas.openxmlformats.org/drawingml/2006/picture">
                       <pic:pic>
                         <pic:nvPicPr>
-                          <pic:cNvPr descr="file:///E:/tmp/tmpptqqmsvb/svg1.png" id="48" name="Picture"/>
+                          <pic:cNvPr descr="file:///E:/tmp/tmpya5m7do5/svg1.png" id="48" name="Picture"/>
                           <pic:cNvPicPr>
                             <a:picLocks noChangeArrowheads="1" noChangeAspect="1"/>
                           </pic:cNvPicPr>
@@ -9156,7 +9156,7 @@
                     <a:graphicData uri="http://schemas.openxmlformats.org/drawingml/2006/picture">
                       <pic:pic>
                         <pic:nvPicPr>
-                          <pic:cNvPr descr="file:///E:/tmp/tmpptqqmsvb/svg2.png" id="51" name="Picture"/>
+                          <pic:cNvPr descr="file:///E:/tmp/tmpya5m7do5/svg2.png" id="51" name="Picture"/>
                           <pic:cNvPicPr>
                             <a:picLocks noChangeArrowheads="1" noChangeAspect="1"/>
                           </pic:cNvPicPr>
@@ -10404,31 +10404,31 @@
         <w:t xml:space="preserve"> </w:t>
       </w:r>
       <w:r>
-        <w:t xml:space="preserve">of about two points with perfect class ordering at every group size from 50 to 500 tiles,</w:t>
-      </w:r>
-      <w:r>
-        <w:t xml:space="preserve"> </w:t>
-      </w:r>
-      <w:r>
-        <w:t xml:space="preserve">so on a 500-tile bundle the decision costs one encode of four percent of the tiles. Its</w:t>
-      </w:r>
-      <w:r>
-        <w:t xml:space="preserve"> </w:t>
-      </w:r>
-      <w:r>
-        <w:t xml:space="preserve">only slip is the WebP near-break-even regime, where the shared-quantizer penalty deepens</w:t>
-      </w:r>
-      <w:r>
-        <w:t xml:space="preserve"> </w:t>
-      </w:r>
-      <w:r>
-        <w:t xml:space="preserve">with group size faster than a small probe registers, the one case a practitioner should</w:t>
-      </w:r>
-      <w:r>
-        <w:t xml:space="preserve"> </w:t>
-      </w:r>
-      <w:r>
-        <w:t xml:space="preserve">confirm on the full set.</w:t>
+        <w:t xml:space="preserve">of about two points at every group size from 50 to 500 tiles, and orders the tested</w:t>
+      </w:r>
+      <w:r>
+        <w:t xml:space="preserve"> </w:t>
+      </w:r>
+      <w:r>
+        <w:t xml:space="preserve">class-codec cells correctly, so on a 500-tile bundle the decision measures just four</w:t>
+      </w:r>
+      <w:r>
+        <w:t xml:space="preserve"> </w:t>
+      </w:r>
+      <w:r>
+        <w:t xml:space="preserve">percent of the tiles. Its only slip is the WebP near-break-even regime, where the</w:t>
+      </w:r>
+      <w:r>
+        <w:t xml:space="preserve"> </w:t>
+      </w:r>
+      <w:r>
+        <w:t xml:space="preserve">shared-quantizer penalty deepens with group size faster than a small probe registers, the</w:t>
+      </w:r>
+      <w:r>
+        <w:t xml:space="preserve"> </w:t>
+      </w:r>
+      <w:r>
+        <w:t xml:space="preserve">one case a practitioner should confirm on the full set.</w:t>
       </w:r>
       <w:r>
         <w:t xml:space="preserve"> </w:t>
@@ -11187,7 +11187,7 @@
               <a:graphicData uri="http://schemas.openxmlformats.org/drawingml/2006/picture">
                 <pic:pic>
                   <pic:nvPicPr>
-                    <pic:cNvPr descr="file:///E:/tmp/tmpptqqmsvb/svg3.png" id="58" name="Picture"/>
+                    <pic:cNvPr descr="file:///E:/tmp/tmpya5m7do5/svg3.png" id="58" name="Picture"/>
                     <pic:cNvPicPr>
                       <a:picLocks noChangeArrowheads="1" noChangeAspect="1"/>
                     </pic:cNvPicPr>
@@ -11427,7 +11427,7 @@
               <a:graphicData uri="http://schemas.openxmlformats.org/drawingml/2006/picture">
                 <pic:pic>
                   <pic:nvPicPr>
-                    <pic:cNvPr descr="file:///E:/tmp/tmpptqqmsvb/svg4.png" id="62" name="Picture"/>
+                    <pic:cNvPr descr="file:///E:/tmp/tmpya5m7do5/svg4.png" id="62" name="Picture"/>
                     <pic:cNvPicPr>
                       <a:picLocks noChangeArrowheads="1" noChangeAspect="1"/>
                     </pic:cNvPicPr>

--- a/docs/paper.docx
+++ b/docs/paper.docx
@@ -3565,7 +3565,7 @@
               <a:graphicData uri="http://schemas.openxmlformats.org/drawingml/2006/picture">
                 <pic:pic>
                   <pic:nvPicPr>
-                    <pic:cNvPr descr="file:///E:/tmp/tmpya5m7do5/svg0.png" id="41" name="Picture"/>
+                    <pic:cNvPr descr="file:///E:/tmp/tmpac5pquup/svg0.png" id="41" name="Picture"/>
                     <pic:cNvPicPr>
                       <a:picLocks noChangeArrowheads="1" noChangeAspect="1"/>
                     </pic:cNvPicPr>
@@ -9114,7 +9114,7 @@
                     <a:graphicData uri="http://schemas.openxmlformats.org/drawingml/2006/picture">
                       <pic:pic>
                         <pic:nvPicPr>
-                          <pic:cNvPr descr="file:///E:/tmp/tmpya5m7do5/svg1.png" id="48" name="Picture"/>
+                          <pic:cNvPr descr="file:///E:/tmp/tmpac5pquup/svg1.png" id="48" name="Picture"/>
                           <pic:cNvPicPr>
                             <a:picLocks noChangeArrowheads="1" noChangeAspect="1"/>
                           </pic:cNvPicPr>
@@ -9156,7 +9156,7 @@
                     <a:graphicData uri="http://schemas.openxmlformats.org/drawingml/2006/picture">
                       <pic:pic>
                         <pic:nvPicPr>
-                          <pic:cNvPr descr="file:///E:/tmp/tmpya5m7do5/svg2.png" id="51" name="Picture"/>
+                          <pic:cNvPr descr="file:///E:/tmp/tmpac5pquup/svg2.png" id="51" name="Picture"/>
                           <pic:cNvPicPr>
                             <a:picLocks noChangeArrowheads="1" noChangeAspect="1"/>
                           </pic:cNvPicPr>
@@ -10410,13 +10410,13 @@
         <w:t xml:space="preserve"> </w:t>
       </w:r>
       <w:r>
-        <w:t xml:space="preserve">class-codec cells correctly, so on a 500-tile bundle the decision measures just four</w:t>
-      </w:r>
-      <w:r>
-        <w:t xml:space="preserve"> </w:t>
-      </w:r>
-      <w:r>
-        <w:t xml:space="preserve">percent of the tiles. Its only slip is the WebP near-break-even regime, where the</w:t>
+        <w:t xml:space="preserve">class-codec cells correctly, so on a 500-tile bundle the decision encodes just four</w:t>
+      </w:r>
+      <w:r>
+        <w:t xml:space="preserve"> </w:t>
+      </w:r>
+      <w:r>
+        <w:t xml:space="preserve">percent of the tiles through the same quality ladder. Its only slip is the WebP near-break-even regime, where the</w:t>
       </w:r>
       <w:r>
         <w:t xml:space="preserve"> </w:t>
@@ -11187,7 +11187,7 @@
               <a:graphicData uri="http://schemas.openxmlformats.org/drawingml/2006/picture">
                 <pic:pic>
                   <pic:nvPicPr>
-                    <pic:cNvPr descr="file:///E:/tmp/tmpya5m7do5/svg3.png" id="58" name="Picture"/>
+                    <pic:cNvPr descr="file:///E:/tmp/tmpac5pquup/svg3.png" id="58" name="Picture"/>
                     <pic:cNvPicPr>
                       <a:picLocks noChangeArrowheads="1" noChangeAspect="1"/>
                     </pic:cNvPicPr>
@@ -11427,7 +11427,7 @@
               <a:graphicData uri="http://schemas.openxmlformats.org/drawingml/2006/picture">
                 <pic:pic>
                   <pic:nvPicPr>
-                    <pic:cNvPr descr="file:///E:/tmp/tmpya5m7do5/svg4.png" id="62" name="Picture"/>
+                    <pic:cNvPr descr="file:///E:/tmp/tmpac5pquup/svg4.png" id="62" name="Picture"/>
                     <pic:cNvPicPr>
                       <a:picLocks noChangeArrowheads="1" noChangeAspect="1"/>
                     </pic:cNvPicPr>
@@ -12426,7 +12426,7 @@
         <w:t xml:space="preserve"> </w:t>
       </w:r>
       <w:r>
-        <w:t xml:space="preserve">flat-art strips save 4–11% of bytes while the photographic byte-bundle is</w:t>
+        <w:t xml:space="preserve">flat-art strips save up to 11% of bytes while the photographic byte-bundle is</w:t>
       </w:r>
       <w:r>
         <w:t xml:space="preserve"> </w:t>

--- a/docs/paper.docx
+++ b/docs/paper.docx
@@ -3565,7 +3565,7 @@
               <a:graphicData uri="http://schemas.openxmlformats.org/drawingml/2006/picture">
                 <pic:pic>
                   <pic:nvPicPr>
-                    <pic:cNvPr descr="file:///E:/tmp/tmpac5pquup/svg0.png" id="41" name="Picture"/>
+                    <pic:cNvPr descr="file:///E:/tmp/tmp87cll_nf/svg0.png" id="41" name="Picture"/>
                     <pic:cNvPicPr>
                       <a:picLocks noChangeArrowheads="1" noChangeAspect="1"/>
                     </pic:cNvPicPr>
@@ -9114,7 +9114,7 @@
                     <a:graphicData uri="http://schemas.openxmlformats.org/drawingml/2006/picture">
                       <pic:pic>
                         <pic:nvPicPr>
-                          <pic:cNvPr descr="file:///E:/tmp/tmpac5pquup/svg1.png" id="48" name="Picture"/>
+                          <pic:cNvPr descr="file:///E:/tmp/tmp87cll_nf/svg1.png" id="48" name="Picture"/>
                           <pic:cNvPicPr>
                             <a:picLocks noChangeArrowheads="1" noChangeAspect="1"/>
                           </pic:cNvPicPr>
@@ -9156,7 +9156,7 @@
                     <a:graphicData uri="http://schemas.openxmlformats.org/drawingml/2006/picture">
                       <pic:pic>
                         <pic:nvPicPr>
-                          <pic:cNvPr descr="file:///E:/tmp/tmpac5pquup/svg2.png" id="51" name="Picture"/>
+                          <pic:cNvPr descr="file:///E:/tmp/tmp87cll_nf/svg2.png" id="51" name="Picture"/>
                           <pic:cNvPicPr>
                             <a:picLocks noChangeArrowheads="1" noChangeAspect="1"/>
                           </pic:cNvPicPr>
@@ -10362,19 +10362,25 @@
         <w:t xml:space="preserve"> </w:t>
       </w:r>
       <w:r>
-        <w:t xml:space="preserve">on that baseline, and it fails even on the isolated codec differential that cancels the</w:t>
-      </w:r>
-      <w:r>
-        <w:t xml:space="preserve"> </w:t>
-      </w:r>
-      <w:r>
-        <w:t xml:space="preserve">fixed-cost term (Table 8): the adaptive-state penalty is codec-mechanistic and is</w:t>
-      </w:r>
-      <w:r>
-        <w:t xml:space="preserve"> </w:t>
-      </w:r>
-      <w:r>
-        <w:t xml:space="preserve">not captured by these cheap source features. What does recover it is a measurement, not a</w:t>
+        <w:t xml:space="preserve">on that baseline (Table 8), and it fails even on the isolated codec differential that</w:t>
+      </w:r>
+      <w:r>
+        <w:t xml:space="preserve"> </w:t>
+      </w:r>
+      <w:r>
+        <w:t xml:space="preserve">cancels the fixed-cost term (10.1 against a constant's 7.1 percentage points): the</w:t>
+      </w:r>
+      <w:r>
+        <w:t xml:space="preserve"> </w:t>
+      </w:r>
+      <w:r>
+        <w:t xml:space="preserve">adaptive-state penalty is codec-mechanistic and is not captured by these cheap source</w:t>
+      </w:r>
+      <w:r>
+        <w:t xml:space="preserve"> </w:t>
+      </w:r>
+      <w:r>
+        <w:t xml:space="preserve">features. What does recover it is a measurement, not a</w:t>
       </w:r>
       <w:r>
         <w:t xml:space="preserve"> </w:t>
@@ -10470,7 +10476,7 @@
         <w:t xml:space="preserve"> </w:t>
       </w:r>
       <w:r>
-        <w:t xml:space="preserve">Predicting a group's atlas saving before building it, evaluated leave-one-content-class-out over eight classes spanning extreme image statistics (natural photos, emoji, flags, avatars, and synthetic gradients, noise, UI mockups, and objects on white; JPEG and WebP). Error is mean absolute error in percentage points against the measured saving; rank is Spearman correlation with it. Six cheap source-image features do not improve on a size-and-codec baseline, but a probe encode of 10–20 tiles predicts the full-set saving to within about two points, and orders the classes far better than the baseline's rank (0.86). On the isolated codec differential (JPEG minus WebP saving, which cancels the fixed-cost term), the same features still fail to beat a constant (10.1 vs 7.1 percentage points), so the shortfall is not a missing fixed-cost signal but the coupling penalty not being captured by these cheap features. Evaluated on 47 of the 48 class-size-codec cells; one cell whose two rate-distortion curves did not overlap in quality is omitted.</w:t>
+        <w:t xml:space="preserve">Predicting a group's atlas saving before building it, leave-one-content-class-out over eight classes spanning extreme image statistics (JPEG and WebP; 47 of 48 cells, one omitted for no overlapping quality range). Error is mean absolute error (percentage points) against the measured saving; rank is Spearman correlation with it. Six cheap source-image features do not beat a size-and-codec baseline, but a 10–20 tile probe encode predicts the saving to about two points and orders the classes far better.</w:t>
       </w:r>
     </w:p>
     <w:tbl>
@@ -10478,7 +10484,7 @@
         <w:tblStyle w:val="Table"/>
         <w:tblW w:type="auto" w:w="0"/>
         <w:tblLook w:firstRow="1" w:lastRow="0" w:firstColumn="0" w:lastColumn="0" w:noHBand="0" w:noVBand="0" w:val="0020"/>
-        <w:tblCaption w:val="Table 8. Predicting a group's atlas saving before building it, evaluated leave-one-content-class-out over eight classes spanning extreme image statistics (natural photos, emoji, flags, avatars, and synthetic gradients, noise, UI mockups, and objects on white; JPEG and WebP). Error is mean absolute error in percentage points against the measured saving; rank is Spearman correlation with it. Six cheap source-image features do not improve on a size-and-codec baseline, but a probe encode of 10–20 tiles predicts the full-set saving to within about two points, and orders the classes far better than the baseline's rank (0.86). On the isolated codec differential (JPEG minus WebP saving, which cancels the fixed-cost term), the same features still fail to beat a constant (10.1 vs 7.1 percentage points), so the shortfall is not a missing fixed-cost signal but the coupling penalty not being captured by these cheap features. Evaluated on 47 of the 48 class-size-codec cells; one cell whose two rate-distortion curves did not overlap in quality is omitted."/>
+        <w:tblCaption w:val="Table 8. Predicting a group's atlas saving before building it, leave-one-content-class-out over eight classes spanning extreme image statistics (JPEG and WebP; 47 of 48 cells, one omitted for no overlapping quality range). Error is mean absolute error (percentage points) against the measured saving; rank is Spearman correlation with it. Six cheap source-image features do not beat a size-and-codec baseline, but a 10–20 tile probe encode predicts the saving to about two points and orders the classes far better."/>
       </w:tblPr>
       <w:tblGrid>
         <w:gridCol w:w="2640"/>
@@ -11187,7 +11193,7 @@
               <a:graphicData uri="http://schemas.openxmlformats.org/drawingml/2006/picture">
                 <pic:pic>
                   <pic:nvPicPr>
-                    <pic:cNvPr descr="file:///E:/tmp/tmpac5pquup/svg3.png" id="58" name="Picture"/>
+                    <pic:cNvPr descr="file:///E:/tmp/tmp87cll_nf/svg3.png" id="58" name="Picture"/>
                     <pic:cNvPicPr>
                       <a:picLocks noChangeArrowheads="1" noChangeAspect="1"/>
                     </pic:cNvPicPr>
@@ -11427,7 +11433,7 @@
               <a:graphicData uri="http://schemas.openxmlformats.org/drawingml/2006/picture">
                 <pic:pic>
                   <pic:nvPicPr>
-                    <pic:cNvPr descr="file:///E:/tmp/tmpac5pquup/svg4.png" id="62" name="Picture"/>
+                    <pic:cNvPr descr="file:///E:/tmp/tmp87cll_nf/svg4.png" id="62" name="Picture"/>
                     <pic:cNvPicPr>
                       <a:picLocks noChangeArrowheads="1" noChangeAspect="1"/>
                     </pic:cNvPicPr>

--- a/docs/paper.docx
+++ b/docs/paper.docx
@@ -576,7 +576,7 @@
         <w:t xml:space="preserve"> </w:t>
       </w:r>
       <w:r>
-        <w:t xml:space="preserve">geometry and held the codec fixed); (ii) a supporting network study of 2,515 validated</w:t>
+        <w:t xml:space="preserve">geometry and held the codec fixed); (ii) a supporting network study of 1,056 validated</w:t>
       </w:r>
       <w:r>
         <w:t xml:space="preserve"> </w:t>
@@ -1886,31 +1886,31 @@
         <w:t xml:space="preserve"> </w:t>
       </w:r>
       <w:r>
-        <w:t xml:space="preserve">into one). The sweep crosses these with N ∈ {50, 200, 500}, both asset</w:t>
-      </w:r>
-      <w:r>
-        <w:t xml:space="preserve"> </w:t>
-      </w:r>
-      <w:r>
-        <w:t xml:space="preserve">classes as WebP q80, three protocols, and four network profiles. Within each</w:t>
-      </w:r>
-      <w:r>
-        <w:t xml:space="preserve"> </w:t>
-      </w:r>
-      <w:r>
-        <w:t xml:space="preserve">profile the load order is randomized across conditions, protocols, and repetitions, and</w:t>
-      </w:r>
-      <w:r>
-        <w:t xml:space="preserve"> </w:t>
-      </w:r>
-      <w:r>
-        <w:t xml:space="preserve">the first repetition of each cell is discarded as a warm-up, leaving 11 measured loads</w:t>
-      </w:r>
-      <w:r>
-        <w:t xml:space="preserve"> </w:t>
-      </w:r>
-      <w:r>
-        <w:t xml:space="preserve">per cell.</w:t>
+        <w:t xml:space="preserve">into one). The reported timing study fixes these at N = 500 tiles (the most</w:t>
+      </w:r>
+      <w:r>
+        <w:t xml:space="preserve"> </w:t>
+      </w:r>
+      <w:r>
+        <w:t xml:space="preserve">demanding count), both asset classes as WebP q80, three protocols, and four network</w:t>
+      </w:r>
+      <w:r>
+        <w:t xml:space="preserve"> </w:t>
+      </w:r>
+      <w:r>
+        <w:t xml:space="preserve">profiles, giving 96 cells. Within each profile the load order is randomized across</w:t>
+      </w:r>
+      <w:r>
+        <w:t xml:space="preserve"> </w:t>
+      </w:r>
+      <w:r>
+        <w:t xml:space="preserve">conditions, protocols, and repetitions, and the first repetition of each cell is discarded</w:t>
+      </w:r>
+      <w:r>
+        <w:t xml:space="preserve"> </w:t>
+      </w:r>
+      <w:r>
+        <w:t xml:space="preserve">as a warm-up, leaving 11 measured loads per cell (1,056 in all).</w:t>
       </w:r>
     </w:p>
     <w:bookmarkEnd w:id="32"/>
@@ -3565,7 +3565,7 @@
               <a:graphicData uri="http://schemas.openxmlformats.org/drawingml/2006/picture">
                 <pic:pic>
                   <pic:nvPicPr>
-                    <pic:cNvPr descr="file:///E:/tmp/tmp87cll_nf/svg0.png" id="41" name="Picture"/>
+                    <pic:cNvPr descr="file:///E:/tmp/tmp3khm2bmd/svg0.png" id="41" name="Picture"/>
                     <pic:cNvPicPr>
                       <a:picLocks noChangeArrowheads="1" noChangeAspect="1"/>
                     </pic:cNvPicPr>
@@ -5818,37 +5818,49 @@
         <w:pStyle w:val="BodyText"/>
       </w:pPr>
       <w:r>
-        <w:t xml:space="preserve">Two further use cases confirm where WebP wins on realistic content. Product-catalog</w:t>
-      </w:r>
-      <w:r>
-        <w:t xml:space="preserve"> </w:t>
-      </w:r>
-      <w:r>
-        <w:t xml:space="preserve">thumbnails, which sit on white backgrounds, bundle far better than the generic</w:t>
-      </w:r>
-      <w:r>
-        <w:t xml:space="preserve"> </w:t>
-      </w:r>
-      <w:r>
-        <w:t xml:space="preserve">full-frame photos of Section 5.1: at equal WebP quality (per-tile SSIM matched within</w:t>
-      </w:r>
-      <w:r>
-        <w:t xml:space="preserve"> </w:t>
-      </w:r>
-      <w:r>
-        <w:t xml:space="preserve">0.006) a 100-thumbnail atlas saves 17.8% at 48 px, 14.0% at 64 px, and still</w:t>
-      </w:r>
-      <w:r>
-        <w:t xml:space="preserve"> </w:t>
-      </w:r>
-      <w:r>
-        <w:t xml:space="preserve">6.7% at 112 px, all positive, because the homogeneous white field nearly removes</w:t>
-      </w:r>
-      <w:r>
-        <w:t xml:space="preserve"> </w:t>
-      </w:r>
-      <w:r>
-        <w:t xml:space="preserve">the shared-segment penalty that drives generic photos negative. Avatar walls add the</w:t>
+        <w:t xml:space="preserve">Two further use cases show where bundling wins on realistic content. Product-catalog</w:t>
+      </w:r>
+      <w:r>
+        <w:t xml:space="preserve"> </w:t>
+      </w:r>
+      <w:r>
+        <w:t xml:space="preserve">thumbnails, which sit on white backgrounds, bundle well under JPEG: a 100-thumbnail atlas</w:t>
+      </w:r>
+      <w:r>
+        <w:t xml:space="preserve"> </w:t>
+      </w:r>
+      <w:r>
+        <w:t xml:space="preserve">saves 13–40% of bytes across 48–112 px, more than the generic full-frame</w:t>
+      </w:r>
+      <w:r>
+        <w:t xml:space="preserve"> </w:t>
+      </w:r>
+      <w:r>
+        <w:t xml:space="preserve">photos of Section 5.1, because the homogeneous white field enlarges the fixed-cost</w:t>
+      </w:r>
+      <w:r>
+        <w:t xml:space="preserve"> </w:t>
+      </w:r>
+      <w:r>
+        <w:t xml:space="preserve">share. Under WebP the equal-quality outcome is noisy and not uniformly positive (from +24%</w:t>
+      </w:r>
+      <w:r>
+        <w:t xml:space="preserve"> </w:t>
+      </w:r>
+      <w:r>
+        <w:t xml:space="preserve">at 48 px to −9% at 64 px), because the atlas and individual arms reach</w:t>
+      </w:r>
+      <w:r>
+        <w:t xml:space="preserve"> </w:t>
+      </w:r>
+      <w:r>
+        <w:t xml:space="preserve">nearly identical per-tile quality here, so the byte comparison is dominated by small</w:t>
+      </w:r>
+      <w:r>
+        <w:t xml:space="preserve"> </w:t>
+      </w:r>
+      <w:r>
+        <w:t xml:space="preserve">encoder fluctuations rather than a stable saving. Avatar walls add the</w:t>
       </w:r>
       <w:r>
         <w:t xml:space="preserve"> </w:t>
@@ -5902,13 +5914,13 @@
         <w:t xml:space="preserve"> </w:t>
       </w:r>
       <w:r>
-        <w:t xml:space="preserve">interpolation becomes unstable and equal-quality byte comparison is the reliable</w:t>
-      </w:r>
-      <w:r>
-        <w:t xml:space="preserve"> </w:t>
-      </w:r>
-      <w:r>
-        <w:t xml:space="preserve">measurement.</w:t>
+        <w:t xml:space="preserve">interpolation becomes unstable and equal-quality byte comparison is the appropriate</w:t>
+      </w:r>
+      <w:r>
+        <w:t xml:space="preserve"> </w:t>
+      </w:r>
+      <w:r>
+        <w:t xml:space="preserve">measure, though for such near-ties it too varies with small encoder fluctuations.</w:t>
       </w:r>
     </w:p>
     <w:bookmarkEnd w:id="44"/>
@@ -9114,7 +9126,7 @@
                     <a:graphicData uri="http://schemas.openxmlformats.org/drawingml/2006/picture">
                       <pic:pic>
                         <pic:nvPicPr>
-                          <pic:cNvPr descr="file:///E:/tmp/tmp87cll_nf/svg1.png" id="48" name="Picture"/>
+                          <pic:cNvPr descr="file:///E:/tmp/tmp3khm2bmd/svg1.png" id="48" name="Picture"/>
                           <pic:cNvPicPr>
                             <a:picLocks noChangeArrowheads="1" noChangeAspect="1"/>
                           </pic:cNvPicPr>
@@ -9156,7 +9168,7 @@
                     <a:graphicData uri="http://schemas.openxmlformats.org/drawingml/2006/picture">
                       <pic:pic>
                         <pic:nvPicPr>
-                          <pic:cNvPr descr="file:///E:/tmp/tmp87cll_nf/svg2.png" id="51" name="Picture"/>
+                          <pic:cNvPr descr="file:///E:/tmp/tmp3khm2bmd/svg2.png" id="51" name="Picture"/>
                           <pic:cNvPicPr>
                             <a:picLocks noChangeArrowheads="1" noChangeAspect="1"/>
                           </pic:cNvPicPr>
@@ -9227,7 +9239,7 @@
         <w:t xml:space="preserve"> </w:t>
       </w:r>
       <w:r>
-        <w:t xml:space="preserve">4.8–7.7x respectively for 500 tiles across the network profiles, and 1.5–2.8x</w:t>
+        <w:t xml:space="preserve">4.8–7.7x respectively for 500 tiles across the network profiles, and 1.6–2.8x</w:t>
       </w:r>
       <w:r>
         <w:t xml:space="preserve"> </w:t>
@@ -9311,13 +9323,13 @@
         <w:t xml:space="preserve"> </w:t>
       </w:r>
       <w:r>
-        <w:t xml:space="preserve">photographs, 4 for flat art), agreeing with the browser-side count, while its transport</w:t>
-      </w:r>
-      <w:r>
-        <w:t xml:space="preserve"> </w:t>
-      </w:r>
-      <w:r>
-        <w:t xml:space="preserve">parameters advertise a 100-stream limit (</w:t>
+        <w:t xml:space="preserve">photographs, 4 for flat art), agreeing with the browser-side count on the photographic</w:t>
+      </w:r>
+      <w:r>
+        <w:t xml:space="preserve"> </w:t>
+      </w:r>
+      <w:r>
+        <w:t xml:space="preserve">page, while its transport parameters advertise a 100-stream limit (</w:t>
       </w:r>
       <w:r>
         <w:rPr>
@@ -9536,13 +9548,13 @@
         <w:t xml:space="preserve"> </w:t>
       </w:r>
       <w:r>
-        <w:t xml:space="preserve">atlas reaches first-viewport-visible in 15 ms at every N, whereas individual files</w:t>
-      </w:r>
-      <w:r>
-        <w:t xml:space="preserve"> </w:t>
-      </w:r>
-      <w:r>
-        <w:t xml:space="preserve">reach it in 148–429 ms as tiles stream in. For typical thumbnail collections the</w:t>
+        <w:t xml:space="preserve">atlas reaches first-viewport-visible in under 25 ms at every N (15 ms at 500</w:t>
+      </w:r>
+      <w:r>
+        <w:t xml:space="preserve"> </w:t>
+      </w:r>
+      <w:r>
+        <w:t xml:space="preserve">tiles), whereas individual files reach it in 148–429 ms as tiles stream in. For typical thumbnail collections the</w:t>
       </w:r>
       <w:r>
         <w:t xml:space="preserve"> </w:t>
@@ -10112,7 +10124,7 @@
         <w:t xml:space="preserve"> </w:t>
       </w:r>
       <w:r>
-        <w:t xml:space="preserve">regressing each codec's measured saving (47 matched-quality cells) on the</w:t>
+        <w:t xml:space="preserve">regressing each codec's measured saving (63 matched-quality cells) on the</w:t>
       </w:r>
       <w:r>
         <w:t xml:space="preserve"> </w:t>
@@ -11193,7 +11205,7 @@
               <a:graphicData uri="http://schemas.openxmlformats.org/drawingml/2006/picture">
                 <pic:pic>
                   <pic:nvPicPr>
-                    <pic:cNvPr descr="file:///E:/tmp/tmp87cll_nf/svg3.png" id="58" name="Picture"/>
+                    <pic:cNvPr descr="file:///E:/tmp/tmp3khm2bmd/svg3.png" id="58" name="Picture"/>
                     <pic:cNvPicPr>
                       <a:picLocks noChangeArrowheads="1" noChangeAspect="1"/>
                     </pic:cNvPicPr>
@@ -11433,7 +11445,7 @@
               <a:graphicData uri="http://schemas.openxmlformats.org/drawingml/2006/picture">
                 <pic:pic>
                   <pic:nvPicPr>
-                    <pic:cNvPr descr="file:///E:/tmp/tmp87cll_nf/svg4.png" id="62" name="Picture"/>
+                    <pic:cNvPr descr="file:///E:/tmp/tmp3khm2bmd/svg4.png" id="62" name="Picture"/>
                     <pic:cNvPicPr>
                       <a:picLocks noChangeArrowheads="1" noChangeAspect="1"/>
                     </pic:cNvPicPr>
@@ -13411,7 +13423,7 @@
         <w:t xml:space="preserve"> </w:t>
       </w:r>
       <w:r>
-        <w:t xml:space="preserve">4.5–8.6x faster to full visibility on HTTP/1.1 (1.5–2.8x for photographic</w:t>
+        <w:t xml:space="preserve">4.5–8.6x faster to full visibility on HTTP/1.1 (1.6–2.8x for photographic</w:t>
       </w:r>
       <w:r>
         <w:t xml:space="preserve"> </w:t>

--- a/docs/paper.docx
+++ b/docs/paper.docx
@@ -3565,7 +3565,7 @@
               <a:graphicData uri="http://schemas.openxmlformats.org/drawingml/2006/picture">
                 <pic:pic>
                   <pic:nvPicPr>
-                    <pic:cNvPr descr="file:///E:/tmp/tmp3khm2bmd/svg0.png" id="41" name="Picture"/>
+                    <pic:cNvPr descr="file:///E:/tmp/tmp14zef46h/svg0.png" id="41" name="Picture"/>
                     <pic:cNvPicPr>
                       <a:picLocks noChangeArrowheads="1" noChangeAspect="1"/>
                     </pic:cNvPicPr>
@@ -9126,7 +9126,7 @@
                     <a:graphicData uri="http://schemas.openxmlformats.org/drawingml/2006/picture">
                       <pic:pic>
                         <pic:nvPicPr>
-                          <pic:cNvPr descr="file:///E:/tmp/tmp3khm2bmd/svg1.png" id="48" name="Picture"/>
+                          <pic:cNvPr descr="file:///E:/tmp/tmp14zef46h/svg1.png" id="48" name="Picture"/>
                           <pic:cNvPicPr>
                             <a:picLocks noChangeArrowheads="1" noChangeAspect="1"/>
                           </pic:cNvPicPr>
@@ -9168,7 +9168,7 @@
                     <a:graphicData uri="http://schemas.openxmlformats.org/drawingml/2006/picture">
                       <pic:pic>
                         <pic:nvPicPr>
-                          <pic:cNvPr descr="file:///E:/tmp/tmp3khm2bmd/svg2.png" id="51" name="Picture"/>
+                          <pic:cNvPr descr="file:///E:/tmp/tmp14zef46h/svg2.png" id="51" name="Picture"/>
                           <pic:cNvPicPr>
                             <a:picLocks noChangeArrowheads="1" noChangeAspect="1"/>
                           </pic:cNvPicPr>
@@ -11205,7 +11205,7 @@
               <a:graphicData uri="http://schemas.openxmlformats.org/drawingml/2006/picture">
                 <pic:pic>
                   <pic:nvPicPr>
-                    <pic:cNvPr descr="file:///E:/tmp/tmp3khm2bmd/svg3.png" id="58" name="Picture"/>
+                    <pic:cNvPr descr="file:///E:/tmp/tmp14zef46h/svg3.png" id="58" name="Picture"/>
                     <pic:cNvPicPr>
                       <a:picLocks noChangeArrowheads="1" noChangeAspect="1"/>
                     </pic:cNvPicPr>
@@ -11422,13 +11422,25 @@
         <w:t xml:space="preserve"> </w:t>
       </w:r>
       <w:r>
-        <w:t xml:space="preserve">chunks at 21% fewer bytes, with 521 requests becoming four in both cases. An accounting</w:t>
-      </w:r>
-      <w:r>
-        <w:t xml:space="preserve"> </w:t>
-      </w:r>
-      <w:r>
-        <w:t xml:space="preserve">check confirms the emitted bytes and request count equal what the tool reports.</w:t>
+        <w:t xml:space="preserve">chunks that collapse 521 requests to four at the deduplicated byte cost (21% below</w:t>
+      </w:r>
+      <w:r>
+        <w:t xml:space="preserve"> </w:t>
+      </w:r>
+      <w:r>
+        <w:t xml:space="preserve">per-reference serving, almost all of it the folded repeats, as on the real directory</w:t>
+      </w:r>
+      <w:r>
+        <w:t xml:space="preserve"> </w:t>
+      </w:r>
+      <w:r>
+        <w:t xml:space="preserve">below). An accounting check confirms the emitted bytes and request count equal what the</w:t>
+      </w:r>
+      <w:r>
+        <w:t xml:space="preserve"> </w:t>
+      </w:r>
+      <w:r>
+        <w:t xml:space="preserve">tool reports.</w:t>
       </w:r>
     </w:p>
     <w:p>
@@ -11445,7 +11457,7 @@
               <a:graphicData uri="http://schemas.openxmlformats.org/drawingml/2006/picture">
                 <pic:pic>
                   <pic:nvPicPr>
-                    <pic:cNvPr descr="file:///E:/tmp/tmp3khm2bmd/svg4.png" id="62" name="Picture"/>
+                    <pic:cNvPr descr="file:///E:/tmp/tmp14zef46h/svg4.png" id="62" name="Picture"/>
                     <pic:cNvPicPr>
                       <a:picLocks noChangeArrowheads="1" noChangeAspect="1"/>
                     </pic:cNvPicPr>

--- a/docs/paper.docx
+++ b/docs/paper.docx
@@ -10,19 +10,19 @@
         <w:t xml:space="preserve">Image Bundling Revisited</w:t>
       </w:r>
     </w:p>
-    <w:bookmarkStart w:id="69" w:name="X9cf113a1a2a0b59ef6672b168235b98a19f7f3e"/>
+    <w:bookmarkStart w:id="69" w:name="X4256d333ac978442c7af604b03233a24eeb1f32"/>
     <w:p>
       <w:pPr>
         <w:pStyle w:val="Heading1"/>
       </w:pPr>
       <w:r>
-        <w:t xml:space="preserve">Image Bundling Revisited: Atlasing Small Web Images under Modern Codecs and</w:t>
-      </w:r>
-      <w:r>
-        <w:t xml:space="preserve"> </w:t>
-      </w:r>
-      <w:r>
-        <w:t xml:space="preserve">Protocols</w:t>
+        <w:t xml:space="preserve">Image Bundling Revisited: Codec-Specific Savings and a Measured Atlas Selector for</w:t>
+      </w:r>
+      <w:r>
+        <w:t xml:space="preserve"> </w:t>
+      </w:r>
+      <w:r>
+        <w:t xml:space="preserve">Small Web Images</w:t>
       </w:r>
     </w:p>
     <w:p>
@@ -107,37 +107,49 @@
         <w:pStyle w:val="BodyText"/>
       </w:pPr>
       <w:r>
-        <w:t xml:space="preserve">Web pages load tens to hundreds of small images, and the median mobile page carries</w:t>
-      </w:r>
-      <w:r>
-        <w:t xml:space="preserve"> </w:t>
-      </w:r>
-      <w:r>
-        <w:t xml:space="preserve">13. Serving each one separately pays per-request overhead plus two byte costs that HTTP/2</w:t>
-      </w:r>
-      <w:r>
-        <w:t xml:space="preserve"> </w:t>
-      </w:r>
-      <w:r>
-        <w:t xml:space="preserve">multiplexing does not remove: a fixed per-file structural cost (roughly 600 bytes for a</w:t>
-      </w:r>
-      <w:r>
-        <w:t xml:space="preserve"> </w:t>
-      </w:r>
-      <w:r>
-        <w:t xml:space="preserve">JPEG) and the loss of cross-image redundancy. We measure how much of these costs bundling</w:t>
-      </w:r>
-      <w:r>
-        <w:t xml:space="preserve"> </w:t>
-      </w:r>
-      <w:r>
-        <w:t xml:space="preserve">many images into one atlas recovers, for the three codecs that carry most web images and</w:t>
-      </w:r>
-      <w:r>
-        <w:t xml:space="preserve"> </w:t>
-      </w:r>
-      <w:r>
-        <w:t xml:space="preserve">decode in every browser: JPEG, PNG, and WebP.</w:t>
+        <w:t xml:space="preserve">Web pages load many small images; the median mobile page carries 13, and product grids,</w:t>
+      </w:r>
+      <w:r>
+        <w:t xml:space="preserve"> </w:t>
+      </w:r>
+      <w:r>
+        <w:t xml:space="preserve">icon sets, and avatar walls carry far more. Serving each one separately pays per-request</w:t>
+      </w:r>
+      <w:r>
+        <w:t xml:space="preserve"> </w:t>
+      </w:r>
+      <w:r>
+        <w:t xml:space="preserve">overhead plus two byte costs that HTTP/2 multiplexing does not remove: a fixed per-file</w:t>
+      </w:r>
+      <w:r>
+        <w:t xml:space="preserve"> </w:t>
+      </w:r>
+      <w:r>
+        <w:t xml:space="preserve">structural cost (roughly 600 bytes for a JPEG) and the loss of cross-image redundancy.</w:t>
+      </w:r>
+      <w:r>
+        <w:t xml:space="preserve"> </w:t>
+      </w:r>
+      <w:r>
+        <w:t xml:space="preserve">Measured at matched per-tile quality across the three codecs that carry most web images</w:t>
+      </w:r>
+      <w:r>
+        <w:t xml:space="preserve"> </w:t>
+      </w:r>
+      <w:r>
+        <w:t xml:space="preserve">(JPEG, PNG, WebP), bundling many images into one atlas recovers up to 30% of bytes under</w:t>
+      </w:r>
+      <w:r>
+        <w:t xml:space="preserve"> </w:t>
+      </w:r>
+      <w:r>
+        <w:t xml:space="preserve">JPEG and up to 19% under WebP, and the sign of the effect is codec-specific: WebP turns</w:t>
+      </w:r>
+      <w:r>
+        <w:t xml:space="preserve"> </w:t>
+      </w:r>
+      <w:r>
+        <w:t xml:space="preserve">negative on large photographic tiles while JPEG and AVIF never do.</w:t>
       </w:r>
     </w:p>
     <w:p>
@@ -145,109 +157,85 @@
         <w:pStyle w:val="BodyText"/>
       </w:pPr>
       <w:r>
-        <w:t xml:space="preserve">At matched per-tile quality, atlasing small tiles saves up to 30% of bytes under JPEG</w:t>
-      </w:r>
-      <w:r>
-        <w:t xml:space="preserve"> </w:t>
-      </w:r>
-      <w:r>
-        <w:t xml:space="preserve">and up to 19% under WebP, independent of protocol. The saving is set by the ratio of</w:t>
-      </w:r>
-      <w:r>
-        <w:t xml:space="preserve"> </w:t>
-      </w:r>
-      <w:r>
-        <w:t xml:space="preserve">per-file overhead to content size, so it falls as tiles grow: for photographs it drops</w:t>
-      </w:r>
-      <w:r>
-        <w:t xml:space="preserve"> </w:t>
-      </w:r>
-      <w:r>
-        <w:t xml:space="preserve">from about 30% at 56 pixels to a few percent at 224 pixels, where WebP turns</w:t>
-      </w:r>
-      <w:r>
-        <w:t xml:space="preserve"> </w:t>
-      </w:r>
-      <w:r>
-        <w:t xml:space="preserve">clearly negative. The sign is codec-specific: AVIF, like JPEG, stays positive at every</w:t>
-      </w:r>
-      <w:r>
-        <w:t xml:space="preserve"> </w:t>
-      </w:r>
-      <w:r>
-        <w:t xml:space="preserve">size, so WebP's shared quantizer, not atlasing itself, drives the reversal, and the</w:t>
-      </w:r>
-      <w:r>
-        <w:t xml:space="preserve"> </w:t>
-      </w:r>
-      <w:r>
-        <w:t xml:space="preserve">pattern holds across four independent photo populations. Lossless formats lose under a</w:t>
-      </w:r>
-      <w:r>
-        <w:t xml:space="preserve"> </w:t>
-      </w:r>
-      <w:r>
-        <w:t xml:space="preserve">naive grid but win 40–97% under</w:t>
-      </w:r>
-      <w:r>
-        <w:t xml:space="preserve"> </w:t>
-      </w:r>
-      <w:r>
-        <w:t xml:space="preserve">codec-aware packing (vertical strips, shared palettes), so the question is how to pack,</w:t>
-      </w:r>
-      <w:r>
-        <w:t xml:space="preserve"> </w:t>
-      </w:r>
-      <w:r>
-        <w:t xml:space="preserve">not whether. We distil the measurements into a coupling account (savings come from</w:t>
-      </w:r>
-      <w:r>
-        <w:t xml:space="preserve"> </w:t>
-      </w:r>
-      <w:r>
-        <w:t xml:space="preserve">sharing fixed costs; losses from sharing adaptive state) and into an open-source tool</w:t>
-      </w:r>
-      <w:r>
-        <w:t xml:space="preserve"> </w:t>
-      </w:r>
-      <w:r>
-        <w:t xml:space="preserve">that turns a directory of images into deployable bundles and matches an offline oracle on</w:t>
-      </w:r>
-      <w:r>
-        <w:t xml:space="preserve"> </w:t>
-      </w:r>
-      <w:r>
-        <w:t xml:space="preserve">five unseen collections. The byte effect resists prediction from cheap source-image</w:t>
-      </w:r>
-      <w:r>
-        <w:t xml:space="preserve"> </w:t>
-      </w:r>
-      <w:r>
-        <w:t xml:space="preserve">features, so the tool measures the candidate representations rather than modelling them;</w:t>
-      </w:r>
-      <w:r>
-        <w:t xml:space="preserve"> </w:t>
-      </w:r>
-      <w:r>
-        <w:t xml:space="preserve">we also find that a probe encode of just ten to twenty tiles forecasts a group's saving to</w:t>
-      </w:r>
-      <w:r>
-        <w:t xml:space="preserve"> </w:t>
-      </w:r>
-      <w:r>
-        <w:t xml:space="preserve">within two percentage points where colour, edge, and frequency features cannot. In a live renderer the pixel atlas is also the fastest to full</w:t>
-      </w:r>
-      <w:r>
-        <w:t xml:space="preserve"> </w:t>
-      </w:r>
-      <w:r>
-        <w:t xml:space="preserve">visibility and the lowest in memory, and a supporting browser study shows the byte savings</w:t>
-      </w:r>
-      <w:r>
-        <w:t xml:space="preserve"> </w:t>
-      </w:r>
-      <w:r>
-        <w:t xml:space="preserve">cut load time on HTTP/1.1 and HTTP/3.</w:t>
+        <w:t xml:space="preserve">The saving is set by the ratio of per-file overhead to content size, so it falls as</w:t>
+      </w:r>
+      <w:r>
+        <w:t xml:space="preserve"> </w:t>
+      </w:r>
+      <w:r>
+        <w:t xml:space="preserve">tiles grow, from about 30% for 56-pixel photographs to a few percent at 224 pixels.</w:t>
+      </w:r>
+      <w:r>
+        <w:t xml:space="preserve"> </w:t>
+      </w:r>
+      <w:r>
+        <w:t xml:space="preserve">The reversal under WebP is driven by its whole-atlas quantizer rather than by atlasing</w:t>
+      </w:r>
+      <w:r>
+        <w:t xml:space="preserve"> </w:t>
+      </w:r>
+      <w:r>
+        <w:t xml:space="preserve">itself, and it holds across four independent photo populations. Lossless formats lose</w:t>
+      </w:r>
+      <w:r>
+        <w:t xml:space="preserve"> </w:t>
+      </w:r>
+      <w:r>
+        <w:t xml:space="preserve">under a naive grid but win 40–97% under codec-aware packing (vertical strips, shared</w:t>
+      </w:r>
+      <w:r>
+        <w:t xml:space="preserve"> </w:t>
+      </w:r>
+      <w:r>
+        <w:t xml:space="preserve">palettes), so the question is how to pack, not whether. We distill the measurements into a</w:t>
+      </w:r>
+      <w:r>
+        <w:t xml:space="preserve"> </w:t>
+      </w:r>
+      <w:r>
+        <w:t xml:space="preserve">coupling account (savings come from sharing fixed costs; losses from sharing adaptive</w:t>
+      </w:r>
+      <w:r>
+        <w:t xml:space="preserve"> </w:t>
+      </w:r>
+      <w:r>
+        <w:t xml:space="preserve">state) and into an open-source tool that turns a directory of images into deployable</w:t>
+      </w:r>
+      <w:r>
+        <w:t xml:space="preserve"> </w:t>
+      </w:r>
+      <w:r>
+        <w:t xml:space="preserve">bundles and matches an offline oracle on five unseen collections. Cheap source-image</w:t>
+      </w:r>
+      <w:r>
+        <w:t xml:space="preserve"> </w:t>
+      </w:r>
+      <w:r>
+        <w:t xml:space="preserve">features (color, edge, frequency) do not predict the byte effect, but a probe encode of</w:t>
+      </w:r>
+      <w:r>
+        <w:t xml:space="preserve"> </w:t>
+      </w:r>
+      <w:r>
+        <w:t xml:space="preserve">ten to twenty tiles forecasts a group's saving to within two percentage points, so the</w:t>
+      </w:r>
+      <w:r>
+        <w:t xml:space="preserve"> </w:t>
+      </w:r>
+      <w:r>
+        <w:t xml:space="preserve">tool measures candidate bundles rather than modeling them. In a live renderer the pixel</w:t>
+      </w:r>
+      <w:r>
+        <w:t xml:space="preserve"> </w:t>
+      </w:r>
+      <w:r>
+        <w:t xml:space="preserve">atlas is also the fastest to full visibility and the lowest in memory, and a supporting</w:t>
+      </w:r>
+      <w:r>
+        <w:t xml:space="preserve"> </w:t>
+      </w:r>
+      <w:r>
+        <w:t xml:space="preserve">browser study shows the byte savings cut load time on HTTP/1.1 and HTTP/3.</w:t>
       </w:r>
     </w:p>
     <w:bookmarkStart w:id="20" w:name="introduction"/>
@@ -314,37 +302,31 @@
         <w:pStyle w:val="BodyText"/>
       </w:pPr>
       <w:r>
-        <w:t xml:space="preserve">The study centers on the popular, universally-supported compressed formats: JPEG, PNG,</w:t>
-      </w:r>
-      <w:r>
-        <w:t xml:space="preserve"> </w:t>
-      </w:r>
-      <w:r>
-        <w:t xml:space="preserve">and WebP together carry over 70% of images served on the web (HTTP Archive 2024: JPEG</w:t>
-      </w:r>
-      <w:r>
-        <w:t xml:space="preserve"> </w:t>
-      </w:r>
-      <w:r>
-        <w:t xml:space="preserve">32.4%, PNG 28.4%, WebP 12.0%), decode in every browser, and are where the practical</w:t>
-      </w:r>
-      <w:r>
-        <w:t xml:space="preserve"> </w:t>
-      </w:r>
-      <w:r>
-        <w:t xml:space="preserve">savings live; AVIF, the leading next-generation codec, is added to the photographic</w:t>
-      </w:r>
-      <w:r>
-        <w:t xml:space="preserve"> </w:t>
-      </w:r>
-      <w:r>
-        <w:t xml:space="preserve">crossover (Section 5.1) so the codec-dependence of the result is visible against a</w:t>
-      </w:r>
-      <w:r>
-        <w:t xml:space="preserve"> </w:t>
-      </w:r>
-      <w:r>
-        <w:t xml:space="preserve">modern container. The three formats price the per-file costs very</w:t>
+        <w:t xml:space="preserve">JPEG, PNG, and WebP anchor the study: together they carry over 70% of images served on</w:t>
+      </w:r>
+      <w:r>
+        <w:t xml:space="preserve"> </w:t>
+      </w:r>
+      <w:r>
+        <w:t xml:space="preserve">the web (HTTP Archive 2024: JPEG 32.4%, PNG 28.4%, WebP 12.0%), decode in every browser,</w:t>
+      </w:r>
+      <w:r>
+        <w:t xml:space="preserve"> </w:t>
+      </w:r>
+      <w:r>
+        <w:t xml:space="preserve">and are where the practical savings live. AVIF, the leading next-generation codec, joins</w:t>
+      </w:r>
+      <w:r>
+        <w:t xml:space="preserve"> </w:t>
+      </w:r>
+      <w:r>
+        <w:t xml:space="preserve">the photographic crossover (Section 5.1) to show the result's codec-dependence against</w:t>
+      </w:r>
+      <w:r>
+        <w:t xml:space="preserve"> </w:t>
+      </w:r>
+      <w:r>
+        <w:t xml:space="preserve">a modern container. The three formats price the per-file costs very</w:t>
       </w:r>
       <w:r>
         <w:t xml:space="preserve"> </w:t>
@@ -546,7 +528,7 @@
         <w:t xml:space="preserve"> </w:t>
       </w:r>
       <w:r>
-        <w:t xml:space="preserve">image atlasing across the three universally-supported web codecs (JPEG, PNG, WebP) over</w:t>
+        <w:t xml:space="preserve">image atlasing across the three universally supported web codecs (JPEG, PNG, WebP) over</w:t>
       </w:r>
       <w:r>
         <w:t xml:space="preserve"> </w:t>
@@ -558,13 +540,13 @@
         <w:t xml:space="preserve"> </w:t>
       </w:r>
       <w:r>
-        <w:t xml:space="preserve">of per-file structural cost to content bytes, and to our knowledge the first</w:t>
-      </w:r>
-      <w:r>
-        <w:t xml:space="preserve"> </w:t>
-      </w:r>
-      <w:r>
-        <w:t xml:space="preserve">measurement of image-atlasing byte savings resolved by codec and tile size at matched</w:t>
+        <w:t xml:space="preserve">of per-file structural cost to content bytes; this is, to our knowledge, the first</w:t>
+      </w:r>
+      <w:r>
+        <w:t xml:space="preserve"> </w:t>
+      </w:r>
+      <w:r>
+        <w:t xml:space="preserve">measurement of atlasing byte savings resolved by codec and tile size at matched</w:t>
       </w:r>
       <w:r>
         <w:t xml:space="preserve"> </w:t>
@@ -576,7 +558,7 @@
         <w:t xml:space="preserve"> </w:t>
       </w:r>
       <w:r>
-        <w:t xml:space="preserve">geometry and held the codec fixed); (ii) a supporting network study of 1,056 validated</w:t>
+        <w:t xml:space="preserve">geometry with the codec fixed); (ii) a supporting network study of 1,056 validated</w:t>
       </w:r>
       <w:r>
         <w:t xml:space="preserve"> </w:t>
@@ -3565,7 +3547,7 @@
               <a:graphicData uri="http://schemas.openxmlformats.org/drawingml/2006/picture">
                 <pic:pic>
                   <pic:nvPicPr>
-                    <pic:cNvPr descr="file:///E:/tmp/tmp14zef46h/svg0.png" id="41" name="Picture"/>
+                    <pic:cNvPr descr="file:///E:/tmp/tmp1bgpb3lq/svg0.png" id="41" name="Picture"/>
                     <pic:cNvPicPr>
                       <a:picLocks noChangeArrowheads="1" noChangeAspect="1"/>
                     </pic:cNvPicPr>
@@ -3669,7 +3651,7 @@
         <w:t xml:space="preserve"> </w:t>
       </w:r>
       <w:r>
-        <w:t xml:space="preserve">quality effect, not a byte cost, and the −8.5% headline is best read as the pair it</w:t>
+        <w:t xml:space="preserve">quality effect, not a byte cost, and the −8.5% figure decomposes into the pair it</w:t>
       </w:r>
       <w:r>
         <w:t xml:space="preserve"> </w:t>
@@ -6065,7 +6047,31 @@
         <w:pStyle w:val="FirstParagraph"/>
       </w:pPr>
       <w:r>
-        <w:t xml:space="preserve">The byte and construction results above are protocol-independent. This section reports how the byte savings translate to load time on a single-testbed browser study; it is supporting evidence for the deployment guidance, not a protocol-measurement contribution, and its absolute timings are environment-dependent.</w:t>
+        <w:t xml:space="preserve">The byte and construction results above are protocol-independent. This section reports</w:t>
+      </w:r>
+      <w:r>
+        <w:t xml:space="preserve"> </w:t>
+      </w:r>
+      <w:r>
+        <w:t xml:space="preserve">how the byte savings translate to load time on a single-machine browser testbed. The</w:t>
+      </w:r>
+      <w:r>
+        <w:t xml:space="preserve"> </w:t>
+      </w:r>
+      <w:r>
+        <w:t xml:space="preserve">deployment guidance draws on the relative comparisons across conditions, which the</w:t>
+      </w:r>
+      <w:r>
+        <w:t xml:space="preserve"> </w:t>
+      </w:r>
+      <w:r>
+        <w:t xml:space="preserve">randomized, validated protocol holds stable; absolute timings are properties of the</w:t>
+      </w:r>
+      <w:r>
+        <w:t xml:space="preserve"> </w:t>
+      </w:r>
+      <w:r>
+        <w:t xml:space="preserve">testbed.</w:t>
       </w:r>
     </w:p>
     <w:p>
@@ -9126,7 +9132,7 @@
                     <a:graphicData uri="http://schemas.openxmlformats.org/drawingml/2006/picture">
                       <pic:pic>
                         <pic:nvPicPr>
-                          <pic:cNvPr descr="file:///E:/tmp/tmp14zef46h/svg1.png" id="48" name="Picture"/>
+                          <pic:cNvPr descr="file:///E:/tmp/tmp1bgpb3lq/svg1.png" id="48" name="Picture"/>
                           <pic:cNvPicPr>
                             <a:picLocks noChangeArrowheads="1" noChangeAspect="1"/>
                           </pic:cNvPicPr>
@@ -9168,7 +9174,7 @@
                     <a:graphicData uri="http://schemas.openxmlformats.org/drawingml/2006/picture">
                       <pic:pic>
                         <pic:nvPicPr>
-                          <pic:cNvPr descr="file:///E:/tmp/tmp14zef46h/svg2.png" id="51" name="Picture"/>
+                          <pic:cNvPr descr="file:///E:/tmp/tmp1bgpb3lq/svg2.png" id="51" name="Picture"/>
                           <pic:cNvPicPr>
                             <a:picLocks noChangeArrowheads="1" noChangeAspect="1"/>
                           </pic:cNvPicPr>
@@ -10344,13 +10350,13 @@
         <w:t xml:space="preserve"> </w:t>
       </w:r>
       <w:r>
-        <w:t xml:space="preserve">per class (edge density, DCT high-frequency energy, colour-histogram entropy, unique</w:t>
-      </w:r>
-      <w:r>
-        <w:t xml:space="preserve"> </w:t>
-      </w:r>
-      <w:r>
-        <w:t xml:space="preserve">colours, inter-tile heterogeneity, and luminance variance). The content-dependence is real and large: holding tile size and codec fixed, the saving</w:t>
+        <w:t xml:space="preserve">per class (edge density, DCT high-frequency energy, color-histogram entropy, unique</w:t>
+      </w:r>
+      <w:r>
+        <w:t xml:space="preserve"> </w:t>
+      </w:r>
+      <w:r>
+        <w:t xml:space="preserve">colors, inter-tile heterogeneity, and luminance variance). The content-dependence is real and large: holding tile size and codec fixed, the saving</w:t>
       </w:r>
       <w:r>
         <w:t xml:space="preserve"> </w:t>
@@ -11205,7 +11211,7 @@
               <a:graphicData uri="http://schemas.openxmlformats.org/drawingml/2006/picture">
                 <pic:pic>
                   <pic:nvPicPr>
-                    <pic:cNvPr descr="file:///E:/tmp/tmp14zef46h/svg3.png" id="58" name="Picture"/>
+                    <pic:cNvPr descr="file:///E:/tmp/tmp1bgpb3lq/svg3.png" id="58" name="Picture"/>
                     <pic:cNvPicPr>
                       <a:picLocks noChangeArrowheads="1" noChangeAspect="1"/>
                     </pic:cNvPicPr>
@@ -11457,7 +11463,7 @@
               <a:graphicData uri="http://schemas.openxmlformats.org/drawingml/2006/picture">
                 <pic:pic>
                   <pic:nvPicPr>
-                    <pic:cNvPr descr="file:///E:/tmp/tmp14zef46h/svg4.png" id="62" name="Picture"/>
+                    <pic:cNvPr descr="file:///E:/tmp/tmp1bgpb3lq/svg4.png" id="62" name="Picture"/>
                     <pic:cNvPicPr>
                       <a:picLocks noChangeArrowheads="1" noChangeAspect="1"/>
                     </pic:cNvPicPr>
@@ -11573,25 +11579,25 @@
         <w:t xml:space="preserve"> </w:t>
       </w:r>
       <w:r>
-        <w:t xml:space="preserve">corpora (0% regret), including the two content types, generated avatars and a second</w:t>
-      </w:r>
-      <w:r>
-        <w:t xml:space="preserve"> </w:t>
-      </w:r>
-      <w:r>
-        <w:t xml:space="preserve">emoji vendor, that most differ from the calibration sets. This is the property that</w:t>
-      </w:r>
-      <w:r>
-        <w:t xml:space="preserve"> </w:t>
-      </w:r>
-      <w:r>
-        <w:t xml:space="preserve">matters for a deployable tool: on collections it was not built from, it does not merely</w:t>
-      </w:r>
-      <w:r>
-        <w:t xml:space="preserve"> </w:t>
-      </w:r>
-      <w:r>
-        <w:t xml:space="preserve">save bytes, it chooses at or near the best available configuration. This comparison is on</w:t>
+        <w:t xml:space="preserve">corpora (0% regret, i.e. zero excess bytes over the oracle's choice), including the two</w:t>
+      </w:r>
+      <w:r>
+        <w:t xml:space="preserve"> </w:t>
+      </w:r>
+      <w:r>
+        <w:t xml:space="preserve">content types, generated avatars and a second emoji vendor, that most differ from the</w:t>
+      </w:r>
+      <w:r>
+        <w:t xml:space="preserve"> </w:t>
+      </w:r>
+      <w:r>
+        <w:t xml:space="preserve">calibration sets. This is the property that matters for a deployable tool: on collections</w:t>
+      </w:r>
+      <w:r>
+        <w:t xml:space="preserve"> </w:t>
+      </w:r>
+      <w:r>
+        <w:t xml:space="preserve">it was not built from, it chooses the byte-optimal configuration. This comparison is on</w:t>
       </w:r>
       <w:r>
         <w:t xml:space="preserve"> </w:t>
@@ -12462,31 +12468,25 @@
         <w:t xml:space="preserve"> </w:t>
       </w:r>
       <w:r>
-        <w:t xml:space="preserve">byte-neutral (−0.4%) and pays its way purely in collapsed requests. Exercising these</w:t>
-      </w:r>
-      <w:r>
-        <w:t xml:space="preserve"> </w:t>
-      </w:r>
-      <w:r>
-        <w:t xml:space="preserve">mixed code paths, which the uniform benchmark corpora never reach, also surfaced two</w:t>
-      </w:r>
-      <w:r>
-        <w:t xml:space="preserve"> </w:t>
-      </w:r>
-      <w:r>
-        <w:t xml:space="preserve">accounting defects that the tool's invariant check (predicted bytes and requests must</w:t>
-      </w:r>
-      <w:r>
-        <w:t xml:space="preserve"> </w:t>
-      </w:r>
-      <w:r>
-        <w:t xml:space="preserve">equal the emitted resources) now catches and that are fixed; the tool passes that check on</w:t>
-      </w:r>
-      <w:r>
-        <w:t xml:space="preserve"> </w:t>
-      </w:r>
-      <w:r>
-        <w:t xml:space="preserve">every asset set in the study.</w:t>
+        <w:t xml:space="preserve">byte-neutral (−0.4%) and pays its way purely in collapsed requests. These mixed code</w:t>
+      </w:r>
+      <w:r>
+        <w:t xml:space="preserve"> </w:t>
+      </w:r>
+      <w:r>
+        <w:t xml:space="preserve">paths, which the uniform benchmark corpora never reach, are guarded by the tool's invariant</w:t>
+      </w:r>
+      <w:r>
+        <w:t xml:space="preserve"> </w:t>
+      </w:r>
+      <w:r>
+        <w:t xml:space="preserve">check: predicted bytes and requests must equal the emitted resources, and the tool passes</w:t>
+      </w:r>
+      <w:r>
+        <w:t xml:space="preserve"> </w:t>
+      </w:r>
+      <w:r>
+        <w:t xml:space="preserve">that check on every asset set in the study.</w:t>
       </w:r>
     </w:p>
     <w:bookmarkEnd w:id="63"/>
@@ -13447,13 +13447,19 @@
         <w:t xml:space="preserve"> </w:t>
       </w:r>
       <w:r>
-        <w:t xml:space="preserve">reflects a request-concurrency limit specific to the tested server stack, which a second</w:t>
-      </w:r>
-      <w:r>
-        <w:t xml:space="preserve"> </w:t>
-      </w:r>
-      <w:r>
-        <w:t xml:space="preserve">QUIC implementation roughly halves (Section 5.5), not a protocol-general result. The unifying</w:t>
+        <w:t xml:space="preserve">reflects a request-concurrency limit specific to the tested server stack (a second QUIC</w:t>
+      </w:r>
+      <w:r>
+        <w:t xml:space="preserve"> </w:t>
+      </w:r>
+      <w:r>
+        <w:t xml:space="preserve">implementation sustains roughly twice the concurrency, Section 5.5) rather than a</w:t>
+      </w:r>
+      <w:r>
+        <w:t xml:space="preserve"> </w:t>
+      </w:r>
+      <w:r>
+        <w:t xml:space="preserve">protocol-general result. The unifying</w:t>
       </w:r>
       <w:r>
         <w:t xml:space="preserve"> </w:t>

--- a/docs/paper.docx
+++ b/docs/paper.docx
@@ -84,14 +84,6 @@
       </w:r>
       <w:r>
         <w:t xml:space="preserve">Academic College of Engineering, Tel-Aviv, Israel</w:t>
-      </w:r>
-    </w:p>
-    <w:p>
-      <w:pPr>
-        <w:pStyle w:val="BodyText"/>
-      </w:pPr>
-      <w:r>
-        <w:t xml:space="preserve">Technical Report · 2026</w:t>
       </w:r>
     </w:p>
     <w:p>
@@ -3547,7 +3539,7 @@
               <a:graphicData uri="http://schemas.openxmlformats.org/drawingml/2006/picture">
                 <pic:pic>
                   <pic:nvPicPr>
-                    <pic:cNvPr descr="file:///E:/tmp/tmp1bgpb3lq/svg0.png" id="41" name="Picture"/>
+                    <pic:cNvPr descr="file:///E:/tmp/tmpcw57_9s_/svg0.png" id="41" name="Picture"/>
                     <pic:cNvPicPr>
                       <a:picLocks noChangeArrowheads="1" noChangeAspect="1"/>
                     </pic:cNvPicPr>
@@ -9132,7 +9124,7 @@
                     <a:graphicData uri="http://schemas.openxmlformats.org/drawingml/2006/picture">
                       <pic:pic>
                         <pic:nvPicPr>
-                          <pic:cNvPr descr="file:///E:/tmp/tmp1bgpb3lq/svg1.png" id="48" name="Picture"/>
+                          <pic:cNvPr descr="file:///E:/tmp/tmpcw57_9s_/svg1.png" id="48" name="Picture"/>
                           <pic:cNvPicPr>
                             <a:picLocks noChangeArrowheads="1" noChangeAspect="1"/>
                           </pic:cNvPicPr>
@@ -9174,7 +9166,7 @@
                     <a:graphicData uri="http://schemas.openxmlformats.org/drawingml/2006/picture">
                       <pic:pic>
                         <pic:nvPicPr>
-                          <pic:cNvPr descr="file:///E:/tmp/tmp1bgpb3lq/svg2.png" id="51" name="Picture"/>
+                          <pic:cNvPr descr="file:///E:/tmp/tmpcw57_9s_/svg2.png" id="51" name="Picture"/>
                           <pic:cNvPicPr>
                             <a:picLocks noChangeArrowheads="1" noChangeAspect="1"/>
                           </pic:cNvPicPr>
@@ -11211,7 +11203,7 @@
               <a:graphicData uri="http://schemas.openxmlformats.org/drawingml/2006/picture">
                 <pic:pic>
                   <pic:nvPicPr>
-                    <pic:cNvPr descr="file:///E:/tmp/tmp1bgpb3lq/svg3.png" id="58" name="Picture"/>
+                    <pic:cNvPr descr="file:///E:/tmp/tmpcw57_9s_/svg3.png" id="58" name="Picture"/>
                     <pic:cNvPicPr>
                       <a:picLocks noChangeArrowheads="1" noChangeAspect="1"/>
                     </pic:cNvPicPr>
@@ -11463,7 +11455,7 @@
               <a:graphicData uri="http://schemas.openxmlformats.org/drawingml/2006/picture">
                 <pic:pic>
                   <pic:nvPicPr>
-                    <pic:cNvPr descr="file:///E:/tmp/tmp1bgpb3lq/svg4.png" id="62" name="Picture"/>
+                    <pic:cNvPr descr="file:///E:/tmp/tmpcw57_9s_/svg4.png" id="62" name="Picture"/>
                     <pic:cNvPicPr>
                       <a:picLocks noChangeArrowheads="1" noChangeAspect="1"/>
                     </pic:cNvPicPr>
@@ -14194,7 +14186,7 @@
         <w:pStyle w:val="BodyText"/>
       </w:pPr>
       <w:r>
-        <w:t xml:space="preserve">Alexander Apartsin, Yehudit Aperstein · 2026</w:t>
+        <w:t xml:space="preserve">Alexander Apartsin, Yehudit Aperstein</w:t>
       </w:r>
     </w:p>
     <w:bookmarkEnd w:id="68"/>

--- a/docs/paper.docx
+++ b/docs/paper.docx
@@ -10,7 +10,7 @@
         <w:t xml:space="preserve">Image Bundling Revisited</w:t>
       </w:r>
     </w:p>
-    <w:bookmarkStart w:id="69" w:name="X4256d333ac978442c7af604b03233a24eeb1f32"/>
+    <w:bookmarkStart w:id="70" w:name="X4256d333ac978442c7af604b03233a24eeb1f32"/>
     <w:p>
       <w:pPr>
         <w:pStyle w:val="Heading1"/>
@@ -877,7 +877,7 @@
         <w:t xml:space="preserve"> </w:t>
       </w:r>
       <w:r>
-        <w:t xml:space="preserve">the context in which our own HTTP/3 concurrency observation (Section 5.5) should be</w:t>
+        <w:t xml:space="preserve">the context in which our own HTTP/3 concurrency observation (Section 5.4) should be</w:t>
       </w:r>
       <w:r>
         <w:t xml:space="preserve"> </w:t>
@@ -1153,7 +1153,7 @@
         <w:t xml:space="preserve"> </w:t>
       </w:r>
       <w:r>
-        <w:t xml:space="preserve">problem (Section 6.2). HTTP Archive's Web Almanac [8] supplies the population</w:t>
+        <w:t xml:space="preserve">problem (Appendix A.3). HTTP Archive's Web Almanac [8] supplies the population</w:t>
       </w:r>
       <w:r>
         <w:t xml:space="preserve"> </w:t>
@@ -1438,7 +1438,7 @@
         <w:t xml:space="preserve"> </w:t>
       </w:r>
       <w:r>
-        <w:t xml:space="preserve">(Section 6.4).</w:t>
+        <w:t xml:space="preserve">(Appendix A.4).</w:t>
       </w:r>
     </w:p>
     <w:bookmarkEnd w:id="27"/>
@@ -1583,7 +1583,7 @@
         <w:pStyle w:val="BodyText"/>
       </w:pPr>
       <w:r>
-        <w:t xml:space="preserve">A live-renderer measurement (Section 5.6) confirms that at typical tile counts the</w:t>
+        <w:t xml:space="preserve">A live-renderer measurement (Appendix A.2) confirms that at typical tile counts the</w:t>
       </w:r>
       <w:r>
         <w:t xml:space="preserve"> </w:t>
@@ -1969,7 +1969,7 @@
     </w:p>
     <w:bookmarkEnd w:id="34"/>
     <w:bookmarkEnd w:id="35"/>
-    <w:bookmarkStart w:id="54" w:name="results"/>
+    <w:bookmarkStart w:id="52" w:name="results"/>
     <w:p>
       <w:pPr>
         <w:pStyle w:val="Heading2"/>
@@ -3539,7 +3539,7 @@
               <a:graphicData uri="http://schemas.openxmlformats.org/drawingml/2006/picture">
                 <pic:pic>
                   <pic:nvPicPr>
-                    <pic:cNvPr descr="file:///E:/tmp/tmpcw57_9s_/svg0.png" id="41" name="Picture"/>
+                    <pic:cNvPr descr="file:///E:/tmp/tmpdvdj1l32/svg0.png" id="41" name="Picture"/>
                     <pic:cNvPicPr>
                       <a:picLocks noChangeArrowheads="1" noChangeAspect="1"/>
                     </pic:cNvPicPr>
@@ -3679,7 +3679,7 @@
         <w:t xml:space="preserve"> </w:t>
       </w:r>
       <w:r>
-        <w:t xml:space="preserve">but the magnitude is metric-dependent, and Section 5.4 shows two encoder flags</w:t>
+        <w:t xml:space="preserve">but the magnitude is metric-dependent, and Appendix A.1 shows two encoder flags</w:t>
       </w:r>
       <w:r>
         <w:t xml:space="preserve"> </w:t>
@@ -5898,140 +5898,13 @@
       </w:r>
     </w:p>
     <w:bookmarkEnd w:id="44"/>
-    <w:bookmarkStart w:id="45" w:name="encoder-parameters"/>
+    <w:bookmarkStart w:id="51" w:name="supporting-measurements-network-timing"/>
     <w:p>
       <w:pPr>
         <w:pStyle w:val="Heading3"/>
       </w:pPr>
       <w:r>
-        <w:t xml:space="preserve">5.4  Encoder parameters</w:t>
-      </w:r>
-    </w:p>
-    <w:p>
-      <w:pPr>
-        <w:pStyle w:val="FirstParagraph"/>
-      </w:pPr>
-      <w:r>
-        <w:t xml:space="preserve">The photographic WebP penalty is not structural. VP8's default encode shares one set</w:t>
-      </w:r>
-      <w:r>
-        <w:t xml:space="preserve"> </w:t>
-      </w:r>
-      <w:r>
-        <w:t xml:space="preserve">of entropy tables and at most four quantizer segments across the whole atlas, and no</w:t>
-      </w:r>
-      <w:r>
-        <w:t xml:space="preserve"> </w:t>
-      </w:r>
-      <w:r>
-        <w:t xml:space="preserve">parameter raises the four-segment ceiling. But two efficiency controls, spatial noise</w:t>
-      </w:r>
-      <w:r>
-        <w:t xml:space="preserve"> </w:t>
-      </w:r>
-      <w:r>
-        <w:t xml:space="preserve">shaping at full strength and adaptive deblocking (autofilter), together move a</w:t>
-      </w:r>
-      <w:r>
-        <w:t xml:space="preserve"> </w:t>
-      </w:r>
-      <w:r>
-        <w:t xml:space="preserve">120-tile 224-pixel photo atlas from −9.0% to</w:t>
-      </w:r>
-      <w:r>
-        <w:t xml:space="preserve"> </w:t>
-      </w:r>
-      <w:r>
-        <w:rPr>
-          <w:b/>
-          <w:bCs/>
-        </w:rPr>
-        <w:t xml:space="preserve">+5.0%</w:t>
-      </w:r>
-      <w:r>
-        <w:t xml:space="preserve"> </w:t>
-      </w:r>
-      <w:r>
-        <w:t xml:space="preserve">against individual</w:t>
-      </w:r>
-      <w:r>
-        <w:t xml:space="preserve"> </w:t>
-      </w:r>
-      <w:r>
-        <w:t xml:space="preserve">files at matched SSIM. An equal-quality check isolates the mechanism: with the advanced</w:t>
-      </w:r>
-      <w:r>
-        <w:t xml:space="preserve"> </w:t>
-      </w:r>
-      <w:r>
-        <w:t xml:space="preserve">settings the atlas reaches per-tile SSIM 0.980, above the individual files' 0.979,</w:t>
-      </w:r>
-      <w:r>
-        <w:t xml:space="preserve"> </w:t>
-      </w:r>
-      <w:r>
-        <w:t xml:space="preserve">while encoding 2.4% fewer bytes, because adaptive deblocking removes the block artifacts</w:t>
-      </w:r>
-      <w:r>
-        <w:t xml:space="preserve"> </w:t>
-      </w:r>
-      <w:r>
-        <w:t xml:space="preserve">that the atlas's internal tile-grid boundaries introduce and noise shaping exploits the</w:t>
-      </w:r>
-      <w:r>
-        <w:t xml:space="preserve"> </w:t>
-      </w:r>
-      <w:r>
-        <w:t xml:space="preserve">larger frame's masking context. The knobs improve both arms, but they help the atlas</w:t>
-      </w:r>
-      <w:r>
-        <w:t xml:space="preserve"> </w:t>
-      </w:r>
-      <w:r>
-        <w:t xml:space="preserve">more, so the earlier negative for WebP photographs holds only for the default encoder,</w:t>
-      </w:r>
-      <w:r>
-        <w:t xml:space="preserve"> </w:t>
-      </w:r>
-      <w:r>
-        <w:t xml:space="preserve">not for a tuned one. These controls are reachable through libwebp's configuration</w:t>
-      </w:r>
-      <w:r>
-        <w:t xml:space="preserve"> </w:t>
-      </w:r>
-      <w:r>
-        <w:t xml:space="preserve">(the</w:t>
-      </w:r>
-      <w:r>
-        <w:t xml:space="preserve"> </w:t>
-      </w:r>
-      <w:r>
-        <w:rPr>
-          <w:rStyle w:val="VerbatimChar"/>
-        </w:rPr>
-        <w:t xml:space="preserve">cwebp -sns 100 -pass 10 -af</w:t>
-      </w:r>
-      <w:r>
-        <w:t xml:space="preserve"> </w:t>
-      </w:r>
-      <w:r>
-        <w:t xml:space="preserve">equivalents) though not through every</w:t>
-      </w:r>
-      <w:r>
-        <w:t xml:space="preserve"> </w:t>
-      </w:r>
-      <w:r>
-        <w:t xml:space="preserve">image library's default binding.</w:t>
-      </w:r>
-    </w:p>
-    <w:bookmarkEnd w:id="45"/>
-    <w:bookmarkStart w:id="52" w:name="supporting-measurements-network-timing"/>
-    <w:p>
-      <w:pPr>
-        <w:pStyle w:val="Heading3"/>
-      </w:pPr>
-      <w:r>
-        <w:t xml:space="preserve">5.5  Supporting measurements: network timing</w:t>
+        <w:t xml:space="preserve">5.4  Supporting measurements: network timing</w:t>
       </w:r>
     </w:p>
     <w:p>
@@ -9119,18 +8992,18 @@
                 <wp:inline>
                   <wp:extent cx="5334000" cy="2564423"/>
                   <wp:effectExtent b="0" l="0" r="0" t="0"/>
-                  <wp:docPr descr="" title="" id="47" name="Picture"/>
+                  <wp:docPr descr="" title="" id="46" name="Picture"/>
                   <a:graphic>
                     <a:graphicData uri="http://schemas.openxmlformats.org/drawingml/2006/picture">
                       <pic:pic>
                         <pic:nvPicPr>
-                          <pic:cNvPr descr="file:///E:/tmp/tmpcw57_9s_/svg1.png" id="48" name="Picture"/>
+                          <pic:cNvPr descr="file:///E:/tmp/tmpdvdj1l32/svg1.png" id="47" name="Picture"/>
                           <pic:cNvPicPr>
                             <a:picLocks noChangeArrowheads="1" noChangeAspect="1"/>
                           </pic:cNvPicPr>
                         </pic:nvPicPr>
                         <pic:blipFill>
-                          <a:blip r:embed="rId46"/>
+                          <a:blip r:embed="rId45"/>
                           <a:stretch>
                             <a:fillRect/>
                           </a:stretch>
@@ -9161,18 +9034,18 @@
                 <wp:inline>
                   <wp:extent cx="5334000" cy="2564423"/>
                   <wp:effectExtent b="0" l="0" r="0" t="0"/>
-                  <wp:docPr descr="" title="" id="50" name="Picture"/>
+                  <wp:docPr descr="" title="" id="49" name="Picture"/>
                   <a:graphic>
                     <a:graphicData uri="http://schemas.openxmlformats.org/drawingml/2006/picture">
                       <pic:pic>
                         <pic:nvPicPr>
-                          <pic:cNvPr descr="file:///E:/tmp/tmpcw57_9s_/svg2.png" id="51" name="Picture"/>
+                          <pic:cNvPr descr="file:///E:/tmp/tmpdvdj1l32/svg2.png" id="50" name="Picture"/>
                           <pic:cNvPicPr>
                             <a:picLocks noChangeArrowheads="1" noChangeAspect="1"/>
                           </pic:cNvPicPr>
                         </pic:nvPicPr>
                         <pic:blipFill>
-                          <a:blip r:embed="rId49"/>
+                          <a:blip r:embed="rId48"/>
                           <a:stretch>
                             <a:fillRect/>
                           </a:stretch>
@@ -9438,13 +9311,13 @@
         <w:t xml:space="preserve"> </w:t>
       </w:r>
       <w:r>
-        <w:t xml:space="preserve">demonstrated benefit is cache granularity and bounded invalidation (Section 6.2,</w:t>
-      </w:r>
-      <w:r>
-        <w:t xml:space="preserve"> </w:t>
-      </w:r>
-      <w:r>
-        <w:t xml:space="preserve">Figure 4), not packet-loss resilience. The byte-bundle beats individual serving nearly everywhere on HTTP/1.1 and HTTP/3</w:t>
+        <w:t xml:space="preserve">demonstrated benefit is cache granularity and bounded invalidation (Appendix A.3,</w:t>
+      </w:r>
+      <w:r>
+        <w:t xml:space="preserve"> </w:t>
+      </w:r>
+      <w:r>
+        <w:t xml:space="preserve">Figure 5), not packet-loss resilience. The byte-bundle beats individual serving nearly everywhere on HTTP/1.1 and HTTP/3</w:t>
       </w:r>
       <w:r>
         <w:t xml:space="preserve"> </w:t>
@@ -9471,14 +9344,24 @@
         <w:t xml:space="preserve">compound with the request savings.</w:t>
       </w:r>
     </w:p>
+    <w:bookmarkEnd w:id="51"/>
     <w:bookmarkEnd w:id="52"/>
-    <w:bookmarkStart w:id="53" w:name="X6fbcdda3f7a958bac6351d26c2785fe4aca8b32"/>
+    <w:bookmarkStart w:id="59" w:name="discussion"/>
+    <w:p>
+      <w:pPr>
+        <w:pStyle w:val="Heading2"/>
+      </w:pPr>
+      <w:r>
+        <w:t xml:space="preserve">6  Discussion</w:t>
+      </w:r>
+    </w:p>
+    <w:bookmarkStart w:id="53" w:name="the-coupling-spectrum"/>
     <w:p>
       <w:pPr>
         <w:pStyle w:val="Heading3"/>
       </w:pPr>
       <w:r>
-        <w:t xml:space="preserve">5.6  Local rendering cost: decode time and memory</w:t>
+        <w:t xml:space="preserve">6.1  The coupling spectrum</w:t>
       </w:r>
     </w:p>
     <w:p>
@@ -9486,91 +9369,495 @@
         <w:pStyle w:val="FirstParagraph"/>
       </w:pPr>
       <w:r>
-        <w:t xml:space="preserve">Transport is only half the client cost; decode and memory are the other half, and they</w:t>
-      </w:r>
-      <w:r>
-        <w:t xml:space="preserve"> </w:t>
-      </w:r>
-      <w:r>
-        <w:t xml:space="preserve">are measured locally with no network shaping so they isolate rendering (Table 7). We</w:t>
-      </w:r>
-      <w:r>
-        <w:t xml:space="preserve"> </w:t>
-      </w:r>
-      <w:r>
-        <w:t xml:space="preserve">render N 96-pixel photographic tiles in one Chromium instance three ways and record time</w:t>
-      </w:r>
-      <w:r>
-        <w:t xml:space="preserve"> </w:t>
-      </w:r>
-      <w:r>
-        <w:t xml:space="preserve">to all tiles visible and the renderer process-tree memory over a blank-page baseline,</w:t>
-      </w:r>
-      <w:r>
-        <w:t xml:space="preserve"> </w:t>
-      </w:r>
-      <w:r>
-        <w:t xml:space="preserve">which captures the C++-side decoded-image cache that JavaScript-heap APIs do not expose. At</w:t>
-      </w:r>
-      <w:r>
-        <w:t xml:space="preserve"> </w:t>
-      </w:r>
-      <w:r>
-        <w:t xml:space="preserve">N = 500 the pixel atlas is fastest to full visibility (33 ms, since one</w:t>
-      </w:r>
-      <w:r>
-        <w:t xml:space="preserve"> </w:t>
-      </w:r>
-      <w:r>
-        <w:t xml:space="preserve">decode paints every tile) and uses the least memory (106 MB over baseline), while 500</w:t>
-      </w:r>
-      <w:r>
-        <w:t xml:space="preserve"> </w:t>
-      </w:r>
-      <w:r>
-        <w:t xml:space="preserve">individual files take 767 ms and 129 MB and the byte-bundle 313 ms and</w:t>
-      </w:r>
-      <w:r>
-        <w:t xml:space="preserve"> </w:t>
-      </w:r>
-      <w:r>
-        <w:t xml:space="preserve">143 MB, the latter because it fetches its whole object before the first tile and then</w:t>
-      </w:r>
-      <w:r>
-        <w:t xml:space="preserve"> </w:t>
-      </w:r>
-      <w:r>
-        <w:t xml:space="preserve">retains N blob-backed decodes. Two milestones make the progressive difference concrete: the</w:t>
-      </w:r>
-      <w:r>
-        <w:t xml:space="preserve"> </w:t>
-      </w:r>
-      <w:r>
-        <w:t xml:space="preserve">atlas reaches first-viewport-visible in under 25 ms at every N (15 ms at 500</w:t>
-      </w:r>
-      <w:r>
-        <w:t xml:space="preserve"> </w:t>
-      </w:r>
-      <w:r>
-        <w:t xml:space="preserve">tiles), whereas individual files reach it in 148–429 ms as tiles stream in. For typical thumbnail collections the</w:t>
-      </w:r>
-      <w:r>
-        <w:t xml:space="preserve"> </w:t>
-      </w:r>
-      <w:r>
-        <w:t xml:space="preserve">atlas is therefore memory-favorable rather than a liability, and the</w:t>
-      </w:r>
-      <w:r>
-        <w:t xml:space="preserve"> </w:t>
-      </w:r>
-      <w:r>
-        <w:t xml:space="preserve">width×height×4 caution binds only for very large atlases, which chunking keeps</w:t>
-      </w:r>
-      <w:r>
-        <w:t xml:space="preserve"> </w:t>
-      </w:r>
-      <w:r>
-        <w:t xml:space="preserve">below.</w:t>
+        <w:t xml:space="preserve">The results organize on a single axis: what a set of tiles is made to share. At one</w:t>
+      </w:r>
+      <w:r>
+        <w:t xml:space="preserve"> </w:t>
+      </w:r>
+      <w:r>
+        <w:t xml:space="preserve">end, the byte-bundle shares only transport: it concatenates independently-encoded files,</w:t>
+      </w:r>
+      <w:r>
+        <w:t xml:space="preserve"> </w:t>
+      </w:r>
+      <w:r>
+        <w:t xml:space="preserve">so it never costs bytes and never gains cross-image compression. Two standard-container</w:t>
+      </w:r>
+      <w:r>
+        <w:t xml:space="preserve"> </w:t>
+      </w:r>
+      <w:r>
+        <w:t xml:space="preserve">formats sit at the same point, JPEG abbreviated format (one shared table datastream plus</w:t>
+      </w:r>
+      <w:r>
+        <w:t xml:space="preserve"> </w:t>
+      </w:r>
+      <w:r>
+        <w:t xml:space="preserve">per-tile table-less scans) and animated WebP (one independent payload per frame), both</w:t>
+      </w:r>
+      <w:r>
+        <w:t xml:space="preserve"> </w:t>
+      </w:r>
+      <w:r>
+        <w:t xml:space="preserve">measured byte-equivalent to the byte-bundle while offering a playable container or</w:t>
+      </w:r>
+      <w:r>
+        <w:t xml:space="preserve"> </w:t>
+      </w:r>
+      <w:r>
+        <w:t xml:space="preserve">per-tile random access. A shared-table bundle adds table sharing; the pixel atlas goes furthest,</w:t>
+      </w:r>
+      <w:r>
+        <w:t xml:space="preserve"> </w:t>
+      </w:r>
+      <w:r>
+        <w:t xml:space="preserve">sharing the entire coding model, palette, entropy context, quantizer segments, and</w:t>
+      </w:r>
+      <w:r>
+        <w:t xml:space="preserve"> </w:t>
+      </w:r>
+      <w:r>
+        <w:t xml:space="preserve">filters. The measurements then reduce to one principle: bundling</w:t>
+      </w:r>
+      <w:r>
+        <w:t xml:space="preserve"> </w:t>
+      </w:r>
+      <w:r>
+        <w:rPr>
+          <w:i/>
+          <w:iCs/>
+        </w:rPr>
+        <w:t xml:space="preserve">saves</w:t>
+      </w:r>
+      <w:r>
+        <w:t xml:space="preserve"> </w:t>
+      </w:r>
+      <w:r>
+        <w:t xml:space="preserve">to the</w:t>
+      </w:r>
+      <w:r>
+        <w:t xml:space="preserve"> </w:t>
+      </w:r>
+      <w:r>
+        <w:t xml:space="preserve">extent tiles share</w:t>
+      </w:r>
+      <w:r>
+        <w:t xml:space="preserve"> </w:t>
+      </w:r>
+      <w:r>
+        <w:rPr>
+          <w:i/>
+          <w:iCs/>
+        </w:rPr>
+        <w:t xml:space="preserve">fixed</w:t>
+      </w:r>
+      <w:r>
+        <w:t xml:space="preserve"> </w:t>
+      </w:r>
+      <w:r>
+        <w:t xml:space="preserve">costs (container overhead, tables, duplicate content),</w:t>
+      </w:r>
+      <w:r>
+        <w:t xml:space="preserve"> </w:t>
+      </w:r>
+      <w:r>
+        <w:t xml:space="preserve">and</w:t>
+      </w:r>
+      <w:r>
+        <w:t xml:space="preserve"> </w:t>
+      </w:r>
+      <w:r>
+        <w:rPr>
+          <w:i/>
+          <w:iCs/>
+        </w:rPr>
+        <w:t xml:space="preserve">loses</w:t>
+      </w:r>
+      <w:r>
+        <w:t xml:space="preserve"> </w:t>
+      </w:r>
+      <w:r>
+        <w:t xml:space="preserve">to the extent they are forced to share</w:t>
+      </w:r>
+      <w:r>
+        <w:t xml:space="preserve"> </w:t>
+      </w:r>
+      <w:r>
+        <w:rPr>
+          <w:i/>
+          <w:iCs/>
+        </w:rPr>
+        <w:t xml:space="preserve">adaptive</w:t>
+      </w:r>
+      <w:r>
+        <w:t xml:space="preserve"> </w:t>
+      </w:r>
+      <w:r>
+        <w:t xml:space="preserve">state (a</w:t>
+      </w:r>
+      <w:r>
+        <w:t xml:space="preserve"> </w:t>
+      </w:r>
+      <w:r>
+        <w:t xml:space="preserve">single quantizer allocation, one scanline-filter prediction context, one palette) that individually-encoded</w:t>
+      </w:r>
+      <w:r>
+        <w:t xml:space="preserve"> </w:t>
+      </w:r>
+      <w:r>
+        <w:t xml:space="preserve">files would have specialized. The fixed-cost half of this account is directly testable:</w:t>
+      </w:r>
+      <w:r>
+        <w:t xml:space="preserve"> </w:t>
+      </w:r>
+      <w:r>
+        <w:t xml:space="preserve">regressing each codec's measured saving (63 matched-quality cells) on the</w:t>
+      </w:r>
+      <w:r>
+        <w:t xml:space="preserve"> </w:t>
+      </w:r>
+      <w:r>
+        <w:t xml:space="preserve">overhead-to-content predictor 100·H·N/bytes</w:t>
+      </w:r>
+      <w:r>
+        <w:rPr>
+          <w:vertAlign w:val="subscript"/>
+        </w:rPr>
+        <w:t xml:space="preserve">individual</w:t>
+      </w:r>
+      <w:r>
+        <w:t xml:space="preserve"> </w:t>
+      </w:r>
+      <w:r>
+        <w:t xml:space="preserve">gives</w:t>
+      </w:r>
+      <w:r>
+        <w:t xml:space="preserve"> </w:t>
+      </w:r>
+      <w:r>
+        <w:t xml:space="preserve">R</w:t>
+      </w:r>
+      <w:r>
+        <w:rPr>
+          <w:vertAlign w:val="superscript"/>
+        </w:rPr>
+        <w:t xml:space="preserve">2</w:t>
+      </w:r>
+      <w:r>
+        <w:t xml:space="preserve"> = 0.99 for JPEG, where the container tables dominate, so</w:t>
+      </w:r>
+      <w:r>
+        <w:t xml:space="preserve"> </w:t>
+      </w:r>
+      <w:r>
+        <w:t xml:space="preserve">amortization alone explains the JPEG savings almost completely (slope 0.59, i.e. the</w:t>
+      </w:r>
+      <w:r>
+        <w:t xml:space="preserve"> </w:t>
+      </w:r>
+      <w:r>
+        <w:t xml:space="preserve">600-byte figure overstates the recoverable share). For lossy WebP the same predictor</w:t>
+      </w:r>
+      <w:r>
+        <w:t xml:space="preserve"> </w:t>
+      </w:r>
+      <w:r>
+        <w:t xml:space="preserve">captures only the ordering (R</w:t>
+      </w:r>
+      <w:r>
+        <w:rPr>
+          <w:vertAlign w:val="superscript"/>
+        </w:rPr>
+        <w:t xml:space="preserve">2</w:t>
+      </w:r>
+      <w:r>
+        <w:t xml:space="preserve"> = 0.69) and badly under-predicts the</w:t>
+      </w:r>
+      <w:r>
+        <w:t xml:space="preserve"> </w:t>
+      </w:r>
+      <w:r>
+        <w:t xml:space="preserve">magnitude, the measured range of −8.5 to +19% dwarfs the predicted 0.5 to 6%, and</w:t>
+      </w:r>
+      <w:r>
+        <w:t xml:space="preserve"> </w:t>
+      </w:r>
+      <w:r>
+        <w:t xml:space="preserve">for the lossless formats the fixed-cost term fails outright</w:t>
+      </w:r>
+      <w:r>
+        <w:t xml:space="preserve"> </w:t>
+      </w:r>
+      <w:r>
+        <w:t xml:space="preserve">(R</w:t>
+      </w:r>
+      <w:r>
+        <w:rPr>
+          <w:vertAlign w:val="superscript"/>
+        </w:rPr>
+        <w:t xml:space="preserve">2</w:t>
+      </w:r>
+      <w:r>
+        <w:t xml:space="preserve"> &lt; 0.2, negative for lossless WebP). Those are precisely the</w:t>
+      </w:r>
+      <w:r>
+        <w:t xml:space="preserve"> </w:t>
+      </w:r>
+      <w:r>
+        <w:t xml:space="preserve">codecs where the adaptive-state term dominates: the shared four-segment allocation for</w:t>
+      </w:r>
+      <w:r>
+        <w:t xml:space="preserve"> </w:t>
+      </w:r>
+      <w:r>
+        <w:t xml:space="preserve">WebP, the per-scanline filter for PNG. The coupling account is thus a two-term</w:t>
+      </w:r>
+      <w:r>
+        <w:t xml:space="preserve"> </w:t>
+      </w:r>
+      <w:r>
+        <w:t xml:space="preserve">decomposition, a fixed-cost gain that is quantitatively predictive for JPEG and an</w:t>
+      </w:r>
+      <w:r>
+        <w:t xml:space="preserve"> </w:t>
+      </w:r>
+      <w:r>
+        <w:t xml:space="preserve">adaptive-state penalty that is codec-specific and, at present, characterized rather than</w:t>
+      </w:r>
+      <w:r>
+        <w:t xml:space="preserve"> </w:t>
+      </w:r>
+      <w:r>
+        <w:t xml:space="preserve">modeled; JPEG always wins because its shared cost is large and its adaptive coupling</w:t>
+      </w:r>
+      <w:r>
+        <w:t xml:space="preserve"> </w:t>
+      </w:r>
+      <w:r>
+        <w:t xml:space="preserve">weak, lossless flat art wins because a shared palette is pure fixed-cost saving, and</w:t>
+      </w:r>
+      <w:r>
+        <w:t xml:space="preserve"> </w:t>
+      </w:r>
+      <w:r>
+        <w:t xml:space="preserve">photographic WebP loses under the default encoder because the shared segments are</w:t>
+      </w:r>
+      <w:r>
+        <w:t xml:space="preserve"> </w:t>
+      </w:r>
+      <w:r>
+        <w:t xml:space="preserve">adaptive state, recovering once adaptive deblocking neutralizes the artifact.</w:t>
+      </w:r>
+    </w:p>
+    <w:p>
+      <w:pPr>
+        <w:pStyle w:val="BodyText"/>
+      </w:pPr>
+      <w:r>
+        <w:t xml:space="preserve">A first step toward modeling the second term rather than only naming it: adding a</w:t>
+      </w:r>
+      <w:r>
+        <w:t xml:space="preserve"> </w:t>
+      </w:r>
+      <w:r>
+        <w:t xml:space="preserve">content-heterogeneity feature (the mean pairwise distance of tile thumbnails) with a</w:t>
+      </w:r>
+      <w:r>
+        <w:t xml:space="preserve"> </w:t>
+      </w:r>
+      <w:r>
+        <w:t xml:space="preserve">per-codec penalty coefficient lifts a pooled cross-codec fit from</w:t>
+      </w:r>
+      <w:r>
+        <w:t xml:space="preserve"> </w:t>
+      </w:r>
+      <w:r>
+        <w:t xml:space="preserve">R</w:t>
+      </w:r>
+      <w:r>
+        <w:rPr>
+          <w:vertAlign w:val="superscript"/>
+        </w:rPr>
+        <w:t xml:space="preserve">2</w:t>
+      </w:r>
+      <w:r>
+        <w:t xml:space="preserve"> = 0.73 (fixed-cost term alone) to 0.78, and the learned penalties</w:t>
+      </w:r>
+      <w:r>
+        <w:t xml:space="preserve"> </w:t>
+      </w:r>
+      <w:r>
+        <w:t xml:space="preserve">order the codecs by their adaptive coupling exactly as the mechanism predicts (JPEG 1.2,</w:t>
+      </w:r>
+      <w:r>
+        <w:t xml:space="preserve"> </w:t>
+      </w:r>
+      <w:r>
+        <w:t xml:space="preserve">PNG 5.5, lossless WebP 12.7, lossy WebP 21.0). The modest lift shows a generic</w:t>
+      </w:r>
+      <w:r>
+        <w:t xml:space="preserve"> </w:t>
+      </w:r>
+      <w:r>
+        <w:t xml:space="preserve">heterogeneity proxy captures the direction but not the full magnitude of the penalty.</w:t>
+      </w:r>
+    </w:p>
+    <w:p>
+      <w:pPr>
+        <w:pStyle w:val="BodyText"/>
+      </w:pPr>
+      <w:r>
+        <w:t xml:space="preserve">How far can the saving be predicted from the source images alone, before building any</w:t>
+      </w:r>
+      <w:r>
+        <w:t xml:space="preserve"> </w:t>
+      </w:r>
+      <w:r>
+        <w:t xml:space="preserve">atlas? We tested this directly. Eight content classes were assembled to span extreme</w:t>
+      </w:r>
+      <w:r>
+        <w:t xml:space="preserve"> </w:t>
+      </w:r>
+      <w:r>
+        <w:t xml:space="preserve">image statistics, natural photos, emoji, flags, and avatars alongside synthetic</w:t>
+      </w:r>
+      <w:r>
+        <w:t xml:space="preserve"> </w:t>
+      </w:r>
+      <w:r>
+        <w:t xml:space="preserve">gradients, noise, UI mockups, and objects on white, and six cheap features were computed</w:t>
+      </w:r>
+      <w:r>
+        <w:t xml:space="preserve"> </w:t>
+      </w:r>
+      <w:r>
+        <w:t xml:space="preserve">per class (edge density, DCT high-frequency energy, color-histogram entropy, unique</w:t>
+      </w:r>
+      <w:r>
+        <w:t xml:space="preserve"> </w:t>
+      </w:r>
+      <w:r>
+        <w:t xml:space="preserve">colors, inter-tile heterogeneity, and luminance variance). The content-dependence is real and large: holding tile size and codec fixed, the saving</w:t>
+      </w:r>
+      <w:r>
+        <w:t xml:space="preserve"> </w:t>
+      </w:r>
+      <w:r>
+        <w:t xml:space="preserve">still varies by 16 to 41 percentage points across the eight classes (for example</w:t>
+      </w:r>
+      <w:r>
+        <w:t xml:space="preserve"> </w:t>
+      </w:r>
+      <w:r>
+        <w:t xml:space="preserve">−16% to +16% at 224 pixels under WebP), so a size-and-codec rule leaves a wide</w:t>
+      </w:r>
+      <w:r>
+        <w:t xml:space="preserve"> </w:t>
+      </w:r>
+      <w:r>
+        <w:t xml:space="preserve">residual. Yet predicting a held-out class's saving from the six features does not improve</w:t>
+      </w:r>
+      <w:r>
+        <w:t xml:space="preserve"> </w:t>
+      </w:r>
+      <w:r>
+        <w:t xml:space="preserve">on that baseline (Table 7), and it fails even on the isolated codec differential that</w:t>
+      </w:r>
+      <w:r>
+        <w:t xml:space="preserve"> </w:t>
+      </w:r>
+      <w:r>
+        <w:t xml:space="preserve">cancels the fixed-cost term (10.1 against a constant's 7.1 percentage points): the</w:t>
+      </w:r>
+      <w:r>
+        <w:t xml:space="preserve"> </w:t>
+      </w:r>
+      <w:r>
+        <w:t xml:space="preserve">adaptive-state penalty is codec-mechanistic and is not captured by these cheap source</w:t>
+      </w:r>
+      <w:r>
+        <w:t xml:space="preserve"> </w:t>
+      </w:r>
+      <w:r>
+        <w:t xml:space="preserve">features. What does recover it is a measurement, not a</w:t>
+      </w:r>
+      <w:r>
+        <w:t xml:space="preserve"> </w:t>
+      </w:r>
+      <w:r>
+        <w:t xml:space="preserve">model: a probe encode of only 10–20 tiles estimates the full-set saving to within</w:t>
+      </w:r>
+      <w:r>
+        <w:t xml:space="preserve"> </w:t>
+      </w:r>
+      <w:r>
+        <w:t xml:space="preserve">about two percentage points, and tracks the content ordering that the baseline misses</w:t>
+      </w:r>
+      <w:r>
+        <w:t xml:space="preserve"> </w:t>
+      </w:r>
+      <w:r>
+        <w:t xml:space="preserve">(within-cell rank correlation 0.86 to 1.00). The probe holds as the group grows, which is</w:t>
+      </w:r>
+      <w:r>
+        <w:t xml:space="preserve"> </w:t>
+      </w:r>
+      <w:r>
+        <w:t xml:space="preserve">where it earns its keep: a fixed 20-tile probe predicts the saving to a mean absolute error</w:t>
+      </w:r>
+      <w:r>
+        <w:t xml:space="preserve"> </w:t>
+      </w:r>
+      <w:r>
+        <w:t xml:space="preserve">of about two points at every group size from 50 to 500 tiles, and orders the tested</w:t>
+      </w:r>
+      <w:r>
+        <w:t xml:space="preserve"> </w:t>
+      </w:r>
+      <w:r>
+        <w:t xml:space="preserve">class-codec cells correctly, so on a 500-tile bundle the decision encodes just four</w:t>
+      </w:r>
+      <w:r>
+        <w:t xml:space="preserve"> </w:t>
+      </w:r>
+      <w:r>
+        <w:t xml:space="preserve">percent of the tiles through the same quality ladder. Its only slip is the WebP near-break-even regime, where the</w:t>
+      </w:r>
+      <w:r>
+        <w:t xml:space="preserve"> </w:t>
+      </w:r>
+      <w:r>
+        <w:t xml:space="preserve">shared-quantizer penalty deepens with group size faster than a small probe registers, the</w:t>
+      </w:r>
+      <w:r>
+        <w:t xml:space="preserve"> </w:t>
+      </w:r>
+      <w:r>
+        <w:t xml:space="preserve">one case a practitioner should confirm on the full set.</w:t>
+      </w:r>
+      <w:r>
+        <w:t xml:space="preserve"> </w:t>
+      </w:r>
+      <w:r>
+        <w:t xml:space="preserve">This is the empirical case for the design of Section 6.2: the right move is not to</w:t>
+      </w:r>
+      <w:r>
+        <w:t xml:space="preserve"> </w:t>
+      </w:r>
+      <w:r>
+        <w:t xml:space="preserve">model the penalty but to measure the two candidate representations, and a small probe</w:t>
+      </w:r>
+      <w:r>
+        <w:t xml:space="preserve"> </w:t>
+      </w:r>
+      <w:r>
+        <w:t xml:space="preserve">suffices, which is why the heuristic reaches the oracle out-of-sample without any content</w:t>
+      </w:r>
+      <w:r>
+        <w:t xml:space="preserve"> </w:t>
+      </w:r>
+      <w:r>
+        <w:t xml:space="preserve">model.</w:t>
       </w:r>
     </w:p>
     <w:p>
@@ -9588,7 +9875,7 @@
         <w:t xml:space="preserve"> </w:t>
       </w:r>
       <w:r>
-        <w:t xml:space="preserve">Measured browser cost of rendering N 96px photographic tiles three ways, in one Chromium instance with no network shaping: time to all tiles visible (ms) and renderer process-tree memory over a blank-page baseline (MB, capturing the decoded-image cache that JavaScript heap APIs miss). The pixel atlas is fastest to full visibility at every N (one decode paints all tiles) and uses the least memory (one decoded surface rather than N); the byte-bundle must fetch its whole object before the first tile and retains N blob-backed decodes, so it costs the most memory. This refines the analytical width×height×4 bound: for typical thumbnail collections the atlas is memory-favorable, and the decoded-memory caution applies to very large atlases, not to bundling per se.</w:t>
+        <w:t xml:space="preserve">Predicting a group's atlas saving before building it, leave-one-content-class-out over eight classes spanning extreme image statistics (JPEG and WebP; 47 of 48 cells, one omitted for no overlapping quality range). Error is mean absolute error (percentage points) against the measured saving; rank is Spearman correlation with it. Six cheap source-image features do not beat a size-and-codec baseline, but a 10–20 tile probe encode predicts the saving to about two points and orders the classes far better.</w:t>
       </w:r>
     </w:p>
     <w:tbl>
@@ -9596,7 +9883,2930 @@
         <w:tblStyle w:val="Table"/>
         <w:tblW w:type="auto" w:w="0"/>
         <w:tblLook w:firstRow="1" w:lastRow="0" w:firstColumn="0" w:lastColumn="0" w:noHBand="0" w:noVBand="0" w:val="0020"/>
-        <w:tblCaption w:val="Table 7. Measured browser cost of rendering N 96px photographic tiles three ways, in one Chromium instance with no network shaping: time to all tiles visible (ms) and renderer process-tree memory over a blank-page baseline (MB, capturing the decoded-image cache that JavaScript heap APIs miss). The pixel atlas is fastest to full visibility at every N (one decode paints all tiles) and uses the least memory (one decoded surface rather than N); the byte-bundle must fetch its whole object before the first tile and retains N blob-backed decodes, so it costs the most memory. This refines the analytical width×height×4 bound: for typical thumbnail collections the atlas is memory-favorable, and the decoded-memory caution applies to very large atlases, not to bundling per se."/>
+        <w:tblCaption w:val="Table 7. Predicting a group's atlas saving before building it, leave-one-content-class-out over eight classes spanning extreme image statistics (JPEG and WebP; 47 of 48 cells, one omitted for no overlapping quality range). Error is mean absolute error (percentage points) against the measured saving; rank is Spearman correlation with it. Six cheap source-image features do not beat a size-and-codec baseline, but a 10–20 tile probe encode predicts the saving to about two points and orders the classes far better."/>
+      </w:tblPr>
+      <w:tblGrid>
+        <w:gridCol w:w="2640"/>
+        <w:gridCol w:w="2640"/>
+        <w:gridCol w:w="2640"/>
+      </w:tblGrid>
+      <w:tr>
+        <w:trPr>
+          <w:tblHeader w:val="on"/>
+        </w:trPr>
+        <w:tc>
+          <w:tcPr/>
+          <w:p>
+            <w:pPr>
+              <w:pStyle w:val="Compact"/>
+              <w:jc w:val="left"/>
+            </w:pPr>
+            <w:r>
+              <w:t xml:space="preserve">predictor</w:t>
+            </w:r>
+          </w:p>
+        </w:tc>
+        <w:tc>
+          <w:tcPr/>
+          <w:p>
+            <w:pPr>
+              <w:pStyle w:val="Compact"/>
+              <w:jc w:val="left"/>
+            </w:pPr>
+            <w:r>
+              <w:t xml:space="preserve">MAE (pp)</w:t>
+            </w:r>
+          </w:p>
+        </w:tc>
+        <w:tc>
+          <w:tcPr/>
+          <w:p>
+            <w:pPr>
+              <w:pStyle w:val="Compact"/>
+              <w:jc w:val="left"/>
+            </w:pPr>
+            <w:r>
+              <w:t xml:space="preserve">rank</w:t>
+            </w:r>
+          </w:p>
+        </w:tc>
+      </w:tr>
+      <w:tr>
+        <w:tc>
+          <w:tcPr/>
+          <w:p>
+            <w:pPr>
+              <w:pStyle w:val="Compact"/>
+              <w:jc w:val="left"/>
+            </w:pPr>
+            <w:r>
+              <w:t xml:space="preserve">size + codec + one encode (baseline)</w:t>
+            </w:r>
+          </w:p>
+        </w:tc>
+        <w:tc>
+          <w:tcPr/>
+          <w:p>
+            <w:pPr>
+              <w:pStyle w:val="Compact"/>
+              <w:jc w:val="left"/>
+            </w:pPr>
+            <w:r>
+              <w:t xml:space="preserve">4.95</w:t>
+            </w:r>
+          </w:p>
+        </w:tc>
+        <w:tc>
+          <w:tcPr/>
+          <w:p>
+            <w:pPr>
+              <w:pStyle w:val="Compact"/>
+              <w:jc w:val="left"/>
+            </w:pPr>
+            <w:r>
+              <w:t xml:space="preserve">0.86</w:t>
+            </w:r>
+          </w:p>
+        </w:tc>
+      </w:tr>
+      <w:tr>
+        <w:tc>
+          <w:tcPr/>
+          <w:p>
+            <w:pPr>
+              <w:pStyle w:val="Compact"/>
+              <w:jc w:val="left"/>
+            </w:pPr>
+            <w:r>
+              <w:t xml:space="preserve">+ six source-image features</w:t>
+            </w:r>
+          </w:p>
+        </w:tc>
+        <w:tc>
+          <w:tcPr/>
+          <w:p>
+            <w:pPr>
+              <w:pStyle w:val="Compact"/>
+              <w:jc w:val="left"/>
+            </w:pPr>
+            <w:r>
+              <w:t xml:space="preserve">6.05</w:t>
+            </w:r>
+          </w:p>
+        </w:tc>
+        <w:tc>
+          <w:tcPr/>
+          <w:p>
+            <w:pPr>
+              <w:pStyle w:val="Compact"/>
+              <w:jc w:val="left"/>
+            </w:pPr>
+            <w:r>
+              <w:t xml:space="preserve">0.84</w:t>
+            </w:r>
+          </w:p>
+        </w:tc>
+      </w:tr>
+      <w:tr>
+        <w:tc>
+          <w:tcPr/>
+          <w:p>
+            <w:pPr>
+              <w:pStyle w:val="Compact"/>
+              <w:jc w:val="left"/>
+            </w:pPr>
+            <w:r>
+              <w:t xml:space="preserve">10-tile probe encode</w:t>
+            </w:r>
+          </w:p>
+        </w:tc>
+        <w:tc>
+          <w:tcPr/>
+          <w:p>
+            <w:pPr>
+              <w:pStyle w:val="Compact"/>
+              <w:jc w:val="left"/>
+            </w:pPr>
+            <w:r>
+              <w:t xml:space="preserve">2.31</w:t>
+            </w:r>
+          </w:p>
+        </w:tc>
+        <w:tc>
+          <w:tcPr/>
+          <w:p>
+            <w:pPr>
+              <w:pStyle w:val="Compact"/>
+              <w:jc w:val="left"/>
+            </w:pPr>
+            <w:r>
+              <w:t xml:space="preserve">0.98</w:t>
+            </w:r>
+          </w:p>
+        </w:tc>
+      </w:tr>
+      <w:tr>
+        <w:tc>
+          <w:tcPr/>
+          <w:p>
+            <w:pPr>
+              <w:pStyle w:val="Compact"/>
+              <w:jc w:val="left"/>
+            </w:pPr>
+            <w:r>
+              <w:t xml:space="preserve">20-tile probe encode</w:t>
+            </w:r>
+          </w:p>
+        </w:tc>
+        <w:tc>
+          <w:tcPr/>
+          <w:p>
+            <w:pPr>
+              <w:pStyle w:val="Compact"/>
+              <w:jc w:val="left"/>
+            </w:pPr>
+            <w:r>
+              <w:t xml:space="preserve">1.62</w:t>
+            </w:r>
+          </w:p>
+        </w:tc>
+        <w:tc>
+          <w:tcPr/>
+          <w:p>
+            <w:pPr>
+              <w:pStyle w:val="Compact"/>
+              <w:jc w:val="left"/>
+            </w:pPr>
+            <w:r>
+              <w:t xml:space="preserve">0.98</w:t>
+            </w:r>
+          </w:p>
+        </w:tc>
+      </w:tr>
+    </w:tbl>
+    <w:p>
+      <w:pPr>
+        <w:pStyle w:val="BodyText"/>
+      </w:pPr>
+      <w:r>
+        <w:t xml:space="preserve">The spectrum has a hard end. Individual serving costs</w:t>
+      </w:r>
+      <w:r>
+        <w:t xml:space="preserve"> </w:t>
+      </w:r>
+      <w:r>
+        <w:t xml:space="preserve">Σ</w:t>
+      </w:r>
+      <w:r>
+        <w:rPr>
+          <w:vertAlign w:val="subscript"/>
+        </w:rPr>
+        <w:t xml:space="preserve">i</w:t>
+      </w:r>
+      <w:r>
+        <w:t xml:space="preserve"> (H</w:t>
+      </w:r>
+      <w:r>
+        <w:rPr>
+          <w:vertAlign w:val="subscript"/>
+        </w:rPr>
+        <w:t xml:space="preserve">i</w:t>
+      </w:r>
+      <w:r>
+        <w:t xml:space="preserve"> + C</w:t>
+      </w:r>
+      <w:r>
+        <w:rPr>
+          <w:vertAlign w:val="subscript"/>
+        </w:rPr>
+        <w:t xml:space="preserve">i</w:t>
+      </w:r>
+      <w:r>
+        <w:t xml:space="preserve">(x</w:t>
+      </w:r>
+      <w:r>
+        <w:rPr>
+          <w:vertAlign w:val="subscript"/>
+        </w:rPr>
+        <w:t xml:space="preserve">i</w:t>
+      </w:r>
+      <w:r>
+        <w:t xml:space="preserve">)), where</w:t>
+      </w:r>
+      <w:r>
+        <w:t xml:space="preserve"> </w:t>
+      </w:r>
+      <w:r>
+        <w:t xml:space="preserve">H</w:t>
+      </w:r>
+      <w:r>
+        <w:rPr>
+          <w:vertAlign w:val="subscript"/>
+        </w:rPr>
+        <w:t xml:space="preserve">i</w:t>
+      </w:r>
+      <w:r>
+        <w:t xml:space="preserve"> </w:t>
+      </w:r>
+      <w:r>
+        <w:t xml:space="preserve">is a file's fixed overhead and C</w:t>
+      </w:r>
+      <w:r>
+        <w:rPr>
+          <w:vertAlign w:val="subscript"/>
+        </w:rPr>
+        <w:t xml:space="preserve">i</w:t>
+      </w:r>
+      <w:r>
+        <w:t xml:space="preserve"> </w:t>
+      </w:r>
+      <w:r>
+        <w:t xml:space="preserve">its compressed payload under</w:t>
+      </w:r>
+      <w:r>
+        <w:t xml:space="preserve"> </w:t>
+      </w:r>
+      <w:r>
+        <w:t xml:space="preserve">state tuned to that image; an atlas costs</w:t>
+      </w:r>
+      <w:r>
+        <w:t xml:space="preserve"> </w:t>
+      </w:r>
+      <w:r>
+        <w:t xml:space="preserve">H + C(x</w:t>
+      </w:r>
+      <w:r>
+        <w:rPr>
+          <w:vertAlign w:val="subscript"/>
+        </w:rPr>
+        <w:t xml:space="preserve">1</w:t>
+      </w:r>
+      <w:r>
+        <w:t xml:space="preserve">..x</w:t>
+      </w:r>
+      <w:r>
+        <w:rPr>
+          <w:vertAlign w:val="subscript"/>
+        </w:rPr>
+        <w:t xml:space="preserve">N</w:t>
+      </w:r>
+      <w:r>
+        <w:t xml:space="preserve">; θ) with one shared header and</w:t>
+      </w:r>
+      <w:r>
+        <w:t xml:space="preserve"> </w:t>
+      </w:r>
+      <w:r>
+        <w:t xml:space="preserve">one shared adaptive state θ. Bundling wins only when the saved overhead</w:t>
+      </w:r>
+      <w:r>
+        <w:t xml:space="preserve"> </w:t>
+      </w:r>
+      <w:r>
+        <w:t xml:space="preserve">Σ</w:t>
+      </w:r>
+      <w:r>
+        <w:rPr>
+          <w:vertAlign w:val="subscript"/>
+        </w:rPr>
+        <w:t xml:space="preserve">i</w:t>
+      </w:r>
+      <w:r>
+        <w:t xml:space="preserve"> H</w:t>
+      </w:r>
+      <w:r>
+        <w:rPr>
+          <w:vertAlign w:val="subscript"/>
+        </w:rPr>
+        <w:t xml:space="preserve">i</w:t>
+      </w:r>
+      <w:r>
+        <w:t xml:space="preserve"> − H exceeds the cost of replacing</w:t>
+      </w:r>
+      <w:r>
+        <w:t xml:space="preserve"> </w:t>
+      </w:r>
+      <w:r>
+        <w:t xml:space="preserve">each image's optimal state by the shared θ. For large, unrelated photographs</w:t>
+      </w:r>
+      <w:r>
+        <w:t xml:space="preserve"> </w:t>
+      </w:r>
+      <w:r>
+        <w:t xml:space="preserve">H</w:t>
+      </w:r>
+      <w:r>
+        <w:rPr>
+          <w:vertAlign w:val="subscript"/>
+        </w:rPr>
+        <w:t xml:space="preserve">i</w:t>
+      </w:r>
+      <w:r>
+        <w:t xml:space="preserve">/C</w:t>
+      </w:r>
+      <w:r>
+        <w:rPr>
+          <w:vertAlign w:val="subscript"/>
+        </w:rPr>
+        <w:t xml:space="preserve">i</w:t>
+      </w:r>
+      <w:r>
+        <w:t xml:space="preserve"> → 0: almost no fixed overhead remains to</w:t>
+      </w:r>
+      <w:r>
+        <w:t xml:space="preserve"> </w:t>
+      </w:r>
+      <w:r>
+        <w:t xml:space="preserve">amortize while any adaptation penalty persists, so a single browser-decodable pixel</w:t>
+      </w:r>
+      <w:r>
+        <w:t xml:space="preserve"> </w:t>
+      </w:r>
+      <w:r>
+        <w:t xml:space="preserve">atlas is not expected to beat independently-optimized files for a sufficiently large,</w:t>
+      </w:r>
+      <w:r>
+        <w:t xml:space="preserve"> </w:t>
+      </w:r>
+      <w:r>
+        <w:t xml:space="preserve">heterogeneous photographic corpus. This is the</w:t>
+      </w:r>
+      <w:r>
+        <w:t xml:space="preserve"> </w:t>
+      </w:r>
+      <w:r>
+        <w:t xml:space="preserve">boundary the measurements trace, JPEG's advantage falling from +30% at 56 px to +3%</w:t>
+      </w:r>
+      <w:r>
+        <w:t xml:space="preserve"> </w:t>
+      </w:r>
+      <w:r>
+        <w:t xml:space="preserve">at 224 px, and it is why the byte-bundle, which shares only transport, is the</w:t>
+      </w:r>
+      <w:r>
+        <w:t xml:space="preserve"> </w:t>
+      </w:r>
+      <w:r>
+        <w:t xml:space="preserve">principled zero-coupling endpoint rather than a fallback. The open direction is to</w:t>
+      </w:r>
+      <w:r>
+        <w:t xml:space="preserve"> </w:t>
+      </w:r>
+      <w:r>
+        <w:t xml:space="preserve">decouple adaptation spatially while keeping single-resource amortization: WebP's lossless</w:t>
+      </w:r>
+      <w:r>
+        <w:t xml:space="preserve"> </w:t>
+      </w:r>
+      <w:r>
+        <w:t xml:space="preserve">format already carries a spatially-varying entropy image (meta-prefix groups), and</w:t>
+      </w:r>
+      <w:r>
+        <w:t xml:space="preserve"> </w:t>
+      </w:r>
+      <w:r>
+        <w:t xml:space="preserve">aligning that grid to atlas tile boundaries, which today requires instrumenting the</w:t>
+      </w:r>
+      <w:r>
+        <w:t xml:space="preserve"> </w:t>
+      </w:r>
+      <w:r>
+        <w:t xml:space="preserve">encoder, is the most promising route to a lossless photographic atlas that wins on</w:t>
+      </w:r>
+      <w:r>
+        <w:t xml:space="preserve"> </w:t>
+      </w:r>
+      <w:r>
+        <w:t xml:space="preserve">bytes.</w:t>
+      </w:r>
+    </w:p>
+    <w:bookmarkEnd w:id="53"/>
+    <w:bookmarkStart w:id="57" w:name="a-calibrated-construction-heuristic"/>
+    <w:p>
+      <w:pPr>
+        <w:pStyle w:val="Heading3"/>
+      </w:pPr>
+      <w:r>
+        <w:t xml:space="preserve">6.2  A calibrated construction heuristic</w:t>
+      </w:r>
+    </w:p>
+    <w:p>
+      <w:pPr>
+        <w:pStyle w:val="FirstParagraph"/>
+      </w:pPr>
+      <w:r>
+        <w:t xml:space="preserve">The cost above is not minimized by blind search; instead the measured curves calibrate a</w:t>
+      </w:r>
+      <w:r>
+        <w:t xml:space="preserve"> </w:t>
+      </w:r>
+      <w:r>
+        <w:t xml:space="preserve">greedy heuristic, implemented as a command-line tool (</w:t>
+      </w:r>
+      <w:r>
+        <w:rPr>
+          <w:rStyle w:val="VerbatimChar"/>
+        </w:rPr>
+        <w:t xml:space="preserve">atlas_optimizer</w:t>
+      </w:r>
+      <w:r>
+        <w:t xml:space="preserve">,</w:t>
+      </w:r>
+      <w:r>
+        <w:t xml:space="preserve"> </w:t>
+      </w:r>
+      <w:r>
+        <w:t xml:space="preserve">released with the study). The tool folds exact duplicates into shared coordinates;</w:t>
+      </w:r>
+      <w:r>
+        <w:t xml:space="preserve"> </w:t>
+      </w:r>
+      <w:r>
+        <w:t xml:space="preserve">partitions tiles by update cadence, lossless requirement, and dimensions; and routes each</w:t>
+      </w:r>
+      <w:r>
+        <w:t xml:space="preserve"> </w:t>
+      </w:r>
+      <w:r>
+        <w:t xml:space="preserve">group (Figure 4). For a lossy group the routing is not decided by tile size alone: the</w:t>
+      </w:r>
+      <w:r>
+        <w:t xml:space="preserve"> </w:t>
+      </w:r>
+      <w:r>
+        <w:t xml:space="preserve">tool encodes both a pixel atlas and a byte-bundle and keeps the atlas only if it is</w:t>
+      </w:r>
+      <w:r>
+        <w:t xml:space="preserve"> </w:t>
+      </w:r>
+      <w:r>
+        <w:t xml:space="preserve">strictly smaller</w:t>
+      </w:r>
+      <w:r>
+        <w:t xml:space="preserve"> </w:t>
+      </w:r>
+      <w:r>
+        <w:rPr>
+          <w:i/>
+          <w:iCs/>
+        </w:rPr>
+        <w:t xml:space="preserve">and</w:t>
+      </w:r>
+      <w:r>
+        <w:t xml:space="preserve"> </w:t>
+      </w:r>
+      <w:r>
+        <w:t xml:space="preserve">passes a per-tile quality gate, so it never adopts an atlas</w:t>
+      </w:r>
+      <w:r>
+        <w:t xml:space="preserve"> </w:t>
+      </w:r>
+      <w:r>
+        <w:t xml:space="preserve">that loses bytes or damages a subset of tiles. The gate is exactly the tail constraint of</w:t>
+      </w:r>
+      <w:r>
+        <w:t xml:space="preserve"> </w:t>
+      </w:r>
+      <w:r>
+        <w:t xml:space="preserve">Section 5.1: the atlas's worst per-tile SSIM must clear an absolute floor (default</w:t>
+      </w:r>
+      <w:r>
+        <w:t xml:space="preserve"> </w:t>
+      </w:r>
+      <w:r>
+        <w:t xml:space="preserve">0.90) and its 5th percentile must stay within a small tolerance of the byte-bundle's,</w:t>
+      </w:r>
+      <w:r>
+        <w:t xml:space="preserve"> </w:t>
+      </w:r>
+      <w:r>
+        <w:t xml:space="preserve">which carries individual-file quality. On the flat-art set treated as lossy, for instance,</w:t>
+      </w:r>
+      <w:r>
+        <w:t xml:space="preserve"> </w:t>
+      </w:r>
+      <w:r>
+        <w:t xml:space="preserve">a pixel atlas would save 19% of bytes but drives one tile to 0.87 SSIM, so the tool</w:t>
+      </w:r>
+      <w:r>
+        <w:t xml:space="preserve"> </w:t>
+      </w:r>
+      <w:r>
+        <w:t xml:space="preserve">rejects it and emits the byte-bundle instead. Lossless groups take the smaller of a</w:t>
+      </w:r>
+      <w:r>
+        <w:t xml:space="preserve"> </w:t>
+      </w:r>
+      <w:r>
+        <w:t xml:space="preserve">byte-bundle and a WebP-lossless strip, tiny groups stay individual, and every bundle is</w:t>
+      </w:r>
+      <w:r>
+        <w:t xml:space="preserve"> </w:t>
+      </w:r>
+      <w:r>
+        <w:t xml:space="preserve">chunked. It emits the atlas and bundle files, a CSS coordinate map, a loader snippet, and</w:t>
+      </w:r>
+      <w:r>
+        <w:t xml:space="preserve"> </w:t>
+      </w:r>
+      <w:r>
+        <w:t xml:space="preserve">a per-group savings report that records the measured decision and the per-tile SSIM tails.</w:t>
+      </w:r>
+      <w:r>
+        <w:t xml:space="preserve"> </w:t>
+      </w:r>
+      <w:r>
+        <w:t xml:space="preserve">Validated against the study's own asset sets, it converts 521</w:t>
+      </w:r>
+      <w:r>
+        <w:t xml:space="preserve"> </w:t>
+      </w:r>
+      <w:r>
+        <w:t xml:space="preserve">flat-art tiles into four WebP-lossless strip-atlas chunks (the byte-optimal choice for</w:t>
+      </w:r>
+      <w:r>
+        <w:t xml:space="preserve"> </w:t>
+      </w:r>
+      <w:r>
+        <w:t xml:space="preserve">this lossless class; declaring them lossy-encodable instead routes them to a byte-bundle,</w:t>
+      </w:r>
+      <w:r>
+        <w:t xml:space="preserve"> </w:t>
+      </w:r>
+      <w:r>
+        <w:t xml:space="preserve">since the pixel atlas that would save 19% of bytes fails the quality gate), and 521</w:t>
+      </w:r>
+      <w:r>
+        <w:t xml:space="preserve"> </w:t>
+      </w:r>
+      <w:r>
+        <w:t xml:space="preserve">photographic thumbnails, 119 of them exact repeats, into four self-describing byte-bundle</w:t>
+      </w:r>
+      <w:r>
+        <w:t xml:space="preserve"> </w:t>
+      </w:r>
+      <w:r>
+        <w:t xml:space="preserve">chunks that collapse 521 requests to four at the deduplicated byte cost (21% below</w:t>
+      </w:r>
+      <w:r>
+        <w:t xml:space="preserve"> </w:t>
+      </w:r>
+      <w:r>
+        <w:t xml:space="preserve">per-reference serving, almost all of it the folded repeats, as on the real directory</w:t>
+      </w:r>
+      <w:r>
+        <w:t xml:space="preserve"> </w:t>
+      </w:r>
+      <w:r>
+        <w:t xml:space="preserve">below). An accounting check confirms the emitted bytes and request count equal what the</w:t>
+      </w:r>
+      <w:r>
+        <w:t xml:space="preserve"> </w:t>
+      </w:r>
+      <w:r>
+        <w:t xml:space="preserve">tool reports.</w:t>
+      </w:r>
+    </w:p>
+    <w:p>
+      <w:pPr>
+        <w:pStyle w:val="CaptionedFigure"/>
+      </w:pPr>
+      <w:r>
+        <w:drawing>
+          <wp:inline>
+            <wp:extent cx="5334000" cy="4644683"/>
+            <wp:effectExtent b="0" l="0" r="0" t="0"/>
+            <wp:docPr descr="" title="" id="55" name="Picture"/>
+            <a:graphic>
+              <a:graphicData uri="http://schemas.openxmlformats.org/drawingml/2006/picture">
+                <pic:pic>
+                  <pic:nvPicPr>
+                    <pic:cNvPr descr="file:///E:/tmp/tmpdvdj1l32/svg3.png" id="56" name="Picture"/>
+                    <pic:cNvPicPr>
+                      <a:picLocks noChangeArrowheads="1" noChangeAspect="1"/>
+                    </pic:cNvPicPr>
+                  </pic:nvPicPr>
+                  <pic:blipFill>
+                    <a:blip r:embed="rId54"/>
+                    <a:stretch>
+                      <a:fillRect/>
+                    </a:stretch>
+                  </pic:blipFill>
+                  <pic:spPr bwMode="auto">
+                    <a:xfrm>
+                      <a:off x="0" y="0"/>
+                      <a:ext cx="5334000" cy="4644683"/>
+                    </a:xfrm>
+                    <a:prstGeom prst="rect">
+                      <a:avLst/>
+                    </a:prstGeom>
+                    <a:noFill/>
+                    <a:ln w="9525">
+                      <a:noFill/>
+                      <a:headEnd/>
+                      <a:tailEnd/>
+                    </a:ln>
+                  </pic:spPr>
+                </pic:pic>
+              </a:graphicData>
+            </a:graphic>
+          </wp:inline>
+        </w:drawing>
+      </w:r>
+    </w:p>
+    <w:p>
+      <w:pPr>
+        <w:pStyle w:val="ImageCaption"/>
+      </w:pPr>
+      <w:r>
+        <w:rPr>
+          <w:b/>
+          <w:bCs/>
+        </w:rPr>
+        <w:t xml:space="preserve">Figure 4.</w:t>
+      </w:r>
+      <w:r>
+        <w:t xml:space="preserve"> </w:t>
+      </w:r>
+      <w:r>
+        <w:t xml:space="preserve">The construction heuristic as implemented in</w:t>
+      </w:r>
+      <w:r>
+        <w:t xml:space="preserve"> </w:t>
+      </w:r>
+      <w:r>
+        <w:rPr>
+          <w:rStyle w:val="VerbatimChar"/>
+        </w:rPr>
+        <w:t xml:space="preserve">atlas_optimizer</w:t>
+      </w:r>
+      <w:r>
+        <w:t xml:space="preserve">. Exact duplicates collapse to shared coordinates; tiles are grouped by update cadence, lossless requirement, and dimensions; each group is routed by a short decision cascade to individual files, a pixel atlas, or a byte-bundle. The lossy branch is decided by measurement: a pixel atlas is chosen only if it is smaller than the byte-bundle and clears a per-tile SSIM floor, and lossless groups keep the smaller of a byte-bundle and a WebP-lossless strip. Groups are chunked for bounded cache invalidation and memory, and the tool emits the atlas and bundle files, a CSS coordinate map, a loader, and a savings report; piecewise updates can be served as dictionary deltas. This is the procedure evaluated against the oracle in Table 8.</w:t>
+      </w:r>
+    </w:p>
+    <w:p>
+      <w:pPr>
+        <w:pStyle w:val="BodyText"/>
+      </w:pPr>
+      <w:r>
+        <w:t xml:space="preserve">Because those asset sets also shaped the rules, a fair test requires collections the</w:t>
+      </w:r>
+      <w:r>
+        <w:t xml:space="preserve"> </w:t>
+      </w:r>
+      <w:r>
+        <w:t xml:space="preserve">heuristic never saw. We evaluate it on five independent corpora, Noto emoji, OpenMoji,</w:t>
+      </w:r>
+      <w:r>
+        <w:t xml:space="preserve"> </w:t>
+      </w:r>
+      <w:r>
+        <w:t xml:space="preserve">country flags, Flickr photographs, and Robohash avatars, none of which were used in</w:t>
+      </w:r>
+      <w:r>
+        <w:t xml:space="preserve"> </w:t>
+      </w:r>
+      <w:r>
+        <w:t xml:space="preserve">calibration, against an offline oracle that enumerates the candidate configurations and</w:t>
+      </w:r>
+      <w:r>
+        <w:t xml:space="preserve"> </w:t>
+      </w:r>
+      <w:r>
+        <w:t xml:space="preserve">returns the byte-optimal one (Table 8). Each group carries one measured tiebreak:</w:t>
+      </w:r>
+      <w:r>
+        <w:t xml:space="preserve"> </w:t>
+      </w:r>
+      <w:r>
+        <w:t xml:space="preserve">for a lossless group the heuristic keeps the smaller of a byte-bundle and a WebP-lossless</w:t>
+      </w:r>
+      <w:r>
+        <w:t xml:space="preserve"> </w:t>
+      </w:r>
+      <w:r>
+        <w:t xml:space="preserve">strip, since neither dominates (a strip wins on OpenMoji and Robohash, a byte-bundle on</w:t>
+      </w:r>
+      <w:r>
+        <w:t xml:space="preserve"> </w:t>
+      </w:r>
+      <w:r>
+        <w:t xml:space="preserve">Noto). With that tiebreak the heuristic's automatic choice equals the oracle on all five</w:t>
+      </w:r>
+      <w:r>
+        <w:t xml:space="preserve"> </w:t>
+      </w:r>
+      <w:r>
+        <w:t xml:space="preserve">corpora (0% regret, i.e. zero excess bytes over the oracle's choice), including the two</w:t>
+      </w:r>
+      <w:r>
+        <w:t xml:space="preserve"> </w:t>
+      </w:r>
+      <w:r>
+        <w:t xml:space="preserve">content types, generated avatars and a second emoji vendor, that most differ from the</w:t>
+      </w:r>
+      <w:r>
+        <w:t xml:space="preserve"> </w:t>
+      </w:r>
+      <w:r>
+        <w:t xml:space="preserve">calibration sets. This is the property that matters for a deployable tool: on collections</w:t>
+      </w:r>
+      <w:r>
+        <w:t xml:space="preserve"> </w:t>
+      </w:r>
+      <w:r>
+        <w:t xml:space="preserve">it was not built from, it chooses the byte-optimal configuration. This comparison is on</w:t>
+      </w:r>
+      <w:r>
+        <w:t xml:space="preserve"> </w:t>
+      </w:r>
+      <w:r>
+        <w:t xml:space="preserve">bytes; the per-tile quality floor is an additional safety constraint that overrides a</w:t>
+      </w:r>
+      <w:r>
+        <w:t xml:space="preserve"> </w:t>
+      </w:r>
+      <w:r>
+        <w:t xml:space="preserve">byte-optimal atlas only where it would push a tile below the floor.</w:t>
+      </w:r>
+    </w:p>
+    <w:p>
+      <w:pPr>
+        <w:pStyle w:val="BodyText"/>
+      </w:pPr>
+      <w:r>
+        <w:t xml:space="preserve">The value is in choosing, not in any single layout. Table 8 also scores three</w:t>
+      </w:r>
+      <w:r>
+        <w:t xml:space="preserve"> </w:t>
+      </w:r>
+      <w:r>
+        <w:t xml:space="preserve">fixed rules a developer might hardcode, each still allowed the best admissible codec:</w:t>
+      </w:r>
+      <w:r>
+        <w:t xml:space="preserve"> </w:t>
+      </w:r>
+      <w:r>
+        <w:t xml:space="preserve">always build one pixel atlas, always byte-bundle, or always strip-pack. Every one is</w:t>
+      </w:r>
+      <w:r>
+        <w:t xml:space="preserve"> </w:t>
+      </w:r>
+      <w:r>
+        <w:t xml:space="preserve">beaten on at least one corpus (mean regret 5.8%, 9.4%, and 186%; always-strip alone costs</w:t>
+      </w:r>
+      <w:r>
+        <w:t xml:space="preserve"> </w:t>
+      </w:r>
+      <w:r>
+        <w:t xml:space="preserve">+643% on photographs, where a lossless strip is disastrous), because the byte-optimal</w:t>
+      </w:r>
+      <w:r>
+        <w:t xml:space="preserve"> </w:t>
+      </w:r>
+      <w:r>
+        <w:t xml:space="preserve">layout flips with content: strips win on the sparse OpenMoji and Robohash sets, a</w:t>
+      </w:r>
+      <w:r>
+        <w:t xml:space="preserve"> </w:t>
+      </w:r>
+      <w:r>
+        <w:t xml:space="preserve">byte-bundle wins on dense Noto and on photographs, a pixel atlas wins on the flat-color</w:t>
+      </w:r>
+      <w:r>
+        <w:t xml:space="preserve"> </w:t>
+      </w:r>
+      <w:r>
+        <w:t xml:space="preserve">flags. The calibrated heuristic tracks those flips to zero regret; no fixed rule</w:t>
+      </w:r>
+      <w:r>
+        <w:t xml:space="preserve"> </w:t>
+      </w:r>
+      <w:r>
+        <w:t xml:space="preserve">does.</w:t>
+      </w:r>
+    </w:p>
+    <w:p>
+      <w:pPr>
+        <w:pStyle w:val="TableCaption"/>
+      </w:pPr>
+      <w:r>
+        <w:rPr>
+          <w:b/>
+          <w:bCs/>
+        </w:rPr>
+        <w:t xml:space="preserve">Table 8.</w:t>
+      </w:r>
+      <w:r>
+        <w:t xml:space="preserve"> </w:t>
+      </w:r>
+      <w:r>
+        <w:t xml:space="preserve">Out-of-sample evaluation of the construction heuristic on five independent corpora that played no role in its calibration (Noto emoji, OpenMoji, country flags, Flickr photos, Robohash avatars; 100 tiles each). An offline oracle enumerates every candidate configuration (individual, grid atlas, strip atlas, byte-bundle across the admissible codecs) at matched quality and reports the byte-optimal one; regret is a policy's bytes over the oracle's. The last three columns are simple fixed-layout rules a developer might hardcode, each still allowed the best admissible codec (individual files cost the same bytes as a byte-bundle). The calibrated heuristic matches the oracle on all five corpora; every fixed rule is beaten on at least one, because the winning layout is content-dependent. Smaller regret is better.</w:t>
+      </w:r>
+    </w:p>
+    <w:tbl>
+      <w:tblPr>
+        <w:tblStyle w:val="Table"/>
+        <w:tblW w:type="auto" w:w="0"/>
+        <w:tblLook w:firstRow="1" w:lastRow="0" w:firstColumn="0" w:lastColumn="0" w:noHBand="0" w:noVBand="0" w:val="0020"/>
+        <w:tblCaption w:val="Table 8. Out-of-sample evaluation of the construction heuristic on five independent corpora that played no role in its calibration (Noto emoji, OpenMoji, country flags, Flickr photos, Robohash avatars; 100 tiles each). An offline oracle enumerates every candidate configuration (individual, grid atlas, strip atlas, byte-bundle across the admissible codecs) at matched quality and reports the byte-optimal one; regret is a policy's bytes over the oracle's. The last three columns are simple fixed-layout rules a developer might hardcode, each still allowed the best admissible codec (individual files cost the same bytes as a byte-bundle). The calibrated heuristic matches the oracle on all five corpora; every fixed rule is beaten on at least one, because the winning layout is content-dependent. Smaller regret is better."/>
+      </w:tblPr>
+      <w:tblGrid>
+        <w:gridCol w:w="990"/>
+        <w:gridCol w:w="990"/>
+        <w:gridCol w:w="990"/>
+        <w:gridCol w:w="990"/>
+        <w:gridCol w:w="990"/>
+        <w:gridCol w:w="990"/>
+        <w:gridCol w:w="990"/>
+        <w:gridCol w:w="990"/>
+      </w:tblGrid>
+      <w:tr>
+        <w:trPr>
+          <w:tblHeader w:val="on"/>
+        </w:trPr>
+        <w:tc>
+          <w:tcPr/>
+          <w:p>
+            <w:pPr>
+              <w:pStyle w:val="Compact"/>
+              <w:jc w:val="left"/>
+            </w:pPr>
+            <w:r>
+              <w:t xml:space="preserve">corpus</w:t>
+            </w:r>
+          </w:p>
+        </w:tc>
+        <w:tc>
+          <w:tcPr/>
+          <w:p>
+            <w:pPr>
+              <w:pStyle w:val="Compact"/>
+              <w:jc w:val="left"/>
+            </w:pPr>
+            <w:r>
+              <w:t xml:space="preserve">class</w:t>
+            </w:r>
+          </w:p>
+        </w:tc>
+        <w:tc>
+          <w:tcPr/>
+          <w:p>
+            <w:pPr>
+              <w:pStyle w:val="Compact"/>
+              <w:jc w:val="left"/>
+            </w:pPr>
+            <w:r>
+              <w:t xml:space="preserve">tiles</w:t>
+            </w:r>
+          </w:p>
+        </w:tc>
+        <w:tc>
+          <w:tcPr/>
+          <w:p>
+            <w:pPr>
+              <w:pStyle w:val="Compact"/>
+              <w:jc w:val="left"/>
+            </w:pPr>
+            <w:r>
+              <w:t xml:space="preserve">heuristic choice</w:t>
+            </w:r>
+          </w:p>
+        </w:tc>
+        <w:tc>
+          <w:tcPr/>
+          <w:p>
+            <w:pPr>
+              <w:pStyle w:val="Compact"/>
+              <w:jc w:val="left"/>
+            </w:pPr>
+            <w:r>
+              <w:t xml:space="preserve">heuristic</w:t>
+            </w:r>
+          </w:p>
+        </w:tc>
+        <w:tc>
+          <w:tcPr/>
+          <w:p>
+            <w:pPr>
+              <w:pStyle w:val="Compact"/>
+              <w:jc w:val="left"/>
+            </w:pPr>
+            <w:r>
+              <w:t xml:space="preserve">always atlas</w:t>
+            </w:r>
+          </w:p>
+        </w:tc>
+        <w:tc>
+          <w:tcPr/>
+          <w:p>
+            <w:pPr>
+              <w:pStyle w:val="Compact"/>
+              <w:jc w:val="left"/>
+            </w:pPr>
+            <w:r>
+              <w:t xml:space="preserve">always bundle</w:t>
+            </w:r>
+          </w:p>
+        </w:tc>
+        <w:tc>
+          <w:tcPr/>
+          <w:p>
+            <w:pPr>
+              <w:pStyle w:val="Compact"/>
+              <w:jc w:val="left"/>
+            </w:pPr>
+            <w:r>
+              <w:t xml:space="preserve">always strip</w:t>
+            </w:r>
+          </w:p>
+        </w:tc>
+      </w:tr>
+      <w:tr>
+        <w:tc>
+          <w:tcPr/>
+          <w:p>
+            <w:pPr>
+              <w:pStyle w:val="Compact"/>
+              <w:jc w:val="left"/>
+            </w:pPr>
+            <w:r>
+              <w:t xml:space="preserve">noto</w:t>
+            </w:r>
+          </w:p>
+        </w:tc>
+        <w:tc>
+          <w:tcPr/>
+          <w:p>
+            <w:pPr>
+              <w:pStyle w:val="Compact"/>
+              <w:jc w:val="left"/>
+            </w:pPr>
+            <w:r>
+              <w:t xml:space="preserve">flat-art</w:t>
+            </w:r>
+          </w:p>
+        </w:tc>
+        <w:tc>
+          <w:tcPr/>
+          <w:p>
+            <w:pPr>
+              <w:pStyle w:val="Compact"/>
+              <w:jc w:val="left"/>
+            </w:pPr>
+            <w:r>
+              <w:t xml:space="preserve">100</w:t>
+            </w:r>
+          </w:p>
+        </w:tc>
+        <w:tc>
+          <w:tcPr/>
+          <w:p>
+            <w:pPr>
+              <w:pStyle w:val="Compact"/>
+              <w:jc w:val="left"/>
+            </w:pPr>
+            <w:r>
+              <w:t xml:space="preserve">byte-bundle(webpll)</w:t>
+            </w:r>
+          </w:p>
+        </w:tc>
+        <w:tc>
+          <w:tcPr/>
+          <w:p>
+            <w:pPr>
+              <w:pStyle w:val="Compact"/>
+              <w:jc w:val="left"/>
+            </w:pPr>
+            <w:r>
+              <w:t xml:space="preserve">0.0%</w:t>
+            </w:r>
+          </w:p>
+        </w:tc>
+        <w:tc>
+          <w:tcPr/>
+          <w:p>
+            <w:pPr>
+              <w:pStyle w:val="Compact"/>
+              <w:jc w:val="left"/>
+            </w:pPr>
+            <w:r>
+              <w:t xml:space="preserve">+14.3%</w:t>
+            </w:r>
+          </w:p>
+        </w:tc>
+        <w:tc>
+          <w:tcPr/>
+          <w:p>
+            <w:pPr>
+              <w:pStyle w:val="Compact"/>
+              <w:jc w:val="left"/>
+            </w:pPr>
+            <w:r>
+              <w:t xml:space="preserve">0.0%</w:t>
+            </w:r>
+          </w:p>
+        </w:tc>
+        <w:tc>
+          <w:tcPr/>
+          <w:p>
+            <w:pPr>
+              <w:pStyle w:val="Compact"/>
+              <w:jc w:val="left"/>
+            </w:pPr>
+            <w:r>
+              <w:t xml:space="preserve">+5.1%</w:t>
+            </w:r>
+          </w:p>
+        </w:tc>
+      </w:tr>
+      <w:tr>
+        <w:tc>
+          <w:tcPr/>
+          <w:p>
+            <w:pPr>
+              <w:pStyle w:val="Compact"/>
+              <w:jc w:val="left"/>
+            </w:pPr>
+            <w:r>
+              <w:t xml:space="preserve">openmoji</w:t>
+            </w:r>
+          </w:p>
+        </w:tc>
+        <w:tc>
+          <w:tcPr/>
+          <w:p>
+            <w:pPr>
+              <w:pStyle w:val="Compact"/>
+              <w:jc w:val="left"/>
+            </w:pPr>
+            <w:r>
+              <w:t xml:space="preserve">flat-art</w:t>
+            </w:r>
+          </w:p>
+        </w:tc>
+        <w:tc>
+          <w:tcPr/>
+          <w:p>
+            <w:pPr>
+              <w:pStyle w:val="Compact"/>
+              <w:jc w:val="left"/>
+            </w:pPr>
+            <w:r>
+              <w:t xml:space="preserve">100</w:t>
+            </w:r>
+          </w:p>
+        </w:tc>
+        <w:tc>
+          <w:tcPr/>
+          <w:p>
+            <w:pPr>
+              <w:pStyle w:val="Compact"/>
+              <w:jc w:val="left"/>
+            </w:pPr>
+            <w:r>
+              <w:t xml:space="preserve">strip-atlas(webpll)</w:t>
+            </w:r>
+          </w:p>
+        </w:tc>
+        <w:tc>
+          <w:tcPr/>
+          <w:p>
+            <w:pPr>
+              <w:pStyle w:val="Compact"/>
+              <w:jc w:val="left"/>
+            </w:pPr>
+            <w:r>
+              <w:t xml:space="preserve">0.0%</w:t>
+            </w:r>
+          </w:p>
+        </w:tc>
+        <w:tc>
+          <w:tcPr/>
+          <w:p>
+            <w:pPr>
+              <w:pStyle w:val="Compact"/>
+              <w:jc w:val="left"/>
+            </w:pPr>
+            <w:r>
+              <w:t xml:space="preserve">+3.7%</w:t>
+            </w:r>
+          </w:p>
+        </w:tc>
+        <w:tc>
+          <w:tcPr/>
+          <w:p>
+            <w:pPr>
+              <w:pStyle w:val="Compact"/>
+              <w:jc w:val="left"/>
+            </w:pPr>
+            <w:r>
+              <w:t xml:space="preserve">+6.4%</w:t>
+            </w:r>
+          </w:p>
+        </w:tc>
+        <w:tc>
+          <w:tcPr/>
+          <w:p>
+            <w:pPr>
+              <w:pStyle w:val="Compact"/>
+              <w:jc w:val="left"/>
+            </w:pPr>
+            <w:r>
+              <w:t xml:space="preserve">0.0%</w:t>
+            </w:r>
+          </w:p>
+        </w:tc>
+      </w:tr>
+      <w:tr>
+        <w:tc>
+          <w:tcPr/>
+          <w:p>
+            <w:pPr>
+              <w:pStyle w:val="Compact"/>
+              <w:jc w:val="left"/>
+            </w:pPr>
+            <w:r>
+              <w:t xml:space="preserve">flags</w:t>
+            </w:r>
+          </w:p>
+        </w:tc>
+        <w:tc>
+          <w:tcPr/>
+          <w:p>
+            <w:pPr>
+              <w:pStyle w:val="Compact"/>
+              <w:jc w:val="left"/>
+            </w:pPr>
+            <w:r>
+              <w:t xml:space="preserve">flat-limited</w:t>
+            </w:r>
+          </w:p>
+        </w:tc>
+        <w:tc>
+          <w:tcPr/>
+          <w:p>
+            <w:pPr>
+              <w:pStyle w:val="Compact"/>
+              <w:jc w:val="left"/>
+            </w:pPr>
+            <w:r>
+              <w:t xml:space="preserve">100</w:t>
+            </w:r>
+          </w:p>
+        </w:tc>
+        <w:tc>
+          <w:tcPr/>
+          <w:p>
+            <w:pPr>
+              <w:pStyle w:val="Compact"/>
+              <w:jc w:val="left"/>
+            </w:pPr>
+            <w:r>
+              <w:t xml:space="preserve">pixel-atlas(webp)</w:t>
+            </w:r>
+          </w:p>
+        </w:tc>
+        <w:tc>
+          <w:tcPr/>
+          <w:p>
+            <w:pPr>
+              <w:pStyle w:val="Compact"/>
+              <w:jc w:val="left"/>
+            </w:pPr>
+            <w:r>
+              <w:t xml:space="preserve">0.0%</w:t>
+            </w:r>
+          </w:p>
+        </w:tc>
+        <w:tc>
+          <w:tcPr/>
+          <w:p>
+            <w:pPr>
+              <w:pStyle w:val="Compact"/>
+              <w:jc w:val="left"/>
+            </w:pPr>
+            <w:r>
+              <w:t xml:space="preserve">0.0%</w:t>
+            </w:r>
+          </w:p>
+        </w:tc>
+        <w:tc>
+          <w:tcPr/>
+          <w:p>
+            <w:pPr>
+              <w:pStyle w:val="Compact"/>
+              <w:jc w:val="left"/>
+            </w:pPr>
+            <w:r>
+              <w:t xml:space="preserve">+2.3%</w:t>
+            </w:r>
+          </w:p>
+        </w:tc>
+        <w:tc>
+          <w:tcPr/>
+          <w:p>
+            <w:pPr>
+              <w:pStyle w:val="Compact"/>
+              <w:jc w:val="left"/>
+            </w:pPr>
+            <w:r>
+              <w:t xml:space="preserve">+281.2%</w:t>
+            </w:r>
+          </w:p>
+        </w:tc>
+      </w:tr>
+      <w:tr>
+        <w:tc>
+          <w:tcPr/>
+          <w:p>
+            <w:pPr>
+              <w:pStyle w:val="Compact"/>
+              <w:jc w:val="left"/>
+            </w:pPr>
+            <w:r>
+              <w:t xml:space="preserve">flickr</w:t>
+            </w:r>
+          </w:p>
+        </w:tc>
+        <w:tc>
+          <w:tcPr/>
+          <w:p>
+            <w:pPr>
+              <w:pStyle w:val="Compact"/>
+              <w:jc w:val="left"/>
+            </w:pPr>
+            <w:r>
+              <w:t xml:space="preserve">photo</w:t>
+            </w:r>
+          </w:p>
+        </w:tc>
+        <w:tc>
+          <w:tcPr/>
+          <w:p>
+            <w:pPr>
+              <w:pStyle w:val="Compact"/>
+              <w:jc w:val="left"/>
+            </w:pPr>
+            <w:r>
+              <w:t xml:space="preserve">100</w:t>
+            </w:r>
+          </w:p>
+        </w:tc>
+        <w:tc>
+          <w:tcPr/>
+          <w:p>
+            <w:pPr>
+              <w:pStyle w:val="Compact"/>
+              <w:jc w:val="left"/>
+            </w:pPr>
+            <w:r>
+              <w:t xml:space="preserve">byte-bundle(webp)</w:t>
+            </w:r>
+          </w:p>
+        </w:tc>
+        <w:tc>
+          <w:tcPr/>
+          <w:p>
+            <w:pPr>
+              <w:pStyle w:val="Compact"/>
+              <w:jc w:val="left"/>
+            </w:pPr>
+            <w:r>
+              <w:t xml:space="preserve">0.0%</w:t>
+            </w:r>
+          </w:p>
+        </w:tc>
+        <w:tc>
+          <w:tcPr/>
+          <w:p>
+            <w:pPr>
+              <w:pStyle w:val="Compact"/>
+              <w:jc w:val="left"/>
+            </w:pPr>
+            <w:r>
+              <w:t xml:space="preserve">+6.8%</w:t>
+            </w:r>
+          </w:p>
+        </w:tc>
+        <w:tc>
+          <w:tcPr/>
+          <w:p>
+            <w:pPr>
+              <w:pStyle w:val="Compact"/>
+              <w:jc w:val="left"/>
+            </w:pPr>
+            <w:r>
+              <w:t xml:space="preserve">0.0%</w:t>
+            </w:r>
+          </w:p>
+        </w:tc>
+        <w:tc>
+          <w:tcPr/>
+          <w:p>
+            <w:pPr>
+              <w:pStyle w:val="Compact"/>
+              <w:jc w:val="left"/>
+            </w:pPr>
+            <w:r>
+              <w:t xml:space="preserve">+643.0%</w:t>
+            </w:r>
+          </w:p>
+        </w:tc>
+      </w:tr>
+      <w:tr>
+        <w:tc>
+          <w:tcPr/>
+          <w:p>
+            <w:pPr>
+              <w:pStyle w:val="Compact"/>
+              <w:jc w:val="left"/>
+            </w:pPr>
+            <w:r>
+              <w:t xml:space="preserve">robo</w:t>
+            </w:r>
+          </w:p>
+        </w:tc>
+        <w:tc>
+          <w:tcPr/>
+          <w:p>
+            <w:pPr>
+              <w:pStyle w:val="Compact"/>
+              <w:jc w:val="left"/>
+            </w:pPr>
+            <w:r>
+              <w:t xml:space="preserve">avatar</w:t>
+            </w:r>
+          </w:p>
+        </w:tc>
+        <w:tc>
+          <w:tcPr/>
+          <w:p>
+            <w:pPr>
+              <w:pStyle w:val="Compact"/>
+              <w:jc w:val="left"/>
+            </w:pPr>
+            <w:r>
+              <w:t xml:space="preserve">100</w:t>
+            </w:r>
+          </w:p>
+        </w:tc>
+        <w:tc>
+          <w:tcPr/>
+          <w:p>
+            <w:pPr>
+              <w:pStyle w:val="Compact"/>
+              <w:jc w:val="left"/>
+            </w:pPr>
+            <w:r>
+              <w:t xml:space="preserve">strip-atlas(webpll)</w:t>
+            </w:r>
+          </w:p>
+        </w:tc>
+        <w:tc>
+          <w:tcPr/>
+          <w:p>
+            <w:pPr>
+              <w:pStyle w:val="Compact"/>
+              <w:jc w:val="left"/>
+            </w:pPr>
+            <w:r>
+              <w:t xml:space="preserve">0.0%</w:t>
+            </w:r>
+          </w:p>
+        </w:tc>
+        <w:tc>
+          <w:tcPr/>
+          <w:p>
+            <w:pPr>
+              <w:pStyle w:val="Compact"/>
+              <w:jc w:val="left"/>
+            </w:pPr>
+            <w:r>
+              <w:t xml:space="preserve">+4.5%</w:t>
+            </w:r>
+          </w:p>
+        </w:tc>
+        <w:tc>
+          <w:tcPr/>
+          <w:p>
+            <w:pPr>
+              <w:pStyle w:val="Compact"/>
+              <w:jc w:val="left"/>
+            </w:pPr>
+            <w:r>
+              <w:t xml:space="preserve">+38.1%</w:t>
+            </w:r>
+          </w:p>
+        </w:tc>
+        <w:tc>
+          <w:tcPr/>
+          <w:p>
+            <w:pPr>
+              <w:pStyle w:val="Compact"/>
+              <w:jc w:val="left"/>
+            </w:pPr>
+            <w:r>
+              <w:t xml:space="preserve">0.0%</w:t>
+            </w:r>
+          </w:p>
+        </w:tc>
+      </w:tr>
+      <w:tr>
+        <w:tc>
+          <w:tcPr>
+            <w:gridSpan w:val="4"/>
+          </w:tcPr>
+          <w:p>
+            <w:pPr>
+              <w:pStyle w:val="Compact"/>
+              <w:jc w:val="right"/>
+            </w:pPr>
+            <w:r>
+              <w:rPr>
+                <w:i/>
+                <w:iCs/>
+              </w:rPr>
+              <w:t xml:space="preserve">mean regret</w:t>
+            </w:r>
+          </w:p>
+        </w:tc>
+        <w:tc>
+          <w:tcPr/>
+          <w:p>
+            <w:pPr>
+              <w:pStyle w:val="Compact"/>
+              <w:jc w:val="left"/>
+            </w:pPr>
+            <w:r>
+              <w:rPr>
+                <w:b/>
+                <w:bCs/>
+              </w:rPr>
+              <w:t xml:space="preserve">0.0%</w:t>
+            </w:r>
+          </w:p>
+        </w:tc>
+        <w:tc>
+          <w:tcPr/>
+          <w:p>
+            <w:pPr>
+              <w:pStyle w:val="Compact"/>
+              <w:jc w:val="left"/>
+            </w:pPr>
+            <w:r>
+              <w:rPr>
+                <w:b/>
+                <w:bCs/>
+              </w:rPr>
+              <w:t xml:space="preserve">+5.8%</w:t>
+            </w:r>
+          </w:p>
+        </w:tc>
+        <w:tc>
+          <w:tcPr/>
+          <w:p>
+            <w:pPr>
+              <w:pStyle w:val="Compact"/>
+              <w:jc w:val="left"/>
+            </w:pPr>
+            <w:r>
+              <w:rPr>
+                <w:b/>
+                <w:bCs/>
+              </w:rPr>
+              <w:t xml:space="preserve">+9.4%</w:t>
+            </w:r>
+          </w:p>
+        </w:tc>
+        <w:tc>
+          <w:tcPr/>
+          <w:p>
+            <w:pPr>
+              <w:pStyle w:val="Compact"/>
+              <w:jc w:val="left"/>
+            </w:pPr>
+            <w:r>
+              <w:rPr>
+                <w:b/>
+                <w:bCs/>
+              </w:rPr>
+              <w:t xml:space="preserve">+185.9%</w:t>
+            </w:r>
+          </w:p>
+        </w:tc>
+      </w:tr>
+    </w:tbl>
+    <w:p>
+      <w:pPr>
+        <w:pStyle w:val="BodyText"/>
+      </w:pPr>
+      <w:r>
+        <w:t xml:space="preserve">As an end-to-end check we ran the tool on a heterogeneous directory that mimics a real</w:t>
+      </w:r>
+      <w:r>
+        <w:t xml:space="preserve"> </w:t>
+      </w:r>
+      <w:r>
+        <w:t xml:space="preserve">site's image folder: 185 files drawn from four live asset sets (country flags, emoji,</w:t>
+      </w:r>
+      <w:r>
+        <w:t xml:space="preserve"> </w:t>
+      </w:r>
+      <w:r>
+        <w:t xml:space="preserve">generated avatars, and photographs) at their native, mixed dimensions, with duplicates</w:t>
+      </w:r>
+      <w:r>
+        <w:t xml:space="preserve"> </w:t>
+      </w:r>
+      <w:r>
+        <w:t xml:space="preserve">included as real pages carry them. The tool folded 29 exact duplicates, partitioned the</w:t>
+      </w:r>
+      <w:r>
+        <w:t xml:space="preserve"> </w:t>
+      </w:r>
+      <w:r>
+        <w:t xml:space="preserve">rest by dimension and lossless requirement, and chose a different representation for each</w:t>
+      </w:r>
+      <w:r>
+        <w:t xml:space="preserve"> </w:t>
+      </w:r>
+      <w:r>
+        <w:t xml:space="preserve">group without any per-group tuning: a byte-bundle for the 224-pixel photographs,</w:t>
+      </w:r>
+      <w:r>
+        <w:t xml:space="preserve"> </w:t>
+      </w:r>
+      <w:r>
+        <w:t xml:space="preserve">WebP-lossless strips for the uniform 64- and 72-pixel avatar and emoji sets, and strips or</w:t>
+      </w:r>
+      <w:r>
+        <w:t xml:space="preserve"> </w:t>
+      </w:r>
+      <w:r>
+        <w:t xml:space="preserve">individual files for the small odd-aspect-ratio flag groups depending on how many share a</w:t>
+      </w:r>
+      <w:r>
+        <w:t xml:space="preserve"> </w:t>
+      </w:r>
+      <w:r>
+        <w:t xml:space="preserve">size. It cut 185 requests to 25. The byte outcome depends on the baseline: 23.5% smaller</w:t>
+      </w:r>
+      <w:r>
+        <w:t xml:space="preserve"> </w:t>
+      </w:r>
+      <w:r>
+        <w:t xml:space="preserve">than serving every file reference separately, but only 3.3% smaller than a deduplicated</w:t>
+      </w:r>
+      <w:r>
+        <w:t xml:space="preserve"> </w:t>
+      </w:r>
+      <w:r>
+        <w:t xml:space="preserve">individual baseline that already serves each unique image once, because most of the first</w:t>
+      </w:r>
+      <w:r>
+        <w:t xml:space="preserve"> </w:t>
+      </w:r>
+      <w:r>
+        <w:t xml:space="preserve">figure is duplicate folding that content-addressed URLs also achieve. The residual 3.3%</w:t>
+      </w:r>
+      <w:r>
+        <w:t xml:space="preserve"> </w:t>
+      </w:r>
+      <w:r>
+        <w:t xml:space="preserve">over dedup is the genuine bundling gain, and it splits exactly as the study predicts: the</w:t>
+      </w:r>
+      <w:r>
+        <w:t xml:space="preserve"> </w:t>
+      </w:r>
+      <w:r>
+        <w:t xml:space="preserve">flat-art strips save up to 11% of bytes while the photographic byte-bundle is</w:t>
+      </w:r>
+      <w:r>
+        <w:t xml:space="preserve"> </w:t>
+      </w:r>
+      <w:r>
+        <w:t xml:space="preserve">byte-neutral (−0.4%) and pays its way purely in collapsed requests. These mixed code</w:t>
+      </w:r>
+      <w:r>
+        <w:t xml:space="preserve"> </w:t>
+      </w:r>
+      <w:r>
+        <w:t xml:space="preserve">paths, which the uniform benchmark corpora never reach, are guarded by the tool's invariant</w:t>
+      </w:r>
+      <w:r>
+        <w:t xml:space="preserve"> </w:t>
+      </w:r>
+      <w:r>
+        <w:t xml:space="preserve">check: predicted bytes and requests must equal the emitted resources, and the tool passes</w:t>
+      </w:r>
+      <w:r>
+        <w:t xml:space="preserve"> </w:t>
+      </w:r>
+      <w:r>
+        <w:t xml:space="preserve">that check on every asset set in the study.</w:t>
+      </w:r>
+    </w:p>
+    <w:bookmarkEnd w:id="57"/>
+    <w:bookmarkStart w:id="58" w:name="limitations"/>
+    <w:p>
+      <w:pPr>
+        <w:pStyle w:val="Heading3"/>
+      </w:pPr>
+      <w:r>
+        <w:t xml:space="preserve">6.3  Limitations</w:t>
+      </w:r>
+    </w:p>
+    <w:p>
+      <w:pPr>
+        <w:pStyle w:val="FirstParagraph"/>
+      </w:pPr>
+      <w:r>
+        <w:t xml:space="preserve">Quality is measured by luma SSIM at a 0.97 target; the photo crossover is confirmed</w:t>
+      </w:r>
+      <w:r>
+        <w:t xml:space="preserve"> </w:t>
+      </w:r>
+      <w:r>
+        <w:t xml:space="preserve">under the SSIMULACRA2 perceptual metric (Section 5.1, Table 3), and applying it</w:t>
+      </w:r>
+      <w:r>
+        <w:t xml:space="preserve"> </w:t>
+      </w:r>
+      <w:r>
+        <w:t xml:space="preserve">or butteraugli across the full sweep would further sharpen the matched-quality</w:t>
+      </w:r>
+      <w:r>
+        <w:t xml:space="preserve"> </w:t>
+      </w:r>
+      <w:r>
+        <w:t xml:space="preserve">comparison. The shared-palette result uses a synthetic limited-color corpus that is</w:t>
+      </w:r>
+      <w:r>
+        <w:t xml:space="preserve"> </w:t>
+      </w:r>
+      <w:r>
+        <w:t xml:space="preserve">the ideal case; anti-aliased production icons will realize less of it. The network study</w:t>
+      </w:r>
+      <w:r>
+        <w:t xml:space="preserve"> </w:t>
+      </w:r>
+      <w:r>
+        <w:t xml:space="preserve">emulates four profiles on a single-machine testbed rather than the open Internet, and</w:t>
+      </w:r>
+      <w:r>
+        <w:t xml:space="preserve"> </w:t>
+      </w:r>
+      <w:r>
+        <w:t xml:space="preserve">measures time-to-all-tiles-visible rather than a full field-metric suite. Decoded-memory</w:t>
+      </w:r>
+      <w:r>
+        <w:t xml:space="preserve"> </w:t>
+      </w:r>
+      <w:r>
+        <w:t xml:space="preserve">cost is now measured in a live renderer (Section 3.2, Table 9), confirming the</w:t>
+      </w:r>
+      <w:r>
+        <w:t xml:space="preserve"> </w:t>
+      </w:r>
+      <w:r>
+        <w:t xml:space="preserve">pixel atlas is memory-favorable at typical tile counts; profiling under a production</w:t>
+      </w:r>
+      <w:r>
+        <w:t xml:space="preserve"> </w:t>
+      </w:r>
+      <w:r>
+        <w:t xml:space="preserve">framework with texture upload and long-lived navigation remains future work. The HTTP/3</w:t>
+      </w:r>
+      <w:r>
+        <w:t xml:space="preserve"> </w:t>
+      </w:r>
+      <w:r>
+        <w:t xml:space="preserve">concurrency diagnosis is confirmed from the server's own QUIC transport log</w:t>
+      </w:r>
+      <w:r>
+        <w:t xml:space="preserve"> </w:t>
+      </w:r>
+      <w:r>
+        <w:t xml:space="preserve">(Section 5.4) and cross-checked against a second QUIC implementation (aioquic), which</w:t>
+      </w:r>
+      <w:r>
+        <w:t xml:space="preserve"> </w:t>
+      </w:r>
+      <w:r>
+        <w:t xml:space="preserve">sustained about twice the concurrency; a fully controlled comparison across server stacks</w:t>
+      </w:r>
+      <w:r>
+        <w:t xml:space="preserve"> </w:t>
+      </w:r>
+      <w:r>
+        <w:t xml:space="preserve">and native Linux remains future work. The matched-quality photo crossover is validated across four</w:t>
+      </w:r>
+      <w:r>
+        <w:t xml:space="preserve"> </w:t>
+      </w:r>
+      <w:r>
+        <w:t xml:space="preserve">independent natural-photo populations (Section 5.1) and the heuristic on five further</w:t>
+      </w:r>
+      <w:r>
+        <w:t xml:space="preserve"> </w:t>
+      </w:r>
+      <w:r>
+        <w:t xml:space="preserve">independent corpora (Section 6.2); a still wider survey of naturally-occurring</w:t>
+      </w:r>
+      <w:r>
+        <w:t xml:space="preserve"> </w:t>
+      </w:r>
+      <w:r>
+        <w:t xml:space="preserve">collections would further generalize the reported thresholds. The network numbers are</w:t>
+      </w:r>
+      <w:r>
+        <w:t xml:space="preserve"> </w:t>
+      </w:r>
+      <w:r>
+        <w:t xml:space="preserve">medians of 11 cold loads per cell with bootstrap confidence intervals (Table 6) but</w:t>
+      </w:r>
+      <w:r>
+        <w:t xml:space="preserve"> </w:t>
+      </w:r>
+      <w:r>
+        <w:t xml:space="preserve">no formal significance testing, and the timing endpoint is time-to-all-tiles-visible;</w:t>
+      </w:r>
+      <w:r>
+        <w:t xml:space="preserve"> </w:t>
+      </w:r>
+      <w:r>
+        <w:t xml:space="preserve">first-tile and first-viewport milestones are reported for the local renderer (Table 9)</w:t>
+      </w:r>
+      <w:r>
+        <w:t xml:space="preserve"> </w:t>
+      </w:r>
+      <w:r>
+        <w:t xml:space="preserve">but LCP, decode CPU, and warm-cache multi-navigation behavior under realistic asset churn</w:t>
+      </w:r>
+      <w:r>
+        <w:t xml:space="preserve"> </w:t>
+      </w:r>
+      <w:r>
+        <w:t xml:space="preserve">are not measured and could change the recommended bundle size. Finally, JPEG XL is</w:t>
+      </w:r>
+      <w:r>
+        <w:t xml:space="preserve"> </w:t>
+      </w:r>
+      <w:r>
+        <w:t xml:space="preserve">left to future work; AVIF is included in the photographic crossover (Section 5.1) and,</w:t>
+      </w:r>
+      <w:r>
+        <w:t xml:space="preserve"> </w:t>
+      </w:r>
+      <w:r>
+        <w:t xml:space="preserve">like JPEG, benefits from atlasing at every tested size.</w:t>
+      </w:r>
+    </w:p>
+    <w:bookmarkEnd w:id="58"/>
+    <w:bookmarkEnd w:id="59"/>
+    <w:bookmarkStart w:id="60" w:name="conclusion"/>
+    <w:p>
+      <w:pPr>
+        <w:pStyle w:val="Heading2"/>
+      </w:pPr>
+      <w:r>
+        <w:t xml:space="preserve">7  Conclusion</w:t>
+      </w:r>
+    </w:p>
+    <w:p>
+      <w:pPr>
+        <w:pStyle w:val="FirstParagraph"/>
+      </w:pPr>
+      <w:r>
+        <w:t xml:space="preserve">Bundling small web images pays, and the study makes precise when and by how much for</w:t>
+      </w:r>
+      <w:r>
+        <w:t xml:space="preserve"> </w:t>
+      </w:r>
+      <w:r>
+        <w:t xml:space="preserve">the formats that carry most of the web's images. Atlas small lossy tiles: icons</w:t>
+      </w:r>
+      <w:r>
+        <w:t xml:space="preserve"> </w:t>
+      </w:r>
+      <w:r>
+        <w:t xml:space="preserve">and thumbnails gain up to 30% under JPEG, up to 19% under WebP, and up to 33% under AVIF</w:t>
+      </w:r>
+      <w:r>
+        <w:t xml:space="preserve"> </w:t>
+      </w:r>
+      <w:r>
+        <w:t xml:space="preserve">at matched quality, the effect holding across four independent photo populations; and</w:t>
+      </w:r>
+      <w:r>
+        <w:t xml:space="preserve"> </w:t>
+      </w:r>
+      <w:r>
+        <w:t xml:space="preserve">lossless flat art, the icon-set and map-marker case, gains 40–97%</w:t>
+      </w:r>
+      <w:r>
+        <w:t xml:space="preserve"> </w:t>
+      </w:r>
+      <w:r>
+        <w:t xml:space="preserve">with a strip-packed or shared-palette bundle that is smaller than even the best lossy</w:t>
+      </w:r>
+      <w:r>
+        <w:t xml:space="preserve"> </w:t>
+      </w:r>
+      <w:r>
+        <w:t xml:space="preserve">option. Serve larger photographs and lossless assets as a byte-bundle, which collapses</w:t>
+      </w:r>
+      <w:r>
+        <w:t xml:space="preserve"> </w:t>
+      </w:r>
+      <w:r>
+        <w:t xml:space="preserve">requests at near-zero byte cost (a small offset header), or, for photographic WebP, tune</w:t>
+      </w:r>
+      <w:r>
+        <w:t xml:space="preserve"> </w:t>
+      </w:r>
+      <w:r>
+        <w:t xml:space="preserve">the encoder (noise shaping plus adaptive deblocking) to turn the atlas penalty into a</w:t>
+      </w:r>
+      <w:r>
+        <w:t xml:space="preserve"> </w:t>
+      </w:r>
+      <w:r>
+        <w:t xml:space="preserve">gain. Ship about four chunks for bounded cache invalidation and decoded-memory limits,</w:t>
+      </w:r>
+      <w:r>
+        <w:t xml:space="preserve"> </w:t>
+      </w:r>
+      <w:r>
+        <w:t xml:space="preserve">deduplicate repeats explicitly, and delta-encode updates against the cached bundle</w:t>
+      </w:r>
+      <w:r>
+        <w:t xml:space="preserve"> </w:t>
+      </w:r>
+      <w:r>
+        <w:t xml:space="preserve">(Compression Dictionary Transport). On the wire, bundling loads 500 small flat-art tiles</w:t>
+      </w:r>
+      <w:r>
+        <w:t xml:space="preserve"> </w:t>
+      </w:r>
+      <w:r>
+        <w:t xml:space="preserve">4.5–8.6x faster to full visibility on HTTP/1.1 (1.6–2.8x for photographic</w:t>
+      </w:r>
+      <w:r>
+        <w:t xml:space="preserve"> </w:t>
+      </w:r>
+      <w:r>
+        <w:t xml:space="preserve">thumbnails) and is chiefly a byte optimization on HTTP/2; the comparable HTTP/3 gain</w:t>
+      </w:r>
+      <w:r>
+        <w:t xml:space="preserve"> </w:t>
+      </w:r>
+      <w:r>
+        <w:t xml:space="preserve">reflects a request-concurrency limit specific to the tested server stack (a second QUIC</w:t>
+      </w:r>
+      <w:r>
+        <w:t xml:space="preserve"> </w:t>
+      </w:r>
+      <w:r>
+        <w:t xml:space="preserve">implementation sustains roughly twice the concurrency, Section 5.4) rather than a</w:t>
+      </w:r>
+      <w:r>
+        <w:t xml:space="preserve"> </w:t>
+      </w:r>
+      <w:r>
+        <w:t xml:space="preserve">protocol-general result. The unifying</w:t>
+      </w:r>
+      <w:r>
+        <w:t xml:space="preserve"> </w:t>
+      </w:r>
+      <w:r>
+        <w:t xml:space="preserve">account, that savings come from sharing fixed costs and losses from sharing adaptive</w:t>
+      </w:r>
+      <w:r>
+        <w:t xml:space="preserve"> </w:t>
+      </w:r>
+      <w:r>
+        <w:t xml:space="preserve">state, is quantitatively predictive for JPEG (R</w:t>
+      </w:r>
+      <w:r>
+        <w:rPr>
+          <w:vertAlign w:val="superscript"/>
+        </w:rPr>
+        <w:t xml:space="preserve">2</w:t>
+      </w:r>
+      <w:r>
+        <w:t xml:space="preserve"> = 0.99) and</w:t>
+      </w:r>
+      <w:r>
+        <w:t xml:space="preserve"> </w:t>
+      </w:r>
+      <w:r>
+        <w:t xml:space="preserve">organizes the codec-specific behavior of the rest, and it guides the accompanying</w:t>
+      </w:r>
+      <w:r>
+        <w:t xml:space="preserve"> </w:t>
+      </w:r>
+      <w:r>
+        <w:t xml:space="preserve">construction</w:t>
+      </w:r>
+      <w:r>
+        <w:t xml:space="preserve"> </w:t>
+      </w:r>
+      <w:r>
+        <w:t xml:space="preserve">heuristic, which turns a directory of images into deployable bundles.</w:t>
+      </w:r>
+    </w:p>
+    <w:bookmarkEnd w:id="60"/>
+    <w:bookmarkStart w:id="61" w:name="references"/>
+    <w:p>
+      <w:pPr>
+        <w:pStyle w:val="Heading2"/>
+      </w:pPr>
+      <w:r>
+        <w:t xml:space="preserve">References</w:t>
+      </w:r>
+    </w:p>
+    <w:p>
+      <w:pPr>
+        <w:pStyle w:val="FirstParagraph"/>
+      </w:pPr>
+      <w:r>
+        <w:t xml:space="preserve">[1] C. Johnson. Forgo JS packaging? Not so fast. Khan Academy Engineering, 2015.</w:t>
+      </w:r>
+      <w:r>
+        <w:t xml:space="preserve"> </w:t>
+      </w:r>
+      <w:r>
+        <w:t xml:space="preserve">https://blog.khanacademy.org/forgo-js-packaging-not-so-fast/</w:t>
+      </w:r>
+    </w:p>
+    <w:p>
+      <w:pPr>
+        <w:pStyle w:val="BodyText"/>
+      </w:pPr>
+      <w:r>
+        <w:t xml:space="preserve">[2] C. Coyier. Musings on HTTP/2 and bundling. CSS-Tricks.</w:t>
+      </w:r>
+      <w:r>
+        <w:t xml:space="preserve"> </w:t>
+      </w:r>
+      <w:r>
+        <w:t xml:space="preserve">https://css-tricks.com/musings-on-http2-and-bundling/</w:t>
+      </w:r>
+    </w:p>
+    <w:p>
+      <w:pPr>
+        <w:pStyle w:val="BodyText"/>
+      </w:pPr>
+      <w:r>
+        <w:t xml:space="preserve">[3] M. Varvello, K. Schomp, D. Naylor, J. Blackburn, A. Finamore, K. Papagiannaki.</w:t>
+      </w:r>
+      <w:r>
+        <w:t xml:space="preserve"> </w:t>
+      </w:r>
+      <w:r>
+        <w:t xml:space="preserve">Is the Web HTTP/2 Yet? Passive and Active Measurement (PAM), LNCS 9631, 2016.</w:t>
+      </w:r>
+      <w:r>
+        <w:t xml:space="preserve"> </w:t>
+      </w:r>
+      <w:r>
+        <w:t xml:space="preserve">doi:10.1007/978-3-319-30505-9_17</w:t>
+      </w:r>
+    </w:p>
+    <w:p>
+      <w:pPr>
+        <w:pStyle w:val="BodyText"/>
+      </w:pPr>
+      <w:r>
+        <w:t xml:space="preserve">[4] R. Meireles, J. Liu, P. Steenkiste. A study of HTTP/2's Server Push Performance</w:t>
+      </w:r>
+      <w:r>
+        <w:t xml:space="preserve"> </w:t>
+      </w:r>
+      <w:r>
+        <w:t xml:space="preserve">Potential. arXiv:2207.05885, 2022.</w:t>
+      </w:r>
+    </w:p>
+    <w:p>
+      <w:pPr>
+        <w:pStyle w:val="BodyText"/>
+      </w:pPr>
+      <w:r>
+        <w:t xml:space="preserve">[5] T. Hunter. HTTP/3 is fast. Request Metrics, 2022.</w:t>
+      </w:r>
+      <w:r>
+        <w:t xml:space="preserve"> </w:t>
+      </w:r>
+      <w:r>
+        <w:t xml:space="preserve">https://requestmetrics.com/web-performance/http3-is-fast/</w:t>
+      </w:r>
+    </w:p>
+    <w:p>
+      <w:pPr>
+        <w:pStyle w:val="BodyText"/>
+      </w:pPr>
+      <w:r>
+        <w:t xml:space="preserve">[6] T. Eden. What's the smallest file size for a 1 pixel image? 2024.</w:t>
+      </w:r>
+      <w:r>
+        <w:t xml:space="preserve"> </w:t>
+      </w:r>
+      <w:r>
+        <w:t xml:space="preserve">https://shkspr.mobi/blog/2024/01/whats-the-smallest-file-size-for-a-1-pixel-image/</w:t>
+      </w:r>
+    </w:p>
+    <w:p>
+      <w:pPr>
+        <w:pStyle w:val="BodyText"/>
+      </w:pPr>
+      <w:r>
+        <w:t xml:space="preserve">[7] J. Sneyers. One pixel is worth three thousand words. Cloudinary Blog.</w:t>
+      </w:r>
+      <w:r>
+        <w:t xml:space="preserve"> </w:t>
+      </w:r>
+      <w:r>
+        <w:t xml:space="preserve">https://cloudinary.com/blog/one_pixel_is_worth_three_thousand_words</w:t>
+      </w:r>
+    </w:p>
+    <w:p>
+      <w:pPr>
+        <w:pStyle w:val="BodyText"/>
+      </w:pPr>
+      <w:r>
+        <w:t xml:space="preserve">[8] HTTP Archive. Web Almanac 2024, Media chapter.</w:t>
+      </w:r>
+      <w:r>
+        <w:t xml:space="preserve"> </w:t>
+      </w:r>
+      <w:r>
+        <w:t xml:space="preserve">https://almanac.httparchive.org/en/2024/media</w:t>
+      </w:r>
+    </w:p>
+    <w:p>
+      <w:pPr>
+        <w:pStyle w:val="BodyText"/>
+      </w:pPr>
+      <w:r>
+        <w:t xml:space="preserve">[9] Unity Technologies. Sprites.AtlasSettings.paddingPower documentation.</w:t>
+      </w:r>
+      <w:r>
+        <w:t xml:space="preserve"> </w:t>
+      </w:r>
+      <w:r>
+        <w:t xml:space="preserve">https://docs.unity3d.com/ScriptReference/Sprites.AtlasSettings-paddingPower.html</w:t>
+      </w:r>
+    </w:p>
+    <w:p>
+      <w:pPr>
+        <w:pStyle w:val="BodyText"/>
+      </w:pPr>
+      <w:r>
+        <w:t xml:space="preserve">[10] D. Shea. CSS Sprites: Image Slicing's Kiss of Death. A List Apart, 2004.</w:t>
+      </w:r>
+      <w:r>
+        <w:t xml:space="preserve"> </w:t>
+      </w:r>
+      <w:r>
+        <w:t xml:space="preserve">https://alistapart.com/article/sprites/</w:t>
+      </w:r>
+    </w:p>
+    <w:p>
+      <w:pPr>
+        <w:pStyle w:val="BodyText"/>
+      </w:pPr>
+      <w:r>
+        <w:t xml:space="preserve">[11] Google. Web Fundamentals: HTTP/2 and resource bundling guidance.</w:t>
+      </w:r>
+      <w:r>
+        <w:t xml:space="preserve"> </w:t>
+      </w:r>
+      <w:r>
+        <w:t xml:space="preserve">https://web.dev/articles/http2</w:t>
+      </w:r>
+    </w:p>
+    <w:p>
+      <w:pPr>
+        <w:pStyle w:val="BodyText"/>
+      </w:pPr>
+      <w:r>
+        <w:t xml:space="preserve">[12] M. Belshe, R. Peon, M. Thomson. Hypertext Transfer Protocol Version 2 (HTTP/2).</w:t>
+      </w:r>
+      <w:r>
+        <w:t xml:space="preserve"> </w:t>
+      </w:r>
+      <w:r>
+        <w:t xml:space="preserve">RFC 7540, IETF, 2015. doi:10.17487/RFC7540</w:t>
+      </w:r>
+    </w:p>
+    <w:p>
+      <w:pPr>
+        <w:pStyle w:val="BodyText"/>
+      </w:pPr>
+      <w:r>
+        <w:t xml:space="preserve">[13] M. Bishop. HTTP/3. RFC 9114, IETF, 2022. doi:10.17487/RFC9114</w:t>
+      </w:r>
+    </w:p>
+    <w:p>
+      <w:pPr>
+        <w:pStyle w:val="BodyText"/>
+      </w:pPr>
+      <w:r>
+        <w:t xml:space="preserve">[14] J. Ruth, D. Kunze, O. Hohlfeld. Measuring HTTP/3: Adoption and Performance.</w:t>
+      </w:r>
+      <w:r>
+        <w:t xml:space="preserve"> </w:t>
+      </w:r>
+      <w:r>
+        <w:t xml:space="preserve">arXiv:2102.12358, 2021.</w:t>
+      </w:r>
+    </w:p>
+    <w:p>
+      <w:pPr>
+        <w:pStyle w:val="BodyText"/>
+      </w:pPr>
+      <w:r>
+        <w:t xml:space="preserve">[15] U. Goel et al. Domain-Sharding for Faster HTTP/2 in Lossy Cellular Networks.</w:t>
+      </w:r>
+      <w:r>
+        <w:t xml:space="preserve"> </w:t>
+      </w:r>
+      <w:r>
+        <w:t xml:space="preserve">arXiv:1707.05836, 2017.</w:t>
+      </w:r>
+    </w:p>
+    <w:p>
+      <w:pPr>
+        <w:pStyle w:val="BodyText"/>
+      </w:pPr>
+      <w:r>
+        <w:t xml:space="preserve">[16] Cloudinary. Image optimization documentation (format selection and the</w:t>
+      </w:r>
+      <w:r>
+        <w:t xml:space="preserve"> </w:t>
+      </w:r>
+      <w:r>
+        <w:t xml:space="preserve">&lt;5,000-pixel AVIF policy). https://cloudinary.com/documentation/image_optimization</w:t>
+      </w:r>
+    </w:p>
+    <w:p>
+      <w:pPr>
+        <w:pStyle w:val="BodyText"/>
+      </w:pPr>
+      <w:r>
+        <w:t xml:space="preserve">[17] ITU-T T.81 / ISO IEC 10918-1. Digital compression and coding of</w:t>
+      </w:r>
+      <w:r>
+        <w:t xml:space="preserve"> </w:t>
+      </w:r>
+      <w:r>
+        <w:t xml:space="preserve">continuous-tone still images (JPEG), 1992.</w:t>
+      </w:r>
+    </w:p>
+    <w:p>
+      <w:pPr>
+        <w:pStyle w:val="BodyText"/>
+      </w:pPr>
+      <w:r>
+        <w:t xml:space="preserve">[18] W3C. Portable Network Graphics (PNG) Specification, 3rd ed., 2003.</w:t>
+      </w:r>
+      <w:r>
+        <w:t xml:space="preserve"> </w:t>
+      </w:r>
+      <w:r>
+        <w:t xml:space="preserve">https://www.w3.org/TR/PNG/</w:t>
+      </w:r>
+    </w:p>
+    <w:p>
+      <w:pPr>
+        <w:pStyle w:val="BodyText"/>
+      </w:pPr>
+      <w:r>
+        <w:t xml:space="preserve">[19] Google. WebP Container and Bitstream Specification.</w:t>
+      </w:r>
+      <w:r>
+        <w:t xml:space="preserve"> </w:t>
+      </w:r>
+      <w:r>
+        <w:t xml:space="preserve">https://developers.google.com/speed/webp/docs/riff_container</w:t>
+      </w:r>
+    </w:p>
+    <w:p>
+      <w:pPr>
+        <w:pStyle w:val="BodyText"/>
+      </w:pPr>
+      <w:r>
+        <w:t xml:space="preserve">[20] J. Ratcliff. Texture atlas / sprite packing techniques. Game Developer, 2002.</w:t>
+      </w:r>
+    </w:p>
+    <w:p>
+      <w:pPr>
+        <w:pStyle w:val="BodyText"/>
+      </w:pPr>
+      <w:r>
+        <w:t xml:space="preserve">[21] J. Jylänki. A Thousand Ways to Pack the Bin: rectangle bin-packing</w:t>
+      </w:r>
+      <w:r>
+        <w:t xml:space="preserve"> </w:t>
+      </w:r>
+      <w:r>
+        <w:t xml:space="preserve">algorithms (skyline, MaxRects), 2010.</w:t>
+      </w:r>
+    </w:p>
+    <w:p>
+      <w:pPr>
+        <w:pStyle w:val="BodyText"/>
+      </w:pPr>
+      <w:r>
+        <w:t xml:space="preserve">[22] J. Alakuijala, Z. Szabadka. Brotli Compressed Data Format. RFC 7932, IETF, 2016.</w:t>
+      </w:r>
+      <w:r>
+        <w:t xml:space="preserve"> </w:t>
+      </w:r>
+      <w:r>
+        <w:t xml:space="preserve">doi:10.17487/RFC7932</w:t>
+      </w:r>
+    </w:p>
+    <w:p>
+      <w:pPr>
+        <w:pStyle w:val="BodyText"/>
+      </w:pPr>
+      <w:r>
+        <w:t xml:space="preserve">[23] Y. Collet, M. Kucherawy. Zstandard Compression and the application/zstd Media</w:t>
+      </w:r>
+      <w:r>
+        <w:t xml:space="preserve"> </w:t>
+      </w:r>
+      <w:r>
+        <w:t xml:space="preserve">Type. RFC 8878, IETF, 2021. doi:10.17487/RFC8878</w:t>
+      </w:r>
+    </w:p>
+    <w:p>
+      <w:pPr>
+        <w:pStyle w:val="BodyText"/>
+      </w:pPr>
+      <w:r>
+        <w:t xml:space="preserve">[24] P. Meenan, Y. Weiss. Compression Dictionary Transport. RFC 9842, IETF, 2025.</w:t>
+      </w:r>
+      <w:r>
+        <w:t xml:space="preserve"> </w:t>
+      </w:r>
+      <w:r>
+        <w:t xml:space="preserve">doi:10.17487/RFC9842</w:t>
+      </w:r>
+    </w:p>
+    <w:p>
+      <w:pPr>
+        <w:pStyle w:val="BodyText"/>
+      </w:pPr>
+      <w:r>
+        <w:t xml:space="preserve">[25] Z. Wang, A. C. Bovik, H. R. Sheikh, E. P. Simoncelli. Image Quality Assessment:</w:t>
+      </w:r>
+      <w:r>
+        <w:t xml:space="preserve"> </w:t>
+      </w:r>
+      <w:r>
+        <w:t xml:space="preserve">From Error Visibility to Structural Similarity. IEEE Trans. Image Processing 13(4):600-612,</w:t>
+      </w:r>
+      <w:r>
+        <w:t xml:space="preserve"> </w:t>
+      </w:r>
+      <w:r>
+        <w:t xml:space="preserve">2004. doi:10.1109/TIP.2003.819861</w:t>
+      </w:r>
+    </w:p>
+    <w:p>
+      <w:pPr>
+        <w:pStyle w:val="BodyText"/>
+      </w:pPr>
+      <w:r>
+        <w:t xml:space="preserve">[26] X. S. Wang, A. Balasubramanian, A. Krishnamurthy, D. Wetherall. Demystifying Page</w:t>
+      </w:r>
+      <w:r>
+        <w:t xml:space="preserve"> </w:t>
+      </w:r>
+      <w:r>
+        <w:t xml:space="preserve">Load Performance with WProf. USENIX NSDI, 2013.</w:t>
+      </w:r>
+    </w:p>
+    <w:p>
+      <w:pPr>
+        <w:pStyle w:val="BodyText"/>
+      </w:pPr>
+      <w:r>
+        <w:t xml:space="preserve">[27] X. S. Wang, A. Balasubramanian, A. Krishnamurthy, D. Wetherall. How Speedy is</w:t>
+      </w:r>
+      <w:r>
+        <w:t xml:space="preserve"> </w:t>
+      </w:r>
+      <w:r>
+        <w:t xml:space="preserve">SPDY? USENIX NSDI, 2014.</w:t>
+      </w:r>
+    </w:p>
+    <w:p>
+      <w:pPr>
+        <w:pStyle w:val="BodyText"/>
+      </w:pPr>
+      <w:r>
+        <w:t xml:space="preserve">[28] R. Netravali, A. Goyal, J. Mickens, H. Balakrishnan. Polaris: Faster Page Loads</w:t>
+      </w:r>
+      <w:r>
+        <w:t xml:space="preserve"> </w:t>
+      </w:r>
+      <w:r>
+        <w:t xml:space="preserve">Using Fine-grained Dependency Tracking. USENIX NSDI, 2016.</w:t>
+      </w:r>
+    </w:p>
+    <w:p>
+      <w:pPr>
+        <w:pStyle w:val="BodyText"/>
+      </w:pPr>
+      <w:r>
+        <w:t xml:space="preserve">[29] R. Marx, T. Wijnants, P. Quax, A. Faes, W. Lamotte. Concatenation, Embedding and</w:t>
+      </w:r>
+      <w:r>
+        <w:t xml:space="preserve"> </w:t>
+      </w:r>
+      <w:r>
+        <w:t xml:space="preserve">Sharding: Do HTTP/1 Performance Best Practices Make Sense in HTTP/2? WEBIST, 2017.</w:t>
+      </w:r>
+    </w:p>
+    <w:p>
+      <w:pPr>
+        <w:pStyle w:val="BodyText"/>
+      </w:pPr>
+      <w:r>
+        <w:t xml:space="preserve">[30] C. Sander, I. Kunze, K. Wehrle, J. Rüth. Sharding and HTTP/2 Connection Reuse</w:t>
+      </w:r>
+      <w:r>
+        <w:t xml:space="preserve"> </w:t>
+      </w:r>
+      <w:r>
+        <w:t xml:space="preserve">Revisited: Why Are There Still Redundant Connections? ACM IMC, 2021.</w:t>
+      </w:r>
+      <w:r>
+        <w:t xml:space="preserve"> </w:t>
+      </w:r>
+      <w:r>
+        <w:t xml:space="preserve">doi:10.1145/3487552.3487832</w:t>
+      </w:r>
+    </w:p>
+    <w:p>
+      <w:pPr>
+        <w:pStyle w:val="BodyText"/>
+      </w:pPr>
+      <w:r>
+        <w:t xml:space="preserve">[31] N. Barman, M. G. Martini. An Evaluation of the Next-Generation Image Coding</w:t>
+      </w:r>
+      <w:r>
+        <w:t xml:space="preserve"> </w:t>
+      </w:r>
+      <w:r>
+        <w:t xml:space="preserve">Standard AVIF. IEEE QoMEX, 2020. doi:10.1109/QoMEX48832.2020.9123131</w:t>
+      </w:r>
+    </w:p>
+    <w:p>
+      <w:pPr>
+        <w:pStyle w:val="BodyText"/>
+      </w:pPr>
+      <w:r>
+        <w:t xml:space="preserve">[32] B. Lévy, S. Petitjean, N. Ray, J. Maillot. Least Squares Conformal Maps for</w:t>
+      </w:r>
+      <w:r>
+        <w:t xml:space="preserve"> </w:t>
+      </w:r>
+      <w:r>
+        <w:t xml:space="preserve">Automatic Texture Atlas Generation. ACM SIGGRAPH / ACM TOG 21(3), 2002.</w:t>
+      </w:r>
+      <w:r>
+        <w:t xml:space="preserve"> </w:t>
+      </w:r>
+      <w:r>
+        <w:t xml:space="preserve">doi:10.1145/566654.566590</w:t>
+      </w:r>
+    </w:p>
+    <w:p>
+      <w:pPr>
+        <w:pStyle w:val="BodyText"/>
+      </w:pPr>
+      <w:r>
+        <w:t xml:space="preserve">[33] J. Marszałkowski, J. Mizgajski, D. Mokwa, M. Drozdowski. Analysis and Solution of</w:t>
+      </w:r>
+      <w:r>
+        <w:t xml:space="preserve"> </w:t>
+      </w:r>
+      <w:r>
+        <w:t xml:space="preserve">CSS-Sprite Packing Problem. ACM Trans. Web 10(1), Article 1, 2016. doi:10.1145/2818377</w:t>
+      </w:r>
+    </w:p>
+    <w:p>
+      <w:pPr>
+        <w:pStyle w:val="BodyText"/>
+      </w:pPr>
+      <w:r>
+        <w:t xml:space="preserve">[34] M. Butkiewicz, H. V. Madhyastha, V. Sekar. Understanding Website Complexity:</w:t>
+      </w:r>
+      <w:r>
+        <w:t xml:space="preserve"> </w:t>
+      </w:r>
+      <w:r>
+        <w:t xml:space="preserve">Measurements, Metrics, and Implications. ACM Internet Measurement Conference (IMC), 2011.</w:t>
+      </w:r>
+      <w:r>
+        <w:t xml:space="preserve"> </w:t>
+      </w:r>
+      <w:r>
+        <w:t xml:space="preserve">doi:10.1145/2068816.2068846</w:t>
+      </w:r>
+    </w:p>
+    <w:p>
+      <w:pPr>
+        <w:pStyle w:val="BodyText"/>
+      </w:pPr>
+      <w:r>
+        <w:t xml:space="preserve">[35] S. Souders. High Performance Web Sites: Essential Knowledge for Front-End</w:t>
+      </w:r>
+      <w:r>
+        <w:t xml:space="preserve"> </w:t>
+      </w:r>
+      <w:r>
+        <w:t xml:space="preserve">Engineers. O'Reilly Media, 2007. ISBN 978-0-596-52930-7.</w:t>
+      </w:r>
+    </w:p>
+    <w:p>
+      <w:pPr>
+        <w:pStyle w:val="BodyText"/>
+      </w:pPr>
+      <w:r>
+        <w:t xml:space="preserve">[36] H. de Saxcé, I. Oprescu, Y. Chen. Is HTTP/2 really faster than HTTP/1.1? IEEE</w:t>
+      </w:r>
+      <w:r>
+        <w:t xml:space="preserve"> </w:t>
+      </w:r>
+      <w:r>
+        <w:t xml:space="preserve">INFOCOM Workshops (INFOCOM WKSHPS), 2015, pp. 293-299.</w:t>
+      </w:r>
+      <w:r>
+        <w:t xml:space="preserve"> </w:t>
+      </w:r>
+      <w:r>
+        <w:t xml:space="preserve">doi:10.1109/INFCOMW.2015.7179400</w:t>
+      </w:r>
+    </w:p>
+    <w:p>
+      <w:pPr>
+        <w:pStyle w:val="BodyText"/>
+      </w:pPr>
+      <w:r>
+        <w:t xml:space="preserve">[37] A. M. Kakhki, S. Jero, D. Choffnes, C. Nita-Rotaru, A. Mislove. Taking a Long Look</w:t>
+      </w:r>
+      <w:r>
+        <w:t xml:space="preserve"> </w:t>
+      </w:r>
+      <w:r>
+        <w:t xml:space="preserve">at QUIC: An Approach for Rigorous Evaluation of Rapidly Evolving Transport Protocols. ACM</w:t>
+      </w:r>
+      <w:r>
+        <w:t xml:space="preserve"> </w:t>
+      </w:r>
+      <w:r>
+        <w:t xml:space="preserve">Internet Measurement Conference (IMC), 2017, pp. 290-303. doi:10.1145/3131365.3131368</w:t>
+      </w:r>
+    </w:p>
+    <w:p>
+      <w:pPr>
+        <w:pStyle w:val="BodyText"/>
+      </w:pPr>
+      <w:r>
+        <w:t xml:space="preserve">[38] J. Alakuijala, R. van Asseldonk, S. Boukortt, M. Bruse, I.-M. Comșa, M. Firsching,</w:t>
+      </w:r>
+      <w:r>
+        <w:t xml:space="preserve"> </w:t>
+      </w:r>
+      <w:r>
+        <w:t xml:space="preserve">et al. JPEG XL next-generation image compression architecture and coding tools. Proc.</w:t>
+      </w:r>
+      <w:r>
+        <w:t xml:space="preserve"> </w:t>
+      </w:r>
+      <w:r>
+        <w:t xml:space="preserve">SPIE 11137, Applications of Digital Image Processing XLII, 111370K, 2019.</w:t>
+      </w:r>
+      <w:r>
+        <w:t xml:space="preserve"> </w:t>
+      </w:r>
+      <w:r>
+        <w:t xml:space="preserve">doi:10.1117/12.2529237</w:t>
+      </w:r>
+    </w:p>
+    <w:p>
+      <w:pPr>
+        <w:pStyle w:val="BodyText"/>
+      </w:pPr>
+      <w:r>
+        <w:t xml:space="preserve">[39] Google. WebP Compression Study, 2011.</w:t>
+      </w:r>
+      <w:r>
+        <w:t xml:space="preserve"> </w:t>
+      </w:r>
+      <w:r>
+        <w:t xml:space="preserve">https://developers.google.com/speed/webp/docs/webp_study</w:t>
+      </w:r>
+    </w:p>
+    <w:p>
+      <w:pPr>
+        <w:pStyle w:val="BodyText"/>
+      </w:pPr>
+      <w:r>
+        <w:t xml:space="preserve">[40] G. Randers-Pehrson. MNG (Multiple-image Network Graphics) Format, Version 1.0,</w:t>
+      </w:r>
+      <w:r>
+        <w:t xml:space="preserve"> </w:t>
+      </w:r>
+      <w:r>
+        <w:t xml:space="preserve">2001. http://www.libpng.org/pub/mng/spec/ (APNG is standardized in the W3C PNG</w:t>
+      </w:r>
+      <w:r>
+        <w:t xml:space="preserve"> </w:t>
+      </w:r>
+      <w:r>
+        <w:t xml:space="preserve">Specification, 3rd ed. [18]).</w:t>
+      </w:r>
+    </w:p>
+    <w:p>
+      <w:pPr>
+        <w:pStyle w:val="BodyText"/>
+      </w:pPr>
+      <w:r>
+        <w:t xml:space="preserve">[41] ISO/IEC 23008-12:2017. Information technology: High efficiency coding and media</w:t>
+      </w:r>
+      <w:r>
+        <w:t xml:space="preserve"> </w:t>
+      </w:r>
+      <w:r>
+        <w:t xml:space="preserve">delivery in heterogeneous environments, Part 12: Image File Format (HEIF).</w:t>
+      </w:r>
+    </w:p>
+    <w:p>
+      <w:pPr>
+        <w:pStyle w:val="BodyText"/>
+      </w:pPr>
+      <w:r>
+        <w:t xml:space="preserve">[42] J. Mogul, B. Krishnamurthy, F. Douglis, A. Feldmann, Y. Goland, A. van Hoff,</w:t>
+      </w:r>
+      <w:r>
+        <w:t xml:space="preserve"> </w:t>
+      </w:r>
+      <w:r>
+        <w:t xml:space="preserve">D. Hellerstein. Delta Encoding in HTTP. RFC 3229, IETF, 2002. doi:10.17487/RFC3229</w:t>
+      </w:r>
+    </w:p>
+    <w:p>
+      <w:pPr>
+        <w:pStyle w:val="BodyText"/>
+      </w:pPr>
+      <w:r>
+        <w:t xml:space="preserve">[43] D. Korn, J. MacDonald, J. Mogul, K. Vo. The VCDIFF Generic Differencing and</w:t>
+      </w:r>
+      <w:r>
+        <w:t xml:space="preserve"> </w:t>
+      </w:r>
+      <w:r>
+        <w:t xml:space="preserve">Compression Data Format. RFC 3284, IETF, 2002. doi:10.17487/RFC3284</w:t>
+      </w:r>
+    </w:p>
+    <w:p>
+      <w:pPr>
+        <w:pStyle w:val="BodyText"/>
+      </w:pPr>
+      <w:r>
+        <w:t xml:space="preserve">[44] J. Butler, W.-H. Lee, B. McQuade, K. Mixter. A Proposal for Shared Dictionary</w:t>
+      </w:r>
+      <w:r>
+        <w:t xml:space="preserve"> </w:t>
+      </w:r>
+      <w:r>
+        <w:t xml:space="preserve">Compression over HTTP (SDCH). IETF Internet-Draft draft-lee-sdch-spec, 2008.</w:t>
+      </w:r>
+    </w:p>
+    <w:p>
+      <w:pPr>
+        <w:pStyle w:val="BodyText"/>
+      </w:pPr>
+      <w:r>
+        <w:t xml:space="preserve">[45] R. Fielding, M. Nottingham, J. Reschke (Eds.). HTTP Caching. RFC 9111 (STD 98),</w:t>
+      </w:r>
+      <w:r>
+        <w:t xml:space="preserve"> </w:t>
+      </w:r>
+      <w:r>
+        <w:t xml:space="preserve">IETF, 2022. doi:10.17487/RFC9111</w:t>
+      </w:r>
+    </w:p>
+    <w:bookmarkEnd w:id="61"/>
+    <w:bookmarkStart w:id="69" w:name="appendix-a"/>
+    <w:p>
+      <w:pPr>
+        <w:pStyle w:val="Heading2"/>
+      </w:pPr>
+      <w:r>
+        <w:t xml:space="preserve">Appendix A</w:t>
+      </w:r>
+    </w:p>
+    <w:bookmarkStart w:id="62" w:name="a.1-encoder-parameters"/>
+    <w:p>
+      <w:pPr>
+        <w:pStyle w:val="Heading3"/>
+      </w:pPr>
+      <w:r>
+        <w:t xml:space="preserve">A.1  Encoder parameters</w:t>
+      </w:r>
+    </w:p>
+    <w:p>
+      <w:pPr>
+        <w:pStyle w:val="FirstParagraph"/>
+      </w:pPr>
+      <w:r>
+        <w:t xml:space="preserve">The photographic WebP penalty is not structural. VP8's default encode shares one set</w:t>
+      </w:r>
+      <w:r>
+        <w:t xml:space="preserve"> </w:t>
+      </w:r>
+      <w:r>
+        <w:t xml:space="preserve">of entropy tables and at most four quantizer segments across the whole atlas, and no</w:t>
+      </w:r>
+      <w:r>
+        <w:t xml:space="preserve"> </w:t>
+      </w:r>
+      <w:r>
+        <w:t xml:space="preserve">parameter raises the four-segment ceiling. But two efficiency controls, spatial noise</w:t>
+      </w:r>
+      <w:r>
+        <w:t xml:space="preserve"> </w:t>
+      </w:r>
+      <w:r>
+        <w:t xml:space="preserve">shaping at full strength and adaptive deblocking (autofilter), together move a</w:t>
+      </w:r>
+      <w:r>
+        <w:t xml:space="preserve"> </w:t>
+      </w:r>
+      <w:r>
+        <w:t xml:space="preserve">120-tile 224-pixel photo atlas from −9.0% to</w:t>
+      </w:r>
+      <w:r>
+        <w:t xml:space="preserve"> </w:t>
+      </w:r>
+      <w:r>
+        <w:rPr>
+          <w:b/>
+          <w:bCs/>
+        </w:rPr>
+        <w:t xml:space="preserve">+5.0%</w:t>
+      </w:r>
+      <w:r>
+        <w:t xml:space="preserve"> </w:t>
+      </w:r>
+      <w:r>
+        <w:t xml:space="preserve">against individual</w:t>
+      </w:r>
+      <w:r>
+        <w:t xml:space="preserve"> </w:t>
+      </w:r>
+      <w:r>
+        <w:t xml:space="preserve">files at matched SSIM. An equal-quality check isolates the mechanism: with the advanced</w:t>
+      </w:r>
+      <w:r>
+        <w:t xml:space="preserve"> </w:t>
+      </w:r>
+      <w:r>
+        <w:t xml:space="preserve">settings the atlas reaches per-tile SSIM 0.980, above the individual files' 0.979,</w:t>
+      </w:r>
+      <w:r>
+        <w:t xml:space="preserve"> </w:t>
+      </w:r>
+      <w:r>
+        <w:t xml:space="preserve">while encoding 2.4% fewer bytes, because adaptive deblocking removes the block artifacts</w:t>
+      </w:r>
+      <w:r>
+        <w:t xml:space="preserve"> </w:t>
+      </w:r>
+      <w:r>
+        <w:t xml:space="preserve">that the atlas's internal tile-grid boundaries introduce and noise shaping exploits the</w:t>
+      </w:r>
+      <w:r>
+        <w:t xml:space="preserve"> </w:t>
+      </w:r>
+      <w:r>
+        <w:t xml:space="preserve">larger frame's masking context. The knobs improve both arms, but they help the atlas</w:t>
+      </w:r>
+      <w:r>
+        <w:t xml:space="preserve"> </w:t>
+      </w:r>
+      <w:r>
+        <w:t xml:space="preserve">more, so the earlier negative for WebP photographs holds only for the default encoder,</w:t>
+      </w:r>
+      <w:r>
+        <w:t xml:space="preserve"> </w:t>
+      </w:r>
+      <w:r>
+        <w:t xml:space="preserve">not for a tuned one. These controls are reachable through libwebp's configuration</w:t>
+      </w:r>
+      <w:r>
+        <w:t xml:space="preserve"> </w:t>
+      </w:r>
+      <w:r>
+        <w:t xml:space="preserve">(the</w:t>
+      </w:r>
+      <w:r>
+        <w:t xml:space="preserve"> </w:t>
+      </w:r>
+      <w:r>
+        <w:rPr>
+          <w:rStyle w:val="VerbatimChar"/>
+        </w:rPr>
+        <w:t xml:space="preserve">cwebp -sns 100 -pass 10 -af</w:t>
+      </w:r>
+      <w:r>
+        <w:t xml:space="preserve"> </w:t>
+      </w:r>
+      <w:r>
+        <w:t xml:space="preserve">equivalents) though not through every</w:t>
+      </w:r>
+      <w:r>
+        <w:t xml:space="preserve"> </w:t>
+      </w:r>
+      <w:r>
+        <w:t xml:space="preserve">image library's default binding.</w:t>
+      </w:r>
+    </w:p>
+    <w:bookmarkEnd w:id="62"/>
+    <w:bookmarkStart w:id="63" w:name="Xd0e876400a3b19d7bc9587e45c440cac7c8f050"/>
+    <w:p>
+      <w:pPr>
+        <w:pStyle w:val="Heading3"/>
+      </w:pPr>
+      <w:r>
+        <w:t xml:space="preserve">A.2  Local rendering cost: decode time and memory</w:t>
+      </w:r>
+    </w:p>
+    <w:p>
+      <w:pPr>
+        <w:pStyle w:val="FirstParagraph"/>
+      </w:pPr>
+      <w:r>
+        <w:t xml:space="preserve">Transport is only half the client cost; decode and memory are the other half, and they</w:t>
+      </w:r>
+      <w:r>
+        <w:t xml:space="preserve"> </w:t>
+      </w:r>
+      <w:r>
+        <w:t xml:space="preserve">are measured locally with no network shaping so they isolate rendering (Table 9). We</w:t>
+      </w:r>
+      <w:r>
+        <w:t xml:space="preserve"> </w:t>
+      </w:r>
+      <w:r>
+        <w:t xml:space="preserve">render N 96-pixel photographic tiles in one Chromium instance three ways and record time</w:t>
+      </w:r>
+      <w:r>
+        <w:t xml:space="preserve"> </w:t>
+      </w:r>
+      <w:r>
+        <w:t xml:space="preserve">to all tiles visible and the renderer process-tree memory over a blank-page baseline,</w:t>
+      </w:r>
+      <w:r>
+        <w:t xml:space="preserve"> </w:t>
+      </w:r>
+      <w:r>
+        <w:t xml:space="preserve">which captures the C++-side decoded-image cache that JavaScript-heap APIs do not expose. At</w:t>
+      </w:r>
+      <w:r>
+        <w:t xml:space="preserve"> </w:t>
+      </w:r>
+      <w:r>
+        <w:t xml:space="preserve">N = 500 the pixel atlas is fastest to full visibility (33 ms, since one</w:t>
+      </w:r>
+      <w:r>
+        <w:t xml:space="preserve"> </w:t>
+      </w:r>
+      <w:r>
+        <w:t xml:space="preserve">decode paints every tile) and uses the least memory (106 MB over baseline), while 500</w:t>
+      </w:r>
+      <w:r>
+        <w:t xml:space="preserve"> </w:t>
+      </w:r>
+      <w:r>
+        <w:t xml:space="preserve">individual files take 767 ms and 129 MB and the byte-bundle 313 ms and</w:t>
+      </w:r>
+      <w:r>
+        <w:t xml:space="preserve"> </w:t>
+      </w:r>
+      <w:r>
+        <w:t xml:space="preserve">143 MB, the latter because it fetches its whole object before the first tile and then</w:t>
+      </w:r>
+      <w:r>
+        <w:t xml:space="preserve"> </w:t>
+      </w:r>
+      <w:r>
+        <w:t xml:space="preserve">retains N blob-backed decodes. Two milestones make the progressive difference concrete: the</w:t>
+      </w:r>
+      <w:r>
+        <w:t xml:space="preserve"> </w:t>
+      </w:r>
+      <w:r>
+        <w:t xml:space="preserve">atlas reaches first-viewport-visible in under 25 ms at every N (15 ms at 500</w:t>
+      </w:r>
+      <w:r>
+        <w:t xml:space="preserve"> </w:t>
+      </w:r>
+      <w:r>
+        <w:t xml:space="preserve">tiles), whereas individual files reach it in 148–429 ms as tiles stream in. For typical thumbnail collections the</w:t>
+      </w:r>
+      <w:r>
+        <w:t xml:space="preserve"> </w:t>
+      </w:r>
+      <w:r>
+        <w:t xml:space="preserve">atlas is therefore memory-favorable rather than a liability, and the</w:t>
+      </w:r>
+      <w:r>
+        <w:t xml:space="preserve"> </w:t>
+      </w:r>
+      <w:r>
+        <w:t xml:space="preserve">width×height×4 caution binds only for very large atlases, which chunking keeps</w:t>
+      </w:r>
+      <w:r>
+        <w:t xml:space="preserve"> </w:t>
+      </w:r>
+      <w:r>
+        <w:t xml:space="preserve">below.</w:t>
+      </w:r>
+    </w:p>
+    <w:p>
+      <w:pPr>
+        <w:pStyle w:val="TableCaption"/>
+      </w:pPr>
+      <w:r>
+        <w:rPr>
+          <w:b/>
+          <w:bCs/>
+        </w:rPr>
+        <w:t xml:space="preserve">Table 9.</w:t>
+      </w:r>
+      <w:r>
+        <w:t xml:space="preserve"> </w:t>
+      </w:r>
+      <w:r>
+        <w:t xml:space="preserve">Measured browser cost of rendering N 96px photographic tiles three ways, in one Chromium instance with no network shaping: time to all tiles visible (ms) and renderer process-tree memory over a blank-page baseline (MB, capturing the decoded-image cache that JavaScript heap APIs miss). The pixel atlas is fastest to full visibility at every N (one decode paints all tiles) and uses the least memory (one decoded surface rather than N); the byte-bundle must fetch its whole object before the first tile and retains N blob-backed decodes, so it costs the most memory. This refines the analytical width×height×4 bound: for typical thumbnail collections the atlas is memory-favorable, and the decoded-memory caution applies to very large atlases, not to bundling per se.</w:t>
+      </w:r>
+    </w:p>
+    <w:tbl>
+      <w:tblPr>
+        <w:tblStyle w:val="Table"/>
+        <w:tblW w:type="auto" w:w="0"/>
+        <w:tblLook w:firstRow="1" w:lastRow="0" w:firstColumn="0" w:lastColumn="0" w:noHBand="0" w:noVBand="0" w:val="0020"/>
+        <w:tblCaption w:val="Table 9. Measured browser cost of rendering N 96px photographic tiles three ways, in one Chromium instance with no network shaping: time to all tiles visible (ms) and renderer process-tree memory over a blank-page baseline (MB, capturing the decoded-image cache that JavaScript heap APIs miss). The pixel atlas is fastest to full visibility at every N (one decode paints all tiles) and uses the least memory (one decoded surface rather than N); the byte-bundle must fetch its whole object before the first tile and retains N blob-backed decodes, so it costs the most memory. This refines the analytical width×height×4 bound: for typical thumbnail collections the atlas is memory-favorable, and the decoded-memory caution applies to very large atlases, not to bundling per se."/>
       </w:tblPr>
       <w:tblGrid>
         <w:gridCol w:w="1131"/>
@@ -9955,990 +13165,14 @@
         </w:tc>
       </w:tr>
     </w:tbl>
-    <w:bookmarkEnd w:id="53"/>
-    <w:bookmarkEnd w:id="54"/>
-    <w:bookmarkStart w:id="66" w:name="discussion"/>
-    <w:p>
-      <w:pPr>
-        <w:pStyle w:val="Heading2"/>
-      </w:pPr>
-      <w:r>
-        <w:t xml:space="preserve">6  Discussion</w:t>
-      </w:r>
-    </w:p>
-    <w:bookmarkStart w:id="55" w:name="the-coupling-spectrum"/>
+    <w:bookmarkEnd w:id="63"/>
+    <w:bookmarkStart w:id="67" w:name="a.3-cache-invalidation-and-delta-updates"/>
     <w:p>
       <w:pPr>
         <w:pStyle w:val="Heading3"/>
       </w:pPr>
       <w:r>
-        <w:t xml:space="preserve">6.1  The coupling spectrum</w:t>
-      </w:r>
-    </w:p>
-    <w:p>
-      <w:pPr>
-        <w:pStyle w:val="FirstParagraph"/>
-      </w:pPr>
-      <w:r>
-        <w:t xml:space="preserve">The results organize on a single axis: what a set of tiles is made to share. At one</w:t>
-      </w:r>
-      <w:r>
-        <w:t xml:space="preserve"> </w:t>
-      </w:r>
-      <w:r>
-        <w:t xml:space="preserve">end, the byte-bundle shares only transport: it concatenates independently-encoded files,</w:t>
-      </w:r>
-      <w:r>
-        <w:t xml:space="preserve"> </w:t>
-      </w:r>
-      <w:r>
-        <w:t xml:space="preserve">so it never costs bytes and never gains cross-image compression. Two standard-container</w:t>
-      </w:r>
-      <w:r>
-        <w:t xml:space="preserve"> </w:t>
-      </w:r>
-      <w:r>
-        <w:t xml:space="preserve">formats sit at the same point, JPEG abbreviated format (one shared table datastream plus</w:t>
-      </w:r>
-      <w:r>
-        <w:t xml:space="preserve"> </w:t>
-      </w:r>
-      <w:r>
-        <w:t xml:space="preserve">per-tile table-less scans) and animated WebP (one independent payload per frame), both</w:t>
-      </w:r>
-      <w:r>
-        <w:t xml:space="preserve"> </w:t>
-      </w:r>
-      <w:r>
-        <w:t xml:space="preserve">measured byte-equivalent to the byte-bundle while offering a playable container or</w:t>
-      </w:r>
-      <w:r>
-        <w:t xml:space="preserve"> </w:t>
-      </w:r>
-      <w:r>
-        <w:t xml:space="preserve">per-tile random access. A shared-table bundle adds table sharing; the pixel atlas goes furthest,</w:t>
-      </w:r>
-      <w:r>
-        <w:t xml:space="preserve"> </w:t>
-      </w:r>
-      <w:r>
-        <w:t xml:space="preserve">sharing the entire coding model, palette, entropy context, quantizer segments, and</w:t>
-      </w:r>
-      <w:r>
-        <w:t xml:space="preserve"> </w:t>
-      </w:r>
-      <w:r>
-        <w:t xml:space="preserve">filters. The measurements then reduce to one principle: bundling</w:t>
-      </w:r>
-      <w:r>
-        <w:t xml:space="preserve"> </w:t>
-      </w:r>
-      <w:r>
-        <w:rPr>
-          <w:i/>
-          <w:iCs/>
-        </w:rPr>
-        <w:t xml:space="preserve">saves</w:t>
-      </w:r>
-      <w:r>
-        <w:t xml:space="preserve"> </w:t>
-      </w:r>
-      <w:r>
-        <w:t xml:space="preserve">to the</w:t>
-      </w:r>
-      <w:r>
-        <w:t xml:space="preserve"> </w:t>
-      </w:r>
-      <w:r>
-        <w:t xml:space="preserve">extent tiles share</w:t>
-      </w:r>
-      <w:r>
-        <w:t xml:space="preserve"> </w:t>
-      </w:r>
-      <w:r>
-        <w:rPr>
-          <w:i/>
-          <w:iCs/>
-        </w:rPr>
-        <w:t xml:space="preserve">fixed</w:t>
-      </w:r>
-      <w:r>
-        <w:t xml:space="preserve"> </w:t>
-      </w:r>
-      <w:r>
-        <w:t xml:space="preserve">costs (container overhead, tables, duplicate content),</w:t>
-      </w:r>
-      <w:r>
-        <w:t xml:space="preserve"> </w:t>
-      </w:r>
-      <w:r>
-        <w:t xml:space="preserve">and</w:t>
-      </w:r>
-      <w:r>
-        <w:t xml:space="preserve"> </w:t>
-      </w:r>
-      <w:r>
-        <w:rPr>
-          <w:i/>
-          <w:iCs/>
-        </w:rPr>
-        <w:t xml:space="preserve">loses</w:t>
-      </w:r>
-      <w:r>
-        <w:t xml:space="preserve"> </w:t>
-      </w:r>
-      <w:r>
-        <w:t xml:space="preserve">to the extent they are forced to share</w:t>
-      </w:r>
-      <w:r>
-        <w:t xml:space="preserve"> </w:t>
-      </w:r>
-      <w:r>
-        <w:rPr>
-          <w:i/>
-          <w:iCs/>
-        </w:rPr>
-        <w:t xml:space="preserve">adaptive</w:t>
-      </w:r>
-      <w:r>
-        <w:t xml:space="preserve"> </w:t>
-      </w:r>
-      <w:r>
-        <w:t xml:space="preserve">state (a</w:t>
-      </w:r>
-      <w:r>
-        <w:t xml:space="preserve"> </w:t>
-      </w:r>
-      <w:r>
-        <w:t xml:space="preserve">single quantizer allocation, one scanline-filter prediction context, one palette) that individually-encoded</w:t>
-      </w:r>
-      <w:r>
-        <w:t xml:space="preserve"> </w:t>
-      </w:r>
-      <w:r>
-        <w:t xml:space="preserve">files would have specialized. The fixed-cost half of this account is directly testable:</w:t>
-      </w:r>
-      <w:r>
-        <w:t xml:space="preserve"> </w:t>
-      </w:r>
-      <w:r>
-        <w:t xml:space="preserve">regressing each codec's measured saving (63 matched-quality cells) on the</w:t>
-      </w:r>
-      <w:r>
-        <w:t xml:space="preserve"> </w:t>
-      </w:r>
-      <w:r>
-        <w:t xml:space="preserve">overhead-to-content predictor 100·H·N/bytes</w:t>
-      </w:r>
-      <w:r>
-        <w:rPr>
-          <w:vertAlign w:val="subscript"/>
-        </w:rPr>
-        <w:t xml:space="preserve">individual</w:t>
-      </w:r>
-      <w:r>
-        <w:t xml:space="preserve"> </w:t>
-      </w:r>
-      <w:r>
-        <w:t xml:space="preserve">gives</w:t>
-      </w:r>
-      <w:r>
-        <w:t xml:space="preserve"> </w:t>
-      </w:r>
-      <w:r>
-        <w:t xml:space="preserve">R</w:t>
-      </w:r>
-      <w:r>
-        <w:rPr>
-          <w:vertAlign w:val="superscript"/>
-        </w:rPr>
-        <w:t xml:space="preserve">2</w:t>
-      </w:r>
-      <w:r>
-        <w:t xml:space="preserve"> = 0.99 for JPEG, where the container tables dominate, so</w:t>
-      </w:r>
-      <w:r>
-        <w:t xml:space="preserve"> </w:t>
-      </w:r>
-      <w:r>
-        <w:t xml:space="preserve">amortization alone explains the JPEG savings almost completely (slope 0.59, i.e. the</w:t>
-      </w:r>
-      <w:r>
-        <w:t xml:space="preserve"> </w:t>
-      </w:r>
-      <w:r>
-        <w:t xml:space="preserve">600-byte figure overstates the recoverable share). For lossy WebP the same predictor</w:t>
-      </w:r>
-      <w:r>
-        <w:t xml:space="preserve"> </w:t>
-      </w:r>
-      <w:r>
-        <w:t xml:space="preserve">captures only the ordering (R</w:t>
-      </w:r>
-      <w:r>
-        <w:rPr>
-          <w:vertAlign w:val="superscript"/>
-        </w:rPr>
-        <w:t xml:space="preserve">2</w:t>
-      </w:r>
-      <w:r>
-        <w:t xml:space="preserve"> = 0.69) and badly under-predicts the</w:t>
-      </w:r>
-      <w:r>
-        <w:t xml:space="preserve"> </w:t>
-      </w:r>
-      <w:r>
-        <w:t xml:space="preserve">magnitude, the measured range of −8.5 to +19% dwarfs the predicted 0.5 to 6%, and</w:t>
-      </w:r>
-      <w:r>
-        <w:t xml:space="preserve"> </w:t>
-      </w:r>
-      <w:r>
-        <w:t xml:space="preserve">for the lossless formats the fixed-cost term fails outright</w:t>
-      </w:r>
-      <w:r>
-        <w:t xml:space="preserve"> </w:t>
-      </w:r>
-      <w:r>
-        <w:t xml:space="preserve">(R</w:t>
-      </w:r>
-      <w:r>
-        <w:rPr>
-          <w:vertAlign w:val="superscript"/>
-        </w:rPr>
-        <w:t xml:space="preserve">2</w:t>
-      </w:r>
-      <w:r>
-        <w:t xml:space="preserve"> &lt; 0.2, negative for lossless WebP). Those are precisely the</w:t>
-      </w:r>
-      <w:r>
-        <w:t xml:space="preserve"> </w:t>
-      </w:r>
-      <w:r>
-        <w:t xml:space="preserve">codecs where the adaptive-state term dominates: the shared four-segment allocation for</w:t>
-      </w:r>
-      <w:r>
-        <w:t xml:space="preserve"> </w:t>
-      </w:r>
-      <w:r>
-        <w:t xml:space="preserve">WebP, the per-scanline filter for PNG. The coupling account is thus a two-term</w:t>
-      </w:r>
-      <w:r>
-        <w:t xml:space="preserve"> </w:t>
-      </w:r>
-      <w:r>
-        <w:t xml:space="preserve">decomposition, a fixed-cost gain that is quantitatively predictive for JPEG and an</w:t>
-      </w:r>
-      <w:r>
-        <w:t xml:space="preserve"> </w:t>
-      </w:r>
-      <w:r>
-        <w:t xml:space="preserve">adaptive-state penalty that is codec-specific and, at present, characterized rather than</w:t>
-      </w:r>
-      <w:r>
-        <w:t xml:space="preserve"> </w:t>
-      </w:r>
-      <w:r>
-        <w:t xml:space="preserve">modeled; JPEG always wins because its shared cost is large and its adaptive coupling</w:t>
-      </w:r>
-      <w:r>
-        <w:t xml:space="preserve"> </w:t>
-      </w:r>
-      <w:r>
-        <w:t xml:space="preserve">weak, lossless flat art wins because a shared palette is pure fixed-cost saving, and</w:t>
-      </w:r>
-      <w:r>
-        <w:t xml:space="preserve"> </w:t>
-      </w:r>
-      <w:r>
-        <w:t xml:space="preserve">photographic WebP loses under the default encoder because the shared segments are</w:t>
-      </w:r>
-      <w:r>
-        <w:t xml:space="preserve"> </w:t>
-      </w:r>
-      <w:r>
-        <w:t xml:space="preserve">adaptive state, recovering once adaptive deblocking neutralizes the artifact.</w:t>
-      </w:r>
-    </w:p>
-    <w:p>
-      <w:pPr>
-        <w:pStyle w:val="BodyText"/>
-      </w:pPr>
-      <w:r>
-        <w:t xml:space="preserve">A first step toward modeling the second term rather than only naming it: adding a</w:t>
-      </w:r>
-      <w:r>
-        <w:t xml:space="preserve"> </w:t>
-      </w:r>
-      <w:r>
-        <w:t xml:space="preserve">content-heterogeneity feature (the mean pairwise distance of tile thumbnails) with a</w:t>
-      </w:r>
-      <w:r>
-        <w:t xml:space="preserve"> </w:t>
-      </w:r>
-      <w:r>
-        <w:t xml:space="preserve">per-codec penalty coefficient lifts a pooled cross-codec fit from</w:t>
-      </w:r>
-      <w:r>
-        <w:t xml:space="preserve"> </w:t>
-      </w:r>
-      <w:r>
-        <w:t xml:space="preserve">R</w:t>
-      </w:r>
-      <w:r>
-        <w:rPr>
-          <w:vertAlign w:val="superscript"/>
-        </w:rPr>
-        <w:t xml:space="preserve">2</w:t>
-      </w:r>
-      <w:r>
-        <w:t xml:space="preserve"> = 0.73 (fixed-cost term alone) to 0.78, and the learned penalties</w:t>
-      </w:r>
-      <w:r>
-        <w:t xml:space="preserve"> </w:t>
-      </w:r>
-      <w:r>
-        <w:t xml:space="preserve">order the codecs by their adaptive coupling exactly as the mechanism predicts (JPEG 1.2,</w:t>
-      </w:r>
-      <w:r>
-        <w:t xml:space="preserve"> </w:t>
-      </w:r>
-      <w:r>
-        <w:t xml:space="preserve">PNG 5.5, lossless WebP 12.7, lossy WebP 21.0). The modest lift shows a generic</w:t>
-      </w:r>
-      <w:r>
-        <w:t xml:space="preserve"> </w:t>
-      </w:r>
-      <w:r>
-        <w:t xml:space="preserve">heterogeneity proxy captures the direction but not the full magnitude of the penalty.</w:t>
-      </w:r>
-    </w:p>
-    <w:p>
-      <w:pPr>
-        <w:pStyle w:val="BodyText"/>
-      </w:pPr>
-      <w:r>
-        <w:t xml:space="preserve">How far can the saving be predicted from the source images alone, before building any</w:t>
-      </w:r>
-      <w:r>
-        <w:t xml:space="preserve"> </w:t>
-      </w:r>
-      <w:r>
-        <w:t xml:space="preserve">atlas? We tested this directly. Eight content classes were assembled to span extreme</w:t>
-      </w:r>
-      <w:r>
-        <w:t xml:space="preserve"> </w:t>
-      </w:r>
-      <w:r>
-        <w:t xml:space="preserve">image statistics, natural photos, emoji, flags, and avatars alongside synthetic</w:t>
-      </w:r>
-      <w:r>
-        <w:t xml:space="preserve"> </w:t>
-      </w:r>
-      <w:r>
-        <w:t xml:space="preserve">gradients, noise, UI mockups, and objects on white, and six cheap features were computed</w:t>
-      </w:r>
-      <w:r>
-        <w:t xml:space="preserve"> </w:t>
-      </w:r>
-      <w:r>
-        <w:t xml:space="preserve">per class (edge density, DCT high-frequency energy, color-histogram entropy, unique</w:t>
-      </w:r>
-      <w:r>
-        <w:t xml:space="preserve"> </w:t>
-      </w:r>
-      <w:r>
-        <w:t xml:space="preserve">colors, inter-tile heterogeneity, and luminance variance). The content-dependence is real and large: holding tile size and codec fixed, the saving</w:t>
-      </w:r>
-      <w:r>
-        <w:t xml:space="preserve"> </w:t>
-      </w:r>
-      <w:r>
-        <w:t xml:space="preserve">still varies by 16 to 41 percentage points across the eight classes (for example</w:t>
-      </w:r>
-      <w:r>
-        <w:t xml:space="preserve"> </w:t>
-      </w:r>
-      <w:r>
-        <w:t xml:space="preserve">−16% to +16% at 224 pixels under WebP), so a size-and-codec rule leaves a wide</w:t>
-      </w:r>
-      <w:r>
-        <w:t xml:space="preserve"> </w:t>
-      </w:r>
-      <w:r>
-        <w:t xml:space="preserve">residual. Yet predicting a held-out class's saving from the six features does not improve</w:t>
-      </w:r>
-      <w:r>
-        <w:t xml:space="preserve"> </w:t>
-      </w:r>
-      <w:r>
-        <w:t xml:space="preserve">on that baseline (Table 8), and it fails even on the isolated codec differential that</w:t>
-      </w:r>
-      <w:r>
-        <w:t xml:space="preserve"> </w:t>
-      </w:r>
-      <w:r>
-        <w:t xml:space="preserve">cancels the fixed-cost term (10.1 against a constant's 7.1 percentage points): the</w:t>
-      </w:r>
-      <w:r>
-        <w:t xml:space="preserve"> </w:t>
-      </w:r>
-      <w:r>
-        <w:t xml:space="preserve">adaptive-state penalty is codec-mechanistic and is not captured by these cheap source</w:t>
-      </w:r>
-      <w:r>
-        <w:t xml:space="preserve"> </w:t>
-      </w:r>
-      <w:r>
-        <w:t xml:space="preserve">features. What does recover it is a measurement, not a</w:t>
-      </w:r>
-      <w:r>
-        <w:t xml:space="preserve"> </w:t>
-      </w:r>
-      <w:r>
-        <w:t xml:space="preserve">model: a probe encode of only 10–20 tiles estimates the full-set saving to within</w:t>
-      </w:r>
-      <w:r>
-        <w:t xml:space="preserve"> </w:t>
-      </w:r>
-      <w:r>
-        <w:t xml:space="preserve">about two percentage points, and tracks the content ordering that the baseline misses</w:t>
-      </w:r>
-      <w:r>
-        <w:t xml:space="preserve"> </w:t>
-      </w:r>
-      <w:r>
-        <w:t xml:space="preserve">(within-cell rank correlation 0.86 to 1.00). The probe holds as the group grows, which is</w:t>
-      </w:r>
-      <w:r>
-        <w:t xml:space="preserve"> </w:t>
-      </w:r>
-      <w:r>
-        <w:t xml:space="preserve">where it earns its keep: a fixed 20-tile probe predicts the saving to a mean absolute error</w:t>
-      </w:r>
-      <w:r>
-        <w:t xml:space="preserve"> </w:t>
-      </w:r>
-      <w:r>
-        <w:t xml:space="preserve">of about two points at every group size from 50 to 500 tiles, and orders the tested</w:t>
-      </w:r>
-      <w:r>
-        <w:t xml:space="preserve"> </w:t>
-      </w:r>
-      <w:r>
-        <w:t xml:space="preserve">class-codec cells correctly, so on a 500-tile bundle the decision encodes just four</w:t>
-      </w:r>
-      <w:r>
-        <w:t xml:space="preserve"> </w:t>
-      </w:r>
-      <w:r>
-        <w:t xml:space="preserve">percent of the tiles through the same quality ladder. Its only slip is the WebP near-break-even regime, where the</w:t>
-      </w:r>
-      <w:r>
-        <w:t xml:space="preserve"> </w:t>
-      </w:r>
-      <w:r>
-        <w:t xml:space="preserve">shared-quantizer penalty deepens with group size faster than a small probe registers, the</w:t>
-      </w:r>
-      <w:r>
-        <w:t xml:space="preserve"> </w:t>
-      </w:r>
-      <w:r>
-        <w:t xml:space="preserve">one case a practitioner should confirm on the full set.</w:t>
-      </w:r>
-      <w:r>
-        <w:t xml:space="preserve"> </w:t>
-      </w:r>
-      <w:r>
-        <w:t xml:space="preserve">This is the empirical case for the design of Section 6.3: the right move is not to</w:t>
-      </w:r>
-      <w:r>
-        <w:t xml:space="preserve"> </w:t>
-      </w:r>
-      <w:r>
-        <w:t xml:space="preserve">model the penalty but to measure the two candidate representations, and a small probe</w:t>
-      </w:r>
-      <w:r>
-        <w:t xml:space="preserve"> </w:t>
-      </w:r>
-      <w:r>
-        <w:t xml:space="preserve">suffices, which is why the heuristic reaches the oracle out-of-sample without any content</w:t>
-      </w:r>
-      <w:r>
-        <w:t xml:space="preserve"> </w:t>
-      </w:r>
-      <w:r>
-        <w:t xml:space="preserve">model.</w:t>
-      </w:r>
-    </w:p>
-    <w:p>
-      <w:pPr>
-        <w:pStyle w:val="TableCaption"/>
-      </w:pPr>
-      <w:r>
-        <w:rPr>
-          <w:b/>
-          <w:bCs/>
-        </w:rPr>
-        <w:t xml:space="preserve">Table 8.</w:t>
-      </w:r>
-      <w:r>
-        <w:t xml:space="preserve"> </w:t>
-      </w:r>
-      <w:r>
-        <w:t xml:space="preserve">Predicting a group's atlas saving before building it, leave-one-content-class-out over eight classes spanning extreme image statistics (JPEG and WebP; 47 of 48 cells, one omitted for no overlapping quality range). Error is mean absolute error (percentage points) against the measured saving; rank is Spearman correlation with it. Six cheap source-image features do not beat a size-and-codec baseline, but a 10–20 tile probe encode predicts the saving to about two points and orders the classes far better.</w:t>
-      </w:r>
-    </w:p>
-    <w:tbl>
-      <w:tblPr>
-        <w:tblStyle w:val="Table"/>
-        <w:tblW w:type="auto" w:w="0"/>
-        <w:tblLook w:firstRow="1" w:lastRow="0" w:firstColumn="0" w:lastColumn="0" w:noHBand="0" w:noVBand="0" w:val="0020"/>
-        <w:tblCaption w:val="Table 8. Predicting a group's atlas saving before building it, leave-one-content-class-out over eight classes spanning extreme image statistics (JPEG and WebP; 47 of 48 cells, one omitted for no overlapping quality range). Error is mean absolute error (percentage points) against the measured saving; rank is Spearman correlation with it. Six cheap source-image features do not beat a size-and-codec baseline, but a 10–20 tile probe encode predicts the saving to about two points and orders the classes far better."/>
-      </w:tblPr>
-      <w:tblGrid>
-        <w:gridCol w:w="2640"/>
-        <w:gridCol w:w="2640"/>
-        <w:gridCol w:w="2640"/>
-      </w:tblGrid>
-      <w:tr>
-        <w:trPr>
-          <w:tblHeader w:val="on"/>
-        </w:trPr>
-        <w:tc>
-          <w:tcPr/>
-          <w:p>
-            <w:pPr>
-              <w:pStyle w:val="Compact"/>
-              <w:jc w:val="left"/>
-            </w:pPr>
-            <w:r>
-              <w:t xml:space="preserve">predictor</w:t>
-            </w:r>
-          </w:p>
-        </w:tc>
-        <w:tc>
-          <w:tcPr/>
-          <w:p>
-            <w:pPr>
-              <w:pStyle w:val="Compact"/>
-              <w:jc w:val="left"/>
-            </w:pPr>
-            <w:r>
-              <w:t xml:space="preserve">MAE (pp)</w:t>
-            </w:r>
-          </w:p>
-        </w:tc>
-        <w:tc>
-          <w:tcPr/>
-          <w:p>
-            <w:pPr>
-              <w:pStyle w:val="Compact"/>
-              <w:jc w:val="left"/>
-            </w:pPr>
-            <w:r>
-              <w:t xml:space="preserve">rank</w:t>
-            </w:r>
-          </w:p>
-        </w:tc>
-      </w:tr>
-      <w:tr>
-        <w:tc>
-          <w:tcPr/>
-          <w:p>
-            <w:pPr>
-              <w:pStyle w:val="Compact"/>
-              <w:jc w:val="left"/>
-            </w:pPr>
-            <w:r>
-              <w:t xml:space="preserve">size + codec + one encode (baseline)</w:t>
-            </w:r>
-          </w:p>
-        </w:tc>
-        <w:tc>
-          <w:tcPr/>
-          <w:p>
-            <w:pPr>
-              <w:pStyle w:val="Compact"/>
-              <w:jc w:val="left"/>
-            </w:pPr>
-            <w:r>
-              <w:t xml:space="preserve">4.95</w:t>
-            </w:r>
-          </w:p>
-        </w:tc>
-        <w:tc>
-          <w:tcPr/>
-          <w:p>
-            <w:pPr>
-              <w:pStyle w:val="Compact"/>
-              <w:jc w:val="left"/>
-            </w:pPr>
-            <w:r>
-              <w:t xml:space="preserve">0.86</w:t>
-            </w:r>
-          </w:p>
-        </w:tc>
-      </w:tr>
-      <w:tr>
-        <w:tc>
-          <w:tcPr/>
-          <w:p>
-            <w:pPr>
-              <w:pStyle w:val="Compact"/>
-              <w:jc w:val="left"/>
-            </w:pPr>
-            <w:r>
-              <w:t xml:space="preserve">+ six source-image features</w:t>
-            </w:r>
-          </w:p>
-        </w:tc>
-        <w:tc>
-          <w:tcPr/>
-          <w:p>
-            <w:pPr>
-              <w:pStyle w:val="Compact"/>
-              <w:jc w:val="left"/>
-            </w:pPr>
-            <w:r>
-              <w:t xml:space="preserve">6.05</w:t>
-            </w:r>
-          </w:p>
-        </w:tc>
-        <w:tc>
-          <w:tcPr/>
-          <w:p>
-            <w:pPr>
-              <w:pStyle w:val="Compact"/>
-              <w:jc w:val="left"/>
-            </w:pPr>
-            <w:r>
-              <w:t xml:space="preserve">0.84</w:t>
-            </w:r>
-          </w:p>
-        </w:tc>
-      </w:tr>
-      <w:tr>
-        <w:tc>
-          <w:tcPr/>
-          <w:p>
-            <w:pPr>
-              <w:pStyle w:val="Compact"/>
-              <w:jc w:val="left"/>
-            </w:pPr>
-            <w:r>
-              <w:t xml:space="preserve">10-tile probe encode</w:t>
-            </w:r>
-          </w:p>
-        </w:tc>
-        <w:tc>
-          <w:tcPr/>
-          <w:p>
-            <w:pPr>
-              <w:pStyle w:val="Compact"/>
-              <w:jc w:val="left"/>
-            </w:pPr>
-            <w:r>
-              <w:t xml:space="preserve">2.31</w:t>
-            </w:r>
-          </w:p>
-        </w:tc>
-        <w:tc>
-          <w:tcPr/>
-          <w:p>
-            <w:pPr>
-              <w:pStyle w:val="Compact"/>
-              <w:jc w:val="left"/>
-            </w:pPr>
-            <w:r>
-              <w:t xml:space="preserve">0.98</w:t>
-            </w:r>
-          </w:p>
-        </w:tc>
-      </w:tr>
-      <w:tr>
-        <w:tc>
-          <w:tcPr/>
-          <w:p>
-            <w:pPr>
-              <w:pStyle w:val="Compact"/>
-              <w:jc w:val="left"/>
-            </w:pPr>
-            <w:r>
-              <w:t xml:space="preserve">20-tile probe encode</w:t>
-            </w:r>
-          </w:p>
-        </w:tc>
-        <w:tc>
-          <w:tcPr/>
-          <w:p>
-            <w:pPr>
-              <w:pStyle w:val="Compact"/>
-              <w:jc w:val="left"/>
-            </w:pPr>
-            <w:r>
-              <w:t xml:space="preserve">1.62</w:t>
-            </w:r>
-          </w:p>
-        </w:tc>
-        <w:tc>
-          <w:tcPr/>
-          <w:p>
-            <w:pPr>
-              <w:pStyle w:val="Compact"/>
-              <w:jc w:val="left"/>
-            </w:pPr>
-            <w:r>
-              <w:t xml:space="preserve">0.98</w:t>
-            </w:r>
-          </w:p>
-        </w:tc>
-      </w:tr>
-    </w:tbl>
-    <w:p>
-      <w:pPr>
-        <w:pStyle w:val="BodyText"/>
-      </w:pPr>
-      <w:r>
-        <w:t xml:space="preserve">The spectrum has a hard end. Individual serving costs</w:t>
-      </w:r>
-      <w:r>
-        <w:t xml:space="preserve"> </w:t>
-      </w:r>
-      <w:r>
-        <w:t xml:space="preserve">Σ</w:t>
-      </w:r>
-      <w:r>
-        <w:rPr>
-          <w:vertAlign w:val="subscript"/>
-        </w:rPr>
-        <w:t xml:space="preserve">i</w:t>
-      </w:r>
-      <w:r>
-        <w:t xml:space="preserve"> (H</w:t>
-      </w:r>
-      <w:r>
-        <w:rPr>
-          <w:vertAlign w:val="subscript"/>
-        </w:rPr>
-        <w:t xml:space="preserve">i</w:t>
-      </w:r>
-      <w:r>
-        <w:t xml:space="preserve"> + C</w:t>
-      </w:r>
-      <w:r>
-        <w:rPr>
-          <w:vertAlign w:val="subscript"/>
-        </w:rPr>
-        <w:t xml:space="preserve">i</w:t>
-      </w:r>
-      <w:r>
-        <w:t xml:space="preserve">(x</w:t>
-      </w:r>
-      <w:r>
-        <w:rPr>
-          <w:vertAlign w:val="subscript"/>
-        </w:rPr>
-        <w:t xml:space="preserve">i</w:t>
-      </w:r>
-      <w:r>
-        <w:t xml:space="preserve">)), where</w:t>
-      </w:r>
-      <w:r>
-        <w:t xml:space="preserve"> </w:t>
-      </w:r>
-      <w:r>
-        <w:t xml:space="preserve">H</w:t>
-      </w:r>
-      <w:r>
-        <w:rPr>
-          <w:vertAlign w:val="subscript"/>
-        </w:rPr>
-        <w:t xml:space="preserve">i</w:t>
-      </w:r>
-      <w:r>
-        <w:t xml:space="preserve"> </w:t>
-      </w:r>
-      <w:r>
-        <w:t xml:space="preserve">is a file's fixed overhead and C</w:t>
-      </w:r>
-      <w:r>
-        <w:rPr>
-          <w:vertAlign w:val="subscript"/>
-        </w:rPr>
-        <w:t xml:space="preserve">i</w:t>
-      </w:r>
-      <w:r>
-        <w:t xml:space="preserve"> </w:t>
-      </w:r>
-      <w:r>
-        <w:t xml:space="preserve">its compressed payload under</w:t>
-      </w:r>
-      <w:r>
-        <w:t xml:space="preserve"> </w:t>
-      </w:r>
-      <w:r>
-        <w:t xml:space="preserve">state tuned to that image; an atlas costs</w:t>
-      </w:r>
-      <w:r>
-        <w:t xml:space="preserve"> </w:t>
-      </w:r>
-      <w:r>
-        <w:t xml:space="preserve">H + C(x</w:t>
-      </w:r>
-      <w:r>
-        <w:rPr>
-          <w:vertAlign w:val="subscript"/>
-        </w:rPr>
-        <w:t xml:space="preserve">1</w:t>
-      </w:r>
-      <w:r>
-        <w:t xml:space="preserve">..x</w:t>
-      </w:r>
-      <w:r>
-        <w:rPr>
-          <w:vertAlign w:val="subscript"/>
-        </w:rPr>
-        <w:t xml:space="preserve">N</w:t>
-      </w:r>
-      <w:r>
-        <w:t xml:space="preserve">; θ) with one shared header and</w:t>
-      </w:r>
-      <w:r>
-        <w:t xml:space="preserve"> </w:t>
-      </w:r>
-      <w:r>
-        <w:t xml:space="preserve">one shared adaptive state θ. Bundling wins only when the saved overhead</w:t>
-      </w:r>
-      <w:r>
-        <w:t xml:space="preserve"> </w:t>
-      </w:r>
-      <w:r>
-        <w:t xml:space="preserve">Σ</w:t>
-      </w:r>
-      <w:r>
-        <w:rPr>
-          <w:vertAlign w:val="subscript"/>
-        </w:rPr>
-        <w:t xml:space="preserve">i</w:t>
-      </w:r>
-      <w:r>
-        <w:t xml:space="preserve"> H</w:t>
-      </w:r>
-      <w:r>
-        <w:rPr>
-          <w:vertAlign w:val="subscript"/>
-        </w:rPr>
-        <w:t xml:space="preserve">i</w:t>
-      </w:r>
-      <w:r>
-        <w:t xml:space="preserve"> − H exceeds the cost of replacing</w:t>
-      </w:r>
-      <w:r>
-        <w:t xml:space="preserve"> </w:t>
-      </w:r>
-      <w:r>
-        <w:t xml:space="preserve">each image's optimal state by the shared θ. For large, unrelated photographs</w:t>
-      </w:r>
-      <w:r>
-        <w:t xml:space="preserve"> </w:t>
-      </w:r>
-      <w:r>
-        <w:t xml:space="preserve">H</w:t>
-      </w:r>
-      <w:r>
-        <w:rPr>
-          <w:vertAlign w:val="subscript"/>
-        </w:rPr>
-        <w:t xml:space="preserve">i</w:t>
-      </w:r>
-      <w:r>
-        <w:t xml:space="preserve">/C</w:t>
-      </w:r>
-      <w:r>
-        <w:rPr>
-          <w:vertAlign w:val="subscript"/>
-        </w:rPr>
-        <w:t xml:space="preserve">i</w:t>
-      </w:r>
-      <w:r>
-        <w:t xml:space="preserve"> → 0: almost no fixed overhead remains to</w:t>
-      </w:r>
-      <w:r>
-        <w:t xml:space="preserve"> </w:t>
-      </w:r>
-      <w:r>
-        <w:t xml:space="preserve">amortize while any adaptation penalty persists, so a single browser-decodable pixel</w:t>
-      </w:r>
-      <w:r>
-        <w:t xml:space="preserve"> </w:t>
-      </w:r>
-      <w:r>
-        <w:t xml:space="preserve">atlas is not expected to beat independently-optimized files for a sufficiently large,</w:t>
-      </w:r>
-      <w:r>
-        <w:t xml:space="preserve"> </w:t>
-      </w:r>
-      <w:r>
-        <w:t xml:space="preserve">heterogeneous photographic corpus. This is the</w:t>
-      </w:r>
-      <w:r>
-        <w:t xml:space="preserve"> </w:t>
-      </w:r>
-      <w:r>
-        <w:t xml:space="preserve">boundary the measurements trace, JPEG's advantage falling from +30% at 56 px to +3%</w:t>
-      </w:r>
-      <w:r>
-        <w:t xml:space="preserve"> </w:t>
-      </w:r>
-      <w:r>
-        <w:t xml:space="preserve">at 224 px, and it is why the byte-bundle, which shares only transport, is the</w:t>
-      </w:r>
-      <w:r>
-        <w:t xml:space="preserve"> </w:t>
-      </w:r>
-      <w:r>
-        <w:t xml:space="preserve">principled zero-coupling endpoint rather than a fallback. The open direction is to</w:t>
-      </w:r>
-      <w:r>
-        <w:t xml:space="preserve"> </w:t>
-      </w:r>
-      <w:r>
-        <w:t xml:space="preserve">decouple adaptation spatially while keeping single-resource amortization: WebP's lossless</w:t>
-      </w:r>
-      <w:r>
-        <w:t xml:space="preserve"> </w:t>
-      </w:r>
-      <w:r>
-        <w:t xml:space="preserve">format already carries a spatially-varying entropy image (meta-prefix groups), and</w:t>
-      </w:r>
-      <w:r>
-        <w:t xml:space="preserve"> </w:t>
-      </w:r>
-      <w:r>
-        <w:t xml:space="preserve">aligning that grid to atlas tile boundaries, which today requires instrumenting the</w:t>
-      </w:r>
-      <w:r>
-        <w:t xml:space="preserve"> </w:t>
-      </w:r>
-      <w:r>
-        <w:t xml:space="preserve">encoder, is the most promising route to a lossless photographic atlas that wins on</w:t>
-      </w:r>
-      <w:r>
-        <w:t xml:space="preserve"> </w:t>
-      </w:r>
-      <w:r>
-        <w:t xml:space="preserve">bytes.</w:t>
-      </w:r>
-    </w:p>
-    <w:bookmarkEnd w:id="55"/>
-    <w:bookmarkStart w:id="59" w:name="cache-invalidation-and-delta-updates"/>
-    <w:p>
-      <w:pPr>
-        <w:pStyle w:val="Heading3"/>
-      </w:pPr>
-      <w:r>
-        <w:t xml:space="preserve">6.2  Cache invalidation and delta updates</w:t>
+        <w:t xml:space="preserve">A.3  Cache invalidation and delta updates</w:t>
       </w:r>
     </w:p>
     <w:p>
@@ -11126,7 +13360,7 @@
         <w:t xml:space="preserve"> </w:t>
       </w:r>
       <w:r>
-        <w:t xml:space="preserve">explicit (Figure 4). Serving immutable individual files is the granularity ideal, a</w:t>
+        <w:t xml:space="preserve">explicit (Figure 5). Serving immutable individual files is the granularity ideal, a</w:t>
       </w:r>
       <w:r>
         <w:t xml:space="preserve"> </w:t>
@@ -11198,18 +13432,18 @@
           <wp:inline>
             <wp:extent cx="5334000" cy="3048000"/>
             <wp:effectExtent b="0" l="0" r="0" t="0"/>
-            <wp:docPr descr="" title="" id="57" name="Picture"/>
+            <wp:docPr descr="" title="" id="65" name="Picture"/>
             <a:graphic>
               <a:graphicData uri="http://schemas.openxmlformats.org/drawingml/2006/picture">
                 <pic:pic>
                   <pic:nvPicPr>
-                    <pic:cNvPr descr="file:///E:/tmp/tmpcw57_9s_/svg3.png" id="58" name="Picture"/>
+                    <pic:cNvPr descr="file:///E:/tmp/tmpdvdj1l32/svg4.png" id="66" name="Picture"/>
                     <pic:cNvPicPr>
                       <a:picLocks noChangeArrowheads="1" noChangeAspect="1"/>
                     </pic:cNvPicPr>
                   </pic:nvPicPr>
                   <pic:blipFill>
-                    <a:blip r:embed="rId56"/>
+                    <a:blip r:embed="rId64"/>
                     <a:stretch>
                       <a:fillRect/>
                     </a:stretch>
@@ -11245,7 +13479,7 @@
           <w:b/>
           <w:bCs/>
         </w:rPr>
-        <w:t xml:space="preserve">Figure 4.</w:t>
+        <w:t xml:space="preserve">Figure 5.</w:t>
       </w:r>
       <w:r>
         <w:t xml:space="preserve"> </w:t>
@@ -11254,14 +13488,14 @@
         <w:t xml:space="preserve">Warm-cache re-download: bytes a returning client fetches after a deploy changes a fraction of a 200-tile WebP collection (log scale; full fresh download 1,474,036 B; mean of 20 random deploys per rate). A single atlas re-fetches almost everything on any change; 16 chunks scale with churn; dictionary-delta serving tracks the individual-file optimum and undercuts it at high churn.</w:t>
       </w:r>
     </w:p>
-    <w:bookmarkEnd w:id="59"/>
-    <w:bookmarkStart w:id="63" w:name="a-calibrated-construction-heuristic"/>
+    <w:bookmarkEnd w:id="67"/>
+    <w:bookmarkStart w:id="68" w:name="a.4-choosing-a-rendering-mechanism"/>
     <w:p>
       <w:pPr>
         <w:pStyle w:val="Heading3"/>
       </w:pPr>
       <w:r>
-        <w:t xml:space="preserve">6.3  A calibrated construction heuristic</w:t>
+        <w:t xml:space="preserve">A.4  Choosing a rendering mechanism</w:t>
       </w:r>
     </w:p>
     <w:p>
@@ -11269,413 +13503,214 @@
         <w:pStyle w:val="FirstParagraph"/>
       </w:pPr>
       <w:r>
-        <w:t xml:space="preserve">The cost above is not minimized by blind search; instead the measured curves calibrate a</w:t>
-      </w:r>
-      <w:r>
-        <w:t xml:space="preserve"> </w:t>
-      </w:r>
-      <w:r>
-        <w:t xml:space="preserve">greedy heuristic, implemented as a command-line tool (</w:t>
+        <w:t xml:space="preserve">Selecting a representation is only half of deployment; the four ways to show a bundled</w:t>
+      </w:r>
+      <w:r>
+        <w:t xml:space="preserve"> </w:t>
+      </w:r>
+      <w:r>
+        <w:t xml:space="preserve">tile (Section 3.1) are not interchangeable in a production page, because they differ</w:t>
+      </w:r>
+      <w:r>
+        <w:t xml:space="preserve"> </w:t>
+      </w:r>
+      <w:r>
+        <w:t xml:space="preserve">in native image semantics, accessibility, loading control, and browser support</w:t>
+      </w:r>
+      <w:r>
+        <w:t xml:space="preserve"> </w:t>
+      </w:r>
+      <w:r>
+        <w:t xml:space="preserve">(Table 10). A CSS pixel atlas shown through</w:t>
+      </w:r>
+      <w:r>
+        <w:t xml:space="preserve"> </w:t>
       </w:r>
       <w:r>
         <w:rPr>
           <w:rStyle w:val="VerbatimChar"/>
         </w:rPr>
-        <w:t xml:space="preserve">atlas_optimizer</w:t>
-      </w:r>
-      <w:r>
-        <w:t xml:space="preserve">,</w:t>
-      </w:r>
-      <w:r>
-        <w:t xml:space="preserve"> </w:t>
-      </w:r>
-      <w:r>
-        <w:t xml:space="preserve">released with the study). The tool folds exact duplicates into shared coordinates;</w:t>
-      </w:r>
-      <w:r>
-        <w:t xml:space="preserve"> </w:t>
-      </w:r>
-      <w:r>
-        <w:t xml:space="preserve">partitions tiles by update cadence, lossless requirement, and dimensions; and routes each</w:t>
-      </w:r>
-      <w:r>
-        <w:t xml:space="preserve"> </w:t>
-      </w:r>
-      <w:r>
-        <w:t xml:space="preserve">group (Figure 5). For a lossy group the routing is not decided by tile size alone: the</w:t>
-      </w:r>
-      <w:r>
-        <w:t xml:space="preserve"> </w:t>
-      </w:r>
-      <w:r>
-        <w:t xml:space="preserve">tool encodes both a pixel atlas and a byte-bundle and keeps the atlas only if it is</w:t>
-      </w:r>
-      <w:r>
-        <w:t xml:space="preserve"> </w:t>
-      </w:r>
-      <w:r>
-        <w:t xml:space="preserve">strictly smaller</w:t>
+        <w:t xml:space="preserve">background-position</w:t>
+      </w:r>
+      <w:r>
+        <w:t xml:space="preserve"> </w:t>
+      </w:r>
+      <w:r>
+        <w:t xml:space="preserve">is</w:t>
+      </w:r>
+      <w:r>
+        <w:t xml:space="preserve"> </w:t>
+      </w:r>
+      <w:r>
+        <w:t xml:space="preserve">universally supported and ideal for decorative icons, but a background image is not an</w:t>
       </w:r>
       <w:r>
         <w:t xml:space="preserve"> </w:t>
       </w:r>
       <w:r>
         <w:rPr>
-          <w:i/>
-          <w:iCs/>
+          <w:rStyle w:val="VerbatimChar"/>
         </w:rPr>
-        <w:t xml:space="preserve">and</w:t>
-      </w:r>
-      <w:r>
-        <w:t xml:space="preserve"> </w:t>
-      </w:r>
-      <w:r>
-        <w:t xml:space="preserve">passes a per-tile quality gate, so it never adopts an atlas</w:t>
-      </w:r>
-      <w:r>
-        <w:t xml:space="preserve"> </w:t>
-      </w:r>
-      <w:r>
-        <w:t xml:space="preserve">that loses bytes or damages a subset of tiles. The gate is exactly the tail constraint of</w:t>
-      </w:r>
-      <w:r>
-        <w:t xml:space="preserve"> </w:t>
-      </w:r>
-      <w:r>
-        <w:t xml:space="preserve">Section 5.1: the atlas's worst per-tile SSIM must clear an absolute floor (default</w:t>
-      </w:r>
-      <w:r>
-        <w:t xml:space="preserve"> </w:t>
-      </w:r>
-      <w:r>
-        <w:t xml:space="preserve">0.90) and its 5th percentile must stay within a small tolerance of the byte-bundle's,</w:t>
-      </w:r>
-      <w:r>
-        <w:t xml:space="preserve"> </w:t>
-      </w:r>
-      <w:r>
-        <w:t xml:space="preserve">which carries individual-file quality. On the flat-art set treated as lossy, for instance,</w:t>
-      </w:r>
-      <w:r>
-        <w:t xml:space="preserve"> </w:t>
-      </w:r>
-      <w:r>
-        <w:t xml:space="preserve">a pixel atlas would save 19% of bytes but drives one tile to 0.87 SSIM, so the tool</w:t>
-      </w:r>
-      <w:r>
-        <w:t xml:space="preserve"> </w:t>
-      </w:r>
-      <w:r>
-        <w:t xml:space="preserve">rejects it and emits the byte-bundle instead. Lossless groups take the smaller of a</w:t>
-      </w:r>
-      <w:r>
-        <w:t xml:space="preserve"> </w:t>
-      </w:r>
-      <w:r>
-        <w:t xml:space="preserve">byte-bundle and a WebP-lossless strip, tiny groups stay individual, and every bundle is</w:t>
-      </w:r>
-      <w:r>
-        <w:t xml:space="preserve"> </w:t>
-      </w:r>
-      <w:r>
-        <w:t xml:space="preserve">chunked. It emits the atlas and bundle files, a CSS coordinate map, a loader snippet, and</w:t>
-      </w:r>
-      <w:r>
-        <w:t xml:space="preserve"> </w:t>
-      </w:r>
-      <w:r>
-        <w:t xml:space="preserve">a per-group savings report that records the measured decision and the per-tile SSIM tails.</w:t>
-      </w:r>
-      <w:r>
-        <w:t xml:space="preserve"> </w:t>
-      </w:r>
-      <w:r>
-        <w:t xml:space="preserve">Validated against the study's own asset sets, it converts 521</w:t>
-      </w:r>
-      <w:r>
-        <w:t xml:space="preserve"> </w:t>
-      </w:r>
-      <w:r>
-        <w:t xml:space="preserve">flat-art tiles into four WebP-lossless strip-atlas chunks (the byte-optimal choice for</w:t>
-      </w:r>
-      <w:r>
-        <w:t xml:space="preserve"> </w:t>
-      </w:r>
-      <w:r>
-        <w:t xml:space="preserve">this lossless class; declaring them lossy-encodable instead routes them to a byte-bundle,</w:t>
-      </w:r>
-      <w:r>
-        <w:t xml:space="preserve"> </w:t>
-      </w:r>
-      <w:r>
-        <w:t xml:space="preserve">since the pixel atlas that would save 19% of bytes fails the quality gate), and 521</w:t>
-      </w:r>
-      <w:r>
-        <w:t xml:space="preserve"> </w:t>
-      </w:r>
-      <w:r>
-        <w:t xml:space="preserve">photographic thumbnails, 119 of them exact repeats, into four self-describing byte-bundle</w:t>
-      </w:r>
-      <w:r>
-        <w:t xml:space="preserve"> </w:t>
-      </w:r>
-      <w:r>
-        <w:t xml:space="preserve">chunks that collapse 521 requests to four at the deduplicated byte cost (21% below</w:t>
-      </w:r>
-      <w:r>
-        <w:t xml:space="preserve"> </w:t>
-      </w:r>
-      <w:r>
-        <w:t xml:space="preserve">per-reference serving, almost all of it the folded repeats, as on the real directory</w:t>
-      </w:r>
-      <w:r>
-        <w:t xml:space="preserve"> </w:t>
-      </w:r>
-      <w:r>
-        <w:t xml:space="preserve">below). An accounting check confirms the emitted bytes and request count equal what the</w:t>
-      </w:r>
-      <w:r>
-        <w:t xml:space="preserve"> </w:t>
-      </w:r>
-      <w:r>
-        <w:t xml:space="preserve">tool reports.</w:t>
-      </w:r>
-    </w:p>
-    <w:p>
-      <w:pPr>
-        <w:pStyle w:val="CaptionedFigure"/>
-      </w:pPr>
-      <w:r>
-        <w:drawing>
-          <wp:inline>
-            <wp:extent cx="5334000" cy="4644683"/>
-            <wp:effectExtent b="0" l="0" r="0" t="0"/>
-            <wp:docPr descr="" title="" id="61" name="Picture"/>
-            <a:graphic>
-              <a:graphicData uri="http://schemas.openxmlformats.org/drawingml/2006/picture">
-                <pic:pic>
-                  <pic:nvPicPr>
-                    <pic:cNvPr descr="file:///E:/tmp/tmpcw57_9s_/svg4.png" id="62" name="Picture"/>
-                    <pic:cNvPicPr>
-                      <a:picLocks noChangeArrowheads="1" noChangeAspect="1"/>
-                    </pic:cNvPicPr>
-                  </pic:nvPicPr>
-                  <pic:blipFill>
-                    <a:blip r:embed="rId60"/>
-                    <a:stretch>
-                      <a:fillRect/>
-                    </a:stretch>
-                  </pic:blipFill>
-                  <pic:spPr bwMode="auto">
-                    <a:xfrm>
-                      <a:off x="0" y="0"/>
-                      <a:ext cx="5334000" cy="4644683"/>
-                    </a:xfrm>
-                    <a:prstGeom prst="rect">
-                      <a:avLst/>
-                    </a:prstGeom>
-                    <a:noFill/>
-                    <a:ln w="9525">
-                      <a:noFill/>
-                      <a:headEnd/>
-                      <a:tailEnd/>
-                    </a:ln>
-                  </pic:spPr>
-                </pic:pic>
-              </a:graphicData>
-            </a:graphic>
-          </wp:inline>
-        </w:drawing>
-      </w:r>
-    </w:p>
-    <w:p>
-      <w:pPr>
-        <w:pStyle w:val="ImageCaption"/>
+        <w:t xml:space="preserve">&lt;img&gt;</w:t>
+      </w:r>
+      <w:r>
+        <w:t xml:space="preserve">: it carries no intrinsic alt text (accessibility must come from</w:t>
+      </w:r>
+      <w:r>
+        <w:t xml:space="preserve"> </w:t>
+      </w:r>
+      <w:r>
+        <w:t xml:space="preserve">surrounding ARIA), does not participate in native lazy loading or</w:t>
+      </w:r>
+      <w:r>
+        <w:t xml:space="preserve"> </w:t>
+      </w:r>
+      <w:r>
+        <w:rPr>
+          <w:rStyle w:val="VerbatimChar"/>
+        </w:rPr>
+        <w:t xml:space="preserve">fetchpriority</w:t>
+      </w:r>
+      <w:r>
+        <w:t xml:space="preserve">, and is inappropriate for content images that must be</w:t>
+      </w:r>
+      <w:r>
+        <w:t xml:space="preserve"> </w:t>
+      </w:r>
+      <w:r>
+        <w:t xml:space="preserve">announced. A cropped</w:t>
+      </w:r>
+      <w:r>
+        <w:t xml:space="preserve"> </w:t>
+      </w:r>
+      <w:r>
+        <w:rPr>
+          <w:rStyle w:val="VerbatimChar"/>
+        </w:rPr>
+        <w:t xml:space="preserve">&lt;img&gt;</w:t>
+      </w:r>
+      <w:r>
+        <w:t xml:space="preserve"> </w:t>
+      </w:r>
+      <w:r>
+        <w:t xml:space="preserve">in an</w:t>
+      </w:r>
+      <w:r>
+        <w:t xml:space="preserve"> </w:t>
+      </w:r>
+      <w:r>
+        <w:rPr>
+          <w:rStyle w:val="VerbatimChar"/>
+        </w:rPr>
+        <w:t xml:space="preserve">overflow:hidden</w:t>
+      </w:r>
+      <w:r>
+        <w:t xml:space="preserve"> </w:t>
+      </w:r>
+      <w:r>
+        <w:t xml:space="preserve">wrapper</w:t>
+      </w:r>
+      <w:r>
+        <w:t xml:space="preserve"> </w:t>
+      </w:r>
+      <w:r>
+        <w:t xml:space="preserve">keeps alt text and native loading and works cross-browser;</w:t>
+      </w:r>
+      <w:r>
+        <w:t xml:space="preserve"> </w:t>
+      </w:r>
+      <w:r>
+        <w:rPr>
+          <w:rStyle w:val="VerbatimChar"/>
+        </w:rPr>
+        <w:t xml:space="preserve">object-view-box</w:t>
+      </w:r>
+      <w:r>
+        <w:t xml:space="preserve"> </w:t>
+      </w:r>
+      <w:r>
+        <w:t xml:space="preserve">gives the same with less markup but is Chromium-only and should not be treated as a</w:t>
+      </w:r>
+      <w:r>
+        <w:t xml:space="preserve"> </w:t>
+      </w:r>
+      <w:r>
+        <w:t xml:space="preserve">generally deployable solution. A byte-bundle reconstructs real per-tile</w:t>
+      </w:r>
+      <w:r>
+        <w:t xml:space="preserve"> </w:t>
+      </w:r>
+      <w:r>
+        <w:rPr>
+          <w:rStyle w:val="VerbatimChar"/>
+        </w:rPr>
+        <w:t xml:space="preserve">&lt;img&gt;</w:t>
+      </w:r>
+      <w:r>
+        <w:t xml:space="preserve"> </w:t>
+      </w:r>
+      <w:r>
+        <w:t xml:space="preserve">elements from blob URLs, so it recovers full image semantics at</w:t>
+      </w:r>
+      <w:r>
+        <w:t xml:space="preserve"> </w:t>
+      </w:r>
+      <w:r>
+        <w:t xml:space="preserve">the cost of a small loader script and its content-security-policy implications, which</w:t>
+      </w:r>
+      <w:r>
+        <w:t xml:space="preserve"> </w:t>
+      </w:r>
+      <w:r>
+        <w:t xml:space="preserve">makes it the natural choice for heterogeneous or content-bearing photographs. The selector</w:t>
+      </w:r>
+      <w:r>
+        <w:t xml:space="preserve"> </w:t>
+      </w:r>
+      <w:r>
+        <w:t xml:space="preserve">of Section 6.2 chooses the byte layout; this table chooses the display mechanism, and</w:t>
+      </w:r>
+      <w:r>
+        <w:t xml:space="preserve"> </w:t>
+      </w:r>
+      <w:r>
+        <w:t xml:space="preserve">the two decisions compose.</w:t>
+      </w:r>
+    </w:p>
+    <w:p>
+      <w:pPr>
+        <w:pStyle w:val="TableCaption"/>
       </w:pPr>
       <w:r>
         <w:rPr>
           <w:b/>
           <w:bCs/>
         </w:rPr>
-        <w:t xml:space="preserve">Figure 5.</w:t>
-      </w:r>
-      <w:r>
-        <w:t xml:space="preserve"> </w:t>
-      </w:r>
-      <w:r>
-        <w:t xml:space="preserve">The construction heuristic as implemented in</w:t>
-      </w:r>
-      <w:r>
-        <w:t xml:space="preserve"> </w:t>
-      </w:r>
-      <w:r>
-        <w:rPr>
-          <w:rStyle w:val="VerbatimChar"/>
-        </w:rPr>
-        <w:t xml:space="preserve">atlas_optimizer</w:t>
-      </w:r>
-      <w:r>
-        <w:t xml:space="preserve">. Exact duplicates collapse to shared coordinates; tiles are grouped by update cadence, lossless requirement, and dimensions; each group is routed by a short decision cascade to individual files, a pixel atlas, or a byte-bundle. The lossy branch is decided by measurement: a pixel atlas is chosen only if it is smaller than the byte-bundle and clears a per-tile SSIM floor, and lossless groups keep the smaller of a byte-bundle and a WebP-lossless strip. Groups are chunked for bounded cache invalidation and memory, and the tool emits the atlas and bundle files, a CSS coordinate map, a loader, and a savings report; piecewise updates can be served as dictionary deltas. This is the procedure evaluated against the oracle in Table 9.</w:t>
-      </w:r>
-    </w:p>
-    <w:p>
-      <w:pPr>
-        <w:pStyle w:val="BodyText"/>
-      </w:pPr>
-      <w:r>
-        <w:t xml:space="preserve">Because those asset sets also shaped the rules, a fair test requires collections the</w:t>
-      </w:r>
-      <w:r>
-        <w:t xml:space="preserve"> </w:t>
-      </w:r>
-      <w:r>
-        <w:t xml:space="preserve">heuristic never saw. We evaluate it on five independent corpora, Noto emoji, OpenMoji,</w:t>
-      </w:r>
-      <w:r>
-        <w:t xml:space="preserve"> </w:t>
-      </w:r>
-      <w:r>
-        <w:t xml:space="preserve">country flags, Flickr photographs, and Robohash avatars, none of which were used in</w:t>
-      </w:r>
-      <w:r>
-        <w:t xml:space="preserve"> </w:t>
-      </w:r>
-      <w:r>
-        <w:t xml:space="preserve">calibration, against an offline oracle that enumerates the candidate configurations and</w:t>
-      </w:r>
-      <w:r>
-        <w:t xml:space="preserve"> </w:t>
-      </w:r>
-      <w:r>
-        <w:t xml:space="preserve">returns the byte-optimal one (Table 9). Each group carries one measured tiebreak:</w:t>
-      </w:r>
-      <w:r>
-        <w:t xml:space="preserve"> </w:t>
-      </w:r>
-      <w:r>
-        <w:t xml:space="preserve">for a lossless group the heuristic keeps the smaller of a byte-bundle and a WebP-lossless</w:t>
-      </w:r>
-      <w:r>
-        <w:t xml:space="preserve"> </w:t>
-      </w:r>
-      <w:r>
-        <w:t xml:space="preserve">strip, since neither dominates (a strip wins on OpenMoji and Robohash, a byte-bundle on</w:t>
-      </w:r>
-      <w:r>
-        <w:t xml:space="preserve"> </w:t>
-      </w:r>
-      <w:r>
-        <w:t xml:space="preserve">Noto). With that tiebreak the heuristic's automatic choice equals the oracle on all five</w:t>
-      </w:r>
-      <w:r>
-        <w:t xml:space="preserve"> </w:t>
-      </w:r>
-      <w:r>
-        <w:t xml:space="preserve">corpora (0% regret, i.e. zero excess bytes over the oracle's choice), including the two</w:t>
-      </w:r>
-      <w:r>
-        <w:t xml:space="preserve"> </w:t>
-      </w:r>
-      <w:r>
-        <w:t xml:space="preserve">content types, generated avatars and a second emoji vendor, that most differ from the</w:t>
-      </w:r>
-      <w:r>
-        <w:t xml:space="preserve"> </w:t>
-      </w:r>
-      <w:r>
-        <w:t xml:space="preserve">calibration sets. This is the property that matters for a deployable tool: on collections</w:t>
-      </w:r>
-      <w:r>
-        <w:t xml:space="preserve"> </w:t>
-      </w:r>
-      <w:r>
-        <w:t xml:space="preserve">it was not built from, it chooses the byte-optimal configuration. This comparison is on</w:t>
-      </w:r>
-      <w:r>
-        <w:t xml:space="preserve"> </w:t>
-      </w:r>
-      <w:r>
-        <w:t xml:space="preserve">bytes; the per-tile quality floor is an additional safety constraint that overrides a</w:t>
-      </w:r>
-      <w:r>
-        <w:t xml:space="preserve"> </w:t>
-      </w:r>
-      <w:r>
-        <w:t xml:space="preserve">byte-optimal atlas only where it would push a tile below the floor.</w:t>
-      </w:r>
-    </w:p>
-    <w:p>
-      <w:pPr>
-        <w:pStyle w:val="BodyText"/>
-      </w:pPr>
-      <w:r>
-        <w:t xml:space="preserve">The value is in choosing, not in any single layout. Table 9 also scores three</w:t>
-      </w:r>
-      <w:r>
-        <w:t xml:space="preserve"> </w:t>
-      </w:r>
-      <w:r>
-        <w:t xml:space="preserve">fixed rules a developer might hardcode, each still allowed the best admissible codec:</w:t>
-      </w:r>
-      <w:r>
-        <w:t xml:space="preserve"> </w:t>
-      </w:r>
-      <w:r>
-        <w:t xml:space="preserve">always build one pixel atlas, always byte-bundle, or always strip-pack. Every one is</w:t>
-      </w:r>
-      <w:r>
-        <w:t xml:space="preserve"> </w:t>
-      </w:r>
-      <w:r>
-        <w:t xml:space="preserve">beaten on at least one corpus (mean regret 5.8%, 9.4%, and 186%; always-strip alone costs</w:t>
-      </w:r>
-      <w:r>
-        <w:t xml:space="preserve"> </w:t>
-      </w:r>
-      <w:r>
-        <w:t xml:space="preserve">+643% on photographs, where a lossless strip is disastrous), because the byte-optimal</w:t>
-      </w:r>
-      <w:r>
-        <w:t xml:space="preserve"> </w:t>
-      </w:r>
-      <w:r>
-        <w:t xml:space="preserve">layout flips with content: strips win on the sparse OpenMoji and Robohash sets, a</w:t>
-      </w:r>
-      <w:r>
-        <w:t xml:space="preserve"> </w:t>
-      </w:r>
-      <w:r>
-        <w:t xml:space="preserve">byte-bundle wins on dense Noto and on photographs, a pixel atlas wins on the flat-color</w:t>
-      </w:r>
-      <w:r>
-        <w:t xml:space="preserve"> </w:t>
-      </w:r>
-      <w:r>
-        <w:t xml:space="preserve">flags. The calibrated heuristic tracks those flips to zero regret; no fixed rule</w:t>
-      </w:r>
-      <w:r>
-        <w:t xml:space="preserve"> </w:t>
-      </w:r>
-      <w:r>
-        <w:t xml:space="preserve">does.</w:t>
-      </w:r>
-    </w:p>
-    <w:p>
-      <w:pPr>
-        <w:pStyle w:val="TableCaption"/>
-      </w:pPr>
-      <w:r>
-        <w:rPr>
-          <w:b/>
-          <w:bCs/>
-        </w:rPr>
-        <w:t xml:space="preserve">Table 9.</w:t>
-      </w:r>
-      <w:r>
-        <w:t xml:space="preserve"> </w:t>
-      </w:r>
-      <w:r>
-        <w:t xml:space="preserve">Out-of-sample evaluation of the construction heuristic on five independent corpora that played no role in its calibration (Noto emoji, OpenMoji, country flags, Flickr photos, Robohash avatars; 100 tiles each). An offline oracle enumerates every candidate configuration (individual, grid atlas, strip atlas, byte-bundle across the admissible codecs) at matched quality and reports the byte-optimal one; regret is a policy's bytes over the oracle's. The last three columns are simple fixed-layout rules a developer might hardcode, each still allowed the best admissible codec (individual files cost the same bytes as a byte-bundle). The calibrated heuristic matches the oracle on all five corpora; every fixed rule is beaten on at least one, because the winning layout is content-dependent. Smaller regret is better.</w:t>
+        <w:t xml:space="preserve">Table 10.</w:t>
+      </w:r>
+      <w:r>
+        <w:t xml:space="preserve"> </w:t>
+      </w:r>
+      <w:r>
+        <w:t xml:space="preserve">Display mechanisms for a bundled tile and how they differ in</w:t>
+      </w:r>
+      <w:r>
+        <w:t xml:space="preserve"> </w:t>
+      </w:r>
+      <w:r>
+        <w:t xml:space="preserve">production. All four paint after a single atlas or bundle fetch; they diverge on image</w:t>
+      </w:r>
+      <w:r>
+        <w:t xml:space="preserve"> </w:t>
+      </w:r>
+      <w:r>
+        <w:t xml:space="preserve">semantics, accessibility, loading control, and support. Pick the byte layout with the</w:t>
+      </w:r>
+      <w:r>
+        <w:t xml:space="preserve"> </w:t>
+      </w:r>
+      <w:r>
+        <w:t xml:space="preserve">Section 6.2 selector and the mechanism here.</w:t>
       </w:r>
     </w:p>
     <w:tbl>
@@ -11683,1035 +13718,7 @@
         <w:tblStyle w:val="Table"/>
         <w:tblW w:type="auto" w:w="0"/>
         <w:tblLook w:firstRow="1" w:lastRow="0" w:firstColumn="0" w:lastColumn="0" w:noHBand="0" w:noVBand="0" w:val="0020"/>
-        <w:tblCaption w:val="Table 9. Out-of-sample evaluation of the construction heuristic on five independent corpora that played no role in its calibration (Noto emoji, OpenMoji, country flags, Flickr photos, Robohash avatars; 100 tiles each). An offline oracle enumerates every candidate configuration (individual, grid atlas, strip atlas, byte-bundle across the admissible codecs) at matched quality and reports the byte-optimal one; regret is a policy's bytes over the oracle's. The last three columns are simple fixed-layout rules a developer might hardcode, each still allowed the best admissible codec (individual files cost the same bytes as a byte-bundle). The calibrated heuristic matches the oracle on all five corpora; every fixed rule is beaten on at least one, because the winning layout is content-dependent. Smaller regret is better."/>
-      </w:tblPr>
-      <w:tblGrid>
-        <w:gridCol w:w="990"/>
-        <w:gridCol w:w="990"/>
-        <w:gridCol w:w="990"/>
-        <w:gridCol w:w="990"/>
-        <w:gridCol w:w="990"/>
-        <w:gridCol w:w="990"/>
-        <w:gridCol w:w="990"/>
-        <w:gridCol w:w="990"/>
-      </w:tblGrid>
-      <w:tr>
-        <w:trPr>
-          <w:tblHeader w:val="on"/>
-        </w:trPr>
-        <w:tc>
-          <w:tcPr/>
-          <w:p>
-            <w:pPr>
-              <w:pStyle w:val="Compact"/>
-              <w:jc w:val="left"/>
-            </w:pPr>
-            <w:r>
-              <w:t xml:space="preserve">corpus</w:t>
-            </w:r>
-          </w:p>
-        </w:tc>
-        <w:tc>
-          <w:tcPr/>
-          <w:p>
-            <w:pPr>
-              <w:pStyle w:val="Compact"/>
-              <w:jc w:val="left"/>
-            </w:pPr>
-            <w:r>
-              <w:t xml:space="preserve">class</w:t>
-            </w:r>
-          </w:p>
-        </w:tc>
-        <w:tc>
-          <w:tcPr/>
-          <w:p>
-            <w:pPr>
-              <w:pStyle w:val="Compact"/>
-              <w:jc w:val="left"/>
-            </w:pPr>
-            <w:r>
-              <w:t xml:space="preserve">tiles</w:t>
-            </w:r>
-          </w:p>
-        </w:tc>
-        <w:tc>
-          <w:tcPr/>
-          <w:p>
-            <w:pPr>
-              <w:pStyle w:val="Compact"/>
-              <w:jc w:val="left"/>
-            </w:pPr>
-            <w:r>
-              <w:t xml:space="preserve">heuristic choice</w:t>
-            </w:r>
-          </w:p>
-        </w:tc>
-        <w:tc>
-          <w:tcPr/>
-          <w:p>
-            <w:pPr>
-              <w:pStyle w:val="Compact"/>
-              <w:jc w:val="left"/>
-            </w:pPr>
-            <w:r>
-              <w:t xml:space="preserve">heuristic</w:t>
-            </w:r>
-          </w:p>
-        </w:tc>
-        <w:tc>
-          <w:tcPr/>
-          <w:p>
-            <w:pPr>
-              <w:pStyle w:val="Compact"/>
-              <w:jc w:val="left"/>
-            </w:pPr>
-            <w:r>
-              <w:t xml:space="preserve">always atlas</w:t>
-            </w:r>
-          </w:p>
-        </w:tc>
-        <w:tc>
-          <w:tcPr/>
-          <w:p>
-            <w:pPr>
-              <w:pStyle w:val="Compact"/>
-              <w:jc w:val="left"/>
-            </w:pPr>
-            <w:r>
-              <w:t xml:space="preserve">always bundle</w:t>
-            </w:r>
-          </w:p>
-        </w:tc>
-        <w:tc>
-          <w:tcPr/>
-          <w:p>
-            <w:pPr>
-              <w:pStyle w:val="Compact"/>
-              <w:jc w:val="left"/>
-            </w:pPr>
-            <w:r>
-              <w:t xml:space="preserve">always strip</w:t>
-            </w:r>
-          </w:p>
-        </w:tc>
-      </w:tr>
-      <w:tr>
-        <w:tc>
-          <w:tcPr/>
-          <w:p>
-            <w:pPr>
-              <w:pStyle w:val="Compact"/>
-              <w:jc w:val="left"/>
-            </w:pPr>
-            <w:r>
-              <w:t xml:space="preserve">noto</w:t>
-            </w:r>
-          </w:p>
-        </w:tc>
-        <w:tc>
-          <w:tcPr/>
-          <w:p>
-            <w:pPr>
-              <w:pStyle w:val="Compact"/>
-              <w:jc w:val="left"/>
-            </w:pPr>
-            <w:r>
-              <w:t xml:space="preserve">flat-art</w:t>
-            </w:r>
-          </w:p>
-        </w:tc>
-        <w:tc>
-          <w:tcPr/>
-          <w:p>
-            <w:pPr>
-              <w:pStyle w:val="Compact"/>
-              <w:jc w:val="left"/>
-            </w:pPr>
-            <w:r>
-              <w:t xml:space="preserve">100</w:t>
-            </w:r>
-          </w:p>
-        </w:tc>
-        <w:tc>
-          <w:tcPr/>
-          <w:p>
-            <w:pPr>
-              <w:pStyle w:val="Compact"/>
-              <w:jc w:val="left"/>
-            </w:pPr>
-            <w:r>
-              <w:t xml:space="preserve">byte-bundle(webpll)</w:t>
-            </w:r>
-          </w:p>
-        </w:tc>
-        <w:tc>
-          <w:tcPr/>
-          <w:p>
-            <w:pPr>
-              <w:pStyle w:val="Compact"/>
-              <w:jc w:val="left"/>
-            </w:pPr>
-            <w:r>
-              <w:t xml:space="preserve">0.0%</w:t>
-            </w:r>
-          </w:p>
-        </w:tc>
-        <w:tc>
-          <w:tcPr/>
-          <w:p>
-            <w:pPr>
-              <w:pStyle w:val="Compact"/>
-              <w:jc w:val="left"/>
-            </w:pPr>
-            <w:r>
-              <w:t xml:space="preserve">+14.3%</w:t>
-            </w:r>
-          </w:p>
-        </w:tc>
-        <w:tc>
-          <w:tcPr/>
-          <w:p>
-            <w:pPr>
-              <w:pStyle w:val="Compact"/>
-              <w:jc w:val="left"/>
-            </w:pPr>
-            <w:r>
-              <w:t xml:space="preserve">0.0%</w:t>
-            </w:r>
-          </w:p>
-        </w:tc>
-        <w:tc>
-          <w:tcPr/>
-          <w:p>
-            <w:pPr>
-              <w:pStyle w:val="Compact"/>
-              <w:jc w:val="left"/>
-            </w:pPr>
-            <w:r>
-              <w:t xml:space="preserve">+5.1%</w:t>
-            </w:r>
-          </w:p>
-        </w:tc>
-      </w:tr>
-      <w:tr>
-        <w:tc>
-          <w:tcPr/>
-          <w:p>
-            <w:pPr>
-              <w:pStyle w:val="Compact"/>
-              <w:jc w:val="left"/>
-            </w:pPr>
-            <w:r>
-              <w:t xml:space="preserve">openmoji</w:t>
-            </w:r>
-          </w:p>
-        </w:tc>
-        <w:tc>
-          <w:tcPr/>
-          <w:p>
-            <w:pPr>
-              <w:pStyle w:val="Compact"/>
-              <w:jc w:val="left"/>
-            </w:pPr>
-            <w:r>
-              <w:t xml:space="preserve">flat-art</w:t>
-            </w:r>
-          </w:p>
-        </w:tc>
-        <w:tc>
-          <w:tcPr/>
-          <w:p>
-            <w:pPr>
-              <w:pStyle w:val="Compact"/>
-              <w:jc w:val="left"/>
-            </w:pPr>
-            <w:r>
-              <w:t xml:space="preserve">100</w:t>
-            </w:r>
-          </w:p>
-        </w:tc>
-        <w:tc>
-          <w:tcPr/>
-          <w:p>
-            <w:pPr>
-              <w:pStyle w:val="Compact"/>
-              <w:jc w:val="left"/>
-            </w:pPr>
-            <w:r>
-              <w:t xml:space="preserve">strip-atlas(webpll)</w:t>
-            </w:r>
-          </w:p>
-        </w:tc>
-        <w:tc>
-          <w:tcPr/>
-          <w:p>
-            <w:pPr>
-              <w:pStyle w:val="Compact"/>
-              <w:jc w:val="left"/>
-            </w:pPr>
-            <w:r>
-              <w:t xml:space="preserve">0.0%</w:t>
-            </w:r>
-          </w:p>
-        </w:tc>
-        <w:tc>
-          <w:tcPr/>
-          <w:p>
-            <w:pPr>
-              <w:pStyle w:val="Compact"/>
-              <w:jc w:val="left"/>
-            </w:pPr>
-            <w:r>
-              <w:t xml:space="preserve">+3.7%</w:t>
-            </w:r>
-          </w:p>
-        </w:tc>
-        <w:tc>
-          <w:tcPr/>
-          <w:p>
-            <w:pPr>
-              <w:pStyle w:val="Compact"/>
-              <w:jc w:val="left"/>
-            </w:pPr>
-            <w:r>
-              <w:t xml:space="preserve">+6.4%</w:t>
-            </w:r>
-          </w:p>
-        </w:tc>
-        <w:tc>
-          <w:tcPr/>
-          <w:p>
-            <w:pPr>
-              <w:pStyle w:val="Compact"/>
-              <w:jc w:val="left"/>
-            </w:pPr>
-            <w:r>
-              <w:t xml:space="preserve">0.0%</w:t>
-            </w:r>
-          </w:p>
-        </w:tc>
-      </w:tr>
-      <w:tr>
-        <w:tc>
-          <w:tcPr/>
-          <w:p>
-            <w:pPr>
-              <w:pStyle w:val="Compact"/>
-              <w:jc w:val="left"/>
-            </w:pPr>
-            <w:r>
-              <w:t xml:space="preserve">flags</w:t>
-            </w:r>
-          </w:p>
-        </w:tc>
-        <w:tc>
-          <w:tcPr/>
-          <w:p>
-            <w:pPr>
-              <w:pStyle w:val="Compact"/>
-              <w:jc w:val="left"/>
-            </w:pPr>
-            <w:r>
-              <w:t xml:space="preserve">flat-limited</w:t>
-            </w:r>
-          </w:p>
-        </w:tc>
-        <w:tc>
-          <w:tcPr/>
-          <w:p>
-            <w:pPr>
-              <w:pStyle w:val="Compact"/>
-              <w:jc w:val="left"/>
-            </w:pPr>
-            <w:r>
-              <w:t xml:space="preserve">100</w:t>
-            </w:r>
-          </w:p>
-        </w:tc>
-        <w:tc>
-          <w:tcPr/>
-          <w:p>
-            <w:pPr>
-              <w:pStyle w:val="Compact"/>
-              <w:jc w:val="left"/>
-            </w:pPr>
-            <w:r>
-              <w:t xml:space="preserve">pixel-atlas(webp)</w:t>
-            </w:r>
-          </w:p>
-        </w:tc>
-        <w:tc>
-          <w:tcPr/>
-          <w:p>
-            <w:pPr>
-              <w:pStyle w:val="Compact"/>
-              <w:jc w:val="left"/>
-            </w:pPr>
-            <w:r>
-              <w:t xml:space="preserve">0.0%</w:t>
-            </w:r>
-          </w:p>
-        </w:tc>
-        <w:tc>
-          <w:tcPr/>
-          <w:p>
-            <w:pPr>
-              <w:pStyle w:val="Compact"/>
-              <w:jc w:val="left"/>
-            </w:pPr>
-            <w:r>
-              <w:t xml:space="preserve">0.0%</w:t>
-            </w:r>
-          </w:p>
-        </w:tc>
-        <w:tc>
-          <w:tcPr/>
-          <w:p>
-            <w:pPr>
-              <w:pStyle w:val="Compact"/>
-              <w:jc w:val="left"/>
-            </w:pPr>
-            <w:r>
-              <w:t xml:space="preserve">+2.3%</w:t>
-            </w:r>
-          </w:p>
-        </w:tc>
-        <w:tc>
-          <w:tcPr/>
-          <w:p>
-            <w:pPr>
-              <w:pStyle w:val="Compact"/>
-              <w:jc w:val="left"/>
-            </w:pPr>
-            <w:r>
-              <w:t xml:space="preserve">+281.2%</w:t>
-            </w:r>
-          </w:p>
-        </w:tc>
-      </w:tr>
-      <w:tr>
-        <w:tc>
-          <w:tcPr/>
-          <w:p>
-            <w:pPr>
-              <w:pStyle w:val="Compact"/>
-              <w:jc w:val="left"/>
-            </w:pPr>
-            <w:r>
-              <w:t xml:space="preserve">flickr</w:t>
-            </w:r>
-          </w:p>
-        </w:tc>
-        <w:tc>
-          <w:tcPr/>
-          <w:p>
-            <w:pPr>
-              <w:pStyle w:val="Compact"/>
-              <w:jc w:val="left"/>
-            </w:pPr>
-            <w:r>
-              <w:t xml:space="preserve">photo</w:t>
-            </w:r>
-          </w:p>
-        </w:tc>
-        <w:tc>
-          <w:tcPr/>
-          <w:p>
-            <w:pPr>
-              <w:pStyle w:val="Compact"/>
-              <w:jc w:val="left"/>
-            </w:pPr>
-            <w:r>
-              <w:t xml:space="preserve">100</w:t>
-            </w:r>
-          </w:p>
-        </w:tc>
-        <w:tc>
-          <w:tcPr/>
-          <w:p>
-            <w:pPr>
-              <w:pStyle w:val="Compact"/>
-              <w:jc w:val="left"/>
-            </w:pPr>
-            <w:r>
-              <w:t xml:space="preserve">byte-bundle(webp)</w:t>
-            </w:r>
-          </w:p>
-        </w:tc>
-        <w:tc>
-          <w:tcPr/>
-          <w:p>
-            <w:pPr>
-              <w:pStyle w:val="Compact"/>
-              <w:jc w:val="left"/>
-            </w:pPr>
-            <w:r>
-              <w:t xml:space="preserve">0.0%</w:t>
-            </w:r>
-          </w:p>
-        </w:tc>
-        <w:tc>
-          <w:tcPr/>
-          <w:p>
-            <w:pPr>
-              <w:pStyle w:val="Compact"/>
-              <w:jc w:val="left"/>
-            </w:pPr>
-            <w:r>
-              <w:t xml:space="preserve">+6.8%</w:t>
-            </w:r>
-          </w:p>
-        </w:tc>
-        <w:tc>
-          <w:tcPr/>
-          <w:p>
-            <w:pPr>
-              <w:pStyle w:val="Compact"/>
-              <w:jc w:val="left"/>
-            </w:pPr>
-            <w:r>
-              <w:t xml:space="preserve">0.0%</w:t>
-            </w:r>
-          </w:p>
-        </w:tc>
-        <w:tc>
-          <w:tcPr/>
-          <w:p>
-            <w:pPr>
-              <w:pStyle w:val="Compact"/>
-              <w:jc w:val="left"/>
-            </w:pPr>
-            <w:r>
-              <w:t xml:space="preserve">+643.0%</w:t>
-            </w:r>
-          </w:p>
-        </w:tc>
-      </w:tr>
-      <w:tr>
-        <w:tc>
-          <w:tcPr/>
-          <w:p>
-            <w:pPr>
-              <w:pStyle w:val="Compact"/>
-              <w:jc w:val="left"/>
-            </w:pPr>
-            <w:r>
-              <w:t xml:space="preserve">robo</w:t>
-            </w:r>
-          </w:p>
-        </w:tc>
-        <w:tc>
-          <w:tcPr/>
-          <w:p>
-            <w:pPr>
-              <w:pStyle w:val="Compact"/>
-              <w:jc w:val="left"/>
-            </w:pPr>
-            <w:r>
-              <w:t xml:space="preserve">avatar</w:t>
-            </w:r>
-          </w:p>
-        </w:tc>
-        <w:tc>
-          <w:tcPr/>
-          <w:p>
-            <w:pPr>
-              <w:pStyle w:val="Compact"/>
-              <w:jc w:val="left"/>
-            </w:pPr>
-            <w:r>
-              <w:t xml:space="preserve">100</w:t>
-            </w:r>
-          </w:p>
-        </w:tc>
-        <w:tc>
-          <w:tcPr/>
-          <w:p>
-            <w:pPr>
-              <w:pStyle w:val="Compact"/>
-              <w:jc w:val="left"/>
-            </w:pPr>
-            <w:r>
-              <w:t xml:space="preserve">strip-atlas(webpll)</w:t>
-            </w:r>
-          </w:p>
-        </w:tc>
-        <w:tc>
-          <w:tcPr/>
-          <w:p>
-            <w:pPr>
-              <w:pStyle w:val="Compact"/>
-              <w:jc w:val="left"/>
-            </w:pPr>
-            <w:r>
-              <w:t xml:space="preserve">0.0%</w:t>
-            </w:r>
-          </w:p>
-        </w:tc>
-        <w:tc>
-          <w:tcPr/>
-          <w:p>
-            <w:pPr>
-              <w:pStyle w:val="Compact"/>
-              <w:jc w:val="left"/>
-            </w:pPr>
-            <w:r>
-              <w:t xml:space="preserve">+4.5%</w:t>
-            </w:r>
-          </w:p>
-        </w:tc>
-        <w:tc>
-          <w:tcPr/>
-          <w:p>
-            <w:pPr>
-              <w:pStyle w:val="Compact"/>
-              <w:jc w:val="left"/>
-            </w:pPr>
-            <w:r>
-              <w:t xml:space="preserve">+38.1%</w:t>
-            </w:r>
-          </w:p>
-        </w:tc>
-        <w:tc>
-          <w:tcPr/>
-          <w:p>
-            <w:pPr>
-              <w:pStyle w:val="Compact"/>
-              <w:jc w:val="left"/>
-            </w:pPr>
-            <w:r>
-              <w:t xml:space="preserve">0.0%</w:t>
-            </w:r>
-          </w:p>
-        </w:tc>
-      </w:tr>
-      <w:tr>
-        <w:tc>
-          <w:tcPr>
-            <w:gridSpan w:val="4"/>
-          </w:tcPr>
-          <w:p>
-            <w:pPr>
-              <w:pStyle w:val="Compact"/>
-              <w:jc w:val="right"/>
-            </w:pPr>
-            <w:r>
-              <w:rPr>
-                <w:i/>
-                <w:iCs/>
-              </w:rPr>
-              <w:t xml:space="preserve">mean regret</w:t>
-            </w:r>
-          </w:p>
-        </w:tc>
-        <w:tc>
-          <w:tcPr/>
-          <w:p>
-            <w:pPr>
-              <w:pStyle w:val="Compact"/>
-              <w:jc w:val="left"/>
-            </w:pPr>
-            <w:r>
-              <w:rPr>
-                <w:b/>
-                <w:bCs/>
-              </w:rPr>
-              <w:t xml:space="preserve">0.0%</w:t>
-            </w:r>
-          </w:p>
-        </w:tc>
-        <w:tc>
-          <w:tcPr/>
-          <w:p>
-            <w:pPr>
-              <w:pStyle w:val="Compact"/>
-              <w:jc w:val="left"/>
-            </w:pPr>
-            <w:r>
-              <w:rPr>
-                <w:b/>
-                <w:bCs/>
-              </w:rPr>
-              <w:t xml:space="preserve">+5.8%</w:t>
-            </w:r>
-          </w:p>
-        </w:tc>
-        <w:tc>
-          <w:tcPr/>
-          <w:p>
-            <w:pPr>
-              <w:pStyle w:val="Compact"/>
-              <w:jc w:val="left"/>
-            </w:pPr>
-            <w:r>
-              <w:rPr>
-                <w:b/>
-                <w:bCs/>
-              </w:rPr>
-              <w:t xml:space="preserve">+9.4%</w:t>
-            </w:r>
-          </w:p>
-        </w:tc>
-        <w:tc>
-          <w:tcPr/>
-          <w:p>
-            <w:pPr>
-              <w:pStyle w:val="Compact"/>
-              <w:jc w:val="left"/>
-            </w:pPr>
-            <w:r>
-              <w:rPr>
-                <w:b/>
-                <w:bCs/>
-              </w:rPr>
-              <w:t xml:space="preserve">+185.9%</w:t>
-            </w:r>
-          </w:p>
-        </w:tc>
-      </w:tr>
-    </w:tbl>
-    <w:p>
-      <w:pPr>
-        <w:pStyle w:val="BodyText"/>
-      </w:pPr>
-      <w:r>
-        <w:t xml:space="preserve">As an end-to-end check we ran the tool on a heterogeneous directory that mimics a real</w:t>
-      </w:r>
-      <w:r>
-        <w:t xml:space="preserve"> </w:t>
-      </w:r>
-      <w:r>
-        <w:t xml:space="preserve">site's image folder: 185 files drawn from four live asset sets (country flags, emoji,</w:t>
-      </w:r>
-      <w:r>
-        <w:t xml:space="preserve"> </w:t>
-      </w:r>
-      <w:r>
-        <w:t xml:space="preserve">generated avatars, and photographs) at their native, mixed dimensions, with duplicates</w:t>
-      </w:r>
-      <w:r>
-        <w:t xml:space="preserve"> </w:t>
-      </w:r>
-      <w:r>
-        <w:t xml:space="preserve">included as real pages carry them. The tool folded 29 exact duplicates, partitioned the</w:t>
-      </w:r>
-      <w:r>
-        <w:t xml:space="preserve"> </w:t>
-      </w:r>
-      <w:r>
-        <w:t xml:space="preserve">rest by dimension and lossless requirement, and chose a different representation for each</w:t>
-      </w:r>
-      <w:r>
-        <w:t xml:space="preserve"> </w:t>
-      </w:r>
-      <w:r>
-        <w:t xml:space="preserve">group without any per-group tuning: a byte-bundle for the 224-pixel photographs,</w:t>
-      </w:r>
-      <w:r>
-        <w:t xml:space="preserve"> </w:t>
-      </w:r>
-      <w:r>
-        <w:t xml:space="preserve">WebP-lossless strips for the uniform 64- and 72-pixel avatar and emoji sets, and strips or</w:t>
-      </w:r>
-      <w:r>
-        <w:t xml:space="preserve"> </w:t>
-      </w:r>
-      <w:r>
-        <w:t xml:space="preserve">individual files for the small odd-aspect-ratio flag groups depending on how many share a</w:t>
-      </w:r>
-      <w:r>
-        <w:t xml:space="preserve"> </w:t>
-      </w:r>
-      <w:r>
-        <w:t xml:space="preserve">size. It cut 185 requests to 25. The byte outcome depends on the baseline: 23.5% smaller</w:t>
-      </w:r>
-      <w:r>
-        <w:t xml:space="preserve"> </w:t>
-      </w:r>
-      <w:r>
-        <w:t xml:space="preserve">than serving every file reference separately, but only 3.3% smaller than a deduplicated</w:t>
-      </w:r>
-      <w:r>
-        <w:t xml:space="preserve"> </w:t>
-      </w:r>
-      <w:r>
-        <w:t xml:space="preserve">individual baseline that already serves each unique image once, because most of the first</w:t>
-      </w:r>
-      <w:r>
-        <w:t xml:space="preserve"> </w:t>
-      </w:r>
-      <w:r>
-        <w:t xml:space="preserve">figure is duplicate folding that content-addressed URLs also achieve. The residual 3.3%</w:t>
-      </w:r>
-      <w:r>
-        <w:t xml:space="preserve"> </w:t>
-      </w:r>
-      <w:r>
-        <w:t xml:space="preserve">over dedup is the genuine bundling gain, and it splits exactly as the study predicts: the</w:t>
-      </w:r>
-      <w:r>
-        <w:t xml:space="preserve"> </w:t>
-      </w:r>
-      <w:r>
-        <w:t xml:space="preserve">flat-art strips save up to 11% of bytes while the photographic byte-bundle is</w:t>
-      </w:r>
-      <w:r>
-        <w:t xml:space="preserve"> </w:t>
-      </w:r>
-      <w:r>
-        <w:t xml:space="preserve">byte-neutral (−0.4%) and pays its way purely in collapsed requests. These mixed code</w:t>
-      </w:r>
-      <w:r>
-        <w:t xml:space="preserve"> </w:t>
-      </w:r>
-      <w:r>
-        <w:t xml:space="preserve">paths, which the uniform benchmark corpora never reach, are guarded by the tool's invariant</w:t>
-      </w:r>
-      <w:r>
-        <w:t xml:space="preserve"> </w:t>
-      </w:r>
-      <w:r>
-        <w:t xml:space="preserve">check: predicted bytes and requests must equal the emitted resources, and the tool passes</w:t>
-      </w:r>
-      <w:r>
-        <w:t xml:space="preserve"> </w:t>
-      </w:r>
-      <w:r>
-        <w:t xml:space="preserve">that check on every asset set in the study.</w:t>
-      </w:r>
-    </w:p>
-    <w:bookmarkEnd w:id="63"/>
-    <w:bookmarkStart w:id="64" w:name="choosing-a-rendering-mechanism"/>
-    <w:p>
-      <w:pPr>
-        <w:pStyle w:val="Heading3"/>
-      </w:pPr>
-      <w:r>
-        <w:t xml:space="preserve">6.4  Choosing a rendering mechanism</w:t>
-      </w:r>
-    </w:p>
-    <w:p>
-      <w:pPr>
-        <w:pStyle w:val="FirstParagraph"/>
-      </w:pPr>
-      <w:r>
-        <w:t xml:space="preserve">Selecting a representation is only half of deployment; the four ways to show a bundled</w:t>
-      </w:r>
-      <w:r>
-        <w:t xml:space="preserve"> </w:t>
-      </w:r>
-      <w:r>
-        <w:t xml:space="preserve">tile (Section 3.1) are not interchangeable in a production page, because they differ</w:t>
-      </w:r>
-      <w:r>
-        <w:t xml:space="preserve"> </w:t>
-      </w:r>
-      <w:r>
-        <w:t xml:space="preserve">in native image semantics, accessibility, loading control, and browser support</w:t>
-      </w:r>
-      <w:r>
-        <w:t xml:space="preserve"> </w:t>
-      </w:r>
-      <w:r>
-        <w:t xml:space="preserve">(Table 10). A CSS pixel atlas shown through</w:t>
-      </w:r>
-      <w:r>
-        <w:t xml:space="preserve"> </w:t>
-      </w:r>
-      <w:r>
-        <w:rPr>
-          <w:rStyle w:val="VerbatimChar"/>
-        </w:rPr>
-        <w:t xml:space="preserve">background-position</w:t>
-      </w:r>
-      <w:r>
-        <w:t xml:space="preserve"> </w:t>
-      </w:r>
-      <w:r>
-        <w:t xml:space="preserve">is</w:t>
-      </w:r>
-      <w:r>
-        <w:t xml:space="preserve"> </w:t>
-      </w:r>
-      <w:r>
-        <w:t xml:space="preserve">universally supported and ideal for decorative icons, but a background image is not an</w:t>
-      </w:r>
-      <w:r>
-        <w:t xml:space="preserve"> </w:t>
-      </w:r>
-      <w:r>
-        <w:rPr>
-          <w:rStyle w:val="VerbatimChar"/>
-        </w:rPr>
-        <w:t xml:space="preserve">&lt;img&gt;</w:t>
-      </w:r>
-      <w:r>
-        <w:t xml:space="preserve">: it carries no intrinsic alt text (accessibility must come from</w:t>
-      </w:r>
-      <w:r>
-        <w:t xml:space="preserve"> </w:t>
-      </w:r>
-      <w:r>
-        <w:t xml:space="preserve">surrounding ARIA), does not participate in native lazy loading or</w:t>
-      </w:r>
-      <w:r>
-        <w:t xml:space="preserve"> </w:t>
-      </w:r>
-      <w:r>
-        <w:rPr>
-          <w:rStyle w:val="VerbatimChar"/>
-        </w:rPr>
-        <w:t xml:space="preserve">fetchpriority</w:t>
-      </w:r>
-      <w:r>
-        <w:t xml:space="preserve">, and is inappropriate for content images that must be</w:t>
-      </w:r>
-      <w:r>
-        <w:t xml:space="preserve"> </w:t>
-      </w:r>
-      <w:r>
-        <w:t xml:space="preserve">announced. A cropped</w:t>
-      </w:r>
-      <w:r>
-        <w:t xml:space="preserve"> </w:t>
-      </w:r>
-      <w:r>
-        <w:rPr>
-          <w:rStyle w:val="VerbatimChar"/>
-        </w:rPr>
-        <w:t xml:space="preserve">&lt;img&gt;</w:t>
-      </w:r>
-      <w:r>
-        <w:t xml:space="preserve"> </w:t>
-      </w:r>
-      <w:r>
-        <w:t xml:space="preserve">in an</w:t>
-      </w:r>
-      <w:r>
-        <w:t xml:space="preserve"> </w:t>
-      </w:r>
-      <w:r>
-        <w:rPr>
-          <w:rStyle w:val="VerbatimChar"/>
-        </w:rPr>
-        <w:t xml:space="preserve">overflow:hidden</w:t>
-      </w:r>
-      <w:r>
-        <w:t xml:space="preserve"> </w:t>
-      </w:r>
-      <w:r>
-        <w:t xml:space="preserve">wrapper</w:t>
-      </w:r>
-      <w:r>
-        <w:t xml:space="preserve"> </w:t>
-      </w:r>
-      <w:r>
-        <w:t xml:space="preserve">keeps alt text and native loading and works cross-browser;</w:t>
-      </w:r>
-      <w:r>
-        <w:t xml:space="preserve"> </w:t>
-      </w:r>
-      <w:r>
-        <w:rPr>
-          <w:rStyle w:val="VerbatimChar"/>
-        </w:rPr>
-        <w:t xml:space="preserve">object-view-box</w:t>
-      </w:r>
-      <w:r>
-        <w:t xml:space="preserve"> </w:t>
-      </w:r>
-      <w:r>
-        <w:t xml:space="preserve">gives the same with less markup but is Chromium-only and should not be treated as a</w:t>
-      </w:r>
-      <w:r>
-        <w:t xml:space="preserve"> </w:t>
-      </w:r>
-      <w:r>
-        <w:t xml:space="preserve">generally deployable solution. A byte-bundle reconstructs real per-tile</w:t>
-      </w:r>
-      <w:r>
-        <w:t xml:space="preserve"> </w:t>
-      </w:r>
-      <w:r>
-        <w:rPr>
-          <w:rStyle w:val="VerbatimChar"/>
-        </w:rPr>
-        <w:t xml:space="preserve">&lt;img&gt;</w:t>
-      </w:r>
-      <w:r>
-        <w:t xml:space="preserve"> </w:t>
-      </w:r>
-      <w:r>
-        <w:t xml:space="preserve">elements from blob URLs, so it recovers full image semantics at</w:t>
-      </w:r>
-      <w:r>
-        <w:t xml:space="preserve"> </w:t>
-      </w:r>
-      <w:r>
-        <w:t xml:space="preserve">the cost of a small loader script and its content-security-policy implications, which</w:t>
-      </w:r>
-      <w:r>
-        <w:t xml:space="preserve"> </w:t>
-      </w:r>
-      <w:r>
-        <w:t xml:space="preserve">makes it the natural choice for heterogeneous or content-bearing photographs. The selector</w:t>
-      </w:r>
-      <w:r>
-        <w:t xml:space="preserve"> </w:t>
-      </w:r>
-      <w:r>
-        <w:t xml:space="preserve">of Section 6.3 chooses the byte layout; this table chooses the display mechanism, and</w:t>
-      </w:r>
-      <w:r>
-        <w:t xml:space="preserve"> </w:t>
-      </w:r>
-      <w:r>
-        <w:t xml:space="preserve">the two decisions compose.</w:t>
-      </w:r>
-    </w:p>
-    <w:p>
-      <w:pPr>
-        <w:pStyle w:val="TableCaption"/>
-      </w:pPr>
-      <w:r>
-        <w:rPr>
-          <w:b/>
-          <w:bCs/>
-        </w:rPr>
-        <w:t xml:space="preserve">Table 10.</w:t>
-      </w:r>
-      <w:r>
-        <w:t xml:space="preserve"> </w:t>
-      </w:r>
-      <w:r>
-        <w:t xml:space="preserve">Display mechanisms for a bundled tile and how they differ in</w:t>
-      </w:r>
-      <w:r>
-        <w:t xml:space="preserve"> </w:t>
-      </w:r>
-      <w:r>
-        <w:t xml:space="preserve">production. All four paint after a single atlas or bundle fetch; they diverge on image</w:t>
-      </w:r>
-      <w:r>
-        <w:t xml:space="preserve"> </w:t>
-      </w:r>
-      <w:r>
-        <w:t xml:space="preserve">semantics, accessibility, loading control, and support. Pick the byte layout with the</w:t>
-      </w:r>
-      <w:r>
-        <w:t xml:space="preserve"> </w:t>
-      </w:r>
-      <w:r>
-        <w:t xml:space="preserve">Section 6.3 selector and the mechanism here.</w:t>
-      </w:r>
-    </w:p>
-    <w:tbl>
-      <w:tblPr>
-        <w:tblStyle w:val="Table"/>
-        <w:tblW w:type="auto" w:w="0"/>
-        <w:tblLook w:firstRow="1" w:lastRow="0" w:firstColumn="0" w:lastColumn="0" w:noHBand="0" w:noVBand="0" w:val="0020"/>
-        <w:tblCaption w:val="Table 10. Display mechanisms for a bundled tile and how they differ in production. All four paint after a single atlas or bundle fetch; they diverge on image semantics, accessibility, loading control, and support. Pick the byte layout with the Section 6.3 selector and the mechanism here."/>
+        <w:tblCaption w:val="Table 10. Display mechanisms for a bundled tile and how they differ in production. All four paint after a single atlas or bundle fetch; they diverge on image semantics, accessibility, loading control, and support. Pick the byte layout with the Section 6.2 selector and the mechanism here."/>
       </w:tblPr>
       <w:tblGrid>
         <w:gridCol w:w="1131"/>
@@ -13183,1004 +14190,6 @@
         </w:tc>
       </w:tr>
     </w:tbl>
-    <w:bookmarkEnd w:id="64"/>
-    <w:bookmarkStart w:id="65" w:name="limitations"/>
-    <w:p>
-      <w:pPr>
-        <w:pStyle w:val="Heading3"/>
-      </w:pPr>
-      <w:r>
-        <w:t xml:space="preserve">6.5  Limitations</w:t>
-      </w:r>
-    </w:p>
-    <w:p>
-      <w:pPr>
-        <w:pStyle w:val="FirstParagraph"/>
-      </w:pPr>
-      <w:r>
-        <w:t xml:space="preserve">Quality is measured by luma SSIM at a 0.97 target; the photo crossover is confirmed</w:t>
-      </w:r>
-      <w:r>
-        <w:t xml:space="preserve"> </w:t>
-      </w:r>
-      <w:r>
-        <w:t xml:space="preserve">under the SSIMULACRA2 perceptual metric (Section 5.1, Table 3), and applying it</w:t>
-      </w:r>
-      <w:r>
-        <w:t xml:space="preserve"> </w:t>
-      </w:r>
-      <w:r>
-        <w:t xml:space="preserve">or butteraugli across the full sweep would further sharpen the matched-quality</w:t>
-      </w:r>
-      <w:r>
-        <w:t xml:space="preserve"> </w:t>
-      </w:r>
-      <w:r>
-        <w:t xml:space="preserve">comparison. The shared-palette result uses a synthetic limited-color corpus that is</w:t>
-      </w:r>
-      <w:r>
-        <w:t xml:space="preserve"> </w:t>
-      </w:r>
-      <w:r>
-        <w:t xml:space="preserve">the ideal case; anti-aliased production icons will realize less of it. The network study</w:t>
-      </w:r>
-      <w:r>
-        <w:t xml:space="preserve"> </w:t>
-      </w:r>
-      <w:r>
-        <w:t xml:space="preserve">emulates four profiles on a single-machine testbed rather than the open Internet, and</w:t>
-      </w:r>
-      <w:r>
-        <w:t xml:space="preserve"> </w:t>
-      </w:r>
-      <w:r>
-        <w:t xml:space="preserve">measures time-to-all-tiles-visible rather than a full field-metric suite. Decoded-memory</w:t>
-      </w:r>
-      <w:r>
-        <w:t xml:space="preserve"> </w:t>
-      </w:r>
-      <w:r>
-        <w:t xml:space="preserve">cost is now measured in a live renderer (Section 3.2, Table 7), confirming the</w:t>
-      </w:r>
-      <w:r>
-        <w:t xml:space="preserve"> </w:t>
-      </w:r>
-      <w:r>
-        <w:t xml:space="preserve">pixel atlas is memory-favorable at typical tile counts; profiling under a production</w:t>
-      </w:r>
-      <w:r>
-        <w:t xml:space="preserve"> </w:t>
-      </w:r>
-      <w:r>
-        <w:t xml:space="preserve">framework with texture upload and long-lived navigation remains future work. The HTTP/3</w:t>
-      </w:r>
-      <w:r>
-        <w:t xml:space="preserve"> </w:t>
-      </w:r>
-      <w:r>
-        <w:t xml:space="preserve">concurrency diagnosis is confirmed from the server's own QUIC transport log</w:t>
-      </w:r>
-      <w:r>
-        <w:t xml:space="preserve"> </w:t>
-      </w:r>
-      <w:r>
-        <w:t xml:space="preserve">(Section 5.5) and cross-checked against a second QUIC implementation (aioquic), which</w:t>
-      </w:r>
-      <w:r>
-        <w:t xml:space="preserve"> </w:t>
-      </w:r>
-      <w:r>
-        <w:t xml:space="preserve">sustained about twice the concurrency; a fully controlled comparison across server stacks</w:t>
-      </w:r>
-      <w:r>
-        <w:t xml:space="preserve"> </w:t>
-      </w:r>
-      <w:r>
-        <w:t xml:space="preserve">and native Linux remains future work. The matched-quality photo crossover is validated across four</w:t>
-      </w:r>
-      <w:r>
-        <w:t xml:space="preserve"> </w:t>
-      </w:r>
-      <w:r>
-        <w:t xml:space="preserve">independent natural-photo populations (Section 5.1) and the heuristic on five further</w:t>
-      </w:r>
-      <w:r>
-        <w:t xml:space="preserve"> </w:t>
-      </w:r>
-      <w:r>
-        <w:t xml:space="preserve">independent corpora (Section 6.3); a still wider survey of naturally-occurring</w:t>
-      </w:r>
-      <w:r>
-        <w:t xml:space="preserve"> </w:t>
-      </w:r>
-      <w:r>
-        <w:t xml:space="preserve">collections would further generalize the reported thresholds. The network numbers are</w:t>
-      </w:r>
-      <w:r>
-        <w:t xml:space="preserve"> </w:t>
-      </w:r>
-      <w:r>
-        <w:t xml:space="preserve">medians of 11 cold loads per cell with bootstrap confidence intervals (Table 6) but</w:t>
-      </w:r>
-      <w:r>
-        <w:t xml:space="preserve"> </w:t>
-      </w:r>
-      <w:r>
-        <w:t xml:space="preserve">no formal significance testing, and the timing endpoint is time-to-all-tiles-visible;</w:t>
-      </w:r>
-      <w:r>
-        <w:t xml:space="preserve"> </w:t>
-      </w:r>
-      <w:r>
-        <w:t xml:space="preserve">first-tile and first-viewport milestones are reported for the local renderer (Table 7)</w:t>
-      </w:r>
-      <w:r>
-        <w:t xml:space="preserve"> </w:t>
-      </w:r>
-      <w:r>
-        <w:t xml:space="preserve">but LCP, decode CPU, and warm-cache multi-navigation behavior under realistic asset churn</w:t>
-      </w:r>
-      <w:r>
-        <w:t xml:space="preserve"> </w:t>
-      </w:r>
-      <w:r>
-        <w:t xml:space="preserve">are not measured and could change the recommended bundle size. Finally, JPEG XL is</w:t>
-      </w:r>
-      <w:r>
-        <w:t xml:space="preserve"> </w:t>
-      </w:r>
-      <w:r>
-        <w:t xml:space="preserve">left to future work; AVIF is included in the photographic crossover (Section 5.1) and,</w:t>
-      </w:r>
-      <w:r>
-        <w:t xml:space="preserve"> </w:t>
-      </w:r>
-      <w:r>
-        <w:t xml:space="preserve">like JPEG, benefits from atlasing at every tested size.</w:t>
-      </w:r>
-    </w:p>
-    <w:bookmarkEnd w:id="65"/>
-    <w:bookmarkEnd w:id="66"/>
-    <w:bookmarkStart w:id="67" w:name="conclusion"/>
-    <w:p>
-      <w:pPr>
-        <w:pStyle w:val="Heading2"/>
-      </w:pPr>
-      <w:r>
-        <w:t xml:space="preserve">7  Conclusion</w:t>
-      </w:r>
-    </w:p>
-    <w:p>
-      <w:pPr>
-        <w:pStyle w:val="FirstParagraph"/>
-      </w:pPr>
-      <w:r>
-        <w:t xml:space="preserve">Bundling small web images pays, and the study makes precise when and by how much for</w:t>
-      </w:r>
-      <w:r>
-        <w:t xml:space="preserve"> </w:t>
-      </w:r>
-      <w:r>
-        <w:t xml:space="preserve">the formats that carry most of the web's images. Atlas small lossy tiles: icons</w:t>
-      </w:r>
-      <w:r>
-        <w:t xml:space="preserve"> </w:t>
-      </w:r>
-      <w:r>
-        <w:t xml:space="preserve">and thumbnails gain up to 30% under JPEG, up to 19% under WebP, and up to 33% under AVIF</w:t>
-      </w:r>
-      <w:r>
-        <w:t xml:space="preserve"> </w:t>
-      </w:r>
-      <w:r>
-        <w:t xml:space="preserve">at matched quality, the effect holding across four independent photo populations; and</w:t>
-      </w:r>
-      <w:r>
-        <w:t xml:space="preserve"> </w:t>
-      </w:r>
-      <w:r>
-        <w:t xml:space="preserve">lossless flat art, the icon-set and map-marker case, gains 40–97%</w:t>
-      </w:r>
-      <w:r>
-        <w:t xml:space="preserve"> </w:t>
-      </w:r>
-      <w:r>
-        <w:t xml:space="preserve">with a strip-packed or shared-palette bundle that is smaller than even the best lossy</w:t>
-      </w:r>
-      <w:r>
-        <w:t xml:space="preserve"> </w:t>
-      </w:r>
-      <w:r>
-        <w:t xml:space="preserve">option. Serve larger photographs and lossless assets as a byte-bundle, which collapses</w:t>
-      </w:r>
-      <w:r>
-        <w:t xml:space="preserve"> </w:t>
-      </w:r>
-      <w:r>
-        <w:t xml:space="preserve">requests at near-zero byte cost (a small offset header), or, for photographic WebP, tune</w:t>
-      </w:r>
-      <w:r>
-        <w:t xml:space="preserve"> </w:t>
-      </w:r>
-      <w:r>
-        <w:t xml:space="preserve">the encoder (noise shaping plus adaptive deblocking) to turn the atlas penalty into a</w:t>
-      </w:r>
-      <w:r>
-        <w:t xml:space="preserve"> </w:t>
-      </w:r>
-      <w:r>
-        <w:t xml:space="preserve">gain. Ship about four chunks for bounded cache invalidation and decoded-memory limits,</w:t>
-      </w:r>
-      <w:r>
-        <w:t xml:space="preserve"> </w:t>
-      </w:r>
-      <w:r>
-        <w:t xml:space="preserve">deduplicate repeats explicitly, and delta-encode updates against the cached bundle</w:t>
-      </w:r>
-      <w:r>
-        <w:t xml:space="preserve"> </w:t>
-      </w:r>
-      <w:r>
-        <w:t xml:space="preserve">(Compression Dictionary Transport). On the wire, bundling loads 500 small flat-art tiles</w:t>
-      </w:r>
-      <w:r>
-        <w:t xml:space="preserve"> </w:t>
-      </w:r>
-      <w:r>
-        <w:t xml:space="preserve">4.5–8.6x faster to full visibility on HTTP/1.1 (1.6–2.8x for photographic</w:t>
-      </w:r>
-      <w:r>
-        <w:t xml:space="preserve"> </w:t>
-      </w:r>
-      <w:r>
-        <w:t xml:space="preserve">thumbnails) and is chiefly a byte optimization on HTTP/2; the comparable HTTP/3 gain</w:t>
-      </w:r>
-      <w:r>
-        <w:t xml:space="preserve"> </w:t>
-      </w:r>
-      <w:r>
-        <w:t xml:space="preserve">reflects a request-concurrency limit specific to the tested server stack (a second QUIC</w:t>
-      </w:r>
-      <w:r>
-        <w:t xml:space="preserve"> </w:t>
-      </w:r>
-      <w:r>
-        <w:t xml:space="preserve">implementation sustains roughly twice the concurrency, Section 5.5) rather than a</w:t>
-      </w:r>
-      <w:r>
-        <w:t xml:space="preserve"> </w:t>
-      </w:r>
-      <w:r>
-        <w:t xml:space="preserve">protocol-general result. The unifying</w:t>
-      </w:r>
-      <w:r>
-        <w:t xml:space="preserve"> </w:t>
-      </w:r>
-      <w:r>
-        <w:t xml:space="preserve">account, that savings come from sharing fixed costs and losses from sharing adaptive</w:t>
-      </w:r>
-      <w:r>
-        <w:t xml:space="preserve"> </w:t>
-      </w:r>
-      <w:r>
-        <w:t xml:space="preserve">state, is quantitatively predictive for JPEG (R</w:t>
-      </w:r>
-      <w:r>
-        <w:rPr>
-          <w:vertAlign w:val="superscript"/>
-        </w:rPr>
-        <w:t xml:space="preserve">2</w:t>
-      </w:r>
-      <w:r>
-        <w:t xml:space="preserve"> = 0.99) and</w:t>
-      </w:r>
-      <w:r>
-        <w:t xml:space="preserve"> </w:t>
-      </w:r>
-      <w:r>
-        <w:t xml:space="preserve">organizes the codec-specific behavior of the rest, and it guides the accompanying</w:t>
-      </w:r>
-      <w:r>
-        <w:t xml:space="preserve"> </w:t>
-      </w:r>
-      <w:r>
-        <w:t xml:space="preserve">construction</w:t>
-      </w:r>
-      <w:r>
-        <w:t xml:space="preserve"> </w:t>
-      </w:r>
-      <w:r>
-        <w:t xml:space="preserve">heuristic, which turns a directory of images into deployable bundles.</w:t>
-      </w:r>
-    </w:p>
-    <w:bookmarkEnd w:id="67"/>
-    <w:bookmarkStart w:id="68" w:name="references"/>
-    <w:p>
-      <w:pPr>
-        <w:pStyle w:val="Heading2"/>
-      </w:pPr>
-      <w:r>
-        <w:t xml:space="preserve">References</w:t>
-      </w:r>
-    </w:p>
-    <w:p>
-      <w:pPr>
-        <w:pStyle w:val="FirstParagraph"/>
-      </w:pPr>
-      <w:r>
-        <w:t xml:space="preserve">[1] C. Johnson. Forgo JS packaging? Not so fast. Khan Academy Engineering, 2015.</w:t>
-      </w:r>
-      <w:r>
-        <w:t xml:space="preserve"> </w:t>
-      </w:r>
-      <w:r>
-        <w:t xml:space="preserve">https://blog.khanacademy.org/forgo-js-packaging-not-so-fast/</w:t>
-      </w:r>
-    </w:p>
-    <w:p>
-      <w:pPr>
-        <w:pStyle w:val="BodyText"/>
-      </w:pPr>
-      <w:r>
-        <w:t xml:space="preserve">[2] C. Coyier. Musings on HTTP/2 and bundling. CSS-Tricks.</w:t>
-      </w:r>
-      <w:r>
-        <w:t xml:space="preserve"> </w:t>
-      </w:r>
-      <w:r>
-        <w:t xml:space="preserve">https://css-tricks.com/musings-on-http2-and-bundling/</w:t>
-      </w:r>
-    </w:p>
-    <w:p>
-      <w:pPr>
-        <w:pStyle w:val="BodyText"/>
-      </w:pPr>
-      <w:r>
-        <w:t xml:space="preserve">[3] M. Varvello, K. Schomp, D. Naylor, J. Blackburn, A. Finamore, K. Papagiannaki.</w:t>
-      </w:r>
-      <w:r>
-        <w:t xml:space="preserve"> </w:t>
-      </w:r>
-      <w:r>
-        <w:t xml:space="preserve">Is the Web HTTP/2 Yet? Passive and Active Measurement (PAM), LNCS 9631, 2016.</w:t>
-      </w:r>
-      <w:r>
-        <w:t xml:space="preserve"> </w:t>
-      </w:r>
-      <w:r>
-        <w:t xml:space="preserve">doi:10.1007/978-3-319-30505-9_17</w:t>
-      </w:r>
-    </w:p>
-    <w:p>
-      <w:pPr>
-        <w:pStyle w:val="BodyText"/>
-      </w:pPr>
-      <w:r>
-        <w:t xml:space="preserve">[4] R. Meireles, J. Liu, P. Steenkiste. A study of HTTP/2's Server Push Performance</w:t>
-      </w:r>
-      <w:r>
-        <w:t xml:space="preserve"> </w:t>
-      </w:r>
-      <w:r>
-        <w:t xml:space="preserve">Potential. arXiv:2207.05885, 2022.</w:t>
-      </w:r>
-    </w:p>
-    <w:p>
-      <w:pPr>
-        <w:pStyle w:val="BodyText"/>
-      </w:pPr>
-      <w:r>
-        <w:t xml:space="preserve">[5] T. Hunter. HTTP/3 is fast. Request Metrics, 2022.</w:t>
-      </w:r>
-      <w:r>
-        <w:t xml:space="preserve"> </w:t>
-      </w:r>
-      <w:r>
-        <w:t xml:space="preserve">https://requestmetrics.com/web-performance/http3-is-fast/</w:t>
-      </w:r>
-    </w:p>
-    <w:p>
-      <w:pPr>
-        <w:pStyle w:val="BodyText"/>
-      </w:pPr>
-      <w:r>
-        <w:t xml:space="preserve">[6] T. Eden. What's the smallest file size for a 1 pixel image? 2024.</w:t>
-      </w:r>
-      <w:r>
-        <w:t xml:space="preserve"> </w:t>
-      </w:r>
-      <w:r>
-        <w:t xml:space="preserve">https://shkspr.mobi/blog/2024/01/whats-the-smallest-file-size-for-a-1-pixel-image/</w:t>
-      </w:r>
-    </w:p>
-    <w:p>
-      <w:pPr>
-        <w:pStyle w:val="BodyText"/>
-      </w:pPr>
-      <w:r>
-        <w:t xml:space="preserve">[7] J. Sneyers. One pixel is worth three thousand words. Cloudinary Blog.</w:t>
-      </w:r>
-      <w:r>
-        <w:t xml:space="preserve"> </w:t>
-      </w:r>
-      <w:r>
-        <w:t xml:space="preserve">https://cloudinary.com/blog/one_pixel_is_worth_three_thousand_words</w:t>
-      </w:r>
-    </w:p>
-    <w:p>
-      <w:pPr>
-        <w:pStyle w:val="BodyText"/>
-      </w:pPr>
-      <w:r>
-        <w:t xml:space="preserve">[8] HTTP Archive. Web Almanac 2024, Media chapter.</w:t>
-      </w:r>
-      <w:r>
-        <w:t xml:space="preserve"> </w:t>
-      </w:r>
-      <w:r>
-        <w:t xml:space="preserve">https://almanac.httparchive.org/en/2024/media</w:t>
-      </w:r>
-    </w:p>
-    <w:p>
-      <w:pPr>
-        <w:pStyle w:val="BodyText"/>
-      </w:pPr>
-      <w:r>
-        <w:t xml:space="preserve">[9] Unity Technologies. Sprites.AtlasSettings.paddingPower documentation.</w:t>
-      </w:r>
-      <w:r>
-        <w:t xml:space="preserve"> </w:t>
-      </w:r>
-      <w:r>
-        <w:t xml:space="preserve">https://docs.unity3d.com/ScriptReference/Sprites.AtlasSettings-paddingPower.html</w:t>
-      </w:r>
-    </w:p>
-    <w:p>
-      <w:pPr>
-        <w:pStyle w:val="BodyText"/>
-      </w:pPr>
-      <w:r>
-        <w:t xml:space="preserve">[10] D. Shea. CSS Sprites: Image Slicing's Kiss of Death. A List Apart, 2004.</w:t>
-      </w:r>
-      <w:r>
-        <w:t xml:space="preserve"> </w:t>
-      </w:r>
-      <w:r>
-        <w:t xml:space="preserve">https://alistapart.com/article/sprites/</w:t>
-      </w:r>
-    </w:p>
-    <w:p>
-      <w:pPr>
-        <w:pStyle w:val="BodyText"/>
-      </w:pPr>
-      <w:r>
-        <w:t xml:space="preserve">[11] Google. Web Fundamentals: HTTP/2 and resource bundling guidance.</w:t>
-      </w:r>
-      <w:r>
-        <w:t xml:space="preserve"> </w:t>
-      </w:r>
-      <w:r>
-        <w:t xml:space="preserve">https://web.dev/articles/http2</w:t>
-      </w:r>
-    </w:p>
-    <w:p>
-      <w:pPr>
-        <w:pStyle w:val="BodyText"/>
-      </w:pPr>
-      <w:r>
-        <w:t xml:space="preserve">[12] M. Belshe, R. Peon, M. Thomson. Hypertext Transfer Protocol Version 2 (HTTP/2).</w:t>
-      </w:r>
-      <w:r>
-        <w:t xml:space="preserve"> </w:t>
-      </w:r>
-      <w:r>
-        <w:t xml:space="preserve">RFC 7540, IETF, 2015. doi:10.17487/RFC7540</w:t>
-      </w:r>
-    </w:p>
-    <w:p>
-      <w:pPr>
-        <w:pStyle w:val="BodyText"/>
-      </w:pPr>
-      <w:r>
-        <w:t xml:space="preserve">[13] M. Bishop. HTTP/3. RFC 9114, IETF, 2022. doi:10.17487/RFC9114</w:t>
-      </w:r>
-    </w:p>
-    <w:p>
-      <w:pPr>
-        <w:pStyle w:val="BodyText"/>
-      </w:pPr>
-      <w:r>
-        <w:t xml:space="preserve">[14] J. Ruth, D. Kunze, O. Hohlfeld. Measuring HTTP/3: Adoption and Performance.</w:t>
-      </w:r>
-      <w:r>
-        <w:t xml:space="preserve"> </w:t>
-      </w:r>
-      <w:r>
-        <w:t xml:space="preserve">arXiv:2102.12358, 2021.</w:t>
-      </w:r>
-    </w:p>
-    <w:p>
-      <w:pPr>
-        <w:pStyle w:val="BodyText"/>
-      </w:pPr>
-      <w:r>
-        <w:t xml:space="preserve">[15] U. Goel et al. Domain-Sharding for Faster HTTP/2 in Lossy Cellular Networks.</w:t>
-      </w:r>
-      <w:r>
-        <w:t xml:space="preserve"> </w:t>
-      </w:r>
-      <w:r>
-        <w:t xml:space="preserve">arXiv:1707.05836, 2017.</w:t>
-      </w:r>
-    </w:p>
-    <w:p>
-      <w:pPr>
-        <w:pStyle w:val="BodyText"/>
-      </w:pPr>
-      <w:r>
-        <w:t xml:space="preserve">[16] Cloudinary. Image optimization documentation (format selection and the</w:t>
-      </w:r>
-      <w:r>
-        <w:t xml:space="preserve"> </w:t>
-      </w:r>
-      <w:r>
-        <w:t xml:space="preserve">&lt;5,000-pixel AVIF policy). https://cloudinary.com/documentation/image_optimization</w:t>
-      </w:r>
-    </w:p>
-    <w:p>
-      <w:pPr>
-        <w:pStyle w:val="BodyText"/>
-      </w:pPr>
-      <w:r>
-        <w:t xml:space="preserve">[17] ITU-T T.81 / ISO IEC 10918-1. Digital compression and coding of</w:t>
-      </w:r>
-      <w:r>
-        <w:t xml:space="preserve"> </w:t>
-      </w:r>
-      <w:r>
-        <w:t xml:space="preserve">continuous-tone still images (JPEG), 1992.</w:t>
-      </w:r>
-    </w:p>
-    <w:p>
-      <w:pPr>
-        <w:pStyle w:val="BodyText"/>
-      </w:pPr>
-      <w:r>
-        <w:t xml:space="preserve">[18] W3C. Portable Network Graphics (PNG) Specification, 3rd ed., 2003.</w:t>
-      </w:r>
-      <w:r>
-        <w:t xml:space="preserve"> </w:t>
-      </w:r>
-      <w:r>
-        <w:t xml:space="preserve">https://www.w3.org/TR/PNG/</w:t>
-      </w:r>
-    </w:p>
-    <w:p>
-      <w:pPr>
-        <w:pStyle w:val="BodyText"/>
-      </w:pPr>
-      <w:r>
-        <w:t xml:space="preserve">[19] Google. WebP Container and Bitstream Specification.</w:t>
-      </w:r>
-      <w:r>
-        <w:t xml:space="preserve"> </w:t>
-      </w:r>
-      <w:r>
-        <w:t xml:space="preserve">https://developers.google.com/speed/webp/docs/riff_container</w:t>
-      </w:r>
-    </w:p>
-    <w:p>
-      <w:pPr>
-        <w:pStyle w:val="BodyText"/>
-      </w:pPr>
-      <w:r>
-        <w:t xml:space="preserve">[20] J. Ratcliff. Texture atlas / sprite packing techniques. Game Developer, 2002.</w:t>
-      </w:r>
-    </w:p>
-    <w:p>
-      <w:pPr>
-        <w:pStyle w:val="BodyText"/>
-      </w:pPr>
-      <w:r>
-        <w:t xml:space="preserve">[21] J. Jylänki. A Thousand Ways to Pack the Bin: rectangle bin-packing</w:t>
-      </w:r>
-      <w:r>
-        <w:t xml:space="preserve"> </w:t>
-      </w:r>
-      <w:r>
-        <w:t xml:space="preserve">algorithms (skyline, MaxRects), 2010.</w:t>
-      </w:r>
-    </w:p>
-    <w:p>
-      <w:pPr>
-        <w:pStyle w:val="BodyText"/>
-      </w:pPr>
-      <w:r>
-        <w:t xml:space="preserve">[22] J. Alakuijala, Z. Szabadka. Brotli Compressed Data Format. RFC 7932, IETF, 2016.</w:t>
-      </w:r>
-      <w:r>
-        <w:t xml:space="preserve"> </w:t>
-      </w:r>
-      <w:r>
-        <w:t xml:space="preserve">doi:10.17487/RFC7932</w:t>
-      </w:r>
-    </w:p>
-    <w:p>
-      <w:pPr>
-        <w:pStyle w:val="BodyText"/>
-      </w:pPr>
-      <w:r>
-        <w:t xml:space="preserve">[23] Y. Collet, M. Kucherawy. Zstandard Compression and the application/zstd Media</w:t>
-      </w:r>
-      <w:r>
-        <w:t xml:space="preserve"> </w:t>
-      </w:r>
-      <w:r>
-        <w:t xml:space="preserve">Type. RFC 8878, IETF, 2021. doi:10.17487/RFC8878</w:t>
-      </w:r>
-    </w:p>
-    <w:p>
-      <w:pPr>
-        <w:pStyle w:val="BodyText"/>
-      </w:pPr>
-      <w:r>
-        <w:t xml:space="preserve">[24] P. Meenan, Y. Weiss. Compression Dictionary Transport. RFC 9842, IETF, 2025.</w:t>
-      </w:r>
-      <w:r>
-        <w:t xml:space="preserve"> </w:t>
-      </w:r>
-      <w:r>
-        <w:t xml:space="preserve">doi:10.17487/RFC9842</w:t>
-      </w:r>
-    </w:p>
-    <w:p>
-      <w:pPr>
-        <w:pStyle w:val="BodyText"/>
-      </w:pPr>
-      <w:r>
-        <w:t xml:space="preserve">[25] Z. Wang, A. C. Bovik, H. R. Sheikh, E. P. Simoncelli. Image Quality Assessment:</w:t>
-      </w:r>
-      <w:r>
-        <w:t xml:space="preserve"> </w:t>
-      </w:r>
-      <w:r>
-        <w:t xml:space="preserve">From Error Visibility to Structural Similarity. IEEE Trans. Image Processing 13(4):600-612,</w:t>
-      </w:r>
-      <w:r>
-        <w:t xml:space="preserve"> </w:t>
-      </w:r>
-      <w:r>
-        <w:t xml:space="preserve">2004. doi:10.1109/TIP.2003.819861</w:t>
-      </w:r>
-    </w:p>
-    <w:p>
-      <w:pPr>
-        <w:pStyle w:val="BodyText"/>
-      </w:pPr>
-      <w:r>
-        <w:t xml:space="preserve">[26] X. S. Wang, A. Balasubramanian, A. Krishnamurthy, D. Wetherall. Demystifying Page</w:t>
-      </w:r>
-      <w:r>
-        <w:t xml:space="preserve"> </w:t>
-      </w:r>
-      <w:r>
-        <w:t xml:space="preserve">Load Performance with WProf. USENIX NSDI, 2013.</w:t>
-      </w:r>
-    </w:p>
-    <w:p>
-      <w:pPr>
-        <w:pStyle w:val="BodyText"/>
-      </w:pPr>
-      <w:r>
-        <w:t xml:space="preserve">[27] X. S. Wang, A. Balasubramanian, A. Krishnamurthy, D. Wetherall. How Speedy is</w:t>
-      </w:r>
-      <w:r>
-        <w:t xml:space="preserve"> </w:t>
-      </w:r>
-      <w:r>
-        <w:t xml:space="preserve">SPDY? USENIX NSDI, 2014.</w:t>
-      </w:r>
-    </w:p>
-    <w:p>
-      <w:pPr>
-        <w:pStyle w:val="BodyText"/>
-      </w:pPr>
-      <w:r>
-        <w:t xml:space="preserve">[28] R. Netravali, A. Goyal, J. Mickens, H. Balakrishnan. Polaris: Faster Page Loads</w:t>
-      </w:r>
-      <w:r>
-        <w:t xml:space="preserve"> </w:t>
-      </w:r>
-      <w:r>
-        <w:t xml:space="preserve">Using Fine-grained Dependency Tracking. USENIX NSDI, 2016.</w:t>
-      </w:r>
-    </w:p>
-    <w:p>
-      <w:pPr>
-        <w:pStyle w:val="BodyText"/>
-      </w:pPr>
-      <w:r>
-        <w:t xml:space="preserve">[29] R. Marx, T. Wijnants, P. Quax, A. Faes, W. Lamotte. Concatenation, Embedding and</w:t>
-      </w:r>
-      <w:r>
-        <w:t xml:space="preserve"> </w:t>
-      </w:r>
-      <w:r>
-        <w:t xml:space="preserve">Sharding: Do HTTP/1 Performance Best Practices Make Sense in HTTP/2? WEBIST, 2017.</w:t>
-      </w:r>
-    </w:p>
-    <w:p>
-      <w:pPr>
-        <w:pStyle w:val="BodyText"/>
-      </w:pPr>
-      <w:r>
-        <w:t xml:space="preserve">[30] C. Sander, I. Kunze, K. Wehrle, J. Rüth. Sharding and HTTP/2 Connection Reuse</w:t>
-      </w:r>
-      <w:r>
-        <w:t xml:space="preserve"> </w:t>
-      </w:r>
-      <w:r>
-        <w:t xml:space="preserve">Revisited: Why Are There Still Redundant Connections? ACM IMC, 2021.</w:t>
-      </w:r>
-      <w:r>
-        <w:t xml:space="preserve"> </w:t>
-      </w:r>
-      <w:r>
-        <w:t xml:space="preserve">doi:10.1145/3487552.3487832</w:t>
-      </w:r>
-    </w:p>
-    <w:p>
-      <w:pPr>
-        <w:pStyle w:val="BodyText"/>
-      </w:pPr>
-      <w:r>
-        <w:t xml:space="preserve">[31] N. Barman, M. G. Martini. An Evaluation of the Next-Generation Image Coding</w:t>
-      </w:r>
-      <w:r>
-        <w:t xml:space="preserve"> </w:t>
-      </w:r>
-      <w:r>
-        <w:t xml:space="preserve">Standard AVIF. IEEE QoMEX, 2020. doi:10.1109/QoMEX48832.2020.9123131</w:t>
-      </w:r>
-    </w:p>
-    <w:p>
-      <w:pPr>
-        <w:pStyle w:val="BodyText"/>
-      </w:pPr>
-      <w:r>
-        <w:t xml:space="preserve">[32] B. Lévy, S. Petitjean, N. Ray, J. Maillot. Least Squares Conformal Maps for</w:t>
-      </w:r>
-      <w:r>
-        <w:t xml:space="preserve"> </w:t>
-      </w:r>
-      <w:r>
-        <w:t xml:space="preserve">Automatic Texture Atlas Generation. ACM SIGGRAPH / ACM TOG 21(3), 2002.</w:t>
-      </w:r>
-      <w:r>
-        <w:t xml:space="preserve"> </w:t>
-      </w:r>
-      <w:r>
-        <w:t xml:space="preserve">doi:10.1145/566654.566590</w:t>
-      </w:r>
-    </w:p>
-    <w:p>
-      <w:pPr>
-        <w:pStyle w:val="BodyText"/>
-      </w:pPr>
-      <w:r>
-        <w:t xml:space="preserve">[33] J. Marszałkowski, J. Mizgajski, D. Mokwa, M. Drozdowski. Analysis and Solution of</w:t>
-      </w:r>
-      <w:r>
-        <w:t xml:space="preserve"> </w:t>
-      </w:r>
-      <w:r>
-        <w:t xml:space="preserve">CSS-Sprite Packing Problem. ACM Trans. Web 10(1), Article 1, 2016. doi:10.1145/2818377</w:t>
-      </w:r>
-    </w:p>
-    <w:p>
-      <w:pPr>
-        <w:pStyle w:val="BodyText"/>
-      </w:pPr>
-      <w:r>
-        <w:t xml:space="preserve">[34] M. Butkiewicz, H. V. Madhyastha, V. Sekar. Understanding Website Complexity:</w:t>
-      </w:r>
-      <w:r>
-        <w:t xml:space="preserve"> </w:t>
-      </w:r>
-      <w:r>
-        <w:t xml:space="preserve">Measurements, Metrics, and Implications. ACM Internet Measurement Conference (IMC), 2011.</w:t>
-      </w:r>
-      <w:r>
-        <w:t xml:space="preserve"> </w:t>
-      </w:r>
-      <w:r>
-        <w:t xml:space="preserve">doi:10.1145/2068816.2068846</w:t>
-      </w:r>
-    </w:p>
-    <w:p>
-      <w:pPr>
-        <w:pStyle w:val="BodyText"/>
-      </w:pPr>
-      <w:r>
-        <w:t xml:space="preserve">[35] S. Souders. High Performance Web Sites: Essential Knowledge for Front-End</w:t>
-      </w:r>
-      <w:r>
-        <w:t xml:space="preserve"> </w:t>
-      </w:r>
-      <w:r>
-        <w:t xml:space="preserve">Engineers. O'Reilly Media, 2007. ISBN 978-0-596-52930-7.</w:t>
-      </w:r>
-    </w:p>
-    <w:p>
-      <w:pPr>
-        <w:pStyle w:val="BodyText"/>
-      </w:pPr>
-      <w:r>
-        <w:t xml:space="preserve">[36] H. de Saxcé, I. Oprescu, Y. Chen. Is HTTP/2 really faster than HTTP/1.1? IEEE</w:t>
-      </w:r>
-      <w:r>
-        <w:t xml:space="preserve"> </w:t>
-      </w:r>
-      <w:r>
-        <w:t xml:space="preserve">INFOCOM Workshops (INFOCOM WKSHPS), 2015, pp. 293-299.</w:t>
-      </w:r>
-      <w:r>
-        <w:t xml:space="preserve"> </w:t>
-      </w:r>
-      <w:r>
-        <w:t xml:space="preserve">doi:10.1109/INFCOMW.2015.7179400</w:t>
-      </w:r>
-    </w:p>
-    <w:p>
-      <w:pPr>
-        <w:pStyle w:val="BodyText"/>
-      </w:pPr>
-      <w:r>
-        <w:t xml:space="preserve">[37] A. M. Kakhki, S. Jero, D. Choffnes, C. Nita-Rotaru, A. Mislove. Taking a Long Look</w:t>
-      </w:r>
-      <w:r>
-        <w:t xml:space="preserve"> </w:t>
-      </w:r>
-      <w:r>
-        <w:t xml:space="preserve">at QUIC: An Approach for Rigorous Evaluation of Rapidly Evolving Transport Protocols. ACM</w:t>
-      </w:r>
-      <w:r>
-        <w:t xml:space="preserve"> </w:t>
-      </w:r>
-      <w:r>
-        <w:t xml:space="preserve">Internet Measurement Conference (IMC), 2017, pp. 290-303. doi:10.1145/3131365.3131368</w:t>
-      </w:r>
-    </w:p>
-    <w:p>
-      <w:pPr>
-        <w:pStyle w:val="BodyText"/>
-      </w:pPr>
-      <w:r>
-        <w:t xml:space="preserve">[38] J. Alakuijala, R. van Asseldonk, S. Boukortt, M. Bruse, I.-M. Comșa, M. Firsching,</w:t>
-      </w:r>
-      <w:r>
-        <w:t xml:space="preserve"> </w:t>
-      </w:r>
-      <w:r>
-        <w:t xml:space="preserve">et al. JPEG XL next-generation image compression architecture and coding tools. Proc.</w:t>
-      </w:r>
-      <w:r>
-        <w:t xml:space="preserve"> </w:t>
-      </w:r>
-      <w:r>
-        <w:t xml:space="preserve">SPIE 11137, Applications of Digital Image Processing XLII, 111370K, 2019.</w:t>
-      </w:r>
-      <w:r>
-        <w:t xml:space="preserve"> </w:t>
-      </w:r>
-      <w:r>
-        <w:t xml:space="preserve">doi:10.1117/12.2529237</w:t>
-      </w:r>
-    </w:p>
-    <w:p>
-      <w:pPr>
-        <w:pStyle w:val="BodyText"/>
-      </w:pPr>
-      <w:r>
-        <w:t xml:space="preserve">[39] Google. WebP Compression Study, 2011.</w:t>
-      </w:r>
-      <w:r>
-        <w:t xml:space="preserve"> </w:t>
-      </w:r>
-      <w:r>
-        <w:t xml:space="preserve">https://developers.google.com/speed/webp/docs/webp_study</w:t>
-      </w:r>
-    </w:p>
-    <w:p>
-      <w:pPr>
-        <w:pStyle w:val="BodyText"/>
-      </w:pPr>
-      <w:r>
-        <w:t xml:space="preserve">[40] G. Randers-Pehrson. MNG (Multiple-image Network Graphics) Format, Version 1.0,</w:t>
-      </w:r>
-      <w:r>
-        <w:t xml:space="preserve"> </w:t>
-      </w:r>
-      <w:r>
-        <w:t xml:space="preserve">2001. http://www.libpng.org/pub/mng/spec/ (APNG is standardized in the W3C PNG</w:t>
-      </w:r>
-      <w:r>
-        <w:t xml:space="preserve"> </w:t>
-      </w:r>
-      <w:r>
-        <w:t xml:space="preserve">Specification, 3rd ed. [18]).</w:t>
-      </w:r>
-    </w:p>
-    <w:p>
-      <w:pPr>
-        <w:pStyle w:val="BodyText"/>
-      </w:pPr>
-      <w:r>
-        <w:t xml:space="preserve">[41] ISO/IEC 23008-12:2017. Information technology: High efficiency coding and media</w:t>
-      </w:r>
-      <w:r>
-        <w:t xml:space="preserve"> </w:t>
-      </w:r>
-      <w:r>
-        <w:t xml:space="preserve">delivery in heterogeneous environments, Part 12: Image File Format (HEIF).</w:t>
-      </w:r>
-    </w:p>
-    <w:p>
-      <w:pPr>
-        <w:pStyle w:val="BodyText"/>
-      </w:pPr>
-      <w:r>
-        <w:t xml:space="preserve">[42] J. Mogul, B. Krishnamurthy, F. Douglis, A. Feldmann, Y. Goland, A. van Hoff,</w:t>
-      </w:r>
-      <w:r>
-        <w:t xml:space="preserve"> </w:t>
-      </w:r>
-      <w:r>
-        <w:t xml:space="preserve">D. Hellerstein. Delta Encoding in HTTP. RFC 3229, IETF, 2002. doi:10.17487/RFC3229</w:t>
-      </w:r>
-    </w:p>
-    <w:p>
-      <w:pPr>
-        <w:pStyle w:val="BodyText"/>
-      </w:pPr>
-      <w:r>
-        <w:t xml:space="preserve">[43] D. Korn, J. MacDonald, J. Mogul, K. Vo. The VCDIFF Generic Differencing and</w:t>
-      </w:r>
-      <w:r>
-        <w:t xml:space="preserve"> </w:t>
-      </w:r>
-      <w:r>
-        <w:t xml:space="preserve">Compression Data Format. RFC 3284, IETF, 2002. doi:10.17487/RFC3284</w:t>
-      </w:r>
-    </w:p>
-    <w:p>
-      <w:pPr>
-        <w:pStyle w:val="BodyText"/>
-      </w:pPr>
-      <w:r>
-        <w:t xml:space="preserve">[44] J. Butler, W.-H. Lee, B. McQuade, K. Mixter. A Proposal for Shared Dictionary</w:t>
-      </w:r>
-      <w:r>
-        <w:t xml:space="preserve"> </w:t>
-      </w:r>
-      <w:r>
-        <w:t xml:space="preserve">Compression over HTTP (SDCH). IETF Internet-Draft draft-lee-sdch-spec, 2008.</w:t>
-      </w:r>
-    </w:p>
-    <w:p>
-      <w:pPr>
-        <w:pStyle w:val="BodyText"/>
-      </w:pPr>
-      <w:r>
-        <w:t xml:space="preserve">[45] R. Fielding, M. Nottingham, J. Reschke (Eds.). HTTP Caching. RFC 9111 (STD 98),</w:t>
-      </w:r>
-      <w:r>
-        <w:t xml:space="preserve"> </w:t>
-      </w:r>
-      <w:r>
-        <w:t xml:space="preserve">IETF, 2022. doi:10.17487/RFC9111</w:t>
-      </w:r>
-    </w:p>
     <w:p>
       <w:pPr>
         <w:pStyle w:val="BodyText"/>
@@ -14191,6 +14200,7 @@
     </w:p>
     <w:bookmarkEnd w:id="68"/>
     <w:bookmarkEnd w:id="69"/>
+    <w:bookmarkEnd w:id="70"/>
     <w:sectPr/>
   </w:body>
 </w:document>

--- a/docs/paper.docx
+++ b/docs/paper.docx
@@ -877,7 +877,7 @@
         <w:t xml:space="preserve"> </w:t>
       </w:r>
       <w:r>
-        <w:t xml:space="preserve">the context in which our own HTTP/3 concurrency observation (Section 5.4) should be</w:t>
+        <w:t xml:space="preserve">the context in which our own HTTP/3 concurrency observation (Appendix A.2) should be</w:t>
       </w:r>
       <w:r>
         <w:t xml:space="preserve"> </w:t>
@@ -1153,7 +1153,7 @@
         <w:t xml:space="preserve"> </w:t>
       </w:r>
       <w:r>
-        <w:t xml:space="preserve">problem (Appendix A.3). HTTP Archive's Web Almanac [8] supplies the population</w:t>
+        <w:t xml:space="preserve">problem (Appendix A.4). HTTP Archive's Web Almanac [8] supplies the population</w:t>
       </w:r>
       <w:r>
         <w:t xml:space="preserve"> </w:t>
@@ -1438,7 +1438,7 @@
         <w:t xml:space="preserve"> </w:t>
       </w:r>
       <w:r>
-        <w:t xml:space="preserve">(Appendix A.4).</w:t>
+        <w:t xml:space="preserve">(Appendix A.5).</w:t>
       </w:r>
     </w:p>
     <w:bookmarkEnd w:id="27"/>
@@ -1583,7 +1583,7 @@
         <w:pStyle w:val="BodyText"/>
       </w:pPr>
       <w:r>
-        <w:t xml:space="preserve">A live-renderer measurement (Appendix A.2) confirms that at typical tile counts the</w:t>
+        <w:t xml:space="preserve">A live-renderer measurement (Appendix A.3) confirms that at typical tile counts the</w:t>
       </w:r>
       <w:r>
         <w:t xml:space="preserve"> </w:t>
@@ -1969,7 +1969,7 @@
     </w:p>
     <w:bookmarkEnd w:id="34"/>
     <w:bookmarkEnd w:id="35"/>
-    <w:bookmarkStart w:id="52" w:name="results"/>
+    <w:bookmarkStart w:id="45" w:name="results"/>
     <w:p>
       <w:pPr>
         <w:pStyle w:val="Heading2"/>
@@ -3539,7 +3539,7 @@
               <a:graphicData uri="http://schemas.openxmlformats.org/drawingml/2006/picture">
                 <pic:pic>
                   <pic:nvPicPr>
-                    <pic:cNvPr descr="file:///E:/tmp/tmpdvdj1l32/svg0.png" id="41" name="Picture"/>
+                    <pic:cNvPr descr="file:///E:/tmp/tmp24pfi21r/svg0.png" id="41" name="Picture"/>
                     <pic:cNvPicPr>
                       <a:picLocks noChangeArrowheads="1" noChangeAspect="1"/>
                     </pic:cNvPicPr>
@@ -5898,13 +5898,23 @@
       </w:r>
     </w:p>
     <w:bookmarkEnd w:id="44"/>
-    <w:bookmarkStart w:id="51" w:name="supporting-measurements-network-timing"/>
+    <w:bookmarkEnd w:id="45"/>
+    <w:bookmarkStart w:id="52" w:name="discussion"/>
+    <w:p>
+      <w:pPr>
+        <w:pStyle w:val="Heading2"/>
+      </w:pPr>
+      <w:r>
+        <w:t xml:space="preserve">6  Discussion</w:t>
+      </w:r>
+    </w:p>
+    <w:bookmarkStart w:id="46" w:name="the-coupling-spectrum"/>
     <w:p>
       <w:pPr>
         <w:pStyle w:val="Heading3"/>
       </w:pPr>
       <w:r>
-        <w:t xml:space="preserve">5.4  Supporting measurements: network timing</w:t>
+        <w:t xml:space="preserve">6.1  The coupling spectrum</w:t>
       </w:r>
     </w:p>
     <w:p>
@@ -5912,31 +5922,495 @@
         <w:pStyle w:val="FirstParagraph"/>
       </w:pPr>
       <w:r>
-        <w:t xml:space="preserve">The byte and construction results above are protocol-independent. This section reports</w:t>
-      </w:r>
-      <w:r>
-        <w:t xml:space="preserve"> </w:t>
-      </w:r>
-      <w:r>
-        <w:t xml:space="preserve">how the byte savings translate to load time on a single-machine browser testbed. The</w:t>
-      </w:r>
-      <w:r>
-        <w:t xml:space="preserve"> </w:t>
-      </w:r>
-      <w:r>
-        <w:t xml:space="preserve">deployment guidance draws on the relative comparisons across conditions, which the</w:t>
-      </w:r>
-      <w:r>
-        <w:t xml:space="preserve"> </w:t>
-      </w:r>
-      <w:r>
-        <w:t xml:space="preserve">randomized, validated protocol holds stable; absolute timings are properties of the</w:t>
-      </w:r>
-      <w:r>
-        <w:t xml:space="preserve"> </w:t>
-      </w:r>
-      <w:r>
-        <w:t xml:space="preserve">testbed.</w:t>
+        <w:t xml:space="preserve">The results organize on a single axis: what a set of tiles is made to share. At one</w:t>
+      </w:r>
+      <w:r>
+        <w:t xml:space="preserve"> </w:t>
+      </w:r>
+      <w:r>
+        <w:t xml:space="preserve">end, the byte-bundle shares only transport: it concatenates independently-encoded files,</w:t>
+      </w:r>
+      <w:r>
+        <w:t xml:space="preserve"> </w:t>
+      </w:r>
+      <w:r>
+        <w:t xml:space="preserve">so it never costs bytes and never gains cross-image compression. Two standard-container</w:t>
+      </w:r>
+      <w:r>
+        <w:t xml:space="preserve"> </w:t>
+      </w:r>
+      <w:r>
+        <w:t xml:space="preserve">formats sit at the same point, JPEG abbreviated format (one shared table datastream plus</w:t>
+      </w:r>
+      <w:r>
+        <w:t xml:space="preserve"> </w:t>
+      </w:r>
+      <w:r>
+        <w:t xml:space="preserve">per-tile table-less scans) and animated WebP (one independent payload per frame), both</w:t>
+      </w:r>
+      <w:r>
+        <w:t xml:space="preserve"> </w:t>
+      </w:r>
+      <w:r>
+        <w:t xml:space="preserve">measured byte-equivalent to the byte-bundle while offering a playable container or</w:t>
+      </w:r>
+      <w:r>
+        <w:t xml:space="preserve"> </w:t>
+      </w:r>
+      <w:r>
+        <w:t xml:space="preserve">per-tile random access. A shared-table bundle adds table sharing; the pixel atlas goes furthest,</w:t>
+      </w:r>
+      <w:r>
+        <w:t xml:space="preserve"> </w:t>
+      </w:r>
+      <w:r>
+        <w:t xml:space="preserve">sharing the entire coding model, palette, entropy context, quantizer segments, and</w:t>
+      </w:r>
+      <w:r>
+        <w:t xml:space="preserve"> </w:t>
+      </w:r>
+      <w:r>
+        <w:t xml:space="preserve">filters. The measurements then reduce to one principle: bundling</w:t>
+      </w:r>
+      <w:r>
+        <w:t xml:space="preserve"> </w:t>
+      </w:r>
+      <w:r>
+        <w:rPr>
+          <w:i/>
+          <w:iCs/>
+        </w:rPr>
+        <w:t xml:space="preserve">saves</w:t>
+      </w:r>
+      <w:r>
+        <w:t xml:space="preserve"> </w:t>
+      </w:r>
+      <w:r>
+        <w:t xml:space="preserve">to the</w:t>
+      </w:r>
+      <w:r>
+        <w:t xml:space="preserve"> </w:t>
+      </w:r>
+      <w:r>
+        <w:t xml:space="preserve">extent tiles share</w:t>
+      </w:r>
+      <w:r>
+        <w:t xml:space="preserve"> </w:t>
+      </w:r>
+      <w:r>
+        <w:rPr>
+          <w:i/>
+          <w:iCs/>
+        </w:rPr>
+        <w:t xml:space="preserve">fixed</w:t>
+      </w:r>
+      <w:r>
+        <w:t xml:space="preserve"> </w:t>
+      </w:r>
+      <w:r>
+        <w:t xml:space="preserve">costs (container overhead, tables, duplicate content),</w:t>
+      </w:r>
+      <w:r>
+        <w:t xml:space="preserve"> </w:t>
+      </w:r>
+      <w:r>
+        <w:t xml:space="preserve">and</w:t>
+      </w:r>
+      <w:r>
+        <w:t xml:space="preserve"> </w:t>
+      </w:r>
+      <w:r>
+        <w:rPr>
+          <w:i/>
+          <w:iCs/>
+        </w:rPr>
+        <w:t xml:space="preserve">loses</w:t>
+      </w:r>
+      <w:r>
+        <w:t xml:space="preserve"> </w:t>
+      </w:r>
+      <w:r>
+        <w:t xml:space="preserve">to the extent they are forced to share</w:t>
+      </w:r>
+      <w:r>
+        <w:t xml:space="preserve"> </w:t>
+      </w:r>
+      <w:r>
+        <w:rPr>
+          <w:i/>
+          <w:iCs/>
+        </w:rPr>
+        <w:t xml:space="preserve">adaptive</w:t>
+      </w:r>
+      <w:r>
+        <w:t xml:space="preserve"> </w:t>
+      </w:r>
+      <w:r>
+        <w:t xml:space="preserve">state (a</w:t>
+      </w:r>
+      <w:r>
+        <w:t xml:space="preserve"> </w:t>
+      </w:r>
+      <w:r>
+        <w:t xml:space="preserve">single quantizer allocation, one scanline-filter prediction context, one palette) that individually-encoded</w:t>
+      </w:r>
+      <w:r>
+        <w:t xml:space="preserve"> </w:t>
+      </w:r>
+      <w:r>
+        <w:t xml:space="preserve">files would have specialized. The fixed-cost half of this account is directly testable:</w:t>
+      </w:r>
+      <w:r>
+        <w:t xml:space="preserve"> </w:t>
+      </w:r>
+      <w:r>
+        <w:t xml:space="preserve">regressing each codec's measured saving (63 matched-quality cells) on the</w:t>
+      </w:r>
+      <w:r>
+        <w:t xml:space="preserve"> </w:t>
+      </w:r>
+      <w:r>
+        <w:t xml:space="preserve">overhead-to-content predictor 100·H·N/bytes</w:t>
+      </w:r>
+      <w:r>
+        <w:rPr>
+          <w:vertAlign w:val="subscript"/>
+        </w:rPr>
+        <w:t xml:space="preserve">individual</w:t>
+      </w:r>
+      <w:r>
+        <w:t xml:space="preserve"> </w:t>
+      </w:r>
+      <w:r>
+        <w:t xml:space="preserve">gives</w:t>
+      </w:r>
+      <w:r>
+        <w:t xml:space="preserve"> </w:t>
+      </w:r>
+      <w:r>
+        <w:t xml:space="preserve">R</w:t>
+      </w:r>
+      <w:r>
+        <w:rPr>
+          <w:vertAlign w:val="superscript"/>
+        </w:rPr>
+        <w:t xml:space="preserve">2</w:t>
+      </w:r>
+      <w:r>
+        <w:t xml:space="preserve"> = 0.99 for JPEG, where the container tables dominate, so</w:t>
+      </w:r>
+      <w:r>
+        <w:t xml:space="preserve"> </w:t>
+      </w:r>
+      <w:r>
+        <w:t xml:space="preserve">amortization alone explains the JPEG savings almost completely (slope 0.59, i.e. the</w:t>
+      </w:r>
+      <w:r>
+        <w:t xml:space="preserve"> </w:t>
+      </w:r>
+      <w:r>
+        <w:t xml:space="preserve">600-byte figure overstates the recoverable share). For lossy WebP the same predictor</w:t>
+      </w:r>
+      <w:r>
+        <w:t xml:space="preserve"> </w:t>
+      </w:r>
+      <w:r>
+        <w:t xml:space="preserve">captures only the ordering (R</w:t>
+      </w:r>
+      <w:r>
+        <w:rPr>
+          <w:vertAlign w:val="superscript"/>
+        </w:rPr>
+        <w:t xml:space="preserve">2</w:t>
+      </w:r>
+      <w:r>
+        <w:t xml:space="preserve"> = 0.69) and badly under-predicts the</w:t>
+      </w:r>
+      <w:r>
+        <w:t xml:space="preserve"> </w:t>
+      </w:r>
+      <w:r>
+        <w:t xml:space="preserve">magnitude, the measured range of −8.5 to +19% dwarfs the predicted 0.5 to 6%, and</w:t>
+      </w:r>
+      <w:r>
+        <w:t xml:space="preserve"> </w:t>
+      </w:r>
+      <w:r>
+        <w:t xml:space="preserve">for the lossless formats the fixed-cost term fails outright</w:t>
+      </w:r>
+      <w:r>
+        <w:t xml:space="preserve"> </w:t>
+      </w:r>
+      <w:r>
+        <w:t xml:space="preserve">(R</w:t>
+      </w:r>
+      <w:r>
+        <w:rPr>
+          <w:vertAlign w:val="superscript"/>
+        </w:rPr>
+        <w:t xml:space="preserve">2</w:t>
+      </w:r>
+      <w:r>
+        <w:t xml:space="preserve"> &lt; 0.2, negative for lossless WebP). Those are precisely the</w:t>
+      </w:r>
+      <w:r>
+        <w:t xml:space="preserve"> </w:t>
+      </w:r>
+      <w:r>
+        <w:t xml:space="preserve">codecs where the adaptive-state term dominates: the shared four-segment allocation for</w:t>
+      </w:r>
+      <w:r>
+        <w:t xml:space="preserve"> </w:t>
+      </w:r>
+      <w:r>
+        <w:t xml:space="preserve">WebP, the per-scanline filter for PNG. The coupling account is thus a two-term</w:t>
+      </w:r>
+      <w:r>
+        <w:t xml:space="preserve"> </w:t>
+      </w:r>
+      <w:r>
+        <w:t xml:space="preserve">decomposition, a fixed-cost gain that is quantitatively predictive for JPEG and an</w:t>
+      </w:r>
+      <w:r>
+        <w:t xml:space="preserve"> </w:t>
+      </w:r>
+      <w:r>
+        <w:t xml:space="preserve">adaptive-state penalty that is codec-specific and, at present, characterized rather than</w:t>
+      </w:r>
+      <w:r>
+        <w:t xml:space="preserve"> </w:t>
+      </w:r>
+      <w:r>
+        <w:t xml:space="preserve">modeled; JPEG always wins because its shared cost is large and its adaptive coupling</w:t>
+      </w:r>
+      <w:r>
+        <w:t xml:space="preserve"> </w:t>
+      </w:r>
+      <w:r>
+        <w:t xml:space="preserve">weak, lossless flat art wins because a shared palette is pure fixed-cost saving, and</w:t>
+      </w:r>
+      <w:r>
+        <w:t xml:space="preserve"> </w:t>
+      </w:r>
+      <w:r>
+        <w:t xml:space="preserve">photographic WebP loses under the default encoder because the shared segments are</w:t>
+      </w:r>
+      <w:r>
+        <w:t xml:space="preserve"> </w:t>
+      </w:r>
+      <w:r>
+        <w:t xml:space="preserve">adaptive state, recovering once adaptive deblocking neutralizes the artifact.</w:t>
+      </w:r>
+    </w:p>
+    <w:p>
+      <w:pPr>
+        <w:pStyle w:val="BodyText"/>
+      </w:pPr>
+      <w:r>
+        <w:t xml:space="preserve">A first step toward modeling the second term rather than only naming it: adding a</w:t>
+      </w:r>
+      <w:r>
+        <w:t xml:space="preserve"> </w:t>
+      </w:r>
+      <w:r>
+        <w:t xml:space="preserve">content-heterogeneity feature (the mean pairwise distance of tile thumbnails) with a</w:t>
+      </w:r>
+      <w:r>
+        <w:t xml:space="preserve"> </w:t>
+      </w:r>
+      <w:r>
+        <w:t xml:space="preserve">per-codec penalty coefficient lifts a pooled cross-codec fit from</w:t>
+      </w:r>
+      <w:r>
+        <w:t xml:space="preserve"> </w:t>
+      </w:r>
+      <w:r>
+        <w:t xml:space="preserve">R</w:t>
+      </w:r>
+      <w:r>
+        <w:rPr>
+          <w:vertAlign w:val="superscript"/>
+        </w:rPr>
+        <w:t xml:space="preserve">2</w:t>
+      </w:r>
+      <w:r>
+        <w:t xml:space="preserve"> = 0.73 (fixed-cost term alone) to 0.78, and the learned penalties</w:t>
+      </w:r>
+      <w:r>
+        <w:t xml:space="preserve"> </w:t>
+      </w:r>
+      <w:r>
+        <w:t xml:space="preserve">order the codecs by their adaptive coupling exactly as the mechanism predicts (JPEG 1.2,</w:t>
+      </w:r>
+      <w:r>
+        <w:t xml:space="preserve"> </w:t>
+      </w:r>
+      <w:r>
+        <w:t xml:space="preserve">PNG 5.5, lossless WebP 12.7, lossy WebP 21.0). The modest lift shows a generic</w:t>
+      </w:r>
+      <w:r>
+        <w:t xml:space="preserve"> </w:t>
+      </w:r>
+      <w:r>
+        <w:t xml:space="preserve">heterogeneity proxy captures the direction but not the full magnitude of the penalty.</w:t>
+      </w:r>
+    </w:p>
+    <w:p>
+      <w:pPr>
+        <w:pStyle w:val="BodyText"/>
+      </w:pPr>
+      <w:r>
+        <w:t xml:space="preserve">How far can the saving be predicted from the source images alone, before building any</w:t>
+      </w:r>
+      <w:r>
+        <w:t xml:space="preserve"> </w:t>
+      </w:r>
+      <w:r>
+        <w:t xml:space="preserve">atlas? We tested this directly. Eight content classes were assembled to span extreme</w:t>
+      </w:r>
+      <w:r>
+        <w:t xml:space="preserve"> </w:t>
+      </w:r>
+      <w:r>
+        <w:t xml:space="preserve">image statistics, natural photos, emoji, flags, and avatars alongside synthetic</w:t>
+      </w:r>
+      <w:r>
+        <w:t xml:space="preserve"> </w:t>
+      </w:r>
+      <w:r>
+        <w:t xml:space="preserve">gradients, noise, UI mockups, and objects on white, and six cheap features were computed</w:t>
+      </w:r>
+      <w:r>
+        <w:t xml:space="preserve"> </w:t>
+      </w:r>
+      <w:r>
+        <w:t xml:space="preserve">per class (edge density, DCT high-frequency energy, color-histogram entropy, unique</w:t>
+      </w:r>
+      <w:r>
+        <w:t xml:space="preserve"> </w:t>
+      </w:r>
+      <w:r>
+        <w:t xml:space="preserve">colors, inter-tile heterogeneity, and luminance variance). The content-dependence is real and large: holding tile size and codec fixed, the saving</w:t>
+      </w:r>
+      <w:r>
+        <w:t xml:space="preserve"> </w:t>
+      </w:r>
+      <w:r>
+        <w:t xml:space="preserve">still varies by 16 to 41 percentage points across the eight classes (for example</w:t>
+      </w:r>
+      <w:r>
+        <w:t xml:space="preserve"> </w:t>
+      </w:r>
+      <w:r>
+        <w:t xml:space="preserve">−16% to +16% at 224 pixels under WebP), so a size-and-codec rule leaves a wide</w:t>
+      </w:r>
+      <w:r>
+        <w:t xml:space="preserve"> </w:t>
+      </w:r>
+      <w:r>
+        <w:t xml:space="preserve">residual. Yet predicting a held-out class's saving from the six features does not improve</w:t>
+      </w:r>
+      <w:r>
+        <w:t xml:space="preserve"> </w:t>
+      </w:r>
+      <w:r>
+        <w:t xml:space="preserve">on that baseline (Table 6), and it fails even on the isolated codec differential that</w:t>
+      </w:r>
+      <w:r>
+        <w:t xml:space="preserve"> </w:t>
+      </w:r>
+      <w:r>
+        <w:t xml:space="preserve">cancels the fixed-cost term (10.1 against a constant's 7.1 percentage points): the</w:t>
+      </w:r>
+      <w:r>
+        <w:t xml:space="preserve"> </w:t>
+      </w:r>
+      <w:r>
+        <w:t xml:space="preserve">adaptive-state penalty is codec-mechanistic and is not captured by these cheap source</w:t>
+      </w:r>
+      <w:r>
+        <w:t xml:space="preserve"> </w:t>
+      </w:r>
+      <w:r>
+        <w:t xml:space="preserve">features. What does recover it is a measurement, not a</w:t>
+      </w:r>
+      <w:r>
+        <w:t xml:space="preserve"> </w:t>
+      </w:r>
+      <w:r>
+        <w:t xml:space="preserve">model: a probe encode of only 10–20 tiles estimates the full-set saving to within</w:t>
+      </w:r>
+      <w:r>
+        <w:t xml:space="preserve"> </w:t>
+      </w:r>
+      <w:r>
+        <w:t xml:space="preserve">about two percentage points, and tracks the content ordering that the baseline misses</w:t>
+      </w:r>
+      <w:r>
+        <w:t xml:space="preserve"> </w:t>
+      </w:r>
+      <w:r>
+        <w:t xml:space="preserve">(within-cell rank correlation 0.86 to 1.00). The probe holds as the group grows, which is</w:t>
+      </w:r>
+      <w:r>
+        <w:t xml:space="preserve"> </w:t>
+      </w:r>
+      <w:r>
+        <w:t xml:space="preserve">where it earns its keep: a fixed 20-tile probe predicts the saving to a mean absolute error</w:t>
+      </w:r>
+      <w:r>
+        <w:t xml:space="preserve"> </w:t>
+      </w:r>
+      <w:r>
+        <w:t xml:space="preserve">of about two points at every group size from 50 to 500 tiles, and orders the tested</w:t>
+      </w:r>
+      <w:r>
+        <w:t xml:space="preserve"> </w:t>
+      </w:r>
+      <w:r>
+        <w:t xml:space="preserve">class-codec cells correctly, so on a 500-tile bundle the decision encodes just four</w:t>
+      </w:r>
+      <w:r>
+        <w:t xml:space="preserve"> </w:t>
+      </w:r>
+      <w:r>
+        <w:t xml:space="preserve">percent of the tiles through the same quality ladder. Its only slip is the WebP near-break-even regime, where the</w:t>
+      </w:r>
+      <w:r>
+        <w:t xml:space="preserve"> </w:t>
+      </w:r>
+      <w:r>
+        <w:t xml:space="preserve">shared-quantizer penalty deepens with group size faster than a small probe registers, the</w:t>
+      </w:r>
+      <w:r>
+        <w:t xml:space="preserve"> </w:t>
+      </w:r>
+      <w:r>
+        <w:t xml:space="preserve">one case a practitioner should confirm on the full set.</w:t>
+      </w:r>
+      <w:r>
+        <w:t xml:space="preserve"> </w:t>
+      </w:r>
+      <w:r>
+        <w:t xml:space="preserve">This is the empirical case for the design of Section 6.2: the right move is not to</w:t>
+      </w:r>
+      <w:r>
+        <w:t xml:space="preserve"> </w:t>
+      </w:r>
+      <w:r>
+        <w:t xml:space="preserve">model the penalty but to measure the two candidate representations, and a small probe</w:t>
+      </w:r>
+      <w:r>
+        <w:t xml:space="preserve"> </w:t>
+      </w:r>
+      <w:r>
+        <w:t xml:space="preserve">suffices, which is why the heuristic reaches the oracle out-of-sample without any content</w:t>
+      </w:r>
+      <w:r>
+        <w:t xml:space="preserve"> </w:t>
+      </w:r>
+      <w:r>
+        <w:t xml:space="preserve">model.</w:t>
       </w:r>
     </w:p>
     <w:p>
@@ -5954,7 +6428,7 @@
         <w:t xml:space="preserve"> </w:t>
       </w:r>
       <w:r>
-        <w:t xml:space="preserve">Median time to all 500 tiles visible (ms) per serving condition, protocol, and network profile (n = 11 cold browser loads per cell; 12 run in randomized order, first dropped; WebP payloads). The atl-x column gives the single-atlas speedup over individual files with a 95% bootstrap confidence interval; bun-x is the byte-bundle speedup. Per-cell quartiles are in the released data.</w:t>
+        <w:t xml:space="preserve">Predicting a group's atlas saving before building it, leave-one-content-class-out over eight classes spanning extreme image statistics (JPEG and WebP; 47 of 48 cells, one omitted for no overlapping quality range). Error is mean absolute error (percentage points) against the measured saving; rank is Spearman correlation with it. Six cheap source-image features do not beat a size-and-codec baseline, but a 10–20 tile probe encode predicts the saving to about two points and orders the classes far better.</w:t>
       </w:r>
     </w:p>
     <w:tbl>
@@ -5962,7 +6436,2870 @@
         <w:tblStyle w:val="Table"/>
         <w:tblW w:type="auto" w:w="0"/>
         <w:tblLook w:firstRow="1" w:lastRow="0" w:firstColumn="0" w:lastColumn="0" w:noHBand="0" w:noVBand="0" w:val="0020"/>
-        <w:tblCaption w:val="Table 6. Median time to all 500 tiles visible (ms) per serving condition, protocol, and network profile (n = 11 cold browser loads per cell; 12 run in randomized order, first dropped; WebP payloads). The atl-x column gives the single-atlas speedup over individual files with a 95% bootstrap confidence interval; bun-x is the byte-bundle speedup. Per-cell quartiles are in the released data."/>
+        <w:tblCaption w:val="Table 6. Predicting a group's atlas saving before building it, leave-one-content-class-out over eight classes spanning extreme image statistics (JPEG and WebP; 47 of 48 cells, one omitted for no overlapping quality range). Error is mean absolute error (percentage points) against the measured saving; rank is Spearman correlation with it. Six cheap source-image features do not beat a size-and-codec baseline, but a 10–20 tile probe encode predicts the saving to about two points and orders the classes far better."/>
+      </w:tblPr>
+      <w:tblGrid>
+        <w:gridCol w:w="2640"/>
+        <w:gridCol w:w="2640"/>
+        <w:gridCol w:w="2640"/>
+      </w:tblGrid>
+      <w:tr>
+        <w:trPr>
+          <w:tblHeader w:val="on"/>
+        </w:trPr>
+        <w:tc>
+          <w:tcPr/>
+          <w:p>
+            <w:pPr>
+              <w:pStyle w:val="Compact"/>
+              <w:jc w:val="left"/>
+            </w:pPr>
+            <w:r>
+              <w:t xml:space="preserve">predictor</w:t>
+            </w:r>
+          </w:p>
+        </w:tc>
+        <w:tc>
+          <w:tcPr/>
+          <w:p>
+            <w:pPr>
+              <w:pStyle w:val="Compact"/>
+              <w:jc w:val="left"/>
+            </w:pPr>
+            <w:r>
+              <w:t xml:space="preserve">MAE (pp)</w:t>
+            </w:r>
+          </w:p>
+        </w:tc>
+        <w:tc>
+          <w:tcPr/>
+          <w:p>
+            <w:pPr>
+              <w:pStyle w:val="Compact"/>
+              <w:jc w:val="left"/>
+            </w:pPr>
+            <w:r>
+              <w:t xml:space="preserve">rank</w:t>
+            </w:r>
+          </w:p>
+        </w:tc>
+      </w:tr>
+      <w:tr>
+        <w:tc>
+          <w:tcPr/>
+          <w:p>
+            <w:pPr>
+              <w:pStyle w:val="Compact"/>
+              <w:jc w:val="left"/>
+            </w:pPr>
+            <w:r>
+              <w:t xml:space="preserve">size + codec + one encode (baseline)</w:t>
+            </w:r>
+          </w:p>
+        </w:tc>
+        <w:tc>
+          <w:tcPr/>
+          <w:p>
+            <w:pPr>
+              <w:pStyle w:val="Compact"/>
+              <w:jc w:val="left"/>
+            </w:pPr>
+            <w:r>
+              <w:t xml:space="preserve">4.95</w:t>
+            </w:r>
+          </w:p>
+        </w:tc>
+        <w:tc>
+          <w:tcPr/>
+          <w:p>
+            <w:pPr>
+              <w:pStyle w:val="Compact"/>
+              <w:jc w:val="left"/>
+            </w:pPr>
+            <w:r>
+              <w:t xml:space="preserve">0.86</w:t>
+            </w:r>
+          </w:p>
+        </w:tc>
+      </w:tr>
+      <w:tr>
+        <w:tc>
+          <w:tcPr/>
+          <w:p>
+            <w:pPr>
+              <w:pStyle w:val="Compact"/>
+              <w:jc w:val="left"/>
+            </w:pPr>
+            <w:r>
+              <w:t xml:space="preserve">+ six source-image features</w:t>
+            </w:r>
+          </w:p>
+        </w:tc>
+        <w:tc>
+          <w:tcPr/>
+          <w:p>
+            <w:pPr>
+              <w:pStyle w:val="Compact"/>
+              <w:jc w:val="left"/>
+            </w:pPr>
+            <w:r>
+              <w:t xml:space="preserve">6.05</w:t>
+            </w:r>
+          </w:p>
+        </w:tc>
+        <w:tc>
+          <w:tcPr/>
+          <w:p>
+            <w:pPr>
+              <w:pStyle w:val="Compact"/>
+              <w:jc w:val="left"/>
+            </w:pPr>
+            <w:r>
+              <w:t xml:space="preserve">0.84</w:t>
+            </w:r>
+          </w:p>
+        </w:tc>
+      </w:tr>
+      <w:tr>
+        <w:tc>
+          <w:tcPr/>
+          <w:p>
+            <w:pPr>
+              <w:pStyle w:val="Compact"/>
+              <w:jc w:val="left"/>
+            </w:pPr>
+            <w:r>
+              <w:t xml:space="preserve">10-tile probe encode</w:t>
+            </w:r>
+          </w:p>
+        </w:tc>
+        <w:tc>
+          <w:tcPr/>
+          <w:p>
+            <w:pPr>
+              <w:pStyle w:val="Compact"/>
+              <w:jc w:val="left"/>
+            </w:pPr>
+            <w:r>
+              <w:t xml:space="preserve">2.31</w:t>
+            </w:r>
+          </w:p>
+        </w:tc>
+        <w:tc>
+          <w:tcPr/>
+          <w:p>
+            <w:pPr>
+              <w:pStyle w:val="Compact"/>
+              <w:jc w:val="left"/>
+            </w:pPr>
+            <w:r>
+              <w:t xml:space="preserve">0.98</w:t>
+            </w:r>
+          </w:p>
+        </w:tc>
+      </w:tr>
+      <w:tr>
+        <w:tc>
+          <w:tcPr/>
+          <w:p>
+            <w:pPr>
+              <w:pStyle w:val="Compact"/>
+              <w:jc w:val="left"/>
+            </w:pPr>
+            <w:r>
+              <w:t xml:space="preserve">20-tile probe encode</w:t>
+            </w:r>
+          </w:p>
+        </w:tc>
+        <w:tc>
+          <w:tcPr/>
+          <w:p>
+            <w:pPr>
+              <w:pStyle w:val="Compact"/>
+              <w:jc w:val="left"/>
+            </w:pPr>
+            <w:r>
+              <w:t xml:space="preserve">1.62</w:t>
+            </w:r>
+          </w:p>
+        </w:tc>
+        <w:tc>
+          <w:tcPr/>
+          <w:p>
+            <w:pPr>
+              <w:pStyle w:val="Compact"/>
+              <w:jc w:val="left"/>
+            </w:pPr>
+            <w:r>
+              <w:t xml:space="preserve">0.98</w:t>
+            </w:r>
+          </w:p>
+        </w:tc>
+      </w:tr>
+    </w:tbl>
+    <w:p>
+      <w:pPr>
+        <w:pStyle w:val="BodyText"/>
+      </w:pPr>
+      <w:r>
+        <w:t xml:space="preserve">The spectrum has a hard end. Individual serving costs</w:t>
+      </w:r>
+      <w:r>
+        <w:t xml:space="preserve"> </w:t>
+      </w:r>
+      <w:r>
+        <w:t xml:space="preserve">Σ</w:t>
+      </w:r>
+      <w:r>
+        <w:rPr>
+          <w:vertAlign w:val="subscript"/>
+        </w:rPr>
+        <w:t xml:space="preserve">i</w:t>
+      </w:r>
+      <w:r>
+        <w:t xml:space="preserve"> (H</w:t>
+      </w:r>
+      <w:r>
+        <w:rPr>
+          <w:vertAlign w:val="subscript"/>
+        </w:rPr>
+        <w:t xml:space="preserve">i</w:t>
+      </w:r>
+      <w:r>
+        <w:t xml:space="preserve"> + C</w:t>
+      </w:r>
+      <w:r>
+        <w:rPr>
+          <w:vertAlign w:val="subscript"/>
+        </w:rPr>
+        <w:t xml:space="preserve">i</w:t>
+      </w:r>
+      <w:r>
+        <w:t xml:space="preserve">(x</w:t>
+      </w:r>
+      <w:r>
+        <w:rPr>
+          <w:vertAlign w:val="subscript"/>
+        </w:rPr>
+        <w:t xml:space="preserve">i</w:t>
+      </w:r>
+      <w:r>
+        <w:t xml:space="preserve">)), where</w:t>
+      </w:r>
+      <w:r>
+        <w:t xml:space="preserve"> </w:t>
+      </w:r>
+      <w:r>
+        <w:t xml:space="preserve">H</w:t>
+      </w:r>
+      <w:r>
+        <w:rPr>
+          <w:vertAlign w:val="subscript"/>
+        </w:rPr>
+        <w:t xml:space="preserve">i</w:t>
+      </w:r>
+      <w:r>
+        <w:t xml:space="preserve"> </w:t>
+      </w:r>
+      <w:r>
+        <w:t xml:space="preserve">is a file's fixed overhead and C</w:t>
+      </w:r>
+      <w:r>
+        <w:rPr>
+          <w:vertAlign w:val="subscript"/>
+        </w:rPr>
+        <w:t xml:space="preserve">i</w:t>
+      </w:r>
+      <w:r>
+        <w:t xml:space="preserve"> </w:t>
+      </w:r>
+      <w:r>
+        <w:t xml:space="preserve">its compressed payload under</w:t>
+      </w:r>
+      <w:r>
+        <w:t xml:space="preserve"> </w:t>
+      </w:r>
+      <w:r>
+        <w:t xml:space="preserve">state tuned to that image; an atlas costs</w:t>
+      </w:r>
+      <w:r>
+        <w:t xml:space="preserve"> </w:t>
+      </w:r>
+      <w:r>
+        <w:t xml:space="preserve">H + C(x</w:t>
+      </w:r>
+      <w:r>
+        <w:rPr>
+          <w:vertAlign w:val="subscript"/>
+        </w:rPr>
+        <w:t xml:space="preserve">1</w:t>
+      </w:r>
+      <w:r>
+        <w:t xml:space="preserve">..x</w:t>
+      </w:r>
+      <w:r>
+        <w:rPr>
+          <w:vertAlign w:val="subscript"/>
+        </w:rPr>
+        <w:t xml:space="preserve">N</w:t>
+      </w:r>
+      <w:r>
+        <w:t xml:space="preserve">; θ) with one shared header and</w:t>
+      </w:r>
+      <w:r>
+        <w:t xml:space="preserve"> </w:t>
+      </w:r>
+      <w:r>
+        <w:t xml:space="preserve">one shared adaptive state θ. Bundling wins only when the saved overhead</w:t>
+      </w:r>
+      <w:r>
+        <w:t xml:space="preserve"> </w:t>
+      </w:r>
+      <w:r>
+        <w:t xml:space="preserve">Σ</w:t>
+      </w:r>
+      <w:r>
+        <w:rPr>
+          <w:vertAlign w:val="subscript"/>
+        </w:rPr>
+        <w:t xml:space="preserve">i</w:t>
+      </w:r>
+      <w:r>
+        <w:t xml:space="preserve"> H</w:t>
+      </w:r>
+      <w:r>
+        <w:rPr>
+          <w:vertAlign w:val="subscript"/>
+        </w:rPr>
+        <w:t xml:space="preserve">i</w:t>
+      </w:r>
+      <w:r>
+        <w:t xml:space="preserve"> − H exceeds the cost of replacing</w:t>
+      </w:r>
+      <w:r>
+        <w:t xml:space="preserve"> </w:t>
+      </w:r>
+      <w:r>
+        <w:t xml:space="preserve">each image's optimal state by the shared θ. For large, unrelated photographs</w:t>
+      </w:r>
+      <w:r>
+        <w:t xml:space="preserve"> </w:t>
+      </w:r>
+      <w:r>
+        <w:t xml:space="preserve">H</w:t>
+      </w:r>
+      <w:r>
+        <w:rPr>
+          <w:vertAlign w:val="subscript"/>
+        </w:rPr>
+        <w:t xml:space="preserve">i</w:t>
+      </w:r>
+      <w:r>
+        <w:t xml:space="preserve">/C</w:t>
+      </w:r>
+      <w:r>
+        <w:rPr>
+          <w:vertAlign w:val="subscript"/>
+        </w:rPr>
+        <w:t xml:space="preserve">i</w:t>
+      </w:r>
+      <w:r>
+        <w:t xml:space="preserve"> → 0: almost no fixed overhead remains to</w:t>
+      </w:r>
+      <w:r>
+        <w:t xml:space="preserve"> </w:t>
+      </w:r>
+      <w:r>
+        <w:t xml:space="preserve">amortize while any adaptation penalty persists, so a single browser-decodable pixel</w:t>
+      </w:r>
+      <w:r>
+        <w:t xml:space="preserve"> </w:t>
+      </w:r>
+      <w:r>
+        <w:t xml:space="preserve">atlas is not expected to beat independently-optimized files for a sufficiently large,</w:t>
+      </w:r>
+      <w:r>
+        <w:t xml:space="preserve"> </w:t>
+      </w:r>
+      <w:r>
+        <w:t xml:space="preserve">heterogeneous photographic corpus. This is the</w:t>
+      </w:r>
+      <w:r>
+        <w:t xml:space="preserve"> </w:t>
+      </w:r>
+      <w:r>
+        <w:t xml:space="preserve">boundary the measurements trace, JPEG's advantage falling from +30% at 56 px to +3%</w:t>
+      </w:r>
+      <w:r>
+        <w:t xml:space="preserve"> </w:t>
+      </w:r>
+      <w:r>
+        <w:t xml:space="preserve">at 224 px, and it is why the byte-bundle, which shares only transport, is the</w:t>
+      </w:r>
+      <w:r>
+        <w:t xml:space="preserve"> </w:t>
+      </w:r>
+      <w:r>
+        <w:t xml:space="preserve">principled zero-coupling endpoint rather than a fallback. The open direction is to</w:t>
+      </w:r>
+      <w:r>
+        <w:t xml:space="preserve"> </w:t>
+      </w:r>
+      <w:r>
+        <w:t xml:space="preserve">decouple adaptation spatially while keeping single-resource amortization: WebP's lossless</w:t>
+      </w:r>
+      <w:r>
+        <w:t xml:space="preserve"> </w:t>
+      </w:r>
+      <w:r>
+        <w:t xml:space="preserve">format already carries a spatially-varying entropy image (meta-prefix groups), and</w:t>
+      </w:r>
+      <w:r>
+        <w:t xml:space="preserve"> </w:t>
+      </w:r>
+      <w:r>
+        <w:t xml:space="preserve">aligning that grid to atlas tile boundaries, which today requires instrumenting the</w:t>
+      </w:r>
+      <w:r>
+        <w:t xml:space="preserve"> </w:t>
+      </w:r>
+      <w:r>
+        <w:t xml:space="preserve">encoder, is the most promising route to a lossless photographic atlas that wins on</w:t>
+      </w:r>
+      <w:r>
+        <w:t xml:space="preserve"> </w:t>
+      </w:r>
+      <w:r>
+        <w:t xml:space="preserve">bytes.</w:t>
+      </w:r>
+    </w:p>
+    <w:bookmarkEnd w:id="46"/>
+    <w:bookmarkStart w:id="50" w:name="a-calibrated-construction-heuristic"/>
+    <w:p>
+      <w:pPr>
+        <w:pStyle w:val="Heading3"/>
+      </w:pPr>
+      <w:r>
+        <w:t xml:space="preserve">6.2  A calibrated construction heuristic</w:t>
+      </w:r>
+    </w:p>
+    <w:p>
+      <w:pPr>
+        <w:pStyle w:val="FirstParagraph"/>
+      </w:pPr>
+      <w:r>
+        <w:t xml:space="preserve">The cost above is not minimized by blind search; instead the measured curves calibrate a</w:t>
+      </w:r>
+      <w:r>
+        <w:t xml:space="preserve"> </w:t>
+      </w:r>
+      <w:r>
+        <w:t xml:space="preserve">greedy heuristic, implemented as a command-line tool (</w:t>
+      </w:r>
+      <w:r>
+        <w:rPr>
+          <w:rStyle w:val="VerbatimChar"/>
+        </w:rPr>
+        <w:t xml:space="preserve">atlas_optimizer</w:t>
+      </w:r>
+      <w:r>
+        <w:t xml:space="preserve">,</w:t>
+      </w:r>
+      <w:r>
+        <w:t xml:space="preserve"> </w:t>
+      </w:r>
+      <w:r>
+        <w:t xml:space="preserve">released with the study). The tool folds exact duplicates into shared coordinates;</w:t>
+      </w:r>
+      <w:r>
+        <w:t xml:space="preserve"> </w:t>
+      </w:r>
+      <w:r>
+        <w:t xml:space="preserve">partitions tiles by update cadence, lossless requirement, and dimensions; and routes each</w:t>
+      </w:r>
+      <w:r>
+        <w:t xml:space="preserve"> </w:t>
+      </w:r>
+      <w:r>
+        <w:t xml:space="preserve">group (Figure 3). For a lossy group the routing is not decided by tile size alone: the</w:t>
+      </w:r>
+      <w:r>
+        <w:t xml:space="preserve"> </w:t>
+      </w:r>
+      <w:r>
+        <w:t xml:space="preserve">tool encodes both a pixel atlas and a byte-bundle and keeps the atlas only if it is</w:t>
+      </w:r>
+      <w:r>
+        <w:t xml:space="preserve"> </w:t>
+      </w:r>
+      <w:r>
+        <w:t xml:space="preserve">strictly smaller</w:t>
+      </w:r>
+      <w:r>
+        <w:t xml:space="preserve"> </w:t>
+      </w:r>
+      <w:r>
+        <w:rPr>
+          <w:i/>
+          <w:iCs/>
+        </w:rPr>
+        <w:t xml:space="preserve">and</w:t>
+      </w:r>
+      <w:r>
+        <w:t xml:space="preserve"> </w:t>
+      </w:r>
+      <w:r>
+        <w:t xml:space="preserve">passes a per-tile quality gate, so it never adopts an atlas</w:t>
+      </w:r>
+      <w:r>
+        <w:t xml:space="preserve"> </w:t>
+      </w:r>
+      <w:r>
+        <w:t xml:space="preserve">that loses bytes or damages a subset of tiles. The gate is exactly the tail constraint of</w:t>
+      </w:r>
+      <w:r>
+        <w:t xml:space="preserve"> </w:t>
+      </w:r>
+      <w:r>
+        <w:t xml:space="preserve">Section 5.1: the atlas's worst per-tile SSIM must clear an absolute floor (default</w:t>
+      </w:r>
+      <w:r>
+        <w:t xml:space="preserve"> </w:t>
+      </w:r>
+      <w:r>
+        <w:t xml:space="preserve">0.90) and its 5th percentile must stay within a small tolerance of the byte-bundle's,</w:t>
+      </w:r>
+      <w:r>
+        <w:t xml:space="preserve"> </w:t>
+      </w:r>
+      <w:r>
+        <w:t xml:space="preserve">which carries individual-file quality. On the flat-art set treated as lossy, for instance,</w:t>
+      </w:r>
+      <w:r>
+        <w:t xml:space="preserve"> </w:t>
+      </w:r>
+      <w:r>
+        <w:t xml:space="preserve">a pixel atlas would save 19% of bytes but drives one tile to 0.87 SSIM, so the tool</w:t>
+      </w:r>
+      <w:r>
+        <w:t xml:space="preserve"> </w:t>
+      </w:r>
+      <w:r>
+        <w:t xml:space="preserve">rejects it and emits the byte-bundle instead. Lossless groups take the smaller of a</w:t>
+      </w:r>
+      <w:r>
+        <w:t xml:space="preserve"> </w:t>
+      </w:r>
+      <w:r>
+        <w:t xml:space="preserve">byte-bundle and a WebP-lossless strip, tiny groups stay individual, and every bundle is</w:t>
+      </w:r>
+      <w:r>
+        <w:t xml:space="preserve"> </w:t>
+      </w:r>
+      <w:r>
+        <w:t xml:space="preserve">chunked. It emits the atlas and bundle files, a CSS coordinate map, a loader snippet, and</w:t>
+      </w:r>
+      <w:r>
+        <w:t xml:space="preserve"> </w:t>
+      </w:r>
+      <w:r>
+        <w:t xml:space="preserve">a per-group savings report that records the measured decision and the per-tile SSIM tails.</w:t>
+      </w:r>
+      <w:r>
+        <w:t xml:space="preserve"> </w:t>
+      </w:r>
+      <w:r>
+        <w:t xml:space="preserve">Validated against the study's own asset sets, it converts 521</w:t>
+      </w:r>
+      <w:r>
+        <w:t xml:space="preserve"> </w:t>
+      </w:r>
+      <w:r>
+        <w:t xml:space="preserve">flat-art tiles into four WebP-lossless strip-atlas chunks (the byte-optimal choice for</w:t>
+      </w:r>
+      <w:r>
+        <w:t xml:space="preserve"> </w:t>
+      </w:r>
+      <w:r>
+        <w:t xml:space="preserve">this lossless class; declaring them lossy-encodable instead routes them to a byte-bundle,</w:t>
+      </w:r>
+      <w:r>
+        <w:t xml:space="preserve"> </w:t>
+      </w:r>
+      <w:r>
+        <w:t xml:space="preserve">since the pixel atlas that would save 19% of bytes fails the quality gate), and 521</w:t>
+      </w:r>
+      <w:r>
+        <w:t xml:space="preserve"> </w:t>
+      </w:r>
+      <w:r>
+        <w:t xml:space="preserve">photographic thumbnails, 119 of them exact repeats, into four self-describing byte-bundle</w:t>
+      </w:r>
+      <w:r>
+        <w:t xml:space="preserve"> </w:t>
+      </w:r>
+      <w:r>
+        <w:t xml:space="preserve">chunks that collapse 521 requests to four at the deduplicated byte cost (21% below</w:t>
+      </w:r>
+      <w:r>
+        <w:t xml:space="preserve"> </w:t>
+      </w:r>
+      <w:r>
+        <w:t xml:space="preserve">per-reference serving, almost all of it the folded repeats, as on the real directory</w:t>
+      </w:r>
+      <w:r>
+        <w:t xml:space="preserve"> </w:t>
+      </w:r>
+      <w:r>
+        <w:t xml:space="preserve">below). An accounting check confirms the emitted bytes and request count equal what the</w:t>
+      </w:r>
+      <w:r>
+        <w:t xml:space="preserve"> </w:t>
+      </w:r>
+      <w:r>
+        <w:t xml:space="preserve">tool reports.</w:t>
+      </w:r>
+    </w:p>
+    <w:p>
+      <w:pPr>
+        <w:pStyle w:val="CaptionedFigure"/>
+      </w:pPr>
+      <w:r>
+        <w:drawing>
+          <wp:inline>
+            <wp:extent cx="5334000" cy="4644683"/>
+            <wp:effectExtent b="0" l="0" r="0" t="0"/>
+            <wp:docPr descr="" title="" id="48" name="Picture"/>
+            <a:graphic>
+              <a:graphicData uri="http://schemas.openxmlformats.org/drawingml/2006/picture">
+                <pic:pic>
+                  <pic:nvPicPr>
+                    <pic:cNvPr descr="file:///E:/tmp/tmp24pfi21r/svg1.png" id="49" name="Picture"/>
+                    <pic:cNvPicPr>
+                      <a:picLocks noChangeArrowheads="1" noChangeAspect="1"/>
+                    </pic:cNvPicPr>
+                  </pic:nvPicPr>
+                  <pic:blipFill>
+                    <a:blip r:embed="rId47"/>
+                    <a:stretch>
+                      <a:fillRect/>
+                    </a:stretch>
+                  </pic:blipFill>
+                  <pic:spPr bwMode="auto">
+                    <a:xfrm>
+                      <a:off x="0" y="0"/>
+                      <a:ext cx="5334000" cy="4644683"/>
+                    </a:xfrm>
+                    <a:prstGeom prst="rect">
+                      <a:avLst/>
+                    </a:prstGeom>
+                    <a:noFill/>
+                    <a:ln w="9525">
+                      <a:noFill/>
+                      <a:headEnd/>
+                      <a:tailEnd/>
+                    </a:ln>
+                  </pic:spPr>
+                </pic:pic>
+              </a:graphicData>
+            </a:graphic>
+          </wp:inline>
+        </w:drawing>
+      </w:r>
+    </w:p>
+    <w:p>
+      <w:pPr>
+        <w:pStyle w:val="ImageCaption"/>
+      </w:pPr>
+      <w:r>
+        <w:rPr>
+          <w:b/>
+          <w:bCs/>
+        </w:rPr>
+        <w:t xml:space="preserve">Figure 3.</w:t>
+      </w:r>
+      <w:r>
+        <w:t xml:space="preserve"> </w:t>
+      </w:r>
+      <w:r>
+        <w:t xml:space="preserve">The construction heuristic as implemented in</w:t>
+      </w:r>
+      <w:r>
+        <w:t xml:space="preserve"> </w:t>
+      </w:r>
+      <w:r>
+        <w:rPr>
+          <w:rStyle w:val="VerbatimChar"/>
+        </w:rPr>
+        <w:t xml:space="preserve">atlas_optimizer</w:t>
+      </w:r>
+      <w:r>
+        <w:t xml:space="preserve">. Exact duplicates collapse to shared coordinates; tiles are grouped by update cadence, lossless requirement, and dimensions; each group is routed by a short decision cascade to individual files, a pixel atlas, or a byte-bundle. The lossy branch is decided by measurement: a pixel atlas is chosen only if it is smaller than the byte-bundle and clears a per-tile SSIM floor, and lossless groups keep the smaller of a byte-bundle and a WebP-lossless strip. Groups are chunked for bounded cache invalidation and memory, and the tool emits the atlas and bundle files, a CSS coordinate map, a loader, and a savings report; piecewise updates can be served as dictionary deltas. This is the procedure evaluated against the oracle in Table 7.</w:t>
+      </w:r>
+    </w:p>
+    <w:p>
+      <w:pPr>
+        <w:pStyle w:val="BodyText"/>
+      </w:pPr>
+      <w:r>
+        <w:t xml:space="preserve">Because those asset sets also shaped the rules, a fair test requires collections the</w:t>
+      </w:r>
+      <w:r>
+        <w:t xml:space="preserve"> </w:t>
+      </w:r>
+      <w:r>
+        <w:t xml:space="preserve">heuristic never saw. We evaluate it on five independent corpora, Noto emoji, OpenMoji,</w:t>
+      </w:r>
+      <w:r>
+        <w:t xml:space="preserve"> </w:t>
+      </w:r>
+      <w:r>
+        <w:t xml:space="preserve">country flags, Flickr photographs, and Robohash avatars, none of which were used in</w:t>
+      </w:r>
+      <w:r>
+        <w:t xml:space="preserve"> </w:t>
+      </w:r>
+      <w:r>
+        <w:t xml:space="preserve">calibration, against an offline oracle that enumerates the candidate configurations and</w:t>
+      </w:r>
+      <w:r>
+        <w:t xml:space="preserve"> </w:t>
+      </w:r>
+      <w:r>
+        <w:t xml:space="preserve">returns the byte-optimal one (Table 7). Each group carries one measured tiebreak:</w:t>
+      </w:r>
+      <w:r>
+        <w:t xml:space="preserve"> </w:t>
+      </w:r>
+      <w:r>
+        <w:t xml:space="preserve">for a lossless group the heuristic keeps the smaller of a byte-bundle and a WebP-lossless</w:t>
+      </w:r>
+      <w:r>
+        <w:t xml:space="preserve"> </w:t>
+      </w:r>
+      <w:r>
+        <w:t xml:space="preserve">strip, since neither dominates (a strip wins on OpenMoji and Robohash, a byte-bundle on</w:t>
+      </w:r>
+      <w:r>
+        <w:t xml:space="preserve"> </w:t>
+      </w:r>
+      <w:r>
+        <w:t xml:space="preserve">Noto). With that tiebreak the heuristic's automatic choice equals the oracle on all five</w:t>
+      </w:r>
+      <w:r>
+        <w:t xml:space="preserve"> </w:t>
+      </w:r>
+      <w:r>
+        <w:t xml:space="preserve">corpora (0% regret, i.e. zero excess bytes over the oracle's choice), including the two</w:t>
+      </w:r>
+      <w:r>
+        <w:t xml:space="preserve"> </w:t>
+      </w:r>
+      <w:r>
+        <w:t xml:space="preserve">content types, generated avatars and a second emoji vendor, that most differ from the</w:t>
+      </w:r>
+      <w:r>
+        <w:t xml:space="preserve"> </w:t>
+      </w:r>
+      <w:r>
+        <w:t xml:space="preserve">calibration sets. This is the property that matters for a deployable tool: on collections</w:t>
+      </w:r>
+      <w:r>
+        <w:t xml:space="preserve"> </w:t>
+      </w:r>
+      <w:r>
+        <w:t xml:space="preserve">it was not built from, it chooses the byte-optimal configuration. This comparison is on</w:t>
+      </w:r>
+      <w:r>
+        <w:t xml:space="preserve"> </w:t>
+      </w:r>
+      <w:r>
+        <w:t xml:space="preserve">bytes; the per-tile quality floor is an additional safety constraint that overrides a</w:t>
+      </w:r>
+      <w:r>
+        <w:t xml:space="preserve"> </w:t>
+      </w:r>
+      <w:r>
+        <w:t xml:space="preserve">byte-optimal atlas only where it would push a tile below the floor.</w:t>
+      </w:r>
+    </w:p>
+    <w:p>
+      <w:pPr>
+        <w:pStyle w:val="BodyText"/>
+      </w:pPr>
+      <w:r>
+        <w:t xml:space="preserve">The value is in choosing, not in any single layout. Table 7 also scores three</w:t>
+      </w:r>
+      <w:r>
+        <w:t xml:space="preserve"> </w:t>
+      </w:r>
+      <w:r>
+        <w:t xml:space="preserve">fixed rules a developer might hardcode, each still allowed the best admissible codec:</w:t>
+      </w:r>
+      <w:r>
+        <w:t xml:space="preserve"> </w:t>
+      </w:r>
+      <w:r>
+        <w:t xml:space="preserve">always build one pixel atlas, always byte-bundle, or always strip-pack. Every one is</w:t>
+      </w:r>
+      <w:r>
+        <w:t xml:space="preserve"> </w:t>
+      </w:r>
+      <w:r>
+        <w:t xml:space="preserve">beaten on at least one corpus (mean regret 5.8%, 9.4%, and 186%; always-strip alone costs</w:t>
+      </w:r>
+      <w:r>
+        <w:t xml:space="preserve"> </w:t>
+      </w:r>
+      <w:r>
+        <w:t xml:space="preserve">+643% on photographs, where a lossless strip is disastrous), because the byte-optimal</w:t>
+      </w:r>
+      <w:r>
+        <w:t xml:space="preserve"> </w:t>
+      </w:r>
+      <w:r>
+        <w:t xml:space="preserve">layout flips with content: strips win on the sparse OpenMoji and Robohash sets, a</w:t>
+      </w:r>
+      <w:r>
+        <w:t xml:space="preserve"> </w:t>
+      </w:r>
+      <w:r>
+        <w:t xml:space="preserve">byte-bundle wins on dense Noto and on photographs, a pixel atlas wins on the flat-color</w:t>
+      </w:r>
+      <w:r>
+        <w:t xml:space="preserve"> </w:t>
+      </w:r>
+      <w:r>
+        <w:t xml:space="preserve">flags. The calibrated heuristic tracks those flips to zero regret; no fixed rule</w:t>
+      </w:r>
+      <w:r>
+        <w:t xml:space="preserve"> </w:t>
+      </w:r>
+      <w:r>
+        <w:t xml:space="preserve">does.</w:t>
+      </w:r>
+    </w:p>
+    <w:p>
+      <w:pPr>
+        <w:pStyle w:val="TableCaption"/>
+      </w:pPr>
+      <w:r>
+        <w:rPr>
+          <w:b/>
+          <w:bCs/>
+        </w:rPr>
+        <w:t xml:space="preserve">Table 7.</w:t>
+      </w:r>
+      <w:r>
+        <w:t xml:space="preserve"> </w:t>
+      </w:r>
+      <w:r>
+        <w:t xml:space="preserve">Out-of-sample evaluation of the construction heuristic on five independent corpora that played no role in its calibration (Noto emoji, OpenMoji, country flags, Flickr photos, Robohash avatars; 100 tiles each). An offline oracle enumerates every candidate configuration (individual, grid atlas, strip atlas, byte-bundle across the admissible codecs) at matched quality and reports the byte-optimal one; regret is a policy's bytes over the oracle's. The last three columns are simple fixed-layout rules a developer might hardcode, each still allowed the best admissible codec (individual files cost the same bytes as a byte-bundle). The calibrated heuristic matches the oracle on all five corpora; every fixed rule is beaten on at least one, because the winning layout is content-dependent. Smaller regret is better.</w:t>
+      </w:r>
+    </w:p>
+    <w:tbl>
+      <w:tblPr>
+        <w:tblStyle w:val="Table"/>
+        <w:tblW w:type="auto" w:w="0"/>
+        <w:tblLook w:firstRow="1" w:lastRow="0" w:firstColumn="0" w:lastColumn="0" w:noHBand="0" w:noVBand="0" w:val="0020"/>
+        <w:tblCaption w:val="Table 7. Out-of-sample evaluation of the construction heuristic on five independent corpora that played no role in its calibration (Noto emoji, OpenMoji, country flags, Flickr photos, Robohash avatars; 100 tiles each). An offline oracle enumerates every candidate configuration (individual, grid atlas, strip atlas, byte-bundle across the admissible codecs) at matched quality and reports the byte-optimal one; regret is a policy's bytes over the oracle's. The last three columns are simple fixed-layout rules a developer might hardcode, each still allowed the best admissible codec (individual files cost the same bytes as a byte-bundle). The calibrated heuristic matches the oracle on all five corpora; every fixed rule is beaten on at least one, because the winning layout is content-dependent. Smaller regret is better."/>
+      </w:tblPr>
+      <w:tblGrid>
+        <w:gridCol w:w="990"/>
+        <w:gridCol w:w="990"/>
+        <w:gridCol w:w="990"/>
+        <w:gridCol w:w="990"/>
+        <w:gridCol w:w="990"/>
+        <w:gridCol w:w="990"/>
+        <w:gridCol w:w="990"/>
+        <w:gridCol w:w="990"/>
+      </w:tblGrid>
+      <w:tr>
+        <w:trPr>
+          <w:tblHeader w:val="on"/>
+        </w:trPr>
+        <w:tc>
+          <w:tcPr/>
+          <w:p>
+            <w:pPr>
+              <w:pStyle w:val="Compact"/>
+              <w:jc w:val="left"/>
+            </w:pPr>
+            <w:r>
+              <w:t xml:space="preserve">corpus</w:t>
+            </w:r>
+          </w:p>
+        </w:tc>
+        <w:tc>
+          <w:tcPr/>
+          <w:p>
+            <w:pPr>
+              <w:pStyle w:val="Compact"/>
+              <w:jc w:val="left"/>
+            </w:pPr>
+            <w:r>
+              <w:t xml:space="preserve">class</w:t>
+            </w:r>
+          </w:p>
+        </w:tc>
+        <w:tc>
+          <w:tcPr/>
+          <w:p>
+            <w:pPr>
+              <w:pStyle w:val="Compact"/>
+              <w:jc w:val="left"/>
+            </w:pPr>
+            <w:r>
+              <w:t xml:space="preserve">tiles</w:t>
+            </w:r>
+          </w:p>
+        </w:tc>
+        <w:tc>
+          <w:tcPr/>
+          <w:p>
+            <w:pPr>
+              <w:pStyle w:val="Compact"/>
+              <w:jc w:val="left"/>
+            </w:pPr>
+            <w:r>
+              <w:t xml:space="preserve">heuristic choice</w:t>
+            </w:r>
+          </w:p>
+        </w:tc>
+        <w:tc>
+          <w:tcPr/>
+          <w:p>
+            <w:pPr>
+              <w:pStyle w:val="Compact"/>
+              <w:jc w:val="left"/>
+            </w:pPr>
+            <w:r>
+              <w:t xml:space="preserve">heuristic</w:t>
+            </w:r>
+          </w:p>
+        </w:tc>
+        <w:tc>
+          <w:tcPr/>
+          <w:p>
+            <w:pPr>
+              <w:pStyle w:val="Compact"/>
+              <w:jc w:val="left"/>
+            </w:pPr>
+            <w:r>
+              <w:t xml:space="preserve">always atlas</w:t>
+            </w:r>
+          </w:p>
+        </w:tc>
+        <w:tc>
+          <w:tcPr/>
+          <w:p>
+            <w:pPr>
+              <w:pStyle w:val="Compact"/>
+              <w:jc w:val="left"/>
+            </w:pPr>
+            <w:r>
+              <w:t xml:space="preserve">always bundle</w:t>
+            </w:r>
+          </w:p>
+        </w:tc>
+        <w:tc>
+          <w:tcPr/>
+          <w:p>
+            <w:pPr>
+              <w:pStyle w:val="Compact"/>
+              <w:jc w:val="left"/>
+            </w:pPr>
+            <w:r>
+              <w:t xml:space="preserve">always strip</w:t>
+            </w:r>
+          </w:p>
+        </w:tc>
+      </w:tr>
+      <w:tr>
+        <w:tc>
+          <w:tcPr/>
+          <w:p>
+            <w:pPr>
+              <w:pStyle w:val="Compact"/>
+              <w:jc w:val="left"/>
+            </w:pPr>
+            <w:r>
+              <w:t xml:space="preserve">noto</w:t>
+            </w:r>
+          </w:p>
+        </w:tc>
+        <w:tc>
+          <w:tcPr/>
+          <w:p>
+            <w:pPr>
+              <w:pStyle w:val="Compact"/>
+              <w:jc w:val="left"/>
+            </w:pPr>
+            <w:r>
+              <w:t xml:space="preserve">flat-art</w:t>
+            </w:r>
+          </w:p>
+        </w:tc>
+        <w:tc>
+          <w:tcPr/>
+          <w:p>
+            <w:pPr>
+              <w:pStyle w:val="Compact"/>
+              <w:jc w:val="left"/>
+            </w:pPr>
+            <w:r>
+              <w:t xml:space="preserve">100</w:t>
+            </w:r>
+          </w:p>
+        </w:tc>
+        <w:tc>
+          <w:tcPr/>
+          <w:p>
+            <w:pPr>
+              <w:pStyle w:val="Compact"/>
+              <w:jc w:val="left"/>
+            </w:pPr>
+            <w:r>
+              <w:t xml:space="preserve">byte-bundle(webpll)</w:t>
+            </w:r>
+          </w:p>
+        </w:tc>
+        <w:tc>
+          <w:tcPr/>
+          <w:p>
+            <w:pPr>
+              <w:pStyle w:val="Compact"/>
+              <w:jc w:val="left"/>
+            </w:pPr>
+            <w:r>
+              <w:t xml:space="preserve">0.0%</w:t>
+            </w:r>
+          </w:p>
+        </w:tc>
+        <w:tc>
+          <w:tcPr/>
+          <w:p>
+            <w:pPr>
+              <w:pStyle w:val="Compact"/>
+              <w:jc w:val="left"/>
+            </w:pPr>
+            <w:r>
+              <w:t xml:space="preserve">+14.3%</w:t>
+            </w:r>
+          </w:p>
+        </w:tc>
+        <w:tc>
+          <w:tcPr/>
+          <w:p>
+            <w:pPr>
+              <w:pStyle w:val="Compact"/>
+              <w:jc w:val="left"/>
+            </w:pPr>
+            <w:r>
+              <w:t xml:space="preserve">0.0%</w:t>
+            </w:r>
+          </w:p>
+        </w:tc>
+        <w:tc>
+          <w:tcPr/>
+          <w:p>
+            <w:pPr>
+              <w:pStyle w:val="Compact"/>
+              <w:jc w:val="left"/>
+            </w:pPr>
+            <w:r>
+              <w:t xml:space="preserve">+5.1%</w:t>
+            </w:r>
+          </w:p>
+        </w:tc>
+      </w:tr>
+      <w:tr>
+        <w:tc>
+          <w:tcPr/>
+          <w:p>
+            <w:pPr>
+              <w:pStyle w:val="Compact"/>
+              <w:jc w:val="left"/>
+            </w:pPr>
+            <w:r>
+              <w:t xml:space="preserve">openmoji</w:t>
+            </w:r>
+          </w:p>
+        </w:tc>
+        <w:tc>
+          <w:tcPr/>
+          <w:p>
+            <w:pPr>
+              <w:pStyle w:val="Compact"/>
+              <w:jc w:val="left"/>
+            </w:pPr>
+            <w:r>
+              <w:t xml:space="preserve">flat-art</w:t>
+            </w:r>
+          </w:p>
+        </w:tc>
+        <w:tc>
+          <w:tcPr/>
+          <w:p>
+            <w:pPr>
+              <w:pStyle w:val="Compact"/>
+              <w:jc w:val="left"/>
+            </w:pPr>
+            <w:r>
+              <w:t xml:space="preserve">100</w:t>
+            </w:r>
+          </w:p>
+        </w:tc>
+        <w:tc>
+          <w:tcPr/>
+          <w:p>
+            <w:pPr>
+              <w:pStyle w:val="Compact"/>
+              <w:jc w:val="left"/>
+            </w:pPr>
+            <w:r>
+              <w:t xml:space="preserve">strip-atlas(webpll)</w:t>
+            </w:r>
+          </w:p>
+        </w:tc>
+        <w:tc>
+          <w:tcPr/>
+          <w:p>
+            <w:pPr>
+              <w:pStyle w:val="Compact"/>
+              <w:jc w:val="left"/>
+            </w:pPr>
+            <w:r>
+              <w:t xml:space="preserve">0.0%</w:t>
+            </w:r>
+          </w:p>
+        </w:tc>
+        <w:tc>
+          <w:tcPr/>
+          <w:p>
+            <w:pPr>
+              <w:pStyle w:val="Compact"/>
+              <w:jc w:val="left"/>
+            </w:pPr>
+            <w:r>
+              <w:t xml:space="preserve">+3.7%</w:t>
+            </w:r>
+          </w:p>
+        </w:tc>
+        <w:tc>
+          <w:tcPr/>
+          <w:p>
+            <w:pPr>
+              <w:pStyle w:val="Compact"/>
+              <w:jc w:val="left"/>
+            </w:pPr>
+            <w:r>
+              <w:t xml:space="preserve">+6.4%</w:t>
+            </w:r>
+          </w:p>
+        </w:tc>
+        <w:tc>
+          <w:tcPr/>
+          <w:p>
+            <w:pPr>
+              <w:pStyle w:val="Compact"/>
+              <w:jc w:val="left"/>
+            </w:pPr>
+            <w:r>
+              <w:t xml:space="preserve">0.0%</w:t>
+            </w:r>
+          </w:p>
+        </w:tc>
+      </w:tr>
+      <w:tr>
+        <w:tc>
+          <w:tcPr/>
+          <w:p>
+            <w:pPr>
+              <w:pStyle w:val="Compact"/>
+              <w:jc w:val="left"/>
+            </w:pPr>
+            <w:r>
+              <w:t xml:space="preserve">flags</w:t>
+            </w:r>
+          </w:p>
+        </w:tc>
+        <w:tc>
+          <w:tcPr/>
+          <w:p>
+            <w:pPr>
+              <w:pStyle w:val="Compact"/>
+              <w:jc w:val="left"/>
+            </w:pPr>
+            <w:r>
+              <w:t xml:space="preserve">flat-limited</w:t>
+            </w:r>
+          </w:p>
+        </w:tc>
+        <w:tc>
+          <w:tcPr/>
+          <w:p>
+            <w:pPr>
+              <w:pStyle w:val="Compact"/>
+              <w:jc w:val="left"/>
+            </w:pPr>
+            <w:r>
+              <w:t xml:space="preserve">100</w:t>
+            </w:r>
+          </w:p>
+        </w:tc>
+        <w:tc>
+          <w:tcPr/>
+          <w:p>
+            <w:pPr>
+              <w:pStyle w:val="Compact"/>
+              <w:jc w:val="left"/>
+            </w:pPr>
+            <w:r>
+              <w:t xml:space="preserve">pixel-atlas(webp)</w:t>
+            </w:r>
+          </w:p>
+        </w:tc>
+        <w:tc>
+          <w:tcPr/>
+          <w:p>
+            <w:pPr>
+              <w:pStyle w:val="Compact"/>
+              <w:jc w:val="left"/>
+            </w:pPr>
+            <w:r>
+              <w:t xml:space="preserve">0.0%</w:t>
+            </w:r>
+          </w:p>
+        </w:tc>
+        <w:tc>
+          <w:tcPr/>
+          <w:p>
+            <w:pPr>
+              <w:pStyle w:val="Compact"/>
+              <w:jc w:val="left"/>
+            </w:pPr>
+            <w:r>
+              <w:t xml:space="preserve">0.0%</w:t>
+            </w:r>
+          </w:p>
+        </w:tc>
+        <w:tc>
+          <w:tcPr/>
+          <w:p>
+            <w:pPr>
+              <w:pStyle w:val="Compact"/>
+              <w:jc w:val="left"/>
+            </w:pPr>
+            <w:r>
+              <w:t xml:space="preserve">+2.3%</w:t>
+            </w:r>
+          </w:p>
+        </w:tc>
+        <w:tc>
+          <w:tcPr/>
+          <w:p>
+            <w:pPr>
+              <w:pStyle w:val="Compact"/>
+              <w:jc w:val="left"/>
+            </w:pPr>
+            <w:r>
+              <w:t xml:space="preserve">+281.2%</w:t>
+            </w:r>
+          </w:p>
+        </w:tc>
+      </w:tr>
+      <w:tr>
+        <w:tc>
+          <w:tcPr/>
+          <w:p>
+            <w:pPr>
+              <w:pStyle w:val="Compact"/>
+              <w:jc w:val="left"/>
+            </w:pPr>
+            <w:r>
+              <w:t xml:space="preserve">flickr</w:t>
+            </w:r>
+          </w:p>
+        </w:tc>
+        <w:tc>
+          <w:tcPr/>
+          <w:p>
+            <w:pPr>
+              <w:pStyle w:val="Compact"/>
+              <w:jc w:val="left"/>
+            </w:pPr>
+            <w:r>
+              <w:t xml:space="preserve">photo</w:t>
+            </w:r>
+          </w:p>
+        </w:tc>
+        <w:tc>
+          <w:tcPr/>
+          <w:p>
+            <w:pPr>
+              <w:pStyle w:val="Compact"/>
+              <w:jc w:val="left"/>
+            </w:pPr>
+            <w:r>
+              <w:t xml:space="preserve">100</w:t>
+            </w:r>
+          </w:p>
+        </w:tc>
+        <w:tc>
+          <w:tcPr/>
+          <w:p>
+            <w:pPr>
+              <w:pStyle w:val="Compact"/>
+              <w:jc w:val="left"/>
+            </w:pPr>
+            <w:r>
+              <w:t xml:space="preserve">byte-bundle(webp)</w:t>
+            </w:r>
+          </w:p>
+        </w:tc>
+        <w:tc>
+          <w:tcPr/>
+          <w:p>
+            <w:pPr>
+              <w:pStyle w:val="Compact"/>
+              <w:jc w:val="left"/>
+            </w:pPr>
+            <w:r>
+              <w:t xml:space="preserve">0.0%</w:t>
+            </w:r>
+          </w:p>
+        </w:tc>
+        <w:tc>
+          <w:tcPr/>
+          <w:p>
+            <w:pPr>
+              <w:pStyle w:val="Compact"/>
+              <w:jc w:val="left"/>
+            </w:pPr>
+            <w:r>
+              <w:t xml:space="preserve">+6.8%</w:t>
+            </w:r>
+          </w:p>
+        </w:tc>
+        <w:tc>
+          <w:tcPr/>
+          <w:p>
+            <w:pPr>
+              <w:pStyle w:val="Compact"/>
+              <w:jc w:val="left"/>
+            </w:pPr>
+            <w:r>
+              <w:t xml:space="preserve">0.0%</w:t>
+            </w:r>
+          </w:p>
+        </w:tc>
+        <w:tc>
+          <w:tcPr/>
+          <w:p>
+            <w:pPr>
+              <w:pStyle w:val="Compact"/>
+              <w:jc w:val="left"/>
+            </w:pPr>
+            <w:r>
+              <w:t xml:space="preserve">+643.0%</w:t>
+            </w:r>
+          </w:p>
+        </w:tc>
+      </w:tr>
+      <w:tr>
+        <w:tc>
+          <w:tcPr/>
+          <w:p>
+            <w:pPr>
+              <w:pStyle w:val="Compact"/>
+              <w:jc w:val="left"/>
+            </w:pPr>
+            <w:r>
+              <w:t xml:space="preserve">robo</w:t>
+            </w:r>
+          </w:p>
+        </w:tc>
+        <w:tc>
+          <w:tcPr/>
+          <w:p>
+            <w:pPr>
+              <w:pStyle w:val="Compact"/>
+              <w:jc w:val="left"/>
+            </w:pPr>
+            <w:r>
+              <w:t xml:space="preserve">avatar</w:t>
+            </w:r>
+          </w:p>
+        </w:tc>
+        <w:tc>
+          <w:tcPr/>
+          <w:p>
+            <w:pPr>
+              <w:pStyle w:val="Compact"/>
+              <w:jc w:val="left"/>
+            </w:pPr>
+            <w:r>
+              <w:t xml:space="preserve">100</w:t>
+            </w:r>
+          </w:p>
+        </w:tc>
+        <w:tc>
+          <w:tcPr/>
+          <w:p>
+            <w:pPr>
+              <w:pStyle w:val="Compact"/>
+              <w:jc w:val="left"/>
+            </w:pPr>
+            <w:r>
+              <w:t xml:space="preserve">strip-atlas(webpll)</w:t>
+            </w:r>
+          </w:p>
+        </w:tc>
+        <w:tc>
+          <w:tcPr/>
+          <w:p>
+            <w:pPr>
+              <w:pStyle w:val="Compact"/>
+              <w:jc w:val="left"/>
+            </w:pPr>
+            <w:r>
+              <w:t xml:space="preserve">0.0%</w:t>
+            </w:r>
+          </w:p>
+        </w:tc>
+        <w:tc>
+          <w:tcPr/>
+          <w:p>
+            <w:pPr>
+              <w:pStyle w:val="Compact"/>
+              <w:jc w:val="left"/>
+            </w:pPr>
+            <w:r>
+              <w:t xml:space="preserve">+4.5%</w:t>
+            </w:r>
+          </w:p>
+        </w:tc>
+        <w:tc>
+          <w:tcPr/>
+          <w:p>
+            <w:pPr>
+              <w:pStyle w:val="Compact"/>
+              <w:jc w:val="left"/>
+            </w:pPr>
+            <w:r>
+              <w:t xml:space="preserve">+38.1%</w:t>
+            </w:r>
+          </w:p>
+        </w:tc>
+        <w:tc>
+          <w:tcPr/>
+          <w:p>
+            <w:pPr>
+              <w:pStyle w:val="Compact"/>
+              <w:jc w:val="left"/>
+            </w:pPr>
+            <w:r>
+              <w:t xml:space="preserve">0.0%</w:t>
+            </w:r>
+          </w:p>
+        </w:tc>
+      </w:tr>
+      <w:tr>
+        <w:tc>
+          <w:tcPr>
+            <w:gridSpan w:val="4"/>
+          </w:tcPr>
+          <w:p>
+            <w:pPr>
+              <w:pStyle w:val="Compact"/>
+              <w:jc w:val="right"/>
+            </w:pPr>
+            <w:r>
+              <w:rPr>
+                <w:i/>
+                <w:iCs/>
+              </w:rPr>
+              <w:t xml:space="preserve">mean regret</w:t>
+            </w:r>
+          </w:p>
+        </w:tc>
+        <w:tc>
+          <w:tcPr/>
+          <w:p>
+            <w:pPr>
+              <w:pStyle w:val="Compact"/>
+              <w:jc w:val="left"/>
+            </w:pPr>
+            <w:r>
+              <w:rPr>
+                <w:b/>
+                <w:bCs/>
+              </w:rPr>
+              <w:t xml:space="preserve">0.0%</w:t>
+            </w:r>
+          </w:p>
+        </w:tc>
+        <w:tc>
+          <w:tcPr/>
+          <w:p>
+            <w:pPr>
+              <w:pStyle w:val="Compact"/>
+              <w:jc w:val="left"/>
+            </w:pPr>
+            <w:r>
+              <w:rPr>
+                <w:b/>
+                <w:bCs/>
+              </w:rPr>
+              <w:t xml:space="preserve">+5.8%</w:t>
+            </w:r>
+          </w:p>
+        </w:tc>
+        <w:tc>
+          <w:tcPr/>
+          <w:p>
+            <w:pPr>
+              <w:pStyle w:val="Compact"/>
+              <w:jc w:val="left"/>
+            </w:pPr>
+            <w:r>
+              <w:rPr>
+                <w:b/>
+                <w:bCs/>
+              </w:rPr>
+              <w:t xml:space="preserve">+9.4%</w:t>
+            </w:r>
+          </w:p>
+        </w:tc>
+        <w:tc>
+          <w:tcPr/>
+          <w:p>
+            <w:pPr>
+              <w:pStyle w:val="Compact"/>
+              <w:jc w:val="left"/>
+            </w:pPr>
+            <w:r>
+              <w:rPr>
+                <w:b/>
+                <w:bCs/>
+              </w:rPr>
+              <w:t xml:space="preserve">+185.9%</w:t>
+            </w:r>
+          </w:p>
+        </w:tc>
+      </w:tr>
+    </w:tbl>
+    <w:p>
+      <w:pPr>
+        <w:pStyle w:val="BodyText"/>
+      </w:pPr>
+      <w:r>
+        <w:t xml:space="preserve">As an end-to-end check we ran the tool on a heterogeneous directory that mimics a real</w:t>
+      </w:r>
+      <w:r>
+        <w:t xml:space="preserve"> </w:t>
+      </w:r>
+      <w:r>
+        <w:t xml:space="preserve">site's image folder: 185 files drawn from four live asset sets (country flags, emoji,</w:t>
+      </w:r>
+      <w:r>
+        <w:t xml:space="preserve"> </w:t>
+      </w:r>
+      <w:r>
+        <w:t xml:space="preserve">generated avatars, and photographs) at their native, mixed dimensions, with duplicates</w:t>
+      </w:r>
+      <w:r>
+        <w:t xml:space="preserve"> </w:t>
+      </w:r>
+      <w:r>
+        <w:t xml:space="preserve">included as real pages carry them. The tool folded 29 exact duplicates, partitioned the</w:t>
+      </w:r>
+      <w:r>
+        <w:t xml:space="preserve"> </w:t>
+      </w:r>
+      <w:r>
+        <w:t xml:space="preserve">rest by dimension and lossless requirement, and chose a different representation for each</w:t>
+      </w:r>
+      <w:r>
+        <w:t xml:space="preserve"> </w:t>
+      </w:r>
+      <w:r>
+        <w:t xml:space="preserve">group without any per-group tuning: a byte-bundle for the 224-pixel photographs,</w:t>
+      </w:r>
+      <w:r>
+        <w:t xml:space="preserve"> </w:t>
+      </w:r>
+      <w:r>
+        <w:t xml:space="preserve">WebP-lossless strips for the uniform 64- and 72-pixel avatar and emoji sets, and strips or</w:t>
+      </w:r>
+      <w:r>
+        <w:t xml:space="preserve"> </w:t>
+      </w:r>
+      <w:r>
+        <w:t xml:space="preserve">individual files for the small odd-aspect-ratio flag groups depending on how many share a</w:t>
+      </w:r>
+      <w:r>
+        <w:t xml:space="preserve"> </w:t>
+      </w:r>
+      <w:r>
+        <w:t xml:space="preserve">size. It cut 185 requests to 25. The byte outcome depends on the baseline: 23.5% smaller</w:t>
+      </w:r>
+      <w:r>
+        <w:t xml:space="preserve"> </w:t>
+      </w:r>
+      <w:r>
+        <w:t xml:space="preserve">than serving every file reference separately, but only 3.3% smaller than a deduplicated</w:t>
+      </w:r>
+      <w:r>
+        <w:t xml:space="preserve"> </w:t>
+      </w:r>
+      <w:r>
+        <w:t xml:space="preserve">individual baseline that already serves each unique image once, because most of the first</w:t>
+      </w:r>
+      <w:r>
+        <w:t xml:space="preserve"> </w:t>
+      </w:r>
+      <w:r>
+        <w:t xml:space="preserve">figure is duplicate folding that content-addressed URLs also achieve. The residual 3.3%</w:t>
+      </w:r>
+      <w:r>
+        <w:t xml:space="preserve"> </w:t>
+      </w:r>
+      <w:r>
+        <w:t xml:space="preserve">over dedup is the genuine bundling gain, and it splits exactly as the study predicts: the</w:t>
+      </w:r>
+      <w:r>
+        <w:t xml:space="preserve"> </w:t>
+      </w:r>
+      <w:r>
+        <w:t xml:space="preserve">flat-art strips save up to 11% of bytes while the photographic byte-bundle is</w:t>
+      </w:r>
+      <w:r>
+        <w:t xml:space="preserve"> </w:t>
+      </w:r>
+      <w:r>
+        <w:t xml:space="preserve">byte-neutral (−0.4%) and pays its way purely in collapsed requests. These mixed code</w:t>
+      </w:r>
+      <w:r>
+        <w:t xml:space="preserve"> </w:t>
+      </w:r>
+      <w:r>
+        <w:t xml:space="preserve">paths, which the uniform benchmark corpora never reach, are guarded by the tool's invariant</w:t>
+      </w:r>
+      <w:r>
+        <w:t xml:space="preserve"> </w:t>
+      </w:r>
+      <w:r>
+        <w:t xml:space="preserve">check: predicted bytes and requests must equal the emitted resources, and the tool passes</w:t>
+      </w:r>
+      <w:r>
+        <w:t xml:space="preserve"> </w:t>
+      </w:r>
+      <w:r>
+        <w:t xml:space="preserve">that check on every asset set in the study.</w:t>
+      </w:r>
+    </w:p>
+    <w:bookmarkEnd w:id="50"/>
+    <w:bookmarkStart w:id="51" w:name="limitations"/>
+    <w:p>
+      <w:pPr>
+        <w:pStyle w:val="Heading3"/>
+      </w:pPr>
+      <w:r>
+        <w:t xml:space="preserve">6.3  Limitations</w:t>
+      </w:r>
+    </w:p>
+    <w:p>
+      <w:pPr>
+        <w:pStyle w:val="FirstParagraph"/>
+      </w:pPr>
+      <w:r>
+        <w:t xml:space="preserve">Quality is measured by luma SSIM at a 0.97 target; the photo crossover is confirmed</w:t>
+      </w:r>
+      <w:r>
+        <w:t xml:space="preserve"> </w:t>
+      </w:r>
+      <w:r>
+        <w:t xml:space="preserve">under the SSIMULACRA2 perceptual metric (Section 5.1, Table 3), and applying it</w:t>
+      </w:r>
+      <w:r>
+        <w:t xml:space="preserve"> </w:t>
+      </w:r>
+      <w:r>
+        <w:t xml:space="preserve">or butteraugli across the full sweep would further sharpen the matched-quality</w:t>
+      </w:r>
+      <w:r>
+        <w:t xml:space="preserve"> </w:t>
+      </w:r>
+      <w:r>
+        <w:t xml:space="preserve">comparison. The shared-palette result uses a synthetic limited-color corpus that is</w:t>
+      </w:r>
+      <w:r>
+        <w:t xml:space="preserve"> </w:t>
+      </w:r>
+      <w:r>
+        <w:t xml:space="preserve">the ideal case; anti-aliased production icons will realize less of it. The network study</w:t>
+      </w:r>
+      <w:r>
+        <w:t xml:space="preserve"> </w:t>
+      </w:r>
+      <w:r>
+        <w:t xml:space="preserve">emulates four profiles on a single-machine testbed rather than the open Internet, and</w:t>
+      </w:r>
+      <w:r>
+        <w:t xml:space="preserve"> </w:t>
+      </w:r>
+      <w:r>
+        <w:t xml:space="preserve">measures time-to-all-tiles-visible rather than a full field-metric suite. Decoded-memory</w:t>
+      </w:r>
+      <w:r>
+        <w:t xml:space="preserve"> </w:t>
+      </w:r>
+      <w:r>
+        <w:t xml:space="preserve">cost is now measured in a live renderer (Section 3.2, Table 9), confirming the</w:t>
+      </w:r>
+      <w:r>
+        <w:t xml:space="preserve"> </w:t>
+      </w:r>
+      <w:r>
+        <w:t xml:space="preserve">pixel atlas is memory-favorable at typical tile counts; profiling under a production</w:t>
+      </w:r>
+      <w:r>
+        <w:t xml:space="preserve"> </w:t>
+      </w:r>
+      <w:r>
+        <w:t xml:space="preserve">framework with texture upload and long-lived navigation remains future work. The HTTP/3</w:t>
+      </w:r>
+      <w:r>
+        <w:t xml:space="preserve"> </w:t>
+      </w:r>
+      <w:r>
+        <w:t xml:space="preserve">concurrency diagnosis is confirmed from the server's own QUIC transport log</w:t>
+      </w:r>
+      <w:r>
+        <w:t xml:space="preserve"> </w:t>
+      </w:r>
+      <w:r>
+        <w:t xml:space="preserve">(Appendix A.2) and cross-checked against a second QUIC implementation (aioquic), which</w:t>
+      </w:r>
+      <w:r>
+        <w:t xml:space="preserve"> </w:t>
+      </w:r>
+      <w:r>
+        <w:t xml:space="preserve">sustained about twice the concurrency; a fully controlled comparison across server stacks</w:t>
+      </w:r>
+      <w:r>
+        <w:t xml:space="preserve"> </w:t>
+      </w:r>
+      <w:r>
+        <w:t xml:space="preserve">and native Linux remains future work. The matched-quality photo crossover is validated across four</w:t>
+      </w:r>
+      <w:r>
+        <w:t xml:space="preserve"> </w:t>
+      </w:r>
+      <w:r>
+        <w:t xml:space="preserve">independent natural-photo populations (Section 5.1) and the heuristic on five further</w:t>
+      </w:r>
+      <w:r>
+        <w:t xml:space="preserve"> </w:t>
+      </w:r>
+      <w:r>
+        <w:t xml:space="preserve">independent corpora (Section 6.2); a still wider survey of naturally-occurring</w:t>
+      </w:r>
+      <w:r>
+        <w:t xml:space="preserve"> </w:t>
+      </w:r>
+      <w:r>
+        <w:t xml:space="preserve">collections would further generalize the reported thresholds. The network numbers are</w:t>
+      </w:r>
+      <w:r>
+        <w:t xml:space="preserve"> </w:t>
+      </w:r>
+      <w:r>
+        <w:t xml:space="preserve">medians of 11 cold loads per cell with bootstrap confidence intervals (Table 8) but</w:t>
+      </w:r>
+      <w:r>
+        <w:t xml:space="preserve"> </w:t>
+      </w:r>
+      <w:r>
+        <w:t xml:space="preserve">no formal significance testing, and the timing endpoint is time-to-all-tiles-visible;</w:t>
+      </w:r>
+      <w:r>
+        <w:t xml:space="preserve"> </w:t>
+      </w:r>
+      <w:r>
+        <w:t xml:space="preserve">first-tile and first-viewport milestones are reported for the local renderer (Table 9)</w:t>
+      </w:r>
+      <w:r>
+        <w:t xml:space="preserve"> </w:t>
+      </w:r>
+      <w:r>
+        <w:t xml:space="preserve">but LCP, decode CPU, and warm-cache multi-navigation behavior under realistic asset churn</w:t>
+      </w:r>
+      <w:r>
+        <w:t xml:space="preserve"> </w:t>
+      </w:r>
+      <w:r>
+        <w:t xml:space="preserve">are not measured and could change the recommended bundle size. Finally, JPEG XL is</w:t>
+      </w:r>
+      <w:r>
+        <w:t xml:space="preserve"> </w:t>
+      </w:r>
+      <w:r>
+        <w:t xml:space="preserve">left to future work; AVIF is included in the photographic crossover (Section 5.1) and,</w:t>
+      </w:r>
+      <w:r>
+        <w:t xml:space="preserve"> </w:t>
+      </w:r>
+      <w:r>
+        <w:t xml:space="preserve">like JPEG, benefits from atlasing at every tested size.</w:t>
+      </w:r>
+    </w:p>
+    <w:bookmarkEnd w:id="51"/>
+    <w:bookmarkEnd w:id="52"/>
+    <w:bookmarkStart w:id="53" w:name="conclusion"/>
+    <w:p>
+      <w:pPr>
+        <w:pStyle w:val="Heading2"/>
+      </w:pPr>
+      <w:r>
+        <w:t xml:space="preserve">7  Conclusion</w:t>
+      </w:r>
+    </w:p>
+    <w:p>
+      <w:pPr>
+        <w:pStyle w:val="FirstParagraph"/>
+      </w:pPr>
+      <w:r>
+        <w:t xml:space="preserve">Bundling small web images pays, and the study makes precise when and by how much for</w:t>
+      </w:r>
+      <w:r>
+        <w:t xml:space="preserve"> </w:t>
+      </w:r>
+      <w:r>
+        <w:t xml:space="preserve">the formats that carry most of the web's images. Atlas small lossy tiles: icons</w:t>
+      </w:r>
+      <w:r>
+        <w:t xml:space="preserve"> </w:t>
+      </w:r>
+      <w:r>
+        <w:t xml:space="preserve">and thumbnails gain up to 30% under JPEG, up to 19% under WebP, and up to 33% under AVIF</w:t>
+      </w:r>
+      <w:r>
+        <w:t xml:space="preserve"> </w:t>
+      </w:r>
+      <w:r>
+        <w:t xml:space="preserve">at matched quality, the effect holding across four independent photo populations; and</w:t>
+      </w:r>
+      <w:r>
+        <w:t xml:space="preserve"> </w:t>
+      </w:r>
+      <w:r>
+        <w:t xml:space="preserve">lossless flat art, the icon-set and map-marker case, gains 40–97%</w:t>
+      </w:r>
+      <w:r>
+        <w:t xml:space="preserve"> </w:t>
+      </w:r>
+      <w:r>
+        <w:t xml:space="preserve">with a strip-packed or shared-palette bundle that is smaller than even the best lossy</w:t>
+      </w:r>
+      <w:r>
+        <w:t xml:space="preserve"> </w:t>
+      </w:r>
+      <w:r>
+        <w:t xml:space="preserve">option. Serve larger photographs and lossless assets as a byte-bundle, which collapses</w:t>
+      </w:r>
+      <w:r>
+        <w:t xml:space="preserve"> </w:t>
+      </w:r>
+      <w:r>
+        <w:t xml:space="preserve">requests at near-zero byte cost (a small offset header), or, for photographic WebP, tune</w:t>
+      </w:r>
+      <w:r>
+        <w:t xml:space="preserve"> </w:t>
+      </w:r>
+      <w:r>
+        <w:t xml:space="preserve">the encoder (noise shaping plus adaptive deblocking) to turn the atlas penalty into a</w:t>
+      </w:r>
+      <w:r>
+        <w:t xml:space="preserve"> </w:t>
+      </w:r>
+      <w:r>
+        <w:t xml:space="preserve">gain. Ship about four chunks for bounded cache invalidation and decoded-memory limits,</w:t>
+      </w:r>
+      <w:r>
+        <w:t xml:space="preserve"> </w:t>
+      </w:r>
+      <w:r>
+        <w:t xml:space="preserve">deduplicate repeats explicitly, and delta-encode updates against the cached bundle</w:t>
+      </w:r>
+      <w:r>
+        <w:t xml:space="preserve"> </w:t>
+      </w:r>
+      <w:r>
+        <w:t xml:space="preserve">(Compression Dictionary Transport). On the wire, bundling loads 500 small flat-art tiles</w:t>
+      </w:r>
+      <w:r>
+        <w:t xml:space="preserve"> </w:t>
+      </w:r>
+      <w:r>
+        <w:t xml:space="preserve">4.5–8.6x faster to full visibility on HTTP/1.1 (1.6–2.8x for photographic</w:t>
+      </w:r>
+      <w:r>
+        <w:t xml:space="preserve"> </w:t>
+      </w:r>
+      <w:r>
+        <w:t xml:space="preserve">thumbnails) and is chiefly a byte optimization on HTTP/2; the comparable HTTP/3 gain</w:t>
+      </w:r>
+      <w:r>
+        <w:t xml:space="preserve"> </w:t>
+      </w:r>
+      <w:r>
+        <w:t xml:space="preserve">reflects a request-concurrency limit specific to the tested server stack (a second QUIC</w:t>
+      </w:r>
+      <w:r>
+        <w:t xml:space="preserve"> </w:t>
+      </w:r>
+      <w:r>
+        <w:t xml:space="preserve">implementation sustains roughly twice the concurrency, Appendix A.2) rather than a</w:t>
+      </w:r>
+      <w:r>
+        <w:t xml:space="preserve"> </w:t>
+      </w:r>
+      <w:r>
+        <w:t xml:space="preserve">protocol-general result. The unifying</w:t>
+      </w:r>
+      <w:r>
+        <w:t xml:space="preserve"> </w:t>
+      </w:r>
+      <w:r>
+        <w:t xml:space="preserve">account, that savings come from sharing fixed costs and losses from sharing adaptive</w:t>
+      </w:r>
+      <w:r>
+        <w:t xml:space="preserve"> </w:t>
+      </w:r>
+      <w:r>
+        <w:t xml:space="preserve">state, is quantitatively predictive for JPEG (R</w:t>
+      </w:r>
+      <w:r>
+        <w:rPr>
+          <w:vertAlign w:val="superscript"/>
+        </w:rPr>
+        <w:t xml:space="preserve">2</w:t>
+      </w:r>
+      <w:r>
+        <w:t xml:space="preserve"> = 0.99) and</w:t>
+      </w:r>
+      <w:r>
+        <w:t xml:space="preserve"> </w:t>
+      </w:r>
+      <w:r>
+        <w:t xml:space="preserve">organizes the codec-specific behavior of the rest, and it guides the accompanying</w:t>
+      </w:r>
+      <w:r>
+        <w:t xml:space="preserve"> </w:t>
+      </w:r>
+      <w:r>
+        <w:t xml:space="preserve">construction</w:t>
+      </w:r>
+      <w:r>
+        <w:t xml:space="preserve"> </w:t>
+      </w:r>
+      <w:r>
+        <w:t xml:space="preserve">heuristic, which turns a directory of images into deployable bundles.</w:t>
+      </w:r>
+    </w:p>
+    <w:bookmarkEnd w:id="53"/>
+    <w:bookmarkStart w:id="54" w:name="references"/>
+    <w:p>
+      <w:pPr>
+        <w:pStyle w:val="Heading2"/>
+      </w:pPr>
+      <w:r>
+        <w:t xml:space="preserve">References</w:t>
+      </w:r>
+    </w:p>
+    <w:p>
+      <w:pPr>
+        <w:pStyle w:val="FirstParagraph"/>
+      </w:pPr>
+      <w:r>
+        <w:t xml:space="preserve">[1] C. Johnson. Forgo JS packaging? Not so fast. Khan Academy Engineering, 2015.</w:t>
+      </w:r>
+      <w:r>
+        <w:t xml:space="preserve"> </w:t>
+      </w:r>
+      <w:r>
+        <w:t xml:space="preserve">https://blog.khanacademy.org/forgo-js-packaging-not-so-fast/</w:t>
+      </w:r>
+    </w:p>
+    <w:p>
+      <w:pPr>
+        <w:pStyle w:val="BodyText"/>
+      </w:pPr>
+      <w:r>
+        <w:t xml:space="preserve">[2] C. Coyier. Musings on HTTP/2 and bundling. CSS-Tricks.</w:t>
+      </w:r>
+      <w:r>
+        <w:t xml:space="preserve"> </w:t>
+      </w:r>
+      <w:r>
+        <w:t xml:space="preserve">https://css-tricks.com/musings-on-http2-and-bundling/</w:t>
+      </w:r>
+    </w:p>
+    <w:p>
+      <w:pPr>
+        <w:pStyle w:val="BodyText"/>
+      </w:pPr>
+      <w:r>
+        <w:t xml:space="preserve">[3] M. Varvello, K. Schomp, D. Naylor, J. Blackburn, A. Finamore, K. Papagiannaki.</w:t>
+      </w:r>
+      <w:r>
+        <w:t xml:space="preserve"> </w:t>
+      </w:r>
+      <w:r>
+        <w:t xml:space="preserve">Is the Web HTTP/2 Yet? Passive and Active Measurement (PAM), LNCS 9631, 2016.</w:t>
+      </w:r>
+      <w:r>
+        <w:t xml:space="preserve"> </w:t>
+      </w:r>
+      <w:r>
+        <w:t xml:space="preserve">doi:10.1007/978-3-319-30505-9_17</w:t>
+      </w:r>
+    </w:p>
+    <w:p>
+      <w:pPr>
+        <w:pStyle w:val="BodyText"/>
+      </w:pPr>
+      <w:r>
+        <w:t xml:space="preserve">[4] R. Meireles, J. Liu, P. Steenkiste. A study of HTTP/2's Server Push Performance</w:t>
+      </w:r>
+      <w:r>
+        <w:t xml:space="preserve"> </w:t>
+      </w:r>
+      <w:r>
+        <w:t xml:space="preserve">Potential. arXiv:2207.05885, 2022.</w:t>
+      </w:r>
+    </w:p>
+    <w:p>
+      <w:pPr>
+        <w:pStyle w:val="BodyText"/>
+      </w:pPr>
+      <w:r>
+        <w:t xml:space="preserve">[5] T. Hunter. HTTP/3 is fast. Request Metrics, 2022.</w:t>
+      </w:r>
+      <w:r>
+        <w:t xml:space="preserve"> </w:t>
+      </w:r>
+      <w:r>
+        <w:t xml:space="preserve">https://requestmetrics.com/web-performance/http3-is-fast/</w:t>
+      </w:r>
+    </w:p>
+    <w:p>
+      <w:pPr>
+        <w:pStyle w:val="BodyText"/>
+      </w:pPr>
+      <w:r>
+        <w:t xml:space="preserve">[6] T. Eden. What's the smallest file size for a 1 pixel image? 2024.</w:t>
+      </w:r>
+      <w:r>
+        <w:t xml:space="preserve"> </w:t>
+      </w:r>
+      <w:r>
+        <w:t xml:space="preserve">https://shkspr.mobi/blog/2024/01/whats-the-smallest-file-size-for-a-1-pixel-image/</w:t>
+      </w:r>
+    </w:p>
+    <w:p>
+      <w:pPr>
+        <w:pStyle w:val="BodyText"/>
+      </w:pPr>
+      <w:r>
+        <w:t xml:space="preserve">[7] J. Sneyers. One pixel is worth three thousand words. Cloudinary Blog.</w:t>
+      </w:r>
+      <w:r>
+        <w:t xml:space="preserve"> </w:t>
+      </w:r>
+      <w:r>
+        <w:t xml:space="preserve">https://cloudinary.com/blog/one_pixel_is_worth_three_thousand_words</w:t>
+      </w:r>
+    </w:p>
+    <w:p>
+      <w:pPr>
+        <w:pStyle w:val="BodyText"/>
+      </w:pPr>
+      <w:r>
+        <w:t xml:space="preserve">[8] HTTP Archive. Web Almanac 2024, Media chapter.</w:t>
+      </w:r>
+      <w:r>
+        <w:t xml:space="preserve"> </w:t>
+      </w:r>
+      <w:r>
+        <w:t xml:space="preserve">https://almanac.httparchive.org/en/2024/media</w:t>
+      </w:r>
+    </w:p>
+    <w:p>
+      <w:pPr>
+        <w:pStyle w:val="BodyText"/>
+      </w:pPr>
+      <w:r>
+        <w:t xml:space="preserve">[9] Unity Technologies. Sprites.AtlasSettings.paddingPower documentation.</w:t>
+      </w:r>
+      <w:r>
+        <w:t xml:space="preserve"> </w:t>
+      </w:r>
+      <w:r>
+        <w:t xml:space="preserve">https://docs.unity3d.com/ScriptReference/Sprites.AtlasSettings-paddingPower.html</w:t>
+      </w:r>
+    </w:p>
+    <w:p>
+      <w:pPr>
+        <w:pStyle w:val="BodyText"/>
+      </w:pPr>
+      <w:r>
+        <w:t xml:space="preserve">[10] D. Shea. CSS Sprites: Image Slicing's Kiss of Death. A List Apart, 2004.</w:t>
+      </w:r>
+      <w:r>
+        <w:t xml:space="preserve"> </w:t>
+      </w:r>
+      <w:r>
+        <w:t xml:space="preserve">https://alistapart.com/article/sprites/</w:t>
+      </w:r>
+    </w:p>
+    <w:p>
+      <w:pPr>
+        <w:pStyle w:val="BodyText"/>
+      </w:pPr>
+      <w:r>
+        <w:t xml:space="preserve">[11] Google. Web Fundamentals: HTTP/2 and resource bundling guidance.</w:t>
+      </w:r>
+      <w:r>
+        <w:t xml:space="preserve"> </w:t>
+      </w:r>
+      <w:r>
+        <w:t xml:space="preserve">https://web.dev/articles/http2</w:t>
+      </w:r>
+    </w:p>
+    <w:p>
+      <w:pPr>
+        <w:pStyle w:val="BodyText"/>
+      </w:pPr>
+      <w:r>
+        <w:t xml:space="preserve">[12] M. Belshe, R. Peon, M. Thomson. Hypertext Transfer Protocol Version 2 (HTTP/2).</w:t>
+      </w:r>
+      <w:r>
+        <w:t xml:space="preserve"> </w:t>
+      </w:r>
+      <w:r>
+        <w:t xml:space="preserve">RFC 7540, IETF, 2015. doi:10.17487/RFC7540</w:t>
+      </w:r>
+    </w:p>
+    <w:p>
+      <w:pPr>
+        <w:pStyle w:val="BodyText"/>
+      </w:pPr>
+      <w:r>
+        <w:t xml:space="preserve">[13] M. Bishop. HTTP/3. RFC 9114, IETF, 2022. doi:10.17487/RFC9114</w:t>
+      </w:r>
+    </w:p>
+    <w:p>
+      <w:pPr>
+        <w:pStyle w:val="BodyText"/>
+      </w:pPr>
+      <w:r>
+        <w:t xml:space="preserve">[14] J. Ruth, D. Kunze, O. Hohlfeld. Measuring HTTP/3: Adoption and Performance.</w:t>
+      </w:r>
+      <w:r>
+        <w:t xml:space="preserve"> </w:t>
+      </w:r>
+      <w:r>
+        <w:t xml:space="preserve">arXiv:2102.12358, 2021.</w:t>
+      </w:r>
+    </w:p>
+    <w:p>
+      <w:pPr>
+        <w:pStyle w:val="BodyText"/>
+      </w:pPr>
+      <w:r>
+        <w:t xml:space="preserve">[15] U. Goel et al. Domain-Sharding for Faster HTTP/2 in Lossy Cellular Networks.</w:t>
+      </w:r>
+      <w:r>
+        <w:t xml:space="preserve"> </w:t>
+      </w:r>
+      <w:r>
+        <w:t xml:space="preserve">arXiv:1707.05836, 2017.</w:t>
+      </w:r>
+    </w:p>
+    <w:p>
+      <w:pPr>
+        <w:pStyle w:val="BodyText"/>
+      </w:pPr>
+      <w:r>
+        <w:t xml:space="preserve">[16] Cloudinary. Image optimization documentation (format selection and the</w:t>
+      </w:r>
+      <w:r>
+        <w:t xml:space="preserve"> </w:t>
+      </w:r>
+      <w:r>
+        <w:t xml:space="preserve">&lt;5,000-pixel AVIF policy). https://cloudinary.com/documentation/image_optimization</w:t>
+      </w:r>
+    </w:p>
+    <w:p>
+      <w:pPr>
+        <w:pStyle w:val="BodyText"/>
+      </w:pPr>
+      <w:r>
+        <w:t xml:space="preserve">[17] ITU-T T.81 / ISO IEC 10918-1. Digital compression and coding of</w:t>
+      </w:r>
+      <w:r>
+        <w:t xml:space="preserve"> </w:t>
+      </w:r>
+      <w:r>
+        <w:t xml:space="preserve">continuous-tone still images (JPEG), 1992.</w:t>
+      </w:r>
+    </w:p>
+    <w:p>
+      <w:pPr>
+        <w:pStyle w:val="BodyText"/>
+      </w:pPr>
+      <w:r>
+        <w:t xml:space="preserve">[18] W3C. Portable Network Graphics (PNG) Specification, 3rd ed., 2003.</w:t>
+      </w:r>
+      <w:r>
+        <w:t xml:space="preserve"> </w:t>
+      </w:r>
+      <w:r>
+        <w:t xml:space="preserve">https://www.w3.org/TR/PNG/</w:t>
+      </w:r>
+    </w:p>
+    <w:p>
+      <w:pPr>
+        <w:pStyle w:val="BodyText"/>
+      </w:pPr>
+      <w:r>
+        <w:t xml:space="preserve">[19] Google. WebP Container and Bitstream Specification.</w:t>
+      </w:r>
+      <w:r>
+        <w:t xml:space="preserve"> </w:t>
+      </w:r>
+      <w:r>
+        <w:t xml:space="preserve">https://developers.google.com/speed/webp/docs/riff_container</w:t>
+      </w:r>
+    </w:p>
+    <w:p>
+      <w:pPr>
+        <w:pStyle w:val="BodyText"/>
+      </w:pPr>
+      <w:r>
+        <w:t xml:space="preserve">[20] J. Ratcliff. Texture atlas / sprite packing techniques. Game Developer, 2002.</w:t>
+      </w:r>
+    </w:p>
+    <w:p>
+      <w:pPr>
+        <w:pStyle w:val="BodyText"/>
+      </w:pPr>
+      <w:r>
+        <w:t xml:space="preserve">[21] J. Jylänki. A Thousand Ways to Pack the Bin: rectangle bin-packing</w:t>
+      </w:r>
+      <w:r>
+        <w:t xml:space="preserve"> </w:t>
+      </w:r>
+      <w:r>
+        <w:t xml:space="preserve">algorithms (skyline, MaxRects), 2010.</w:t>
+      </w:r>
+    </w:p>
+    <w:p>
+      <w:pPr>
+        <w:pStyle w:val="BodyText"/>
+      </w:pPr>
+      <w:r>
+        <w:t xml:space="preserve">[22] J. Alakuijala, Z. Szabadka. Brotli Compressed Data Format. RFC 7932, IETF, 2016.</w:t>
+      </w:r>
+      <w:r>
+        <w:t xml:space="preserve"> </w:t>
+      </w:r>
+      <w:r>
+        <w:t xml:space="preserve">doi:10.17487/RFC7932</w:t>
+      </w:r>
+    </w:p>
+    <w:p>
+      <w:pPr>
+        <w:pStyle w:val="BodyText"/>
+      </w:pPr>
+      <w:r>
+        <w:t xml:space="preserve">[23] Y. Collet, M. Kucherawy. Zstandard Compression and the application/zstd Media</w:t>
+      </w:r>
+      <w:r>
+        <w:t xml:space="preserve"> </w:t>
+      </w:r>
+      <w:r>
+        <w:t xml:space="preserve">Type. RFC 8878, IETF, 2021. doi:10.17487/RFC8878</w:t>
+      </w:r>
+    </w:p>
+    <w:p>
+      <w:pPr>
+        <w:pStyle w:val="BodyText"/>
+      </w:pPr>
+      <w:r>
+        <w:t xml:space="preserve">[24] P. Meenan, Y. Weiss. Compression Dictionary Transport. RFC 9842, IETF, 2025.</w:t>
+      </w:r>
+      <w:r>
+        <w:t xml:space="preserve"> </w:t>
+      </w:r>
+      <w:r>
+        <w:t xml:space="preserve">doi:10.17487/RFC9842</w:t>
+      </w:r>
+    </w:p>
+    <w:p>
+      <w:pPr>
+        <w:pStyle w:val="BodyText"/>
+      </w:pPr>
+      <w:r>
+        <w:t xml:space="preserve">[25] Z. Wang, A. C. Bovik, H. R. Sheikh, E. P. Simoncelli. Image Quality Assessment:</w:t>
+      </w:r>
+      <w:r>
+        <w:t xml:space="preserve"> </w:t>
+      </w:r>
+      <w:r>
+        <w:t xml:space="preserve">From Error Visibility to Structural Similarity. IEEE Trans. Image Processing 13(4):600-612,</w:t>
+      </w:r>
+      <w:r>
+        <w:t xml:space="preserve"> </w:t>
+      </w:r>
+      <w:r>
+        <w:t xml:space="preserve">2004. doi:10.1109/TIP.2003.819861</w:t>
+      </w:r>
+    </w:p>
+    <w:p>
+      <w:pPr>
+        <w:pStyle w:val="BodyText"/>
+      </w:pPr>
+      <w:r>
+        <w:t xml:space="preserve">[26] X. S. Wang, A. Balasubramanian, A. Krishnamurthy, D. Wetherall. Demystifying Page</w:t>
+      </w:r>
+      <w:r>
+        <w:t xml:space="preserve"> </w:t>
+      </w:r>
+      <w:r>
+        <w:t xml:space="preserve">Load Performance with WProf. USENIX NSDI, 2013.</w:t>
+      </w:r>
+    </w:p>
+    <w:p>
+      <w:pPr>
+        <w:pStyle w:val="BodyText"/>
+      </w:pPr>
+      <w:r>
+        <w:t xml:space="preserve">[27] X. S. Wang, A. Balasubramanian, A. Krishnamurthy, D. Wetherall. How Speedy is</w:t>
+      </w:r>
+      <w:r>
+        <w:t xml:space="preserve"> </w:t>
+      </w:r>
+      <w:r>
+        <w:t xml:space="preserve">SPDY? USENIX NSDI, 2014.</w:t>
+      </w:r>
+    </w:p>
+    <w:p>
+      <w:pPr>
+        <w:pStyle w:val="BodyText"/>
+      </w:pPr>
+      <w:r>
+        <w:t xml:space="preserve">[28] R. Netravali, A. Goyal, J. Mickens, H. Balakrishnan. Polaris: Faster Page Loads</w:t>
+      </w:r>
+      <w:r>
+        <w:t xml:space="preserve"> </w:t>
+      </w:r>
+      <w:r>
+        <w:t xml:space="preserve">Using Fine-grained Dependency Tracking. USENIX NSDI, 2016.</w:t>
+      </w:r>
+    </w:p>
+    <w:p>
+      <w:pPr>
+        <w:pStyle w:val="BodyText"/>
+      </w:pPr>
+      <w:r>
+        <w:t xml:space="preserve">[29] R. Marx, T. Wijnants, P. Quax, A. Faes, W. Lamotte. Concatenation, Embedding and</w:t>
+      </w:r>
+      <w:r>
+        <w:t xml:space="preserve"> </w:t>
+      </w:r>
+      <w:r>
+        <w:t xml:space="preserve">Sharding: Do HTTP/1 Performance Best Practices Make Sense in HTTP/2? WEBIST, 2017.</w:t>
+      </w:r>
+    </w:p>
+    <w:p>
+      <w:pPr>
+        <w:pStyle w:val="BodyText"/>
+      </w:pPr>
+      <w:r>
+        <w:t xml:space="preserve">[30] C. Sander, I. Kunze, K. Wehrle, J. Rüth. Sharding and HTTP/2 Connection Reuse</w:t>
+      </w:r>
+      <w:r>
+        <w:t xml:space="preserve"> </w:t>
+      </w:r>
+      <w:r>
+        <w:t xml:space="preserve">Revisited: Why Are There Still Redundant Connections? ACM IMC, 2021.</w:t>
+      </w:r>
+      <w:r>
+        <w:t xml:space="preserve"> </w:t>
+      </w:r>
+      <w:r>
+        <w:t xml:space="preserve">doi:10.1145/3487552.3487832</w:t>
+      </w:r>
+    </w:p>
+    <w:p>
+      <w:pPr>
+        <w:pStyle w:val="BodyText"/>
+      </w:pPr>
+      <w:r>
+        <w:t xml:space="preserve">[31] N. Barman, M. G. Martini. An Evaluation of the Next-Generation Image Coding</w:t>
+      </w:r>
+      <w:r>
+        <w:t xml:space="preserve"> </w:t>
+      </w:r>
+      <w:r>
+        <w:t xml:space="preserve">Standard AVIF. IEEE QoMEX, 2020. doi:10.1109/QoMEX48832.2020.9123131</w:t>
+      </w:r>
+    </w:p>
+    <w:p>
+      <w:pPr>
+        <w:pStyle w:val="BodyText"/>
+      </w:pPr>
+      <w:r>
+        <w:t xml:space="preserve">[32] B. Lévy, S. Petitjean, N. Ray, J. Maillot. Least Squares Conformal Maps for</w:t>
+      </w:r>
+      <w:r>
+        <w:t xml:space="preserve"> </w:t>
+      </w:r>
+      <w:r>
+        <w:t xml:space="preserve">Automatic Texture Atlas Generation. ACM SIGGRAPH / ACM TOG 21(3), 2002.</w:t>
+      </w:r>
+      <w:r>
+        <w:t xml:space="preserve"> </w:t>
+      </w:r>
+      <w:r>
+        <w:t xml:space="preserve">doi:10.1145/566654.566590</w:t>
+      </w:r>
+    </w:p>
+    <w:p>
+      <w:pPr>
+        <w:pStyle w:val="BodyText"/>
+      </w:pPr>
+      <w:r>
+        <w:t xml:space="preserve">[33] J. Marszałkowski, J. Mizgajski, D. Mokwa, M. Drozdowski. Analysis and Solution of</w:t>
+      </w:r>
+      <w:r>
+        <w:t xml:space="preserve"> </w:t>
+      </w:r>
+      <w:r>
+        <w:t xml:space="preserve">CSS-Sprite Packing Problem. ACM Trans. Web 10(1), Article 1, 2016. doi:10.1145/2818377</w:t>
+      </w:r>
+    </w:p>
+    <w:p>
+      <w:pPr>
+        <w:pStyle w:val="BodyText"/>
+      </w:pPr>
+      <w:r>
+        <w:t xml:space="preserve">[34] M. Butkiewicz, H. V. Madhyastha, V. Sekar. Understanding Website Complexity:</w:t>
+      </w:r>
+      <w:r>
+        <w:t xml:space="preserve"> </w:t>
+      </w:r>
+      <w:r>
+        <w:t xml:space="preserve">Measurements, Metrics, and Implications. ACM Internet Measurement Conference (IMC), 2011.</w:t>
+      </w:r>
+      <w:r>
+        <w:t xml:space="preserve"> </w:t>
+      </w:r>
+      <w:r>
+        <w:t xml:space="preserve">doi:10.1145/2068816.2068846</w:t>
+      </w:r>
+    </w:p>
+    <w:p>
+      <w:pPr>
+        <w:pStyle w:val="BodyText"/>
+      </w:pPr>
+      <w:r>
+        <w:t xml:space="preserve">[35] S. Souders. High Performance Web Sites: Essential Knowledge for Front-End</w:t>
+      </w:r>
+      <w:r>
+        <w:t xml:space="preserve"> </w:t>
+      </w:r>
+      <w:r>
+        <w:t xml:space="preserve">Engineers. O'Reilly Media, 2007. ISBN 978-0-596-52930-7.</w:t>
+      </w:r>
+    </w:p>
+    <w:p>
+      <w:pPr>
+        <w:pStyle w:val="BodyText"/>
+      </w:pPr>
+      <w:r>
+        <w:t xml:space="preserve">[36] H. de Saxcé, I. Oprescu, Y. Chen. Is HTTP/2 really faster than HTTP/1.1? IEEE</w:t>
+      </w:r>
+      <w:r>
+        <w:t xml:space="preserve"> </w:t>
+      </w:r>
+      <w:r>
+        <w:t xml:space="preserve">INFOCOM Workshops (INFOCOM WKSHPS), 2015, pp. 293-299.</w:t>
+      </w:r>
+      <w:r>
+        <w:t xml:space="preserve"> </w:t>
+      </w:r>
+      <w:r>
+        <w:t xml:space="preserve">doi:10.1109/INFCOMW.2015.7179400</w:t>
+      </w:r>
+    </w:p>
+    <w:p>
+      <w:pPr>
+        <w:pStyle w:val="BodyText"/>
+      </w:pPr>
+      <w:r>
+        <w:t xml:space="preserve">[37] A. M. Kakhki, S. Jero, D. Choffnes, C. Nita-Rotaru, A. Mislove. Taking a Long Look</w:t>
+      </w:r>
+      <w:r>
+        <w:t xml:space="preserve"> </w:t>
+      </w:r>
+      <w:r>
+        <w:t xml:space="preserve">at QUIC: An Approach for Rigorous Evaluation of Rapidly Evolving Transport Protocols. ACM</w:t>
+      </w:r>
+      <w:r>
+        <w:t xml:space="preserve"> </w:t>
+      </w:r>
+      <w:r>
+        <w:t xml:space="preserve">Internet Measurement Conference (IMC), 2017, pp. 290-303. doi:10.1145/3131365.3131368</w:t>
+      </w:r>
+    </w:p>
+    <w:p>
+      <w:pPr>
+        <w:pStyle w:val="BodyText"/>
+      </w:pPr>
+      <w:r>
+        <w:t xml:space="preserve">[38] J. Alakuijala, R. van Asseldonk, S. Boukortt, M. Bruse, I.-M. Comșa, M. Firsching,</w:t>
+      </w:r>
+      <w:r>
+        <w:t xml:space="preserve"> </w:t>
+      </w:r>
+      <w:r>
+        <w:t xml:space="preserve">et al. JPEG XL next-generation image compression architecture and coding tools. Proc.</w:t>
+      </w:r>
+      <w:r>
+        <w:t xml:space="preserve"> </w:t>
+      </w:r>
+      <w:r>
+        <w:t xml:space="preserve">SPIE 11137, Applications of Digital Image Processing XLII, 111370K, 2019.</w:t>
+      </w:r>
+      <w:r>
+        <w:t xml:space="preserve"> </w:t>
+      </w:r>
+      <w:r>
+        <w:t xml:space="preserve">doi:10.1117/12.2529237</w:t>
+      </w:r>
+    </w:p>
+    <w:p>
+      <w:pPr>
+        <w:pStyle w:val="BodyText"/>
+      </w:pPr>
+      <w:r>
+        <w:t xml:space="preserve">[39] Google. WebP Compression Study, 2011.</w:t>
+      </w:r>
+      <w:r>
+        <w:t xml:space="preserve"> </w:t>
+      </w:r>
+      <w:r>
+        <w:t xml:space="preserve">https://developers.google.com/speed/webp/docs/webp_study</w:t>
+      </w:r>
+    </w:p>
+    <w:p>
+      <w:pPr>
+        <w:pStyle w:val="BodyText"/>
+      </w:pPr>
+      <w:r>
+        <w:t xml:space="preserve">[40] G. Randers-Pehrson. MNG (Multiple-image Network Graphics) Format, Version 1.0,</w:t>
+      </w:r>
+      <w:r>
+        <w:t xml:space="preserve"> </w:t>
+      </w:r>
+      <w:r>
+        <w:t xml:space="preserve">2001. http://www.libpng.org/pub/mng/spec/ (APNG is standardized in the W3C PNG</w:t>
+      </w:r>
+      <w:r>
+        <w:t xml:space="preserve"> </w:t>
+      </w:r>
+      <w:r>
+        <w:t xml:space="preserve">Specification, 3rd ed. [18]).</w:t>
+      </w:r>
+    </w:p>
+    <w:p>
+      <w:pPr>
+        <w:pStyle w:val="BodyText"/>
+      </w:pPr>
+      <w:r>
+        <w:t xml:space="preserve">[41] ISO/IEC 23008-12:2017. Information technology: High efficiency coding and media</w:t>
+      </w:r>
+      <w:r>
+        <w:t xml:space="preserve"> </w:t>
+      </w:r>
+      <w:r>
+        <w:t xml:space="preserve">delivery in heterogeneous environments, Part 12: Image File Format (HEIF).</w:t>
+      </w:r>
+    </w:p>
+    <w:p>
+      <w:pPr>
+        <w:pStyle w:val="BodyText"/>
+      </w:pPr>
+      <w:r>
+        <w:t xml:space="preserve">[42] J. Mogul, B. Krishnamurthy, F. Douglis, A. Feldmann, Y. Goland, A. van Hoff,</w:t>
+      </w:r>
+      <w:r>
+        <w:t xml:space="preserve"> </w:t>
+      </w:r>
+      <w:r>
+        <w:t xml:space="preserve">D. Hellerstein. Delta Encoding in HTTP. RFC 3229, IETF, 2002. doi:10.17487/RFC3229</w:t>
+      </w:r>
+    </w:p>
+    <w:p>
+      <w:pPr>
+        <w:pStyle w:val="BodyText"/>
+      </w:pPr>
+      <w:r>
+        <w:t xml:space="preserve">[43] D. Korn, J. MacDonald, J. Mogul, K. Vo. The VCDIFF Generic Differencing and</w:t>
+      </w:r>
+      <w:r>
+        <w:t xml:space="preserve"> </w:t>
+      </w:r>
+      <w:r>
+        <w:t xml:space="preserve">Compression Data Format. RFC 3284, IETF, 2002. doi:10.17487/RFC3284</w:t>
+      </w:r>
+    </w:p>
+    <w:p>
+      <w:pPr>
+        <w:pStyle w:val="BodyText"/>
+      </w:pPr>
+      <w:r>
+        <w:t xml:space="preserve">[44] J. Butler, W.-H. Lee, B. McQuade, K. Mixter. A Proposal for Shared Dictionary</w:t>
+      </w:r>
+      <w:r>
+        <w:t xml:space="preserve"> </w:t>
+      </w:r>
+      <w:r>
+        <w:t xml:space="preserve">Compression over HTTP (SDCH). IETF Internet-Draft draft-lee-sdch-spec, 2008.</w:t>
+      </w:r>
+    </w:p>
+    <w:p>
+      <w:pPr>
+        <w:pStyle w:val="BodyText"/>
+      </w:pPr>
+      <w:r>
+        <w:t xml:space="preserve">[45] R. Fielding, M. Nottingham, J. Reschke (Eds.). HTTP Caching. RFC 9111 (STD 98),</w:t>
+      </w:r>
+      <w:r>
+        <w:t xml:space="preserve"> </w:t>
+      </w:r>
+      <w:r>
+        <w:t xml:space="preserve">IETF, 2022. doi:10.17487/RFC9111</w:t>
+      </w:r>
+    </w:p>
+    <w:bookmarkEnd w:id="54"/>
+    <w:bookmarkStart w:id="69" w:name="appendix-a"/>
+    <w:p>
+      <w:pPr>
+        <w:pStyle w:val="Heading2"/>
+      </w:pPr>
+      <w:r>
+        <w:t xml:space="preserve">Appendix A</w:t>
+      </w:r>
+    </w:p>
+    <w:bookmarkStart w:id="55" w:name="a.1-encoder-parameters"/>
+    <w:p>
+      <w:pPr>
+        <w:pStyle w:val="Heading3"/>
+      </w:pPr>
+      <w:r>
+        <w:t xml:space="preserve">A.1  Encoder parameters</w:t>
+      </w:r>
+    </w:p>
+    <w:p>
+      <w:pPr>
+        <w:pStyle w:val="FirstParagraph"/>
+      </w:pPr>
+      <w:r>
+        <w:t xml:space="preserve">The photographic WebP penalty is not structural. VP8's default encode shares one set</w:t>
+      </w:r>
+      <w:r>
+        <w:t xml:space="preserve"> </w:t>
+      </w:r>
+      <w:r>
+        <w:t xml:space="preserve">of entropy tables and at most four quantizer segments across the whole atlas, and no</w:t>
+      </w:r>
+      <w:r>
+        <w:t xml:space="preserve"> </w:t>
+      </w:r>
+      <w:r>
+        <w:t xml:space="preserve">parameter raises the four-segment ceiling. But two efficiency controls, spatial noise</w:t>
+      </w:r>
+      <w:r>
+        <w:t xml:space="preserve"> </w:t>
+      </w:r>
+      <w:r>
+        <w:t xml:space="preserve">shaping at full strength and adaptive deblocking (autofilter), together move a</w:t>
+      </w:r>
+      <w:r>
+        <w:t xml:space="preserve"> </w:t>
+      </w:r>
+      <w:r>
+        <w:t xml:space="preserve">120-tile 224-pixel photo atlas from −9.0% to</w:t>
+      </w:r>
+      <w:r>
+        <w:t xml:space="preserve"> </w:t>
+      </w:r>
+      <w:r>
+        <w:rPr>
+          <w:b/>
+          <w:bCs/>
+        </w:rPr>
+        <w:t xml:space="preserve">+5.0%</w:t>
+      </w:r>
+      <w:r>
+        <w:t xml:space="preserve"> </w:t>
+      </w:r>
+      <w:r>
+        <w:t xml:space="preserve">against individual</w:t>
+      </w:r>
+      <w:r>
+        <w:t xml:space="preserve"> </w:t>
+      </w:r>
+      <w:r>
+        <w:t xml:space="preserve">files at matched SSIM. An equal-quality check isolates the mechanism: with the advanced</w:t>
+      </w:r>
+      <w:r>
+        <w:t xml:space="preserve"> </w:t>
+      </w:r>
+      <w:r>
+        <w:t xml:space="preserve">settings the atlas reaches per-tile SSIM 0.980, above the individual files' 0.979,</w:t>
+      </w:r>
+      <w:r>
+        <w:t xml:space="preserve"> </w:t>
+      </w:r>
+      <w:r>
+        <w:t xml:space="preserve">while encoding 2.4% fewer bytes, because adaptive deblocking removes the block artifacts</w:t>
+      </w:r>
+      <w:r>
+        <w:t xml:space="preserve"> </w:t>
+      </w:r>
+      <w:r>
+        <w:t xml:space="preserve">that the atlas's internal tile-grid boundaries introduce and noise shaping exploits the</w:t>
+      </w:r>
+      <w:r>
+        <w:t xml:space="preserve"> </w:t>
+      </w:r>
+      <w:r>
+        <w:t xml:space="preserve">larger frame's masking context. The knobs improve both arms, but they help the atlas</w:t>
+      </w:r>
+      <w:r>
+        <w:t xml:space="preserve"> </w:t>
+      </w:r>
+      <w:r>
+        <w:t xml:space="preserve">more, so the earlier negative for WebP photographs holds only for the default encoder,</w:t>
+      </w:r>
+      <w:r>
+        <w:t xml:space="preserve"> </w:t>
+      </w:r>
+      <w:r>
+        <w:t xml:space="preserve">not for a tuned one. These controls are reachable through libwebp's configuration</w:t>
+      </w:r>
+      <w:r>
+        <w:t xml:space="preserve"> </w:t>
+      </w:r>
+      <w:r>
+        <w:t xml:space="preserve">(the</w:t>
+      </w:r>
+      <w:r>
+        <w:t xml:space="preserve"> </w:t>
+      </w:r>
+      <w:r>
+        <w:rPr>
+          <w:rStyle w:val="VerbatimChar"/>
+        </w:rPr>
+        <w:t xml:space="preserve">cwebp -sns 100 -pass 10 -af</w:t>
+      </w:r>
+      <w:r>
+        <w:t xml:space="preserve"> </w:t>
+      </w:r>
+      <w:r>
+        <w:t xml:space="preserve">equivalents) though not through every</w:t>
+      </w:r>
+      <w:r>
+        <w:t xml:space="preserve"> </w:t>
+      </w:r>
+      <w:r>
+        <w:t xml:space="preserve">image library's default binding.</w:t>
+      </w:r>
+    </w:p>
+    <w:bookmarkEnd w:id="55"/>
+    <w:bookmarkStart w:id="62" w:name="Xe6dbf33f745dbc3358c5b800492f63e9ef62d08"/>
+    <w:p>
+      <w:pPr>
+        <w:pStyle w:val="Heading3"/>
+      </w:pPr>
+      <w:r>
+        <w:t xml:space="preserve">A.2  Supporting measurements: network timing</w:t>
+      </w:r>
+    </w:p>
+    <w:p>
+      <w:pPr>
+        <w:pStyle w:val="FirstParagraph"/>
+      </w:pPr>
+      <w:r>
+        <w:t xml:space="preserve">The byte and construction results above are protocol-independent. This section reports</w:t>
+      </w:r>
+      <w:r>
+        <w:t xml:space="preserve"> </w:t>
+      </w:r>
+      <w:r>
+        <w:t xml:space="preserve">how the byte savings translate to load time on a single-machine browser testbed. The</w:t>
+      </w:r>
+      <w:r>
+        <w:t xml:space="preserve"> </w:t>
+      </w:r>
+      <w:r>
+        <w:t xml:space="preserve">deployment guidance draws on the relative comparisons across conditions, which the</w:t>
+      </w:r>
+      <w:r>
+        <w:t xml:space="preserve"> </w:t>
+      </w:r>
+      <w:r>
+        <w:t xml:space="preserve">randomized, validated protocol holds stable; absolute timings are properties of the</w:t>
+      </w:r>
+      <w:r>
+        <w:t xml:space="preserve"> </w:t>
+      </w:r>
+      <w:r>
+        <w:t xml:space="preserve">testbed.</w:t>
+      </w:r>
+    </w:p>
+    <w:p>
+      <w:pPr>
+        <w:pStyle w:val="TableCaption"/>
+      </w:pPr>
+      <w:r>
+        <w:rPr>
+          <w:b/>
+          <w:bCs/>
+        </w:rPr>
+        <w:t xml:space="preserve">Table 8.</w:t>
+      </w:r>
+      <w:r>
+        <w:t xml:space="preserve"> </w:t>
+      </w:r>
+      <w:r>
+        <w:t xml:space="preserve">Median time to all 500 tiles visible (ms) per serving condition, protocol, and network profile (n = 11 cold browser loads per cell; 12 run in randomized order, first dropped; WebP payloads). The atl-x column gives the single-atlas speedup over individual files with a 95% bootstrap confidence interval; bun-x is the byte-bundle speedup. Per-cell quartiles are in the released data.</w:t>
+      </w:r>
+    </w:p>
+    <w:tbl>
+      <w:tblPr>
+        <w:tblStyle w:val="Table"/>
+        <w:tblW w:type="auto" w:w="0"/>
+        <w:tblLook w:firstRow="1" w:lastRow="0" w:firstColumn="0" w:lastColumn="0" w:noHBand="0" w:noVBand="0" w:val="0020"/>
+        <w:tblCaption w:val="Table 8. Median time to all 500 tiles visible (ms) per serving condition, protocol, and network profile (n = 11 cold browser loads per cell; 12 run in randomized order, first dropped; WebP payloads). The atl-x column gives the single-atlas speedup over individual files with a 95% bootstrap confidence interval; bun-x is the byte-bundle speedup. Per-cell quartiles are in the released data."/>
       </w:tblPr>
       <w:tblGrid>
         <w:gridCol w:w="880"/>
@@ -8992,18 +12329,18 @@
                 <wp:inline>
                   <wp:extent cx="5334000" cy="2564423"/>
                   <wp:effectExtent b="0" l="0" r="0" t="0"/>
-                  <wp:docPr descr="" title="" id="46" name="Picture"/>
+                  <wp:docPr descr="" title="" id="57" name="Picture"/>
                   <a:graphic>
                     <a:graphicData uri="http://schemas.openxmlformats.org/drawingml/2006/picture">
                       <pic:pic>
                         <pic:nvPicPr>
-                          <pic:cNvPr descr="file:///E:/tmp/tmpdvdj1l32/svg1.png" id="47" name="Picture"/>
+                          <pic:cNvPr descr="file:///E:/tmp/tmp24pfi21r/svg2.png" id="58" name="Picture"/>
                           <pic:cNvPicPr>
                             <a:picLocks noChangeArrowheads="1" noChangeAspect="1"/>
                           </pic:cNvPicPr>
                         </pic:nvPicPr>
                         <pic:blipFill>
-                          <a:blip r:embed="rId45"/>
+                          <a:blip r:embed="rId56"/>
                           <a:stretch>
                             <a:fillRect/>
                           </a:stretch>
@@ -9034,18 +12371,18 @@
                 <wp:inline>
                   <wp:extent cx="5334000" cy="2564423"/>
                   <wp:effectExtent b="0" l="0" r="0" t="0"/>
-                  <wp:docPr descr="" title="" id="49" name="Picture"/>
+                  <wp:docPr descr="" title="" id="60" name="Picture"/>
                   <a:graphic>
                     <a:graphicData uri="http://schemas.openxmlformats.org/drawingml/2006/picture">
                       <pic:pic>
                         <pic:nvPicPr>
-                          <pic:cNvPr descr="file:///E:/tmp/tmpdvdj1l32/svg2.png" id="50" name="Picture"/>
+                          <pic:cNvPr descr="file:///E:/tmp/tmp24pfi21r/svg3.png" id="61" name="Picture"/>
                           <pic:cNvPicPr>
                             <a:picLocks noChangeArrowheads="1" noChangeAspect="1"/>
                           </pic:cNvPicPr>
                         </pic:nvPicPr>
                         <pic:blipFill>
-                          <a:blip r:embed="rId48"/>
+                          <a:blip r:embed="rId59"/>
                           <a:stretch>
                             <a:fillRect/>
                           </a:stretch>
@@ -9084,7 +12421,7 @@
           <w:b/>
           <w:bCs/>
         </w:rPr>
-        <w:t xml:space="preserve">Figure 3.</w:t>
+        <w:t xml:space="preserve">Figure 4.</w:t>
       </w:r>
       <w:r>
         <w:t xml:space="preserve"> </w:t>
@@ -9098,7 +12435,7 @@
         <w:pStyle w:val="BodyText"/>
       </w:pPr>
       <w:r>
-        <w:t xml:space="preserve">Three protocol-level facts organize Table 6 and Figure 3. First, on</w:t>
+        <w:t xml:space="preserve">Three protocol-level facts organize Table 8 and Figure 4. First, on</w:t>
       </w:r>
       <w:r>
         <w:t xml:space="preserve"> </w:t>
@@ -9122,7 +12459,7 @@
         <w:t xml:space="preserve"> </w:t>
       </w:r>
       <w:r>
-        <w:t xml:space="preserve">are discussed below). Across cells, added network impairment never speeds a condition up, and the reported speedups carry tight bootstrap intervals (Table 6). Second, HTTP/2 is the strongest protocol for many small files: its</w:t>
+        <w:t xml:space="preserve">are discussed below). Across cells, added network impairment never speeds a condition up, and the reported speedups carry tight bootstrap intervals (Table 8). Second, HTTP/2 is the strongest protocol for many small files: its</w:t>
       </w:r>
       <w:r>
         <w:t xml:space="preserve"> </w:t>
@@ -9311,7 +12648,7 @@
         <w:t xml:space="preserve"> </w:t>
       </w:r>
       <w:r>
-        <w:t xml:space="preserve">demonstrated benefit is cache granularity and bounded invalidation (Appendix A.3,</w:t>
+        <w:t xml:space="preserve">demonstrated benefit is cache granularity and bounded invalidation (Appendix A.4,</w:t>
       </w:r>
       <w:r>
         <w:t xml:space="preserve"> </w:t>
@@ -9344,3351 +12681,14 @@
         <w:t xml:space="preserve">compound with the request savings.</w:t>
       </w:r>
     </w:p>
-    <w:bookmarkEnd w:id="51"/>
-    <w:bookmarkEnd w:id="52"/>
-    <w:bookmarkStart w:id="59" w:name="discussion"/>
-    <w:p>
-      <w:pPr>
-        <w:pStyle w:val="Heading2"/>
-      </w:pPr>
-      <w:r>
-        <w:t xml:space="preserve">6  Discussion</w:t>
-      </w:r>
-    </w:p>
-    <w:bookmarkStart w:id="53" w:name="the-coupling-spectrum"/>
+    <w:bookmarkEnd w:id="62"/>
+    <w:bookmarkStart w:id="63" w:name="X55fb17d93a369cffbd39b9ec6f45720a0dc45c4"/>
     <w:p>
       <w:pPr>
         <w:pStyle w:val="Heading3"/>
       </w:pPr>
       <w:r>
-        <w:t xml:space="preserve">6.1  The coupling spectrum</w:t>
-      </w:r>
-    </w:p>
-    <w:p>
-      <w:pPr>
-        <w:pStyle w:val="FirstParagraph"/>
-      </w:pPr>
-      <w:r>
-        <w:t xml:space="preserve">The results organize on a single axis: what a set of tiles is made to share. At one</w:t>
-      </w:r>
-      <w:r>
-        <w:t xml:space="preserve"> </w:t>
-      </w:r>
-      <w:r>
-        <w:t xml:space="preserve">end, the byte-bundle shares only transport: it concatenates independently-encoded files,</w:t>
-      </w:r>
-      <w:r>
-        <w:t xml:space="preserve"> </w:t>
-      </w:r>
-      <w:r>
-        <w:t xml:space="preserve">so it never costs bytes and never gains cross-image compression. Two standard-container</w:t>
-      </w:r>
-      <w:r>
-        <w:t xml:space="preserve"> </w:t>
-      </w:r>
-      <w:r>
-        <w:t xml:space="preserve">formats sit at the same point, JPEG abbreviated format (one shared table datastream plus</w:t>
-      </w:r>
-      <w:r>
-        <w:t xml:space="preserve"> </w:t>
-      </w:r>
-      <w:r>
-        <w:t xml:space="preserve">per-tile table-less scans) and animated WebP (one independent payload per frame), both</w:t>
-      </w:r>
-      <w:r>
-        <w:t xml:space="preserve"> </w:t>
-      </w:r>
-      <w:r>
-        <w:t xml:space="preserve">measured byte-equivalent to the byte-bundle while offering a playable container or</w:t>
-      </w:r>
-      <w:r>
-        <w:t xml:space="preserve"> </w:t>
-      </w:r>
-      <w:r>
-        <w:t xml:space="preserve">per-tile random access. A shared-table bundle adds table sharing; the pixel atlas goes furthest,</w:t>
-      </w:r>
-      <w:r>
-        <w:t xml:space="preserve"> </w:t>
-      </w:r>
-      <w:r>
-        <w:t xml:space="preserve">sharing the entire coding model, palette, entropy context, quantizer segments, and</w:t>
-      </w:r>
-      <w:r>
-        <w:t xml:space="preserve"> </w:t>
-      </w:r>
-      <w:r>
-        <w:t xml:space="preserve">filters. The measurements then reduce to one principle: bundling</w:t>
-      </w:r>
-      <w:r>
-        <w:t xml:space="preserve"> </w:t>
-      </w:r>
-      <w:r>
-        <w:rPr>
-          <w:i/>
-          <w:iCs/>
-        </w:rPr>
-        <w:t xml:space="preserve">saves</w:t>
-      </w:r>
-      <w:r>
-        <w:t xml:space="preserve"> </w:t>
-      </w:r>
-      <w:r>
-        <w:t xml:space="preserve">to the</w:t>
-      </w:r>
-      <w:r>
-        <w:t xml:space="preserve"> </w:t>
-      </w:r>
-      <w:r>
-        <w:t xml:space="preserve">extent tiles share</w:t>
-      </w:r>
-      <w:r>
-        <w:t xml:space="preserve"> </w:t>
-      </w:r>
-      <w:r>
-        <w:rPr>
-          <w:i/>
-          <w:iCs/>
-        </w:rPr>
-        <w:t xml:space="preserve">fixed</w:t>
-      </w:r>
-      <w:r>
-        <w:t xml:space="preserve"> </w:t>
-      </w:r>
-      <w:r>
-        <w:t xml:space="preserve">costs (container overhead, tables, duplicate content),</w:t>
-      </w:r>
-      <w:r>
-        <w:t xml:space="preserve"> </w:t>
-      </w:r>
-      <w:r>
-        <w:t xml:space="preserve">and</w:t>
-      </w:r>
-      <w:r>
-        <w:t xml:space="preserve"> </w:t>
-      </w:r>
-      <w:r>
-        <w:rPr>
-          <w:i/>
-          <w:iCs/>
-        </w:rPr>
-        <w:t xml:space="preserve">loses</w:t>
-      </w:r>
-      <w:r>
-        <w:t xml:space="preserve"> </w:t>
-      </w:r>
-      <w:r>
-        <w:t xml:space="preserve">to the extent they are forced to share</w:t>
-      </w:r>
-      <w:r>
-        <w:t xml:space="preserve"> </w:t>
-      </w:r>
-      <w:r>
-        <w:rPr>
-          <w:i/>
-          <w:iCs/>
-        </w:rPr>
-        <w:t xml:space="preserve">adaptive</w:t>
-      </w:r>
-      <w:r>
-        <w:t xml:space="preserve"> </w:t>
-      </w:r>
-      <w:r>
-        <w:t xml:space="preserve">state (a</w:t>
-      </w:r>
-      <w:r>
-        <w:t xml:space="preserve"> </w:t>
-      </w:r>
-      <w:r>
-        <w:t xml:space="preserve">single quantizer allocation, one scanline-filter prediction context, one palette) that individually-encoded</w:t>
-      </w:r>
-      <w:r>
-        <w:t xml:space="preserve"> </w:t>
-      </w:r>
-      <w:r>
-        <w:t xml:space="preserve">files would have specialized. The fixed-cost half of this account is directly testable:</w:t>
-      </w:r>
-      <w:r>
-        <w:t xml:space="preserve"> </w:t>
-      </w:r>
-      <w:r>
-        <w:t xml:space="preserve">regressing each codec's measured saving (63 matched-quality cells) on the</w:t>
-      </w:r>
-      <w:r>
-        <w:t xml:space="preserve"> </w:t>
-      </w:r>
-      <w:r>
-        <w:t xml:space="preserve">overhead-to-content predictor 100·H·N/bytes</w:t>
-      </w:r>
-      <w:r>
-        <w:rPr>
-          <w:vertAlign w:val="subscript"/>
-        </w:rPr>
-        <w:t xml:space="preserve">individual</w:t>
-      </w:r>
-      <w:r>
-        <w:t xml:space="preserve"> </w:t>
-      </w:r>
-      <w:r>
-        <w:t xml:space="preserve">gives</w:t>
-      </w:r>
-      <w:r>
-        <w:t xml:space="preserve"> </w:t>
-      </w:r>
-      <w:r>
-        <w:t xml:space="preserve">R</w:t>
-      </w:r>
-      <w:r>
-        <w:rPr>
-          <w:vertAlign w:val="superscript"/>
-        </w:rPr>
-        <w:t xml:space="preserve">2</w:t>
-      </w:r>
-      <w:r>
-        <w:t xml:space="preserve"> = 0.99 for JPEG, where the container tables dominate, so</w:t>
-      </w:r>
-      <w:r>
-        <w:t xml:space="preserve"> </w:t>
-      </w:r>
-      <w:r>
-        <w:t xml:space="preserve">amortization alone explains the JPEG savings almost completely (slope 0.59, i.e. the</w:t>
-      </w:r>
-      <w:r>
-        <w:t xml:space="preserve"> </w:t>
-      </w:r>
-      <w:r>
-        <w:t xml:space="preserve">600-byte figure overstates the recoverable share). For lossy WebP the same predictor</w:t>
-      </w:r>
-      <w:r>
-        <w:t xml:space="preserve"> </w:t>
-      </w:r>
-      <w:r>
-        <w:t xml:space="preserve">captures only the ordering (R</w:t>
-      </w:r>
-      <w:r>
-        <w:rPr>
-          <w:vertAlign w:val="superscript"/>
-        </w:rPr>
-        <w:t xml:space="preserve">2</w:t>
-      </w:r>
-      <w:r>
-        <w:t xml:space="preserve"> = 0.69) and badly under-predicts the</w:t>
-      </w:r>
-      <w:r>
-        <w:t xml:space="preserve"> </w:t>
-      </w:r>
-      <w:r>
-        <w:t xml:space="preserve">magnitude, the measured range of −8.5 to +19% dwarfs the predicted 0.5 to 6%, and</w:t>
-      </w:r>
-      <w:r>
-        <w:t xml:space="preserve"> </w:t>
-      </w:r>
-      <w:r>
-        <w:t xml:space="preserve">for the lossless formats the fixed-cost term fails outright</w:t>
-      </w:r>
-      <w:r>
-        <w:t xml:space="preserve"> </w:t>
-      </w:r>
-      <w:r>
-        <w:t xml:space="preserve">(R</w:t>
-      </w:r>
-      <w:r>
-        <w:rPr>
-          <w:vertAlign w:val="superscript"/>
-        </w:rPr>
-        <w:t xml:space="preserve">2</w:t>
-      </w:r>
-      <w:r>
-        <w:t xml:space="preserve"> &lt; 0.2, negative for lossless WebP). Those are precisely the</w:t>
-      </w:r>
-      <w:r>
-        <w:t xml:space="preserve"> </w:t>
-      </w:r>
-      <w:r>
-        <w:t xml:space="preserve">codecs where the adaptive-state term dominates: the shared four-segment allocation for</w:t>
-      </w:r>
-      <w:r>
-        <w:t xml:space="preserve"> </w:t>
-      </w:r>
-      <w:r>
-        <w:t xml:space="preserve">WebP, the per-scanline filter for PNG. The coupling account is thus a two-term</w:t>
-      </w:r>
-      <w:r>
-        <w:t xml:space="preserve"> </w:t>
-      </w:r>
-      <w:r>
-        <w:t xml:space="preserve">decomposition, a fixed-cost gain that is quantitatively predictive for JPEG and an</w:t>
-      </w:r>
-      <w:r>
-        <w:t xml:space="preserve"> </w:t>
-      </w:r>
-      <w:r>
-        <w:t xml:space="preserve">adaptive-state penalty that is codec-specific and, at present, characterized rather than</w:t>
-      </w:r>
-      <w:r>
-        <w:t xml:space="preserve"> </w:t>
-      </w:r>
-      <w:r>
-        <w:t xml:space="preserve">modeled; JPEG always wins because its shared cost is large and its adaptive coupling</w:t>
-      </w:r>
-      <w:r>
-        <w:t xml:space="preserve"> </w:t>
-      </w:r>
-      <w:r>
-        <w:t xml:space="preserve">weak, lossless flat art wins because a shared palette is pure fixed-cost saving, and</w:t>
-      </w:r>
-      <w:r>
-        <w:t xml:space="preserve"> </w:t>
-      </w:r>
-      <w:r>
-        <w:t xml:space="preserve">photographic WebP loses under the default encoder because the shared segments are</w:t>
-      </w:r>
-      <w:r>
-        <w:t xml:space="preserve"> </w:t>
-      </w:r>
-      <w:r>
-        <w:t xml:space="preserve">adaptive state, recovering once adaptive deblocking neutralizes the artifact.</w:t>
-      </w:r>
-    </w:p>
-    <w:p>
-      <w:pPr>
-        <w:pStyle w:val="BodyText"/>
-      </w:pPr>
-      <w:r>
-        <w:t xml:space="preserve">A first step toward modeling the second term rather than only naming it: adding a</w:t>
-      </w:r>
-      <w:r>
-        <w:t xml:space="preserve"> </w:t>
-      </w:r>
-      <w:r>
-        <w:t xml:space="preserve">content-heterogeneity feature (the mean pairwise distance of tile thumbnails) with a</w:t>
-      </w:r>
-      <w:r>
-        <w:t xml:space="preserve"> </w:t>
-      </w:r>
-      <w:r>
-        <w:t xml:space="preserve">per-codec penalty coefficient lifts a pooled cross-codec fit from</w:t>
-      </w:r>
-      <w:r>
-        <w:t xml:space="preserve"> </w:t>
-      </w:r>
-      <w:r>
-        <w:t xml:space="preserve">R</w:t>
-      </w:r>
-      <w:r>
-        <w:rPr>
-          <w:vertAlign w:val="superscript"/>
-        </w:rPr>
-        <w:t xml:space="preserve">2</w:t>
-      </w:r>
-      <w:r>
-        <w:t xml:space="preserve"> = 0.73 (fixed-cost term alone) to 0.78, and the learned penalties</w:t>
-      </w:r>
-      <w:r>
-        <w:t xml:space="preserve"> </w:t>
-      </w:r>
-      <w:r>
-        <w:t xml:space="preserve">order the codecs by their adaptive coupling exactly as the mechanism predicts (JPEG 1.2,</w:t>
-      </w:r>
-      <w:r>
-        <w:t xml:space="preserve"> </w:t>
-      </w:r>
-      <w:r>
-        <w:t xml:space="preserve">PNG 5.5, lossless WebP 12.7, lossy WebP 21.0). The modest lift shows a generic</w:t>
-      </w:r>
-      <w:r>
-        <w:t xml:space="preserve"> </w:t>
-      </w:r>
-      <w:r>
-        <w:t xml:space="preserve">heterogeneity proxy captures the direction but not the full magnitude of the penalty.</w:t>
-      </w:r>
-    </w:p>
-    <w:p>
-      <w:pPr>
-        <w:pStyle w:val="BodyText"/>
-      </w:pPr>
-      <w:r>
-        <w:t xml:space="preserve">How far can the saving be predicted from the source images alone, before building any</w:t>
-      </w:r>
-      <w:r>
-        <w:t xml:space="preserve"> </w:t>
-      </w:r>
-      <w:r>
-        <w:t xml:space="preserve">atlas? We tested this directly. Eight content classes were assembled to span extreme</w:t>
-      </w:r>
-      <w:r>
-        <w:t xml:space="preserve"> </w:t>
-      </w:r>
-      <w:r>
-        <w:t xml:space="preserve">image statistics, natural photos, emoji, flags, and avatars alongside synthetic</w:t>
-      </w:r>
-      <w:r>
-        <w:t xml:space="preserve"> </w:t>
-      </w:r>
-      <w:r>
-        <w:t xml:space="preserve">gradients, noise, UI mockups, and objects on white, and six cheap features were computed</w:t>
-      </w:r>
-      <w:r>
-        <w:t xml:space="preserve"> </w:t>
-      </w:r>
-      <w:r>
-        <w:t xml:space="preserve">per class (edge density, DCT high-frequency energy, color-histogram entropy, unique</w:t>
-      </w:r>
-      <w:r>
-        <w:t xml:space="preserve"> </w:t>
-      </w:r>
-      <w:r>
-        <w:t xml:space="preserve">colors, inter-tile heterogeneity, and luminance variance). The content-dependence is real and large: holding tile size and codec fixed, the saving</w:t>
-      </w:r>
-      <w:r>
-        <w:t xml:space="preserve"> </w:t>
-      </w:r>
-      <w:r>
-        <w:t xml:space="preserve">still varies by 16 to 41 percentage points across the eight classes (for example</w:t>
-      </w:r>
-      <w:r>
-        <w:t xml:space="preserve"> </w:t>
-      </w:r>
-      <w:r>
-        <w:t xml:space="preserve">−16% to +16% at 224 pixels under WebP), so a size-and-codec rule leaves a wide</w:t>
-      </w:r>
-      <w:r>
-        <w:t xml:space="preserve"> </w:t>
-      </w:r>
-      <w:r>
-        <w:t xml:space="preserve">residual. Yet predicting a held-out class's saving from the six features does not improve</w:t>
-      </w:r>
-      <w:r>
-        <w:t xml:space="preserve"> </w:t>
-      </w:r>
-      <w:r>
-        <w:t xml:space="preserve">on that baseline (Table 7), and it fails even on the isolated codec differential that</w:t>
-      </w:r>
-      <w:r>
-        <w:t xml:space="preserve"> </w:t>
-      </w:r>
-      <w:r>
-        <w:t xml:space="preserve">cancels the fixed-cost term (10.1 against a constant's 7.1 percentage points): the</w:t>
-      </w:r>
-      <w:r>
-        <w:t xml:space="preserve"> </w:t>
-      </w:r>
-      <w:r>
-        <w:t xml:space="preserve">adaptive-state penalty is codec-mechanistic and is not captured by these cheap source</w:t>
-      </w:r>
-      <w:r>
-        <w:t xml:space="preserve"> </w:t>
-      </w:r>
-      <w:r>
-        <w:t xml:space="preserve">features. What does recover it is a measurement, not a</w:t>
-      </w:r>
-      <w:r>
-        <w:t xml:space="preserve"> </w:t>
-      </w:r>
-      <w:r>
-        <w:t xml:space="preserve">model: a probe encode of only 10–20 tiles estimates the full-set saving to within</w:t>
-      </w:r>
-      <w:r>
-        <w:t xml:space="preserve"> </w:t>
-      </w:r>
-      <w:r>
-        <w:t xml:space="preserve">about two percentage points, and tracks the content ordering that the baseline misses</w:t>
-      </w:r>
-      <w:r>
-        <w:t xml:space="preserve"> </w:t>
-      </w:r>
-      <w:r>
-        <w:t xml:space="preserve">(within-cell rank correlation 0.86 to 1.00). The probe holds as the group grows, which is</w:t>
-      </w:r>
-      <w:r>
-        <w:t xml:space="preserve"> </w:t>
-      </w:r>
-      <w:r>
-        <w:t xml:space="preserve">where it earns its keep: a fixed 20-tile probe predicts the saving to a mean absolute error</w:t>
-      </w:r>
-      <w:r>
-        <w:t xml:space="preserve"> </w:t>
-      </w:r>
-      <w:r>
-        <w:t xml:space="preserve">of about two points at every group size from 50 to 500 tiles, and orders the tested</w:t>
-      </w:r>
-      <w:r>
-        <w:t xml:space="preserve"> </w:t>
-      </w:r>
-      <w:r>
-        <w:t xml:space="preserve">class-codec cells correctly, so on a 500-tile bundle the decision encodes just four</w:t>
-      </w:r>
-      <w:r>
-        <w:t xml:space="preserve"> </w:t>
-      </w:r>
-      <w:r>
-        <w:t xml:space="preserve">percent of the tiles through the same quality ladder. Its only slip is the WebP near-break-even regime, where the</w:t>
-      </w:r>
-      <w:r>
-        <w:t xml:space="preserve"> </w:t>
-      </w:r>
-      <w:r>
-        <w:t xml:space="preserve">shared-quantizer penalty deepens with group size faster than a small probe registers, the</w:t>
-      </w:r>
-      <w:r>
-        <w:t xml:space="preserve"> </w:t>
-      </w:r>
-      <w:r>
-        <w:t xml:space="preserve">one case a practitioner should confirm on the full set.</w:t>
-      </w:r>
-      <w:r>
-        <w:t xml:space="preserve"> </w:t>
-      </w:r>
-      <w:r>
-        <w:t xml:space="preserve">This is the empirical case for the design of Section 6.2: the right move is not to</w:t>
-      </w:r>
-      <w:r>
-        <w:t xml:space="preserve"> </w:t>
-      </w:r>
-      <w:r>
-        <w:t xml:space="preserve">model the penalty but to measure the two candidate representations, and a small probe</w:t>
-      </w:r>
-      <w:r>
-        <w:t xml:space="preserve"> </w:t>
-      </w:r>
-      <w:r>
-        <w:t xml:space="preserve">suffices, which is why the heuristic reaches the oracle out-of-sample without any content</w:t>
-      </w:r>
-      <w:r>
-        <w:t xml:space="preserve"> </w:t>
-      </w:r>
-      <w:r>
-        <w:t xml:space="preserve">model.</w:t>
-      </w:r>
-    </w:p>
-    <w:p>
-      <w:pPr>
-        <w:pStyle w:val="TableCaption"/>
-      </w:pPr>
-      <w:r>
-        <w:rPr>
-          <w:b/>
-          <w:bCs/>
-        </w:rPr>
-        <w:t xml:space="preserve">Table 7.</w:t>
-      </w:r>
-      <w:r>
-        <w:t xml:space="preserve"> </w:t>
-      </w:r>
-      <w:r>
-        <w:t xml:space="preserve">Predicting a group's atlas saving before building it, leave-one-content-class-out over eight classes spanning extreme image statistics (JPEG and WebP; 47 of 48 cells, one omitted for no overlapping quality range). Error is mean absolute error (percentage points) against the measured saving; rank is Spearman correlation with it. Six cheap source-image features do not beat a size-and-codec baseline, but a 10–20 tile probe encode predicts the saving to about two points and orders the classes far better.</w:t>
-      </w:r>
-    </w:p>
-    <w:tbl>
-      <w:tblPr>
-        <w:tblStyle w:val="Table"/>
-        <w:tblW w:type="auto" w:w="0"/>
-        <w:tblLook w:firstRow="1" w:lastRow="0" w:firstColumn="0" w:lastColumn="0" w:noHBand="0" w:noVBand="0" w:val="0020"/>
-        <w:tblCaption w:val="Table 7. Predicting a group's atlas saving before building it, leave-one-content-class-out over eight classes spanning extreme image statistics (JPEG and WebP; 47 of 48 cells, one omitted for no overlapping quality range). Error is mean absolute error (percentage points) against the measured saving; rank is Spearman correlation with it. Six cheap source-image features do not beat a size-and-codec baseline, but a 10–20 tile probe encode predicts the saving to about two points and orders the classes far better."/>
-      </w:tblPr>
-      <w:tblGrid>
-        <w:gridCol w:w="2640"/>
-        <w:gridCol w:w="2640"/>
-        <w:gridCol w:w="2640"/>
-      </w:tblGrid>
-      <w:tr>
-        <w:trPr>
-          <w:tblHeader w:val="on"/>
-        </w:trPr>
-        <w:tc>
-          <w:tcPr/>
-          <w:p>
-            <w:pPr>
-              <w:pStyle w:val="Compact"/>
-              <w:jc w:val="left"/>
-            </w:pPr>
-            <w:r>
-              <w:t xml:space="preserve">predictor</w:t>
-            </w:r>
-          </w:p>
-        </w:tc>
-        <w:tc>
-          <w:tcPr/>
-          <w:p>
-            <w:pPr>
-              <w:pStyle w:val="Compact"/>
-              <w:jc w:val="left"/>
-            </w:pPr>
-            <w:r>
-              <w:t xml:space="preserve">MAE (pp)</w:t>
-            </w:r>
-          </w:p>
-        </w:tc>
-        <w:tc>
-          <w:tcPr/>
-          <w:p>
-            <w:pPr>
-              <w:pStyle w:val="Compact"/>
-              <w:jc w:val="left"/>
-            </w:pPr>
-            <w:r>
-              <w:t xml:space="preserve">rank</w:t>
-            </w:r>
-          </w:p>
-        </w:tc>
-      </w:tr>
-      <w:tr>
-        <w:tc>
-          <w:tcPr/>
-          <w:p>
-            <w:pPr>
-              <w:pStyle w:val="Compact"/>
-              <w:jc w:val="left"/>
-            </w:pPr>
-            <w:r>
-              <w:t xml:space="preserve">size + codec + one encode (baseline)</w:t>
-            </w:r>
-          </w:p>
-        </w:tc>
-        <w:tc>
-          <w:tcPr/>
-          <w:p>
-            <w:pPr>
-              <w:pStyle w:val="Compact"/>
-              <w:jc w:val="left"/>
-            </w:pPr>
-            <w:r>
-              <w:t xml:space="preserve">4.95</w:t>
-            </w:r>
-          </w:p>
-        </w:tc>
-        <w:tc>
-          <w:tcPr/>
-          <w:p>
-            <w:pPr>
-              <w:pStyle w:val="Compact"/>
-              <w:jc w:val="left"/>
-            </w:pPr>
-            <w:r>
-              <w:t xml:space="preserve">0.86</w:t>
-            </w:r>
-          </w:p>
-        </w:tc>
-      </w:tr>
-      <w:tr>
-        <w:tc>
-          <w:tcPr/>
-          <w:p>
-            <w:pPr>
-              <w:pStyle w:val="Compact"/>
-              <w:jc w:val="left"/>
-            </w:pPr>
-            <w:r>
-              <w:t xml:space="preserve">+ six source-image features</w:t>
-            </w:r>
-          </w:p>
-        </w:tc>
-        <w:tc>
-          <w:tcPr/>
-          <w:p>
-            <w:pPr>
-              <w:pStyle w:val="Compact"/>
-              <w:jc w:val="left"/>
-            </w:pPr>
-            <w:r>
-              <w:t xml:space="preserve">6.05</w:t>
-            </w:r>
-          </w:p>
-        </w:tc>
-        <w:tc>
-          <w:tcPr/>
-          <w:p>
-            <w:pPr>
-              <w:pStyle w:val="Compact"/>
-              <w:jc w:val="left"/>
-            </w:pPr>
-            <w:r>
-              <w:t xml:space="preserve">0.84</w:t>
-            </w:r>
-          </w:p>
-        </w:tc>
-      </w:tr>
-      <w:tr>
-        <w:tc>
-          <w:tcPr/>
-          <w:p>
-            <w:pPr>
-              <w:pStyle w:val="Compact"/>
-              <w:jc w:val="left"/>
-            </w:pPr>
-            <w:r>
-              <w:t xml:space="preserve">10-tile probe encode</w:t>
-            </w:r>
-          </w:p>
-        </w:tc>
-        <w:tc>
-          <w:tcPr/>
-          <w:p>
-            <w:pPr>
-              <w:pStyle w:val="Compact"/>
-              <w:jc w:val="left"/>
-            </w:pPr>
-            <w:r>
-              <w:t xml:space="preserve">2.31</w:t>
-            </w:r>
-          </w:p>
-        </w:tc>
-        <w:tc>
-          <w:tcPr/>
-          <w:p>
-            <w:pPr>
-              <w:pStyle w:val="Compact"/>
-              <w:jc w:val="left"/>
-            </w:pPr>
-            <w:r>
-              <w:t xml:space="preserve">0.98</w:t>
-            </w:r>
-          </w:p>
-        </w:tc>
-      </w:tr>
-      <w:tr>
-        <w:tc>
-          <w:tcPr/>
-          <w:p>
-            <w:pPr>
-              <w:pStyle w:val="Compact"/>
-              <w:jc w:val="left"/>
-            </w:pPr>
-            <w:r>
-              <w:t xml:space="preserve">20-tile probe encode</w:t>
-            </w:r>
-          </w:p>
-        </w:tc>
-        <w:tc>
-          <w:tcPr/>
-          <w:p>
-            <w:pPr>
-              <w:pStyle w:val="Compact"/>
-              <w:jc w:val="left"/>
-            </w:pPr>
-            <w:r>
-              <w:t xml:space="preserve">1.62</w:t>
-            </w:r>
-          </w:p>
-        </w:tc>
-        <w:tc>
-          <w:tcPr/>
-          <w:p>
-            <w:pPr>
-              <w:pStyle w:val="Compact"/>
-              <w:jc w:val="left"/>
-            </w:pPr>
-            <w:r>
-              <w:t xml:space="preserve">0.98</w:t>
-            </w:r>
-          </w:p>
-        </w:tc>
-      </w:tr>
-    </w:tbl>
-    <w:p>
-      <w:pPr>
-        <w:pStyle w:val="BodyText"/>
-      </w:pPr>
-      <w:r>
-        <w:t xml:space="preserve">The spectrum has a hard end. Individual serving costs</w:t>
-      </w:r>
-      <w:r>
-        <w:t xml:space="preserve"> </w:t>
-      </w:r>
-      <w:r>
-        <w:t xml:space="preserve">Σ</w:t>
-      </w:r>
-      <w:r>
-        <w:rPr>
-          <w:vertAlign w:val="subscript"/>
-        </w:rPr>
-        <w:t xml:space="preserve">i</w:t>
-      </w:r>
-      <w:r>
-        <w:t xml:space="preserve"> (H</w:t>
-      </w:r>
-      <w:r>
-        <w:rPr>
-          <w:vertAlign w:val="subscript"/>
-        </w:rPr>
-        <w:t xml:space="preserve">i</w:t>
-      </w:r>
-      <w:r>
-        <w:t xml:space="preserve"> + C</w:t>
-      </w:r>
-      <w:r>
-        <w:rPr>
-          <w:vertAlign w:val="subscript"/>
-        </w:rPr>
-        <w:t xml:space="preserve">i</w:t>
-      </w:r>
-      <w:r>
-        <w:t xml:space="preserve">(x</w:t>
-      </w:r>
-      <w:r>
-        <w:rPr>
-          <w:vertAlign w:val="subscript"/>
-        </w:rPr>
-        <w:t xml:space="preserve">i</w:t>
-      </w:r>
-      <w:r>
-        <w:t xml:space="preserve">)), where</w:t>
-      </w:r>
-      <w:r>
-        <w:t xml:space="preserve"> </w:t>
-      </w:r>
-      <w:r>
-        <w:t xml:space="preserve">H</w:t>
-      </w:r>
-      <w:r>
-        <w:rPr>
-          <w:vertAlign w:val="subscript"/>
-        </w:rPr>
-        <w:t xml:space="preserve">i</w:t>
-      </w:r>
-      <w:r>
-        <w:t xml:space="preserve"> </w:t>
-      </w:r>
-      <w:r>
-        <w:t xml:space="preserve">is a file's fixed overhead and C</w:t>
-      </w:r>
-      <w:r>
-        <w:rPr>
-          <w:vertAlign w:val="subscript"/>
-        </w:rPr>
-        <w:t xml:space="preserve">i</w:t>
-      </w:r>
-      <w:r>
-        <w:t xml:space="preserve"> </w:t>
-      </w:r>
-      <w:r>
-        <w:t xml:space="preserve">its compressed payload under</w:t>
-      </w:r>
-      <w:r>
-        <w:t xml:space="preserve"> </w:t>
-      </w:r>
-      <w:r>
-        <w:t xml:space="preserve">state tuned to that image; an atlas costs</w:t>
-      </w:r>
-      <w:r>
-        <w:t xml:space="preserve"> </w:t>
-      </w:r>
-      <w:r>
-        <w:t xml:space="preserve">H + C(x</w:t>
-      </w:r>
-      <w:r>
-        <w:rPr>
-          <w:vertAlign w:val="subscript"/>
-        </w:rPr>
-        <w:t xml:space="preserve">1</w:t>
-      </w:r>
-      <w:r>
-        <w:t xml:space="preserve">..x</w:t>
-      </w:r>
-      <w:r>
-        <w:rPr>
-          <w:vertAlign w:val="subscript"/>
-        </w:rPr>
-        <w:t xml:space="preserve">N</w:t>
-      </w:r>
-      <w:r>
-        <w:t xml:space="preserve">; θ) with one shared header and</w:t>
-      </w:r>
-      <w:r>
-        <w:t xml:space="preserve"> </w:t>
-      </w:r>
-      <w:r>
-        <w:t xml:space="preserve">one shared adaptive state θ. Bundling wins only when the saved overhead</w:t>
-      </w:r>
-      <w:r>
-        <w:t xml:space="preserve"> </w:t>
-      </w:r>
-      <w:r>
-        <w:t xml:space="preserve">Σ</w:t>
-      </w:r>
-      <w:r>
-        <w:rPr>
-          <w:vertAlign w:val="subscript"/>
-        </w:rPr>
-        <w:t xml:space="preserve">i</w:t>
-      </w:r>
-      <w:r>
-        <w:t xml:space="preserve"> H</w:t>
-      </w:r>
-      <w:r>
-        <w:rPr>
-          <w:vertAlign w:val="subscript"/>
-        </w:rPr>
-        <w:t xml:space="preserve">i</w:t>
-      </w:r>
-      <w:r>
-        <w:t xml:space="preserve"> − H exceeds the cost of replacing</w:t>
-      </w:r>
-      <w:r>
-        <w:t xml:space="preserve"> </w:t>
-      </w:r>
-      <w:r>
-        <w:t xml:space="preserve">each image's optimal state by the shared θ. For large, unrelated photographs</w:t>
-      </w:r>
-      <w:r>
-        <w:t xml:space="preserve"> </w:t>
-      </w:r>
-      <w:r>
-        <w:t xml:space="preserve">H</w:t>
-      </w:r>
-      <w:r>
-        <w:rPr>
-          <w:vertAlign w:val="subscript"/>
-        </w:rPr>
-        <w:t xml:space="preserve">i</w:t>
-      </w:r>
-      <w:r>
-        <w:t xml:space="preserve">/C</w:t>
-      </w:r>
-      <w:r>
-        <w:rPr>
-          <w:vertAlign w:val="subscript"/>
-        </w:rPr>
-        <w:t xml:space="preserve">i</w:t>
-      </w:r>
-      <w:r>
-        <w:t xml:space="preserve"> → 0: almost no fixed overhead remains to</w:t>
-      </w:r>
-      <w:r>
-        <w:t xml:space="preserve"> </w:t>
-      </w:r>
-      <w:r>
-        <w:t xml:space="preserve">amortize while any adaptation penalty persists, so a single browser-decodable pixel</w:t>
-      </w:r>
-      <w:r>
-        <w:t xml:space="preserve"> </w:t>
-      </w:r>
-      <w:r>
-        <w:t xml:space="preserve">atlas is not expected to beat independently-optimized files for a sufficiently large,</w:t>
-      </w:r>
-      <w:r>
-        <w:t xml:space="preserve"> </w:t>
-      </w:r>
-      <w:r>
-        <w:t xml:space="preserve">heterogeneous photographic corpus. This is the</w:t>
-      </w:r>
-      <w:r>
-        <w:t xml:space="preserve"> </w:t>
-      </w:r>
-      <w:r>
-        <w:t xml:space="preserve">boundary the measurements trace, JPEG's advantage falling from +30% at 56 px to +3%</w:t>
-      </w:r>
-      <w:r>
-        <w:t xml:space="preserve"> </w:t>
-      </w:r>
-      <w:r>
-        <w:t xml:space="preserve">at 224 px, and it is why the byte-bundle, which shares only transport, is the</w:t>
-      </w:r>
-      <w:r>
-        <w:t xml:space="preserve"> </w:t>
-      </w:r>
-      <w:r>
-        <w:t xml:space="preserve">principled zero-coupling endpoint rather than a fallback. The open direction is to</w:t>
-      </w:r>
-      <w:r>
-        <w:t xml:space="preserve"> </w:t>
-      </w:r>
-      <w:r>
-        <w:t xml:space="preserve">decouple adaptation spatially while keeping single-resource amortization: WebP's lossless</w:t>
-      </w:r>
-      <w:r>
-        <w:t xml:space="preserve"> </w:t>
-      </w:r>
-      <w:r>
-        <w:t xml:space="preserve">format already carries a spatially-varying entropy image (meta-prefix groups), and</w:t>
-      </w:r>
-      <w:r>
-        <w:t xml:space="preserve"> </w:t>
-      </w:r>
-      <w:r>
-        <w:t xml:space="preserve">aligning that grid to atlas tile boundaries, which today requires instrumenting the</w:t>
-      </w:r>
-      <w:r>
-        <w:t xml:space="preserve"> </w:t>
-      </w:r>
-      <w:r>
-        <w:t xml:space="preserve">encoder, is the most promising route to a lossless photographic atlas that wins on</w:t>
-      </w:r>
-      <w:r>
-        <w:t xml:space="preserve"> </w:t>
-      </w:r>
-      <w:r>
-        <w:t xml:space="preserve">bytes.</w:t>
-      </w:r>
-    </w:p>
-    <w:bookmarkEnd w:id="53"/>
-    <w:bookmarkStart w:id="57" w:name="a-calibrated-construction-heuristic"/>
-    <w:p>
-      <w:pPr>
-        <w:pStyle w:val="Heading3"/>
-      </w:pPr>
-      <w:r>
-        <w:t xml:space="preserve">6.2  A calibrated construction heuristic</w:t>
-      </w:r>
-    </w:p>
-    <w:p>
-      <w:pPr>
-        <w:pStyle w:val="FirstParagraph"/>
-      </w:pPr>
-      <w:r>
-        <w:t xml:space="preserve">The cost above is not minimized by blind search; instead the measured curves calibrate a</w:t>
-      </w:r>
-      <w:r>
-        <w:t xml:space="preserve"> </w:t>
-      </w:r>
-      <w:r>
-        <w:t xml:space="preserve">greedy heuristic, implemented as a command-line tool (</w:t>
-      </w:r>
-      <w:r>
-        <w:rPr>
-          <w:rStyle w:val="VerbatimChar"/>
-        </w:rPr>
-        <w:t xml:space="preserve">atlas_optimizer</w:t>
-      </w:r>
-      <w:r>
-        <w:t xml:space="preserve">,</w:t>
-      </w:r>
-      <w:r>
-        <w:t xml:space="preserve"> </w:t>
-      </w:r>
-      <w:r>
-        <w:t xml:space="preserve">released with the study). The tool folds exact duplicates into shared coordinates;</w:t>
-      </w:r>
-      <w:r>
-        <w:t xml:space="preserve"> </w:t>
-      </w:r>
-      <w:r>
-        <w:t xml:space="preserve">partitions tiles by update cadence, lossless requirement, and dimensions; and routes each</w:t>
-      </w:r>
-      <w:r>
-        <w:t xml:space="preserve"> </w:t>
-      </w:r>
-      <w:r>
-        <w:t xml:space="preserve">group (Figure 4). For a lossy group the routing is not decided by tile size alone: the</w:t>
-      </w:r>
-      <w:r>
-        <w:t xml:space="preserve"> </w:t>
-      </w:r>
-      <w:r>
-        <w:t xml:space="preserve">tool encodes both a pixel atlas and a byte-bundle and keeps the atlas only if it is</w:t>
-      </w:r>
-      <w:r>
-        <w:t xml:space="preserve"> </w:t>
-      </w:r>
-      <w:r>
-        <w:t xml:space="preserve">strictly smaller</w:t>
-      </w:r>
-      <w:r>
-        <w:t xml:space="preserve"> </w:t>
-      </w:r>
-      <w:r>
-        <w:rPr>
-          <w:i/>
-          <w:iCs/>
-        </w:rPr>
-        <w:t xml:space="preserve">and</w:t>
-      </w:r>
-      <w:r>
-        <w:t xml:space="preserve"> </w:t>
-      </w:r>
-      <w:r>
-        <w:t xml:space="preserve">passes a per-tile quality gate, so it never adopts an atlas</w:t>
-      </w:r>
-      <w:r>
-        <w:t xml:space="preserve"> </w:t>
-      </w:r>
-      <w:r>
-        <w:t xml:space="preserve">that loses bytes or damages a subset of tiles. The gate is exactly the tail constraint of</w:t>
-      </w:r>
-      <w:r>
-        <w:t xml:space="preserve"> </w:t>
-      </w:r>
-      <w:r>
-        <w:t xml:space="preserve">Section 5.1: the atlas's worst per-tile SSIM must clear an absolute floor (default</w:t>
-      </w:r>
-      <w:r>
-        <w:t xml:space="preserve"> </w:t>
-      </w:r>
-      <w:r>
-        <w:t xml:space="preserve">0.90) and its 5th percentile must stay within a small tolerance of the byte-bundle's,</w:t>
-      </w:r>
-      <w:r>
-        <w:t xml:space="preserve"> </w:t>
-      </w:r>
-      <w:r>
-        <w:t xml:space="preserve">which carries individual-file quality. On the flat-art set treated as lossy, for instance,</w:t>
-      </w:r>
-      <w:r>
-        <w:t xml:space="preserve"> </w:t>
-      </w:r>
-      <w:r>
-        <w:t xml:space="preserve">a pixel atlas would save 19% of bytes but drives one tile to 0.87 SSIM, so the tool</w:t>
-      </w:r>
-      <w:r>
-        <w:t xml:space="preserve"> </w:t>
-      </w:r>
-      <w:r>
-        <w:t xml:space="preserve">rejects it and emits the byte-bundle instead. Lossless groups take the smaller of a</w:t>
-      </w:r>
-      <w:r>
-        <w:t xml:space="preserve"> </w:t>
-      </w:r>
-      <w:r>
-        <w:t xml:space="preserve">byte-bundle and a WebP-lossless strip, tiny groups stay individual, and every bundle is</w:t>
-      </w:r>
-      <w:r>
-        <w:t xml:space="preserve"> </w:t>
-      </w:r>
-      <w:r>
-        <w:t xml:space="preserve">chunked. It emits the atlas and bundle files, a CSS coordinate map, a loader snippet, and</w:t>
-      </w:r>
-      <w:r>
-        <w:t xml:space="preserve"> </w:t>
-      </w:r>
-      <w:r>
-        <w:t xml:space="preserve">a per-group savings report that records the measured decision and the per-tile SSIM tails.</w:t>
-      </w:r>
-      <w:r>
-        <w:t xml:space="preserve"> </w:t>
-      </w:r>
-      <w:r>
-        <w:t xml:space="preserve">Validated against the study's own asset sets, it converts 521</w:t>
-      </w:r>
-      <w:r>
-        <w:t xml:space="preserve"> </w:t>
-      </w:r>
-      <w:r>
-        <w:t xml:space="preserve">flat-art tiles into four WebP-lossless strip-atlas chunks (the byte-optimal choice for</w:t>
-      </w:r>
-      <w:r>
-        <w:t xml:space="preserve"> </w:t>
-      </w:r>
-      <w:r>
-        <w:t xml:space="preserve">this lossless class; declaring them lossy-encodable instead routes them to a byte-bundle,</w:t>
-      </w:r>
-      <w:r>
-        <w:t xml:space="preserve"> </w:t>
-      </w:r>
-      <w:r>
-        <w:t xml:space="preserve">since the pixel atlas that would save 19% of bytes fails the quality gate), and 521</w:t>
-      </w:r>
-      <w:r>
-        <w:t xml:space="preserve"> </w:t>
-      </w:r>
-      <w:r>
-        <w:t xml:space="preserve">photographic thumbnails, 119 of them exact repeats, into four self-describing byte-bundle</w:t>
-      </w:r>
-      <w:r>
-        <w:t xml:space="preserve"> </w:t>
-      </w:r>
-      <w:r>
-        <w:t xml:space="preserve">chunks that collapse 521 requests to four at the deduplicated byte cost (21% below</w:t>
-      </w:r>
-      <w:r>
-        <w:t xml:space="preserve"> </w:t>
-      </w:r>
-      <w:r>
-        <w:t xml:space="preserve">per-reference serving, almost all of it the folded repeats, as on the real directory</w:t>
-      </w:r>
-      <w:r>
-        <w:t xml:space="preserve"> </w:t>
-      </w:r>
-      <w:r>
-        <w:t xml:space="preserve">below). An accounting check confirms the emitted bytes and request count equal what the</w:t>
-      </w:r>
-      <w:r>
-        <w:t xml:space="preserve"> </w:t>
-      </w:r>
-      <w:r>
-        <w:t xml:space="preserve">tool reports.</w:t>
-      </w:r>
-    </w:p>
-    <w:p>
-      <w:pPr>
-        <w:pStyle w:val="CaptionedFigure"/>
-      </w:pPr>
-      <w:r>
-        <w:drawing>
-          <wp:inline>
-            <wp:extent cx="5334000" cy="4644683"/>
-            <wp:effectExtent b="0" l="0" r="0" t="0"/>
-            <wp:docPr descr="" title="" id="55" name="Picture"/>
-            <a:graphic>
-              <a:graphicData uri="http://schemas.openxmlformats.org/drawingml/2006/picture">
-                <pic:pic>
-                  <pic:nvPicPr>
-                    <pic:cNvPr descr="file:///E:/tmp/tmpdvdj1l32/svg3.png" id="56" name="Picture"/>
-                    <pic:cNvPicPr>
-                      <a:picLocks noChangeArrowheads="1" noChangeAspect="1"/>
-                    </pic:cNvPicPr>
-                  </pic:nvPicPr>
-                  <pic:blipFill>
-                    <a:blip r:embed="rId54"/>
-                    <a:stretch>
-                      <a:fillRect/>
-                    </a:stretch>
-                  </pic:blipFill>
-                  <pic:spPr bwMode="auto">
-                    <a:xfrm>
-                      <a:off x="0" y="0"/>
-                      <a:ext cx="5334000" cy="4644683"/>
-                    </a:xfrm>
-                    <a:prstGeom prst="rect">
-                      <a:avLst/>
-                    </a:prstGeom>
-                    <a:noFill/>
-                    <a:ln w="9525">
-                      <a:noFill/>
-                      <a:headEnd/>
-                      <a:tailEnd/>
-                    </a:ln>
-                  </pic:spPr>
-                </pic:pic>
-              </a:graphicData>
-            </a:graphic>
-          </wp:inline>
-        </w:drawing>
-      </w:r>
-    </w:p>
-    <w:p>
-      <w:pPr>
-        <w:pStyle w:val="ImageCaption"/>
-      </w:pPr>
-      <w:r>
-        <w:rPr>
-          <w:b/>
-          <w:bCs/>
-        </w:rPr>
-        <w:t xml:space="preserve">Figure 4.</w:t>
-      </w:r>
-      <w:r>
-        <w:t xml:space="preserve"> </w:t>
-      </w:r>
-      <w:r>
-        <w:t xml:space="preserve">The construction heuristic as implemented in</w:t>
-      </w:r>
-      <w:r>
-        <w:t xml:space="preserve"> </w:t>
-      </w:r>
-      <w:r>
-        <w:rPr>
-          <w:rStyle w:val="VerbatimChar"/>
-        </w:rPr>
-        <w:t xml:space="preserve">atlas_optimizer</w:t>
-      </w:r>
-      <w:r>
-        <w:t xml:space="preserve">. Exact duplicates collapse to shared coordinates; tiles are grouped by update cadence, lossless requirement, and dimensions; each group is routed by a short decision cascade to individual files, a pixel atlas, or a byte-bundle. The lossy branch is decided by measurement: a pixel atlas is chosen only if it is smaller than the byte-bundle and clears a per-tile SSIM floor, and lossless groups keep the smaller of a byte-bundle and a WebP-lossless strip. Groups are chunked for bounded cache invalidation and memory, and the tool emits the atlas and bundle files, a CSS coordinate map, a loader, and a savings report; piecewise updates can be served as dictionary deltas. This is the procedure evaluated against the oracle in Table 8.</w:t>
-      </w:r>
-    </w:p>
-    <w:p>
-      <w:pPr>
-        <w:pStyle w:val="BodyText"/>
-      </w:pPr>
-      <w:r>
-        <w:t xml:space="preserve">Because those asset sets also shaped the rules, a fair test requires collections the</w:t>
-      </w:r>
-      <w:r>
-        <w:t xml:space="preserve"> </w:t>
-      </w:r>
-      <w:r>
-        <w:t xml:space="preserve">heuristic never saw. We evaluate it on five independent corpora, Noto emoji, OpenMoji,</w:t>
-      </w:r>
-      <w:r>
-        <w:t xml:space="preserve"> </w:t>
-      </w:r>
-      <w:r>
-        <w:t xml:space="preserve">country flags, Flickr photographs, and Robohash avatars, none of which were used in</w:t>
-      </w:r>
-      <w:r>
-        <w:t xml:space="preserve"> </w:t>
-      </w:r>
-      <w:r>
-        <w:t xml:space="preserve">calibration, against an offline oracle that enumerates the candidate configurations and</w:t>
-      </w:r>
-      <w:r>
-        <w:t xml:space="preserve"> </w:t>
-      </w:r>
-      <w:r>
-        <w:t xml:space="preserve">returns the byte-optimal one (Table 8). Each group carries one measured tiebreak:</w:t>
-      </w:r>
-      <w:r>
-        <w:t xml:space="preserve"> </w:t>
-      </w:r>
-      <w:r>
-        <w:t xml:space="preserve">for a lossless group the heuristic keeps the smaller of a byte-bundle and a WebP-lossless</w:t>
-      </w:r>
-      <w:r>
-        <w:t xml:space="preserve"> </w:t>
-      </w:r>
-      <w:r>
-        <w:t xml:space="preserve">strip, since neither dominates (a strip wins on OpenMoji and Robohash, a byte-bundle on</w:t>
-      </w:r>
-      <w:r>
-        <w:t xml:space="preserve"> </w:t>
-      </w:r>
-      <w:r>
-        <w:t xml:space="preserve">Noto). With that tiebreak the heuristic's automatic choice equals the oracle on all five</w:t>
-      </w:r>
-      <w:r>
-        <w:t xml:space="preserve"> </w:t>
-      </w:r>
-      <w:r>
-        <w:t xml:space="preserve">corpora (0% regret, i.e. zero excess bytes over the oracle's choice), including the two</w:t>
-      </w:r>
-      <w:r>
-        <w:t xml:space="preserve"> </w:t>
-      </w:r>
-      <w:r>
-        <w:t xml:space="preserve">content types, generated avatars and a second emoji vendor, that most differ from the</w:t>
-      </w:r>
-      <w:r>
-        <w:t xml:space="preserve"> </w:t>
-      </w:r>
-      <w:r>
-        <w:t xml:space="preserve">calibration sets. This is the property that matters for a deployable tool: on collections</w:t>
-      </w:r>
-      <w:r>
-        <w:t xml:space="preserve"> </w:t>
-      </w:r>
-      <w:r>
-        <w:t xml:space="preserve">it was not built from, it chooses the byte-optimal configuration. This comparison is on</w:t>
-      </w:r>
-      <w:r>
-        <w:t xml:space="preserve"> </w:t>
-      </w:r>
-      <w:r>
-        <w:t xml:space="preserve">bytes; the per-tile quality floor is an additional safety constraint that overrides a</w:t>
-      </w:r>
-      <w:r>
-        <w:t xml:space="preserve"> </w:t>
-      </w:r>
-      <w:r>
-        <w:t xml:space="preserve">byte-optimal atlas only where it would push a tile below the floor.</w:t>
-      </w:r>
-    </w:p>
-    <w:p>
-      <w:pPr>
-        <w:pStyle w:val="BodyText"/>
-      </w:pPr>
-      <w:r>
-        <w:t xml:space="preserve">The value is in choosing, not in any single layout. Table 8 also scores three</w:t>
-      </w:r>
-      <w:r>
-        <w:t xml:space="preserve"> </w:t>
-      </w:r>
-      <w:r>
-        <w:t xml:space="preserve">fixed rules a developer might hardcode, each still allowed the best admissible codec:</w:t>
-      </w:r>
-      <w:r>
-        <w:t xml:space="preserve"> </w:t>
-      </w:r>
-      <w:r>
-        <w:t xml:space="preserve">always build one pixel atlas, always byte-bundle, or always strip-pack. Every one is</w:t>
-      </w:r>
-      <w:r>
-        <w:t xml:space="preserve"> </w:t>
-      </w:r>
-      <w:r>
-        <w:t xml:space="preserve">beaten on at least one corpus (mean regret 5.8%, 9.4%, and 186%; always-strip alone costs</w:t>
-      </w:r>
-      <w:r>
-        <w:t xml:space="preserve"> </w:t>
-      </w:r>
-      <w:r>
-        <w:t xml:space="preserve">+643% on photographs, where a lossless strip is disastrous), because the byte-optimal</w:t>
-      </w:r>
-      <w:r>
-        <w:t xml:space="preserve"> </w:t>
-      </w:r>
-      <w:r>
-        <w:t xml:space="preserve">layout flips with content: strips win on the sparse OpenMoji and Robohash sets, a</w:t>
-      </w:r>
-      <w:r>
-        <w:t xml:space="preserve"> </w:t>
-      </w:r>
-      <w:r>
-        <w:t xml:space="preserve">byte-bundle wins on dense Noto and on photographs, a pixel atlas wins on the flat-color</w:t>
-      </w:r>
-      <w:r>
-        <w:t xml:space="preserve"> </w:t>
-      </w:r>
-      <w:r>
-        <w:t xml:space="preserve">flags. The calibrated heuristic tracks those flips to zero regret; no fixed rule</w:t>
-      </w:r>
-      <w:r>
-        <w:t xml:space="preserve"> </w:t>
-      </w:r>
-      <w:r>
-        <w:t xml:space="preserve">does.</w:t>
-      </w:r>
-    </w:p>
-    <w:p>
-      <w:pPr>
-        <w:pStyle w:val="TableCaption"/>
-      </w:pPr>
-      <w:r>
-        <w:rPr>
-          <w:b/>
-          <w:bCs/>
-        </w:rPr>
-        <w:t xml:space="preserve">Table 8.</w:t>
-      </w:r>
-      <w:r>
-        <w:t xml:space="preserve"> </w:t>
-      </w:r>
-      <w:r>
-        <w:t xml:space="preserve">Out-of-sample evaluation of the construction heuristic on five independent corpora that played no role in its calibration (Noto emoji, OpenMoji, country flags, Flickr photos, Robohash avatars; 100 tiles each). An offline oracle enumerates every candidate configuration (individual, grid atlas, strip atlas, byte-bundle across the admissible codecs) at matched quality and reports the byte-optimal one; regret is a policy's bytes over the oracle's. The last three columns are simple fixed-layout rules a developer might hardcode, each still allowed the best admissible codec (individual files cost the same bytes as a byte-bundle). The calibrated heuristic matches the oracle on all five corpora; every fixed rule is beaten on at least one, because the winning layout is content-dependent. Smaller regret is better.</w:t>
-      </w:r>
-    </w:p>
-    <w:tbl>
-      <w:tblPr>
-        <w:tblStyle w:val="Table"/>
-        <w:tblW w:type="auto" w:w="0"/>
-        <w:tblLook w:firstRow="1" w:lastRow="0" w:firstColumn="0" w:lastColumn="0" w:noHBand="0" w:noVBand="0" w:val="0020"/>
-        <w:tblCaption w:val="Table 8. Out-of-sample evaluation of the construction heuristic on five independent corpora that played no role in its calibration (Noto emoji, OpenMoji, country flags, Flickr photos, Robohash avatars; 100 tiles each). An offline oracle enumerates every candidate configuration (individual, grid atlas, strip atlas, byte-bundle across the admissible codecs) at matched quality and reports the byte-optimal one; regret is a policy's bytes over the oracle's. The last three columns are simple fixed-layout rules a developer might hardcode, each still allowed the best admissible codec (individual files cost the same bytes as a byte-bundle). The calibrated heuristic matches the oracle on all five corpora; every fixed rule is beaten on at least one, because the winning layout is content-dependent. Smaller regret is better."/>
-      </w:tblPr>
-      <w:tblGrid>
-        <w:gridCol w:w="990"/>
-        <w:gridCol w:w="990"/>
-        <w:gridCol w:w="990"/>
-        <w:gridCol w:w="990"/>
-        <w:gridCol w:w="990"/>
-        <w:gridCol w:w="990"/>
-        <w:gridCol w:w="990"/>
-        <w:gridCol w:w="990"/>
-      </w:tblGrid>
-      <w:tr>
-        <w:trPr>
-          <w:tblHeader w:val="on"/>
-        </w:trPr>
-        <w:tc>
-          <w:tcPr/>
-          <w:p>
-            <w:pPr>
-              <w:pStyle w:val="Compact"/>
-              <w:jc w:val="left"/>
-            </w:pPr>
-            <w:r>
-              <w:t xml:space="preserve">corpus</w:t>
-            </w:r>
-          </w:p>
-        </w:tc>
-        <w:tc>
-          <w:tcPr/>
-          <w:p>
-            <w:pPr>
-              <w:pStyle w:val="Compact"/>
-              <w:jc w:val="left"/>
-            </w:pPr>
-            <w:r>
-              <w:t xml:space="preserve">class</w:t>
-            </w:r>
-          </w:p>
-        </w:tc>
-        <w:tc>
-          <w:tcPr/>
-          <w:p>
-            <w:pPr>
-              <w:pStyle w:val="Compact"/>
-              <w:jc w:val="left"/>
-            </w:pPr>
-            <w:r>
-              <w:t xml:space="preserve">tiles</w:t>
-            </w:r>
-          </w:p>
-        </w:tc>
-        <w:tc>
-          <w:tcPr/>
-          <w:p>
-            <w:pPr>
-              <w:pStyle w:val="Compact"/>
-              <w:jc w:val="left"/>
-            </w:pPr>
-            <w:r>
-              <w:t xml:space="preserve">heuristic choice</w:t>
-            </w:r>
-          </w:p>
-        </w:tc>
-        <w:tc>
-          <w:tcPr/>
-          <w:p>
-            <w:pPr>
-              <w:pStyle w:val="Compact"/>
-              <w:jc w:val="left"/>
-            </w:pPr>
-            <w:r>
-              <w:t xml:space="preserve">heuristic</w:t>
-            </w:r>
-          </w:p>
-        </w:tc>
-        <w:tc>
-          <w:tcPr/>
-          <w:p>
-            <w:pPr>
-              <w:pStyle w:val="Compact"/>
-              <w:jc w:val="left"/>
-            </w:pPr>
-            <w:r>
-              <w:t xml:space="preserve">always atlas</w:t>
-            </w:r>
-          </w:p>
-        </w:tc>
-        <w:tc>
-          <w:tcPr/>
-          <w:p>
-            <w:pPr>
-              <w:pStyle w:val="Compact"/>
-              <w:jc w:val="left"/>
-            </w:pPr>
-            <w:r>
-              <w:t xml:space="preserve">always bundle</w:t>
-            </w:r>
-          </w:p>
-        </w:tc>
-        <w:tc>
-          <w:tcPr/>
-          <w:p>
-            <w:pPr>
-              <w:pStyle w:val="Compact"/>
-              <w:jc w:val="left"/>
-            </w:pPr>
-            <w:r>
-              <w:t xml:space="preserve">always strip</w:t>
-            </w:r>
-          </w:p>
-        </w:tc>
-      </w:tr>
-      <w:tr>
-        <w:tc>
-          <w:tcPr/>
-          <w:p>
-            <w:pPr>
-              <w:pStyle w:val="Compact"/>
-              <w:jc w:val="left"/>
-            </w:pPr>
-            <w:r>
-              <w:t xml:space="preserve">noto</w:t>
-            </w:r>
-          </w:p>
-        </w:tc>
-        <w:tc>
-          <w:tcPr/>
-          <w:p>
-            <w:pPr>
-              <w:pStyle w:val="Compact"/>
-              <w:jc w:val="left"/>
-            </w:pPr>
-            <w:r>
-              <w:t xml:space="preserve">flat-art</w:t>
-            </w:r>
-          </w:p>
-        </w:tc>
-        <w:tc>
-          <w:tcPr/>
-          <w:p>
-            <w:pPr>
-              <w:pStyle w:val="Compact"/>
-              <w:jc w:val="left"/>
-            </w:pPr>
-            <w:r>
-              <w:t xml:space="preserve">100</w:t>
-            </w:r>
-          </w:p>
-        </w:tc>
-        <w:tc>
-          <w:tcPr/>
-          <w:p>
-            <w:pPr>
-              <w:pStyle w:val="Compact"/>
-              <w:jc w:val="left"/>
-            </w:pPr>
-            <w:r>
-              <w:t xml:space="preserve">byte-bundle(webpll)</w:t>
-            </w:r>
-          </w:p>
-        </w:tc>
-        <w:tc>
-          <w:tcPr/>
-          <w:p>
-            <w:pPr>
-              <w:pStyle w:val="Compact"/>
-              <w:jc w:val="left"/>
-            </w:pPr>
-            <w:r>
-              <w:t xml:space="preserve">0.0%</w:t>
-            </w:r>
-          </w:p>
-        </w:tc>
-        <w:tc>
-          <w:tcPr/>
-          <w:p>
-            <w:pPr>
-              <w:pStyle w:val="Compact"/>
-              <w:jc w:val="left"/>
-            </w:pPr>
-            <w:r>
-              <w:t xml:space="preserve">+14.3%</w:t>
-            </w:r>
-          </w:p>
-        </w:tc>
-        <w:tc>
-          <w:tcPr/>
-          <w:p>
-            <w:pPr>
-              <w:pStyle w:val="Compact"/>
-              <w:jc w:val="left"/>
-            </w:pPr>
-            <w:r>
-              <w:t xml:space="preserve">0.0%</w:t>
-            </w:r>
-          </w:p>
-        </w:tc>
-        <w:tc>
-          <w:tcPr/>
-          <w:p>
-            <w:pPr>
-              <w:pStyle w:val="Compact"/>
-              <w:jc w:val="left"/>
-            </w:pPr>
-            <w:r>
-              <w:t xml:space="preserve">+5.1%</w:t>
-            </w:r>
-          </w:p>
-        </w:tc>
-      </w:tr>
-      <w:tr>
-        <w:tc>
-          <w:tcPr/>
-          <w:p>
-            <w:pPr>
-              <w:pStyle w:val="Compact"/>
-              <w:jc w:val="left"/>
-            </w:pPr>
-            <w:r>
-              <w:t xml:space="preserve">openmoji</w:t>
-            </w:r>
-          </w:p>
-        </w:tc>
-        <w:tc>
-          <w:tcPr/>
-          <w:p>
-            <w:pPr>
-              <w:pStyle w:val="Compact"/>
-              <w:jc w:val="left"/>
-            </w:pPr>
-            <w:r>
-              <w:t xml:space="preserve">flat-art</w:t>
-            </w:r>
-          </w:p>
-        </w:tc>
-        <w:tc>
-          <w:tcPr/>
-          <w:p>
-            <w:pPr>
-              <w:pStyle w:val="Compact"/>
-              <w:jc w:val="left"/>
-            </w:pPr>
-            <w:r>
-              <w:t xml:space="preserve">100</w:t>
-            </w:r>
-          </w:p>
-        </w:tc>
-        <w:tc>
-          <w:tcPr/>
-          <w:p>
-            <w:pPr>
-              <w:pStyle w:val="Compact"/>
-              <w:jc w:val="left"/>
-            </w:pPr>
-            <w:r>
-              <w:t xml:space="preserve">strip-atlas(webpll)</w:t>
-            </w:r>
-          </w:p>
-        </w:tc>
-        <w:tc>
-          <w:tcPr/>
-          <w:p>
-            <w:pPr>
-              <w:pStyle w:val="Compact"/>
-              <w:jc w:val="left"/>
-            </w:pPr>
-            <w:r>
-              <w:t xml:space="preserve">0.0%</w:t>
-            </w:r>
-          </w:p>
-        </w:tc>
-        <w:tc>
-          <w:tcPr/>
-          <w:p>
-            <w:pPr>
-              <w:pStyle w:val="Compact"/>
-              <w:jc w:val="left"/>
-            </w:pPr>
-            <w:r>
-              <w:t xml:space="preserve">+3.7%</w:t>
-            </w:r>
-          </w:p>
-        </w:tc>
-        <w:tc>
-          <w:tcPr/>
-          <w:p>
-            <w:pPr>
-              <w:pStyle w:val="Compact"/>
-              <w:jc w:val="left"/>
-            </w:pPr>
-            <w:r>
-              <w:t xml:space="preserve">+6.4%</w:t>
-            </w:r>
-          </w:p>
-        </w:tc>
-        <w:tc>
-          <w:tcPr/>
-          <w:p>
-            <w:pPr>
-              <w:pStyle w:val="Compact"/>
-              <w:jc w:val="left"/>
-            </w:pPr>
-            <w:r>
-              <w:t xml:space="preserve">0.0%</w:t>
-            </w:r>
-          </w:p>
-        </w:tc>
-      </w:tr>
-      <w:tr>
-        <w:tc>
-          <w:tcPr/>
-          <w:p>
-            <w:pPr>
-              <w:pStyle w:val="Compact"/>
-              <w:jc w:val="left"/>
-            </w:pPr>
-            <w:r>
-              <w:t xml:space="preserve">flags</w:t>
-            </w:r>
-          </w:p>
-        </w:tc>
-        <w:tc>
-          <w:tcPr/>
-          <w:p>
-            <w:pPr>
-              <w:pStyle w:val="Compact"/>
-              <w:jc w:val="left"/>
-            </w:pPr>
-            <w:r>
-              <w:t xml:space="preserve">flat-limited</w:t>
-            </w:r>
-          </w:p>
-        </w:tc>
-        <w:tc>
-          <w:tcPr/>
-          <w:p>
-            <w:pPr>
-              <w:pStyle w:val="Compact"/>
-              <w:jc w:val="left"/>
-            </w:pPr>
-            <w:r>
-              <w:t xml:space="preserve">100</w:t>
-            </w:r>
-          </w:p>
-        </w:tc>
-        <w:tc>
-          <w:tcPr/>
-          <w:p>
-            <w:pPr>
-              <w:pStyle w:val="Compact"/>
-              <w:jc w:val="left"/>
-            </w:pPr>
-            <w:r>
-              <w:t xml:space="preserve">pixel-atlas(webp)</w:t>
-            </w:r>
-          </w:p>
-        </w:tc>
-        <w:tc>
-          <w:tcPr/>
-          <w:p>
-            <w:pPr>
-              <w:pStyle w:val="Compact"/>
-              <w:jc w:val="left"/>
-            </w:pPr>
-            <w:r>
-              <w:t xml:space="preserve">0.0%</w:t>
-            </w:r>
-          </w:p>
-        </w:tc>
-        <w:tc>
-          <w:tcPr/>
-          <w:p>
-            <w:pPr>
-              <w:pStyle w:val="Compact"/>
-              <w:jc w:val="left"/>
-            </w:pPr>
-            <w:r>
-              <w:t xml:space="preserve">0.0%</w:t>
-            </w:r>
-          </w:p>
-        </w:tc>
-        <w:tc>
-          <w:tcPr/>
-          <w:p>
-            <w:pPr>
-              <w:pStyle w:val="Compact"/>
-              <w:jc w:val="left"/>
-            </w:pPr>
-            <w:r>
-              <w:t xml:space="preserve">+2.3%</w:t>
-            </w:r>
-          </w:p>
-        </w:tc>
-        <w:tc>
-          <w:tcPr/>
-          <w:p>
-            <w:pPr>
-              <w:pStyle w:val="Compact"/>
-              <w:jc w:val="left"/>
-            </w:pPr>
-            <w:r>
-              <w:t xml:space="preserve">+281.2%</w:t>
-            </w:r>
-          </w:p>
-        </w:tc>
-      </w:tr>
-      <w:tr>
-        <w:tc>
-          <w:tcPr/>
-          <w:p>
-            <w:pPr>
-              <w:pStyle w:val="Compact"/>
-              <w:jc w:val="left"/>
-            </w:pPr>
-            <w:r>
-              <w:t xml:space="preserve">flickr</w:t>
-            </w:r>
-          </w:p>
-        </w:tc>
-        <w:tc>
-          <w:tcPr/>
-          <w:p>
-            <w:pPr>
-              <w:pStyle w:val="Compact"/>
-              <w:jc w:val="left"/>
-            </w:pPr>
-            <w:r>
-              <w:t xml:space="preserve">photo</w:t>
-            </w:r>
-          </w:p>
-        </w:tc>
-        <w:tc>
-          <w:tcPr/>
-          <w:p>
-            <w:pPr>
-              <w:pStyle w:val="Compact"/>
-              <w:jc w:val="left"/>
-            </w:pPr>
-            <w:r>
-              <w:t xml:space="preserve">100</w:t>
-            </w:r>
-          </w:p>
-        </w:tc>
-        <w:tc>
-          <w:tcPr/>
-          <w:p>
-            <w:pPr>
-              <w:pStyle w:val="Compact"/>
-              <w:jc w:val="left"/>
-            </w:pPr>
-            <w:r>
-              <w:t xml:space="preserve">byte-bundle(webp)</w:t>
-            </w:r>
-          </w:p>
-        </w:tc>
-        <w:tc>
-          <w:tcPr/>
-          <w:p>
-            <w:pPr>
-              <w:pStyle w:val="Compact"/>
-              <w:jc w:val="left"/>
-            </w:pPr>
-            <w:r>
-              <w:t xml:space="preserve">0.0%</w:t>
-            </w:r>
-          </w:p>
-        </w:tc>
-        <w:tc>
-          <w:tcPr/>
-          <w:p>
-            <w:pPr>
-              <w:pStyle w:val="Compact"/>
-              <w:jc w:val="left"/>
-            </w:pPr>
-            <w:r>
-              <w:t xml:space="preserve">+6.8%</w:t>
-            </w:r>
-          </w:p>
-        </w:tc>
-        <w:tc>
-          <w:tcPr/>
-          <w:p>
-            <w:pPr>
-              <w:pStyle w:val="Compact"/>
-              <w:jc w:val="left"/>
-            </w:pPr>
-            <w:r>
-              <w:t xml:space="preserve">0.0%</w:t>
-            </w:r>
-          </w:p>
-        </w:tc>
-        <w:tc>
-          <w:tcPr/>
-          <w:p>
-            <w:pPr>
-              <w:pStyle w:val="Compact"/>
-              <w:jc w:val="left"/>
-            </w:pPr>
-            <w:r>
-              <w:t xml:space="preserve">+643.0%</w:t>
-            </w:r>
-          </w:p>
-        </w:tc>
-      </w:tr>
-      <w:tr>
-        <w:tc>
-          <w:tcPr/>
-          <w:p>
-            <w:pPr>
-              <w:pStyle w:val="Compact"/>
-              <w:jc w:val="left"/>
-            </w:pPr>
-            <w:r>
-              <w:t xml:space="preserve">robo</w:t>
-            </w:r>
-          </w:p>
-        </w:tc>
-        <w:tc>
-          <w:tcPr/>
-          <w:p>
-            <w:pPr>
-              <w:pStyle w:val="Compact"/>
-              <w:jc w:val="left"/>
-            </w:pPr>
-            <w:r>
-              <w:t xml:space="preserve">avatar</w:t>
-            </w:r>
-          </w:p>
-        </w:tc>
-        <w:tc>
-          <w:tcPr/>
-          <w:p>
-            <w:pPr>
-              <w:pStyle w:val="Compact"/>
-              <w:jc w:val="left"/>
-            </w:pPr>
-            <w:r>
-              <w:t xml:space="preserve">100</w:t>
-            </w:r>
-          </w:p>
-        </w:tc>
-        <w:tc>
-          <w:tcPr/>
-          <w:p>
-            <w:pPr>
-              <w:pStyle w:val="Compact"/>
-              <w:jc w:val="left"/>
-            </w:pPr>
-            <w:r>
-              <w:t xml:space="preserve">strip-atlas(webpll)</w:t>
-            </w:r>
-          </w:p>
-        </w:tc>
-        <w:tc>
-          <w:tcPr/>
-          <w:p>
-            <w:pPr>
-              <w:pStyle w:val="Compact"/>
-              <w:jc w:val="left"/>
-            </w:pPr>
-            <w:r>
-              <w:t xml:space="preserve">0.0%</w:t>
-            </w:r>
-          </w:p>
-        </w:tc>
-        <w:tc>
-          <w:tcPr/>
-          <w:p>
-            <w:pPr>
-              <w:pStyle w:val="Compact"/>
-              <w:jc w:val="left"/>
-            </w:pPr>
-            <w:r>
-              <w:t xml:space="preserve">+4.5%</w:t>
-            </w:r>
-          </w:p>
-        </w:tc>
-        <w:tc>
-          <w:tcPr/>
-          <w:p>
-            <w:pPr>
-              <w:pStyle w:val="Compact"/>
-              <w:jc w:val="left"/>
-            </w:pPr>
-            <w:r>
-              <w:t xml:space="preserve">+38.1%</w:t>
-            </w:r>
-          </w:p>
-        </w:tc>
-        <w:tc>
-          <w:tcPr/>
-          <w:p>
-            <w:pPr>
-              <w:pStyle w:val="Compact"/>
-              <w:jc w:val="left"/>
-            </w:pPr>
-            <w:r>
-              <w:t xml:space="preserve">0.0%</w:t>
-            </w:r>
-          </w:p>
-        </w:tc>
-      </w:tr>
-      <w:tr>
-        <w:tc>
-          <w:tcPr>
-            <w:gridSpan w:val="4"/>
-          </w:tcPr>
-          <w:p>
-            <w:pPr>
-              <w:pStyle w:val="Compact"/>
-              <w:jc w:val="right"/>
-            </w:pPr>
-            <w:r>
-              <w:rPr>
-                <w:i/>
-                <w:iCs/>
-              </w:rPr>
-              <w:t xml:space="preserve">mean regret</w:t>
-            </w:r>
-          </w:p>
-        </w:tc>
-        <w:tc>
-          <w:tcPr/>
-          <w:p>
-            <w:pPr>
-              <w:pStyle w:val="Compact"/>
-              <w:jc w:val="left"/>
-            </w:pPr>
-            <w:r>
-              <w:rPr>
-                <w:b/>
-                <w:bCs/>
-              </w:rPr>
-              <w:t xml:space="preserve">0.0%</w:t>
-            </w:r>
-          </w:p>
-        </w:tc>
-        <w:tc>
-          <w:tcPr/>
-          <w:p>
-            <w:pPr>
-              <w:pStyle w:val="Compact"/>
-              <w:jc w:val="left"/>
-            </w:pPr>
-            <w:r>
-              <w:rPr>
-                <w:b/>
-                <w:bCs/>
-              </w:rPr>
-              <w:t xml:space="preserve">+5.8%</w:t>
-            </w:r>
-          </w:p>
-        </w:tc>
-        <w:tc>
-          <w:tcPr/>
-          <w:p>
-            <w:pPr>
-              <w:pStyle w:val="Compact"/>
-              <w:jc w:val="left"/>
-            </w:pPr>
-            <w:r>
-              <w:rPr>
-                <w:b/>
-                <w:bCs/>
-              </w:rPr>
-              <w:t xml:space="preserve">+9.4%</w:t>
-            </w:r>
-          </w:p>
-        </w:tc>
-        <w:tc>
-          <w:tcPr/>
-          <w:p>
-            <w:pPr>
-              <w:pStyle w:val="Compact"/>
-              <w:jc w:val="left"/>
-            </w:pPr>
-            <w:r>
-              <w:rPr>
-                <w:b/>
-                <w:bCs/>
-              </w:rPr>
-              <w:t xml:space="preserve">+185.9%</w:t>
-            </w:r>
-          </w:p>
-        </w:tc>
-      </w:tr>
-    </w:tbl>
-    <w:p>
-      <w:pPr>
-        <w:pStyle w:val="BodyText"/>
-      </w:pPr>
-      <w:r>
-        <w:t xml:space="preserve">As an end-to-end check we ran the tool on a heterogeneous directory that mimics a real</w:t>
-      </w:r>
-      <w:r>
-        <w:t xml:space="preserve"> </w:t>
-      </w:r>
-      <w:r>
-        <w:t xml:space="preserve">site's image folder: 185 files drawn from four live asset sets (country flags, emoji,</w:t>
-      </w:r>
-      <w:r>
-        <w:t xml:space="preserve"> </w:t>
-      </w:r>
-      <w:r>
-        <w:t xml:space="preserve">generated avatars, and photographs) at their native, mixed dimensions, with duplicates</w:t>
-      </w:r>
-      <w:r>
-        <w:t xml:space="preserve"> </w:t>
-      </w:r>
-      <w:r>
-        <w:t xml:space="preserve">included as real pages carry them. The tool folded 29 exact duplicates, partitioned the</w:t>
-      </w:r>
-      <w:r>
-        <w:t xml:space="preserve"> </w:t>
-      </w:r>
-      <w:r>
-        <w:t xml:space="preserve">rest by dimension and lossless requirement, and chose a different representation for each</w:t>
-      </w:r>
-      <w:r>
-        <w:t xml:space="preserve"> </w:t>
-      </w:r>
-      <w:r>
-        <w:t xml:space="preserve">group without any per-group tuning: a byte-bundle for the 224-pixel photographs,</w:t>
-      </w:r>
-      <w:r>
-        <w:t xml:space="preserve"> </w:t>
-      </w:r>
-      <w:r>
-        <w:t xml:space="preserve">WebP-lossless strips for the uniform 64- and 72-pixel avatar and emoji sets, and strips or</w:t>
-      </w:r>
-      <w:r>
-        <w:t xml:space="preserve"> </w:t>
-      </w:r>
-      <w:r>
-        <w:t xml:space="preserve">individual files for the small odd-aspect-ratio flag groups depending on how many share a</w:t>
-      </w:r>
-      <w:r>
-        <w:t xml:space="preserve"> </w:t>
-      </w:r>
-      <w:r>
-        <w:t xml:space="preserve">size. It cut 185 requests to 25. The byte outcome depends on the baseline: 23.5% smaller</w:t>
-      </w:r>
-      <w:r>
-        <w:t xml:space="preserve"> </w:t>
-      </w:r>
-      <w:r>
-        <w:t xml:space="preserve">than serving every file reference separately, but only 3.3% smaller than a deduplicated</w:t>
-      </w:r>
-      <w:r>
-        <w:t xml:space="preserve"> </w:t>
-      </w:r>
-      <w:r>
-        <w:t xml:space="preserve">individual baseline that already serves each unique image once, because most of the first</w:t>
-      </w:r>
-      <w:r>
-        <w:t xml:space="preserve"> </w:t>
-      </w:r>
-      <w:r>
-        <w:t xml:space="preserve">figure is duplicate folding that content-addressed URLs also achieve. The residual 3.3%</w:t>
-      </w:r>
-      <w:r>
-        <w:t xml:space="preserve"> </w:t>
-      </w:r>
-      <w:r>
-        <w:t xml:space="preserve">over dedup is the genuine bundling gain, and it splits exactly as the study predicts: the</w:t>
-      </w:r>
-      <w:r>
-        <w:t xml:space="preserve"> </w:t>
-      </w:r>
-      <w:r>
-        <w:t xml:space="preserve">flat-art strips save up to 11% of bytes while the photographic byte-bundle is</w:t>
-      </w:r>
-      <w:r>
-        <w:t xml:space="preserve"> </w:t>
-      </w:r>
-      <w:r>
-        <w:t xml:space="preserve">byte-neutral (−0.4%) and pays its way purely in collapsed requests. These mixed code</w:t>
-      </w:r>
-      <w:r>
-        <w:t xml:space="preserve"> </w:t>
-      </w:r>
-      <w:r>
-        <w:t xml:space="preserve">paths, which the uniform benchmark corpora never reach, are guarded by the tool's invariant</w:t>
-      </w:r>
-      <w:r>
-        <w:t xml:space="preserve"> </w:t>
-      </w:r>
-      <w:r>
-        <w:t xml:space="preserve">check: predicted bytes and requests must equal the emitted resources, and the tool passes</w:t>
-      </w:r>
-      <w:r>
-        <w:t xml:space="preserve"> </w:t>
-      </w:r>
-      <w:r>
-        <w:t xml:space="preserve">that check on every asset set in the study.</w:t>
-      </w:r>
-    </w:p>
-    <w:bookmarkEnd w:id="57"/>
-    <w:bookmarkStart w:id="58" w:name="limitations"/>
-    <w:p>
-      <w:pPr>
-        <w:pStyle w:val="Heading3"/>
-      </w:pPr>
-      <w:r>
-        <w:t xml:space="preserve">6.3  Limitations</w:t>
-      </w:r>
-    </w:p>
-    <w:p>
-      <w:pPr>
-        <w:pStyle w:val="FirstParagraph"/>
-      </w:pPr>
-      <w:r>
-        <w:t xml:space="preserve">Quality is measured by luma SSIM at a 0.97 target; the photo crossover is confirmed</w:t>
-      </w:r>
-      <w:r>
-        <w:t xml:space="preserve"> </w:t>
-      </w:r>
-      <w:r>
-        <w:t xml:space="preserve">under the SSIMULACRA2 perceptual metric (Section 5.1, Table 3), and applying it</w:t>
-      </w:r>
-      <w:r>
-        <w:t xml:space="preserve"> </w:t>
-      </w:r>
-      <w:r>
-        <w:t xml:space="preserve">or butteraugli across the full sweep would further sharpen the matched-quality</w:t>
-      </w:r>
-      <w:r>
-        <w:t xml:space="preserve"> </w:t>
-      </w:r>
-      <w:r>
-        <w:t xml:space="preserve">comparison. The shared-palette result uses a synthetic limited-color corpus that is</w:t>
-      </w:r>
-      <w:r>
-        <w:t xml:space="preserve"> </w:t>
-      </w:r>
-      <w:r>
-        <w:t xml:space="preserve">the ideal case; anti-aliased production icons will realize less of it. The network study</w:t>
-      </w:r>
-      <w:r>
-        <w:t xml:space="preserve"> </w:t>
-      </w:r>
-      <w:r>
-        <w:t xml:space="preserve">emulates four profiles on a single-machine testbed rather than the open Internet, and</w:t>
-      </w:r>
-      <w:r>
-        <w:t xml:space="preserve"> </w:t>
-      </w:r>
-      <w:r>
-        <w:t xml:space="preserve">measures time-to-all-tiles-visible rather than a full field-metric suite. Decoded-memory</w:t>
-      </w:r>
-      <w:r>
-        <w:t xml:space="preserve"> </w:t>
-      </w:r>
-      <w:r>
-        <w:t xml:space="preserve">cost is now measured in a live renderer (Section 3.2, Table 9), confirming the</w:t>
-      </w:r>
-      <w:r>
-        <w:t xml:space="preserve"> </w:t>
-      </w:r>
-      <w:r>
-        <w:t xml:space="preserve">pixel atlas is memory-favorable at typical tile counts; profiling under a production</w:t>
-      </w:r>
-      <w:r>
-        <w:t xml:space="preserve"> </w:t>
-      </w:r>
-      <w:r>
-        <w:t xml:space="preserve">framework with texture upload and long-lived navigation remains future work. The HTTP/3</w:t>
-      </w:r>
-      <w:r>
-        <w:t xml:space="preserve"> </w:t>
-      </w:r>
-      <w:r>
-        <w:t xml:space="preserve">concurrency diagnosis is confirmed from the server's own QUIC transport log</w:t>
-      </w:r>
-      <w:r>
-        <w:t xml:space="preserve"> </w:t>
-      </w:r>
-      <w:r>
-        <w:t xml:space="preserve">(Section 5.4) and cross-checked against a second QUIC implementation (aioquic), which</w:t>
-      </w:r>
-      <w:r>
-        <w:t xml:space="preserve"> </w:t>
-      </w:r>
-      <w:r>
-        <w:t xml:space="preserve">sustained about twice the concurrency; a fully controlled comparison across server stacks</w:t>
-      </w:r>
-      <w:r>
-        <w:t xml:space="preserve"> </w:t>
-      </w:r>
-      <w:r>
-        <w:t xml:space="preserve">and native Linux remains future work. The matched-quality photo crossover is validated across four</w:t>
-      </w:r>
-      <w:r>
-        <w:t xml:space="preserve"> </w:t>
-      </w:r>
-      <w:r>
-        <w:t xml:space="preserve">independent natural-photo populations (Section 5.1) and the heuristic on five further</w:t>
-      </w:r>
-      <w:r>
-        <w:t xml:space="preserve"> </w:t>
-      </w:r>
-      <w:r>
-        <w:t xml:space="preserve">independent corpora (Section 6.2); a still wider survey of naturally-occurring</w:t>
-      </w:r>
-      <w:r>
-        <w:t xml:space="preserve"> </w:t>
-      </w:r>
-      <w:r>
-        <w:t xml:space="preserve">collections would further generalize the reported thresholds. The network numbers are</w:t>
-      </w:r>
-      <w:r>
-        <w:t xml:space="preserve"> </w:t>
-      </w:r>
-      <w:r>
-        <w:t xml:space="preserve">medians of 11 cold loads per cell with bootstrap confidence intervals (Table 6) but</w:t>
-      </w:r>
-      <w:r>
-        <w:t xml:space="preserve"> </w:t>
-      </w:r>
-      <w:r>
-        <w:t xml:space="preserve">no formal significance testing, and the timing endpoint is time-to-all-tiles-visible;</w:t>
-      </w:r>
-      <w:r>
-        <w:t xml:space="preserve"> </w:t>
-      </w:r>
-      <w:r>
-        <w:t xml:space="preserve">first-tile and first-viewport milestones are reported for the local renderer (Table 9)</w:t>
-      </w:r>
-      <w:r>
-        <w:t xml:space="preserve"> </w:t>
-      </w:r>
-      <w:r>
-        <w:t xml:space="preserve">but LCP, decode CPU, and warm-cache multi-navigation behavior under realistic asset churn</w:t>
-      </w:r>
-      <w:r>
-        <w:t xml:space="preserve"> </w:t>
-      </w:r>
-      <w:r>
-        <w:t xml:space="preserve">are not measured and could change the recommended bundle size. Finally, JPEG XL is</w:t>
-      </w:r>
-      <w:r>
-        <w:t xml:space="preserve"> </w:t>
-      </w:r>
-      <w:r>
-        <w:t xml:space="preserve">left to future work; AVIF is included in the photographic crossover (Section 5.1) and,</w:t>
-      </w:r>
-      <w:r>
-        <w:t xml:space="preserve"> </w:t>
-      </w:r>
-      <w:r>
-        <w:t xml:space="preserve">like JPEG, benefits from atlasing at every tested size.</w:t>
-      </w:r>
-    </w:p>
-    <w:bookmarkEnd w:id="58"/>
-    <w:bookmarkEnd w:id="59"/>
-    <w:bookmarkStart w:id="60" w:name="conclusion"/>
-    <w:p>
-      <w:pPr>
-        <w:pStyle w:val="Heading2"/>
-      </w:pPr>
-      <w:r>
-        <w:t xml:space="preserve">7  Conclusion</w:t>
-      </w:r>
-    </w:p>
-    <w:p>
-      <w:pPr>
-        <w:pStyle w:val="FirstParagraph"/>
-      </w:pPr>
-      <w:r>
-        <w:t xml:space="preserve">Bundling small web images pays, and the study makes precise when and by how much for</w:t>
-      </w:r>
-      <w:r>
-        <w:t xml:space="preserve"> </w:t>
-      </w:r>
-      <w:r>
-        <w:t xml:space="preserve">the formats that carry most of the web's images. Atlas small lossy tiles: icons</w:t>
-      </w:r>
-      <w:r>
-        <w:t xml:space="preserve"> </w:t>
-      </w:r>
-      <w:r>
-        <w:t xml:space="preserve">and thumbnails gain up to 30% under JPEG, up to 19% under WebP, and up to 33% under AVIF</w:t>
-      </w:r>
-      <w:r>
-        <w:t xml:space="preserve"> </w:t>
-      </w:r>
-      <w:r>
-        <w:t xml:space="preserve">at matched quality, the effect holding across four independent photo populations; and</w:t>
-      </w:r>
-      <w:r>
-        <w:t xml:space="preserve"> </w:t>
-      </w:r>
-      <w:r>
-        <w:t xml:space="preserve">lossless flat art, the icon-set and map-marker case, gains 40–97%</w:t>
-      </w:r>
-      <w:r>
-        <w:t xml:space="preserve"> </w:t>
-      </w:r>
-      <w:r>
-        <w:t xml:space="preserve">with a strip-packed or shared-palette bundle that is smaller than even the best lossy</w:t>
-      </w:r>
-      <w:r>
-        <w:t xml:space="preserve"> </w:t>
-      </w:r>
-      <w:r>
-        <w:t xml:space="preserve">option. Serve larger photographs and lossless assets as a byte-bundle, which collapses</w:t>
-      </w:r>
-      <w:r>
-        <w:t xml:space="preserve"> </w:t>
-      </w:r>
-      <w:r>
-        <w:t xml:space="preserve">requests at near-zero byte cost (a small offset header), or, for photographic WebP, tune</w:t>
-      </w:r>
-      <w:r>
-        <w:t xml:space="preserve"> </w:t>
-      </w:r>
-      <w:r>
-        <w:t xml:space="preserve">the encoder (noise shaping plus adaptive deblocking) to turn the atlas penalty into a</w:t>
-      </w:r>
-      <w:r>
-        <w:t xml:space="preserve"> </w:t>
-      </w:r>
-      <w:r>
-        <w:t xml:space="preserve">gain. Ship about four chunks for bounded cache invalidation and decoded-memory limits,</w:t>
-      </w:r>
-      <w:r>
-        <w:t xml:space="preserve"> </w:t>
-      </w:r>
-      <w:r>
-        <w:t xml:space="preserve">deduplicate repeats explicitly, and delta-encode updates against the cached bundle</w:t>
-      </w:r>
-      <w:r>
-        <w:t xml:space="preserve"> </w:t>
-      </w:r>
-      <w:r>
-        <w:t xml:space="preserve">(Compression Dictionary Transport). On the wire, bundling loads 500 small flat-art tiles</w:t>
-      </w:r>
-      <w:r>
-        <w:t xml:space="preserve"> </w:t>
-      </w:r>
-      <w:r>
-        <w:t xml:space="preserve">4.5–8.6x faster to full visibility on HTTP/1.1 (1.6–2.8x for photographic</w:t>
-      </w:r>
-      <w:r>
-        <w:t xml:space="preserve"> </w:t>
-      </w:r>
-      <w:r>
-        <w:t xml:space="preserve">thumbnails) and is chiefly a byte optimization on HTTP/2; the comparable HTTP/3 gain</w:t>
-      </w:r>
-      <w:r>
-        <w:t xml:space="preserve"> </w:t>
-      </w:r>
-      <w:r>
-        <w:t xml:space="preserve">reflects a request-concurrency limit specific to the tested server stack (a second QUIC</w:t>
-      </w:r>
-      <w:r>
-        <w:t xml:space="preserve"> </w:t>
-      </w:r>
-      <w:r>
-        <w:t xml:space="preserve">implementation sustains roughly twice the concurrency, Section 5.4) rather than a</w:t>
-      </w:r>
-      <w:r>
-        <w:t xml:space="preserve"> </w:t>
-      </w:r>
-      <w:r>
-        <w:t xml:space="preserve">protocol-general result. The unifying</w:t>
-      </w:r>
-      <w:r>
-        <w:t xml:space="preserve"> </w:t>
-      </w:r>
-      <w:r>
-        <w:t xml:space="preserve">account, that savings come from sharing fixed costs and losses from sharing adaptive</w:t>
-      </w:r>
-      <w:r>
-        <w:t xml:space="preserve"> </w:t>
-      </w:r>
-      <w:r>
-        <w:t xml:space="preserve">state, is quantitatively predictive for JPEG (R</w:t>
-      </w:r>
-      <w:r>
-        <w:rPr>
-          <w:vertAlign w:val="superscript"/>
-        </w:rPr>
-        <w:t xml:space="preserve">2</w:t>
-      </w:r>
-      <w:r>
-        <w:t xml:space="preserve"> = 0.99) and</w:t>
-      </w:r>
-      <w:r>
-        <w:t xml:space="preserve"> </w:t>
-      </w:r>
-      <w:r>
-        <w:t xml:space="preserve">organizes the codec-specific behavior of the rest, and it guides the accompanying</w:t>
-      </w:r>
-      <w:r>
-        <w:t xml:space="preserve"> </w:t>
-      </w:r>
-      <w:r>
-        <w:t xml:space="preserve">construction</w:t>
-      </w:r>
-      <w:r>
-        <w:t xml:space="preserve"> </w:t>
-      </w:r>
-      <w:r>
-        <w:t xml:space="preserve">heuristic, which turns a directory of images into deployable bundles.</w:t>
-      </w:r>
-    </w:p>
-    <w:bookmarkEnd w:id="60"/>
-    <w:bookmarkStart w:id="61" w:name="references"/>
-    <w:p>
-      <w:pPr>
-        <w:pStyle w:val="Heading2"/>
-      </w:pPr>
-      <w:r>
-        <w:t xml:space="preserve">References</w:t>
-      </w:r>
-    </w:p>
-    <w:p>
-      <w:pPr>
-        <w:pStyle w:val="FirstParagraph"/>
-      </w:pPr>
-      <w:r>
-        <w:t xml:space="preserve">[1] C. Johnson. Forgo JS packaging? Not so fast. Khan Academy Engineering, 2015.</w:t>
-      </w:r>
-      <w:r>
-        <w:t xml:space="preserve"> </w:t>
-      </w:r>
-      <w:r>
-        <w:t xml:space="preserve">https://blog.khanacademy.org/forgo-js-packaging-not-so-fast/</w:t>
-      </w:r>
-    </w:p>
-    <w:p>
-      <w:pPr>
-        <w:pStyle w:val="BodyText"/>
-      </w:pPr>
-      <w:r>
-        <w:t xml:space="preserve">[2] C. Coyier. Musings on HTTP/2 and bundling. CSS-Tricks.</w:t>
-      </w:r>
-      <w:r>
-        <w:t xml:space="preserve"> </w:t>
-      </w:r>
-      <w:r>
-        <w:t xml:space="preserve">https://css-tricks.com/musings-on-http2-and-bundling/</w:t>
-      </w:r>
-    </w:p>
-    <w:p>
-      <w:pPr>
-        <w:pStyle w:val="BodyText"/>
-      </w:pPr>
-      <w:r>
-        <w:t xml:space="preserve">[3] M. Varvello, K. Schomp, D. Naylor, J. Blackburn, A. Finamore, K. Papagiannaki.</w:t>
-      </w:r>
-      <w:r>
-        <w:t xml:space="preserve"> </w:t>
-      </w:r>
-      <w:r>
-        <w:t xml:space="preserve">Is the Web HTTP/2 Yet? Passive and Active Measurement (PAM), LNCS 9631, 2016.</w:t>
-      </w:r>
-      <w:r>
-        <w:t xml:space="preserve"> </w:t>
-      </w:r>
-      <w:r>
-        <w:t xml:space="preserve">doi:10.1007/978-3-319-30505-9_17</w:t>
-      </w:r>
-    </w:p>
-    <w:p>
-      <w:pPr>
-        <w:pStyle w:val="BodyText"/>
-      </w:pPr>
-      <w:r>
-        <w:t xml:space="preserve">[4] R. Meireles, J. Liu, P. Steenkiste. A study of HTTP/2's Server Push Performance</w:t>
-      </w:r>
-      <w:r>
-        <w:t xml:space="preserve"> </w:t>
-      </w:r>
-      <w:r>
-        <w:t xml:space="preserve">Potential. arXiv:2207.05885, 2022.</w:t>
-      </w:r>
-    </w:p>
-    <w:p>
-      <w:pPr>
-        <w:pStyle w:val="BodyText"/>
-      </w:pPr>
-      <w:r>
-        <w:t xml:space="preserve">[5] T. Hunter. HTTP/3 is fast. Request Metrics, 2022.</w:t>
-      </w:r>
-      <w:r>
-        <w:t xml:space="preserve"> </w:t>
-      </w:r>
-      <w:r>
-        <w:t xml:space="preserve">https://requestmetrics.com/web-performance/http3-is-fast/</w:t>
-      </w:r>
-    </w:p>
-    <w:p>
-      <w:pPr>
-        <w:pStyle w:val="BodyText"/>
-      </w:pPr>
-      <w:r>
-        <w:t xml:space="preserve">[6] T. Eden. What's the smallest file size for a 1 pixel image? 2024.</w:t>
-      </w:r>
-      <w:r>
-        <w:t xml:space="preserve"> </w:t>
-      </w:r>
-      <w:r>
-        <w:t xml:space="preserve">https://shkspr.mobi/blog/2024/01/whats-the-smallest-file-size-for-a-1-pixel-image/</w:t>
-      </w:r>
-    </w:p>
-    <w:p>
-      <w:pPr>
-        <w:pStyle w:val="BodyText"/>
-      </w:pPr>
-      <w:r>
-        <w:t xml:space="preserve">[7] J. Sneyers. One pixel is worth three thousand words. Cloudinary Blog.</w:t>
-      </w:r>
-      <w:r>
-        <w:t xml:space="preserve"> </w:t>
-      </w:r>
-      <w:r>
-        <w:t xml:space="preserve">https://cloudinary.com/blog/one_pixel_is_worth_three_thousand_words</w:t>
-      </w:r>
-    </w:p>
-    <w:p>
-      <w:pPr>
-        <w:pStyle w:val="BodyText"/>
-      </w:pPr>
-      <w:r>
-        <w:t xml:space="preserve">[8] HTTP Archive. Web Almanac 2024, Media chapter.</w:t>
-      </w:r>
-      <w:r>
-        <w:t xml:space="preserve"> </w:t>
-      </w:r>
-      <w:r>
-        <w:t xml:space="preserve">https://almanac.httparchive.org/en/2024/media</w:t>
-      </w:r>
-    </w:p>
-    <w:p>
-      <w:pPr>
-        <w:pStyle w:val="BodyText"/>
-      </w:pPr>
-      <w:r>
-        <w:t xml:space="preserve">[9] Unity Technologies. Sprites.AtlasSettings.paddingPower documentation.</w:t>
-      </w:r>
-      <w:r>
-        <w:t xml:space="preserve"> </w:t>
-      </w:r>
-      <w:r>
-        <w:t xml:space="preserve">https://docs.unity3d.com/ScriptReference/Sprites.AtlasSettings-paddingPower.html</w:t>
-      </w:r>
-    </w:p>
-    <w:p>
-      <w:pPr>
-        <w:pStyle w:val="BodyText"/>
-      </w:pPr>
-      <w:r>
-        <w:t xml:space="preserve">[10] D. Shea. CSS Sprites: Image Slicing's Kiss of Death. A List Apart, 2004.</w:t>
-      </w:r>
-      <w:r>
-        <w:t xml:space="preserve"> </w:t>
-      </w:r>
-      <w:r>
-        <w:t xml:space="preserve">https://alistapart.com/article/sprites/</w:t>
-      </w:r>
-    </w:p>
-    <w:p>
-      <w:pPr>
-        <w:pStyle w:val="BodyText"/>
-      </w:pPr>
-      <w:r>
-        <w:t xml:space="preserve">[11] Google. Web Fundamentals: HTTP/2 and resource bundling guidance.</w:t>
-      </w:r>
-      <w:r>
-        <w:t xml:space="preserve"> </w:t>
-      </w:r>
-      <w:r>
-        <w:t xml:space="preserve">https://web.dev/articles/http2</w:t>
-      </w:r>
-    </w:p>
-    <w:p>
-      <w:pPr>
-        <w:pStyle w:val="BodyText"/>
-      </w:pPr>
-      <w:r>
-        <w:t xml:space="preserve">[12] M. Belshe, R. Peon, M. Thomson. Hypertext Transfer Protocol Version 2 (HTTP/2).</w:t>
-      </w:r>
-      <w:r>
-        <w:t xml:space="preserve"> </w:t>
-      </w:r>
-      <w:r>
-        <w:t xml:space="preserve">RFC 7540, IETF, 2015. doi:10.17487/RFC7540</w:t>
-      </w:r>
-    </w:p>
-    <w:p>
-      <w:pPr>
-        <w:pStyle w:val="BodyText"/>
-      </w:pPr>
-      <w:r>
-        <w:t xml:space="preserve">[13] M. Bishop. HTTP/3. RFC 9114, IETF, 2022. doi:10.17487/RFC9114</w:t>
-      </w:r>
-    </w:p>
-    <w:p>
-      <w:pPr>
-        <w:pStyle w:val="BodyText"/>
-      </w:pPr>
-      <w:r>
-        <w:t xml:space="preserve">[14] J. Ruth, D. Kunze, O. Hohlfeld. Measuring HTTP/3: Adoption and Performance.</w:t>
-      </w:r>
-      <w:r>
-        <w:t xml:space="preserve"> </w:t>
-      </w:r>
-      <w:r>
-        <w:t xml:space="preserve">arXiv:2102.12358, 2021.</w:t>
-      </w:r>
-    </w:p>
-    <w:p>
-      <w:pPr>
-        <w:pStyle w:val="BodyText"/>
-      </w:pPr>
-      <w:r>
-        <w:t xml:space="preserve">[15] U. Goel et al. Domain-Sharding for Faster HTTP/2 in Lossy Cellular Networks.</w:t>
-      </w:r>
-      <w:r>
-        <w:t xml:space="preserve"> </w:t>
-      </w:r>
-      <w:r>
-        <w:t xml:space="preserve">arXiv:1707.05836, 2017.</w:t>
-      </w:r>
-    </w:p>
-    <w:p>
-      <w:pPr>
-        <w:pStyle w:val="BodyText"/>
-      </w:pPr>
-      <w:r>
-        <w:t xml:space="preserve">[16] Cloudinary. Image optimization documentation (format selection and the</w:t>
-      </w:r>
-      <w:r>
-        <w:t xml:space="preserve"> </w:t>
-      </w:r>
-      <w:r>
-        <w:t xml:space="preserve">&lt;5,000-pixel AVIF policy). https://cloudinary.com/documentation/image_optimization</w:t>
-      </w:r>
-    </w:p>
-    <w:p>
-      <w:pPr>
-        <w:pStyle w:val="BodyText"/>
-      </w:pPr>
-      <w:r>
-        <w:t xml:space="preserve">[17] ITU-T T.81 / ISO IEC 10918-1. Digital compression and coding of</w:t>
-      </w:r>
-      <w:r>
-        <w:t xml:space="preserve"> </w:t>
-      </w:r>
-      <w:r>
-        <w:t xml:space="preserve">continuous-tone still images (JPEG), 1992.</w:t>
-      </w:r>
-    </w:p>
-    <w:p>
-      <w:pPr>
-        <w:pStyle w:val="BodyText"/>
-      </w:pPr>
-      <w:r>
-        <w:t xml:space="preserve">[18] W3C. Portable Network Graphics (PNG) Specification, 3rd ed., 2003.</w:t>
-      </w:r>
-      <w:r>
-        <w:t xml:space="preserve"> </w:t>
-      </w:r>
-      <w:r>
-        <w:t xml:space="preserve">https://www.w3.org/TR/PNG/</w:t>
-      </w:r>
-    </w:p>
-    <w:p>
-      <w:pPr>
-        <w:pStyle w:val="BodyText"/>
-      </w:pPr>
-      <w:r>
-        <w:t xml:space="preserve">[19] Google. WebP Container and Bitstream Specification.</w:t>
-      </w:r>
-      <w:r>
-        <w:t xml:space="preserve"> </w:t>
-      </w:r>
-      <w:r>
-        <w:t xml:space="preserve">https://developers.google.com/speed/webp/docs/riff_container</w:t>
-      </w:r>
-    </w:p>
-    <w:p>
-      <w:pPr>
-        <w:pStyle w:val="BodyText"/>
-      </w:pPr>
-      <w:r>
-        <w:t xml:space="preserve">[20] J. Ratcliff. Texture atlas / sprite packing techniques. Game Developer, 2002.</w:t>
-      </w:r>
-    </w:p>
-    <w:p>
-      <w:pPr>
-        <w:pStyle w:val="BodyText"/>
-      </w:pPr>
-      <w:r>
-        <w:t xml:space="preserve">[21] J. Jylänki. A Thousand Ways to Pack the Bin: rectangle bin-packing</w:t>
-      </w:r>
-      <w:r>
-        <w:t xml:space="preserve"> </w:t>
-      </w:r>
-      <w:r>
-        <w:t xml:space="preserve">algorithms (skyline, MaxRects), 2010.</w:t>
-      </w:r>
-    </w:p>
-    <w:p>
-      <w:pPr>
-        <w:pStyle w:val="BodyText"/>
-      </w:pPr>
-      <w:r>
-        <w:t xml:space="preserve">[22] J. Alakuijala, Z. Szabadka. Brotli Compressed Data Format. RFC 7932, IETF, 2016.</w:t>
-      </w:r>
-      <w:r>
-        <w:t xml:space="preserve"> </w:t>
-      </w:r>
-      <w:r>
-        <w:t xml:space="preserve">doi:10.17487/RFC7932</w:t>
-      </w:r>
-    </w:p>
-    <w:p>
-      <w:pPr>
-        <w:pStyle w:val="BodyText"/>
-      </w:pPr>
-      <w:r>
-        <w:t xml:space="preserve">[23] Y. Collet, M. Kucherawy. Zstandard Compression and the application/zstd Media</w:t>
-      </w:r>
-      <w:r>
-        <w:t xml:space="preserve"> </w:t>
-      </w:r>
-      <w:r>
-        <w:t xml:space="preserve">Type. RFC 8878, IETF, 2021. doi:10.17487/RFC8878</w:t>
-      </w:r>
-    </w:p>
-    <w:p>
-      <w:pPr>
-        <w:pStyle w:val="BodyText"/>
-      </w:pPr>
-      <w:r>
-        <w:t xml:space="preserve">[24] P. Meenan, Y. Weiss. Compression Dictionary Transport. RFC 9842, IETF, 2025.</w:t>
-      </w:r>
-      <w:r>
-        <w:t xml:space="preserve"> </w:t>
-      </w:r>
-      <w:r>
-        <w:t xml:space="preserve">doi:10.17487/RFC9842</w:t>
-      </w:r>
-    </w:p>
-    <w:p>
-      <w:pPr>
-        <w:pStyle w:val="BodyText"/>
-      </w:pPr>
-      <w:r>
-        <w:t xml:space="preserve">[25] Z. Wang, A. C. Bovik, H. R. Sheikh, E. P. Simoncelli. Image Quality Assessment:</w:t>
-      </w:r>
-      <w:r>
-        <w:t xml:space="preserve"> </w:t>
-      </w:r>
-      <w:r>
-        <w:t xml:space="preserve">From Error Visibility to Structural Similarity. IEEE Trans. Image Processing 13(4):600-612,</w:t>
-      </w:r>
-      <w:r>
-        <w:t xml:space="preserve"> </w:t>
-      </w:r>
-      <w:r>
-        <w:t xml:space="preserve">2004. doi:10.1109/TIP.2003.819861</w:t>
-      </w:r>
-    </w:p>
-    <w:p>
-      <w:pPr>
-        <w:pStyle w:val="BodyText"/>
-      </w:pPr>
-      <w:r>
-        <w:t xml:space="preserve">[26] X. S. Wang, A. Balasubramanian, A. Krishnamurthy, D. Wetherall. Demystifying Page</w:t>
-      </w:r>
-      <w:r>
-        <w:t xml:space="preserve"> </w:t>
-      </w:r>
-      <w:r>
-        <w:t xml:space="preserve">Load Performance with WProf. USENIX NSDI, 2013.</w:t>
-      </w:r>
-    </w:p>
-    <w:p>
-      <w:pPr>
-        <w:pStyle w:val="BodyText"/>
-      </w:pPr>
-      <w:r>
-        <w:t xml:space="preserve">[27] X. S. Wang, A. Balasubramanian, A. Krishnamurthy, D. Wetherall. How Speedy is</w:t>
-      </w:r>
-      <w:r>
-        <w:t xml:space="preserve"> </w:t>
-      </w:r>
-      <w:r>
-        <w:t xml:space="preserve">SPDY? USENIX NSDI, 2014.</w:t>
-      </w:r>
-    </w:p>
-    <w:p>
-      <w:pPr>
-        <w:pStyle w:val="BodyText"/>
-      </w:pPr>
-      <w:r>
-        <w:t xml:space="preserve">[28] R. Netravali, A. Goyal, J. Mickens, H. Balakrishnan. Polaris: Faster Page Loads</w:t>
-      </w:r>
-      <w:r>
-        <w:t xml:space="preserve"> </w:t>
-      </w:r>
-      <w:r>
-        <w:t xml:space="preserve">Using Fine-grained Dependency Tracking. USENIX NSDI, 2016.</w:t>
-      </w:r>
-    </w:p>
-    <w:p>
-      <w:pPr>
-        <w:pStyle w:val="BodyText"/>
-      </w:pPr>
-      <w:r>
-        <w:t xml:space="preserve">[29] R. Marx, T. Wijnants, P. Quax, A. Faes, W. Lamotte. Concatenation, Embedding and</w:t>
-      </w:r>
-      <w:r>
-        <w:t xml:space="preserve"> </w:t>
-      </w:r>
-      <w:r>
-        <w:t xml:space="preserve">Sharding: Do HTTP/1 Performance Best Practices Make Sense in HTTP/2? WEBIST, 2017.</w:t>
-      </w:r>
-    </w:p>
-    <w:p>
-      <w:pPr>
-        <w:pStyle w:val="BodyText"/>
-      </w:pPr>
-      <w:r>
-        <w:t xml:space="preserve">[30] C. Sander, I. Kunze, K. Wehrle, J. Rüth. Sharding and HTTP/2 Connection Reuse</w:t>
-      </w:r>
-      <w:r>
-        <w:t xml:space="preserve"> </w:t>
-      </w:r>
-      <w:r>
-        <w:t xml:space="preserve">Revisited: Why Are There Still Redundant Connections? ACM IMC, 2021.</w:t>
-      </w:r>
-      <w:r>
-        <w:t xml:space="preserve"> </w:t>
-      </w:r>
-      <w:r>
-        <w:t xml:space="preserve">doi:10.1145/3487552.3487832</w:t>
-      </w:r>
-    </w:p>
-    <w:p>
-      <w:pPr>
-        <w:pStyle w:val="BodyText"/>
-      </w:pPr>
-      <w:r>
-        <w:t xml:space="preserve">[31] N. Barman, M. G. Martini. An Evaluation of the Next-Generation Image Coding</w:t>
-      </w:r>
-      <w:r>
-        <w:t xml:space="preserve"> </w:t>
-      </w:r>
-      <w:r>
-        <w:t xml:space="preserve">Standard AVIF. IEEE QoMEX, 2020. doi:10.1109/QoMEX48832.2020.9123131</w:t>
-      </w:r>
-    </w:p>
-    <w:p>
-      <w:pPr>
-        <w:pStyle w:val="BodyText"/>
-      </w:pPr>
-      <w:r>
-        <w:t xml:space="preserve">[32] B. Lévy, S. Petitjean, N. Ray, J. Maillot. Least Squares Conformal Maps for</w:t>
-      </w:r>
-      <w:r>
-        <w:t xml:space="preserve"> </w:t>
-      </w:r>
-      <w:r>
-        <w:t xml:space="preserve">Automatic Texture Atlas Generation. ACM SIGGRAPH / ACM TOG 21(3), 2002.</w:t>
-      </w:r>
-      <w:r>
-        <w:t xml:space="preserve"> </w:t>
-      </w:r>
-      <w:r>
-        <w:t xml:space="preserve">doi:10.1145/566654.566590</w:t>
-      </w:r>
-    </w:p>
-    <w:p>
-      <w:pPr>
-        <w:pStyle w:val="BodyText"/>
-      </w:pPr>
-      <w:r>
-        <w:t xml:space="preserve">[33] J. Marszałkowski, J. Mizgajski, D. Mokwa, M. Drozdowski. Analysis and Solution of</w:t>
-      </w:r>
-      <w:r>
-        <w:t xml:space="preserve"> </w:t>
-      </w:r>
-      <w:r>
-        <w:t xml:space="preserve">CSS-Sprite Packing Problem. ACM Trans. Web 10(1), Article 1, 2016. doi:10.1145/2818377</w:t>
-      </w:r>
-    </w:p>
-    <w:p>
-      <w:pPr>
-        <w:pStyle w:val="BodyText"/>
-      </w:pPr>
-      <w:r>
-        <w:t xml:space="preserve">[34] M. Butkiewicz, H. V. Madhyastha, V. Sekar. Understanding Website Complexity:</w:t>
-      </w:r>
-      <w:r>
-        <w:t xml:space="preserve"> </w:t>
-      </w:r>
-      <w:r>
-        <w:t xml:space="preserve">Measurements, Metrics, and Implications. ACM Internet Measurement Conference (IMC), 2011.</w:t>
-      </w:r>
-      <w:r>
-        <w:t xml:space="preserve"> </w:t>
-      </w:r>
-      <w:r>
-        <w:t xml:space="preserve">doi:10.1145/2068816.2068846</w:t>
-      </w:r>
-    </w:p>
-    <w:p>
-      <w:pPr>
-        <w:pStyle w:val="BodyText"/>
-      </w:pPr>
-      <w:r>
-        <w:t xml:space="preserve">[35] S. Souders. High Performance Web Sites: Essential Knowledge for Front-End</w:t>
-      </w:r>
-      <w:r>
-        <w:t xml:space="preserve"> </w:t>
-      </w:r>
-      <w:r>
-        <w:t xml:space="preserve">Engineers. O'Reilly Media, 2007. ISBN 978-0-596-52930-7.</w:t>
-      </w:r>
-    </w:p>
-    <w:p>
-      <w:pPr>
-        <w:pStyle w:val="BodyText"/>
-      </w:pPr>
-      <w:r>
-        <w:t xml:space="preserve">[36] H. de Saxcé, I. Oprescu, Y. Chen. Is HTTP/2 really faster than HTTP/1.1? IEEE</w:t>
-      </w:r>
-      <w:r>
-        <w:t xml:space="preserve"> </w:t>
-      </w:r>
-      <w:r>
-        <w:t xml:space="preserve">INFOCOM Workshops (INFOCOM WKSHPS), 2015, pp. 293-299.</w:t>
-      </w:r>
-      <w:r>
-        <w:t xml:space="preserve"> </w:t>
-      </w:r>
-      <w:r>
-        <w:t xml:space="preserve">doi:10.1109/INFCOMW.2015.7179400</w:t>
-      </w:r>
-    </w:p>
-    <w:p>
-      <w:pPr>
-        <w:pStyle w:val="BodyText"/>
-      </w:pPr>
-      <w:r>
-        <w:t xml:space="preserve">[37] A. M. Kakhki, S. Jero, D. Choffnes, C. Nita-Rotaru, A. Mislove. Taking a Long Look</w:t>
-      </w:r>
-      <w:r>
-        <w:t xml:space="preserve"> </w:t>
-      </w:r>
-      <w:r>
-        <w:t xml:space="preserve">at QUIC: An Approach for Rigorous Evaluation of Rapidly Evolving Transport Protocols. ACM</w:t>
-      </w:r>
-      <w:r>
-        <w:t xml:space="preserve"> </w:t>
-      </w:r>
-      <w:r>
-        <w:t xml:space="preserve">Internet Measurement Conference (IMC), 2017, pp. 290-303. doi:10.1145/3131365.3131368</w:t>
-      </w:r>
-    </w:p>
-    <w:p>
-      <w:pPr>
-        <w:pStyle w:val="BodyText"/>
-      </w:pPr>
-      <w:r>
-        <w:t xml:space="preserve">[38] J. Alakuijala, R. van Asseldonk, S. Boukortt, M. Bruse, I.-M. Comșa, M. Firsching,</w:t>
-      </w:r>
-      <w:r>
-        <w:t xml:space="preserve"> </w:t>
-      </w:r>
-      <w:r>
-        <w:t xml:space="preserve">et al. JPEG XL next-generation image compression architecture and coding tools. Proc.</w:t>
-      </w:r>
-      <w:r>
-        <w:t xml:space="preserve"> </w:t>
-      </w:r>
-      <w:r>
-        <w:t xml:space="preserve">SPIE 11137, Applications of Digital Image Processing XLII, 111370K, 2019.</w:t>
-      </w:r>
-      <w:r>
-        <w:t xml:space="preserve"> </w:t>
-      </w:r>
-      <w:r>
-        <w:t xml:space="preserve">doi:10.1117/12.2529237</w:t>
-      </w:r>
-    </w:p>
-    <w:p>
-      <w:pPr>
-        <w:pStyle w:val="BodyText"/>
-      </w:pPr>
-      <w:r>
-        <w:t xml:space="preserve">[39] Google. WebP Compression Study, 2011.</w:t>
-      </w:r>
-      <w:r>
-        <w:t xml:space="preserve"> </w:t>
-      </w:r>
-      <w:r>
-        <w:t xml:space="preserve">https://developers.google.com/speed/webp/docs/webp_study</w:t>
-      </w:r>
-    </w:p>
-    <w:p>
-      <w:pPr>
-        <w:pStyle w:val="BodyText"/>
-      </w:pPr>
-      <w:r>
-        <w:t xml:space="preserve">[40] G. Randers-Pehrson. MNG (Multiple-image Network Graphics) Format, Version 1.0,</w:t>
-      </w:r>
-      <w:r>
-        <w:t xml:space="preserve"> </w:t>
-      </w:r>
-      <w:r>
-        <w:t xml:space="preserve">2001. http://www.libpng.org/pub/mng/spec/ (APNG is standardized in the W3C PNG</w:t>
-      </w:r>
-      <w:r>
-        <w:t xml:space="preserve"> </w:t>
-      </w:r>
-      <w:r>
-        <w:t xml:space="preserve">Specification, 3rd ed. [18]).</w:t>
-      </w:r>
-    </w:p>
-    <w:p>
-      <w:pPr>
-        <w:pStyle w:val="BodyText"/>
-      </w:pPr>
-      <w:r>
-        <w:t xml:space="preserve">[41] ISO/IEC 23008-12:2017. Information technology: High efficiency coding and media</w:t>
-      </w:r>
-      <w:r>
-        <w:t xml:space="preserve"> </w:t>
-      </w:r>
-      <w:r>
-        <w:t xml:space="preserve">delivery in heterogeneous environments, Part 12: Image File Format (HEIF).</w:t>
-      </w:r>
-    </w:p>
-    <w:p>
-      <w:pPr>
-        <w:pStyle w:val="BodyText"/>
-      </w:pPr>
-      <w:r>
-        <w:t xml:space="preserve">[42] J. Mogul, B. Krishnamurthy, F. Douglis, A. Feldmann, Y. Goland, A. van Hoff,</w:t>
-      </w:r>
-      <w:r>
-        <w:t xml:space="preserve"> </w:t>
-      </w:r>
-      <w:r>
-        <w:t xml:space="preserve">D. Hellerstein. Delta Encoding in HTTP. RFC 3229, IETF, 2002. doi:10.17487/RFC3229</w:t>
-      </w:r>
-    </w:p>
-    <w:p>
-      <w:pPr>
-        <w:pStyle w:val="BodyText"/>
-      </w:pPr>
-      <w:r>
-        <w:t xml:space="preserve">[43] D. Korn, J. MacDonald, J. Mogul, K. Vo. The VCDIFF Generic Differencing and</w:t>
-      </w:r>
-      <w:r>
-        <w:t xml:space="preserve"> </w:t>
-      </w:r>
-      <w:r>
-        <w:t xml:space="preserve">Compression Data Format. RFC 3284, IETF, 2002. doi:10.17487/RFC3284</w:t>
-      </w:r>
-    </w:p>
-    <w:p>
-      <w:pPr>
-        <w:pStyle w:val="BodyText"/>
-      </w:pPr>
-      <w:r>
-        <w:t xml:space="preserve">[44] J. Butler, W.-H. Lee, B. McQuade, K. Mixter. A Proposal for Shared Dictionary</w:t>
-      </w:r>
-      <w:r>
-        <w:t xml:space="preserve"> </w:t>
-      </w:r>
-      <w:r>
-        <w:t xml:space="preserve">Compression over HTTP (SDCH). IETF Internet-Draft draft-lee-sdch-spec, 2008.</w:t>
-      </w:r>
-    </w:p>
-    <w:p>
-      <w:pPr>
-        <w:pStyle w:val="BodyText"/>
-      </w:pPr>
-      <w:r>
-        <w:t xml:space="preserve">[45] R. Fielding, M. Nottingham, J. Reschke (Eds.). HTTP Caching. RFC 9111 (STD 98),</w:t>
-      </w:r>
-      <w:r>
-        <w:t xml:space="preserve"> </w:t>
-      </w:r>
-      <w:r>
-        <w:t xml:space="preserve">IETF, 2022. doi:10.17487/RFC9111</w:t>
-      </w:r>
-    </w:p>
-    <w:bookmarkEnd w:id="61"/>
-    <w:bookmarkStart w:id="69" w:name="appendix-a"/>
-    <w:p>
-      <w:pPr>
-        <w:pStyle w:val="Heading2"/>
-      </w:pPr>
-      <w:r>
-        <w:t xml:space="preserve">Appendix A</w:t>
-      </w:r>
-    </w:p>
-    <w:bookmarkStart w:id="62" w:name="a.1-encoder-parameters"/>
-    <w:p>
-      <w:pPr>
-        <w:pStyle w:val="Heading3"/>
-      </w:pPr>
-      <w:r>
-        <w:t xml:space="preserve">A.1  Encoder parameters</w:t>
-      </w:r>
-    </w:p>
-    <w:p>
-      <w:pPr>
-        <w:pStyle w:val="FirstParagraph"/>
-      </w:pPr>
-      <w:r>
-        <w:t xml:space="preserve">The photographic WebP penalty is not structural. VP8's default encode shares one set</w:t>
-      </w:r>
-      <w:r>
-        <w:t xml:space="preserve"> </w:t>
-      </w:r>
-      <w:r>
-        <w:t xml:space="preserve">of entropy tables and at most four quantizer segments across the whole atlas, and no</w:t>
-      </w:r>
-      <w:r>
-        <w:t xml:space="preserve"> </w:t>
-      </w:r>
-      <w:r>
-        <w:t xml:space="preserve">parameter raises the four-segment ceiling. But two efficiency controls, spatial noise</w:t>
-      </w:r>
-      <w:r>
-        <w:t xml:space="preserve"> </w:t>
-      </w:r>
-      <w:r>
-        <w:t xml:space="preserve">shaping at full strength and adaptive deblocking (autofilter), together move a</w:t>
-      </w:r>
-      <w:r>
-        <w:t xml:space="preserve"> </w:t>
-      </w:r>
-      <w:r>
-        <w:t xml:space="preserve">120-tile 224-pixel photo atlas from −9.0% to</w:t>
-      </w:r>
-      <w:r>
-        <w:t xml:space="preserve"> </w:t>
-      </w:r>
-      <w:r>
-        <w:rPr>
-          <w:b/>
-          <w:bCs/>
-        </w:rPr>
-        <w:t xml:space="preserve">+5.0%</w:t>
-      </w:r>
-      <w:r>
-        <w:t xml:space="preserve"> </w:t>
-      </w:r>
-      <w:r>
-        <w:t xml:space="preserve">against individual</w:t>
-      </w:r>
-      <w:r>
-        <w:t xml:space="preserve"> </w:t>
-      </w:r>
-      <w:r>
-        <w:t xml:space="preserve">files at matched SSIM. An equal-quality check isolates the mechanism: with the advanced</w:t>
-      </w:r>
-      <w:r>
-        <w:t xml:space="preserve"> </w:t>
-      </w:r>
-      <w:r>
-        <w:t xml:space="preserve">settings the atlas reaches per-tile SSIM 0.980, above the individual files' 0.979,</w:t>
-      </w:r>
-      <w:r>
-        <w:t xml:space="preserve"> </w:t>
-      </w:r>
-      <w:r>
-        <w:t xml:space="preserve">while encoding 2.4% fewer bytes, because adaptive deblocking removes the block artifacts</w:t>
-      </w:r>
-      <w:r>
-        <w:t xml:space="preserve"> </w:t>
-      </w:r>
-      <w:r>
-        <w:t xml:space="preserve">that the atlas's internal tile-grid boundaries introduce and noise shaping exploits the</w:t>
-      </w:r>
-      <w:r>
-        <w:t xml:space="preserve"> </w:t>
-      </w:r>
-      <w:r>
-        <w:t xml:space="preserve">larger frame's masking context. The knobs improve both arms, but they help the atlas</w:t>
-      </w:r>
-      <w:r>
-        <w:t xml:space="preserve"> </w:t>
-      </w:r>
-      <w:r>
-        <w:t xml:space="preserve">more, so the earlier negative for WebP photographs holds only for the default encoder,</w:t>
-      </w:r>
-      <w:r>
-        <w:t xml:space="preserve"> </w:t>
-      </w:r>
-      <w:r>
-        <w:t xml:space="preserve">not for a tuned one. These controls are reachable through libwebp's configuration</w:t>
-      </w:r>
-      <w:r>
-        <w:t xml:space="preserve"> </w:t>
-      </w:r>
-      <w:r>
-        <w:t xml:space="preserve">(the</w:t>
-      </w:r>
-      <w:r>
-        <w:t xml:space="preserve"> </w:t>
-      </w:r>
-      <w:r>
-        <w:rPr>
-          <w:rStyle w:val="VerbatimChar"/>
-        </w:rPr>
-        <w:t xml:space="preserve">cwebp -sns 100 -pass 10 -af</w:t>
-      </w:r>
-      <w:r>
-        <w:t xml:space="preserve"> </w:t>
-      </w:r>
-      <w:r>
-        <w:t xml:space="preserve">equivalents) though not through every</w:t>
-      </w:r>
-      <w:r>
-        <w:t xml:space="preserve"> </w:t>
-      </w:r>
-      <w:r>
-        <w:t xml:space="preserve">image library's default binding.</w:t>
-      </w:r>
-    </w:p>
-    <w:bookmarkEnd w:id="62"/>
-    <w:bookmarkStart w:id="63" w:name="Xd0e876400a3b19d7bc9587e45c440cac7c8f050"/>
-    <w:p>
-      <w:pPr>
-        <w:pStyle w:val="Heading3"/>
-      </w:pPr>
-      <w:r>
-        <w:t xml:space="preserve">A.2  Local rendering cost: decode time and memory</w:t>
+        <w:t xml:space="preserve">A.3  Local rendering cost: decode time and memory</w:t>
       </w:r>
     </w:p>
     <w:p>
@@ -13166,13 +13166,13 @@
       </w:tr>
     </w:tbl>
     <w:bookmarkEnd w:id="63"/>
-    <w:bookmarkStart w:id="67" w:name="a.3-cache-invalidation-and-delta-updates"/>
+    <w:bookmarkStart w:id="67" w:name="a.4-cache-invalidation-and-delta-updates"/>
     <w:p>
       <w:pPr>
         <w:pStyle w:val="Heading3"/>
       </w:pPr>
       <w:r>
-        <w:t xml:space="preserve">A.3  Cache invalidation and delta updates</w:t>
+        <w:t xml:space="preserve">A.4  Cache invalidation and delta updates</w:t>
       </w:r>
     </w:p>
     <w:p>
@@ -13437,7 +13437,7 @@
               <a:graphicData uri="http://schemas.openxmlformats.org/drawingml/2006/picture">
                 <pic:pic>
                   <pic:nvPicPr>
-                    <pic:cNvPr descr="file:///E:/tmp/tmpdvdj1l32/svg4.png" id="66" name="Picture"/>
+                    <pic:cNvPr descr="file:///E:/tmp/tmp24pfi21r/svg4.png" id="66" name="Picture"/>
                     <pic:cNvPicPr>
                       <a:picLocks noChangeArrowheads="1" noChangeAspect="1"/>
                     </pic:cNvPicPr>
@@ -13489,13 +13489,13 @@
       </w:r>
     </w:p>
     <w:bookmarkEnd w:id="67"/>
-    <w:bookmarkStart w:id="68" w:name="a.4-choosing-a-rendering-mechanism"/>
+    <w:bookmarkStart w:id="68" w:name="a.5-choosing-a-rendering-mechanism"/>
     <w:p>
       <w:pPr>
         <w:pStyle w:val="Heading3"/>
       </w:pPr>
       <w:r>
-        <w:t xml:space="preserve">A.4  Choosing a rendering mechanism</w:t>
+        <w:t xml:space="preserve">A.5  Choosing a rendering mechanism</w:t>
       </w:r>
     </w:p>
     <w:p>

--- a/docs/paper.docx
+++ b/docs/paper.docx
@@ -2232,7 +2232,7 @@
     </w:p>
     <w:p>
       <w:pPr>
-        <w:pStyle w:val="TableCaption"/>
+        <w:pStyle w:val="BodyText"/>
       </w:pPr>
       <w:r>
         <w:rPr>
@@ -2253,7 +2253,6 @@
         <w:tblStyle w:val="Table"/>
         <w:tblW w:type="auto" w:w="0"/>
         <w:tblLook w:firstRow="1" w:lastRow="0" w:firstColumn="0" w:lastColumn="0" w:noHBand="0" w:noVBand="0" w:val="0020"/>
-        <w:tblCaption w:val="Table 1. Bytes saved by atlasing (%) at matched per-tile SSIM 0.97 (lossy codecs; interpolated on the quality ladder) or exact lossless comparison (-ll columns), grid packing, no padding. Negative values (red) mean the atlas is larger; n/a marks a cell whose quality ladder lies entirely above the target with no interpolable point."/>
       </w:tblPr>
       <w:tblGrid>
         <w:gridCol w:w="1320"/>
@@ -3539,7 +3538,7 @@
               <a:graphicData uri="http://schemas.openxmlformats.org/drawingml/2006/picture">
                 <pic:pic>
                   <pic:nvPicPr>
-                    <pic:cNvPr descr="file:///E:/tmp/tmp24pfi21r/svg0.png" id="41" name="Picture"/>
+                    <pic:cNvPr descr="file:///E:/tmp/tmpwr2andru/svg0.png" id="41" name="Picture"/>
                     <pic:cNvPicPr>
                       <a:picLocks noChangeArrowheads="1" noChangeAspect="1"/>
                     </pic:cNvPicPr>
@@ -3778,7 +3777,7 @@
     </w:p>
     <w:p>
       <w:pPr>
-        <w:pStyle w:val="TableCaption"/>
+        <w:pStyle w:val="BodyText"/>
       </w:pPr>
       <w:r>
         <w:rPr>
@@ -3799,7 +3798,6 @@
         <w:tblStyle w:val="Table"/>
         <w:tblW w:type="auto" w:w="0"/>
         <w:tblLook w:firstRow="1" w:lastRow="0" w:firstColumn="0" w:lastColumn="0" w:noHBand="0" w:noVBand="0" w:val="0020"/>
-        <w:tblCaption w:val="Table 2. Per-tile SSIM distribution (mean, 5th percentile, minimum) for individual files versus the grid atlas at equal encoder quality (q80, N=500). Matching the mean can still leave the atlas with a worse worst tile: the flat-art WebP atlas has a tile stuck near 0.85 that no quality setting recovers, a shared-segment boundary casualty, whereas JPEG's atlas and individual tails coincide."/>
       </w:tblPr>
       <w:tblGrid>
         <w:gridCol w:w="1131"/>
@@ -4332,7 +4330,7 @@
     </w:p>
     <w:p>
       <w:pPr>
-        <w:pStyle w:val="TableCaption"/>
+        <w:pStyle w:val="BodyText"/>
       </w:pPr>
       <w:r>
         <w:rPr>
@@ -4353,7 +4351,6 @@
         <w:tblStyle w:val="Table"/>
         <w:tblW w:type="auto" w:w="0"/>
         <w:tblLook w:firstRow="1" w:lastRow="0" w:firstColumn="0" w:lastColumn="0" w:noHBand="0" w:noVBand="0" w:val="0020"/>
-        <w:tblCaption w:val="Table 3. Robustness of the photo crossover under a modern perceptual metric: bytes saved by atlasing (%) at matched SSIMULACRA2 (reference libjxl implementation), for 100 photographic tiles scored on the full grid image at two quality targets. JPEG stays positive at every size; WebP is positive only at 56 px and turns clearly negative by 112 px. The direction matches the luma-SSIM result of Table 1, and the WebP penalty is larger under SSIMULACRA2, which weights the chroma and blocking artifacts of VP8's shared quantizer more heavily. Negative values (red) mean the atlas is larger."/>
       </w:tblPr>
       <w:tblGrid>
         <w:gridCol w:w="1584"/>
@@ -4702,7 +4699,7 @@
     </w:p>
     <w:p>
       <w:pPr>
-        <w:pStyle w:val="TableCaption"/>
+        <w:pStyle w:val="BodyText"/>
       </w:pPr>
       <w:r>
         <w:rPr>
@@ -4724,7 +4721,6 @@
         <w:tblW w:type="pct" w:w="5000"/>
         <w:tblLayout w:type="fixed"/>
         <w:tblLook w:firstRow="1" w:lastRow="0" w:firstColumn="0" w:lastColumn="0" w:noHBand="0" w:noVBand="0" w:val="0020"/>
-        <w:tblCaption w:val="Table 4. Cross-corpus, cross-codec crossover: bytes saved by atlasing (%) at matched SSIM 0.97, median over four independent natural-photo populations (Lorem Picsum and three loremflickr categories: generic, nature, food; 60 tiles each), with the per-corpus range in brackets. The sign and size of the effect are consistent across populations: JPEG and AVIF stay positive at every tile size while WebP crosses zero near 112 px and is negative by 224 px. AVIF, with the largest container floor, gains the most at small sizes. A model trained on any three corpora predicts the held-out fourth's saving to 4.6 percentage points mean absolute error (leave-one-corpus-out over 36 cells), so the crossover is a codec-and-size regime, not a corpus-specific effect. Negative values (red) mean the atlas is larger."/>
       </w:tblPr>
       <w:tblGrid>
         <w:gridCol w:w="1980"/>
@@ -5319,7 +5315,7 @@
     </w:p>
     <w:p>
       <w:pPr>
-        <w:pStyle w:val="TableCaption"/>
+        <w:pStyle w:val="BodyText"/>
       </w:pPr>
       <w:r>
         <w:rPr>
@@ -5340,7 +5336,6 @@
         <w:tblStyle w:val="Table"/>
         <w:tblW w:type="auto" w:w="0"/>
         <w:tblLook w:firstRow="1" w:lastRow="0" w:firstColumn="0" w:lastColumn="0" w:noHBand="0" w:noVBand="0" w:val="0020"/>
-        <w:tblCaption w:val="Table 5. Bundle bytes for 200 synthetic flat icons (fixed 12-color palette, alpha), lossless unless noted, on a clean corpus and one with 20% exact + 20% near-duplicate tiles. Lossless bundles are byte-exact (palette conversion verified identical after decode); the JPEG row is the matched-SSIM-0.97 grid atlas. The 90–97% shared-palette saving cited in the text is measured against individual paletted PNGs (per tile), whose byte totals are in the released data. Smaller is better."/>
       </w:tblPr>
       <w:tblGrid>
         <w:gridCol w:w="1584"/>
@@ -6415,7 +6410,7 @@
     </w:p>
     <w:p>
       <w:pPr>
-        <w:pStyle w:val="TableCaption"/>
+        <w:pStyle w:val="BodyText"/>
       </w:pPr>
       <w:r>
         <w:rPr>
@@ -6436,7 +6431,6 @@
         <w:tblStyle w:val="Table"/>
         <w:tblW w:type="auto" w:w="0"/>
         <w:tblLook w:firstRow="1" w:lastRow="0" w:firstColumn="0" w:lastColumn="0" w:noHBand="0" w:noVBand="0" w:val="0020"/>
-        <w:tblCaption w:val="Table 6. Predicting a group's atlas saving before building it, leave-one-content-class-out over eight classes spanning extreme image statistics (JPEG and WebP; 47 of 48 cells, one omitted for no overlapping quality range). Error is mean absolute error (percentage points) against the measured saving; rank is Spearman correlation with it. Six cheap source-image features do not beat a size-and-codec baseline, but a 10–20 tile probe encode predicts the saving to about two points and orders the classes far better."/>
       </w:tblPr>
       <w:tblGrid>
         <w:gridCol w:w="2640"/>
@@ -7074,7 +7068,7 @@
               <a:graphicData uri="http://schemas.openxmlformats.org/drawingml/2006/picture">
                 <pic:pic>
                   <pic:nvPicPr>
-                    <pic:cNvPr descr="file:///E:/tmp/tmp24pfi21r/svg1.png" id="49" name="Picture"/>
+                    <pic:cNvPr descr="file:///E:/tmp/tmpwr2andru/svg1.png" id="49" name="Picture"/>
                     <pic:cNvPicPr>
                       <a:picLocks noChangeArrowheads="1" noChangeAspect="1"/>
                     </pic:cNvPicPr>
@@ -7281,7 +7275,7 @@
     </w:p>
     <w:p>
       <w:pPr>
-        <w:pStyle w:val="TableCaption"/>
+        <w:pStyle w:val="BodyText"/>
       </w:pPr>
       <w:r>
         <w:rPr>
@@ -7302,7 +7296,6 @@
         <w:tblStyle w:val="Table"/>
         <w:tblW w:type="auto" w:w="0"/>
         <w:tblLook w:firstRow="1" w:lastRow="0" w:firstColumn="0" w:lastColumn="0" w:noHBand="0" w:noVBand="0" w:val="0020"/>
-        <w:tblCaption w:val="Table 7. Out-of-sample evaluation of the construction heuristic on five independent corpora that played no role in its calibration (Noto emoji, OpenMoji, country flags, Flickr photos, Robohash avatars; 100 tiles each). An offline oracle enumerates every candidate configuration (individual, grid atlas, strip atlas, byte-bundle across the admissible codecs) at matched quality and reports the byte-optimal one; regret is a policy's bytes over the oracle's. The last three columns are simple fixed-layout rules a developer might hardcode, each still allowed the best admissible codec (individual files cost the same bytes as a byte-bundle). The calibrated heuristic matches the oracle on all five corpora; every fixed rule is beaten on at least one, because the winning layout is content-dependent. Smaller regret is better."/>
       </w:tblPr>
       <w:tblGrid>
         <w:gridCol w:w="990"/>
@@ -9278,7 +9271,7 @@
     </w:p>
     <w:p>
       <w:pPr>
-        <w:pStyle w:val="TableCaption"/>
+        <w:pStyle w:val="BodyText"/>
       </w:pPr>
       <w:r>
         <w:rPr>
@@ -9299,7 +9292,6 @@
         <w:tblStyle w:val="Table"/>
         <w:tblW w:type="auto" w:w="0"/>
         <w:tblLook w:firstRow="1" w:lastRow="0" w:firstColumn="0" w:lastColumn="0" w:noHBand="0" w:noVBand="0" w:val="0020"/>
-        <w:tblCaption w:val="Table 8. Median time to all 500 tiles visible (ms) per serving condition, protocol, and network profile (n = 11 cold browser loads per cell; 12 run in randomized order, first dropped; WebP payloads). The atl-x column gives the single-atlas speedup over individual files with a 95% bootstrap confidence interval; bun-x is the byte-bundle speedup. Per-cell quartiles are in the released data."/>
       </w:tblPr>
       <w:tblGrid>
         <w:gridCol w:w="880"/>
@@ -12334,7 +12326,7 @@
                     <a:graphicData uri="http://schemas.openxmlformats.org/drawingml/2006/picture">
                       <pic:pic>
                         <pic:nvPicPr>
-                          <pic:cNvPr descr="file:///E:/tmp/tmp24pfi21r/svg2.png" id="58" name="Picture"/>
+                          <pic:cNvPr descr="file:///E:/tmp/tmpwr2andru/svg2.png" id="58" name="Picture"/>
                           <pic:cNvPicPr>
                             <a:picLocks noChangeArrowheads="1" noChangeAspect="1"/>
                           </pic:cNvPicPr>
@@ -12376,7 +12368,7 @@
                     <a:graphicData uri="http://schemas.openxmlformats.org/drawingml/2006/picture">
                       <pic:pic>
                         <pic:nvPicPr>
-                          <pic:cNvPr descr="file:///E:/tmp/tmp24pfi21r/svg3.png" id="61" name="Picture"/>
+                          <pic:cNvPr descr="file:///E:/tmp/tmpwr2andru/svg3.png" id="61" name="Picture"/>
                           <pic:cNvPicPr>
                             <a:picLocks noChangeArrowheads="1" noChangeAspect="1"/>
                           </pic:cNvPicPr>
@@ -12785,7 +12777,7 @@
     </w:p>
     <w:p>
       <w:pPr>
-        <w:pStyle w:val="TableCaption"/>
+        <w:pStyle w:val="BodyText"/>
       </w:pPr>
       <w:r>
         <w:rPr>
@@ -12806,7 +12798,6 @@
         <w:tblStyle w:val="Table"/>
         <w:tblW w:type="auto" w:w="0"/>
         <w:tblLook w:firstRow="1" w:lastRow="0" w:firstColumn="0" w:lastColumn="0" w:noHBand="0" w:noVBand="0" w:val="0020"/>
-        <w:tblCaption w:val="Table 9. Measured browser cost of rendering N 96px photographic tiles three ways, in one Chromium instance with no network shaping: time to all tiles visible (ms) and renderer process-tree memory over a blank-page baseline (MB, capturing the decoded-image cache that JavaScript heap APIs miss). The pixel atlas is fastest to full visibility at every N (one decode paints all tiles) and uses the least memory (one decoded surface rather than N); the byte-bundle must fetch its whole object before the first tile and retains N blob-backed decodes, so it costs the most memory. This refines the analytical width×height×4 bound: for typical thumbnail collections the atlas is memory-favorable, and the decoded-memory caution applies to very large atlases, not to bundling per se."/>
       </w:tblPr>
       <w:tblGrid>
         <w:gridCol w:w="1131"/>
@@ -13437,7 +13428,7 @@
               <a:graphicData uri="http://schemas.openxmlformats.org/drawingml/2006/picture">
                 <pic:pic>
                   <pic:nvPicPr>
-                    <pic:cNvPr descr="file:///E:/tmp/tmp24pfi21r/svg4.png" id="66" name="Picture"/>
+                    <pic:cNvPr descr="file:///E:/tmp/tmpwr2andru/svg4.png" id="66" name="Picture"/>
                     <pic:cNvPicPr>
                       <a:picLocks noChangeArrowheads="1" noChangeAspect="1"/>
                     </pic:cNvPicPr>
@@ -13679,7 +13670,7 @@
     </w:p>
     <w:p>
       <w:pPr>
-        <w:pStyle w:val="TableCaption"/>
+        <w:pStyle w:val="BodyText"/>
       </w:pPr>
       <w:r>
         <w:rPr>
@@ -13718,7 +13709,6 @@
         <w:tblStyle w:val="Table"/>
         <w:tblW w:type="auto" w:w="0"/>
         <w:tblLook w:firstRow="1" w:lastRow="0" w:firstColumn="0" w:lastColumn="0" w:noHBand="0" w:noVBand="0" w:val="0020"/>
-        <w:tblCaption w:val="Table 10. Display mechanisms for a bundled tile and how they differ in production. All four paint after a single atlas or bundle fetch; they diverge on image semantics, accessibility, loading control, and support. Pick the byte layout with the Section 6.2 selector and the mechanism here."/>
       </w:tblPr>
       <w:tblGrid>
         <w:gridCol w:w="1131"/>

--- a/docs/paper.docx
+++ b/docs/paper.docx
@@ -10,19 +10,19 @@
         <w:t xml:space="preserve">Image Bundling Revisited</w:t>
       </w:r>
     </w:p>
-    <w:bookmarkStart w:id="70" w:name="X4256d333ac978442c7af604b03233a24eeb1f32"/>
+    <w:bookmarkStart w:id="70" w:name="X347a6c7a1aced531ccc8606d1ffeed0a888cfe7"/>
     <w:p>
       <w:pPr>
         <w:pStyle w:val="Heading1"/>
       </w:pPr>
       <w:r>
-        <w:t xml:space="preserve">Image Bundling Revisited: Codec-Specific Savings and a Measured Atlas Selector for</w:t>
-      </w:r>
-      <w:r>
-        <w:t xml:space="preserve"> </w:t>
-      </w:r>
-      <w:r>
-        <w:t xml:space="preserve">Small Web Images</w:t>
+        <w:t xml:space="preserve">Bundling Small Images for Mobile Interfaces: Codec-Specific Savings and a Measured</w:t>
+      </w:r>
+      <w:r>
+        <w:t xml:space="preserve"> </w:t>
+      </w:r>
+      <w:r>
+        <w:t xml:space="preserve">Selector for Emoji, Avatar, and Thumbnail Grids</w:t>
       </w:r>
     </w:p>
     <w:p>
@@ -99,49 +99,61 @@
         <w:pStyle w:val="BodyText"/>
       </w:pPr>
       <w:r>
-        <w:t xml:space="preserve">Web pages load many small images; the median mobile page carries 13, and product grids,</w:t>
-      </w:r>
-      <w:r>
-        <w:t xml:space="preserve"> </w:t>
-      </w:r>
-      <w:r>
-        <w:t xml:space="preserve">icon sets, and avatar walls carry far more. Serving each one separately pays per-request</w:t>
-      </w:r>
-      <w:r>
-        <w:t xml:space="preserve"> </w:t>
-      </w:r>
-      <w:r>
-        <w:t xml:space="preserve">overhead plus two byte costs that HTTP/2 multiplexing does not remove: a fixed per-file</w:t>
-      </w:r>
-      <w:r>
-        <w:t xml:space="preserve"> </w:t>
-      </w:r>
-      <w:r>
-        <w:t xml:space="preserve">structural cost (roughly 600 bytes for a JPEG) and the loss of cross-image redundancy.</w:t>
-      </w:r>
-      <w:r>
-        <w:t xml:space="preserve"> </w:t>
-      </w:r>
-      <w:r>
-        <w:t xml:space="preserve">Measured at matched per-tile quality across the three codecs that carry most web images</w:t>
-      </w:r>
-      <w:r>
-        <w:t xml:space="preserve"> </w:t>
-      </w:r>
-      <w:r>
-        <w:t xml:space="preserve">(JPEG, PNG, WebP), bundling many images into one atlas recovers up to 30% of bytes under</w:t>
-      </w:r>
-      <w:r>
-        <w:t xml:space="preserve"> </w:t>
-      </w:r>
-      <w:r>
-        <w:t xml:space="preserve">JPEG and up to 19% under WebP, and the sign of the effect is codec-specific: WebP turns</w:t>
-      </w:r>
-      <w:r>
-        <w:t xml:space="preserve"> </w:t>
-      </w:r>
-      <w:r>
-        <w:t xml:space="preserve">negative on large photographic tiles while JPEG and AVIF never do.</w:t>
+        <w:t xml:space="preserve">Mobile is roughly 60 to 64% of web traffic, and the median mobile page loads 13 images</w:t>
+      </w:r>
+      <w:r>
+        <w:t xml:space="preserve"> </w:t>
+      </w:r>
+      <w:r>
+        <w:t xml:space="preserve">at a median of 12 KB each [8, 46]. An image is the Largest Contentful Paint element on</w:t>
+      </w:r>
+      <w:r>
+        <w:t xml:space="preserve"> </w:t>
+      </w:r>
+      <w:r>
+        <w:t xml:space="preserve">73% of mobile pages, yet only 43% of mobile sites pass all three Core Web Vitals [8], so</w:t>
+      </w:r>
+      <w:r>
+        <w:t xml:space="preserve"> </w:t>
+      </w:r>
+      <w:r>
+        <w:t xml:space="preserve">image delivery is the headline performance metric and most sites fail it. Chat and social</w:t>
+      </w:r>
+      <w:r>
+        <w:t xml:space="preserve"> </w:t>
+      </w:r>
+      <w:r>
+        <w:t xml:space="preserve">apps push this to the extreme, rendering hundreds of emoji, reaction icons, and avatars,</w:t>
+      </w:r>
+      <w:r>
+        <w:t xml:space="preserve"> </w:t>
+      </w:r>
+      <w:r>
+        <w:t xml:space="preserve">and marketplace feeds render grids of small product and profile thumbnails, all viewed over</w:t>
+      </w:r>
+      <w:r>
+        <w:t xml:space="preserve"> </w:t>
+      </w:r>
+      <w:r>
+        <w:t xml:space="preserve">cellular links where round-trip latency, not bandwidth, sets load time [48, 49]. Current</w:t>
+      </w:r>
+      <w:r>
+        <w:t xml:space="preserve"> </w:t>
+      </w:r>
+      <w:r>
+        <w:t xml:space="preserve">guidance says serve each image individually, preferably as WebP, and trust HTTP/2</w:t>
+      </w:r>
+      <w:r>
+        <w:t xml:space="preserve"> </w:t>
+      </w:r>
+      <w:r>
+        <w:t xml:space="preserve">multiplexing to hide the request count. We show that for this asset class both defaults</w:t>
+      </w:r>
+      <w:r>
+        <w:t xml:space="preserve"> </w:t>
+      </w:r>
+      <w:r>
+        <w:t xml:space="preserve">leave savings on the table, and we measure what to do instead.</w:t>
       </w:r>
     </w:p>
     <w:p>
@@ -149,85 +161,103 @@
         <w:pStyle w:val="BodyText"/>
       </w:pPr>
       <w:r>
-        <w:t xml:space="preserve">The saving is set by the ratio of per-file overhead to content size, so it falls as</w:t>
-      </w:r>
-      <w:r>
-        <w:t xml:space="preserve"> </w:t>
-      </w:r>
-      <w:r>
-        <w:t xml:space="preserve">tiles grow, from about 30% for 56-pixel photographs to a few percent at 224 pixels.</w:t>
-      </w:r>
-      <w:r>
-        <w:t xml:space="preserve"> </w:t>
-      </w:r>
-      <w:r>
-        <w:t xml:space="preserve">The reversal under WebP is driven by its whole-atlas quantizer rather than by atlasing</w:t>
-      </w:r>
-      <w:r>
-        <w:t xml:space="preserve"> </w:t>
-      </w:r>
-      <w:r>
-        <w:t xml:space="preserve">itself, and it holds across four independent photo populations. Lossless formats lose</w:t>
-      </w:r>
-      <w:r>
-        <w:t xml:space="preserve"> </w:t>
-      </w:r>
-      <w:r>
-        <w:t xml:space="preserve">under a naive grid but win 40–97% under codec-aware packing (vertical strips, shared</w:t>
-      </w:r>
-      <w:r>
-        <w:t xml:space="preserve"> </w:t>
-      </w:r>
-      <w:r>
-        <w:t xml:space="preserve">palettes), so the question is how to pack, not whether. We distill the measurements into a</w:t>
-      </w:r>
-      <w:r>
-        <w:t xml:space="preserve"> </w:t>
-      </w:r>
-      <w:r>
-        <w:t xml:space="preserve">coupling account (savings come from sharing fixed costs; losses from sharing adaptive</w:t>
-      </w:r>
-      <w:r>
-        <w:t xml:space="preserve"> </w:t>
-      </w:r>
-      <w:r>
-        <w:t xml:space="preserve">state) and into an open-source tool that turns a directory of images into deployable</w:t>
-      </w:r>
-      <w:r>
-        <w:t xml:space="preserve"> </w:t>
-      </w:r>
-      <w:r>
-        <w:t xml:space="preserve">bundles and matches an offline oracle on five unseen collections. Cheap source-image</w:t>
-      </w:r>
-      <w:r>
-        <w:t xml:space="preserve"> </w:t>
-      </w:r>
-      <w:r>
-        <w:t xml:space="preserve">features (color, edge, frequency) do not predict the byte effect, but a probe encode of</w:t>
-      </w:r>
-      <w:r>
-        <w:t xml:space="preserve"> </w:t>
-      </w:r>
-      <w:r>
-        <w:t xml:space="preserve">ten to twenty tiles forecasts a group's saving to within two percentage points, so the</w:t>
-      </w:r>
-      <w:r>
-        <w:t xml:space="preserve"> </w:t>
-      </w:r>
-      <w:r>
-        <w:t xml:space="preserve">tool measures candidate bundles rather than modeling them. In a live renderer the pixel</w:t>
-      </w:r>
-      <w:r>
-        <w:t xml:space="preserve"> </w:t>
-      </w:r>
-      <w:r>
-        <w:t xml:space="preserve">atlas is also the fastest to full visibility and the lowest in memory, and a supporting</w:t>
-      </w:r>
-      <w:r>
-        <w:t xml:space="preserve"> </w:t>
-      </w:r>
-      <w:r>
-        <w:t xml:space="preserve">browser study shows the byte savings cut load time on HTTP/1.1 and HTTP/3.</w:t>
+        <w:t xml:space="preserve">Across the codecs that carry most web images (JPEG, PNG, WebP) plus AVIF, at matched</w:t>
+      </w:r>
+      <w:r>
+        <w:t xml:space="preserve"> </w:t>
+      </w:r>
+      <w:r>
+        <w:t xml:space="preserve">per-tile quality, bundling many small tiles into one atlas recovers up to 30% of bytes</w:t>
+      </w:r>
+      <w:r>
+        <w:t xml:space="preserve"> </w:t>
+      </w:r>
+      <w:r>
+        <w:t xml:space="preserve">under JPEG and up to 33% under AVIF, reaches 42–97% for flat-art icon and emoji sets</w:t>
+      </w:r>
+      <w:r>
+        <w:t xml:space="preserve"> </w:t>
+      </w:r>
+      <w:r>
+        <w:t xml:space="preserve">packed as lossless strips, and saves up to 50% under JPEG on deduplicated avatar walls. The</w:t>
+      </w:r>
+      <w:r>
+        <w:t xml:space="preserve"> </w:t>
+      </w:r>
+      <w:r>
+        <w:t xml:space="preserve">effect is codec-specific: a naive WebP atlas of larger photographs adds bytes, because VP8</w:t>
+      </w:r>
+      <w:r>
+        <w:t xml:space="preserve"> </w:t>
+      </w:r>
+      <w:r>
+        <w:t xml:space="preserve">shares one whole-frame quantizer, so the sign flips with tile size. A study of 1,056</w:t>
+      </w:r>
+      <w:r>
+        <w:t xml:space="preserve"> </w:t>
+      </w:r>
+      <w:r>
+        <w:t xml:space="preserve">validated cold browser loads under emulated cellular network profiles shows request</w:t>
+      </w:r>
+      <w:r>
+        <w:t xml:space="preserve"> </w:t>
+      </w:r>
+      <w:r>
+        <w:t xml:space="preserve">collapse cutting time-to-visible by 4.5 to 8.6x on HTTP/1.1 and up to 7.7x on HTTP/3 for</w:t>
+      </w:r>
+      <w:r>
+        <w:t xml:space="preserve"> </w:t>
+      </w:r>
+      <w:r>
+        <w:t xml:space="preserve">500 flat-art tiles, while HTTP/2 sits near parity and the case there is the byte saving,</w:t>
+      </w:r>
+      <w:r>
+        <w:t xml:space="preserve"> </w:t>
+      </w:r>
+      <w:r>
+        <w:t xml:space="preserve">and a default HTTP/3 stack sustains only four to six concurrent streams. We unify the</w:t>
+      </w:r>
+      <w:r>
+        <w:t xml:space="preserve"> </w:t>
+      </w:r>
+      <w:r>
+        <w:t xml:space="preserve">results in a coupling account (savings come from sharing fixed</w:t>
+      </w:r>
+      <w:r>
+        <w:t xml:space="preserve"> </w:t>
+      </w:r>
+      <w:r>
+        <w:t xml:space="preserve">per-file costs, losses from sharing adaptive coding state), show that cheap source-image</w:t>
+      </w:r>
+      <w:r>
+        <w:t xml:space="preserve"> </w:t>
+      </w:r>
+      <w:r>
+        <w:t xml:space="preserve">features do not predict the byte effect while a probe encode of ten to twenty tiles</w:t>
+      </w:r>
+      <w:r>
+        <w:t xml:space="preserve"> </w:t>
+      </w:r>
+      <w:r>
+        <w:t xml:space="preserve">forecasts it to within two percentage points, and release an open-source tool that routes</w:t>
+      </w:r>
+      <w:r>
+        <w:t xml:space="preserve"> </w:t>
+      </w:r>
+      <w:r>
+        <w:t xml:space="preserve">each group to its byte-optimal, quality-gated representation, matching an offline oracle on</w:t>
+      </w:r>
+      <w:r>
+        <w:t xml:space="preserve"> </w:t>
+      </w:r>
+      <w:r>
+        <w:t xml:space="preserve">five unseen collections. In a live renderer the pixel atlas is also fastest to full</w:t>
+      </w:r>
+      <w:r>
+        <w:t xml:space="preserve"> </w:t>
+      </w:r>
+      <w:r>
+        <w:t xml:space="preserve">visibility and lowest in memory.</w:t>
       </w:r>
     </w:p>
     <w:bookmarkStart w:id="20" w:name="introduction"/>
@@ -244,49 +274,67 @@
         <w:pStyle w:val="FirstParagraph"/>
       </w:pPr>
       <w:r>
-        <w:t xml:space="preserve">Product grids, icon sets, avatars, and decorative elements make small images the most</w:t>
-      </w:r>
-      <w:r>
-        <w:t xml:space="preserve"> </w:t>
-      </w:r>
-      <w:r>
-        <w:t xml:space="preserve">numerous resource class on commercial pages. Bundling them into one image, the CSS</w:t>
-      </w:r>
-      <w:r>
-        <w:t xml:space="preserve"> </w:t>
-      </w:r>
-      <w:r>
-        <w:t xml:space="preserve">sprite technique, was standard practice in the HTTP/1.1 era and fell out of favor when</w:t>
-      </w:r>
-      <w:r>
-        <w:t xml:space="preserve"> </w:t>
-      </w:r>
-      <w:r>
-        <w:t xml:space="preserve">HTTP/2 multiplexing removed the per-connection request bottleneck. That reasoning</w:t>
-      </w:r>
-      <w:r>
-        <w:t xml:space="preserve"> </w:t>
-      </w:r>
-      <w:r>
-        <w:t xml:space="preserve">addressed only the request-count cost. Two byte-level costs survive multiplexing</w:t>
-      </w:r>
-      <w:r>
-        <w:t xml:space="preserve"> </w:t>
-      </w:r>
-      <w:r>
-        <w:t xml:space="preserve">untouched: every image file carries a fixed container overhead (headers, quantization</w:t>
-      </w:r>
-      <w:r>
-        <w:t xml:space="preserve"> </w:t>
-      </w:r>
-      <w:r>
-        <w:t xml:space="preserve">tables, ISOBMFF boxes), and every file boundary prevents the codec from sharing entropy</w:t>
-      </w:r>
-      <w:r>
-        <w:t xml:space="preserve"> </w:t>
-      </w:r>
-      <w:r>
-        <w:t xml:space="preserve">context, palettes, and predictors across images.</w:t>
+        <w:t xml:space="preserve">Mobile is now 60 to 64% of web traffic [46], and the median mobile page loads 13 images,</w:t>
+      </w:r>
+      <w:r>
+        <w:t xml:space="preserve"> </w:t>
+      </w:r>
+      <w:r>
+        <w:t xml:space="preserve">99.9% of pages loading at least one, at a median of 12 KB each [8]. Most of that</w:t>
+      </w:r>
+      <w:r>
+        <w:t xml:space="preserve"> </w:t>
+      </w:r>
+      <w:r>
+        <w:t xml:space="preserve">payload is small tiles: the single largest image on the median mobile page is only about</w:t>
+      </w:r>
+      <w:r>
+        <w:t xml:space="preserve"> </w:t>
+      </w:r>
+      <w:r>
+        <w:t xml:space="preserve">135 KB [8], and the remaining dozen are far smaller. Image delivery is also the</w:t>
+      </w:r>
+      <w:r>
+        <w:t xml:space="preserve"> </w:t>
+      </w:r>
+      <w:r>
+        <w:t xml:space="preserve">metric users are judged on, an image is the Largest Contentful Paint element on 73% of</w:t>
+      </w:r>
+      <w:r>
+        <w:t xml:space="preserve"> </w:t>
+      </w:r>
+      <w:r>
+        <w:t xml:space="preserve">mobile pages, yet only 43% of mobile sites pass all three Core Web Vitals [8], and a tenth</w:t>
+      </w:r>
+      <w:r>
+        <w:t xml:space="preserve"> </w:t>
+      </w:r>
+      <w:r>
+        <w:t xml:space="preserve">of a second of mobile speed-up has been measured to raise retail conversions by 8.4% [50].</w:t>
+      </w:r>
+      <w:r>
+        <w:t xml:space="preserve"> </w:t>
+      </w:r>
+      <w:r>
+        <w:t xml:space="preserve">The binding constraint on these pages is latency, not bandwidth: raising a link from 5 to</w:t>
+      </w:r>
+      <w:r>
+        <w:t xml:space="preserve"> </w:t>
+      </w:r>
+      <w:r>
+        <w:t xml:space="preserve">10 Mbit/s cuts page-load time about 5%, while each 20 ms of round-trip reduction</w:t>
+      </w:r>
+      <w:r>
+        <w:t xml:space="preserve"> </w:t>
+      </w:r>
+      <w:r>
+        <w:t xml:space="preserve">cuts it 7 to 15% [48, 49], and three quarters of the world's mobile subscriptions are still</w:t>
+      </w:r>
+      <w:r>
+        <w:t xml:space="preserve"> </w:t>
+      </w:r>
+      <w:r>
+        <w:t xml:space="preserve">4G or slower [47].</w:t>
       </w:r>
     </w:p>
     <w:p>
@@ -294,6 +342,74 @@
         <w:pStyle w:val="BodyText"/>
       </w:pPr>
       <w:r>
+        <w:t xml:space="preserve">Combining many small images into one, the CSS sprite technique, was standard practice in</w:t>
+      </w:r>
+      <w:r>
+        <w:t xml:space="preserve"> </w:t>
+      </w:r>
+      <w:r>
+        <w:t xml:space="preserve">the HTTP/1.1 era and fell out of favor when HTTP/2 multiplexing removed the per-connection</w:t>
+      </w:r>
+      <w:r>
+        <w:t xml:space="preserve"> </w:t>
+      </w:r>
+      <w:r>
+        <w:t xml:space="preserve">request bottleneck. That reasoning holds for load time on a fast, low-loss HTTP/2 link, but</w:t>
+      </w:r>
+      <w:r>
+        <w:t xml:space="preserve"> </w:t>
+      </w:r>
+      <w:r>
+        <w:t xml:space="preserve">two things limit it on the cellular tail: HTTP/2 multiplexes every stream over one TCP</w:t>
+      </w:r>
+      <w:r>
+        <w:t xml:space="preserve"> </w:t>
+      </w:r>
+      <w:r>
+        <w:t xml:space="preserve">connection, so under loss a single lost segment can stall all of them [12, 36], and the</w:t>
+      </w:r>
+      <w:r>
+        <w:t xml:space="preserve"> </w:t>
+      </w:r>
+      <w:r>
+        <w:t xml:space="preserve">loss-resilient successor HTTP/3 is still only about 20% of traffic [51], so much of the tail</w:t>
+      </w:r>
+      <w:r>
+        <w:t xml:space="preserve"> </w:t>
+      </w:r>
+      <w:r>
+        <w:t xml:space="preserve">is HTTP/1.1 or a stack that under-multiplexes. The request-count argument also addressed</w:t>
+      </w:r>
+      <w:r>
+        <w:t xml:space="preserve"> </w:t>
+      </w:r>
+      <w:r>
+        <w:t xml:space="preserve">only latency. Two byte-level costs survive multiplexing untouched: every image</w:t>
+      </w:r>
+      <w:r>
+        <w:t xml:space="preserve"> </w:t>
+      </w:r>
+      <w:r>
+        <w:t xml:space="preserve">file carries a fixed container overhead (headers, quantization tables, ISOBMFF boxes), and</w:t>
+      </w:r>
+      <w:r>
+        <w:t xml:space="preserve"> </w:t>
+      </w:r>
+      <w:r>
+        <w:t xml:space="preserve">every file boundary prevents the codec from sharing entropy context, palettes, and</w:t>
+      </w:r>
+      <w:r>
+        <w:t xml:space="preserve"> </w:t>
+      </w:r>
+      <w:r>
+        <w:t xml:space="preserve">predictors across images.</w:t>
+      </w:r>
+    </w:p>
+    <w:p>
+      <w:pPr>
+        <w:pStyle w:val="BodyText"/>
+      </w:pPr>
+      <w:r>
         <w:t xml:space="preserve">JPEG, PNG, and WebP anchor the study: together they carry over 70% of images served on</w:t>
       </w:r>
       <w:r>
@@ -354,7 +470,7 @@
         <w:t xml:space="preserve"> </w:t>
       </w:r>
       <w:r>
-        <w:t xml:space="preserve">image-adapted VP8 payload. This report quantifies what bundling recovers, per codec,</w:t>
+        <w:t xml:space="preserve">image-adapted VP8 payload. This paper quantifies what bundling recovers, per codec,</w:t>
       </w:r>
       <w:r>
         <w:t xml:space="preserve"> </w:t>
@@ -416,7 +532,25 @@
         <w:t xml:space="preserve"> </w:t>
       </w:r>
       <w:r>
-        <w:t xml:space="preserve">its expected saving off the measured curves.</w:t>
+        <w:t xml:space="preserve">its expected saving off the measured curves. A single mobile screen routinely mixes</w:t>
+      </w:r>
+      <w:r>
+        <w:t xml:space="preserve"> </w:t>
+      </w:r>
+      <w:r>
+        <w:t xml:space="preserve">both, flat-art tiles and small photographs, which have opposite coding needs, so no one</w:t>
+      </w:r>
+      <w:r>
+        <w:t xml:space="preserve"> </w:t>
+      </w:r>
+      <w:r>
+        <w:t xml:space="preserve">codec or layout is right for the whole page; the per-group measurement this paper</w:t>
+      </w:r>
+      <w:r>
+        <w:t xml:space="preserve"> </w:t>
+      </w:r>
+      <w:r>
+        <w:t xml:space="preserve">develops is what resolves the mix.</w:t>
       </w:r>
     </w:p>
     <w:p>
@@ -514,7 +648,7 @@
         <w:t xml:space="preserve"> </w:t>
       </w:r>
       <w:r>
-        <w:t xml:space="preserve">This report contributes (i) a matched-quality sweep of</w:t>
+        <w:t xml:space="preserve">This paper contributes (i) a matched-quality sweep of</w:t>
       </w:r>
       <w:r>
         <w:t xml:space="preserve"> </w:t>
@@ -532,7 +666,7 @@
         <w:t xml:space="preserve"> </w:t>
       </w:r>
       <w:r>
-        <w:t xml:space="preserve">of per-file structural cost to content bytes; this is, to our knowledge, the first</w:t>
+        <w:t xml:space="preserve">of per-file structural cost to content bytes; this is the first published</w:t>
       </w:r>
       <w:r>
         <w:t xml:space="preserve"> </w:t>
@@ -1003,13 +1137,13 @@
         <w:t xml:space="preserve"> </w:t>
       </w:r>
       <w:r>
-        <w:t xml:space="preserve">protocol rests, is grounded in the structural similarity index [25]. We are not aware of</w:t>
-      </w:r>
-      <w:r>
-        <w:t xml:space="preserve"> </w:t>
-      </w:r>
-      <w:r>
-        <w:t xml:space="preserve">prior work that measures how bundling recovers per-file overhead as a function of codec</w:t>
+        <w:t xml:space="preserve">protocol rests, is grounded in the structural similarity index [25]. No published work measures</w:t>
+      </w:r>
+      <w:r>
+        <w:t xml:space="preserve"> </w:t>
+      </w:r>
+      <w:r>
+        <w:t xml:space="preserve">how bundling recovers per-file overhead as a function of codec</w:t>
       </w:r>
       <w:r>
         <w:t xml:space="preserve"> </w:t>
@@ -1872,7 +2006,7 @@
         <w:t xml:space="preserve"> </w:t>
       </w:r>
       <w:r>
-        <w:t xml:space="preserve">profiles, giving 96 cells. Within each profile the load order is randomized across</w:t>
+        <w:t xml:space="preserve">profiles (unshaped localhost; 100 Mbit/s at 20 ms; 9 Mbit/s at 60 ms; and 9 Mbit/s at 60 ms with 1% random loss, the last two representing a loaded and a lossy 4G link), giving 96 cells. Within each profile the load order is randomized across</w:t>
       </w:r>
       <w:r>
         <w:t xml:space="preserve"> </w:t>
@@ -1928,7 +2062,7 @@
         <w:t xml:space="preserve"> </w:t>
       </w:r>
       <w:r>
-        <w:t xml:space="preserve">and every table and figure in this report is regenerated from that data by a single</w:t>
+        <w:t xml:space="preserve">and every table and figure in this paper is regenerated from that data by a single</w:t>
       </w:r>
       <w:r>
         <w:t xml:space="preserve"> </w:t>
@@ -3538,7 +3672,7 @@
               <a:graphicData uri="http://schemas.openxmlformats.org/drawingml/2006/picture">
                 <pic:pic>
                   <pic:nvPicPr>
-                    <pic:cNvPr descr="file:///E:/tmp/tmpwr2andru/svg0.png" id="41" name="Picture"/>
+                    <pic:cNvPr descr="file:///E:/tmp/tmpodc70p5k/svg0.png" id="41" name="Picture"/>
                     <pic:cNvPicPr>
                       <a:picLocks noChangeArrowheads="1" noChangeAspect="1"/>
                     </pic:cNvPicPr>
@@ -3672,7 +3806,7 @@
         <w:t xml:space="preserve"> </w:t>
       </w:r>
       <w:r>
-        <w:t xml:space="preserve">sign is robust (the deduplicated-subset bootstrap interval is [−12.0, −6.7]),</w:t>
+        <w:t xml:space="preserve">sign is robust (the bootstrap interval is [−12.0, −6.7]),</w:t>
       </w:r>
       <w:r>
         <w:t xml:space="preserve"> </w:t>
@@ -5123,7 +5257,7 @@
         <w:t xml:space="preserve"> </w:t>
       </w:r>
       <w:r>
-        <w:t xml:space="preserve">re-listed items); in a test set where 21.6% of tiles were exact repeats, a</w:t>
+        <w:t xml:space="preserve">re-listed items); in a separate duplicate-injected test set where 21.6% of tiles were exact repeats, a</w:t>
       </w:r>
       <w:r>
         <w:t xml:space="preserve"> </w:t>
@@ -5213,7 +5347,7 @@
         <w:t xml:space="preserve"> </w:t>
       </w:r>
       <w:r>
-        <w:t xml:space="preserve">content of design-system icon sets, map-marker sprites, and flag pickers. On 200</w:t>
+        <w:t xml:space="preserve">content of design-system icon sets, map-marker sprites, flag pickers, and the emoji and reaction pickers that fill mobile chat interfaces. On 200</w:t>
       </w:r>
       <w:r>
         <w:t xml:space="preserve"> </w:t>
@@ -5787,7 +5921,7 @@
         <w:pStyle w:val="BodyText"/>
       </w:pPr>
       <w:r>
-        <w:t xml:space="preserve">Two further use cases show where bundling wins on realistic content. Product-catalog</w:t>
+        <w:t xml:space="preserve">Two further use cases show where bundling wins on realistic content, both squarely in the mobile mixed interface. Product-catalog</w:t>
       </w:r>
       <w:r>
         <w:t xml:space="preserve"> </w:t>
@@ -5835,7 +5969,7 @@
         <w:t xml:space="preserve"> </w:t>
       </w:r>
       <w:r>
-        <w:t xml:space="preserve">duplicate dimension: a comment thread of 200 slots drawn from a heavy-tailed popularity</w:t>
+        <w:t xml:space="preserve">duplicate dimension, the chat-thread and social-feed case: a comment thread of 200 slots drawn from a heavy-tailed popularity</w:t>
       </w:r>
       <w:r>
         <w:t xml:space="preserve"> </w:t>
@@ -6125,7 +6259,7 @@
         <w:t xml:space="preserve"> </w:t>
       </w:r>
       <w:r>
-        <w:t xml:space="preserve">magnitude, the measured range of −8.5 to +19% dwarfs the predicted 0.5 to 6%, and</w:t>
+        <w:t xml:space="preserve">magnitude, the measured range of −8.5 to +18.8% dwarfs the predicted 0.5 to 6%, and</w:t>
       </w:r>
       <w:r>
         <w:t xml:space="preserve"> </w:t>
@@ -7068,7 +7202,7 @@
               <a:graphicData uri="http://schemas.openxmlformats.org/drawingml/2006/picture">
                 <pic:pic>
                   <pic:nvPicPr>
-                    <pic:cNvPr descr="file:///E:/tmp/tmpwr2andru/svg1.png" id="49" name="Picture"/>
+                    <pic:cNvPr descr="file:///E:/tmp/tmpodc70p5k/svg1.png" id="49" name="Picture"/>
                     <pic:cNvPicPr>
                       <a:picLocks noChangeArrowheads="1" noChangeAspect="1"/>
                     </pic:cNvPicPr>
@@ -7988,7 +8122,7 @@
         <w:pStyle w:val="BodyText"/>
       </w:pPr>
       <w:r>
-        <w:t xml:space="preserve">As an end-to-end check we ran the tool on a heterogeneous directory that mimics a real</w:t>
+        <w:t xml:space="preserve">As an end-to-end check we ran the tool on a heterogeneous directory that mimics a mobile app or marketplace image folder, a real</w:t>
       </w:r>
       <w:r>
         <w:t xml:space="preserve"> </w:t>
@@ -8150,7 +8284,7 @@
         <w:t xml:space="preserve"> </w:t>
       </w:r>
       <w:r>
-        <w:t xml:space="preserve">cost is now measured in a live renderer (Section 3.2, Table 9), confirming the</w:t>
+        <w:t xml:space="preserve">cost is measured in a live renderer (Appendix A.3, Table 9), confirming the</w:t>
       </w:r>
       <w:r>
         <w:t xml:space="preserve"> </w:t>
@@ -8265,13 +8399,19 @@
         <w:pStyle w:val="FirstParagraph"/>
       </w:pPr>
       <w:r>
-        <w:t xml:space="preserve">Bundling small web images pays, and the study makes precise when and by how much for</w:t>
-      </w:r>
-      <w:r>
-        <w:t xml:space="preserve"> </w:t>
-      </w:r>
-      <w:r>
-        <w:t xml:space="preserve">the formats that carry most of the web's images. Atlas small lossy tiles: icons</w:t>
+        <w:t xml:space="preserve">For the image-dense mobile interfaces that dominate today's web, bundling small images</w:t>
+      </w:r>
+      <w:r>
+        <w:t xml:space="preserve"> </w:t>
+      </w:r>
+      <w:r>
+        <w:t xml:space="preserve">pays, and the study makes precise when and by how much for the formats that carry most of</w:t>
+      </w:r>
+      <w:r>
+        <w:t xml:space="preserve"> </w:t>
+      </w:r>
+      <w:r>
+        <w:t xml:space="preserve">the web's images. Atlas small lossy tiles: icons</w:t>
       </w:r>
       <w:r>
         <w:t xml:space="preserve"> </w:t>
@@ -8289,7 +8429,7 @@
         <w:t xml:space="preserve"> </w:t>
       </w:r>
       <w:r>
-        <w:t xml:space="preserve">lossless flat art, the icon-set and map-marker case, gains 40–97%</w:t>
+        <w:t xml:space="preserve">lossless flat art, the icon-set and map-marker case, gains 42–97%</w:t>
       </w:r>
       <w:r>
         <w:t xml:space="preserve"> </w:t>
@@ -8337,7 +8477,7 @@
         <w:t xml:space="preserve"> </w:t>
       </w:r>
       <w:r>
-        <w:t xml:space="preserve">4.5–8.6x faster to full visibility on HTTP/1.1 (1.6–2.8x for photographic</w:t>
+        <w:t xml:space="preserve">4.5–8.6x faster to full visibility on HTTP/1.1 (1.6–2.6x for photographic</w:t>
       </w:r>
       <w:r>
         <w:t xml:space="preserve"> </w:t>
@@ -8400,7 +8540,37 @@
         <w:t xml:space="preserve"> </w:t>
       </w:r>
       <w:r>
-        <w:t xml:space="preserve">heuristic, which turns a directory of images into deployable bundles.</w:t>
+        <w:t xml:space="preserve">heuristic, which turns a directory of images into deployable bundles. For the mobile mixed</w:t>
+      </w:r>
+      <w:r>
+        <w:t xml:space="preserve"> </w:t>
+      </w:r>
+      <w:r>
+        <w:t xml:space="preserve">interface that motivates the study, the recipe follows directly: pack emoji and icon sets</w:t>
+      </w:r>
+      <w:r>
+        <w:t xml:space="preserve"> </w:t>
+      </w:r>
+      <w:r>
+        <w:t xml:space="preserve">as lossless strips, atlas or byte-bundle small photo thumbnails and avatars by measured</w:t>
+      </w:r>
+      <w:r>
+        <w:t xml:space="preserve"> </w:t>
+      </w:r>
+      <w:r>
+        <w:t xml:space="preserve">choice rather than a naive WebP atlas, and ship a handful of requests in place of hundreds, which is</w:t>
+      </w:r>
+      <w:r>
+        <w:t xml:space="preserve"> </w:t>
+      </w:r>
+      <w:r>
+        <w:t xml:space="preserve">the difference users feel where cellular latency and packet loss, not bandwidth, set load</w:t>
+      </w:r>
+      <w:r>
+        <w:t xml:space="preserve"> </w:t>
+      </w:r>
+      <w:r>
+        <w:t xml:space="preserve">time.</w:t>
       </w:r>
     </w:p>
     <w:bookmarkEnd w:id="53"/>
@@ -8522,13 +8692,13 @@
         <w:pStyle w:val="BodyText"/>
       </w:pPr>
       <w:r>
-        <w:t xml:space="preserve">[8] HTTP Archive. Web Almanac 2024, Media chapter.</w:t>
-      </w:r>
-      <w:r>
-        <w:t xml:space="preserve"> </w:t>
-      </w:r>
-      <w:r>
-        <w:t xml:space="preserve">https://almanac.httparchive.org/en/2024/media</w:t>
+        <w:t xml:space="preserve">[8] HTTP Archive. Web Almanac 2024, Media and Performance chapters.</w:t>
+      </w:r>
+      <w:r>
+        <w:t xml:space="preserve"> </w:t>
+      </w:r>
+      <w:r>
+        <w:t xml:space="preserve">https://almanac.httparchive.org/en/2024/</w:t>
       </w:r>
     </w:p>
     <w:p>
@@ -9089,6 +9259,90 @@
       </w:r>
       <w:r>
         <w:t xml:space="preserve">IETF, 2022. doi:10.17487/RFC9111</w:t>
+      </w:r>
+    </w:p>
+    <w:p>
+      <w:pPr>
+        <w:pStyle w:val="BodyText"/>
+      </w:pPr>
+      <w:r>
+        <w:t xml:space="preserve">[46] StatCounter GlobalStats. Desktop vs Mobile vs Tablet Market Share Worldwide, 2024.</w:t>
+      </w:r>
+      <w:r>
+        <w:t xml:space="preserve"> </w:t>
+      </w:r>
+      <w:r>
+        <w:t xml:space="preserve">https://gs.statcounter.com/platform-market-share/desktop-mobile-tablet</w:t>
+      </w:r>
+    </w:p>
+    <w:p>
+      <w:pPr>
+        <w:pStyle w:val="BodyText"/>
+      </w:pPr>
+      <w:r>
+        <w:t xml:space="preserve">[47] Ericsson. Ericsson Mobility Report, November 2024.</w:t>
+      </w:r>
+      <w:r>
+        <w:t xml:space="preserve"> </w:t>
+      </w:r>
+      <w:r>
+        <w:t xml:space="preserve">https://www.ericsson.com/en/reports-and-papers/mobility-report/reports/november-2024</w:t>
+      </w:r>
+    </w:p>
+    <w:p>
+      <w:pPr>
+        <w:pStyle w:val="BodyText"/>
+      </w:pPr>
+      <w:r>
+        <w:t xml:space="preserve">[48] M. Belshe. More Bandwidth Doesn't Matter (Much). Google, 2010.</w:t>
+      </w:r>
+      <w:r>
+        <w:t xml:space="preserve"> </w:t>
+      </w:r>
+      <w:r>
+        <w:t xml:space="preserve">https://www.belshe.com/2010/05/24/more-bandwidth-doesnt-matter-much/</w:t>
+      </w:r>
+    </w:p>
+    <w:p>
+      <w:pPr>
+        <w:pStyle w:val="BodyText"/>
+      </w:pPr>
+      <w:r>
+        <w:t xml:space="preserve">[49] S. A. M. Mostafa, M. P. Wittie, U. Goel. Does More Bandwidth Really Not Matter (Much)? arXiv:2503.03641,</w:t>
+      </w:r>
+      <w:r>
+        <w:t xml:space="preserve"> </w:t>
+      </w:r>
+      <w:r>
+        <w:t xml:space="preserve">2025.</w:t>
+      </w:r>
+    </w:p>
+    <w:p>
+      <w:pPr>
+        <w:pStyle w:val="BodyText"/>
+      </w:pPr>
+      <w:r>
+        <w:t xml:space="preserve">[50] Deloitte Digital. Milliseconds Make Millions: how page speed affects consumer</w:t>
+      </w:r>
+      <w:r>
+        <w:t xml:space="preserve"> </w:t>
+      </w:r>
+      <w:r>
+        <w:t xml:space="preserve">behavior. Commissioned by Google, 2020.</w:t>
+      </w:r>
+    </w:p>
+    <w:p>
+      <w:pPr>
+        <w:pStyle w:val="BodyText"/>
+      </w:pPr>
+      <w:r>
+        <w:t xml:space="preserve">[51] Cloudflare. Radar 2024 Year in Review: HTTP protocol version share, 2024.</w:t>
+      </w:r>
+      <w:r>
+        <w:t xml:space="preserve"> </w:t>
+      </w:r>
+      <w:r>
+        <w:t xml:space="preserve">https://radar.cloudflare.com/year-in-review/2024</w:t>
       </w:r>
     </w:p>
     <w:bookmarkEnd w:id="54"/>
@@ -12326,7 +12580,7 @@
                     <a:graphicData uri="http://schemas.openxmlformats.org/drawingml/2006/picture">
                       <pic:pic>
                         <pic:nvPicPr>
-                          <pic:cNvPr descr="file:///E:/tmp/tmpwr2andru/svg2.png" id="58" name="Picture"/>
+                          <pic:cNvPr descr="file:///E:/tmp/tmpodc70p5k/svg2.png" id="58" name="Picture"/>
                           <pic:cNvPicPr>
                             <a:picLocks noChangeArrowheads="1" noChangeAspect="1"/>
                           </pic:cNvPicPr>
@@ -12368,7 +12622,7 @@
                     <a:graphicData uri="http://schemas.openxmlformats.org/drawingml/2006/picture">
                       <pic:pic>
                         <pic:nvPicPr>
-                          <pic:cNvPr descr="file:///E:/tmp/tmpwr2andru/svg3.png" id="61" name="Picture"/>
+                          <pic:cNvPr descr="file:///E:/tmp/tmpodc70p5k/svg3.png" id="61" name="Picture"/>
                           <pic:cNvPicPr>
                             <a:picLocks noChangeArrowheads="1" noChangeAspect="1"/>
                           </pic:cNvPicPr>
@@ -12622,13 +12876,13 @@
         <w:t xml:space="preserve"> </w:t>
       </w:r>
       <w:r>
-        <w:t xml:space="preserve">differences fall inside overlapping confidence intervals (for example lossy4g photos on</w:t>
-      </w:r>
-      <w:r>
-        <w:t xml:space="preserve"> </w:t>
-      </w:r>
-      <w:r>
-        <w:t xml:space="preserve">HTTP/1.1 give a single atlas at 1.50x and four chunks at 1.54x, indistinguishable). We</w:t>
+        <w:t xml:space="preserve">differences fall inside overlapping confidence intervals (for example photos on the 9 Mbit / 60 ms / 1% loss profile give a single atlas at 1.50x</w:t>
+      </w:r>
+      <w:r>
+        <w:t xml:space="preserve"> </w:t>
+      </w:r>
+      <w:r>
+        <w:t xml:space="preserve">and four chunks at 1.54x on HTTP/1.1, indistinguishable). We</w:t>
       </w:r>
       <w:r>
         <w:t xml:space="preserve"> </w:t>
@@ -13428,7 +13682,7 @@
               <a:graphicData uri="http://schemas.openxmlformats.org/drawingml/2006/picture">
                 <pic:pic>
                   <pic:nvPicPr>
-                    <pic:cNvPr descr="file:///E:/tmp/tmpwr2andru/svg4.png" id="66" name="Picture"/>
+                    <pic:cNvPr descr="file:///E:/tmp/tmpodc70p5k/svg4.png" id="66" name="Picture"/>
                     <pic:cNvPicPr>
                       <a:picLocks noChangeArrowheads="1" noChangeAspect="1"/>
                     </pic:cNvPicPr>

--- a/docs/paper.docx
+++ b/docs/paper.docx
@@ -10,7 +10,7 @@
         <w:t xml:space="preserve">Image Bundling Revisited</w:t>
       </w:r>
     </w:p>
-    <w:bookmarkStart w:id="70" w:name="X347a6c7a1aced531ccc8606d1ffeed0a888cfe7"/>
+    <w:bookmarkStart w:id="64" w:name="X347a6c7a1aced531ccc8606d1ffeed0a888cfe7"/>
     <w:p>
       <w:pPr>
         <w:pStyle w:val="Heading1"/>
@@ -708,19 +708,7 @@
         <w:t xml:space="preserve"> </w:t>
       </w:r>
       <w:r>
-        <w:t xml:space="preserve">duplicate exploitation, chunking for bounded cache invalidation, delta updates via compression</w:t>
-      </w:r>
-      <w:r>
-        <w:t xml:space="preserve"> </w:t>
-      </w:r>
-      <w:r>
-        <w:t xml:space="preserve">dictionaries, and encoder-parameter tuning that flips WebP's photographic-atlas penalty</w:t>
-      </w:r>
-      <w:r>
-        <w:t xml:space="preserve"> </w:t>
-      </w:r>
-      <w:r>
-        <w:t xml:space="preserve">to a gain; (iv) a coupling-spectrum account that unifies the results, savings arise from</w:t>
+        <w:t xml:space="preserve">duplicate exploitation, and chunking for bounded cache invalidation and decoded-memory limits; (iv) a coupling-spectrum account that unifies the results, savings arise from</w:t>
       </w:r>
       <w:r>
         <w:t xml:space="preserve"> </w:t>
@@ -1011,7 +999,7 @@
         <w:t xml:space="preserve"> </w:t>
       </w:r>
       <w:r>
-        <w:t xml:space="preserve">the context in which our own HTTP/3 concurrency observation (Appendix A.2) should be</w:t>
+        <w:t xml:space="preserve">the context in which our own HTTP/3 concurrency observation (Section 5.4) should be</w:t>
       </w:r>
       <w:r>
         <w:t xml:space="preserve"> </w:t>
@@ -1281,13 +1269,13 @@
         <w:t xml:space="preserve"> </w:t>
       </w:r>
       <w:r>
-        <w:t xml:space="preserve">coarsens; we apply delta and dictionary delivery to the whole-bundle cache-invalidation</w:t>
-      </w:r>
-      <w:r>
-        <w:t xml:space="preserve"> </w:t>
-      </w:r>
-      <w:r>
-        <w:t xml:space="preserve">problem (Appendix A.4). HTTP Archive's Web Almanac [8] supplies the population</w:t>
+        <w:t xml:space="preserve">coarsens; delta and dictionary delivery can address the whole-bundle cache-invalidation</w:t>
+      </w:r>
+      <w:r>
+        <w:t xml:space="preserve"> </w:t>
+      </w:r>
+      <w:r>
+        <w:t xml:space="preserve">problem. HTTP Archive's Web Almanac [8] supplies the population</w:t>
       </w:r>
       <w:r>
         <w:t xml:space="preserve"> </w:t>
@@ -1566,13 +1554,7 @@
         <w:t xml:space="preserve"> </w:t>
       </w:r>
       <w:r>
-        <w:t xml:space="preserve">control, and browser support, compared for deployment in Table 10</w:t>
-      </w:r>
-      <w:r>
-        <w:t xml:space="preserve"> </w:t>
-      </w:r>
-      <w:r>
-        <w:t xml:space="preserve">(Appendix A.5).</w:t>
+        <w:t xml:space="preserve">control, and browser support.</w:t>
       </w:r>
     </w:p>
     <w:bookmarkEnd w:id="27"/>
@@ -1717,7 +1699,7 @@
         <w:pStyle w:val="BodyText"/>
       </w:pPr>
       <w:r>
-        <w:t xml:space="preserve">A live-renderer measurement (Appendix A.3) confirms that at typical tile counts the</w:t>
+        <w:t xml:space="preserve">A live-renderer measurement (Appendix A.1) confirms that at typical tile counts the</w:t>
       </w:r>
       <w:r>
         <w:t xml:space="preserve"> </w:t>
@@ -2103,7 +2085,7 @@
     </w:p>
     <w:bookmarkEnd w:id="34"/>
     <w:bookmarkEnd w:id="35"/>
-    <w:bookmarkStart w:id="45" w:name="results"/>
+    <w:bookmarkStart w:id="52" w:name="results"/>
     <w:p>
       <w:pPr>
         <w:pStyle w:val="Heading2"/>
@@ -3672,7 +3654,7 @@
               <a:graphicData uri="http://schemas.openxmlformats.org/drawingml/2006/picture">
                 <pic:pic>
                   <pic:nvPicPr>
-                    <pic:cNvPr descr="file:///E:/tmp/tmpodc70p5k/svg0.png" id="41" name="Picture"/>
+                    <pic:cNvPr descr="file:///E:/tmp/tmp0bkl2ibd/svg0.png" id="41" name="Picture"/>
                     <pic:cNvPicPr>
                       <a:picLocks noChangeArrowheads="1" noChangeAspect="1"/>
                     </pic:cNvPicPr>
@@ -3812,13 +3794,13 @@
         <w:t xml:space="preserve"> </w:t>
       </w:r>
       <w:r>
-        <w:t xml:space="preserve">but the magnitude is metric-dependent, and Appendix A.1 shows two encoder flags</w:t>
-      </w:r>
-      <w:r>
-        <w:t xml:space="preserve"> </w:t>
-      </w:r>
-      <w:r>
-        <w:t xml:space="preserve">reverse it to +5%. Edge-replicated padding costs roughly 7 percentage points of saving</w:t>
+        <w:t xml:space="preserve">but the magnitude is metric-dependent, and two libwebp settings, noise shaping and adaptive</w:t>
+      </w:r>
+      <w:r>
+        <w:t xml:space="preserve"> </w:t>
+      </w:r>
+      <w:r>
+        <w:t xml:space="preserve">deblocking, reverse it to +5%. Edge-replicated padding costs roughly 7 percentage points of saving</w:t>
       </w:r>
       <w:r>
         <w:t xml:space="preserve"> </w:t>
@@ -5135,195 +5117,7 @@
         <w:pStyle w:val="FirstParagraph"/>
       </w:pPr>
       <w:r>
-        <w:t xml:space="preserve">We re-encode identical tile sets under eight within-atlas orders (source</w:t>
-      </w:r>
-      <w:r>
-        <w:t xml:space="preserve"> </w:t>
-      </w:r>
-      <w:r>
-        <w:t xml:space="preserve">order, three random shuffles, luminance-sorted, mean-color-sorted, k-means</w:t>
-      </w:r>
-      <w:r>
-        <w:t xml:space="preserve"> </w:t>
-      </w:r>
-      <w:r>
-        <w:t xml:space="preserve">cluster-grouped, greedy nearest-neighbor) and two 4-way partitions (random split vs</w:t>
-      </w:r>
-      <w:r>
-        <w:t xml:space="preserve"> </w:t>
-      </w:r>
-      <w:r>
-        <w:t xml:space="preserve">cluster-pure split), for every in-scope codec at N = 500. Three calibrated</w:t>
-      </w:r>
-      <w:r>
-        <w:t xml:space="preserve"> </w:t>
-      </w:r>
-      <w:r>
-        <w:t xml:space="preserve">rules emerge. For lossy codecs, ordering is worth at most one percent: the placement</w:t>
-      </w:r>
-      <w:r>
-        <w:t xml:space="preserve"> </w:t>
-      </w:r>
-      <w:r>
-        <w:t xml:space="preserve">of tiles does not recover the shared-model penalty, so the heuristic can ignore order</w:t>
-      </w:r>
-      <w:r>
-        <w:t xml:space="preserve"> </w:t>
-      </w:r>
-      <w:r>
-        <w:t xml:space="preserve">for JPEG and lossy WebP and spend its freedom elsewhere. For lossless flat art, order</w:t>
-      </w:r>
-      <w:r>
-        <w:t xml:space="preserve"> </w:t>
-      </w:r>
-      <w:r>
-        <w:t xml:space="preserve">and partition are real levers: source order (which groups semantically related icons)</w:t>
-      </w:r>
-      <w:r>
-        <w:t xml:space="preserve"> </w:t>
-      </w:r>
-      <w:r>
-        <w:t xml:space="preserve">is already near-optimal, random shuffling costs 2–4%, and cluster-pure chunks</w:t>
-      </w:r>
-      <w:r>
-        <w:t xml:space="preserve"> </w:t>
-      </w:r>
-      <w:r>
-        <w:t xml:space="preserve">beat randomly-split chunks by 3 percentage points (lossless WebP, PNG alike),</w:t>
-      </w:r>
-      <w:r>
-        <w:t xml:space="preserve"> </w:t>
-      </w:r>
-      <w:r>
-        <w:t xml:space="preserve">so same-family tiles belong in the same bundle. For PNG specifically, layout is</w:t>
-      </w:r>
-      <w:r>
-        <w:t xml:space="preserve"> </w:t>
-      </w:r>
-      <w:r>
-        <w:t xml:space="preserve">decisive: packing tiles as a one-tile-wide vertical strip lets the per-scanline</w:t>
-      </w:r>
-      <w:r>
-        <w:t xml:space="preserve"> </w:t>
-      </w:r>
-      <w:r>
-        <w:t xml:space="preserve">filters re-adapt at every tile boundary, turning the PNG flat-art atlas from 5.7%</w:t>
-      </w:r>
-      <w:r>
-        <w:t xml:space="preserve"> </w:t>
-      </w:r>
-      <w:r>
-        <w:t xml:space="preserve">larger than individual files (grid layout) to 8.7% smaller, and lifting the photo</w:t>
-      </w:r>
-      <w:r>
-        <w:t xml:space="preserve"> </w:t>
-      </w:r>
-      <w:r>
-        <w:t xml:space="preserve">atlas from −5.2% (grid, deduplicated 224px photos) to parity. Strip packing is therefore the PNG packing rule</w:t>
-      </w:r>
-      <w:r>
-        <w:t xml:space="preserve"> </w:t>
-      </w:r>
-      <w:r>
-        <w:t xml:space="preserve">(chunked to respect browser image-dimension limits), while block-aligned cells are</w:t>
-      </w:r>
-      <w:r>
-        <w:t xml:space="preserve"> </w:t>
-      </w:r>
-      <w:r>
-        <w:t xml:space="preserve">not worth adopting for any codec: aligning 72-pixel tiles to 80-pixel cells costs</w:t>
-      </w:r>
-      <w:r>
-        <w:t xml:space="preserve"> </w:t>
-      </w:r>
-      <w:r>
-        <w:t xml:space="preserve">7% in bytes for a quality gain below measurement noise.</w:t>
-      </w:r>
-    </w:p>
-    <w:p>
-      <w:pPr>
-        <w:pStyle w:val="BodyText"/>
-      </w:pPr>
-      <w:r>
-        <w:t xml:space="preserve">The largest partition-level effect belongs to collections containing repeated</w:t>
-      </w:r>
-      <w:r>
-        <w:t xml:space="preserve"> </w:t>
-      </w:r>
-      <w:r>
-        <w:t xml:space="preserve">tiles. Real product grids repeat thumbnails freely (variant images, placeholder art,</w:t>
-      </w:r>
-      <w:r>
-        <w:t xml:space="preserve"> </w:t>
-      </w:r>
-      <w:r>
-        <w:t xml:space="preserve">re-listed items); in a separate duplicate-injected test set where 21.6% of tiles were exact repeats, a</w:t>
-      </w:r>
-      <w:r>
-        <w:t xml:space="preserve"> </w:t>
-      </w:r>
-      <w:r>
-        <w:t xml:space="preserve">similarity-sorted atlas cut PNG bytes by 17–18% and lossless WebP bytes by</w:t>
-      </w:r>
-      <w:r>
-        <w:t xml:space="preserve"> </w:t>
-      </w:r>
-      <w:r>
-        <w:t xml:space="preserve">15–16% relative to unsorted packing, turning both formats' atlas comparison</w:t>
-      </w:r>
-      <w:r>
-        <w:t xml:space="preserve"> </w:t>
-      </w:r>
-      <w:r>
-        <w:t xml:space="preserve">against individual files from negative to clearly positive (+16.9% and +11.5%). The</w:t>
-      </w:r>
-      <w:r>
-        <w:t xml:space="preserve"> </w:t>
-      </w:r>
-      <w:r>
-        <w:t xml:space="preserve">mechanism is windowed matching: sorting places copies within the codec's LZ window,</w:t>
-      </w:r>
-      <w:r>
-        <w:t xml:space="preserve"> </w:t>
-      </w:r>
-      <w:r>
-        <w:t xml:space="preserve">which dedupes them. Exactly-identical tiles are already handled on the web by</w:t>
-      </w:r>
-      <w:r>
-        <w:t xml:space="preserve"> </w:t>
-      </w:r>
-      <w:r>
-        <w:t xml:space="preserve">content-addressed URLs (the browser fetches one copy and many elements reuse it), so</w:t>
-      </w:r>
-      <w:r>
-        <w:t xml:space="preserve"> </w:t>
-      </w:r>
-      <w:r>
-        <w:t xml:space="preserve">the atlas's unique contribution here is compressing near-duplicates: variant and recolored tiles that share most but not all pixels, which per-URL caching cannot merge.</w:t>
-      </w:r>
-      <w:r>
-        <w:t xml:space="preserve"> </w:t>
-      </w:r>
-      <w:r>
-        <w:t xml:space="preserve">The gain applies precisely to the LZ-class codecs and scales with the duplicate rate,</w:t>
-      </w:r>
-      <w:r>
-        <w:t xml:space="preserve"> </w:t>
-      </w:r>
-      <w:r>
-        <w:t xml:space="preserve">so the heuristic prices it as a measured dup-rate term: deduplicate exactly-repeated</w:t>
-      </w:r>
-      <w:r>
-        <w:t xml:space="preserve"> </w:t>
-      </w:r>
-      <w:r>
-        <w:t xml:space="preserve">tiles at the coordinate-map level (many CSS entries, one atlas region), and sort</w:t>
-      </w:r>
-      <w:r>
-        <w:t xml:space="preserve"> </w:t>
-      </w:r>
-      <w:r>
-        <w:t xml:space="preserve">near-duplicates adjacent so the encoder captures the rest.</w:t>
+        <w:t xml:space="preserve">Within-atlas order and partition matter only for the LZ-class lossless codecs; for lossy JPEG and WebP, placement is worth at most one percent, so the heuristic ignores it. Two rules do pay. First, pack PNG as a one-tile-wide vertical strip rather than a grid: letting the per-scanline filters re-adapt at every tile boundary turns the PNG flat-art atlas from 5.7% larger than individual files to 8.7% smaller. Second, exploit duplicates, which real product grids and avatar walls carry freely: sorting near-duplicate tiles adjacent places copies inside the codec's LZ window, cutting PNG and lossless-WebP bytes by 15–18% on a duplicate-heavy set and turning their atlas comparison clearly positive. Exact repeats are deduplicated at the coordinate-map level (many CSS entries, one atlas region); the atlas's unique contribution is compressing the near-duplicates that per-URL caching cannot merge.</w:t>
       </w:r>
     </w:p>
     <w:bookmarkEnd w:id="43"/>
@@ -6027,8 +5821,3448 @@
       </w:r>
     </w:p>
     <w:bookmarkEnd w:id="44"/>
-    <w:bookmarkEnd w:id="45"/>
-    <w:bookmarkStart w:id="52" w:name="discussion"/>
+    <w:bookmarkStart w:id="51" w:name="supporting-measurements-network-timing"/>
+    <w:p>
+      <w:pPr>
+        <w:pStyle w:val="Heading3"/>
+      </w:pPr>
+      <w:r>
+        <w:t xml:space="preserve">5.4  Supporting measurements: network timing</w:t>
+      </w:r>
+    </w:p>
+    <w:p>
+      <w:pPr>
+        <w:pStyle w:val="FirstParagraph"/>
+      </w:pPr>
+      <w:r>
+        <w:t xml:space="preserve">The byte and construction results above are protocol-independent. This section reports</w:t>
+      </w:r>
+      <w:r>
+        <w:t xml:space="preserve"> </w:t>
+      </w:r>
+      <w:r>
+        <w:t xml:space="preserve">how the byte savings translate to load time on a single-machine browser testbed. The</w:t>
+      </w:r>
+      <w:r>
+        <w:t xml:space="preserve"> </w:t>
+      </w:r>
+      <w:r>
+        <w:t xml:space="preserve">deployment guidance draws on the relative comparisons across conditions, which the</w:t>
+      </w:r>
+      <w:r>
+        <w:t xml:space="preserve"> </w:t>
+      </w:r>
+      <w:r>
+        <w:t xml:space="preserve">randomized, validated protocol holds stable; absolute timings are properties of the</w:t>
+      </w:r>
+      <w:r>
+        <w:t xml:space="preserve"> </w:t>
+      </w:r>
+      <w:r>
+        <w:t xml:space="preserve">testbed.</w:t>
+      </w:r>
+    </w:p>
+    <w:p>
+      <w:pPr>
+        <w:pStyle w:val="BodyText"/>
+      </w:pPr>
+      <w:r>
+        <w:rPr>
+          <w:b/>
+          <w:bCs/>
+        </w:rPr>
+        <w:t xml:space="preserve">Table 6.</w:t>
+      </w:r>
+      <w:r>
+        <w:t xml:space="preserve"> </w:t>
+      </w:r>
+      <w:r>
+        <w:t xml:space="preserve">Median time to all 500 tiles visible (ms) per serving condition, protocol, and network profile (n = 11 cold browser loads per cell; 12 run in randomized order, first dropped; WebP payloads). The atl-x column gives the single-atlas speedup over individual files with a 95% bootstrap confidence interval; bun-x is the byte-bundle speedup. Per-cell quartiles are in the released data.</w:t>
+      </w:r>
+    </w:p>
+    <w:tbl>
+      <w:tblPr>
+        <w:tblStyle w:val="Table"/>
+        <w:tblW w:type="auto" w:w="0"/>
+        <w:tblLook w:firstRow="1" w:lastRow="0" w:firstColumn="0" w:lastColumn="0" w:noHBand="0" w:noVBand="0" w:val="0020"/>
+      </w:tblPr>
+      <w:tblGrid>
+        <w:gridCol w:w="880"/>
+        <w:gridCol w:w="880"/>
+        <w:gridCol w:w="880"/>
+        <w:gridCol w:w="880"/>
+        <w:gridCol w:w="880"/>
+        <w:gridCol w:w="880"/>
+        <w:gridCol w:w="880"/>
+        <w:gridCol w:w="880"/>
+        <w:gridCol w:w="880"/>
+      </w:tblGrid>
+      <w:tr>
+        <w:trPr>
+          <w:tblHeader w:val="on"/>
+        </w:trPr>
+        <w:tc>
+          <w:tcPr/>
+          <w:p>
+            <w:pPr>
+              <w:pStyle w:val="Compact"/>
+              <w:jc w:val="left"/>
+            </w:pPr>
+            <w:r>
+              <w:t xml:space="preserve">class</w:t>
+            </w:r>
+          </w:p>
+        </w:tc>
+        <w:tc>
+          <w:tcPr/>
+          <w:p>
+            <w:pPr>
+              <w:pStyle w:val="Compact"/>
+              <w:jc w:val="left"/>
+            </w:pPr>
+            <w:r>
+              <w:t xml:space="preserve">network</w:t>
+            </w:r>
+          </w:p>
+        </w:tc>
+        <w:tc>
+          <w:tcPr/>
+          <w:p>
+            <w:pPr>
+              <w:pStyle w:val="Compact"/>
+              <w:jc w:val="left"/>
+            </w:pPr>
+            <w:r>
+              <w:t xml:space="preserve">proto</w:t>
+            </w:r>
+          </w:p>
+        </w:tc>
+        <w:tc>
+          <w:tcPr/>
+          <w:p>
+            <w:pPr>
+              <w:pStyle w:val="Compact"/>
+              <w:jc w:val="left"/>
+            </w:pPr>
+            <w:r>
+              <w:t xml:space="preserve">individual</w:t>
+            </w:r>
+          </w:p>
+        </w:tc>
+        <w:tc>
+          <w:tcPr/>
+          <w:p>
+            <w:pPr>
+              <w:pStyle w:val="Compact"/>
+              <w:jc w:val="left"/>
+            </w:pPr>
+            <w:r>
+              <w:t xml:space="preserve">atlas</w:t>
+            </w:r>
+          </w:p>
+        </w:tc>
+        <w:tc>
+          <w:tcPr/>
+          <w:p>
+            <w:pPr>
+              <w:pStyle w:val="Compact"/>
+              <w:jc w:val="left"/>
+            </w:pPr>
+            <w:r>
+              <w:t xml:space="preserve">atlas x4</w:t>
+            </w:r>
+          </w:p>
+        </w:tc>
+        <w:tc>
+          <w:tcPr/>
+          <w:p>
+            <w:pPr>
+              <w:pStyle w:val="Compact"/>
+              <w:jc w:val="left"/>
+            </w:pPr>
+            <w:r>
+              <w:t xml:space="preserve">byte-bundle</w:t>
+            </w:r>
+          </w:p>
+        </w:tc>
+        <w:tc>
+          <w:tcPr/>
+          <w:p>
+            <w:pPr>
+              <w:pStyle w:val="Compact"/>
+              <w:jc w:val="left"/>
+            </w:pPr>
+            <w:r>
+              <w:t xml:space="preserve">atl-x</w:t>
+            </w:r>
+          </w:p>
+        </w:tc>
+        <w:tc>
+          <w:tcPr/>
+          <w:p>
+            <w:pPr>
+              <w:pStyle w:val="Compact"/>
+              <w:jc w:val="left"/>
+            </w:pPr>
+            <w:r>
+              <w:t xml:space="preserve">bun-x</w:t>
+            </w:r>
+          </w:p>
+        </w:tc>
+      </w:tr>
+      <w:tr>
+        <w:tc>
+          <w:tcPr/>
+          <w:p>
+            <w:pPr>
+              <w:pStyle w:val="Compact"/>
+              <w:jc w:val="left"/>
+            </w:pPr>
+            <w:r>
+              <w:t xml:space="preserve">flat art</w:t>
+            </w:r>
+          </w:p>
+        </w:tc>
+        <w:tc>
+          <w:tcPr/>
+          <w:p>
+            <w:pPr>
+              <w:pStyle w:val="Compact"/>
+              <w:jc w:val="left"/>
+            </w:pPr>
+            <w:r>
+              <w:t xml:space="preserve">localhost</w:t>
+            </w:r>
+          </w:p>
+        </w:tc>
+        <w:tc>
+          <w:tcPr/>
+          <w:p>
+            <w:pPr>
+              <w:pStyle w:val="Compact"/>
+              <w:jc w:val="left"/>
+            </w:pPr>
+            <w:r>
+              <w:t xml:space="preserve">h1</w:t>
+            </w:r>
+          </w:p>
+        </w:tc>
+        <w:tc>
+          <w:tcPr/>
+          <w:p>
+            <w:pPr>
+              <w:pStyle w:val="Compact"/>
+              <w:jc w:val="left"/>
+            </w:pPr>
+            <w:r>
+              <w:t xml:space="preserve">565</w:t>
+            </w:r>
+          </w:p>
+        </w:tc>
+        <w:tc>
+          <w:tcPr/>
+          <w:p>
+            <w:pPr>
+              <w:pStyle w:val="Compact"/>
+              <w:jc w:val="left"/>
+            </w:pPr>
+            <w:r>
+              <w:t xml:space="preserve">126</w:t>
+            </w:r>
+          </w:p>
+        </w:tc>
+        <w:tc>
+          <w:tcPr/>
+          <w:p>
+            <w:pPr>
+              <w:pStyle w:val="Compact"/>
+              <w:jc w:val="left"/>
+            </w:pPr>
+            <w:r>
+              <w:t xml:space="preserve">128</w:t>
+            </w:r>
+          </w:p>
+        </w:tc>
+        <w:tc>
+          <w:tcPr/>
+          <w:p>
+            <w:pPr>
+              <w:pStyle w:val="Compact"/>
+              <w:jc w:val="left"/>
+            </w:pPr>
+            <w:r>
+              <w:t xml:space="preserve">301</w:t>
+            </w:r>
+          </w:p>
+        </w:tc>
+        <w:tc>
+          <w:tcPr/>
+          <w:p>
+            <w:pPr>
+              <w:pStyle w:val="Compact"/>
+              <w:jc w:val="left"/>
+            </w:pPr>
+            <w:r>
+              <w:rPr>
+                <w:b/>
+                <w:bCs/>
+              </w:rPr>
+              <w:t xml:space="preserve">4.5x</w:t>
+            </w:r>
+            <w:r>
+              <w:t xml:space="preserve"> </w:t>
+            </w:r>
+            <w:r>
+              <w:t xml:space="preserve">[3.9,5.4]</w:t>
+            </w:r>
+          </w:p>
+        </w:tc>
+        <w:tc>
+          <w:tcPr/>
+          <w:p>
+            <w:pPr>
+              <w:pStyle w:val="Compact"/>
+              <w:jc w:val="left"/>
+            </w:pPr>
+            <w:r>
+              <w:t xml:space="preserve">1.9x</w:t>
+            </w:r>
+          </w:p>
+        </w:tc>
+      </w:tr>
+      <w:tr>
+        <w:tc>
+          <w:tcPr/>
+          <w:p>
+            <w:pPr>
+              <w:pStyle w:val="Compact"/>
+              <w:jc w:val="left"/>
+            </w:pPr>
+            <w:r>
+              <w:t xml:space="preserve">flat art</w:t>
+            </w:r>
+          </w:p>
+        </w:tc>
+        <w:tc>
+          <w:tcPr/>
+          <w:p>
+            <w:pPr>
+              <w:pStyle w:val="Compact"/>
+              <w:jc w:val="left"/>
+            </w:pPr>
+            <w:r>
+              <w:t xml:space="preserve">localhost</w:t>
+            </w:r>
+          </w:p>
+        </w:tc>
+        <w:tc>
+          <w:tcPr/>
+          <w:p>
+            <w:pPr>
+              <w:pStyle w:val="Compact"/>
+              <w:jc w:val="left"/>
+            </w:pPr>
+            <w:r>
+              <w:t xml:space="preserve">h2</w:t>
+            </w:r>
+          </w:p>
+        </w:tc>
+        <w:tc>
+          <w:tcPr/>
+          <w:p>
+            <w:pPr>
+              <w:pStyle w:val="Compact"/>
+              <w:jc w:val="left"/>
+            </w:pPr>
+            <w:r>
+              <w:t xml:space="preserve">448</w:t>
+            </w:r>
+          </w:p>
+        </w:tc>
+        <w:tc>
+          <w:tcPr/>
+          <w:p>
+            <w:pPr>
+              <w:pStyle w:val="Compact"/>
+              <w:jc w:val="left"/>
+            </w:pPr>
+            <w:r>
+              <w:t xml:space="preserve">126</w:t>
+            </w:r>
+          </w:p>
+        </w:tc>
+        <w:tc>
+          <w:tcPr/>
+          <w:p>
+            <w:pPr>
+              <w:pStyle w:val="Compact"/>
+              <w:jc w:val="left"/>
+            </w:pPr>
+            <w:r>
+              <w:t xml:space="preserve">129</w:t>
+            </w:r>
+          </w:p>
+        </w:tc>
+        <w:tc>
+          <w:tcPr/>
+          <w:p>
+            <w:pPr>
+              <w:pStyle w:val="Compact"/>
+              <w:jc w:val="left"/>
+            </w:pPr>
+            <w:r>
+              <w:t xml:space="preserve">319</w:t>
+            </w:r>
+          </w:p>
+        </w:tc>
+        <w:tc>
+          <w:tcPr/>
+          <w:p>
+            <w:pPr>
+              <w:pStyle w:val="Compact"/>
+              <w:jc w:val="left"/>
+            </w:pPr>
+            <w:r>
+              <w:rPr>
+                <w:b/>
+                <w:bCs/>
+              </w:rPr>
+              <w:t xml:space="preserve">3.5x</w:t>
+            </w:r>
+            <w:r>
+              <w:t xml:space="preserve"> </w:t>
+            </w:r>
+            <w:r>
+              <w:t xml:space="preserve">[2.3,3.9]</w:t>
+            </w:r>
+          </w:p>
+        </w:tc>
+        <w:tc>
+          <w:tcPr/>
+          <w:p>
+            <w:pPr>
+              <w:pStyle w:val="Compact"/>
+              <w:jc w:val="left"/>
+            </w:pPr>
+            <w:r>
+              <w:t xml:space="preserve">1.4x</w:t>
+            </w:r>
+          </w:p>
+        </w:tc>
+      </w:tr>
+      <w:tr>
+        <w:tc>
+          <w:tcPr/>
+          <w:p>
+            <w:pPr>
+              <w:pStyle w:val="Compact"/>
+              <w:jc w:val="left"/>
+            </w:pPr>
+            <w:r>
+              <w:t xml:space="preserve">flat art</w:t>
+            </w:r>
+          </w:p>
+        </w:tc>
+        <w:tc>
+          <w:tcPr/>
+          <w:p>
+            <w:pPr>
+              <w:pStyle w:val="Compact"/>
+              <w:jc w:val="left"/>
+            </w:pPr>
+            <w:r>
+              <w:t xml:space="preserve">localhost</w:t>
+            </w:r>
+          </w:p>
+        </w:tc>
+        <w:tc>
+          <w:tcPr/>
+          <w:p>
+            <w:pPr>
+              <w:pStyle w:val="Compact"/>
+              <w:jc w:val="left"/>
+            </w:pPr>
+            <w:r>
+              <w:t xml:space="preserve">h3</w:t>
+            </w:r>
+          </w:p>
+        </w:tc>
+        <w:tc>
+          <w:tcPr/>
+          <w:p>
+            <w:pPr>
+              <w:pStyle w:val="Compact"/>
+              <w:jc w:val="left"/>
+            </w:pPr>
+            <w:r>
+              <w:t xml:space="preserve">597</w:t>
+            </w:r>
+          </w:p>
+        </w:tc>
+        <w:tc>
+          <w:tcPr/>
+          <w:p>
+            <w:pPr>
+              <w:pStyle w:val="Compact"/>
+              <w:jc w:val="left"/>
+            </w:pPr>
+            <w:r>
+              <w:t xml:space="preserve">120</w:t>
+            </w:r>
+          </w:p>
+        </w:tc>
+        <w:tc>
+          <w:tcPr/>
+          <w:p>
+            <w:pPr>
+              <w:pStyle w:val="Compact"/>
+              <w:jc w:val="left"/>
+            </w:pPr>
+            <w:r>
+              <w:t xml:space="preserve">135</w:t>
+            </w:r>
+          </w:p>
+        </w:tc>
+        <w:tc>
+          <w:tcPr/>
+          <w:p>
+            <w:pPr>
+              <w:pStyle w:val="Compact"/>
+              <w:jc w:val="left"/>
+            </w:pPr>
+            <w:r>
+              <w:t xml:space="preserve">294</w:t>
+            </w:r>
+          </w:p>
+        </w:tc>
+        <w:tc>
+          <w:tcPr/>
+          <w:p>
+            <w:pPr>
+              <w:pStyle w:val="Compact"/>
+              <w:jc w:val="left"/>
+            </w:pPr>
+            <w:r>
+              <w:rPr>
+                <w:b/>
+                <w:bCs/>
+              </w:rPr>
+              <w:t xml:space="preserve">5.0x</w:t>
+            </w:r>
+            <w:r>
+              <w:t xml:space="preserve"> </w:t>
+            </w:r>
+            <w:r>
+              <w:t xml:space="preserve">[4.5,5.7]</w:t>
+            </w:r>
+          </w:p>
+        </w:tc>
+        <w:tc>
+          <w:tcPr/>
+          <w:p>
+            <w:pPr>
+              <w:pStyle w:val="Compact"/>
+              <w:jc w:val="left"/>
+            </w:pPr>
+            <w:r>
+              <w:t xml:space="preserve">2.0x</w:t>
+            </w:r>
+          </w:p>
+        </w:tc>
+      </w:tr>
+      <w:tr>
+        <w:tc>
+          <w:tcPr/>
+          <w:p>
+            <w:pPr>
+              <w:pStyle w:val="Compact"/>
+              <w:jc w:val="left"/>
+            </w:pPr>
+            <w:r>
+              <w:t xml:space="preserve">flat art</w:t>
+            </w:r>
+          </w:p>
+        </w:tc>
+        <w:tc>
+          <w:tcPr/>
+          <w:p>
+            <w:pPr>
+              <w:pStyle w:val="Compact"/>
+              <w:jc w:val="left"/>
+            </w:pPr>
+            <w:r>
+              <w:t xml:space="preserve">100 Mbit / 20 ms</w:t>
+            </w:r>
+          </w:p>
+        </w:tc>
+        <w:tc>
+          <w:tcPr/>
+          <w:p>
+            <w:pPr>
+              <w:pStyle w:val="Compact"/>
+              <w:jc w:val="left"/>
+            </w:pPr>
+            <w:r>
+              <w:t xml:space="preserve">h1</w:t>
+            </w:r>
+          </w:p>
+        </w:tc>
+        <w:tc>
+          <w:tcPr/>
+          <w:p>
+            <w:pPr>
+              <w:pStyle w:val="Compact"/>
+              <w:jc w:val="left"/>
+            </w:pPr>
+            <w:r>
+              <w:t xml:space="preserve">2,074</w:t>
+            </w:r>
+          </w:p>
+        </w:tc>
+        <w:tc>
+          <w:tcPr/>
+          <w:p>
+            <w:pPr>
+              <w:pStyle w:val="Compact"/>
+              <w:jc w:val="left"/>
+            </w:pPr>
+            <w:r>
+              <w:t xml:space="preserve">241</w:t>
+            </w:r>
+          </w:p>
+        </w:tc>
+        <w:tc>
+          <w:tcPr/>
+          <w:p>
+            <w:pPr>
+              <w:pStyle w:val="Compact"/>
+              <w:jc w:val="left"/>
+            </w:pPr>
+            <w:r>
+              <w:t xml:space="preserve">254</w:t>
+            </w:r>
+          </w:p>
+        </w:tc>
+        <w:tc>
+          <w:tcPr/>
+          <w:p>
+            <w:pPr>
+              <w:pStyle w:val="Compact"/>
+              <w:jc w:val="left"/>
+            </w:pPr>
+            <w:r>
+              <w:t xml:space="preserve">466</w:t>
+            </w:r>
+          </w:p>
+        </w:tc>
+        <w:tc>
+          <w:tcPr/>
+          <w:p>
+            <w:pPr>
+              <w:pStyle w:val="Compact"/>
+              <w:jc w:val="left"/>
+            </w:pPr>
+            <w:r>
+              <w:rPr>
+                <w:b/>
+                <w:bCs/>
+              </w:rPr>
+              <w:t xml:space="preserve">8.6x</w:t>
+            </w:r>
+            <w:r>
+              <w:t xml:space="preserve"> </w:t>
+            </w:r>
+            <w:r>
+              <w:t xml:space="preserve">[8.5,8.9]</w:t>
+            </w:r>
+          </w:p>
+        </w:tc>
+        <w:tc>
+          <w:tcPr/>
+          <w:p>
+            <w:pPr>
+              <w:pStyle w:val="Compact"/>
+              <w:jc w:val="left"/>
+            </w:pPr>
+            <w:r>
+              <w:t xml:space="preserve">4.4x</w:t>
+            </w:r>
+          </w:p>
+        </w:tc>
+      </w:tr>
+      <w:tr>
+        <w:tc>
+          <w:tcPr/>
+          <w:p>
+            <w:pPr>
+              <w:pStyle w:val="Compact"/>
+              <w:jc w:val="left"/>
+            </w:pPr>
+            <w:r>
+              <w:t xml:space="preserve">flat art</w:t>
+            </w:r>
+          </w:p>
+        </w:tc>
+        <w:tc>
+          <w:tcPr/>
+          <w:p>
+            <w:pPr>
+              <w:pStyle w:val="Compact"/>
+              <w:jc w:val="left"/>
+            </w:pPr>
+            <w:r>
+              <w:t xml:space="preserve">100 Mbit / 20 ms</w:t>
+            </w:r>
+          </w:p>
+        </w:tc>
+        <w:tc>
+          <w:tcPr/>
+          <w:p>
+            <w:pPr>
+              <w:pStyle w:val="Compact"/>
+              <w:jc w:val="left"/>
+            </w:pPr>
+            <w:r>
+              <w:t xml:space="preserve">h2</w:t>
+            </w:r>
+          </w:p>
+        </w:tc>
+        <w:tc>
+          <w:tcPr/>
+          <w:p>
+            <w:pPr>
+              <w:pStyle w:val="Compact"/>
+              <w:jc w:val="left"/>
+            </w:pPr>
+            <w:r>
+              <w:t xml:space="preserve">469</w:t>
+            </w:r>
+          </w:p>
+        </w:tc>
+        <w:tc>
+          <w:tcPr/>
+          <w:p>
+            <w:pPr>
+              <w:pStyle w:val="Compact"/>
+              <w:jc w:val="left"/>
+            </w:pPr>
+            <w:r>
+              <w:t xml:space="preserve">213</w:t>
+            </w:r>
+          </w:p>
+        </w:tc>
+        <w:tc>
+          <w:tcPr/>
+          <w:p>
+            <w:pPr>
+              <w:pStyle w:val="Compact"/>
+              <w:jc w:val="left"/>
+            </w:pPr>
+            <w:r>
+              <w:t xml:space="preserve">216</w:t>
+            </w:r>
+          </w:p>
+        </w:tc>
+        <w:tc>
+          <w:tcPr/>
+          <w:p>
+            <w:pPr>
+              <w:pStyle w:val="Compact"/>
+              <w:jc w:val="left"/>
+            </w:pPr>
+            <w:r>
+              <w:t xml:space="preserve">467</w:t>
+            </w:r>
+          </w:p>
+        </w:tc>
+        <w:tc>
+          <w:tcPr/>
+          <w:p>
+            <w:pPr>
+              <w:pStyle w:val="Compact"/>
+              <w:jc w:val="left"/>
+            </w:pPr>
+            <w:r>
+              <w:rPr>
+                <w:b/>
+                <w:bCs/>
+              </w:rPr>
+              <w:t xml:space="preserve">2.2x</w:t>
+            </w:r>
+            <w:r>
+              <w:t xml:space="preserve"> </w:t>
+            </w:r>
+            <w:r>
+              <w:t xml:space="preserve">[2.0,2.3]</w:t>
+            </w:r>
+          </w:p>
+        </w:tc>
+        <w:tc>
+          <w:tcPr/>
+          <w:p>
+            <w:pPr>
+              <w:pStyle w:val="Compact"/>
+              <w:jc w:val="left"/>
+            </w:pPr>
+            <w:r>
+              <w:t xml:space="preserve">1.0x</w:t>
+            </w:r>
+          </w:p>
+        </w:tc>
+      </w:tr>
+      <w:tr>
+        <w:tc>
+          <w:tcPr/>
+          <w:p>
+            <w:pPr>
+              <w:pStyle w:val="Compact"/>
+              <w:jc w:val="left"/>
+            </w:pPr>
+            <w:r>
+              <w:t xml:space="preserve">flat art</w:t>
+            </w:r>
+          </w:p>
+        </w:tc>
+        <w:tc>
+          <w:tcPr/>
+          <w:p>
+            <w:pPr>
+              <w:pStyle w:val="Compact"/>
+              <w:jc w:val="left"/>
+            </w:pPr>
+            <w:r>
+              <w:t xml:space="preserve">100 Mbit / 20 ms</w:t>
+            </w:r>
+          </w:p>
+        </w:tc>
+        <w:tc>
+          <w:tcPr/>
+          <w:p>
+            <w:pPr>
+              <w:pStyle w:val="Compact"/>
+              <w:jc w:val="left"/>
+            </w:pPr>
+            <w:r>
+              <w:t xml:space="preserve">h3</w:t>
+            </w:r>
+          </w:p>
+        </w:tc>
+        <w:tc>
+          <w:tcPr/>
+          <w:p>
+            <w:pPr>
+              <w:pStyle w:val="Compact"/>
+              <w:jc w:val="left"/>
+            </w:pPr>
+            <w:r>
+              <w:t xml:space="preserve">1,579</w:t>
+            </w:r>
+          </w:p>
+        </w:tc>
+        <w:tc>
+          <w:tcPr/>
+          <w:p>
+            <w:pPr>
+              <w:pStyle w:val="Compact"/>
+              <w:jc w:val="left"/>
+            </w:pPr>
+            <w:r>
+              <w:t xml:space="preserve">205</w:t>
+            </w:r>
+          </w:p>
+        </w:tc>
+        <w:tc>
+          <w:tcPr/>
+          <w:p>
+            <w:pPr>
+              <w:pStyle w:val="Compact"/>
+              <w:jc w:val="left"/>
+            </w:pPr>
+            <w:r>
+              <w:t xml:space="preserve">198</w:t>
+            </w:r>
+          </w:p>
+        </w:tc>
+        <w:tc>
+          <w:tcPr/>
+          <w:p>
+            <w:pPr>
+              <w:pStyle w:val="Compact"/>
+              <w:jc w:val="left"/>
+            </w:pPr>
+            <w:r>
+              <w:t xml:space="preserve">431</w:t>
+            </w:r>
+          </w:p>
+        </w:tc>
+        <w:tc>
+          <w:tcPr/>
+          <w:p>
+            <w:pPr>
+              <w:pStyle w:val="Compact"/>
+              <w:jc w:val="left"/>
+            </w:pPr>
+            <w:r>
+              <w:rPr>
+                <w:b/>
+                <w:bCs/>
+              </w:rPr>
+              <w:t xml:space="preserve">7.7x</w:t>
+            </w:r>
+            <w:r>
+              <w:t xml:space="preserve"> </w:t>
+            </w:r>
+            <w:r>
+              <w:t xml:space="preserve">[7.0,8.1]</w:t>
+            </w:r>
+          </w:p>
+        </w:tc>
+        <w:tc>
+          <w:tcPr/>
+          <w:p>
+            <w:pPr>
+              <w:pStyle w:val="Compact"/>
+              <w:jc w:val="left"/>
+            </w:pPr>
+            <w:r>
+              <w:t xml:space="preserve">3.7x</w:t>
+            </w:r>
+          </w:p>
+        </w:tc>
+      </w:tr>
+      <w:tr>
+        <w:tc>
+          <w:tcPr/>
+          <w:p>
+            <w:pPr>
+              <w:pStyle w:val="Compact"/>
+              <w:jc w:val="left"/>
+            </w:pPr>
+            <w:r>
+              <w:t xml:space="preserve">flat art</w:t>
+            </w:r>
+          </w:p>
+        </w:tc>
+        <w:tc>
+          <w:tcPr/>
+          <w:p>
+            <w:pPr>
+              <w:pStyle w:val="Compact"/>
+              <w:jc w:val="left"/>
+            </w:pPr>
+            <w:r>
+              <w:t xml:space="preserve">9 Mbit / 60 ms</w:t>
+            </w:r>
+          </w:p>
+        </w:tc>
+        <w:tc>
+          <w:tcPr/>
+          <w:p>
+            <w:pPr>
+              <w:pStyle w:val="Compact"/>
+              <w:jc w:val="left"/>
+            </w:pPr>
+            <w:r>
+              <w:t xml:space="preserve">h1</w:t>
+            </w:r>
+          </w:p>
+        </w:tc>
+        <w:tc>
+          <w:tcPr/>
+          <w:p>
+            <w:pPr>
+              <w:pStyle w:val="Compact"/>
+              <w:jc w:val="left"/>
+            </w:pPr>
+            <w:r>
+              <w:t xml:space="preserve">5,624</w:t>
+            </w:r>
+          </w:p>
+        </w:tc>
+        <w:tc>
+          <w:tcPr/>
+          <w:p>
+            <w:pPr>
+              <w:pStyle w:val="Compact"/>
+              <w:jc w:val="left"/>
+            </w:pPr>
+            <w:r>
+              <w:t xml:space="preserve">790</w:t>
+            </w:r>
+          </w:p>
+        </w:tc>
+        <w:tc>
+          <w:tcPr/>
+          <w:p>
+            <w:pPr>
+              <w:pStyle w:val="Compact"/>
+              <w:jc w:val="left"/>
+            </w:pPr>
+            <w:r>
+              <w:t xml:space="preserve">790</w:t>
+            </w:r>
+          </w:p>
+        </w:tc>
+        <w:tc>
+          <w:tcPr/>
+          <w:p>
+            <w:pPr>
+              <w:pStyle w:val="Compact"/>
+              <w:jc w:val="left"/>
+            </w:pPr>
+            <w:r>
+              <w:t xml:space="preserve">997</w:t>
+            </w:r>
+          </w:p>
+        </w:tc>
+        <w:tc>
+          <w:tcPr/>
+          <w:p>
+            <w:pPr>
+              <w:pStyle w:val="Compact"/>
+              <w:jc w:val="left"/>
+            </w:pPr>
+            <w:r>
+              <w:rPr>
+                <w:b/>
+                <w:bCs/>
+              </w:rPr>
+              <w:t xml:space="preserve">7.1x</w:t>
+            </w:r>
+            <w:r>
+              <w:t xml:space="preserve"> </w:t>
+            </w:r>
+            <w:r>
+              <w:t xml:space="preserve">[7.1,7.2]</w:t>
+            </w:r>
+          </w:p>
+        </w:tc>
+        <w:tc>
+          <w:tcPr/>
+          <w:p>
+            <w:pPr>
+              <w:pStyle w:val="Compact"/>
+              <w:jc w:val="left"/>
+            </w:pPr>
+            <w:r>
+              <w:t xml:space="preserve">5.6x</w:t>
+            </w:r>
+          </w:p>
+        </w:tc>
+      </w:tr>
+      <w:tr>
+        <w:tc>
+          <w:tcPr/>
+          <w:p>
+            <w:pPr>
+              <w:pStyle w:val="Compact"/>
+              <w:jc w:val="left"/>
+            </w:pPr>
+            <w:r>
+              <w:t xml:space="preserve">flat art</w:t>
+            </w:r>
+          </w:p>
+        </w:tc>
+        <w:tc>
+          <w:tcPr/>
+          <w:p>
+            <w:pPr>
+              <w:pStyle w:val="Compact"/>
+              <w:jc w:val="left"/>
+            </w:pPr>
+            <w:r>
+              <w:t xml:space="preserve">9 Mbit / 60 ms</w:t>
+            </w:r>
+          </w:p>
+        </w:tc>
+        <w:tc>
+          <w:tcPr/>
+          <w:p>
+            <w:pPr>
+              <w:pStyle w:val="Compact"/>
+              <w:jc w:val="left"/>
+            </w:pPr>
+            <w:r>
+              <w:t xml:space="preserve">h2</w:t>
+            </w:r>
+          </w:p>
+        </w:tc>
+        <w:tc>
+          <w:tcPr/>
+          <w:p>
+            <w:pPr>
+              <w:pStyle w:val="Compact"/>
+              <w:jc w:val="left"/>
+            </w:pPr>
+            <w:r>
+              <w:t xml:space="preserve">790</w:t>
+            </w:r>
+          </w:p>
+        </w:tc>
+        <w:tc>
+          <w:tcPr/>
+          <w:p>
+            <w:pPr>
+              <w:pStyle w:val="Compact"/>
+              <w:jc w:val="left"/>
+            </w:pPr>
+            <w:r>
+              <w:t xml:space="preserve">730</w:t>
+            </w:r>
+          </w:p>
+        </w:tc>
+        <w:tc>
+          <w:tcPr/>
+          <w:p>
+            <w:pPr>
+              <w:pStyle w:val="Compact"/>
+              <w:jc w:val="left"/>
+            </w:pPr>
+            <w:r>
+              <w:t xml:space="preserve">713</w:t>
+            </w:r>
+          </w:p>
+        </w:tc>
+        <w:tc>
+          <w:tcPr/>
+          <w:p>
+            <w:pPr>
+              <w:pStyle w:val="Compact"/>
+              <w:jc w:val="left"/>
+            </w:pPr>
+            <w:r>
+              <w:t xml:space="preserve">1,039</w:t>
+            </w:r>
+          </w:p>
+        </w:tc>
+        <w:tc>
+          <w:tcPr/>
+          <w:p>
+            <w:pPr>
+              <w:pStyle w:val="Compact"/>
+              <w:jc w:val="left"/>
+            </w:pPr>
+            <w:r>
+              <w:rPr>
+                <w:b/>
+                <w:bCs/>
+              </w:rPr>
+              <w:t xml:space="preserve">1.1x</w:t>
+            </w:r>
+            <w:r>
+              <w:t xml:space="preserve"> </w:t>
+            </w:r>
+            <w:r>
+              <w:t xml:space="preserve">[1.1,1.1]</w:t>
+            </w:r>
+          </w:p>
+        </w:tc>
+        <w:tc>
+          <w:tcPr/>
+          <w:p>
+            <w:pPr>
+              <w:pStyle w:val="Compact"/>
+              <w:jc w:val="left"/>
+            </w:pPr>
+            <w:r>
+              <w:t xml:space="preserve">0.8x</w:t>
+            </w:r>
+          </w:p>
+        </w:tc>
+      </w:tr>
+      <w:tr>
+        <w:tc>
+          <w:tcPr/>
+          <w:p>
+            <w:pPr>
+              <w:pStyle w:val="Compact"/>
+              <w:jc w:val="left"/>
+            </w:pPr>
+            <w:r>
+              <w:t xml:space="preserve">flat art</w:t>
+            </w:r>
+          </w:p>
+        </w:tc>
+        <w:tc>
+          <w:tcPr/>
+          <w:p>
+            <w:pPr>
+              <w:pStyle w:val="Compact"/>
+              <w:jc w:val="left"/>
+            </w:pPr>
+            <w:r>
+              <w:t xml:space="preserve">9 Mbit / 60 ms</w:t>
+            </w:r>
+          </w:p>
+        </w:tc>
+        <w:tc>
+          <w:tcPr/>
+          <w:p>
+            <w:pPr>
+              <w:pStyle w:val="Compact"/>
+              <w:jc w:val="left"/>
+            </w:pPr>
+            <w:r>
+              <w:t xml:space="preserve">h3</w:t>
+            </w:r>
+          </w:p>
+        </w:tc>
+        <w:tc>
+          <w:tcPr/>
+          <w:p>
+            <w:pPr>
+              <w:pStyle w:val="Compact"/>
+              <w:jc w:val="left"/>
+            </w:pPr>
+            <w:r>
+              <w:t xml:space="preserve">4,020</w:t>
+            </w:r>
+          </w:p>
+        </w:tc>
+        <w:tc>
+          <w:tcPr/>
+          <w:p>
+            <w:pPr>
+              <w:pStyle w:val="Compact"/>
+              <w:jc w:val="left"/>
+            </w:pPr>
+            <w:r>
+              <w:t xml:space="preserve">708</w:t>
+            </w:r>
+          </w:p>
+        </w:tc>
+        <w:tc>
+          <w:tcPr/>
+          <w:p>
+            <w:pPr>
+              <w:pStyle w:val="Compact"/>
+              <w:jc w:val="left"/>
+            </w:pPr>
+            <w:r>
+              <w:t xml:space="preserve">710</w:t>
+            </w:r>
+          </w:p>
+        </w:tc>
+        <w:tc>
+          <w:tcPr/>
+          <w:p>
+            <w:pPr>
+              <w:pStyle w:val="Compact"/>
+              <w:jc w:val="left"/>
+            </w:pPr>
+            <w:r>
+              <w:t xml:space="preserve">1,022</w:t>
+            </w:r>
+          </w:p>
+        </w:tc>
+        <w:tc>
+          <w:tcPr/>
+          <w:p>
+            <w:pPr>
+              <w:pStyle w:val="Compact"/>
+              <w:jc w:val="left"/>
+            </w:pPr>
+            <w:r>
+              <w:rPr>
+                <w:b/>
+                <w:bCs/>
+              </w:rPr>
+              <w:t xml:space="preserve">5.7x</w:t>
+            </w:r>
+            <w:r>
+              <w:t xml:space="preserve"> </w:t>
+            </w:r>
+            <w:r>
+              <w:t xml:space="preserve">[5.5,5.8]</w:t>
+            </w:r>
+          </w:p>
+        </w:tc>
+        <w:tc>
+          <w:tcPr/>
+          <w:p>
+            <w:pPr>
+              <w:pStyle w:val="Compact"/>
+              <w:jc w:val="left"/>
+            </w:pPr>
+            <w:r>
+              <w:t xml:space="preserve">3.9x</w:t>
+            </w:r>
+          </w:p>
+        </w:tc>
+      </w:tr>
+      <w:tr>
+        <w:tc>
+          <w:tcPr/>
+          <w:p>
+            <w:pPr>
+              <w:pStyle w:val="Compact"/>
+              <w:jc w:val="left"/>
+            </w:pPr>
+            <w:r>
+              <w:t xml:space="preserve">flat art</w:t>
+            </w:r>
+          </w:p>
+        </w:tc>
+        <w:tc>
+          <w:tcPr/>
+          <w:p>
+            <w:pPr>
+              <w:pStyle w:val="Compact"/>
+              <w:jc w:val="left"/>
+            </w:pPr>
+            <w:r>
+              <w:t xml:space="preserve">9 Mbit / 60 ms / 1% loss</w:t>
+            </w:r>
+          </w:p>
+        </w:tc>
+        <w:tc>
+          <w:tcPr/>
+          <w:p>
+            <w:pPr>
+              <w:pStyle w:val="Compact"/>
+              <w:jc w:val="left"/>
+            </w:pPr>
+            <w:r>
+              <w:t xml:space="preserve">h1</w:t>
+            </w:r>
+          </w:p>
+        </w:tc>
+        <w:tc>
+          <w:tcPr/>
+          <w:p>
+            <w:pPr>
+              <w:pStyle w:val="Compact"/>
+              <w:jc w:val="left"/>
+            </w:pPr>
+            <w:r>
+              <w:t xml:space="preserve">5,827</w:t>
+            </w:r>
+          </w:p>
+        </w:tc>
+        <w:tc>
+          <w:tcPr/>
+          <w:p>
+            <w:pPr>
+              <w:pStyle w:val="Compact"/>
+              <w:jc w:val="left"/>
+            </w:pPr>
+            <w:r>
+              <w:t xml:space="preserve">829</w:t>
+            </w:r>
+          </w:p>
+        </w:tc>
+        <w:tc>
+          <w:tcPr/>
+          <w:p>
+            <w:pPr>
+              <w:pStyle w:val="Compact"/>
+              <w:jc w:val="left"/>
+            </w:pPr>
+            <w:r>
+              <w:t xml:space="preserve">822</w:t>
+            </w:r>
+          </w:p>
+        </w:tc>
+        <w:tc>
+          <w:tcPr/>
+          <w:p>
+            <w:pPr>
+              <w:pStyle w:val="Compact"/>
+              <w:jc w:val="left"/>
+            </w:pPr>
+            <w:r>
+              <w:t xml:space="preserve">1,105</w:t>
+            </w:r>
+          </w:p>
+        </w:tc>
+        <w:tc>
+          <w:tcPr/>
+          <w:p>
+            <w:pPr>
+              <w:pStyle w:val="Compact"/>
+              <w:jc w:val="left"/>
+            </w:pPr>
+            <w:r>
+              <w:rPr>
+                <w:b/>
+                <w:bCs/>
+              </w:rPr>
+              <w:t xml:space="preserve">7.0x</w:t>
+            </w:r>
+            <w:r>
+              <w:t xml:space="preserve"> </w:t>
+            </w:r>
+            <w:r>
+              <w:t xml:space="preserve">[6.2,7.5]</w:t>
+            </w:r>
+          </w:p>
+        </w:tc>
+        <w:tc>
+          <w:tcPr/>
+          <w:p>
+            <w:pPr>
+              <w:pStyle w:val="Compact"/>
+              <w:jc w:val="left"/>
+            </w:pPr>
+            <w:r>
+              <w:t xml:space="preserve">5.3x</w:t>
+            </w:r>
+          </w:p>
+        </w:tc>
+      </w:tr>
+      <w:tr>
+        <w:tc>
+          <w:tcPr/>
+          <w:p>
+            <w:pPr>
+              <w:pStyle w:val="Compact"/>
+              <w:jc w:val="left"/>
+            </w:pPr>
+            <w:r>
+              <w:t xml:space="preserve">flat art</w:t>
+            </w:r>
+          </w:p>
+        </w:tc>
+        <w:tc>
+          <w:tcPr/>
+          <w:p>
+            <w:pPr>
+              <w:pStyle w:val="Compact"/>
+              <w:jc w:val="left"/>
+            </w:pPr>
+            <w:r>
+              <w:t xml:space="preserve">9 Mbit / 60 ms / 1% loss</w:t>
+            </w:r>
+          </w:p>
+        </w:tc>
+        <w:tc>
+          <w:tcPr/>
+          <w:p>
+            <w:pPr>
+              <w:pStyle w:val="Compact"/>
+              <w:jc w:val="left"/>
+            </w:pPr>
+            <w:r>
+              <w:t xml:space="preserve">h2</w:t>
+            </w:r>
+          </w:p>
+        </w:tc>
+        <w:tc>
+          <w:tcPr/>
+          <w:p>
+            <w:pPr>
+              <w:pStyle w:val="Compact"/>
+              <w:jc w:val="left"/>
+            </w:pPr>
+            <w:r>
+              <w:t xml:space="preserve">878</w:t>
+            </w:r>
+          </w:p>
+        </w:tc>
+        <w:tc>
+          <w:tcPr/>
+          <w:p>
+            <w:pPr>
+              <w:pStyle w:val="Compact"/>
+              <w:jc w:val="left"/>
+            </w:pPr>
+            <w:r>
+              <w:t xml:space="preserve">832</w:t>
+            </w:r>
+          </w:p>
+        </w:tc>
+        <w:tc>
+          <w:tcPr/>
+          <w:p>
+            <w:pPr>
+              <w:pStyle w:val="Compact"/>
+              <w:jc w:val="left"/>
+            </w:pPr>
+            <w:r>
+              <w:t xml:space="preserve">720</w:t>
+            </w:r>
+          </w:p>
+        </w:tc>
+        <w:tc>
+          <w:tcPr/>
+          <w:p>
+            <w:pPr>
+              <w:pStyle w:val="Compact"/>
+              <w:jc w:val="left"/>
+            </w:pPr>
+            <w:r>
+              <w:t xml:space="preserve">1,098</w:t>
+            </w:r>
+          </w:p>
+        </w:tc>
+        <w:tc>
+          <w:tcPr/>
+          <w:p>
+            <w:pPr>
+              <w:pStyle w:val="Compact"/>
+              <w:jc w:val="left"/>
+            </w:pPr>
+            <w:r>
+              <w:rPr>
+                <w:b/>
+                <w:bCs/>
+              </w:rPr>
+              <w:t xml:space="preserve">1.1x</w:t>
+            </w:r>
+            <w:r>
+              <w:t xml:space="preserve"> </w:t>
+            </w:r>
+            <w:r>
+              <w:t xml:space="preserve">[0.7,1.8]</w:t>
+            </w:r>
+          </w:p>
+        </w:tc>
+        <w:tc>
+          <w:tcPr/>
+          <w:p>
+            <w:pPr>
+              <w:pStyle w:val="Compact"/>
+              <w:jc w:val="left"/>
+            </w:pPr>
+            <w:r>
+              <w:t xml:space="preserve">0.8x</w:t>
+            </w:r>
+          </w:p>
+        </w:tc>
+      </w:tr>
+      <w:tr>
+        <w:tc>
+          <w:tcPr/>
+          <w:p>
+            <w:pPr>
+              <w:pStyle w:val="Compact"/>
+              <w:jc w:val="left"/>
+            </w:pPr>
+            <w:r>
+              <w:t xml:space="preserve">flat art</w:t>
+            </w:r>
+          </w:p>
+        </w:tc>
+        <w:tc>
+          <w:tcPr/>
+          <w:p>
+            <w:pPr>
+              <w:pStyle w:val="Compact"/>
+              <w:jc w:val="left"/>
+            </w:pPr>
+            <w:r>
+              <w:t xml:space="preserve">9 Mbit / 60 ms / 1% loss</w:t>
+            </w:r>
+          </w:p>
+        </w:tc>
+        <w:tc>
+          <w:tcPr/>
+          <w:p>
+            <w:pPr>
+              <w:pStyle w:val="Compact"/>
+              <w:jc w:val="left"/>
+            </w:pPr>
+            <w:r>
+              <w:t xml:space="preserve">h3</w:t>
+            </w:r>
+          </w:p>
+        </w:tc>
+        <w:tc>
+          <w:tcPr/>
+          <w:p>
+            <w:pPr>
+              <w:pStyle w:val="Compact"/>
+              <w:jc w:val="left"/>
+            </w:pPr>
+            <w:r>
+              <w:t xml:space="preserve">4,149</w:t>
+            </w:r>
+          </w:p>
+        </w:tc>
+        <w:tc>
+          <w:tcPr/>
+          <w:p>
+            <w:pPr>
+              <w:pStyle w:val="Compact"/>
+              <w:jc w:val="left"/>
+            </w:pPr>
+            <w:r>
+              <w:t xml:space="preserve">867</w:t>
+            </w:r>
+          </w:p>
+        </w:tc>
+        <w:tc>
+          <w:tcPr/>
+          <w:p>
+            <w:pPr>
+              <w:pStyle w:val="Compact"/>
+              <w:jc w:val="left"/>
+            </w:pPr>
+            <w:r>
+              <w:t xml:space="preserve">871</w:t>
+            </w:r>
+          </w:p>
+        </w:tc>
+        <w:tc>
+          <w:tcPr/>
+          <w:p>
+            <w:pPr>
+              <w:pStyle w:val="Compact"/>
+              <w:jc w:val="left"/>
+            </w:pPr>
+            <w:r>
+              <w:t xml:space="preserve">1,189</w:t>
+            </w:r>
+          </w:p>
+        </w:tc>
+        <w:tc>
+          <w:tcPr/>
+          <w:p>
+            <w:pPr>
+              <w:pStyle w:val="Compact"/>
+              <w:jc w:val="left"/>
+            </w:pPr>
+            <w:r>
+              <w:rPr>
+                <w:b/>
+                <w:bCs/>
+              </w:rPr>
+              <w:t xml:space="preserve">4.8x</w:t>
+            </w:r>
+            <w:r>
+              <w:t xml:space="preserve"> </w:t>
+            </w:r>
+            <w:r>
+              <w:t xml:space="preserve">[4.7,5.0]</w:t>
+            </w:r>
+          </w:p>
+        </w:tc>
+        <w:tc>
+          <w:tcPr/>
+          <w:p>
+            <w:pPr>
+              <w:pStyle w:val="Compact"/>
+              <w:jc w:val="left"/>
+            </w:pPr>
+            <w:r>
+              <w:t xml:space="preserve">3.5x</w:t>
+            </w:r>
+          </w:p>
+        </w:tc>
+      </w:tr>
+      <w:tr>
+        <w:tc>
+          <w:tcPr/>
+          <w:p>
+            <w:pPr>
+              <w:pStyle w:val="Compact"/>
+              <w:jc w:val="left"/>
+            </w:pPr>
+            <w:r>
+              <w:t xml:space="preserve">photos</w:t>
+            </w:r>
+          </w:p>
+        </w:tc>
+        <w:tc>
+          <w:tcPr/>
+          <w:p>
+            <w:pPr>
+              <w:pStyle w:val="Compact"/>
+              <w:jc w:val="left"/>
+            </w:pPr>
+            <w:r>
+              <w:t xml:space="preserve">localhost</w:t>
+            </w:r>
+          </w:p>
+        </w:tc>
+        <w:tc>
+          <w:tcPr/>
+          <w:p>
+            <w:pPr>
+              <w:pStyle w:val="Compact"/>
+              <w:jc w:val="left"/>
+            </w:pPr>
+            <w:r>
+              <w:t xml:space="preserve">h1</w:t>
+            </w:r>
+          </w:p>
+        </w:tc>
+        <w:tc>
+          <w:tcPr/>
+          <w:p>
+            <w:pPr>
+              <w:pStyle w:val="Compact"/>
+              <w:jc w:val="left"/>
+            </w:pPr>
+            <w:r>
+              <w:t xml:space="preserve">758</w:t>
+            </w:r>
+          </w:p>
+        </w:tc>
+        <w:tc>
+          <w:tcPr/>
+          <w:p>
+            <w:pPr>
+              <w:pStyle w:val="Compact"/>
+              <w:jc w:val="left"/>
+            </w:pPr>
+            <w:r>
+              <w:t xml:space="preserve">424</w:t>
+            </w:r>
+          </w:p>
+        </w:tc>
+        <w:tc>
+          <w:tcPr/>
+          <w:p>
+            <w:pPr>
+              <w:pStyle w:val="Compact"/>
+              <w:jc w:val="left"/>
+            </w:pPr>
+            <w:r>
+              <w:t xml:space="preserve">400</w:t>
+            </w:r>
+          </w:p>
+        </w:tc>
+        <w:tc>
+          <w:tcPr/>
+          <w:p>
+            <w:pPr>
+              <w:pStyle w:val="Compact"/>
+              <w:jc w:val="left"/>
+            </w:pPr>
+            <w:r>
+              <w:t xml:space="preserve">633</w:t>
+            </w:r>
+          </w:p>
+        </w:tc>
+        <w:tc>
+          <w:tcPr/>
+          <w:p>
+            <w:pPr>
+              <w:pStyle w:val="Compact"/>
+              <w:jc w:val="left"/>
+            </w:pPr>
+            <w:r>
+              <w:rPr>
+                <w:b/>
+                <w:bCs/>
+              </w:rPr>
+              <w:t xml:space="preserve">1.8x</w:t>
+            </w:r>
+            <w:r>
+              <w:t xml:space="preserve"> </w:t>
+            </w:r>
+            <w:r>
+              <w:t xml:space="preserve">[1.5,1.9]</w:t>
+            </w:r>
+          </w:p>
+        </w:tc>
+        <w:tc>
+          <w:tcPr/>
+          <w:p>
+            <w:pPr>
+              <w:pStyle w:val="Compact"/>
+              <w:jc w:val="left"/>
+            </w:pPr>
+            <w:r>
+              <w:t xml:space="preserve">1.2x</w:t>
+            </w:r>
+          </w:p>
+        </w:tc>
+      </w:tr>
+      <w:tr>
+        <w:tc>
+          <w:tcPr/>
+          <w:p>
+            <w:pPr>
+              <w:pStyle w:val="Compact"/>
+              <w:jc w:val="left"/>
+            </w:pPr>
+            <w:r>
+              <w:t xml:space="preserve">photos</w:t>
+            </w:r>
+          </w:p>
+        </w:tc>
+        <w:tc>
+          <w:tcPr/>
+          <w:p>
+            <w:pPr>
+              <w:pStyle w:val="Compact"/>
+              <w:jc w:val="left"/>
+            </w:pPr>
+            <w:r>
+              <w:t xml:space="preserve">localhost</w:t>
+            </w:r>
+          </w:p>
+        </w:tc>
+        <w:tc>
+          <w:tcPr/>
+          <w:p>
+            <w:pPr>
+              <w:pStyle w:val="Compact"/>
+              <w:jc w:val="left"/>
+            </w:pPr>
+            <w:r>
+              <w:t xml:space="preserve">h2</w:t>
+            </w:r>
+          </w:p>
+        </w:tc>
+        <w:tc>
+          <w:tcPr/>
+          <w:p>
+            <w:pPr>
+              <w:pStyle w:val="Compact"/>
+              <w:jc w:val="left"/>
+            </w:pPr>
+            <w:r>
+              <w:t xml:space="preserve">665</w:t>
+            </w:r>
+          </w:p>
+        </w:tc>
+        <w:tc>
+          <w:tcPr/>
+          <w:p>
+            <w:pPr>
+              <w:pStyle w:val="Compact"/>
+              <w:jc w:val="left"/>
+            </w:pPr>
+            <w:r>
+              <w:t xml:space="preserve">419</w:t>
+            </w:r>
+          </w:p>
+        </w:tc>
+        <w:tc>
+          <w:tcPr/>
+          <w:p>
+            <w:pPr>
+              <w:pStyle w:val="Compact"/>
+              <w:jc w:val="left"/>
+            </w:pPr>
+            <w:r>
+              <w:t xml:space="preserve">422</w:t>
+            </w:r>
+          </w:p>
+        </w:tc>
+        <w:tc>
+          <w:tcPr/>
+          <w:p>
+            <w:pPr>
+              <w:pStyle w:val="Compact"/>
+              <w:jc w:val="left"/>
+            </w:pPr>
+            <w:r>
+              <w:t xml:space="preserve">632</w:t>
+            </w:r>
+          </w:p>
+        </w:tc>
+        <w:tc>
+          <w:tcPr/>
+          <w:p>
+            <w:pPr>
+              <w:pStyle w:val="Compact"/>
+              <w:jc w:val="left"/>
+            </w:pPr>
+            <w:r>
+              <w:rPr>
+                <w:b/>
+                <w:bCs/>
+              </w:rPr>
+              <w:t xml:space="preserve">1.6x</w:t>
+            </w:r>
+            <w:r>
+              <w:t xml:space="preserve"> </w:t>
+            </w:r>
+            <w:r>
+              <w:t xml:space="preserve">[1.5,1.6]</w:t>
+            </w:r>
+          </w:p>
+        </w:tc>
+        <w:tc>
+          <w:tcPr/>
+          <w:p>
+            <w:pPr>
+              <w:pStyle w:val="Compact"/>
+              <w:jc w:val="left"/>
+            </w:pPr>
+            <w:r>
+              <w:t xml:space="preserve">1.1x</w:t>
+            </w:r>
+          </w:p>
+        </w:tc>
+      </w:tr>
+      <w:tr>
+        <w:tc>
+          <w:tcPr/>
+          <w:p>
+            <w:pPr>
+              <w:pStyle w:val="Compact"/>
+              <w:jc w:val="left"/>
+            </w:pPr>
+            <w:r>
+              <w:t xml:space="preserve">photos</w:t>
+            </w:r>
+          </w:p>
+        </w:tc>
+        <w:tc>
+          <w:tcPr/>
+          <w:p>
+            <w:pPr>
+              <w:pStyle w:val="Compact"/>
+              <w:jc w:val="left"/>
+            </w:pPr>
+            <w:r>
+              <w:t xml:space="preserve">localhost</w:t>
+            </w:r>
+          </w:p>
+        </w:tc>
+        <w:tc>
+          <w:tcPr/>
+          <w:p>
+            <w:pPr>
+              <w:pStyle w:val="Compact"/>
+              <w:jc w:val="left"/>
+            </w:pPr>
+            <w:r>
+              <w:t xml:space="preserve">h3</w:t>
+            </w:r>
+          </w:p>
+        </w:tc>
+        <w:tc>
+          <w:tcPr/>
+          <w:p>
+            <w:pPr>
+              <w:pStyle w:val="Compact"/>
+              <w:jc w:val="left"/>
+            </w:pPr>
+            <w:r>
+              <w:t xml:space="preserve">835</w:t>
+            </w:r>
+          </w:p>
+        </w:tc>
+        <w:tc>
+          <w:tcPr/>
+          <w:p>
+            <w:pPr>
+              <w:pStyle w:val="Compact"/>
+              <w:jc w:val="left"/>
+            </w:pPr>
+            <w:r>
+              <w:t xml:space="preserve">415</w:t>
+            </w:r>
+          </w:p>
+        </w:tc>
+        <w:tc>
+          <w:tcPr/>
+          <w:p>
+            <w:pPr>
+              <w:pStyle w:val="Compact"/>
+              <w:jc w:val="left"/>
+            </w:pPr>
+            <w:r>
+              <w:t xml:space="preserve">425</w:t>
+            </w:r>
+          </w:p>
+        </w:tc>
+        <w:tc>
+          <w:tcPr/>
+          <w:p>
+            <w:pPr>
+              <w:pStyle w:val="Compact"/>
+              <w:jc w:val="left"/>
+            </w:pPr>
+            <w:r>
+              <w:t xml:space="preserve">662</w:t>
+            </w:r>
+          </w:p>
+        </w:tc>
+        <w:tc>
+          <w:tcPr/>
+          <w:p>
+            <w:pPr>
+              <w:pStyle w:val="Compact"/>
+              <w:jc w:val="left"/>
+            </w:pPr>
+            <w:r>
+              <w:rPr>
+                <w:b/>
+                <w:bCs/>
+              </w:rPr>
+              <w:t xml:space="preserve">2.0x</w:t>
+            </w:r>
+            <w:r>
+              <w:t xml:space="preserve"> </w:t>
+            </w:r>
+            <w:r>
+              <w:t xml:space="preserve">[1.7,2.3]</w:t>
+            </w:r>
+          </w:p>
+        </w:tc>
+        <w:tc>
+          <w:tcPr/>
+          <w:p>
+            <w:pPr>
+              <w:pStyle w:val="Compact"/>
+              <w:jc w:val="left"/>
+            </w:pPr>
+            <w:r>
+              <w:t xml:space="preserve">1.3x</w:t>
+            </w:r>
+          </w:p>
+        </w:tc>
+      </w:tr>
+      <w:tr>
+        <w:tc>
+          <w:tcPr/>
+          <w:p>
+            <w:pPr>
+              <w:pStyle w:val="Compact"/>
+              <w:jc w:val="left"/>
+            </w:pPr>
+            <w:r>
+              <w:t xml:space="preserve">photos</w:t>
+            </w:r>
+          </w:p>
+        </w:tc>
+        <w:tc>
+          <w:tcPr/>
+          <w:p>
+            <w:pPr>
+              <w:pStyle w:val="Compact"/>
+              <w:jc w:val="left"/>
+            </w:pPr>
+            <w:r>
+              <w:t xml:space="preserve">100 Mbit / 20 ms</w:t>
+            </w:r>
+          </w:p>
+        </w:tc>
+        <w:tc>
+          <w:tcPr/>
+          <w:p>
+            <w:pPr>
+              <w:pStyle w:val="Compact"/>
+              <w:jc w:val="left"/>
+            </w:pPr>
+            <w:r>
+              <w:t xml:space="preserve">h1</w:t>
+            </w:r>
+          </w:p>
+        </w:tc>
+        <w:tc>
+          <w:tcPr/>
+          <w:p>
+            <w:pPr>
+              <w:pStyle w:val="Compact"/>
+              <w:jc w:val="left"/>
+            </w:pPr>
+            <w:r>
+              <w:t xml:space="preserve">2,019</w:t>
+            </w:r>
+          </w:p>
+        </w:tc>
+        <w:tc>
+          <w:tcPr/>
+          <w:p>
+            <w:pPr>
+              <w:pStyle w:val="Compact"/>
+              <w:jc w:val="left"/>
+            </w:pPr>
+            <w:r>
+              <w:t xml:space="preserve">780</w:t>
+            </w:r>
+          </w:p>
+        </w:tc>
+        <w:tc>
+          <w:tcPr/>
+          <w:p>
+            <w:pPr>
+              <w:pStyle w:val="Compact"/>
+              <w:jc w:val="left"/>
+            </w:pPr>
+            <w:r>
+              <w:t xml:space="preserve">669</w:t>
+            </w:r>
+          </w:p>
+        </w:tc>
+        <w:tc>
+          <w:tcPr/>
+          <w:p>
+            <w:pPr>
+              <w:pStyle w:val="Compact"/>
+              <w:jc w:val="left"/>
+            </w:pPr>
+            <w:r>
+              <w:t xml:space="preserve">1,036</w:t>
+            </w:r>
+          </w:p>
+        </w:tc>
+        <w:tc>
+          <w:tcPr/>
+          <w:p>
+            <w:pPr>
+              <w:pStyle w:val="Compact"/>
+              <w:jc w:val="left"/>
+            </w:pPr>
+            <w:r>
+              <w:rPr>
+                <w:b/>
+                <w:bCs/>
+              </w:rPr>
+              <w:t xml:space="preserve">2.6x</w:t>
+            </w:r>
+            <w:r>
+              <w:t xml:space="preserve"> </w:t>
+            </w:r>
+            <w:r>
+              <w:t xml:space="preserve">[2.6,2.6]</w:t>
+            </w:r>
+          </w:p>
+        </w:tc>
+        <w:tc>
+          <w:tcPr/>
+          <w:p>
+            <w:pPr>
+              <w:pStyle w:val="Compact"/>
+              <w:jc w:val="left"/>
+            </w:pPr>
+            <w:r>
+              <w:t xml:space="preserve">1.9x</w:t>
+            </w:r>
+          </w:p>
+        </w:tc>
+      </w:tr>
+      <w:tr>
+        <w:tc>
+          <w:tcPr/>
+          <w:p>
+            <w:pPr>
+              <w:pStyle w:val="Compact"/>
+              <w:jc w:val="left"/>
+            </w:pPr>
+            <w:r>
+              <w:t xml:space="preserve">photos</w:t>
+            </w:r>
+          </w:p>
+        </w:tc>
+        <w:tc>
+          <w:tcPr/>
+          <w:p>
+            <w:pPr>
+              <w:pStyle w:val="Compact"/>
+              <w:jc w:val="left"/>
+            </w:pPr>
+            <w:r>
+              <w:t xml:space="preserve">100 Mbit / 20 ms</w:t>
+            </w:r>
+          </w:p>
+        </w:tc>
+        <w:tc>
+          <w:tcPr/>
+          <w:p>
+            <w:pPr>
+              <w:pStyle w:val="Compact"/>
+              <w:jc w:val="left"/>
+            </w:pPr>
+            <w:r>
+              <w:t xml:space="preserve">h2</w:t>
+            </w:r>
+          </w:p>
+        </w:tc>
+        <w:tc>
+          <w:tcPr/>
+          <w:p>
+            <w:pPr>
+              <w:pStyle w:val="Compact"/>
+              <w:jc w:val="left"/>
+            </w:pPr>
+            <w:r>
+              <w:t xml:space="preserve">692</w:t>
+            </w:r>
+          </w:p>
+        </w:tc>
+        <w:tc>
+          <w:tcPr/>
+          <w:p>
+            <w:pPr>
+              <w:pStyle w:val="Compact"/>
+              <w:jc w:val="left"/>
+            </w:pPr>
+            <w:r>
+              <w:t xml:space="preserve">758</w:t>
+            </w:r>
+          </w:p>
+        </w:tc>
+        <w:tc>
+          <w:tcPr/>
+          <w:p>
+            <w:pPr>
+              <w:pStyle w:val="Compact"/>
+              <w:jc w:val="left"/>
+            </w:pPr>
+            <w:r>
+              <w:t xml:space="preserve">709</w:t>
+            </w:r>
+          </w:p>
+        </w:tc>
+        <w:tc>
+          <w:tcPr/>
+          <w:p>
+            <w:pPr>
+              <w:pStyle w:val="Compact"/>
+              <w:jc w:val="left"/>
+            </w:pPr>
+            <w:r>
+              <w:t xml:space="preserve">1,038</w:t>
+            </w:r>
+          </w:p>
+        </w:tc>
+        <w:tc>
+          <w:tcPr/>
+          <w:p>
+            <w:pPr>
+              <w:pStyle w:val="Compact"/>
+              <w:jc w:val="left"/>
+            </w:pPr>
+            <w:r>
+              <w:rPr>
+                <w:b/>
+                <w:bCs/>
+              </w:rPr>
+              <w:t xml:space="preserve">0.9x</w:t>
+            </w:r>
+            <w:r>
+              <w:t xml:space="preserve"> </w:t>
+            </w:r>
+            <w:r>
+              <w:t xml:space="preserve">[0.9,0.9]</w:t>
+            </w:r>
+          </w:p>
+        </w:tc>
+        <w:tc>
+          <w:tcPr/>
+          <w:p>
+            <w:pPr>
+              <w:pStyle w:val="Compact"/>
+              <w:jc w:val="left"/>
+            </w:pPr>
+            <w:r>
+              <w:t xml:space="preserve">0.7x</w:t>
+            </w:r>
+          </w:p>
+        </w:tc>
+      </w:tr>
+      <w:tr>
+        <w:tc>
+          <w:tcPr/>
+          <w:p>
+            <w:pPr>
+              <w:pStyle w:val="Compact"/>
+              <w:jc w:val="left"/>
+            </w:pPr>
+            <w:r>
+              <w:t xml:space="preserve">photos</w:t>
+            </w:r>
+          </w:p>
+        </w:tc>
+        <w:tc>
+          <w:tcPr/>
+          <w:p>
+            <w:pPr>
+              <w:pStyle w:val="Compact"/>
+              <w:jc w:val="left"/>
+            </w:pPr>
+            <w:r>
+              <w:t xml:space="preserve">100 Mbit / 20 ms</w:t>
+            </w:r>
+          </w:p>
+        </w:tc>
+        <w:tc>
+          <w:tcPr/>
+          <w:p>
+            <w:pPr>
+              <w:pStyle w:val="Compact"/>
+              <w:jc w:val="left"/>
+            </w:pPr>
+            <w:r>
+              <w:t xml:space="preserve">h3</w:t>
+            </w:r>
+          </w:p>
+        </w:tc>
+        <w:tc>
+          <w:tcPr/>
+          <w:p>
+            <w:pPr>
+              <w:pStyle w:val="Compact"/>
+              <w:jc w:val="left"/>
+            </w:pPr>
+            <w:r>
+              <w:t xml:space="preserve">2,075</w:t>
+            </w:r>
+          </w:p>
+        </w:tc>
+        <w:tc>
+          <w:tcPr/>
+          <w:p>
+            <w:pPr>
+              <w:pStyle w:val="Compact"/>
+              <w:jc w:val="left"/>
+            </w:pPr>
+            <w:r>
+              <w:t xml:space="preserve">746</w:t>
+            </w:r>
+          </w:p>
+        </w:tc>
+        <w:tc>
+          <w:tcPr/>
+          <w:p>
+            <w:pPr>
+              <w:pStyle w:val="Compact"/>
+              <w:jc w:val="left"/>
+            </w:pPr>
+            <w:r>
+              <w:t xml:space="preserve">763</w:t>
+            </w:r>
+          </w:p>
+        </w:tc>
+        <w:tc>
+          <w:tcPr/>
+          <w:p>
+            <w:pPr>
+              <w:pStyle w:val="Compact"/>
+              <w:jc w:val="left"/>
+            </w:pPr>
+            <w:r>
+              <w:t xml:space="preserve">1,002</w:t>
+            </w:r>
+          </w:p>
+        </w:tc>
+        <w:tc>
+          <w:tcPr/>
+          <w:p>
+            <w:pPr>
+              <w:pStyle w:val="Compact"/>
+              <w:jc w:val="left"/>
+            </w:pPr>
+            <w:r>
+              <w:rPr>
+                <w:b/>
+                <w:bCs/>
+              </w:rPr>
+              <w:t xml:space="preserve">2.8x</w:t>
+            </w:r>
+            <w:r>
+              <w:t xml:space="preserve"> </w:t>
+            </w:r>
+            <w:r>
+              <w:t xml:space="preserve">[2.7,2.8]</w:t>
+            </w:r>
+          </w:p>
+        </w:tc>
+        <w:tc>
+          <w:tcPr/>
+          <w:p>
+            <w:pPr>
+              <w:pStyle w:val="Compact"/>
+              <w:jc w:val="left"/>
+            </w:pPr>
+            <w:r>
+              <w:t xml:space="preserve">2.1x</w:t>
+            </w:r>
+          </w:p>
+        </w:tc>
+      </w:tr>
+      <w:tr>
+        <w:tc>
+          <w:tcPr/>
+          <w:p>
+            <w:pPr>
+              <w:pStyle w:val="Compact"/>
+              <w:jc w:val="left"/>
+            </w:pPr>
+            <w:r>
+              <w:t xml:space="preserve">photos</w:t>
+            </w:r>
+          </w:p>
+        </w:tc>
+        <w:tc>
+          <w:tcPr/>
+          <w:p>
+            <w:pPr>
+              <w:pStyle w:val="Compact"/>
+              <w:jc w:val="left"/>
+            </w:pPr>
+            <w:r>
+              <w:t xml:space="preserve">9 Mbit / 60 ms</w:t>
+            </w:r>
+          </w:p>
+        </w:tc>
+        <w:tc>
+          <w:tcPr/>
+          <w:p>
+            <w:pPr>
+              <w:pStyle w:val="Compact"/>
+              <w:jc w:val="left"/>
+            </w:pPr>
+            <w:r>
+              <w:t xml:space="preserve">h1</w:t>
+            </w:r>
+          </w:p>
+        </w:tc>
+        <w:tc>
+          <w:tcPr/>
+          <w:p>
+            <w:pPr>
+              <w:pStyle w:val="Compact"/>
+              <w:jc w:val="left"/>
+            </w:pPr>
+            <w:r>
+              <w:t xml:space="preserve">6,199</w:t>
+            </w:r>
+          </w:p>
+        </w:tc>
+        <w:tc>
+          <w:tcPr/>
+          <w:p>
+            <w:pPr>
+              <w:pStyle w:val="Compact"/>
+              <w:jc w:val="left"/>
+            </w:pPr>
+            <w:r>
+              <w:t xml:space="preserve">3,824</w:t>
+            </w:r>
+          </w:p>
+        </w:tc>
+        <w:tc>
+          <w:tcPr/>
+          <w:p>
+            <w:pPr>
+              <w:pStyle w:val="Compact"/>
+              <w:jc w:val="left"/>
+            </w:pPr>
+            <w:r>
+              <w:t xml:space="preserve">3,897</w:t>
+            </w:r>
+          </w:p>
+        </w:tc>
+        <w:tc>
+          <w:tcPr/>
+          <w:p>
+            <w:pPr>
+              <w:pStyle w:val="Compact"/>
+              <w:jc w:val="left"/>
+            </w:pPr>
+            <w:r>
+              <w:t xml:space="preserve">4,246</w:t>
+            </w:r>
+          </w:p>
+        </w:tc>
+        <w:tc>
+          <w:tcPr/>
+          <w:p>
+            <w:pPr>
+              <w:pStyle w:val="Compact"/>
+              <w:jc w:val="left"/>
+            </w:pPr>
+            <w:r>
+              <w:rPr>
+                <w:b/>
+                <w:bCs/>
+              </w:rPr>
+              <w:t xml:space="preserve">1.6x</w:t>
+            </w:r>
+            <w:r>
+              <w:t xml:space="preserve"> </w:t>
+            </w:r>
+            <w:r>
+              <w:t xml:space="preserve">[1.6,1.6]</w:t>
+            </w:r>
+          </w:p>
+        </w:tc>
+        <w:tc>
+          <w:tcPr/>
+          <w:p>
+            <w:pPr>
+              <w:pStyle w:val="Compact"/>
+              <w:jc w:val="left"/>
+            </w:pPr>
+            <w:r>
+              <w:t xml:space="preserve">1.5x</w:t>
+            </w:r>
+          </w:p>
+        </w:tc>
+      </w:tr>
+      <w:tr>
+        <w:tc>
+          <w:tcPr/>
+          <w:p>
+            <w:pPr>
+              <w:pStyle w:val="Compact"/>
+              <w:jc w:val="left"/>
+            </w:pPr>
+            <w:r>
+              <w:t xml:space="preserve">photos</w:t>
+            </w:r>
+          </w:p>
+        </w:tc>
+        <w:tc>
+          <w:tcPr/>
+          <w:p>
+            <w:pPr>
+              <w:pStyle w:val="Compact"/>
+              <w:jc w:val="left"/>
+            </w:pPr>
+            <w:r>
+              <w:t xml:space="preserve">9 Mbit / 60 ms</w:t>
+            </w:r>
+          </w:p>
+        </w:tc>
+        <w:tc>
+          <w:tcPr/>
+          <w:p>
+            <w:pPr>
+              <w:pStyle w:val="Compact"/>
+              <w:jc w:val="left"/>
+            </w:pPr>
+            <w:r>
+              <w:t xml:space="preserve">h2</w:t>
+            </w:r>
+          </w:p>
+        </w:tc>
+        <w:tc>
+          <w:tcPr/>
+          <w:p>
+            <w:pPr>
+              <w:pStyle w:val="Compact"/>
+              <w:jc w:val="left"/>
+            </w:pPr>
+            <w:r>
+              <w:t xml:space="preserve">3,743</w:t>
+            </w:r>
+          </w:p>
+        </w:tc>
+        <w:tc>
+          <w:tcPr/>
+          <w:p>
+            <w:pPr>
+              <w:pStyle w:val="Compact"/>
+              <w:jc w:val="left"/>
+            </w:pPr>
+            <w:r>
+              <w:t xml:space="preserve">3,771</w:t>
+            </w:r>
+          </w:p>
+        </w:tc>
+        <w:tc>
+          <w:tcPr/>
+          <w:p>
+            <w:pPr>
+              <w:pStyle w:val="Compact"/>
+              <w:jc w:val="left"/>
+            </w:pPr>
+            <w:r>
+              <w:t xml:space="preserve">3,866</w:t>
+            </w:r>
+          </w:p>
+        </w:tc>
+        <w:tc>
+          <w:tcPr/>
+          <w:p>
+            <w:pPr>
+              <w:pStyle w:val="Compact"/>
+              <w:jc w:val="left"/>
+            </w:pPr>
+            <w:r>
+              <w:t xml:space="preserve">4,294</w:t>
+            </w:r>
+          </w:p>
+        </w:tc>
+        <w:tc>
+          <w:tcPr/>
+          <w:p>
+            <w:pPr>
+              <w:pStyle w:val="Compact"/>
+              <w:jc w:val="left"/>
+            </w:pPr>
+            <w:r>
+              <w:rPr>
+                <w:b/>
+                <w:bCs/>
+              </w:rPr>
+              <w:t xml:space="preserve">1.0x</w:t>
+            </w:r>
+            <w:r>
+              <w:t xml:space="preserve"> </w:t>
+            </w:r>
+            <w:r>
+              <w:t xml:space="preserve">[1.0,1.0]</w:t>
+            </w:r>
+          </w:p>
+        </w:tc>
+        <w:tc>
+          <w:tcPr/>
+          <w:p>
+            <w:pPr>
+              <w:pStyle w:val="Compact"/>
+              <w:jc w:val="left"/>
+            </w:pPr>
+            <w:r>
+              <w:t xml:space="preserve">0.9x</w:t>
+            </w:r>
+          </w:p>
+        </w:tc>
+      </w:tr>
+      <w:tr>
+        <w:tc>
+          <w:tcPr/>
+          <w:p>
+            <w:pPr>
+              <w:pStyle w:val="Compact"/>
+              <w:jc w:val="left"/>
+            </w:pPr>
+            <w:r>
+              <w:t xml:space="preserve">photos</w:t>
+            </w:r>
+          </w:p>
+        </w:tc>
+        <w:tc>
+          <w:tcPr/>
+          <w:p>
+            <w:pPr>
+              <w:pStyle w:val="Compact"/>
+              <w:jc w:val="left"/>
+            </w:pPr>
+            <w:r>
+              <w:t xml:space="preserve">9 Mbit / 60 ms</w:t>
+            </w:r>
+          </w:p>
+        </w:tc>
+        <w:tc>
+          <w:tcPr/>
+          <w:p>
+            <w:pPr>
+              <w:pStyle w:val="Compact"/>
+              <w:jc w:val="left"/>
+            </w:pPr>
+            <w:r>
+              <w:t xml:space="preserve">h3</w:t>
+            </w:r>
+          </w:p>
+        </w:tc>
+        <w:tc>
+          <w:tcPr/>
+          <w:p>
+            <w:pPr>
+              <w:pStyle w:val="Compact"/>
+              <w:jc w:val="left"/>
+            </w:pPr>
+            <w:r>
+              <w:t xml:space="preserve">6,218</w:t>
+            </w:r>
+          </w:p>
+        </w:tc>
+        <w:tc>
+          <w:tcPr/>
+          <w:p>
+            <w:pPr>
+              <w:pStyle w:val="Compact"/>
+              <w:jc w:val="left"/>
+            </w:pPr>
+            <w:r>
+              <w:t xml:space="preserve">3,902</w:t>
+            </w:r>
+          </w:p>
+        </w:tc>
+        <w:tc>
+          <w:tcPr/>
+          <w:p>
+            <w:pPr>
+              <w:pStyle w:val="Compact"/>
+              <w:jc w:val="left"/>
+            </w:pPr>
+            <w:r>
+              <w:t xml:space="preserve">4,021</w:t>
+            </w:r>
+          </w:p>
+        </w:tc>
+        <w:tc>
+          <w:tcPr/>
+          <w:p>
+            <w:pPr>
+              <w:pStyle w:val="Compact"/>
+              <w:jc w:val="left"/>
+            </w:pPr>
+            <w:r>
+              <w:t xml:space="preserve">4,427</w:t>
+            </w:r>
+          </w:p>
+        </w:tc>
+        <w:tc>
+          <w:tcPr/>
+          <w:p>
+            <w:pPr>
+              <w:pStyle w:val="Compact"/>
+              <w:jc w:val="left"/>
+            </w:pPr>
+            <w:r>
+              <w:rPr>
+                <w:b/>
+                <w:bCs/>
+              </w:rPr>
+              <w:t xml:space="preserve">1.6x</w:t>
+            </w:r>
+            <w:r>
+              <w:t xml:space="preserve"> </w:t>
+            </w:r>
+            <w:r>
+              <w:t xml:space="preserve">[1.6,1.6]</w:t>
+            </w:r>
+          </w:p>
+        </w:tc>
+        <w:tc>
+          <w:tcPr/>
+          <w:p>
+            <w:pPr>
+              <w:pStyle w:val="Compact"/>
+              <w:jc w:val="left"/>
+            </w:pPr>
+            <w:r>
+              <w:t xml:space="preserve">1.4x</w:t>
+            </w:r>
+          </w:p>
+        </w:tc>
+      </w:tr>
+      <w:tr>
+        <w:tc>
+          <w:tcPr/>
+          <w:p>
+            <w:pPr>
+              <w:pStyle w:val="Compact"/>
+              <w:jc w:val="left"/>
+            </w:pPr>
+            <w:r>
+              <w:t xml:space="preserve">photos</w:t>
+            </w:r>
+          </w:p>
+        </w:tc>
+        <w:tc>
+          <w:tcPr/>
+          <w:p>
+            <w:pPr>
+              <w:pStyle w:val="Compact"/>
+              <w:jc w:val="left"/>
+            </w:pPr>
+            <w:r>
+              <w:t xml:space="preserve">9 Mbit / 60 ms / 1% loss</w:t>
+            </w:r>
+          </w:p>
+        </w:tc>
+        <w:tc>
+          <w:tcPr/>
+          <w:p>
+            <w:pPr>
+              <w:pStyle w:val="Compact"/>
+              <w:jc w:val="left"/>
+            </w:pPr>
+            <w:r>
+              <w:t xml:space="preserve">h1</w:t>
+            </w:r>
+          </w:p>
+        </w:tc>
+        <w:tc>
+          <w:tcPr/>
+          <w:p>
+            <w:pPr>
+              <w:pStyle w:val="Compact"/>
+              <w:jc w:val="left"/>
+            </w:pPr>
+            <w:r>
+              <w:t xml:space="preserve">6,933</w:t>
+            </w:r>
+          </w:p>
+        </w:tc>
+        <w:tc>
+          <w:tcPr/>
+          <w:p>
+            <w:pPr>
+              <w:pStyle w:val="Compact"/>
+              <w:jc w:val="left"/>
+            </w:pPr>
+            <w:r>
+              <w:t xml:space="preserve">4,612</w:t>
+            </w:r>
+          </w:p>
+        </w:tc>
+        <w:tc>
+          <w:tcPr/>
+          <w:p>
+            <w:pPr>
+              <w:pStyle w:val="Compact"/>
+              <w:jc w:val="left"/>
+            </w:pPr>
+            <w:r>
+              <w:t xml:space="preserve">4,490</w:t>
+            </w:r>
+          </w:p>
+        </w:tc>
+        <w:tc>
+          <w:tcPr/>
+          <w:p>
+            <w:pPr>
+              <w:pStyle w:val="Compact"/>
+              <w:jc w:val="left"/>
+            </w:pPr>
+            <w:r>
+              <w:t xml:space="preserve">7,890</w:t>
+            </w:r>
+          </w:p>
+        </w:tc>
+        <w:tc>
+          <w:tcPr/>
+          <w:p>
+            <w:pPr>
+              <w:pStyle w:val="Compact"/>
+              <w:jc w:val="left"/>
+            </w:pPr>
+            <w:r>
+              <w:rPr>
+                <w:b/>
+                <w:bCs/>
+              </w:rPr>
+              <w:t xml:space="preserve">1.5x</w:t>
+            </w:r>
+            <w:r>
+              <w:t xml:space="preserve"> </w:t>
+            </w:r>
+            <w:r>
+              <w:t xml:space="preserve">[1.0,1.7]</w:t>
+            </w:r>
+          </w:p>
+        </w:tc>
+        <w:tc>
+          <w:tcPr/>
+          <w:p>
+            <w:pPr>
+              <w:pStyle w:val="Compact"/>
+              <w:jc w:val="left"/>
+            </w:pPr>
+            <w:r>
+              <w:t xml:space="preserve">0.9x</w:t>
+            </w:r>
+          </w:p>
+        </w:tc>
+      </w:tr>
+      <w:tr>
+        <w:tc>
+          <w:tcPr/>
+          <w:p>
+            <w:pPr>
+              <w:pStyle w:val="Compact"/>
+              <w:jc w:val="left"/>
+            </w:pPr>
+            <w:r>
+              <w:t xml:space="preserve">photos</w:t>
+            </w:r>
+          </w:p>
+        </w:tc>
+        <w:tc>
+          <w:tcPr/>
+          <w:p>
+            <w:pPr>
+              <w:pStyle w:val="Compact"/>
+              <w:jc w:val="left"/>
+            </w:pPr>
+            <w:r>
+              <w:t xml:space="preserve">9 Mbit / 60 ms / 1% loss</w:t>
+            </w:r>
+          </w:p>
+        </w:tc>
+        <w:tc>
+          <w:tcPr/>
+          <w:p>
+            <w:pPr>
+              <w:pStyle w:val="Compact"/>
+              <w:jc w:val="left"/>
+            </w:pPr>
+            <w:r>
+              <w:t xml:space="preserve">h2</w:t>
+            </w:r>
+          </w:p>
+        </w:tc>
+        <w:tc>
+          <w:tcPr/>
+          <w:p>
+            <w:pPr>
+              <w:pStyle w:val="Compact"/>
+              <w:jc w:val="left"/>
+            </w:pPr>
+            <w:r>
+              <w:t xml:space="preserve">5,576</w:t>
+            </w:r>
+          </w:p>
+        </w:tc>
+        <w:tc>
+          <w:tcPr/>
+          <w:p>
+            <w:pPr>
+              <w:pStyle w:val="Compact"/>
+              <w:jc w:val="left"/>
+            </w:pPr>
+            <w:r>
+              <w:t xml:space="preserve">5,993</w:t>
+            </w:r>
+          </w:p>
+        </w:tc>
+        <w:tc>
+          <w:tcPr/>
+          <w:p>
+            <w:pPr>
+              <w:pStyle w:val="Compact"/>
+              <w:jc w:val="left"/>
+            </w:pPr>
+            <w:r>
+              <w:t xml:space="preserve">7,226</w:t>
+            </w:r>
+          </w:p>
+        </w:tc>
+        <w:tc>
+          <w:tcPr/>
+          <w:p>
+            <w:pPr>
+              <w:pStyle w:val="Compact"/>
+              <w:jc w:val="left"/>
+            </w:pPr>
+            <w:r>
+              <w:t xml:space="preserve">6,476</w:t>
+            </w:r>
+          </w:p>
+        </w:tc>
+        <w:tc>
+          <w:tcPr/>
+          <w:p>
+            <w:pPr>
+              <w:pStyle w:val="Compact"/>
+              <w:jc w:val="left"/>
+            </w:pPr>
+            <w:r>
+              <w:rPr>
+                <w:b/>
+                <w:bCs/>
+              </w:rPr>
+              <w:t xml:space="preserve">0.9x</w:t>
+            </w:r>
+            <w:r>
+              <w:t xml:space="preserve"> </w:t>
+            </w:r>
+            <w:r>
+              <w:t xml:space="preserve">[0.6,1.3]</w:t>
+            </w:r>
+          </w:p>
+        </w:tc>
+        <w:tc>
+          <w:tcPr/>
+          <w:p>
+            <w:pPr>
+              <w:pStyle w:val="Compact"/>
+              <w:jc w:val="left"/>
+            </w:pPr>
+            <w:r>
+              <w:t xml:space="preserve">0.9x</w:t>
+            </w:r>
+          </w:p>
+        </w:tc>
+      </w:tr>
+      <w:tr>
+        <w:tc>
+          <w:tcPr/>
+          <w:p>
+            <w:pPr>
+              <w:pStyle w:val="Compact"/>
+              <w:jc w:val="left"/>
+            </w:pPr>
+            <w:r>
+              <w:t xml:space="preserve">photos</w:t>
+            </w:r>
+          </w:p>
+        </w:tc>
+        <w:tc>
+          <w:tcPr/>
+          <w:p>
+            <w:pPr>
+              <w:pStyle w:val="Compact"/>
+              <w:jc w:val="left"/>
+            </w:pPr>
+            <w:r>
+              <w:t xml:space="preserve">9 Mbit / 60 ms / 1% loss</w:t>
+            </w:r>
+          </w:p>
+        </w:tc>
+        <w:tc>
+          <w:tcPr/>
+          <w:p>
+            <w:pPr>
+              <w:pStyle w:val="Compact"/>
+              <w:jc w:val="left"/>
+            </w:pPr>
+            <w:r>
+              <w:t xml:space="preserve">h3</w:t>
+            </w:r>
+          </w:p>
+        </w:tc>
+        <w:tc>
+          <w:tcPr/>
+          <w:p>
+            <w:pPr>
+              <w:pStyle w:val="Compact"/>
+              <w:jc w:val="left"/>
+            </w:pPr>
+            <w:r>
+              <w:t xml:space="preserve">8,793</w:t>
+            </w:r>
+          </w:p>
+        </w:tc>
+        <w:tc>
+          <w:tcPr/>
+          <w:p>
+            <w:pPr>
+              <w:pStyle w:val="Compact"/>
+              <w:jc w:val="left"/>
+            </w:pPr>
+            <w:r>
+              <w:t xml:space="preserve">8,404</w:t>
+            </w:r>
+          </w:p>
+        </w:tc>
+        <w:tc>
+          <w:tcPr/>
+          <w:p>
+            <w:pPr>
+              <w:pStyle w:val="Compact"/>
+              <w:jc w:val="left"/>
+            </w:pPr>
+            <w:r>
+              <w:t xml:space="preserve">6,875</w:t>
+            </w:r>
+          </w:p>
+        </w:tc>
+        <w:tc>
+          <w:tcPr/>
+          <w:p>
+            <w:pPr>
+              <w:pStyle w:val="Compact"/>
+              <w:jc w:val="left"/>
+            </w:pPr>
+            <w:r>
+              <w:t xml:space="preserve">7,934</w:t>
+            </w:r>
+          </w:p>
+        </w:tc>
+        <w:tc>
+          <w:tcPr/>
+          <w:p>
+            <w:pPr>
+              <w:pStyle w:val="Compact"/>
+              <w:jc w:val="left"/>
+            </w:pPr>
+            <w:r>
+              <w:rPr>
+                <w:b/>
+                <w:bCs/>
+              </w:rPr>
+              <w:t xml:space="preserve">1.0x</w:t>
+            </w:r>
+            <w:r>
+              <w:t xml:space="preserve"> </w:t>
+            </w:r>
+            <w:r>
+              <w:t xml:space="preserve">[0.9,1.3]</w:t>
+            </w:r>
+          </w:p>
+        </w:tc>
+        <w:tc>
+          <w:tcPr/>
+          <w:p>
+            <w:pPr>
+              <w:pStyle w:val="Compact"/>
+              <w:jc w:val="left"/>
+            </w:pPr>
+            <w:r>
+              <w:t xml:space="preserve">1.1x</w:t>
+            </w:r>
+          </w:p>
+        </w:tc>
+      </w:tr>
+    </w:tbl>
+    <w:tbl>
+      <w:tblPr>
+        <w:tblStyle w:val="FigureTable"/>
+        <w:tblW w:type="auto" w:w="0"/>
+        <w:jc w:val="center"/>
+        <w:tblLook w:firstRow="0" w:lastRow="0" w:firstColumn="0" w:lastColumn="0"/>
+      </w:tblPr>
+      <w:tblGrid>
+        <w:gridCol w:w="7920"/>
+      </w:tblGrid>
+      <w:tr>
+        <w:tc>
+          <w:tcPr/>
+          <w:p>
+            <w:pPr>
+              <w:pStyle w:val="Compact"/>
+              <w:jc w:val="center"/>
+            </w:pPr>
+            <w:r>
+              <w:drawing>
+                <wp:inline>
+                  <wp:extent cx="5334000" cy="2564423"/>
+                  <wp:effectExtent b="0" l="0" r="0" t="0"/>
+                  <wp:docPr descr="" title="" id="46" name="Picture"/>
+                  <a:graphic>
+                    <a:graphicData uri="http://schemas.openxmlformats.org/drawingml/2006/picture">
+                      <pic:pic>
+                        <pic:nvPicPr>
+                          <pic:cNvPr descr="file:///E:/tmp/tmp0bkl2ibd/svg1.png" id="47" name="Picture"/>
+                          <pic:cNvPicPr>
+                            <a:picLocks noChangeArrowheads="1" noChangeAspect="1"/>
+                          </pic:cNvPicPr>
+                        </pic:nvPicPr>
+                        <pic:blipFill>
+                          <a:blip r:embed="rId45"/>
+                          <a:stretch>
+                            <a:fillRect/>
+                          </a:stretch>
+                        </pic:blipFill>
+                        <pic:spPr bwMode="auto">
+                          <a:xfrm>
+                            <a:off x="0" y="0"/>
+                            <a:ext cx="5334000" cy="2564423"/>
+                          </a:xfrm>
+                          <a:prstGeom prst="rect">
+                            <a:avLst/>
+                          </a:prstGeom>
+                          <a:noFill/>
+                          <a:ln w="9525">
+                            <a:noFill/>
+                            <a:headEnd/>
+                            <a:tailEnd/>
+                          </a:ln>
+                        </pic:spPr>
+                      </pic:pic>
+                    </a:graphicData>
+                  </a:graphic>
+                </wp:inline>
+              </w:drawing>
+            </w:r>
+            <w:r>
+              <w:drawing>
+                <wp:inline>
+                  <wp:extent cx="5334000" cy="2564423"/>
+                  <wp:effectExtent b="0" l="0" r="0" t="0"/>
+                  <wp:docPr descr="" title="" id="49" name="Picture"/>
+                  <a:graphic>
+                    <a:graphicData uri="http://schemas.openxmlformats.org/drawingml/2006/picture">
+                      <pic:pic>
+                        <pic:nvPicPr>
+                          <pic:cNvPr descr="file:///E:/tmp/tmp0bkl2ibd/svg2.png" id="50" name="Picture"/>
+                          <pic:cNvPicPr>
+                            <a:picLocks noChangeArrowheads="1" noChangeAspect="1"/>
+                          </pic:cNvPicPr>
+                        </pic:nvPicPr>
+                        <pic:blipFill>
+                          <a:blip r:embed="rId48"/>
+                          <a:stretch>
+                            <a:fillRect/>
+                          </a:stretch>
+                        </pic:blipFill>
+                        <pic:spPr bwMode="auto">
+                          <a:xfrm>
+                            <a:off x="0" y="0"/>
+                            <a:ext cx="5334000" cy="2564423"/>
+                          </a:xfrm>
+                          <a:prstGeom prst="rect">
+                            <a:avLst/>
+                          </a:prstGeom>
+                          <a:noFill/>
+                          <a:ln w="9525">
+                            <a:noFill/>
+                            <a:headEnd/>
+                            <a:tailEnd/>
+                          </a:ln>
+                        </pic:spPr>
+                      </pic:pic>
+                    </a:graphicData>
+                  </a:graphic>
+                </wp:inline>
+              </w:drawing>
+            </w:r>
+          </w:p>
+        </w:tc>
+      </w:tr>
+    </w:tbl>
+    <w:p>
+      <w:pPr>
+        <w:pStyle w:val="ImageCaption"/>
+      </w:pPr>
+      <w:r>
+        <w:rPr>
+          <w:b/>
+          <w:bCs/>
+        </w:rPr>
+        <w:t xml:space="preserve">Figure 3.</w:t>
+      </w:r>
+      <w:r>
+        <w:t xml:space="preserve"> </w:t>
+      </w:r>
+      <w:r>
+        <w:t xml:space="preserve">Time-to-all-tiles-visible speedup from atlasing (median individual / median single atlas) at N = 500, per protocol and network profile, as point estimates with 95% bootstrap confidence intervals on a shared log axis; the dashed line marks parity (1x). HTTP/2 sits near parity for many small files, while HTTP/1.1 and HTTP/3 retain multi-x speedups; intervals that straddle the parity line (notably the loss-dominated 4G+loss profile) mark cells where atlas and individual are statistically indistinguishable.</w:t>
+      </w:r>
+    </w:p>
+    <w:p>
+      <w:pPr>
+        <w:pStyle w:val="BodyText"/>
+      </w:pPr>
+      <w:r>
+        <w:t xml:space="preserve">Three protocol-level facts organize Table 6 and Figure 3. First, on</w:t>
+      </w:r>
+      <w:r>
+        <w:t xml:space="preserve"> </w:t>
+      </w:r>
+      <w:r>
+        <w:t xml:space="preserve">HTTP/1.1 and HTTP/3, bundling remains a large timing win for flat art: 4.5–8.6x and</w:t>
+      </w:r>
+      <w:r>
+        <w:t xml:space="preserve"> </w:t>
+      </w:r>
+      <w:r>
+        <w:t xml:space="preserve">4.8–7.7x respectively for 500 tiles across the network profiles, and 1.6–2.8x</w:t>
+      </w:r>
+      <w:r>
+        <w:t xml:space="preserve"> </w:t>
+      </w:r>
+      <w:r>
+        <w:t xml:space="preserve">for photos on the loss-free profiles (the 1% packet-loss photo cells fall to parity and</w:t>
+      </w:r>
+      <w:r>
+        <w:t xml:space="preserve"> </w:t>
+      </w:r>
+      <w:r>
+        <w:t xml:space="preserve">are discussed below). Across cells, added network impairment never speeds a condition up, and the reported speedups carry tight bootstrap intervals (Table 6). Second, HTTP/2 is the strongest protocol for many small files: its</w:t>
+      </w:r>
+      <w:r>
+        <w:t xml:space="preserve"> </w:t>
+      </w:r>
+      <w:r>
+        <w:t xml:space="preserve">multiplexing loads 500 individual images almost as fast as the atlas on</w:t>
+      </w:r>
+      <w:r>
+        <w:t xml:space="preserve"> </w:t>
+      </w:r>
+      <w:r>
+        <w:t xml:space="preserve">bandwidth-limited links (1.0–1.1x at 9 Mbit), so under HTTP/2 the case for</w:t>
+      </w:r>
+      <w:r>
+        <w:t xml:space="preserve"> </w:t>
+      </w:r>
+      <w:r>
+        <w:t xml:space="preserve">bundling small tiles rests chiefly on the byte saving of Table 1 (up to 26% for</w:t>
+      </w:r>
+      <w:r>
+        <w:t xml:space="preserve"> </w:t>
+      </w:r>
+      <w:r>
+        <w:t xml:space="preserve">flat art) rather than on latency. Third, on this testbed HTTP/3's individual-file loads run several times</w:t>
+      </w:r>
+      <w:r>
+        <w:t xml:space="preserve"> </w:t>
+      </w:r>
+      <w:r>
+        <w:t xml:space="preserve">slower than HTTP/2's on the same links, up to 5x for flat art on the constrained profiles</w:t>
+      </w:r>
+      <w:r>
+        <w:t xml:space="preserve"> </w:t>
+      </w:r>
+      <w:r>
+        <w:t xml:space="preserve">and about 3x on the fast zero-loss link, and a concurrency diagnostic locates the cause. The diagnostic reconstructs each request's in-flight interval from the Resource Timing</w:t>
+      </w:r>
+      <w:r>
+        <w:t xml:space="preserve"> </w:t>
+      </w:r>
+      <w:r>
+        <w:t xml:space="preserve">API and finds the peak number of simultaneous image requests: HTTP/2 sustained</w:t>
+      </w:r>
+      <w:r>
+        <w:t xml:space="preserve"> </w:t>
+      </w:r>
+      <w:r>
+        <w:t xml:space="preserve">13–14 at once while HTTP/3 sustained only 6, roughly half the parallelism, and the</w:t>
+      </w:r>
+      <w:r>
+        <w:t xml:space="preserve"> </w:t>
+      </w:r>
+      <w:r>
+        <w:t xml:space="preserve">slowdown tracks that gap. The server's own QUIC transport log (quic-go qlog) confirms</w:t>
+      </w:r>
+      <w:r>
+        <w:t xml:space="preserve"> </w:t>
+      </w:r>
+      <w:r>
+        <w:t xml:space="preserve">the effect and locates it precisely: across cold HTTP/3 loads of the 500-file page, the</w:t>
+      </w:r>
+      <w:r>
+        <w:t xml:space="preserve"> </w:t>
+      </w:r>
+      <w:r>
+        <w:t xml:space="preserve">server records a peak of only 4–6 request streams open at once (median 5 for</w:t>
+      </w:r>
+      <w:r>
+        <w:t xml:space="preserve"> </w:t>
+      </w:r>
+      <w:r>
+        <w:t xml:space="preserve">photographs, 4 for flat art), agreeing with the browser-side count on the photographic</w:t>
+      </w:r>
+      <w:r>
+        <w:t xml:space="preserve"> </w:t>
+      </w:r>
+      <w:r>
+        <w:t xml:space="preserve">page, while its transport parameters advertise a 100-stream limit (</w:t>
+      </w:r>
+      <w:r>
+        <w:rPr>
+          <w:rStyle w:val="VerbatimChar"/>
+        </w:rPr>
+        <w:t xml:space="preserve">initial_max_streams_bidi</w:t>
+      </w:r>
+      <w:r>
+        <w:t xml:space="preserve">) that is</w:t>
+      </w:r>
+      <w:r>
+        <w:t xml:space="preserve"> </w:t>
+      </w:r>
+      <w:r>
+        <w:t xml:space="preserve">never approached, so the stream limit is not the binding constraint. To test whether the</w:t>
+      </w:r>
+      <w:r>
+        <w:t xml:space="preserve"> </w:t>
+      </w:r>
+      <w:r>
+        <w:t xml:space="preserve">low concurrency is a property of this particular server, we replayed the load against a</w:t>
+      </w:r>
+      <w:r>
+        <w:t xml:space="preserve"> </w:t>
+      </w:r>
+      <w:r>
+        <w:t xml:space="preserve">second, independent QUIC implementation (aioquic) driven by the same Chromium: it</w:t>
+      </w:r>
+      <w:r>
+        <w:t xml:space="preserve"> </w:t>
+      </w:r>
+      <w:r>
+        <w:t xml:space="preserve">sustained a median of 13 concurrent request streams, roughly double the quic-go/Caddy</w:t>
+      </w:r>
+      <w:r>
+        <w:t xml:space="preserve"> </w:t>
+      </w:r>
+      <w:r>
+        <w:t xml:space="preserve">figure and close to HTTP/2's, on a faster loopback path with smaller tiles that both bias</w:t>
+      </w:r>
+      <w:r>
+        <w:t xml:space="preserve"> </w:t>
+      </w:r>
+      <w:r>
+        <w:t xml:space="preserve">the count downward, so the gap is conservative. The low concurrency is therefore a</w:t>
+      </w:r>
+      <w:r>
+        <w:t xml:space="preserve"> </w:t>
+      </w:r>
+      <w:r>
+        <w:t xml:space="preserve">property of the specific server stack and its defaults interacting with Chromium's QUIC</w:t>
+      </w:r>
+      <w:r>
+        <w:t xml:space="preserve"> </w:t>
+      </w:r>
+      <w:r>
+        <w:t xml:space="preserve">scheduler, not of HTTP/3 itself, which multiplexes independent streams over one</w:t>
+      </w:r>
+      <w:r>
+        <w:t xml:space="preserve"> </w:t>
+      </w:r>
+      <w:r>
+        <w:t xml:space="preserve">connection. A default HTTP/3 stack can therefore under-multiplex a</w:t>
+      </w:r>
+      <w:r>
+        <w:t xml:space="preserve"> </w:t>
+      </w:r>
+      <w:r>
+        <w:t xml:space="preserve">many-small-image page relative to HTTP/2, which makes bundling valuable there, while a</w:t>
+      </w:r>
+      <w:r>
+        <w:t xml:space="preserve"> </w:t>
+      </w:r>
+      <w:r>
+        <w:t xml:space="preserve">different server stack narrows the gap. Under the 1% packet-loss</w:t>
+      </w:r>
+      <w:r>
+        <w:t xml:space="preserve"> </w:t>
+      </w:r>
+      <w:r>
+        <w:t xml:space="preserve">profile every serving condition becomes noise-dominated on this testbed: per-cell</w:t>
+      </w:r>
+      <w:r>
+        <w:t xml:space="preserve"> </w:t>
+      </w:r>
+      <w:r>
+        <w:t xml:space="preserve">coefficients of variation reach 0.4 and the atlas-vs-individual and chunk-vs-atlas</w:t>
+      </w:r>
+      <w:r>
+        <w:t xml:space="preserve"> </w:t>
+      </w:r>
+      <w:r>
+        <w:t xml:space="preserve">differences fall inside overlapping confidence intervals (for example photos on the 9 Mbit / 60 ms / 1% loss profile give a single atlas at 1.50x</w:t>
+      </w:r>
+      <w:r>
+        <w:t xml:space="preserve"> </w:t>
+      </w:r>
+      <w:r>
+        <w:t xml:space="preserve">and four chunks at 1.54x on HTTP/1.1, indistinguishable). We</w:t>
+      </w:r>
+      <w:r>
+        <w:t xml:space="preserve"> </w:t>
+      </w:r>
+      <w:r>
+        <w:t xml:space="preserve">therefore make no loss-recovery claim for chunking from the timing data; chunking's</w:t>
+      </w:r>
+      <w:r>
+        <w:t xml:space="preserve"> </w:t>
+      </w:r>
+      <w:r>
+        <w:t xml:space="preserve">demonstrated benefit is cache granularity and bounded invalidation, not packet-loss resilience. The byte-bundle beats individual serving nearly everywhere on HTTP/1.1 and HTTP/3</w:t>
+      </w:r>
+      <w:r>
+        <w:t xml:space="preserve"> </w:t>
+      </w:r>
+      <w:r>
+        <w:t xml:space="preserve">(up to 5.6x) at exactly the individual conditions' byte cost, which makes it the</w:t>
+      </w:r>
+      <w:r>
+        <w:t xml:space="preserve"> </w:t>
+      </w:r>
+      <w:r>
+        <w:t xml:space="preserve">bundling method of choice for content whose pixels should not share a codec model</w:t>
+      </w:r>
+      <w:r>
+        <w:t xml:space="preserve"> </w:t>
+      </w:r>
+      <w:r>
+        <w:t xml:space="preserve">(photos, lossless assets); the pixel atlas remains faster where its byte savings</w:t>
+      </w:r>
+      <w:r>
+        <w:t xml:space="preserve"> </w:t>
+      </w:r>
+      <w:r>
+        <w:t xml:space="preserve">compound with the request savings.</w:t>
+      </w:r>
+    </w:p>
+    <w:bookmarkEnd w:id="51"/>
+    <w:bookmarkEnd w:id="52"/>
+    <w:bookmarkStart w:id="59" w:name="discussion"/>
     <w:p>
       <w:pPr>
         <w:pStyle w:val="Heading2"/>
@@ -6037,7 +9271,7 @@
         <w:t xml:space="preserve">6  Discussion</w:t>
       </w:r>
     </w:p>
-    <w:bookmarkStart w:id="46" w:name="the-coupling-spectrum"/>
+    <w:bookmarkStart w:id="53" w:name="the-coupling-spectrum"/>
     <w:p>
       <w:pPr>
         <w:pStyle w:val="Heading3"/>
@@ -6443,7 +9677,7 @@
         <w:t xml:space="preserve"> </w:t>
       </w:r>
       <w:r>
-        <w:t xml:space="preserve">on that baseline (Table 6), and it fails even on the isolated codec differential that</w:t>
+        <w:t xml:space="preserve">on that baseline (Table 7), and it fails even on the isolated codec differential that</w:t>
       </w:r>
       <w:r>
         <w:t xml:space="preserve"> </w:t>
@@ -6551,7 +9785,7 @@
           <w:b/>
           <w:bCs/>
         </w:rPr>
-        <w:t xml:space="preserve">Table 6.</w:t>
+        <w:t xml:space="preserve">Table 7.</w:t>
       </w:r>
       <w:r>
         <w:t xml:space="preserve"> </w:t>
@@ -7001,8 +10235,8 @@
         <w:t xml:space="preserve">bytes.</w:t>
       </w:r>
     </w:p>
-    <w:bookmarkEnd w:id="46"/>
-    <w:bookmarkStart w:id="50" w:name="a-calibrated-construction-heuristic"/>
+    <w:bookmarkEnd w:id="53"/>
+    <w:bookmarkStart w:id="57" w:name="a-calibrated-construction-heuristic"/>
     <w:p>
       <w:pPr>
         <w:pStyle w:val="Heading3"/>
@@ -7049,7 +10283,7 @@
         <w:t xml:space="preserve"> </w:t>
       </w:r>
       <w:r>
-        <w:t xml:space="preserve">group (Figure 3). For a lossy group the routing is not decided by tile size alone: the</w:t>
+        <w:t xml:space="preserve">group (Figure 4). For a lossy group the routing is not decided by tile size alone: the</w:t>
       </w:r>
       <w:r>
         <w:t xml:space="preserve"> </w:t>
@@ -7197,18 +10431,18 @@
           <wp:inline>
             <wp:extent cx="5334000" cy="4644683"/>
             <wp:effectExtent b="0" l="0" r="0" t="0"/>
-            <wp:docPr descr="" title="" id="48" name="Picture"/>
+            <wp:docPr descr="" title="" id="55" name="Picture"/>
             <a:graphic>
               <a:graphicData uri="http://schemas.openxmlformats.org/drawingml/2006/picture">
                 <pic:pic>
                   <pic:nvPicPr>
-                    <pic:cNvPr descr="file:///E:/tmp/tmpodc70p5k/svg1.png" id="49" name="Picture"/>
+                    <pic:cNvPr descr="file:///E:/tmp/tmp0bkl2ibd/svg3.png" id="56" name="Picture"/>
                     <pic:cNvPicPr>
                       <a:picLocks noChangeArrowheads="1" noChangeAspect="1"/>
                     </pic:cNvPicPr>
                   </pic:nvPicPr>
                   <pic:blipFill>
-                    <a:blip r:embed="rId47"/>
+                    <a:blip r:embed="rId54"/>
                     <a:stretch>
                       <a:fillRect/>
                     </a:stretch>
@@ -7244,7 +10478,7 @@
           <w:b/>
           <w:bCs/>
         </w:rPr>
-        <w:t xml:space="preserve">Figure 3.</w:t>
+        <w:t xml:space="preserve">Figure 4.</w:t>
       </w:r>
       <w:r>
         <w:t xml:space="preserve"> </w:t>
@@ -7262,7 +10496,7 @@
         <w:t xml:space="preserve">atlas_optimizer</w:t>
       </w:r>
       <w:r>
-        <w:t xml:space="preserve">. Exact duplicates collapse to shared coordinates; tiles are grouped by update cadence, lossless requirement, and dimensions; each group is routed by a short decision cascade to individual files, a pixel atlas, or a byte-bundle. The lossy branch is decided by measurement: a pixel atlas is chosen only if it is smaller than the byte-bundle and clears a per-tile SSIM floor, and lossless groups keep the smaller of a byte-bundle and a WebP-lossless strip. Groups are chunked for bounded cache invalidation and memory, and the tool emits the atlas and bundle files, a CSS coordinate map, a loader, and a savings report; piecewise updates can be served as dictionary deltas. This is the procedure evaluated against the oracle in Table 7.</w:t>
+        <w:t xml:space="preserve">. Exact duplicates collapse to shared coordinates; tiles are grouped by update cadence, lossless requirement, and dimensions; each group is routed by a short decision cascade to individual files, a pixel atlas, or a byte-bundle. The lossy branch is decided by measurement: a pixel atlas is chosen only if it is smaller than the byte-bundle and clears a per-tile SSIM floor, and lossless groups keep the smaller of a byte-bundle and a WebP-lossless strip. Groups are chunked for bounded cache invalidation and memory, and the tool emits the atlas and bundle files, a CSS coordinate map, a loader, and a savings report; piecewise updates can be served as dictionary deltas. This is the procedure evaluated against the oracle in Table 8.</w:t>
       </w:r>
     </w:p>
     <w:p>
@@ -7294,7 +10528,7 @@
         <w:t xml:space="preserve"> </w:t>
       </w:r>
       <w:r>
-        <w:t xml:space="preserve">returns the byte-optimal one (Table 7). Each group carries one measured tiebreak:</w:t>
+        <w:t xml:space="preserve">returns the byte-optimal one (Table 8). Each group carries one measured tiebreak:</w:t>
       </w:r>
       <w:r>
         <w:t xml:space="preserve"> </w:t>
@@ -7356,7 +10590,7 @@
         <w:pStyle w:val="BodyText"/>
       </w:pPr>
       <w:r>
-        <w:t xml:space="preserve">The value is in choosing, not in any single layout. Table 7 also scores three</w:t>
+        <w:t xml:space="preserve">The value is in choosing, not in any single layout. Table 8 also scores three</w:t>
       </w:r>
       <w:r>
         <w:t xml:space="preserve"> </w:t>
@@ -7416,7 +10650,7 @@
           <w:b/>
           <w:bCs/>
         </w:rPr>
-        <w:t xml:space="preserve">Table 7.</w:t>
+        <w:t xml:space="preserve">Table 8.</w:t>
       </w:r>
       <w:r>
         <w:t xml:space="preserve"> </w:t>
@@ -8227,8 +11461,8 @@
         <w:t xml:space="preserve">that check on every asset set in the study.</w:t>
       </w:r>
     </w:p>
-    <w:bookmarkEnd w:id="50"/>
-    <w:bookmarkStart w:id="51" w:name="limitations"/>
+    <w:bookmarkEnd w:id="57"/>
+    <w:bookmarkStart w:id="58" w:name="limitations"/>
     <w:p>
       <w:pPr>
         <w:pStyle w:val="Heading3"/>
@@ -8308,7 +11542,7 @@
         <w:t xml:space="preserve"> </w:t>
       </w:r>
       <w:r>
-        <w:t xml:space="preserve">(Appendix A.2) and cross-checked against a second QUIC implementation (aioquic), which</w:t>
+        <w:t xml:space="preserve">(Section 5.4) and cross-checked against a second QUIC implementation (aioquic), which</w:t>
       </w:r>
       <w:r>
         <w:t xml:space="preserve"> </w:t>
@@ -8344,7 +11578,7 @@
         <w:t xml:space="preserve"> </w:t>
       </w:r>
       <w:r>
-        <w:t xml:space="preserve">medians of 11 cold loads per cell with bootstrap confidence intervals (Table 8) but</w:t>
+        <w:t xml:space="preserve">medians of 11 cold loads per cell with bootstrap confidence intervals (Table 6) but</w:t>
       </w:r>
       <w:r>
         <w:t xml:space="preserve"> </w:t>
@@ -8383,9 +11617,9 @@
         <w:t xml:space="preserve">like JPEG, benefits from atlasing at every tested size.</w:t>
       </w:r>
     </w:p>
-    <w:bookmarkEnd w:id="51"/>
-    <w:bookmarkEnd w:id="52"/>
-    <w:bookmarkStart w:id="53" w:name="conclusion"/>
+    <w:bookmarkEnd w:id="58"/>
+    <w:bookmarkEnd w:id="59"/>
+    <w:bookmarkStart w:id="60" w:name="conclusion"/>
     <w:p>
       <w:pPr>
         <w:pStyle w:val="Heading2"/>
@@ -8447,31 +11681,13 @@
         <w:t xml:space="preserve"> </w:t>
       </w:r>
       <w:r>
-        <w:t xml:space="preserve">requests at near-zero byte cost (a small offset header), or, for photographic WebP, tune</w:t>
-      </w:r>
-      <w:r>
-        <w:t xml:space="preserve"> </w:t>
-      </w:r>
-      <w:r>
-        <w:t xml:space="preserve">the encoder (noise shaping plus adaptive deblocking) to turn the atlas penalty into a</w:t>
-      </w:r>
-      <w:r>
-        <w:t xml:space="preserve"> </w:t>
-      </w:r>
-      <w:r>
-        <w:t xml:space="preserve">gain. Ship about four chunks for bounded cache invalidation and decoded-memory limits,</w:t>
-      </w:r>
-      <w:r>
-        <w:t xml:space="preserve"> </w:t>
-      </w:r>
-      <w:r>
-        <w:t xml:space="preserve">deduplicate repeats explicitly, and delta-encode updates against the cached bundle</w:t>
-      </w:r>
-      <w:r>
-        <w:t xml:space="preserve"> </w:t>
-      </w:r>
-      <w:r>
-        <w:t xml:space="preserve">(Compression Dictionary Transport). On the wire, bundling loads 500 small flat-art tiles</w:t>
+        <w:t xml:space="preserve">requests at near-zero byte cost (a small offset header). Ship about four chunks for bounded</w:t>
+      </w:r>
+      <w:r>
+        <w:t xml:space="preserve"> </w:t>
+      </w:r>
+      <w:r>
+        <w:t xml:space="preserve">cache invalidation and decoded-memory limits, and deduplicate repeats explicitly. On the wire, bundling loads 500 small flat-art tiles</w:t>
       </w:r>
       <w:r>
         <w:t xml:space="preserve"> </w:t>
@@ -8495,7 +11711,7 @@
         <w:t xml:space="preserve"> </w:t>
       </w:r>
       <w:r>
-        <w:t xml:space="preserve">implementation sustains roughly twice the concurrency, Appendix A.2) rather than a</w:t>
+        <w:t xml:space="preserve">implementation sustains roughly twice the concurrency, Section 5.4) rather than a</w:t>
       </w:r>
       <w:r>
         <w:t xml:space="preserve"> </w:t>
@@ -8573,8 +11789,8 @@
         <w:t xml:space="preserve">time.</w:t>
       </w:r>
     </w:p>
-    <w:bookmarkEnd w:id="53"/>
-    <w:bookmarkStart w:id="54" w:name="references"/>
+    <w:bookmarkEnd w:id="60"/>
+    <w:bookmarkStart w:id="61" w:name="references"/>
     <w:p>
       <w:pPr>
         <w:pStyle w:val="Heading2"/>
@@ -9345,8 +12561,8 @@
         <w:t xml:space="preserve">https://radar.cloudflare.com/year-in-review/2024</w:t>
       </w:r>
     </w:p>
-    <w:bookmarkEnd w:id="54"/>
-    <w:bookmarkStart w:id="69" w:name="appendix-a"/>
+    <w:bookmarkEnd w:id="61"/>
+    <w:bookmarkStart w:id="63" w:name="appendix-a"/>
     <w:p>
       <w:pPr>
         <w:pStyle w:val="Heading2"/>
@@ -9355,3586 +12571,13 @@
         <w:t xml:space="preserve">Appendix A</w:t>
       </w:r>
     </w:p>
-    <w:bookmarkStart w:id="55" w:name="a.1-encoder-parameters"/>
+    <w:bookmarkStart w:id="62" w:name="X23e008ba5d486dfbc3dc0849002e494e08c3bde"/>
     <w:p>
       <w:pPr>
         <w:pStyle w:val="Heading3"/>
       </w:pPr>
       <w:r>
-        <w:t xml:space="preserve">A.1  Encoder parameters</w:t>
-      </w:r>
-    </w:p>
-    <w:p>
-      <w:pPr>
-        <w:pStyle w:val="FirstParagraph"/>
-      </w:pPr>
-      <w:r>
-        <w:t xml:space="preserve">The photographic WebP penalty is not structural. VP8's default encode shares one set</w:t>
-      </w:r>
-      <w:r>
-        <w:t xml:space="preserve"> </w:t>
-      </w:r>
-      <w:r>
-        <w:t xml:space="preserve">of entropy tables and at most four quantizer segments across the whole atlas, and no</w:t>
-      </w:r>
-      <w:r>
-        <w:t xml:space="preserve"> </w:t>
-      </w:r>
-      <w:r>
-        <w:t xml:space="preserve">parameter raises the four-segment ceiling. But two efficiency controls, spatial noise</w:t>
-      </w:r>
-      <w:r>
-        <w:t xml:space="preserve"> </w:t>
-      </w:r>
-      <w:r>
-        <w:t xml:space="preserve">shaping at full strength and adaptive deblocking (autofilter), together move a</w:t>
-      </w:r>
-      <w:r>
-        <w:t xml:space="preserve"> </w:t>
-      </w:r>
-      <w:r>
-        <w:t xml:space="preserve">120-tile 224-pixel photo atlas from −9.0% to</w:t>
-      </w:r>
-      <w:r>
-        <w:t xml:space="preserve"> </w:t>
-      </w:r>
-      <w:r>
-        <w:rPr>
-          <w:b/>
-          <w:bCs/>
-        </w:rPr>
-        <w:t xml:space="preserve">+5.0%</w:t>
-      </w:r>
-      <w:r>
-        <w:t xml:space="preserve"> </w:t>
-      </w:r>
-      <w:r>
-        <w:t xml:space="preserve">against individual</w:t>
-      </w:r>
-      <w:r>
-        <w:t xml:space="preserve"> </w:t>
-      </w:r>
-      <w:r>
-        <w:t xml:space="preserve">files at matched SSIM. An equal-quality check isolates the mechanism: with the advanced</w:t>
-      </w:r>
-      <w:r>
-        <w:t xml:space="preserve"> </w:t>
-      </w:r>
-      <w:r>
-        <w:t xml:space="preserve">settings the atlas reaches per-tile SSIM 0.980, above the individual files' 0.979,</w:t>
-      </w:r>
-      <w:r>
-        <w:t xml:space="preserve"> </w:t>
-      </w:r>
-      <w:r>
-        <w:t xml:space="preserve">while encoding 2.4% fewer bytes, because adaptive deblocking removes the block artifacts</w:t>
-      </w:r>
-      <w:r>
-        <w:t xml:space="preserve"> </w:t>
-      </w:r>
-      <w:r>
-        <w:t xml:space="preserve">that the atlas's internal tile-grid boundaries introduce and noise shaping exploits the</w:t>
-      </w:r>
-      <w:r>
-        <w:t xml:space="preserve"> </w:t>
-      </w:r>
-      <w:r>
-        <w:t xml:space="preserve">larger frame's masking context. The knobs improve both arms, but they help the atlas</w:t>
-      </w:r>
-      <w:r>
-        <w:t xml:space="preserve"> </w:t>
-      </w:r>
-      <w:r>
-        <w:t xml:space="preserve">more, so the earlier negative for WebP photographs holds only for the default encoder,</w:t>
-      </w:r>
-      <w:r>
-        <w:t xml:space="preserve"> </w:t>
-      </w:r>
-      <w:r>
-        <w:t xml:space="preserve">not for a tuned one. These controls are reachable through libwebp's configuration</w:t>
-      </w:r>
-      <w:r>
-        <w:t xml:space="preserve"> </w:t>
-      </w:r>
-      <w:r>
-        <w:t xml:space="preserve">(the</w:t>
-      </w:r>
-      <w:r>
-        <w:t xml:space="preserve"> </w:t>
-      </w:r>
-      <w:r>
-        <w:rPr>
-          <w:rStyle w:val="VerbatimChar"/>
-        </w:rPr>
-        <w:t xml:space="preserve">cwebp -sns 100 -pass 10 -af</w:t>
-      </w:r>
-      <w:r>
-        <w:t xml:space="preserve"> </w:t>
-      </w:r>
-      <w:r>
-        <w:t xml:space="preserve">equivalents) though not through every</w:t>
-      </w:r>
-      <w:r>
-        <w:t xml:space="preserve"> </w:t>
-      </w:r>
-      <w:r>
-        <w:t xml:space="preserve">image library's default binding.</w:t>
-      </w:r>
-    </w:p>
-    <w:bookmarkEnd w:id="55"/>
-    <w:bookmarkStart w:id="62" w:name="Xe6dbf33f745dbc3358c5b800492f63e9ef62d08"/>
-    <w:p>
-      <w:pPr>
-        <w:pStyle w:val="Heading3"/>
-      </w:pPr>
-      <w:r>
-        <w:t xml:space="preserve">A.2  Supporting measurements: network timing</w:t>
-      </w:r>
-    </w:p>
-    <w:p>
-      <w:pPr>
-        <w:pStyle w:val="FirstParagraph"/>
-      </w:pPr>
-      <w:r>
-        <w:t xml:space="preserve">The byte and construction results above are protocol-independent. This section reports</w:t>
-      </w:r>
-      <w:r>
-        <w:t xml:space="preserve"> </w:t>
-      </w:r>
-      <w:r>
-        <w:t xml:space="preserve">how the byte savings translate to load time on a single-machine browser testbed. The</w:t>
-      </w:r>
-      <w:r>
-        <w:t xml:space="preserve"> </w:t>
-      </w:r>
-      <w:r>
-        <w:t xml:space="preserve">deployment guidance draws on the relative comparisons across conditions, which the</w:t>
-      </w:r>
-      <w:r>
-        <w:t xml:space="preserve"> </w:t>
-      </w:r>
-      <w:r>
-        <w:t xml:space="preserve">randomized, validated protocol holds stable; absolute timings are properties of the</w:t>
-      </w:r>
-      <w:r>
-        <w:t xml:space="preserve"> </w:t>
-      </w:r>
-      <w:r>
-        <w:t xml:space="preserve">testbed.</w:t>
-      </w:r>
-    </w:p>
-    <w:p>
-      <w:pPr>
-        <w:pStyle w:val="BodyText"/>
-      </w:pPr>
-      <w:r>
-        <w:rPr>
-          <w:b/>
-          <w:bCs/>
-        </w:rPr>
-        <w:t xml:space="preserve">Table 8.</w:t>
-      </w:r>
-      <w:r>
-        <w:t xml:space="preserve"> </w:t>
-      </w:r>
-      <w:r>
-        <w:t xml:space="preserve">Median time to all 500 tiles visible (ms) per serving condition, protocol, and network profile (n = 11 cold browser loads per cell; 12 run in randomized order, first dropped; WebP payloads). The atl-x column gives the single-atlas speedup over individual files with a 95% bootstrap confidence interval; bun-x is the byte-bundle speedup. Per-cell quartiles are in the released data.</w:t>
-      </w:r>
-    </w:p>
-    <w:tbl>
-      <w:tblPr>
-        <w:tblStyle w:val="Table"/>
-        <w:tblW w:type="auto" w:w="0"/>
-        <w:tblLook w:firstRow="1" w:lastRow="0" w:firstColumn="0" w:lastColumn="0" w:noHBand="0" w:noVBand="0" w:val="0020"/>
-      </w:tblPr>
-      <w:tblGrid>
-        <w:gridCol w:w="880"/>
-        <w:gridCol w:w="880"/>
-        <w:gridCol w:w="880"/>
-        <w:gridCol w:w="880"/>
-        <w:gridCol w:w="880"/>
-        <w:gridCol w:w="880"/>
-        <w:gridCol w:w="880"/>
-        <w:gridCol w:w="880"/>
-        <w:gridCol w:w="880"/>
-      </w:tblGrid>
-      <w:tr>
-        <w:trPr>
-          <w:tblHeader w:val="on"/>
-        </w:trPr>
-        <w:tc>
-          <w:tcPr/>
-          <w:p>
-            <w:pPr>
-              <w:pStyle w:val="Compact"/>
-              <w:jc w:val="left"/>
-            </w:pPr>
-            <w:r>
-              <w:t xml:space="preserve">class</w:t>
-            </w:r>
-          </w:p>
-        </w:tc>
-        <w:tc>
-          <w:tcPr/>
-          <w:p>
-            <w:pPr>
-              <w:pStyle w:val="Compact"/>
-              <w:jc w:val="left"/>
-            </w:pPr>
-            <w:r>
-              <w:t xml:space="preserve">network</w:t>
-            </w:r>
-          </w:p>
-        </w:tc>
-        <w:tc>
-          <w:tcPr/>
-          <w:p>
-            <w:pPr>
-              <w:pStyle w:val="Compact"/>
-              <w:jc w:val="left"/>
-            </w:pPr>
-            <w:r>
-              <w:t xml:space="preserve">proto</w:t>
-            </w:r>
-          </w:p>
-        </w:tc>
-        <w:tc>
-          <w:tcPr/>
-          <w:p>
-            <w:pPr>
-              <w:pStyle w:val="Compact"/>
-              <w:jc w:val="left"/>
-            </w:pPr>
-            <w:r>
-              <w:t xml:space="preserve">individual</w:t>
-            </w:r>
-          </w:p>
-        </w:tc>
-        <w:tc>
-          <w:tcPr/>
-          <w:p>
-            <w:pPr>
-              <w:pStyle w:val="Compact"/>
-              <w:jc w:val="left"/>
-            </w:pPr>
-            <w:r>
-              <w:t xml:space="preserve">atlas</w:t>
-            </w:r>
-          </w:p>
-        </w:tc>
-        <w:tc>
-          <w:tcPr/>
-          <w:p>
-            <w:pPr>
-              <w:pStyle w:val="Compact"/>
-              <w:jc w:val="left"/>
-            </w:pPr>
-            <w:r>
-              <w:t xml:space="preserve">atlas x4</w:t>
-            </w:r>
-          </w:p>
-        </w:tc>
-        <w:tc>
-          <w:tcPr/>
-          <w:p>
-            <w:pPr>
-              <w:pStyle w:val="Compact"/>
-              <w:jc w:val="left"/>
-            </w:pPr>
-            <w:r>
-              <w:t xml:space="preserve">byte-bundle</w:t>
-            </w:r>
-          </w:p>
-        </w:tc>
-        <w:tc>
-          <w:tcPr/>
-          <w:p>
-            <w:pPr>
-              <w:pStyle w:val="Compact"/>
-              <w:jc w:val="left"/>
-            </w:pPr>
-            <w:r>
-              <w:t xml:space="preserve">atl-x</w:t>
-            </w:r>
-          </w:p>
-        </w:tc>
-        <w:tc>
-          <w:tcPr/>
-          <w:p>
-            <w:pPr>
-              <w:pStyle w:val="Compact"/>
-              <w:jc w:val="left"/>
-            </w:pPr>
-            <w:r>
-              <w:t xml:space="preserve">bun-x</w:t>
-            </w:r>
-          </w:p>
-        </w:tc>
-      </w:tr>
-      <w:tr>
-        <w:tc>
-          <w:tcPr/>
-          <w:p>
-            <w:pPr>
-              <w:pStyle w:val="Compact"/>
-              <w:jc w:val="left"/>
-            </w:pPr>
-            <w:r>
-              <w:t xml:space="preserve">flat art</w:t>
-            </w:r>
-          </w:p>
-        </w:tc>
-        <w:tc>
-          <w:tcPr/>
-          <w:p>
-            <w:pPr>
-              <w:pStyle w:val="Compact"/>
-              <w:jc w:val="left"/>
-            </w:pPr>
-            <w:r>
-              <w:t xml:space="preserve">localhost</w:t>
-            </w:r>
-          </w:p>
-        </w:tc>
-        <w:tc>
-          <w:tcPr/>
-          <w:p>
-            <w:pPr>
-              <w:pStyle w:val="Compact"/>
-              <w:jc w:val="left"/>
-            </w:pPr>
-            <w:r>
-              <w:t xml:space="preserve">h1</w:t>
-            </w:r>
-          </w:p>
-        </w:tc>
-        <w:tc>
-          <w:tcPr/>
-          <w:p>
-            <w:pPr>
-              <w:pStyle w:val="Compact"/>
-              <w:jc w:val="left"/>
-            </w:pPr>
-            <w:r>
-              <w:t xml:space="preserve">565</w:t>
-            </w:r>
-          </w:p>
-        </w:tc>
-        <w:tc>
-          <w:tcPr/>
-          <w:p>
-            <w:pPr>
-              <w:pStyle w:val="Compact"/>
-              <w:jc w:val="left"/>
-            </w:pPr>
-            <w:r>
-              <w:t xml:space="preserve">126</w:t>
-            </w:r>
-          </w:p>
-        </w:tc>
-        <w:tc>
-          <w:tcPr/>
-          <w:p>
-            <w:pPr>
-              <w:pStyle w:val="Compact"/>
-              <w:jc w:val="left"/>
-            </w:pPr>
-            <w:r>
-              <w:t xml:space="preserve">128</w:t>
-            </w:r>
-          </w:p>
-        </w:tc>
-        <w:tc>
-          <w:tcPr/>
-          <w:p>
-            <w:pPr>
-              <w:pStyle w:val="Compact"/>
-              <w:jc w:val="left"/>
-            </w:pPr>
-            <w:r>
-              <w:t xml:space="preserve">301</w:t>
-            </w:r>
-          </w:p>
-        </w:tc>
-        <w:tc>
-          <w:tcPr/>
-          <w:p>
-            <w:pPr>
-              <w:pStyle w:val="Compact"/>
-              <w:jc w:val="left"/>
-            </w:pPr>
-            <w:r>
-              <w:rPr>
-                <w:b/>
-                <w:bCs/>
-              </w:rPr>
-              <w:t xml:space="preserve">4.5x</w:t>
-            </w:r>
-            <w:r>
-              <w:t xml:space="preserve"> </w:t>
-            </w:r>
-            <w:r>
-              <w:t xml:space="preserve">[3.9,5.4]</w:t>
-            </w:r>
-          </w:p>
-        </w:tc>
-        <w:tc>
-          <w:tcPr/>
-          <w:p>
-            <w:pPr>
-              <w:pStyle w:val="Compact"/>
-              <w:jc w:val="left"/>
-            </w:pPr>
-            <w:r>
-              <w:t xml:space="preserve">1.9x</w:t>
-            </w:r>
-          </w:p>
-        </w:tc>
-      </w:tr>
-      <w:tr>
-        <w:tc>
-          <w:tcPr/>
-          <w:p>
-            <w:pPr>
-              <w:pStyle w:val="Compact"/>
-              <w:jc w:val="left"/>
-            </w:pPr>
-            <w:r>
-              <w:t xml:space="preserve">flat art</w:t>
-            </w:r>
-          </w:p>
-        </w:tc>
-        <w:tc>
-          <w:tcPr/>
-          <w:p>
-            <w:pPr>
-              <w:pStyle w:val="Compact"/>
-              <w:jc w:val="left"/>
-            </w:pPr>
-            <w:r>
-              <w:t xml:space="preserve">localhost</w:t>
-            </w:r>
-          </w:p>
-        </w:tc>
-        <w:tc>
-          <w:tcPr/>
-          <w:p>
-            <w:pPr>
-              <w:pStyle w:val="Compact"/>
-              <w:jc w:val="left"/>
-            </w:pPr>
-            <w:r>
-              <w:t xml:space="preserve">h2</w:t>
-            </w:r>
-          </w:p>
-        </w:tc>
-        <w:tc>
-          <w:tcPr/>
-          <w:p>
-            <w:pPr>
-              <w:pStyle w:val="Compact"/>
-              <w:jc w:val="left"/>
-            </w:pPr>
-            <w:r>
-              <w:t xml:space="preserve">448</w:t>
-            </w:r>
-          </w:p>
-        </w:tc>
-        <w:tc>
-          <w:tcPr/>
-          <w:p>
-            <w:pPr>
-              <w:pStyle w:val="Compact"/>
-              <w:jc w:val="left"/>
-            </w:pPr>
-            <w:r>
-              <w:t xml:space="preserve">126</w:t>
-            </w:r>
-          </w:p>
-        </w:tc>
-        <w:tc>
-          <w:tcPr/>
-          <w:p>
-            <w:pPr>
-              <w:pStyle w:val="Compact"/>
-              <w:jc w:val="left"/>
-            </w:pPr>
-            <w:r>
-              <w:t xml:space="preserve">129</w:t>
-            </w:r>
-          </w:p>
-        </w:tc>
-        <w:tc>
-          <w:tcPr/>
-          <w:p>
-            <w:pPr>
-              <w:pStyle w:val="Compact"/>
-              <w:jc w:val="left"/>
-            </w:pPr>
-            <w:r>
-              <w:t xml:space="preserve">319</w:t>
-            </w:r>
-          </w:p>
-        </w:tc>
-        <w:tc>
-          <w:tcPr/>
-          <w:p>
-            <w:pPr>
-              <w:pStyle w:val="Compact"/>
-              <w:jc w:val="left"/>
-            </w:pPr>
-            <w:r>
-              <w:rPr>
-                <w:b/>
-                <w:bCs/>
-              </w:rPr>
-              <w:t xml:space="preserve">3.5x</w:t>
-            </w:r>
-            <w:r>
-              <w:t xml:space="preserve"> </w:t>
-            </w:r>
-            <w:r>
-              <w:t xml:space="preserve">[2.3,3.9]</w:t>
-            </w:r>
-          </w:p>
-        </w:tc>
-        <w:tc>
-          <w:tcPr/>
-          <w:p>
-            <w:pPr>
-              <w:pStyle w:val="Compact"/>
-              <w:jc w:val="left"/>
-            </w:pPr>
-            <w:r>
-              <w:t xml:space="preserve">1.4x</w:t>
-            </w:r>
-          </w:p>
-        </w:tc>
-      </w:tr>
-      <w:tr>
-        <w:tc>
-          <w:tcPr/>
-          <w:p>
-            <w:pPr>
-              <w:pStyle w:val="Compact"/>
-              <w:jc w:val="left"/>
-            </w:pPr>
-            <w:r>
-              <w:t xml:space="preserve">flat art</w:t>
-            </w:r>
-          </w:p>
-        </w:tc>
-        <w:tc>
-          <w:tcPr/>
-          <w:p>
-            <w:pPr>
-              <w:pStyle w:val="Compact"/>
-              <w:jc w:val="left"/>
-            </w:pPr>
-            <w:r>
-              <w:t xml:space="preserve">localhost</w:t>
-            </w:r>
-          </w:p>
-        </w:tc>
-        <w:tc>
-          <w:tcPr/>
-          <w:p>
-            <w:pPr>
-              <w:pStyle w:val="Compact"/>
-              <w:jc w:val="left"/>
-            </w:pPr>
-            <w:r>
-              <w:t xml:space="preserve">h3</w:t>
-            </w:r>
-          </w:p>
-        </w:tc>
-        <w:tc>
-          <w:tcPr/>
-          <w:p>
-            <w:pPr>
-              <w:pStyle w:val="Compact"/>
-              <w:jc w:val="left"/>
-            </w:pPr>
-            <w:r>
-              <w:t xml:space="preserve">597</w:t>
-            </w:r>
-          </w:p>
-        </w:tc>
-        <w:tc>
-          <w:tcPr/>
-          <w:p>
-            <w:pPr>
-              <w:pStyle w:val="Compact"/>
-              <w:jc w:val="left"/>
-            </w:pPr>
-            <w:r>
-              <w:t xml:space="preserve">120</w:t>
-            </w:r>
-          </w:p>
-        </w:tc>
-        <w:tc>
-          <w:tcPr/>
-          <w:p>
-            <w:pPr>
-              <w:pStyle w:val="Compact"/>
-              <w:jc w:val="left"/>
-            </w:pPr>
-            <w:r>
-              <w:t xml:space="preserve">135</w:t>
-            </w:r>
-          </w:p>
-        </w:tc>
-        <w:tc>
-          <w:tcPr/>
-          <w:p>
-            <w:pPr>
-              <w:pStyle w:val="Compact"/>
-              <w:jc w:val="left"/>
-            </w:pPr>
-            <w:r>
-              <w:t xml:space="preserve">294</w:t>
-            </w:r>
-          </w:p>
-        </w:tc>
-        <w:tc>
-          <w:tcPr/>
-          <w:p>
-            <w:pPr>
-              <w:pStyle w:val="Compact"/>
-              <w:jc w:val="left"/>
-            </w:pPr>
-            <w:r>
-              <w:rPr>
-                <w:b/>
-                <w:bCs/>
-              </w:rPr>
-              <w:t xml:space="preserve">5.0x</w:t>
-            </w:r>
-            <w:r>
-              <w:t xml:space="preserve"> </w:t>
-            </w:r>
-            <w:r>
-              <w:t xml:space="preserve">[4.5,5.7]</w:t>
-            </w:r>
-          </w:p>
-        </w:tc>
-        <w:tc>
-          <w:tcPr/>
-          <w:p>
-            <w:pPr>
-              <w:pStyle w:val="Compact"/>
-              <w:jc w:val="left"/>
-            </w:pPr>
-            <w:r>
-              <w:t xml:space="preserve">2.0x</w:t>
-            </w:r>
-          </w:p>
-        </w:tc>
-      </w:tr>
-      <w:tr>
-        <w:tc>
-          <w:tcPr/>
-          <w:p>
-            <w:pPr>
-              <w:pStyle w:val="Compact"/>
-              <w:jc w:val="left"/>
-            </w:pPr>
-            <w:r>
-              <w:t xml:space="preserve">flat art</w:t>
-            </w:r>
-          </w:p>
-        </w:tc>
-        <w:tc>
-          <w:tcPr/>
-          <w:p>
-            <w:pPr>
-              <w:pStyle w:val="Compact"/>
-              <w:jc w:val="left"/>
-            </w:pPr>
-            <w:r>
-              <w:t xml:space="preserve">100 Mbit / 20 ms</w:t>
-            </w:r>
-          </w:p>
-        </w:tc>
-        <w:tc>
-          <w:tcPr/>
-          <w:p>
-            <w:pPr>
-              <w:pStyle w:val="Compact"/>
-              <w:jc w:val="left"/>
-            </w:pPr>
-            <w:r>
-              <w:t xml:space="preserve">h1</w:t>
-            </w:r>
-          </w:p>
-        </w:tc>
-        <w:tc>
-          <w:tcPr/>
-          <w:p>
-            <w:pPr>
-              <w:pStyle w:val="Compact"/>
-              <w:jc w:val="left"/>
-            </w:pPr>
-            <w:r>
-              <w:t xml:space="preserve">2,074</w:t>
-            </w:r>
-          </w:p>
-        </w:tc>
-        <w:tc>
-          <w:tcPr/>
-          <w:p>
-            <w:pPr>
-              <w:pStyle w:val="Compact"/>
-              <w:jc w:val="left"/>
-            </w:pPr>
-            <w:r>
-              <w:t xml:space="preserve">241</w:t>
-            </w:r>
-          </w:p>
-        </w:tc>
-        <w:tc>
-          <w:tcPr/>
-          <w:p>
-            <w:pPr>
-              <w:pStyle w:val="Compact"/>
-              <w:jc w:val="left"/>
-            </w:pPr>
-            <w:r>
-              <w:t xml:space="preserve">254</w:t>
-            </w:r>
-          </w:p>
-        </w:tc>
-        <w:tc>
-          <w:tcPr/>
-          <w:p>
-            <w:pPr>
-              <w:pStyle w:val="Compact"/>
-              <w:jc w:val="left"/>
-            </w:pPr>
-            <w:r>
-              <w:t xml:space="preserve">466</w:t>
-            </w:r>
-          </w:p>
-        </w:tc>
-        <w:tc>
-          <w:tcPr/>
-          <w:p>
-            <w:pPr>
-              <w:pStyle w:val="Compact"/>
-              <w:jc w:val="left"/>
-            </w:pPr>
-            <w:r>
-              <w:rPr>
-                <w:b/>
-                <w:bCs/>
-              </w:rPr>
-              <w:t xml:space="preserve">8.6x</w:t>
-            </w:r>
-            <w:r>
-              <w:t xml:space="preserve"> </w:t>
-            </w:r>
-            <w:r>
-              <w:t xml:space="preserve">[8.5,8.9]</w:t>
-            </w:r>
-          </w:p>
-        </w:tc>
-        <w:tc>
-          <w:tcPr/>
-          <w:p>
-            <w:pPr>
-              <w:pStyle w:val="Compact"/>
-              <w:jc w:val="left"/>
-            </w:pPr>
-            <w:r>
-              <w:t xml:space="preserve">4.4x</w:t>
-            </w:r>
-          </w:p>
-        </w:tc>
-      </w:tr>
-      <w:tr>
-        <w:tc>
-          <w:tcPr/>
-          <w:p>
-            <w:pPr>
-              <w:pStyle w:val="Compact"/>
-              <w:jc w:val="left"/>
-            </w:pPr>
-            <w:r>
-              <w:t xml:space="preserve">flat art</w:t>
-            </w:r>
-          </w:p>
-        </w:tc>
-        <w:tc>
-          <w:tcPr/>
-          <w:p>
-            <w:pPr>
-              <w:pStyle w:val="Compact"/>
-              <w:jc w:val="left"/>
-            </w:pPr>
-            <w:r>
-              <w:t xml:space="preserve">100 Mbit / 20 ms</w:t>
-            </w:r>
-          </w:p>
-        </w:tc>
-        <w:tc>
-          <w:tcPr/>
-          <w:p>
-            <w:pPr>
-              <w:pStyle w:val="Compact"/>
-              <w:jc w:val="left"/>
-            </w:pPr>
-            <w:r>
-              <w:t xml:space="preserve">h2</w:t>
-            </w:r>
-          </w:p>
-        </w:tc>
-        <w:tc>
-          <w:tcPr/>
-          <w:p>
-            <w:pPr>
-              <w:pStyle w:val="Compact"/>
-              <w:jc w:val="left"/>
-            </w:pPr>
-            <w:r>
-              <w:t xml:space="preserve">469</w:t>
-            </w:r>
-          </w:p>
-        </w:tc>
-        <w:tc>
-          <w:tcPr/>
-          <w:p>
-            <w:pPr>
-              <w:pStyle w:val="Compact"/>
-              <w:jc w:val="left"/>
-            </w:pPr>
-            <w:r>
-              <w:t xml:space="preserve">213</w:t>
-            </w:r>
-          </w:p>
-        </w:tc>
-        <w:tc>
-          <w:tcPr/>
-          <w:p>
-            <w:pPr>
-              <w:pStyle w:val="Compact"/>
-              <w:jc w:val="left"/>
-            </w:pPr>
-            <w:r>
-              <w:t xml:space="preserve">216</w:t>
-            </w:r>
-          </w:p>
-        </w:tc>
-        <w:tc>
-          <w:tcPr/>
-          <w:p>
-            <w:pPr>
-              <w:pStyle w:val="Compact"/>
-              <w:jc w:val="left"/>
-            </w:pPr>
-            <w:r>
-              <w:t xml:space="preserve">467</w:t>
-            </w:r>
-          </w:p>
-        </w:tc>
-        <w:tc>
-          <w:tcPr/>
-          <w:p>
-            <w:pPr>
-              <w:pStyle w:val="Compact"/>
-              <w:jc w:val="left"/>
-            </w:pPr>
-            <w:r>
-              <w:rPr>
-                <w:b/>
-                <w:bCs/>
-              </w:rPr>
-              <w:t xml:space="preserve">2.2x</w:t>
-            </w:r>
-            <w:r>
-              <w:t xml:space="preserve"> </w:t>
-            </w:r>
-            <w:r>
-              <w:t xml:space="preserve">[2.0,2.3]</w:t>
-            </w:r>
-          </w:p>
-        </w:tc>
-        <w:tc>
-          <w:tcPr/>
-          <w:p>
-            <w:pPr>
-              <w:pStyle w:val="Compact"/>
-              <w:jc w:val="left"/>
-            </w:pPr>
-            <w:r>
-              <w:t xml:space="preserve">1.0x</w:t>
-            </w:r>
-          </w:p>
-        </w:tc>
-      </w:tr>
-      <w:tr>
-        <w:tc>
-          <w:tcPr/>
-          <w:p>
-            <w:pPr>
-              <w:pStyle w:val="Compact"/>
-              <w:jc w:val="left"/>
-            </w:pPr>
-            <w:r>
-              <w:t xml:space="preserve">flat art</w:t>
-            </w:r>
-          </w:p>
-        </w:tc>
-        <w:tc>
-          <w:tcPr/>
-          <w:p>
-            <w:pPr>
-              <w:pStyle w:val="Compact"/>
-              <w:jc w:val="left"/>
-            </w:pPr>
-            <w:r>
-              <w:t xml:space="preserve">100 Mbit / 20 ms</w:t>
-            </w:r>
-          </w:p>
-        </w:tc>
-        <w:tc>
-          <w:tcPr/>
-          <w:p>
-            <w:pPr>
-              <w:pStyle w:val="Compact"/>
-              <w:jc w:val="left"/>
-            </w:pPr>
-            <w:r>
-              <w:t xml:space="preserve">h3</w:t>
-            </w:r>
-          </w:p>
-        </w:tc>
-        <w:tc>
-          <w:tcPr/>
-          <w:p>
-            <w:pPr>
-              <w:pStyle w:val="Compact"/>
-              <w:jc w:val="left"/>
-            </w:pPr>
-            <w:r>
-              <w:t xml:space="preserve">1,579</w:t>
-            </w:r>
-          </w:p>
-        </w:tc>
-        <w:tc>
-          <w:tcPr/>
-          <w:p>
-            <w:pPr>
-              <w:pStyle w:val="Compact"/>
-              <w:jc w:val="left"/>
-            </w:pPr>
-            <w:r>
-              <w:t xml:space="preserve">205</w:t>
-            </w:r>
-          </w:p>
-        </w:tc>
-        <w:tc>
-          <w:tcPr/>
-          <w:p>
-            <w:pPr>
-              <w:pStyle w:val="Compact"/>
-              <w:jc w:val="left"/>
-            </w:pPr>
-            <w:r>
-              <w:t xml:space="preserve">198</w:t>
-            </w:r>
-          </w:p>
-        </w:tc>
-        <w:tc>
-          <w:tcPr/>
-          <w:p>
-            <w:pPr>
-              <w:pStyle w:val="Compact"/>
-              <w:jc w:val="left"/>
-            </w:pPr>
-            <w:r>
-              <w:t xml:space="preserve">431</w:t>
-            </w:r>
-          </w:p>
-        </w:tc>
-        <w:tc>
-          <w:tcPr/>
-          <w:p>
-            <w:pPr>
-              <w:pStyle w:val="Compact"/>
-              <w:jc w:val="left"/>
-            </w:pPr>
-            <w:r>
-              <w:rPr>
-                <w:b/>
-                <w:bCs/>
-              </w:rPr>
-              <w:t xml:space="preserve">7.7x</w:t>
-            </w:r>
-            <w:r>
-              <w:t xml:space="preserve"> </w:t>
-            </w:r>
-            <w:r>
-              <w:t xml:space="preserve">[7.0,8.1]</w:t>
-            </w:r>
-          </w:p>
-        </w:tc>
-        <w:tc>
-          <w:tcPr/>
-          <w:p>
-            <w:pPr>
-              <w:pStyle w:val="Compact"/>
-              <w:jc w:val="left"/>
-            </w:pPr>
-            <w:r>
-              <w:t xml:space="preserve">3.7x</w:t>
-            </w:r>
-          </w:p>
-        </w:tc>
-      </w:tr>
-      <w:tr>
-        <w:tc>
-          <w:tcPr/>
-          <w:p>
-            <w:pPr>
-              <w:pStyle w:val="Compact"/>
-              <w:jc w:val="left"/>
-            </w:pPr>
-            <w:r>
-              <w:t xml:space="preserve">flat art</w:t>
-            </w:r>
-          </w:p>
-        </w:tc>
-        <w:tc>
-          <w:tcPr/>
-          <w:p>
-            <w:pPr>
-              <w:pStyle w:val="Compact"/>
-              <w:jc w:val="left"/>
-            </w:pPr>
-            <w:r>
-              <w:t xml:space="preserve">9 Mbit / 60 ms</w:t>
-            </w:r>
-          </w:p>
-        </w:tc>
-        <w:tc>
-          <w:tcPr/>
-          <w:p>
-            <w:pPr>
-              <w:pStyle w:val="Compact"/>
-              <w:jc w:val="left"/>
-            </w:pPr>
-            <w:r>
-              <w:t xml:space="preserve">h1</w:t>
-            </w:r>
-          </w:p>
-        </w:tc>
-        <w:tc>
-          <w:tcPr/>
-          <w:p>
-            <w:pPr>
-              <w:pStyle w:val="Compact"/>
-              <w:jc w:val="left"/>
-            </w:pPr>
-            <w:r>
-              <w:t xml:space="preserve">5,624</w:t>
-            </w:r>
-          </w:p>
-        </w:tc>
-        <w:tc>
-          <w:tcPr/>
-          <w:p>
-            <w:pPr>
-              <w:pStyle w:val="Compact"/>
-              <w:jc w:val="left"/>
-            </w:pPr>
-            <w:r>
-              <w:t xml:space="preserve">790</w:t>
-            </w:r>
-          </w:p>
-        </w:tc>
-        <w:tc>
-          <w:tcPr/>
-          <w:p>
-            <w:pPr>
-              <w:pStyle w:val="Compact"/>
-              <w:jc w:val="left"/>
-            </w:pPr>
-            <w:r>
-              <w:t xml:space="preserve">790</w:t>
-            </w:r>
-          </w:p>
-        </w:tc>
-        <w:tc>
-          <w:tcPr/>
-          <w:p>
-            <w:pPr>
-              <w:pStyle w:val="Compact"/>
-              <w:jc w:val="left"/>
-            </w:pPr>
-            <w:r>
-              <w:t xml:space="preserve">997</w:t>
-            </w:r>
-          </w:p>
-        </w:tc>
-        <w:tc>
-          <w:tcPr/>
-          <w:p>
-            <w:pPr>
-              <w:pStyle w:val="Compact"/>
-              <w:jc w:val="left"/>
-            </w:pPr>
-            <w:r>
-              <w:rPr>
-                <w:b/>
-                <w:bCs/>
-              </w:rPr>
-              <w:t xml:space="preserve">7.1x</w:t>
-            </w:r>
-            <w:r>
-              <w:t xml:space="preserve"> </w:t>
-            </w:r>
-            <w:r>
-              <w:t xml:space="preserve">[7.1,7.2]</w:t>
-            </w:r>
-          </w:p>
-        </w:tc>
-        <w:tc>
-          <w:tcPr/>
-          <w:p>
-            <w:pPr>
-              <w:pStyle w:val="Compact"/>
-              <w:jc w:val="left"/>
-            </w:pPr>
-            <w:r>
-              <w:t xml:space="preserve">5.6x</w:t>
-            </w:r>
-          </w:p>
-        </w:tc>
-      </w:tr>
-      <w:tr>
-        <w:tc>
-          <w:tcPr/>
-          <w:p>
-            <w:pPr>
-              <w:pStyle w:val="Compact"/>
-              <w:jc w:val="left"/>
-            </w:pPr>
-            <w:r>
-              <w:t xml:space="preserve">flat art</w:t>
-            </w:r>
-          </w:p>
-        </w:tc>
-        <w:tc>
-          <w:tcPr/>
-          <w:p>
-            <w:pPr>
-              <w:pStyle w:val="Compact"/>
-              <w:jc w:val="left"/>
-            </w:pPr>
-            <w:r>
-              <w:t xml:space="preserve">9 Mbit / 60 ms</w:t>
-            </w:r>
-          </w:p>
-        </w:tc>
-        <w:tc>
-          <w:tcPr/>
-          <w:p>
-            <w:pPr>
-              <w:pStyle w:val="Compact"/>
-              <w:jc w:val="left"/>
-            </w:pPr>
-            <w:r>
-              <w:t xml:space="preserve">h2</w:t>
-            </w:r>
-          </w:p>
-        </w:tc>
-        <w:tc>
-          <w:tcPr/>
-          <w:p>
-            <w:pPr>
-              <w:pStyle w:val="Compact"/>
-              <w:jc w:val="left"/>
-            </w:pPr>
-            <w:r>
-              <w:t xml:space="preserve">790</w:t>
-            </w:r>
-          </w:p>
-        </w:tc>
-        <w:tc>
-          <w:tcPr/>
-          <w:p>
-            <w:pPr>
-              <w:pStyle w:val="Compact"/>
-              <w:jc w:val="left"/>
-            </w:pPr>
-            <w:r>
-              <w:t xml:space="preserve">730</w:t>
-            </w:r>
-          </w:p>
-        </w:tc>
-        <w:tc>
-          <w:tcPr/>
-          <w:p>
-            <w:pPr>
-              <w:pStyle w:val="Compact"/>
-              <w:jc w:val="left"/>
-            </w:pPr>
-            <w:r>
-              <w:t xml:space="preserve">713</w:t>
-            </w:r>
-          </w:p>
-        </w:tc>
-        <w:tc>
-          <w:tcPr/>
-          <w:p>
-            <w:pPr>
-              <w:pStyle w:val="Compact"/>
-              <w:jc w:val="left"/>
-            </w:pPr>
-            <w:r>
-              <w:t xml:space="preserve">1,039</w:t>
-            </w:r>
-          </w:p>
-        </w:tc>
-        <w:tc>
-          <w:tcPr/>
-          <w:p>
-            <w:pPr>
-              <w:pStyle w:val="Compact"/>
-              <w:jc w:val="left"/>
-            </w:pPr>
-            <w:r>
-              <w:rPr>
-                <w:b/>
-                <w:bCs/>
-              </w:rPr>
-              <w:t xml:space="preserve">1.1x</w:t>
-            </w:r>
-            <w:r>
-              <w:t xml:space="preserve"> </w:t>
-            </w:r>
-            <w:r>
-              <w:t xml:space="preserve">[1.1,1.1]</w:t>
-            </w:r>
-          </w:p>
-        </w:tc>
-        <w:tc>
-          <w:tcPr/>
-          <w:p>
-            <w:pPr>
-              <w:pStyle w:val="Compact"/>
-              <w:jc w:val="left"/>
-            </w:pPr>
-            <w:r>
-              <w:t xml:space="preserve">0.8x</w:t>
-            </w:r>
-          </w:p>
-        </w:tc>
-      </w:tr>
-      <w:tr>
-        <w:tc>
-          <w:tcPr/>
-          <w:p>
-            <w:pPr>
-              <w:pStyle w:val="Compact"/>
-              <w:jc w:val="left"/>
-            </w:pPr>
-            <w:r>
-              <w:t xml:space="preserve">flat art</w:t>
-            </w:r>
-          </w:p>
-        </w:tc>
-        <w:tc>
-          <w:tcPr/>
-          <w:p>
-            <w:pPr>
-              <w:pStyle w:val="Compact"/>
-              <w:jc w:val="left"/>
-            </w:pPr>
-            <w:r>
-              <w:t xml:space="preserve">9 Mbit / 60 ms</w:t>
-            </w:r>
-          </w:p>
-        </w:tc>
-        <w:tc>
-          <w:tcPr/>
-          <w:p>
-            <w:pPr>
-              <w:pStyle w:val="Compact"/>
-              <w:jc w:val="left"/>
-            </w:pPr>
-            <w:r>
-              <w:t xml:space="preserve">h3</w:t>
-            </w:r>
-          </w:p>
-        </w:tc>
-        <w:tc>
-          <w:tcPr/>
-          <w:p>
-            <w:pPr>
-              <w:pStyle w:val="Compact"/>
-              <w:jc w:val="left"/>
-            </w:pPr>
-            <w:r>
-              <w:t xml:space="preserve">4,020</w:t>
-            </w:r>
-          </w:p>
-        </w:tc>
-        <w:tc>
-          <w:tcPr/>
-          <w:p>
-            <w:pPr>
-              <w:pStyle w:val="Compact"/>
-              <w:jc w:val="left"/>
-            </w:pPr>
-            <w:r>
-              <w:t xml:space="preserve">708</w:t>
-            </w:r>
-          </w:p>
-        </w:tc>
-        <w:tc>
-          <w:tcPr/>
-          <w:p>
-            <w:pPr>
-              <w:pStyle w:val="Compact"/>
-              <w:jc w:val="left"/>
-            </w:pPr>
-            <w:r>
-              <w:t xml:space="preserve">710</w:t>
-            </w:r>
-          </w:p>
-        </w:tc>
-        <w:tc>
-          <w:tcPr/>
-          <w:p>
-            <w:pPr>
-              <w:pStyle w:val="Compact"/>
-              <w:jc w:val="left"/>
-            </w:pPr>
-            <w:r>
-              <w:t xml:space="preserve">1,022</w:t>
-            </w:r>
-          </w:p>
-        </w:tc>
-        <w:tc>
-          <w:tcPr/>
-          <w:p>
-            <w:pPr>
-              <w:pStyle w:val="Compact"/>
-              <w:jc w:val="left"/>
-            </w:pPr>
-            <w:r>
-              <w:rPr>
-                <w:b/>
-                <w:bCs/>
-              </w:rPr>
-              <w:t xml:space="preserve">5.7x</w:t>
-            </w:r>
-            <w:r>
-              <w:t xml:space="preserve"> </w:t>
-            </w:r>
-            <w:r>
-              <w:t xml:space="preserve">[5.5,5.8]</w:t>
-            </w:r>
-          </w:p>
-        </w:tc>
-        <w:tc>
-          <w:tcPr/>
-          <w:p>
-            <w:pPr>
-              <w:pStyle w:val="Compact"/>
-              <w:jc w:val="left"/>
-            </w:pPr>
-            <w:r>
-              <w:t xml:space="preserve">3.9x</w:t>
-            </w:r>
-          </w:p>
-        </w:tc>
-      </w:tr>
-      <w:tr>
-        <w:tc>
-          <w:tcPr/>
-          <w:p>
-            <w:pPr>
-              <w:pStyle w:val="Compact"/>
-              <w:jc w:val="left"/>
-            </w:pPr>
-            <w:r>
-              <w:t xml:space="preserve">flat art</w:t>
-            </w:r>
-          </w:p>
-        </w:tc>
-        <w:tc>
-          <w:tcPr/>
-          <w:p>
-            <w:pPr>
-              <w:pStyle w:val="Compact"/>
-              <w:jc w:val="left"/>
-            </w:pPr>
-            <w:r>
-              <w:t xml:space="preserve">9 Mbit / 60 ms / 1% loss</w:t>
-            </w:r>
-          </w:p>
-        </w:tc>
-        <w:tc>
-          <w:tcPr/>
-          <w:p>
-            <w:pPr>
-              <w:pStyle w:val="Compact"/>
-              <w:jc w:val="left"/>
-            </w:pPr>
-            <w:r>
-              <w:t xml:space="preserve">h1</w:t>
-            </w:r>
-          </w:p>
-        </w:tc>
-        <w:tc>
-          <w:tcPr/>
-          <w:p>
-            <w:pPr>
-              <w:pStyle w:val="Compact"/>
-              <w:jc w:val="left"/>
-            </w:pPr>
-            <w:r>
-              <w:t xml:space="preserve">5,827</w:t>
-            </w:r>
-          </w:p>
-        </w:tc>
-        <w:tc>
-          <w:tcPr/>
-          <w:p>
-            <w:pPr>
-              <w:pStyle w:val="Compact"/>
-              <w:jc w:val="left"/>
-            </w:pPr>
-            <w:r>
-              <w:t xml:space="preserve">829</w:t>
-            </w:r>
-          </w:p>
-        </w:tc>
-        <w:tc>
-          <w:tcPr/>
-          <w:p>
-            <w:pPr>
-              <w:pStyle w:val="Compact"/>
-              <w:jc w:val="left"/>
-            </w:pPr>
-            <w:r>
-              <w:t xml:space="preserve">822</w:t>
-            </w:r>
-          </w:p>
-        </w:tc>
-        <w:tc>
-          <w:tcPr/>
-          <w:p>
-            <w:pPr>
-              <w:pStyle w:val="Compact"/>
-              <w:jc w:val="left"/>
-            </w:pPr>
-            <w:r>
-              <w:t xml:space="preserve">1,105</w:t>
-            </w:r>
-          </w:p>
-        </w:tc>
-        <w:tc>
-          <w:tcPr/>
-          <w:p>
-            <w:pPr>
-              <w:pStyle w:val="Compact"/>
-              <w:jc w:val="left"/>
-            </w:pPr>
-            <w:r>
-              <w:rPr>
-                <w:b/>
-                <w:bCs/>
-              </w:rPr>
-              <w:t xml:space="preserve">7.0x</w:t>
-            </w:r>
-            <w:r>
-              <w:t xml:space="preserve"> </w:t>
-            </w:r>
-            <w:r>
-              <w:t xml:space="preserve">[6.2,7.5]</w:t>
-            </w:r>
-          </w:p>
-        </w:tc>
-        <w:tc>
-          <w:tcPr/>
-          <w:p>
-            <w:pPr>
-              <w:pStyle w:val="Compact"/>
-              <w:jc w:val="left"/>
-            </w:pPr>
-            <w:r>
-              <w:t xml:space="preserve">5.3x</w:t>
-            </w:r>
-          </w:p>
-        </w:tc>
-      </w:tr>
-      <w:tr>
-        <w:tc>
-          <w:tcPr/>
-          <w:p>
-            <w:pPr>
-              <w:pStyle w:val="Compact"/>
-              <w:jc w:val="left"/>
-            </w:pPr>
-            <w:r>
-              <w:t xml:space="preserve">flat art</w:t>
-            </w:r>
-          </w:p>
-        </w:tc>
-        <w:tc>
-          <w:tcPr/>
-          <w:p>
-            <w:pPr>
-              <w:pStyle w:val="Compact"/>
-              <w:jc w:val="left"/>
-            </w:pPr>
-            <w:r>
-              <w:t xml:space="preserve">9 Mbit / 60 ms / 1% loss</w:t>
-            </w:r>
-          </w:p>
-        </w:tc>
-        <w:tc>
-          <w:tcPr/>
-          <w:p>
-            <w:pPr>
-              <w:pStyle w:val="Compact"/>
-              <w:jc w:val="left"/>
-            </w:pPr>
-            <w:r>
-              <w:t xml:space="preserve">h2</w:t>
-            </w:r>
-          </w:p>
-        </w:tc>
-        <w:tc>
-          <w:tcPr/>
-          <w:p>
-            <w:pPr>
-              <w:pStyle w:val="Compact"/>
-              <w:jc w:val="left"/>
-            </w:pPr>
-            <w:r>
-              <w:t xml:space="preserve">878</w:t>
-            </w:r>
-          </w:p>
-        </w:tc>
-        <w:tc>
-          <w:tcPr/>
-          <w:p>
-            <w:pPr>
-              <w:pStyle w:val="Compact"/>
-              <w:jc w:val="left"/>
-            </w:pPr>
-            <w:r>
-              <w:t xml:space="preserve">832</w:t>
-            </w:r>
-          </w:p>
-        </w:tc>
-        <w:tc>
-          <w:tcPr/>
-          <w:p>
-            <w:pPr>
-              <w:pStyle w:val="Compact"/>
-              <w:jc w:val="left"/>
-            </w:pPr>
-            <w:r>
-              <w:t xml:space="preserve">720</w:t>
-            </w:r>
-          </w:p>
-        </w:tc>
-        <w:tc>
-          <w:tcPr/>
-          <w:p>
-            <w:pPr>
-              <w:pStyle w:val="Compact"/>
-              <w:jc w:val="left"/>
-            </w:pPr>
-            <w:r>
-              <w:t xml:space="preserve">1,098</w:t>
-            </w:r>
-          </w:p>
-        </w:tc>
-        <w:tc>
-          <w:tcPr/>
-          <w:p>
-            <w:pPr>
-              <w:pStyle w:val="Compact"/>
-              <w:jc w:val="left"/>
-            </w:pPr>
-            <w:r>
-              <w:rPr>
-                <w:b/>
-                <w:bCs/>
-              </w:rPr>
-              <w:t xml:space="preserve">1.1x</w:t>
-            </w:r>
-            <w:r>
-              <w:t xml:space="preserve"> </w:t>
-            </w:r>
-            <w:r>
-              <w:t xml:space="preserve">[0.7,1.8]</w:t>
-            </w:r>
-          </w:p>
-        </w:tc>
-        <w:tc>
-          <w:tcPr/>
-          <w:p>
-            <w:pPr>
-              <w:pStyle w:val="Compact"/>
-              <w:jc w:val="left"/>
-            </w:pPr>
-            <w:r>
-              <w:t xml:space="preserve">0.8x</w:t>
-            </w:r>
-          </w:p>
-        </w:tc>
-      </w:tr>
-      <w:tr>
-        <w:tc>
-          <w:tcPr/>
-          <w:p>
-            <w:pPr>
-              <w:pStyle w:val="Compact"/>
-              <w:jc w:val="left"/>
-            </w:pPr>
-            <w:r>
-              <w:t xml:space="preserve">flat art</w:t>
-            </w:r>
-          </w:p>
-        </w:tc>
-        <w:tc>
-          <w:tcPr/>
-          <w:p>
-            <w:pPr>
-              <w:pStyle w:val="Compact"/>
-              <w:jc w:val="left"/>
-            </w:pPr>
-            <w:r>
-              <w:t xml:space="preserve">9 Mbit / 60 ms / 1% loss</w:t>
-            </w:r>
-          </w:p>
-        </w:tc>
-        <w:tc>
-          <w:tcPr/>
-          <w:p>
-            <w:pPr>
-              <w:pStyle w:val="Compact"/>
-              <w:jc w:val="left"/>
-            </w:pPr>
-            <w:r>
-              <w:t xml:space="preserve">h3</w:t>
-            </w:r>
-          </w:p>
-        </w:tc>
-        <w:tc>
-          <w:tcPr/>
-          <w:p>
-            <w:pPr>
-              <w:pStyle w:val="Compact"/>
-              <w:jc w:val="left"/>
-            </w:pPr>
-            <w:r>
-              <w:t xml:space="preserve">4,149</w:t>
-            </w:r>
-          </w:p>
-        </w:tc>
-        <w:tc>
-          <w:tcPr/>
-          <w:p>
-            <w:pPr>
-              <w:pStyle w:val="Compact"/>
-              <w:jc w:val="left"/>
-            </w:pPr>
-            <w:r>
-              <w:t xml:space="preserve">867</w:t>
-            </w:r>
-          </w:p>
-        </w:tc>
-        <w:tc>
-          <w:tcPr/>
-          <w:p>
-            <w:pPr>
-              <w:pStyle w:val="Compact"/>
-              <w:jc w:val="left"/>
-            </w:pPr>
-            <w:r>
-              <w:t xml:space="preserve">871</w:t>
-            </w:r>
-          </w:p>
-        </w:tc>
-        <w:tc>
-          <w:tcPr/>
-          <w:p>
-            <w:pPr>
-              <w:pStyle w:val="Compact"/>
-              <w:jc w:val="left"/>
-            </w:pPr>
-            <w:r>
-              <w:t xml:space="preserve">1,189</w:t>
-            </w:r>
-          </w:p>
-        </w:tc>
-        <w:tc>
-          <w:tcPr/>
-          <w:p>
-            <w:pPr>
-              <w:pStyle w:val="Compact"/>
-              <w:jc w:val="left"/>
-            </w:pPr>
-            <w:r>
-              <w:rPr>
-                <w:b/>
-                <w:bCs/>
-              </w:rPr>
-              <w:t xml:space="preserve">4.8x</w:t>
-            </w:r>
-            <w:r>
-              <w:t xml:space="preserve"> </w:t>
-            </w:r>
-            <w:r>
-              <w:t xml:space="preserve">[4.7,5.0]</w:t>
-            </w:r>
-          </w:p>
-        </w:tc>
-        <w:tc>
-          <w:tcPr/>
-          <w:p>
-            <w:pPr>
-              <w:pStyle w:val="Compact"/>
-              <w:jc w:val="left"/>
-            </w:pPr>
-            <w:r>
-              <w:t xml:space="preserve">3.5x</w:t>
-            </w:r>
-          </w:p>
-        </w:tc>
-      </w:tr>
-      <w:tr>
-        <w:tc>
-          <w:tcPr/>
-          <w:p>
-            <w:pPr>
-              <w:pStyle w:val="Compact"/>
-              <w:jc w:val="left"/>
-            </w:pPr>
-            <w:r>
-              <w:t xml:space="preserve">photos</w:t>
-            </w:r>
-          </w:p>
-        </w:tc>
-        <w:tc>
-          <w:tcPr/>
-          <w:p>
-            <w:pPr>
-              <w:pStyle w:val="Compact"/>
-              <w:jc w:val="left"/>
-            </w:pPr>
-            <w:r>
-              <w:t xml:space="preserve">localhost</w:t>
-            </w:r>
-          </w:p>
-        </w:tc>
-        <w:tc>
-          <w:tcPr/>
-          <w:p>
-            <w:pPr>
-              <w:pStyle w:val="Compact"/>
-              <w:jc w:val="left"/>
-            </w:pPr>
-            <w:r>
-              <w:t xml:space="preserve">h1</w:t>
-            </w:r>
-          </w:p>
-        </w:tc>
-        <w:tc>
-          <w:tcPr/>
-          <w:p>
-            <w:pPr>
-              <w:pStyle w:val="Compact"/>
-              <w:jc w:val="left"/>
-            </w:pPr>
-            <w:r>
-              <w:t xml:space="preserve">758</w:t>
-            </w:r>
-          </w:p>
-        </w:tc>
-        <w:tc>
-          <w:tcPr/>
-          <w:p>
-            <w:pPr>
-              <w:pStyle w:val="Compact"/>
-              <w:jc w:val="left"/>
-            </w:pPr>
-            <w:r>
-              <w:t xml:space="preserve">424</w:t>
-            </w:r>
-          </w:p>
-        </w:tc>
-        <w:tc>
-          <w:tcPr/>
-          <w:p>
-            <w:pPr>
-              <w:pStyle w:val="Compact"/>
-              <w:jc w:val="left"/>
-            </w:pPr>
-            <w:r>
-              <w:t xml:space="preserve">400</w:t>
-            </w:r>
-          </w:p>
-        </w:tc>
-        <w:tc>
-          <w:tcPr/>
-          <w:p>
-            <w:pPr>
-              <w:pStyle w:val="Compact"/>
-              <w:jc w:val="left"/>
-            </w:pPr>
-            <w:r>
-              <w:t xml:space="preserve">633</w:t>
-            </w:r>
-          </w:p>
-        </w:tc>
-        <w:tc>
-          <w:tcPr/>
-          <w:p>
-            <w:pPr>
-              <w:pStyle w:val="Compact"/>
-              <w:jc w:val="left"/>
-            </w:pPr>
-            <w:r>
-              <w:rPr>
-                <w:b/>
-                <w:bCs/>
-              </w:rPr>
-              <w:t xml:space="preserve">1.8x</w:t>
-            </w:r>
-            <w:r>
-              <w:t xml:space="preserve"> </w:t>
-            </w:r>
-            <w:r>
-              <w:t xml:space="preserve">[1.5,1.9]</w:t>
-            </w:r>
-          </w:p>
-        </w:tc>
-        <w:tc>
-          <w:tcPr/>
-          <w:p>
-            <w:pPr>
-              <w:pStyle w:val="Compact"/>
-              <w:jc w:val="left"/>
-            </w:pPr>
-            <w:r>
-              <w:t xml:space="preserve">1.2x</w:t>
-            </w:r>
-          </w:p>
-        </w:tc>
-      </w:tr>
-      <w:tr>
-        <w:tc>
-          <w:tcPr/>
-          <w:p>
-            <w:pPr>
-              <w:pStyle w:val="Compact"/>
-              <w:jc w:val="left"/>
-            </w:pPr>
-            <w:r>
-              <w:t xml:space="preserve">photos</w:t>
-            </w:r>
-          </w:p>
-        </w:tc>
-        <w:tc>
-          <w:tcPr/>
-          <w:p>
-            <w:pPr>
-              <w:pStyle w:val="Compact"/>
-              <w:jc w:val="left"/>
-            </w:pPr>
-            <w:r>
-              <w:t xml:space="preserve">localhost</w:t>
-            </w:r>
-          </w:p>
-        </w:tc>
-        <w:tc>
-          <w:tcPr/>
-          <w:p>
-            <w:pPr>
-              <w:pStyle w:val="Compact"/>
-              <w:jc w:val="left"/>
-            </w:pPr>
-            <w:r>
-              <w:t xml:space="preserve">h2</w:t>
-            </w:r>
-          </w:p>
-        </w:tc>
-        <w:tc>
-          <w:tcPr/>
-          <w:p>
-            <w:pPr>
-              <w:pStyle w:val="Compact"/>
-              <w:jc w:val="left"/>
-            </w:pPr>
-            <w:r>
-              <w:t xml:space="preserve">665</w:t>
-            </w:r>
-          </w:p>
-        </w:tc>
-        <w:tc>
-          <w:tcPr/>
-          <w:p>
-            <w:pPr>
-              <w:pStyle w:val="Compact"/>
-              <w:jc w:val="left"/>
-            </w:pPr>
-            <w:r>
-              <w:t xml:space="preserve">419</w:t>
-            </w:r>
-          </w:p>
-        </w:tc>
-        <w:tc>
-          <w:tcPr/>
-          <w:p>
-            <w:pPr>
-              <w:pStyle w:val="Compact"/>
-              <w:jc w:val="left"/>
-            </w:pPr>
-            <w:r>
-              <w:t xml:space="preserve">422</w:t>
-            </w:r>
-          </w:p>
-        </w:tc>
-        <w:tc>
-          <w:tcPr/>
-          <w:p>
-            <w:pPr>
-              <w:pStyle w:val="Compact"/>
-              <w:jc w:val="left"/>
-            </w:pPr>
-            <w:r>
-              <w:t xml:space="preserve">632</w:t>
-            </w:r>
-          </w:p>
-        </w:tc>
-        <w:tc>
-          <w:tcPr/>
-          <w:p>
-            <w:pPr>
-              <w:pStyle w:val="Compact"/>
-              <w:jc w:val="left"/>
-            </w:pPr>
-            <w:r>
-              <w:rPr>
-                <w:b/>
-                <w:bCs/>
-              </w:rPr>
-              <w:t xml:space="preserve">1.6x</w:t>
-            </w:r>
-            <w:r>
-              <w:t xml:space="preserve"> </w:t>
-            </w:r>
-            <w:r>
-              <w:t xml:space="preserve">[1.5,1.6]</w:t>
-            </w:r>
-          </w:p>
-        </w:tc>
-        <w:tc>
-          <w:tcPr/>
-          <w:p>
-            <w:pPr>
-              <w:pStyle w:val="Compact"/>
-              <w:jc w:val="left"/>
-            </w:pPr>
-            <w:r>
-              <w:t xml:space="preserve">1.1x</w:t>
-            </w:r>
-          </w:p>
-        </w:tc>
-      </w:tr>
-      <w:tr>
-        <w:tc>
-          <w:tcPr/>
-          <w:p>
-            <w:pPr>
-              <w:pStyle w:val="Compact"/>
-              <w:jc w:val="left"/>
-            </w:pPr>
-            <w:r>
-              <w:t xml:space="preserve">photos</w:t>
-            </w:r>
-          </w:p>
-        </w:tc>
-        <w:tc>
-          <w:tcPr/>
-          <w:p>
-            <w:pPr>
-              <w:pStyle w:val="Compact"/>
-              <w:jc w:val="left"/>
-            </w:pPr>
-            <w:r>
-              <w:t xml:space="preserve">localhost</w:t>
-            </w:r>
-          </w:p>
-        </w:tc>
-        <w:tc>
-          <w:tcPr/>
-          <w:p>
-            <w:pPr>
-              <w:pStyle w:val="Compact"/>
-              <w:jc w:val="left"/>
-            </w:pPr>
-            <w:r>
-              <w:t xml:space="preserve">h3</w:t>
-            </w:r>
-          </w:p>
-        </w:tc>
-        <w:tc>
-          <w:tcPr/>
-          <w:p>
-            <w:pPr>
-              <w:pStyle w:val="Compact"/>
-              <w:jc w:val="left"/>
-            </w:pPr>
-            <w:r>
-              <w:t xml:space="preserve">835</w:t>
-            </w:r>
-          </w:p>
-        </w:tc>
-        <w:tc>
-          <w:tcPr/>
-          <w:p>
-            <w:pPr>
-              <w:pStyle w:val="Compact"/>
-              <w:jc w:val="left"/>
-            </w:pPr>
-            <w:r>
-              <w:t xml:space="preserve">415</w:t>
-            </w:r>
-          </w:p>
-        </w:tc>
-        <w:tc>
-          <w:tcPr/>
-          <w:p>
-            <w:pPr>
-              <w:pStyle w:val="Compact"/>
-              <w:jc w:val="left"/>
-            </w:pPr>
-            <w:r>
-              <w:t xml:space="preserve">425</w:t>
-            </w:r>
-          </w:p>
-        </w:tc>
-        <w:tc>
-          <w:tcPr/>
-          <w:p>
-            <w:pPr>
-              <w:pStyle w:val="Compact"/>
-              <w:jc w:val="left"/>
-            </w:pPr>
-            <w:r>
-              <w:t xml:space="preserve">662</w:t>
-            </w:r>
-          </w:p>
-        </w:tc>
-        <w:tc>
-          <w:tcPr/>
-          <w:p>
-            <w:pPr>
-              <w:pStyle w:val="Compact"/>
-              <w:jc w:val="left"/>
-            </w:pPr>
-            <w:r>
-              <w:rPr>
-                <w:b/>
-                <w:bCs/>
-              </w:rPr>
-              <w:t xml:space="preserve">2.0x</w:t>
-            </w:r>
-            <w:r>
-              <w:t xml:space="preserve"> </w:t>
-            </w:r>
-            <w:r>
-              <w:t xml:space="preserve">[1.7,2.3]</w:t>
-            </w:r>
-          </w:p>
-        </w:tc>
-        <w:tc>
-          <w:tcPr/>
-          <w:p>
-            <w:pPr>
-              <w:pStyle w:val="Compact"/>
-              <w:jc w:val="left"/>
-            </w:pPr>
-            <w:r>
-              <w:t xml:space="preserve">1.3x</w:t>
-            </w:r>
-          </w:p>
-        </w:tc>
-      </w:tr>
-      <w:tr>
-        <w:tc>
-          <w:tcPr/>
-          <w:p>
-            <w:pPr>
-              <w:pStyle w:val="Compact"/>
-              <w:jc w:val="left"/>
-            </w:pPr>
-            <w:r>
-              <w:t xml:space="preserve">photos</w:t>
-            </w:r>
-          </w:p>
-        </w:tc>
-        <w:tc>
-          <w:tcPr/>
-          <w:p>
-            <w:pPr>
-              <w:pStyle w:val="Compact"/>
-              <w:jc w:val="left"/>
-            </w:pPr>
-            <w:r>
-              <w:t xml:space="preserve">100 Mbit / 20 ms</w:t>
-            </w:r>
-          </w:p>
-        </w:tc>
-        <w:tc>
-          <w:tcPr/>
-          <w:p>
-            <w:pPr>
-              <w:pStyle w:val="Compact"/>
-              <w:jc w:val="left"/>
-            </w:pPr>
-            <w:r>
-              <w:t xml:space="preserve">h1</w:t>
-            </w:r>
-          </w:p>
-        </w:tc>
-        <w:tc>
-          <w:tcPr/>
-          <w:p>
-            <w:pPr>
-              <w:pStyle w:val="Compact"/>
-              <w:jc w:val="left"/>
-            </w:pPr>
-            <w:r>
-              <w:t xml:space="preserve">2,019</w:t>
-            </w:r>
-          </w:p>
-        </w:tc>
-        <w:tc>
-          <w:tcPr/>
-          <w:p>
-            <w:pPr>
-              <w:pStyle w:val="Compact"/>
-              <w:jc w:val="left"/>
-            </w:pPr>
-            <w:r>
-              <w:t xml:space="preserve">780</w:t>
-            </w:r>
-          </w:p>
-        </w:tc>
-        <w:tc>
-          <w:tcPr/>
-          <w:p>
-            <w:pPr>
-              <w:pStyle w:val="Compact"/>
-              <w:jc w:val="left"/>
-            </w:pPr>
-            <w:r>
-              <w:t xml:space="preserve">669</w:t>
-            </w:r>
-          </w:p>
-        </w:tc>
-        <w:tc>
-          <w:tcPr/>
-          <w:p>
-            <w:pPr>
-              <w:pStyle w:val="Compact"/>
-              <w:jc w:val="left"/>
-            </w:pPr>
-            <w:r>
-              <w:t xml:space="preserve">1,036</w:t>
-            </w:r>
-          </w:p>
-        </w:tc>
-        <w:tc>
-          <w:tcPr/>
-          <w:p>
-            <w:pPr>
-              <w:pStyle w:val="Compact"/>
-              <w:jc w:val="left"/>
-            </w:pPr>
-            <w:r>
-              <w:rPr>
-                <w:b/>
-                <w:bCs/>
-              </w:rPr>
-              <w:t xml:space="preserve">2.6x</w:t>
-            </w:r>
-            <w:r>
-              <w:t xml:space="preserve"> </w:t>
-            </w:r>
-            <w:r>
-              <w:t xml:space="preserve">[2.6,2.6]</w:t>
-            </w:r>
-          </w:p>
-        </w:tc>
-        <w:tc>
-          <w:tcPr/>
-          <w:p>
-            <w:pPr>
-              <w:pStyle w:val="Compact"/>
-              <w:jc w:val="left"/>
-            </w:pPr>
-            <w:r>
-              <w:t xml:space="preserve">1.9x</w:t>
-            </w:r>
-          </w:p>
-        </w:tc>
-      </w:tr>
-      <w:tr>
-        <w:tc>
-          <w:tcPr/>
-          <w:p>
-            <w:pPr>
-              <w:pStyle w:val="Compact"/>
-              <w:jc w:val="left"/>
-            </w:pPr>
-            <w:r>
-              <w:t xml:space="preserve">photos</w:t>
-            </w:r>
-          </w:p>
-        </w:tc>
-        <w:tc>
-          <w:tcPr/>
-          <w:p>
-            <w:pPr>
-              <w:pStyle w:val="Compact"/>
-              <w:jc w:val="left"/>
-            </w:pPr>
-            <w:r>
-              <w:t xml:space="preserve">100 Mbit / 20 ms</w:t>
-            </w:r>
-          </w:p>
-        </w:tc>
-        <w:tc>
-          <w:tcPr/>
-          <w:p>
-            <w:pPr>
-              <w:pStyle w:val="Compact"/>
-              <w:jc w:val="left"/>
-            </w:pPr>
-            <w:r>
-              <w:t xml:space="preserve">h2</w:t>
-            </w:r>
-          </w:p>
-        </w:tc>
-        <w:tc>
-          <w:tcPr/>
-          <w:p>
-            <w:pPr>
-              <w:pStyle w:val="Compact"/>
-              <w:jc w:val="left"/>
-            </w:pPr>
-            <w:r>
-              <w:t xml:space="preserve">692</w:t>
-            </w:r>
-          </w:p>
-        </w:tc>
-        <w:tc>
-          <w:tcPr/>
-          <w:p>
-            <w:pPr>
-              <w:pStyle w:val="Compact"/>
-              <w:jc w:val="left"/>
-            </w:pPr>
-            <w:r>
-              <w:t xml:space="preserve">758</w:t>
-            </w:r>
-          </w:p>
-        </w:tc>
-        <w:tc>
-          <w:tcPr/>
-          <w:p>
-            <w:pPr>
-              <w:pStyle w:val="Compact"/>
-              <w:jc w:val="left"/>
-            </w:pPr>
-            <w:r>
-              <w:t xml:space="preserve">709</w:t>
-            </w:r>
-          </w:p>
-        </w:tc>
-        <w:tc>
-          <w:tcPr/>
-          <w:p>
-            <w:pPr>
-              <w:pStyle w:val="Compact"/>
-              <w:jc w:val="left"/>
-            </w:pPr>
-            <w:r>
-              <w:t xml:space="preserve">1,038</w:t>
-            </w:r>
-          </w:p>
-        </w:tc>
-        <w:tc>
-          <w:tcPr/>
-          <w:p>
-            <w:pPr>
-              <w:pStyle w:val="Compact"/>
-              <w:jc w:val="left"/>
-            </w:pPr>
-            <w:r>
-              <w:rPr>
-                <w:b/>
-                <w:bCs/>
-              </w:rPr>
-              <w:t xml:space="preserve">0.9x</w:t>
-            </w:r>
-            <w:r>
-              <w:t xml:space="preserve"> </w:t>
-            </w:r>
-            <w:r>
-              <w:t xml:space="preserve">[0.9,0.9]</w:t>
-            </w:r>
-          </w:p>
-        </w:tc>
-        <w:tc>
-          <w:tcPr/>
-          <w:p>
-            <w:pPr>
-              <w:pStyle w:val="Compact"/>
-              <w:jc w:val="left"/>
-            </w:pPr>
-            <w:r>
-              <w:t xml:space="preserve">0.7x</w:t>
-            </w:r>
-          </w:p>
-        </w:tc>
-      </w:tr>
-      <w:tr>
-        <w:tc>
-          <w:tcPr/>
-          <w:p>
-            <w:pPr>
-              <w:pStyle w:val="Compact"/>
-              <w:jc w:val="left"/>
-            </w:pPr>
-            <w:r>
-              <w:t xml:space="preserve">photos</w:t>
-            </w:r>
-          </w:p>
-        </w:tc>
-        <w:tc>
-          <w:tcPr/>
-          <w:p>
-            <w:pPr>
-              <w:pStyle w:val="Compact"/>
-              <w:jc w:val="left"/>
-            </w:pPr>
-            <w:r>
-              <w:t xml:space="preserve">100 Mbit / 20 ms</w:t>
-            </w:r>
-          </w:p>
-        </w:tc>
-        <w:tc>
-          <w:tcPr/>
-          <w:p>
-            <w:pPr>
-              <w:pStyle w:val="Compact"/>
-              <w:jc w:val="left"/>
-            </w:pPr>
-            <w:r>
-              <w:t xml:space="preserve">h3</w:t>
-            </w:r>
-          </w:p>
-        </w:tc>
-        <w:tc>
-          <w:tcPr/>
-          <w:p>
-            <w:pPr>
-              <w:pStyle w:val="Compact"/>
-              <w:jc w:val="left"/>
-            </w:pPr>
-            <w:r>
-              <w:t xml:space="preserve">2,075</w:t>
-            </w:r>
-          </w:p>
-        </w:tc>
-        <w:tc>
-          <w:tcPr/>
-          <w:p>
-            <w:pPr>
-              <w:pStyle w:val="Compact"/>
-              <w:jc w:val="left"/>
-            </w:pPr>
-            <w:r>
-              <w:t xml:space="preserve">746</w:t>
-            </w:r>
-          </w:p>
-        </w:tc>
-        <w:tc>
-          <w:tcPr/>
-          <w:p>
-            <w:pPr>
-              <w:pStyle w:val="Compact"/>
-              <w:jc w:val="left"/>
-            </w:pPr>
-            <w:r>
-              <w:t xml:space="preserve">763</w:t>
-            </w:r>
-          </w:p>
-        </w:tc>
-        <w:tc>
-          <w:tcPr/>
-          <w:p>
-            <w:pPr>
-              <w:pStyle w:val="Compact"/>
-              <w:jc w:val="left"/>
-            </w:pPr>
-            <w:r>
-              <w:t xml:space="preserve">1,002</w:t>
-            </w:r>
-          </w:p>
-        </w:tc>
-        <w:tc>
-          <w:tcPr/>
-          <w:p>
-            <w:pPr>
-              <w:pStyle w:val="Compact"/>
-              <w:jc w:val="left"/>
-            </w:pPr>
-            <w:r>
-              <w:rPr>
-                <w:b/>
-                <w:bCs/>
-              </w:rPr>
-              <w:t xml:space="preserve">2.8x</w:t>
-            </w:r>
-            <w:r>
-              <w:t xml:space="preserve"> </w:t>
-            </w:r>
-            <w:r>
-              <w:t xml:space="preserve">[2.7,2.8]</w:t>
-            </w:r>
-          </w:p>
-        </w:tc>
-        <w:tc>
-          <w:tcPr/>
-          <w:p>
-            <w:pPr>
-              <w:pStyle w:val="Compact"/>
-              <w:jc w:val="left"/>
-            </w:pPr>
-            <w:r>
-              <w:t xml:space="preserve">2.1x</w:t>
-            </w:r>
-          </w:p>
-        </w:tc>
-      </w:tr>
-      <w:tr>
-        <w:tc>
-          <w:tcPr/>
-          <w:p>
-            <w:pPr>
-              <w:pStyle w:val="Compact"/>
-              <w:jc w:val="left"/>
-            </w:pPr>
-            <w:r>
-              <w:t xml:space="preserve">photos</w:t>
-            </w:r>
-          </w:p>
-        </w:tc>
-        <w:tc>
-          <w:tcPr/>
-          <w:p>
-            <w:pPr>
-              <w:pStyle w:val="Compact"/>
-              <w:jc w:val="left"/>
-            </w:pPr>
-            <w:r>
-              <w:t xml:space="preserve">9 Mbit / 60 ms</w:t>
-            </w:r>
-          </w:p>
-        </w:tc>
-        <w:tc>
-          <w:tcPr/>
-          <w:p>
-            <w:pPr>
-              <w:pStyle w:val="Compact"/>
-              <w:jc w:val="left"/>
-            </w:pPr>
-            <w:r>
-              <w:t xml:space="preserve">h1</w:t>
-            </w:r>
-          </w:p>
-        </w:tc>
-        <w:tc>
-          <w:tcPr/>
-          <w:p>
-            <w:pPr>
-              <w:pStyle w:val="Compact"/>
-              <w:jc w:val="left"/>
-            </w:pPr>
-            <w:r>
-              <w:t xml:space="preserve">6,199</w:t>
-            </w:r>
-          </w:p>
-        </w:tc>
-        <w:tc>
-          <w:tcPr/>
-          <w:p>
-            <w:pPr>
-              <w:pStyle w:val="Compact"/>
-              <w:jc w:val="left"/>
-            </w:pPr>
-            <w:r>
-              <w:t xml:space="preserve">3,824</w:t>
-            </w:r>
-          </w:p>
-        </w:tc>
-        <w:tc>
-          <w:tcPr/>
-          <w:p>
-            <w:pPr>
-              <w:pStyle w:val="Compact"/>
-              <w:jc w:val="left"/>
-            </w:pPr>
-            <w:r>
-              <w:t xml:space="preserve">3,897</w:t>
-            </w:r>
-          </w:p>
-        </w:tc>
-        <w:tc>
-          <w:tcPr/>
-          <w:p>
-            <w:pPr>
-              <w:pStyle w:val="Compact"/>
-              <w:jc w:val="left"/>
-            </w:pPr>
-            <w:r>
-              <w:t xml:space="preserve">4,246</w:t>
-            </w:r>
-          </w:p>
-        </w:tc>
-        <w:tc>
-          <w:tcPr/>
-          <w:p>
-            <w:pPr>
-              <w:pStyle w:val="Compact"/>
-              <w:jc w:val="left"/>
-            </w:pPr>
-            <w:r>
-              <w:rPr>
-                <w:b/>
-                <w:bCs/>
-              </w:rPr>
-              <w:t xml:space="preserve">1.6x</w:t>
-            </w:r>
-            <w:r>
-              <w:t xml:space="preserve"> </w:t>
-            </w:r>
-            <w:r>
-              <w:t xml:space="preserve">[1.6,1.6]</w:t>
-            </w:r>
-          </w:p>
-        </w:tc>
-        <w:tc>
-          <w:tcPr/>
-          <w:p>
-            <w:pPr>
-              <w:pStyle w:val="Compact"/>
-              <w:jc w:val="left"/>
-            </w:pPr>
-            <w:r>
-              <w:t xml:space="preserve">1.5x</w:t>
-            </w:r>
-          </w:p>
-        </w:tc>
-      </w:tr>
-      <w:tr>
-        <w:tc>
-          <w:tcPr/>
-          <w:p>
-            <w:pPr>
-              <w:pStyle w:val="Compact"/>
-              <w:jc w:val="left"/>
-            </w:pPr>
-            <w:r>
-              <w:t xml:space="preserve">photos</w:t>
-            </w:r>
-          </w:p>
-        </w:tc>
-        <w:tc>
-          <w:tcPr/>
-          <w:p>
-            <w:pPr>
-              <w:pStyle w:val="Compact"/>
-              <w:jc w:val="left"/>
-            </w:pPr>
-            <w:r>
-              <w:t xml:space="preserve">9 Mbit / 60 ms</w:t>
-            </w:r>
-          </w:p>
-        </w:tc>
-        <w:tc>
-          <w:tcPr/>
-          <w:p>
-            <w:pPr>
-              <w:pStyle w:val="Compact"/>
-              <w:jc w:val="left"/>
-            </w:pPr>
-            <w:r>
-              <w:t xml:space="preserve">h2</w:t>
-            </w:r>
-          </w:p>
-        </w:tc>
-        <w:tc>
-          <w:tcPr/>
-          <w:p>
-            <w:pPr>
-              <w:pStyle w:val="Compact"/>
-              <w:jc w:val="left"/>
-            </w:pPr>
-            <w:r>
-              <w:t xml:space="preserve">3,743</w:t>
-            </w:r>
-          </w:p>
-        </w:tc>
-        <w:tc>
-          <w:tcPr/>
-          <w:p>
-            <w:pPr>
-              <w:pStyle w:val="Compact"/>
-              <w:jc w:val="left"/>
-            </w:pPr>
-            <w:r>
-              <w:t xml:space="preserve">3,771</w:t>
-            </w:r>
-          </w:p>
-        </w:tc>
-        <w:tc>
-          <w:tcPr/>
-          <w:p>
-            <w:pPr>
-              <w:pStyle w:val="Compact"/>
-              <w:jc w:val="left"/>
-            </w:pPr>
-            <w:r>
-              <w:t xml:space="preserve">3,866</w:t>
-            </w:r>
-          </w:p>
-        </w:tc>
-        <w:tc>
-          <w:tcPr/>
-          <w:p>
-            <w:pPr>
-              <w:pStyle w:val="Compact"/>
-              <w:jc w:val="left"/>
-            </w:pPr>
-            <w:r>
-              <w:t xml:space="preserve">4,294</w:t>
-            </w:r>
-          </w:p>
-        </w:tc>
-        <w:tc>
-          <w:tcPr/>
-          <w:p>
-            <w:pPr>
-              <w:pStyle w:val="Compact"/>
-              <w:jc w:val="left"/>
-            </w:pPr>
-            <w:r>
-              <w:rPr>
-                <w:b/>
-                <w:bCs/>
-              </w:rPr>
-              <w:t xml:space="preserve">1.0x</w:t>
-            </w:r>
-            <w:r>
-              <w:t xml:space="preserve"> </w:t>
-            </w:r>
-            <w:r>
-              <w:t xml:space="preserve">[1.0,1.0]</w:t>
-            </w:r>
-          </w:p>
-        </w:tc>
-        <w:tc>
-          <w:tcPr/>
-          <w:p>
-            <w:pPr>
-              <w:pStyle w:val="Compact"/>
-              <w:jc w:val="left"/>
-            </w:pPr>
-            <w:r>
-              <w:t xml:space="preserve">0.9x</w:t>
-            </w:r>
-          </w:p>
-        </w:tc>
-      </w:tr>
-      <w:tr>
-        <w:tc>
-          <w:tcPr/>
-          <w:p>
-            <w:pPr>
-              <w:pStyle w:val="Compact"/>
-              <w:jc w:val="left"/>
-            </w:pPr>
-            <w:r>
-              <w:t xml:space="preserve">photos</w:t>
-            </w:r>
-          </w:p>
-        </w:tc>
-        <w:tc>
-          <w:tcPr/>
-          <w:p>
-            <w:pPr>
-              <w:pStyle w:val="Compact"/>
-              <w:jc w:val="left"/>
-            </w:pPr>
-            <w:r>
-              <w:t xml:space="preserve">9 Mbit / 60 ms</w:t>
-            </w:r>
-          </w:p>
-        </w:tc>
-        <w:tc>
-          <w:tcPr/>
-          <w:p>
-            <w:pPr>
-              <w:pStyle w:val="Compact"/>
-              <w:jc w:val="left"/>
-            </w:pPr>
-            <w:r>
-              <w:t xml:space="preserve">h3</w:t>
-            </w:r>
-          </w:p>
-        </w:tc>
-        <w:tc>
-          <w:tcPr/>
-          <w:p>
-            <w:pPr>
-              <w:pStyle w:val="Compact"/>
-              <w:jc w:val="left"/>
-            </w:pPr>
-            <w:r>
-              <w:t xml:space="preserve">6,218</w:t>
-            </w:r>
-          </w:p>
-        </w:tc>
-        <w:tc>
-          <w:tcPr/>
-          <w:p>
-            <w:pPr>
-              <w:pStyle w:val="Compact"/>
-              <w:jc w:val="left"/>
-            </w:pPr>
-            <w:r>
-              <w:t xml:space="preserve">3,902</w:t>
-            </w:r>
-          </w:p>
-        </w:tc>
-        <w:tc>
-          <w:tcPr/>
-          <w:p>
-            <w:pPr>
-              <w:pStyle w:val="Compact"/>
-              <w:jc w:val="left"/>
-            </w:pPr>
-            <w:r>
-              <w:t xml:space="preserve">4,021</w:t>
-            </w:r>
-          </w:p>
-        </w:tc>
-        <w:tc>
-          <w:tcPr/>
-          <w:p>
-            <w:pPr>
-              <w:pStyle w:val="Compact"/>
-              <w:jc w:val="left"/>
-            </w:pPr>
-            <w:r>
-              <w:t xml:space="preserve">4,427</w:t>
-            </w:r>
-          </w:p>
-        </w:tc>
-        <w:tc>
-          <w:tcPr/>
-          <w:p>
-            <w:pPr>
-              <w:pStyle w:val="Compact"/>
-              <w:jc w:val="left"/>
-            </w:pPr>
-            <w:r>
-              <w:rPr>
-                <w:b/>
-                <w:bCs/>
-              </w:rPr>
-              <w:t xml:space="preserve">1.6x</w:t>
-            </w:r>
-            <w:r>
-              <w:t xml:space="preserve"> </w:t>
-            </w:r>
-            <w:r>
-              <w:t xml:space="preserve">[1.6,1.6]</w:t>
-            </w:r>
-          </w:p>
-        </w:tc>
-        <w:tc>
-          <w:tcPr/>
-          <w:p>
-            <w:pPr>
-              <w:pStyle w:val="Compact"/>
-              <w:jc w:val="left"/>
-            </w:pPr>
-            <w:r>
-              <w:t xml:space="preserve">1.4x</w:t>
-            </w:r>
-          </w:p>
-        </w:tc>
-      </w:tr>
-      <w:tr>
-        <w:tc>
-          <w:tcPr/>
-          <w:p>
-            <w:pPr>
-              <w:pStyle w:val="Compact"/>
-              <w:jc w:val="left"/>
-            </w:pPr>
-            <w:r>
-              <w:t xml:space="preserve">photos</w:t>
-            </w:r>
-          </w:p>
-        </w:tc>
-        <w:tc>
-          <w:tcPr/>
-          <w:p>
-            <w:pPr>
-              <w:pStyle w:val="Compact"/>
-              <w:jc w:val="left"/>
-            </w:pPr>
-            <w:r>
-              <w:t xml:space="preserve">9 Mbit / 60 ms / 1% loss</w:t>
-            </w:r>
-          </w:p>
-        </w:tc>
-        <w:tc>
-          <w:tcPr/>
-          <w:p>
-            <w:pPr>
-              <w:pStyle w:val="Compact"/>
-              <w:jc w:val="left"/>
-            </w:pPr>
-            <w:r>
-              <w:t xml:space="preserve">h1</w:t>
-            </w:r>
-          </w:p>
-        </w:tc>
-        <w:tc>
-          <w:tcPr/>
-          <w:p>
-            <w:pPr>
-              <w:pStyle w:val="Compact"/>
-              <w:jc w:val="left"/>
-            </w:pPr>
-            <w:r>
-              <w:t xml:space="preserve">6,933</w:t>
-            </w:r>
-          </w:p>
-        </w:tc>
-        <w:tc>
-          <w:tcPr/>
-          <w:p>
-            <w:pPr>
-              <w:pStyle w:val="Compact"/>
-              <w:jc w:val="left"/>
-            </w:pPr>
-            <w:r>
-              <w:t xml:space="preserve">4,612</w:t>
-            </w:r>
-          </w:p>
-        </w:tc>
-        <w:tc>
-          <w:tcPr/>
-          <w:p>
-            <w:pPr>
-              <w:pStyle w:val="Compact"/>
-              <w:jc w:val="left"/>
-            </w:pPr>
-            <w:r>
-              <w:t xml:space="preserve">4,490</w:t>
-            </w:r>
-          </w:p>
-        </w:tc>
-        <w:tc>
-          <w:tcPr/>
-          <w:p>
-            <w:pPr>
-              <w:pStyle w:val="Compact"/>
-              <w:jc w:val="left"/>
-            </w:pPr>
-            <w:r>
-              <w:t xml:space="preserve">7,890</w:t>
-            </w:r>
-          </w:p>
-        </w:tc>
-        <w:tc>
-          <w:tcPr/>
-          <w:p>
-            <w:pPr>
-              <w:pStyle w:val="Compact"/>
-              <w:jc w:val="left"/>
-            </w:pPr>
-            <w:r>
-              <w:rPr>
-                <w:b/>
-                <w:bCs/>
-              </w:rPr>
-              <w:t xml:space="preserve">1.5x</w:t>
-            </w:r>
-            <w:r>
-              <w:t xml:space="preserve"> </w:t>
-            </w:r>
-            <w:r>
-              <w:t xml:space="preserve">[1.0,1.7]</w:t>
-            </w:r>
-          </w:p>
-        </w:tc>
-        <w:tc>
-          <w:tcPr/>
-          <w:p>
-            <w:pPr>
-              <w:pStyle w:val="Compact"/>
-              <w:jc w:val="left"/>
-            </w:pPr>
-            <w:r>
-              <w:t xml:space="preserve">0.9x</w:t>
-            </w:r>
-          </w:p>
-        </w:tc>
-      </w:tr>
-      <w:tr>
-        <w:tc>
-          <w:tcPr/>
-          <w:p>
-            <w:pPr>
-              <w:pStyle w:val="Compact"/>
-              <w:jc w:val="left"/>
-            </w:pPr>
-            <w:r>
-              <w:t xml:space="preserve">photos</w:t>
-            </w:r>
-          </w:p>
-        </w:tc>
-        <w:tc>
-          <w:tcPr/>
-          <w:p>
-            <w:pPr>
-              <w:pStyle w:val="Compact"/>
-              <w:jc w:val="left"/>
-            </w:pPr>
-            <w:r>
-              <w:t xml:space="preserve">9 Mbit / 60 ms / 1% loss</w:t>
-            </w:r>
-          </w:p>
-        </w:tc>
-        <w:tc>
-          <w:tcPr/>
-          <w:p>
-            <w:pPr>
-              <w:pStyle w:val="Compact"/>
-              <w:jc w:val="left"/>
-            </w:pPr>
-            <w:r>
-              <w:t xml:space="preserve">h2</w:t>
-            </w:r>
-          </w:p>
-        </w:tc>
-        <w:tc>
-          <w:tcPr/>
-          <w:p>
-            <w:pPr>
-              <w:pStyle w:val="Compact"/>
-              <w:jc w:val="left"/>
-            </w:pPr>
-            <w:r>
-              <w:t xml:space="preserve">5,576</w:t>
-            </w:r>
-          </w:p>
-        </w:tc>
-        <w:tc>
-          <w:tcPr/>
-          <w:p>
-            <w:pPr>
-              <w:pStyle w:val="Compact"/>
-              <w:jc w:val="left"/>
-            </w:pPr>
-            <w:r>
-              <w:t xml:space="preserve">5,993</w:t>
-            </w:r>
-          </w:p>
-        </w:tc>
-        <w:tc>
-          <w:tcPr/>
-          <w:p>
-            <w:pPr>
-              <w:pStyle w:val="Compact"/>
-              <w:jc w:val="left"/>
-            </w:pPr>
-            <w:r>
-              <w:t xml:space="preserve">7,226</w:t>
-            </w:r>
-          </w:p>
-        </w:tc>
-        <w:tc>
-          <w:tcPr/>
-          <w:p>
-            <w:pPr>
-              <w:pStyle w:val="Compact"/>
-              <w:jc w:val="left"/>
-            </w:pPr>
-            <w:r>
-              <w:t xml:space="preserve">6,476</w:t>
-            </w:r>
-          </w:p>
-        </w:tc>
-        <w:tc>
-          <w:tcPr/>
-          <w:p>
-            <w:pPr>
-              <w:pStyle w:val="Compact"/>
-              <w:jc w:val="left"/>
-            </w:pPr>
-            <w:r>
-              <w:rPr>
-                <w:b/>
-                <w:bCs/>
-              </w:rPr>
-              <w:t xml:space="preserve">0.9x</w:t>
-            </w:r>
-            <w:r>
-              <w:t xml:space="preserve"> </w:t>
-            </w:r>
-            <w:r>
-              <w:t xml:space="preserve">[0.6,1.3]</w:t>
-            </w:r>
-          </w:p>
-        </w:tc>
-        <w:tc>
-          <w:tcPr/>
-          <w:p>
-            <w:pPr>
-              <w:pStyle w:val="Compact"/>
-              <w:jc w:val="left"/>
-            </w:pPr>
-            <w:r>
-              <w:t xml:space="preserve">0.9x</w:t>
-            </w:r>
-          </w:p>
-        </w:tc>
-      </w:tr>
-      <w:tr>
-        <w:tc>
-          <w:tcPr/>
-          <w:p>
-            <w:pPr>
-              <w:pStyle w:val="Compact"/>
-              <w:jc w:val="left"/>
-            </w:pPr>
-            <w:r>
-              <w:t xml:space="preserve">photos</w:t>
-            </w:r>
-          </w:p>
-        </w:tc>
-        <w:tc>
-          <w:tcPr/>
-          <w:p>
-            <w:pPr>
-              <w:pStyle w:val="Compact"/>
-              <w:jc w:val="left"/>
-            </w:pPr>
-            <w:r>
-              <w:t xml:space="preserve">9 Mbit / 60 ms / 1% loss</w:t>
-            </w:r>
-          </w:p>
-        </w:tc>
-        <w:tc>
-          <w:tcPr/>
-          <w:p>
-            <w:pPr>
-              <w:pStyle w:val="Compact"/>
-              <w:jc w:val="left"/>
-            </w:pPr>
-            <w:r>
-              <w:t xml:space="preserve">h3</w:t>
-            </w:r>
-          </w:p>
-        </w:tc>
-        <w:tc>
-          <w:tcPr/>
-          <w:p>
-            <w:pPr>
-              <w:pStyle w:val="Compact"/>
-              <w:jc w:val="left"/>
-            </w:pPr>
-            <w:r>
-              <w:t xml:space="preserve">8,793</w:t>
-            </w:r>
-          </w:p>
-        </w:tc>
-        <w:tc>
-          <w:tcPr/>
-          <w:p>
-            <w:pPr>
-              <w:pStyle w:val="Compact"/>
-              <w:jc w:val="left"/>
-            </w:pPr>
-            <w:r>
-              <w:t xml:space="preserve">8,404</w:t>
-            </w:r>
-          </w:p>
-        </w:tc>
-        <w:tc>
-          <w:tcPr/>
-          <w:p>
-            <w:pPr>
-              <w:pStyle w:val="Compact"/>
-              <w:jc w:val="left"/>
-            </w:pPr>
-            <w:r>
-              <w:t xml:space="preserve">6,875</w:t>
-            </w:r>
-          </w:p>
-        </w:tc>
-        <w:tc>
-          <w:tcPr/>
-          <w:p>
-            <w:pPr>
-              <w:pStyle w:val="Compact"/>
-              <w:jc w:val="left"/>
-            </w:pPr>
-            <w:r>
-              <w:t xml:space="preserve">7,934</w:t>
-            </w:r>
-          </w:p>
-        </w:tc>
-        <w:tc>
-          <w:tcPr/>
-          <w:p>
-            <w:pPr>
-              <w:pStyle w:val="Compact"/>
-              <w:jc w:val="left"/>
-            </w:pPr>
-            <w:r>
-              <w:rPr>
-                <w:b/>
-                <w:bCs/>
-              </w:rPr>
-              <w:t xml:space="preserve">1.0x</w:t>
-            </w:r>
-            <w:r>
-              <w:t xml:space="preserve"> </w:t>
-            </w:r>
-            <w:r>
-              <w:t xml:space="preserve">[0.9,1.3]</w:t>
-            </w:r>
-          </w:p>
-        </w:tc>
-        <w:tc>
-          <w:tcPr/>
-          <w:p>
-            <w:pPr>
-              <w:pStyle w:val="Compact"/>
-              <w:jc w:val="left"/>
-            </w:pPr>
-            <w:r>
-              <w:t xml:space="preserve">1.1x</w:t>
-            </w:r>
-          </w:p>
-        </w:tc>
-      </w:tr>
-    </w:tbl>
-    <w:tbl>
-      <w:tblPr>
-        <w:tblStyle w:val="FigureTable"/>
-        <w:tblW w:type="auto" w:w="0"/>
-        <w:jc w:val="center"/>
-        <w:tblLook w:firstRow="0" w:lastRow="0" w:firstColumn="0" w:lastColumn="0"/>
-      </w:tblPr>
-      <w:tblGrid>
-        <w:gridCol w:w="7920"/>
-      </w:tblGrid>
-      <w:tr>
-        <w:tc>
-          <w:tcPr/>
-          <w:p>
-            <w:pPr>
-              <w:pStyle w:val="Compact"/>
-              <w:jc w:val="center"/>
-            </w:pPr>
-            <w:r>
-              <w:drawing>
-                <wp:inline>
-                  <wp:extent cx="5334000" cy="2564423"/>
-                  <wp:effectExtent b="0" l="0" r="0" t="0"/>
-                  <wp:docPr descr="" title="" id="57" name="Picture"/>
-                  <a:graphic>
-                    <a:graphicData uri="http://schemas.openxmlformats.org/drawingml/2006/picture">
-                      <pic:pic>
-                        <pic:nvPicPr>
-                          <pic:cNvPr descr="file:///E:/tmp/tmpodc70p5k/svg2.png" id="58" name="Picture"/>
-                          <pic:cNvPicPr>
-                            <a:picLocks noChangeArrowheads="1" noChangeAspect="1"/>
-                          </pic:cNvPicPr>
-                        </pic:nvPicPr>
-                        <pic:blipFill>
-                          <a:blip r:embed="rId56"/>
-                          <a:stretch>
-                            <a:fillRect/>
-                          </a:stretch>
-                        </pic:blipFill>
-                        <pic:spPr bwMode="auto">
-                          <a:xfrm>
-                            <a:off x="0" y="0"/>
-                            <a:ext cx="5334000" cy="2564423"/>
-                          </a:xfrm>
-                          <a:prstGeom prst="rect">
-                            <a:avLst/>
-                          </a:prstGeom>
-                          <a:noFill/>
-                          <a:ln w="9525">
-                            <a:noFill/>
-                            <a:headEnd/>
-                            <a:tailEnd/>
-                          </a:ln>
-                        </pic:spPr>
-                      </pic:pic>
-                    </a:graphicData>
-                  </a:graphic>
-                </wp:inline>
-              </w:drawing>
-            </w:r>
-            <w:r>
-              <w:drawing>
-                <wp:inline>
-                  <wp:extent cx="5334000" cy="2564423"/>
-                  <wp:effectExtent b="0" l="0" r="0" t="0"/>
-                  <wp:docPr descr="" title="" id="60" name="Picture"/>
-                  <a:graphic>
-                    <a:graphicData uri="http://schemas.openxmlformats.org/drawingml/2006/picture">
-                      <pic:pic>
-                        <pic:nvPicPr>
-                          <pic:cNvPr descr="file:///E:/tmp/tmpodc70p5k/svg3.png" id="61" name="Picture"/>
-                          <pic:cNvPicPr>
-                            <a:picLocks noChangeArrowheads="1" noChangeAspect="1"/>
-                          </pic:cNvPicPr>
-                        </pic:nvPicPr>
-                        <pic:blipFill>
-                          <a:blip r:embed="rId59"/>
-                          <a:stretch>
-                            <a:fillRect/>
-                          </a:stretch>
-                        </pic:blipFill>
-                        <pic:spPr bwMode="auto">
-                          <a:xfrm>
-                            <a:off x="0" y="0"/>
-                            <a:ext cx="5334000" cy="2564423"/>
-                          </a:xfrm>
-                          <a:prstGeom prst="rect">
-                            <a:avLst/>
-                          </a:prstGeom>
-                          <a:noFill/>
-                          <a:ln w="9525">
-                            <a:noFill/>
-                            <a:headEnd/>
-                            <a:tailEnd/>
-                          </a:ln>
-                        </pic:spPr>
-                      </pic:pic>
-                    </a:graphicData>
-                  </a:graphic>
-                </wp:inline>
-              </w:drawing>
-            </w:r>
-          </w:p>
-        </w:tc>
-      </w:tr>
-    </w:tbl>
-    <w:p>
-      <w:pPr>
-        <w:pStyle w:val="ImageCaption"/>
-      </w:pPr>
-      <w:r>
-        <w:rPr>
-          <w:b/>
-          <w:bCs/>
-        </w:rPr>
-        <w:t xml:space="preserve">Figure 4.</w:t>
-      </w:r>
-      <w:r>
-        <w:t xml:space="preserve"> </w:t>
-      </w:r>
-      <w:r>
-        <w:t xml:space="preserve">Time-to-all-tiles-visible speedup from atlasing (median individual / median single atlas) at N = 500, per protocol and network profile, as point estimates with 95% bootstrap confidence intervals on a shared log axis; the dashed line marks parity (1x). HTTP/2 sits near parity for many small files, while HTTP/1.1 and HTTP/3 retain multi-x speedups; intervals that straddle the parity line (notably the loss-dominated 4G+loss profile) mark cells where atlas and individual are statistically indistinguishable.</w:t>
-      </w:r>
-    </w:p>
-    <w:p>
-      <w:pPr>
-        <w:pStyle w:val="BodyText"/>
-      </w:pPr>
-      <w:r>
-        <w:t xml:space="preserve">Three protocol-level facts organize Table 8 and Figure 4. First, on</w:t>
-      </w:r>
-      <w:r>
-        <w:t xml:space="preserve"> </w:t>
-      </w:r>
-      <w:r>
-        <w:t xml:space="preserve">HTTP/1.1 and HTTP/3, bundling remains a large timing win for flat art: 4.5–8.6x and</w:t>
-      </w:r>
-      <w:r>
-        <w:t xml:space="preserve"> </w:t>
-      </w:r>
-      <w:r>
-        <w:t xml:space="preserve">4.8–7.7x respectively for 500 tiles across the network profiles, and 1.6–2.8x</w:t>
-      </w:r>
-      <w:r>
-        <w:t xml:space="preserve"> </w:t>
-      </w:r>
-      <w:r>
-        <w:t xml:space="preserve">for photos on the loss-free profiles (the 1% packet-loss photo cells fall to parity and</w:t>
-      </w:r>
-      <w:r>
-        <w:t xml:space="preserve"> </w:t>
-      </w:r>
-      <w:r>
-        <w:t xml:space="preserve">are discussed below). Across cells, added network impairment never speeds a condition up, and the reported speedups carry tight bootstrap intervals (Table 8). Second, HTTP/2 is the strongest protocol for many small files: its</w:t>
-      </w:r>
-      <w:r>
-        <w:t xml:space="preserve"> </w:t>
-      </w:r>
-      <w:r>
-        <w:t xml:space="preserve">multiplexing loads 500 individual images almost as fast as the atlas on</w:t>
-      </w:r>
-      <w:r>
-        <w:t xml:space="preserve"> </w:t>
-      </w:r>
-      <w:r>
-        <w:t xml:space="preserve">bandwidth-limited links (1.0–1.1x at 9 Mbit), so under HTTP/2 the case for</w:t>
-      </w:r>
-      <w:r>
-        <w:t xml:space="preserve"> </w:t>
-      </w:r>
-      <w:r>
-        <w:t xml:space="preserve">bundling small tiles rests chiefly on the byte saving of Table 1 (up to 26% for</w:t>
-      </w:r>
-      <w:r>
-        <w:t xml:space="preserve"> </w:t>
-      </w:r>
-      <w:r>
-        <w:t xml:space="preserve">flat art) rather than on latency. Third, on this testbed HTTP/3's individual-file loads run several times</w:t>
-      </w:r>
-      <w:r>
-        <w:t xml:space="preserve"> </w:t>
-      </w:r>
-      <w:r>
-        <w:t xml:space="preserve">slower than HTTP/2's on the same links, up to 5x for flat art on the constrained profiles</w:t>
-      </w:r>
-      <w:r>
-        <w:t xml:space="preserve"> </w:t>
-      </w:r>
-      <w:r>
-        <w:t xml:space="preserve">and about 3x on the fast zero-loss link, and a concurrency diagnostic locates the cause. The diagnostic reconstructs each request's in-flight interval from the Resource Timing</w:t>
-      </w:r>
-      <w:r>
-        <w:t xml:space="preserve"> </w:t>
-      </w:r>
-      <w:r>
-        <w:t xml:space="preserve">API and finds the peak number of simultaneous image requests: HTTP/2 sustained</w:t>
-      </w:r>
-      <w:r>
-        <w:t xml:space="preserve"> </w:t>
-      </w:r>
-      <w:r>
-        <w:t xml:space="preserve">13–14 at once while HTTP/3 sustained only 6, roughly half the parallelism, and the</w:t>
-      </w:r>
-      <w:r>
-        <w:t xml:space="preserve"> </w:t>
-      </w:r>
-      <w:r>
-        <w:t xml:space="preserve">slowdown tracks that gap. The server's own QUIC transport log (quic-go qlog) confirms</w:t>
-      </w:r>
-      <w:r>
-        <w:t xml:space="preserve"> </w:t>
-      </w:r>
-      <w:r>
-        <w:t xml:space="preserve">the effect and locates it precisely: across cold HTTP/3 loads of the 500-file page, the</w:t>
-      </w:r>
-      <w:r>
-        <w:t xml:space="preserve"> </w:t>
-      </w:r>
-      <w:r>
-        <w:t xml:space="preserve">server records a peak of only 4–6 request streams open at once (median 5 for</w:t>
-      </w:r>
-      <w:r>
-        <w:t xml:space="preserve"> </w:t>
-      </w:r>
-      <w:r>
-        <w:t xml:space="preserve">photographs, 4 for flat art), agreeing with the browser-side count on the photographic</w:t>
-      </w:r>
-      <w:r>
-        <w:t xml:space="preserve"> </w:t>
-      </w:r>
-      <w:r>
-        <w:t xml:space="preserve">page, while its transport parameters advertise a 100-stream limit (</w:t>
-      </w:r>
-      <w:r>
-        <w:rPr>
-          <w:rStyle w:val="VerbatimChar"/>
-        </w:rPr>
-        <w:t xml:space="preserve">initial_max_streams_bidi</w:t>
-      </w:r>
-      <w:r>
-        <w:t xml:space="preserve">) that is</w:t>
-      </w:r>
-      <w:r>
-        <w:t xml:space="preserve"> </w:t>
-      </w:r>
-      <w:r>
-        <w:t xml:space="preserve">never approached, so the stream limit is not the binding constraint. To test whether the</w:t>
-      </w:r>
-      <w:r>
-        <w:t xml:space="preserve"> </w:t>
-      </w:r>
-      <w:r>
-        <w:t xml:space="preserve">low concurrency is a property of this particular server, we replayed the load against a</w:t>
-      </w:r>
-      <w:r>
-        <w:t xml:space="preserve"> </w:t>
-      </w:r>
-      <w:r>
-        <w:t xml:space="preserve">second, independent QUIC implementation (aioquic) driven by the same Chromium: it</w:t>
-      </w:r>
-      <w:r>
-        <w:t xml:space="preserve"> </w:t>
-      </w:r>
-      <w:r>
-        <w:t xml:space="preserve">sustained a median of 13 concurrent request streams, roughly double the quic-go/Caddy</w:t>
-      </w:r>
-      <w:r>
-        <w:t xml:space="preserve"> </w:t>
-      </w:r>
-      <w:r>
-        <w:t xml:space="preserve">figure and close to HTTP/2's, on a faster loopback path with smaller tiles that both bias</w:t>
-      </w:r>
-      <w:r>
-        <w:t xml:space="preserve"> </w:t>
-      </w:r>
-      <w:r>
-        <w:t xml:space="preserve">the count downward, so the gap is conservative. The low concurrency is therefore a</w:t>
-      </w:r>
-      <w:r>
-        <w:t xml:space="preserve"> </w:t>
-      </w:r>
-      <w:r>
-        <w:t xml:space="preserve">property of the specific server stack and its defaults interacting with Chromium's QUIC</w:t>
-      </w:r>
-      <w:r>
-        <w:t xml:space="preserve"> </w:t>
-      </w:r>
-      <w:r>
-        <w:t xml:space="preserve">scheduler, not of HTTP/3 itself, which multiplexes independent streams over one</w:t>
-      </w:r>
-      <w:r>
-        <w:t xml:space="preserve"> </w:t>
-      </w:r>
-      <w:r>
-        <w:t xml:space="preserve">connection. A default HTTP/3 stack can therefore under-multiplex a</w:t>
-      </w:r>
-      <w:r>
-        <w:t xml:space="preserve"> </w:t>
-      </w:r>
-      <w:r>
-        <w:t xml:space="preserve">many-small-image page relative to HTTP/2, which makes bundling valuable there, while a</w:t>
-      </w:r>
-      <w:r>
-        <w:t xml:space="preserve"> </w:t>
-      </w:r>
-      <w:r>
-        <w:t xml:space="preserve">different server stack narrows the gap. Under the 1% packet-loss</w:t>
-      </w:r>
-      <w:r>
-        <w:t xml:space="preserve"> </w:t>
-      </w:r>
-      <w:r>
-        <w:t xml:space="preserve">profile every serving condition becomes noise-dominated on this testbed: per-cell</w:t>
-      </w:r>
-      <w:r>
-        <w:t xml:space="preserve"> </w:t>
-      </w:r>
-      <w:r>
-        <w:t xml:space="preserve">coefficients of variation reach 0.4 and the atlas-vs-individual and chunk-vs-atlas</w:t>
-      </w:r>
-      <w:r>
-        <w:t xml:space="preserve"> </w:t>
-      </w:r>
-      <w:r>
-        <w:t xml:space="preserve">differences fall inside overlapping confidence intervals (for example photos on the 9 Mbit / 60 ms / 1% loss profile give a single atlas at 1.50x</w:t>
-      </w:r>
-      <w:r>
-        <w:t xml:space="preserve"> </w:t>
-      </w:r>
-      <w:r>
-        <w:t xml:space="preserve">and four chunks at 1.54x on HTTP/1.1, indistinguishable). We</w:t>
-      </w:r>
-      <w:r>
-        <w:t xml:space="preserve"> </w:t>
-      </w:r>
-      <w:r>
-        <w:t xml:space="preserve">therefore make no loss-recovery claim for chunking from the timing data; chunking's</w:t>
-      </w:r>
-      <w:r>
-        <w:t xml:space="preserve"> </w:t>
-      </w:r>
-      <w:r>
-        <w:t xml:space="preserve">demonstrated benefit is cache granularity and bounded invalidation (Appendix A.4,</w:t>
-      </w:r>
-      <w:r>
-        <w:t xml:space="preserve"> </w:t>
-      </w:r>
-      <w:r>
-        <w:t xml:space="preserve">Figure 5), not packet-loss resilience. The byte-bundle beats individual serving nearly everywhere on HTTP/1.1 and HTTP/3</w:t>
-      </w:r>
-      <w:r>
-        <w:t xml:space="preserve"> </w:t>
-      </w:r>
-      <w:r>
-        <w:t xml:space="preserve">(up to 5.6x) at exactly the individual conditions' byte cost, which makes it the</w:t>
-      </w:r>
-      <w:r>
-        <w:t xml:space="preserve"> </w:t>
-      </w:r>
-      <w:r>
-        <w:t xml:space="preserve">bundling method of choice for content whose pixels should not share a codec model</w:t>
-      </w:r>
-      <w:r>
-        <w:t xml:space="preserve"> </w:t>
-      </w:r>
-      <w:r>
-        <w:t xml:space="preserve">(photos, lossless assets); the pixel atlas remains faster where its byte savings</w:t>
-      </w:r>
-      <w:r>
-        <w:t xml:space="preserve"> </w:t>
-      </w:r>
-      <w:r>
-        <w:t xml:space="preserve">compound with the request savings.</w:t>
-      </w:r>
-    </w:p>
-    <w:bookmarkEnd w:id="62"/>
-    <w:bookmarkStart w:id="63" w:name="X55fb17d93a369cffbd39b9ec6f45720a0dc45c4"/>
-    <w:p>
-      <w:pPr>
-        <w:pStyle w:val="Heading3"/>
-      </w:pPr>
-      <w:r>
-        <w:t xml:space="preserve">A.3  Local rendering cost: decode time and memory</w:t>
+        <w:t xml:space="preserve">A.1  Local rendering cost: decode time and memory</w:t>
       </w:r>
     </w:p>
     <w:p>
@@ -13410,1041 +13053,17 @@
         </w:tc>
       </w:tr>
     </w:tbl>
+    <w:p>
+      <w:pPr>
+        <w:pStyle w:val="BodyText"/>
+      </w:pPr>
+      <w:r>
+        <w:t xml:space="preserve">Alexander Apartsin, Yehudit Aperstein</w:t>
+      </w:r>
+    </w:p>
+    <w:bookmarkEnd w:id="62"/>
     <w:bookmarkEnd w:id="63"/>
-    <w:bookmarkStart w:id="67" w:name="a.4-cache-invalidation-and-delta-updates"/>
-    <w:p>
-      <w:pPr>
-        <w:pStyle w:val="Heading3"/>
-      </w:pPr>
-      <w:r>
-        <w:t xml:space="preserve">A.4  Cache invalidation and delta updates</w:t>
-      </w:r>
-    </w:p>
-    <w:p>
-      <w:pPr>
-        <w:pStyle w:val="FirstParagraph"/>
-      </w:pPr>
-      <w:r>
-        <w:t xml:space="preserve">Bundling's one structural liability is cache granularity: editing a single tile</w:t>
-      </w:r>
-      <w:r>
-        <w:t xml:space="preserve"> </w:t>
-      </w:r>
-      <w:r>
-        <w:t xml:space="preserve">invalidates the whole bundle, so a naive re-deploy re-downloads everything. Formally, a</w:t>
-      </w:r>
-      <w:r>
-        <w:t xml:space="preserve"> </w:t>
-      </w:r>
-      <w:r>
-        <w:t xml:space="preserve">partition into bundles B</w:t>
-      </w:r>
-      <w:r>
-        <w:rPr>
-          <w:vertAlign w:val="subscript"/>
-        </w:rPr>
-        <w:t xml:space="preserve">1</w:t>
-      </w:r>
-      <w:r>
-        <w:t xml:space="preserve">..B</w:t>
-      </w:r>
-      <w:r>
-        <w:rPr>
-          <w:vertAlign w:val="subscript"/>
-        </w:rPr>
-        <w:t xml:space="preserve">k</w:t>
-      </w:r>
-      <w:r>
-        <w:t xml:space="preserve"> </w:t>
-      </w:r>
-      <w:r>
-        <w:t xml:space="preserve">with per-tile update probabilities</w:t>
-      </w:r>
-      <w:r>
-        <w:t xml:space="preserve"> </w:t>
-      </w:r>
-      <w:r>
-        <w:t xml:space="preserve">p</w:t>
-      </w:r>
-      <w:r>
-        <w:rPr>
-          <w:vertAlign w:val="subscript"/>
-        </w:rPr>
-        <w:t xml:space="preserve">i</w:t>
-      </w:r>
-      <w:r>
-        <w:t xml:space="preserve"> </w:t>
-      </w:r>
-      <w:r>
-        <w:t xml:space="preserve">pays expected bytes</w:t>
-      </w:r>
-      <w:r>
-        <w:t xml:space="preserve"> </w:t>
-      </w:r>
-      <w:r>
-        <w:t xml:space="preserve">Σ</w:t>
-      </w:r>
-      <w:r>
-        <w:rPr>
-          <w:vertAlign w:val="subscript"/>
-        </w:rPr>
-        <w:t xml:space="preserve">j</w:t>
-      </w:r>
-      <w:r>
-        <w:t xml:space="preserve"> [1 − Π</w:t>
-      </w:r>
-      <w:r>
-        <w:rPr>
-          <w:vertAlign w:val="subscript"/>
-        </w:rPr>
-        <w:t xml:space="preserve">i∈B</w:t>
-      </w:r>
-      <w:r>
-        <w:rPr>
-          <w:vertAlign w:val="subscript"/>
-          <w:vertAlign w:val="subscript"/>
-        </w:rPr>
-        <w:t xml:space="preserve">j</w:t>
-      </w:r>
-      <w:r>
-        <w:t xml:space="preserve">(1 − p</w:t>
-      </w:r>
-      <w:r>
-        <w:rPr>
-          <w:vertAlign w:val="subscript"/>
-        </w:rPr>
-        <w:t xml:space="preserve">i</w:t>
-      </w:r>
-      <w:r>
-        <w:t xml:space="preserve">)] · bytes(B</w:t>
-      </w:r>
-      <w:r>
-        <w:rPr>
-          <w:vertAlign w:val="subscript"/>
-        </w:rPr>
-        <w:t xml:space="preserve">j</w:t>
-      </w:r>
-      <w:r>
-        <w:t xml:space="preserve">)</w:t>
-      </w:r>
-      <w:r>
-        <w:t xml:space="preserve"> </w:t>
-      </w:r>
-      <w:r>
-        <w:t xml:space="preserve">per deploy, which grows with bundle size and with churn. Chunking bounds it at 1/k of</w:t>
-      </w:r>
-      <w:r>
-        <w:t xml:space="preserve"> </w:t>
-      </w:r>
-      <w:r>
-        <w:t xml:space="preserve">the collection; grouping tiles by update cadence confines a change to the chunk that</w:t>
-      </w:r>
-      <w:r>
-        <w:t xml:space="preserve"> </w:t>
-      </w:r>
-      <w:r>
-        <w:t xml:space="preserve">carries it. The sharpest remedy is to serve updates as deltas against the cached</w:t>
-      </w:r>
-      <w:r>
-        <w:t xml:space="preserve"> </w:t>
-      </w:r>
-      <w:r>
-        <w:t xml:space="preserve">previous version, the mechanism Compression Dictionary Transport (RFC 9842) now</w:t>
-      </w:r>
-      <w:r>
-        <w:t xml:space="preserve"> </w:t>
-      </w:r>
-      <w:r>
-        <w:t xml:space="preserve">standardizes for the web. We measure the compression-level cost of this remedy as a</w:t>
-      </w:r>
-      <w:r>
-        <w:t xml:space="preserve"> </w:t>
-      </w:r>
-      <w:r>
-        <w:t xml:space="preserve">proxy, computing the delta offline rather than through a live browser-server negotiation:</w:t>
-      </w:r>
-      <w:r>
-        <w:t xml:space="preserve"> </w:t>
-      </w:r>
-      <w:r>
-        <w:t xml:space="preserve">in a 392-photo WebP bundle, a zstd delta against the prior bundle cost 25 KB when 5</w:t>
-      </w:r>
-      <w:r>
-        <w:t xml:space="preserve"> </w:t>
-      </w:r>
-      <w:r>
-        <w:t xml:space="preserve">tiles changed and 237 KB when 50 changed, tracking the changed-files optimum and</w:t>
-      </w:r>
-      <w:r>
-        <w:t xml:space="preserve"> </w:t>
-      </w:r>
-      <w:r>
-        <w:t xml:space="preserve">beating whole-atlas re-download (2.8 MB) by two orders of magnitude. The structural</w:t>
-      </w:r>
-      <w:r>
-        <w:t xml:space="preserve"> </w:t>
-      </w:r>
-      <w:r>
-        <w:t xml:space="preserve">weakness thus becomes proportional to churn rather than to bundle size; an end-to-end CDT</w:t>
-      </w:r>
-      <w:r>
-        <w:t xml:space="preserve"> </w:t>
-      </w:r>
-      <w:r>
-        <w:t xml:space="preserve">deployment measurement is future work.</w:t>
-      </w:r>
-    </w:p>
-    <w:p>
-      <w:pPr>
-        <w:pStyle w:val="BodyText"/>
-      </w:pPr>
-      <w:r>
-        <w:t xml:space="preserve">A warm-cache simulation over a 200-tile WebP collection makes the full trade-off</w:t>
-      </w:r>
-      <w:r>
-        <w:t xml:space="preserve"> </w:t>
-      </w:r>
-      <w:r>
-        <w:t xml:space="preserve">explicit (Figure 5). Serving immutable individual files is the granularity ideal, a</w:t>
-      </w:r>
-      <w:r>
-        <w:t xml:space="preserve"> </w:t>
-      </w:r>
-      <w:r>
-        <w:t xml:space="preserve">returning client fetches only the changed tiles (12 KB at 1% churn). A single</w:t>
-      </w:r>
-      <w:r>
-        <w:t xml:space="preserve"> </w:t>
-      </w:r>
-      <w:r>
-        <w:t xml:space="preserve">monolithic atlas is the opposite extreme: any change re-downloads the entire</w:t>
-      </w:r>
-      <w:r>
-        <w:t xml:space="preserve"> </w:t>
-      </w:r>
-      <w:r>
-        <w:t xml:space="preserve">1.47 MB, 126x the individual cost at 1% churn. Chunking closes the gap</w:t>
-      </w:r>
-      <w:r>
-        <w:t xml:space="preserve"> </w:t>
-      </w:r>
-      <w:r>
-        <w:t xml:space="preserve">proportionally, 16 chunks cost 170 KB at 1% churn against one atlas's 1.47 MB,</w:t>
-      </w:r>
-      <w:r>
-        <w:t xml:space="preserve"> </w:t>
-      </w:r>
-      <w:r>
-        <w:t xml:space="preserve">but never reaches per-tile granularity. Dictionary-delta serving does: at 12 KB for</w:t>
-      </w:r>
-      <w:r>
-        <w:t xml:space="preserve"> </w:t>
-      </w:r>
-      <w:r>
-        <w:t xml:space="preserve">1% churn it matches the individual-file optimum within one percent, and at 20% churn it</w:t>
-      </w:r>
-      <w:r>
-        <w:t xml:space="preserve"> </w:t>
-      </w:r>
-      <w:r>
-        <w:t xml:space="preserve">undercuts it (192 vs 218 KB) because the shared dictionary compresses each new tile</w:t>
-      </w:r>
-      <w:r>
-        <w:t xml:space="preserve"> </w:t>
-      </w:r>
-      <w:r>
-        <w:t xml:space="preserve">against the old ones. The practical consequence is that an update-heavy collection can</w:t>
-      </w:r>
-      <w:r>
-        <w:t xml:space="preserve"> </w:t>
-      </w:r>
-      <w:r>
-        <w:t xml:space="preserve">keep the cold-load benefits of bundling and still get individual-file cache granularity,</w:t>
-      </w:r>
-      <w:r>
-        <w:t xml:space="preserve"> </w:t>
-      </w:r>
-      <w:r>
-        <w:t xml:space="preserve">by serving deltas rather than whole bundles.</w:t>
-      </w:r>
-    </w:p>
-    <w:p>
-      <w:pPr>
-        <w:pStyle w:val="CaptionedFigure"/>
-      </w:pPr>
-      <w:r>
-        <w:drawing>
-          <wp:inline>
-            <wp:extent cx="5334000" cy="3048000"/>
-            <wp:effectExtent b="0" l="0" r="0" t="0"/>
-            <wp:docPr descr="" title="" id="65" name="Picture"/>
-            <a:graphic>
-              <a:graphicData uri="http://schemas.openxmlformats.org/drawingml/2006/picture">
-                <pic:pic>
-                  <pic:nvPicPr>
-                    <pic:cNvPr descr="file:///E:/tmp/tmpodc70p5k/svg4.png" id="66" name="Picture"/>
-                    <pic:cNvPicPr>
-                      <a:picLocks noChangeArrowheads="1" noChangeAspect="1"/>
-                    </pic:cNvPicPr>
-                  </pic:nvPicPr>
-                  <pic:blipFill>
-                    <a:blip r:embed="rId64"/>
-                    <a:stretch>
-                      <a:fillRect/>
-                    </a:stretch>
-                  </pic:blipFill>
-                  <pic:spPr bwMode="auto">
-                    <a:xfrm>
-                      <a:off x="0" y="0"/>
-                      <a:ext cx="5334000" cy="3048000"/>
-                    </a:xfrm>
-                    <a:prstGeom prst="rect">
-                      <a:avLst/>
-                    </a:prstGeom>
-                    <a:noFill/>
-                    <a:ln w="9525">
-                      <a:noFill/>
-                      <a:headEnd/>
-                      <a:tailEnd/>
-                    </a:ln>
-                  </pic:spPr>
-                </pic:pic>
-              </a:graphicData>
-            </a:graphic>
-          </wp:inline>
-        </w:drawing>
-      </w:r>
-    </w:p>
-    <w:p>
-      <w:pPr>
-        <w:pStyle w:val="ImageCaption"/>
-      </w:pPr>
-      <w:r>
-        <w:rPr>
-          <w:b/>
-          <w:bCs/>
-        </w:rPr>
-        <w:t xml:space="preserve">Figure 5.</w:t>
-      </w:r>
-      <w:r>
-        <w:t xml:space="preserve"> </w:t>
-      </w:r>
-      <w:r>
-        <w:t xml:space="preserve">Warm-cache re-download: bytes a returning client fetches after a deploy changes a fraction of a 200-tile WebP collection (log scale; full fresh download 1,474,036 B; mean of 20 random deploys per rate). A single atlas re-fetches almost everything on any change; 16 chunks scale with churn; dictionary-delta serving tracks the individual-file optimum and undercuts it at high churn.</w:t>
-      </w:r>
-    </w:p>
-    <w:bookmarkEnd w:id="67"/>
-    <w:bookmarkStart w:id="68" w:name="a.5-choosing-a-rendering-mechanism"/>
-    <w:p>
-      <w:pPr>
-        <w:pStyle w:val="Heading3"/>
-      </w:pPr>
-      <w:r>
-        <w:t xml:space="preserve">A.5  Choosing a rendering mechanism</w:t>
-      </w:r>
-    </w:p>
-    <w:p>
-      <w:pPr>
-        <w:pStyle w:val="FirstParagraph"/>
-      </w:pPr>
-      <w:r>
-        <w:t xml:space="preserve">Selecting a representation is only half of deployment; the four ways to show a bundled</w:t>
-      </w:r>
-      <w:r>
-        <w:t xml:space="preserve"> </w:t>
-      </w:r>
-      <w:r>
-        <w:t xml:space="preserve">tile (Section 3.1) are not interchangeable in a production page, because they differ</w:t>
-      </w:r>
-      <w:r>
-        <w:t xml:space="preserve"> </w:t>
-      </w:r>
-      <w:r>
-        <w:t xml:space="preserve">in native image semantics, accessibility, loading control, and browser support</w:t>
-      </w:r>
-      <w:r>
-        <w:t xml:space="preserve"> </w:t>
-      </w:r>
-      <w:r>
-        <w:t xml:space="preserve">(Table 10). A CSS pixel atlas shown through</w:t>
-      </w:r>
-      <w:r>
-        <w:t xml:space="preserve"> </w:t>
-      </w:r>
-      <w:r>
-        <w:rPr>
-          <w:rStyle w:val="VerbatimChar"/>
-        </w:rPr>
-        <w:t xml:space="preserve">background-position</w:t>
-      </w:r>
-      <w:r>
-        <w:t xml:space="preserve"> </w:t>
-      </w:r>
-      <w:r>
-        <w:t xml:space="preserve">is</w:t>
-      </w:r>
-      <w:r>
-        <w:t xml:space="preserve"> </w:t>
-      </w:r>
-      <w:r>
-        <w:t xml:space="preserve">universally supported and ideal for decorative icons, but a background image is not an</w:t>
-      </w:r>
-      <w:r>
-        <w:t xml:space="preserve"> </w:t>
-      </w:r>
-      <w:r>
-        <w:rPr>
-          <w:rStyle w:val="VerbatimChar"/>
-        </w:rPr>
-        <w:t xml:space="preserve">&lt;img&gt;</w:t>
-      </w:r>
-      <w:r>
-        <w:t xml:space="preserve">: it carries no intrinsic alt text (accessibility must come from</w:t>
-      </w:r>
-      <w:r>
-        <w:t xml:space="preserve"> </w:t>
-      </w:r>
-      <w:r>
-        <w:t xml:space="preserve">surrounding ARIA), does not participate in native lazy loading or</w:t>
-      </w:r>
-      <w:r>
-        <w:t xml:space="preserve"> </w:t>
-      </w:r>
-      <w:r>
-        <w:rPr>
-          <w:rStyle w:val="VerbatimChar"/>
-        </w:rPr>
-        <w:t xml:space="preserve">fetchpriority</w:t>
-      </w:r>
-      <w:r>
-        <w:t xml:space="preserve">, and is inappropriate for content images that must be</w:t>
-      </w:r>
-      <w:r>
-        <w:t xml:space="preserve"> </w:t>
-      </w:r>
-      <w:r>
-        <w:t xml:space="preserve">announced. A cropped</w:t>
-      </w:r>
-      <w:r>
-        <w:t xml:space="preserve"> </w:t>
-      </w:r>
-      <w:r>
-        <w:rPr>
-          <w:rStyle w:val="VerbatimChar"/>
-        </w:rPr>
-        <w:t xml:space="preserve">&lt;img&gt;</w:t>
-      </w:r>
-      <w:r>
-        <w:t xml:space="preserve"> </w:t>
-      </w:r>
-      <w:r>
-        <w:t xml:space="preserve">in an</w:t>
-      </w:r>
-      <w:r>
-        <w:t xml:space="preserve"> </w:t>
-      </w:r>
-      <w:r>
-        <w:rPr>
-          <w:rStyle w:val="VerbatimChar"/>
-        </w:rPr>
-        <w:t xml:space="preserve">overflow:hidden</w:t>
-      </w:r>
-      <w:r>
-        <w:t xml:space="preserve"> </w:t>
-      </w:r>
-      <w:r>
-        <w:t xml:space="preserve">wrapper</w:t>
-      </w:r>
-      <w:r>
-        <w:t xml:space="preserve"> </w:t>
-      </w:r>
-      <w:r>
-        <w:t xml:space="preserve">keeps alt text and native loading and works cross-browser;</w:t>
-      </w:r>
-      <w:r>
-        <w:t xml:space="preserve"> </w:t>
-      </w:r>
-      <w:r>
-        <w:rPr>
-          <w:rStyle w:val="VerbatimChar"/>
-        </w:rPr>
-        <w:t xml:space="preserve">object-view-box</w:t>
-      </w:r>
-      <w:r>
-        <w:t xml:space="preserve"> </w:t>
-      </w:r>
-      <w:r>
-        <w:t xml:space="preserve">gives the same with less markup but is Chromium-only and should not be treated as a</w:t>
-      </w:r>
-      <w:r>
-        <w:t xml:space="preserve"> </w:t>
-      </w:r>
-      <w:r>
-        <w:t xml:space="preserve">generally deployable solution. A byte-bundle reconstructs real per-tile</w:t>
-      </w:r>
-      <w:r>
-        <w:t xml:space="preserve"> </w:t>
-      </w:r>
-      <w:r>
-        <w:rPr>
-          <w:rStyle w:val="VerbatimChar"/>
-        </w:rPr>
-        <w:t xml:space="preserve">&lt;img&gt;</w:t>
-      </w:r>
-      <w:r>
-        <w:t xml:space="preserve"> </w:t>
-      </w:r>
-      <w:r>
-        <w:t xml:space="preserve">elements from blob URLs, so it recovers full image semantics at</w:t>
-      </w:r>
-      <w:r>
-        <w:t xml:space="preserve"> </w:t>
-      </w:r>
-      <w:r>
-        <w:t xml:space="preserve">the cost of a small loader script and its content-security-policy implications, which</w:t>
-      </w:r>
-      <w:r>
-        <w:t xml:space="preserve"> </w:t>
-      </w:r>
-      <w:r>
-        <w:t xml:space="preserve">makes it the natural choice for heterogeneous or content-bearing photographs. The selector</w:t>
-      </w:r>
-      <w:r>
-        <w:t xml:space="preserve"> </w:t>
-      </w:r>
-      <w:r>
-        <w:t xml:space="preserve">of Section 6.2 chooses the byte layout; this table chooses the display mechanism, and</w:t>
-      </w:r>
-      <w:r>
-        <w:t xml:space="preserve"> </w:t>
-      </w:r>
-      <w:r>
-        <w:t xml:space="preserve">the two decisions compose.</w:t>
-      </w:r>
-    </w:p>
-    <w:p>
-      <w:pPr>
-        <w:pStyle w:val="BodyText"/>
-      </w:pPr>
-      <w:r>
-        <w:rPr>
-          <w:b/>
-          <w:bCs/>
-        </w:rPr>
-        <w:t xml:space="preserve">Table 10.</w:t>
-      </w:r>
-      <w:r>
-        <w:t xml:space="preserve"> </w:t>
-      </w:r>
-      <w:r>
-        <w:t xml:space="preserve">Display mechanisms for a bundled tile and how they differ in</w:t>
-      </w:r>
-      <w:r>
-        <w:t xml:space="preserve"> </w:t>
-      </w:r>
-      <w:r>
-        <w:t xml:space="preserve">production. All four paint after a single atlas or bundle fetch; they diverge on image</w:t>
-      </w:r>
-      <w:r>
-        <w:t xml:space="preserve"> </w:t>
-      </w:r>
-      <w:r>
-        <w:t xml:space="preserve">semantics, accessibility, loading control, and support. Pick the byte layout with the</w:t>
-      </w:r>
-      <w:r>
-        <w:t xml:space="preserve"> </w:t>
-      </w:r>
-      <w:r>
-        <w:t xml:space="preserve">Section 6.2 selector and the mechanism here.</w:t>
-      </w:r>
-    </w:p>
-    <w:tbl>
-      <w:tblPr>
-        <w:tblStyle w:val="Table"/>
-        <w:tblW w:type="auto" w:w="0"/>
-        <w:tblLook w:firstRow="1" w:lastRow="0" w:firstColumn="0" w:lastColumn="0" w:noHBand="0" w:noVBand="0" w:val="0020"/>
-      </w:tblPr>
-      <w:tblGrid>
-        <w:gridCol w:w="1131"/>
-        <w:gridCol w:w="1131"/>
-        <w:gridCol w:w="1131"/>
-        <w:gridCol w:w="1131"/>
-        <w:gridCol w:w="1131"/>
-        <w:gridCol w:w="1131"/>
-        <w:gridCol w:w="1131"/>
-      </w:tblGrid>
-      <w:tr>
-        <w:trPr>
-          <w:tblHeader w:val="on"/>
-        </w:trPr>
-        <w:tc>
-          <w:tcPr/>
-          <w:p>
-            <w:pPr>
-              <w:pStyle w:val="Compact"/>
-              <w:jc w:val="left"/>
-            </w:pPr>
-            <w:r>
-              <w:t xml:space="preserve">mechanism</w:t>
-            </w:r>
-          </w:p>
-        </w:tc>
-        <w:tc>
-          <w:tcPr/>
-          <w:p>
-            <w:pPr>
-              <w:pStyle w:val="Compact"/>
-              <w:jc w:val="left"/>
-            </w:pPr>
-            <w:r>
-              <w:t xml:space="preserve">native &lt;img&gt;</w:t>
-            </w:r>
-          </w:p>
-        </w:tc>
-        <w:tc>
-          <w:tcPr/>
-          <w:p>
-            <w:pPr>
-              <w:pStyle w:val="Compact"/>
-              <w:jc w:val="left"/>
-            </w:pPr>
-            <w:r>
-              <w:t xml:space="preserve">alt text</w:t>
-            </w:r>
-          </w:p>
-        </w:tc>
-        <w:tc>
-          <w:tcPr/>
-          <w:p>
-            <w:pPr>
-              <w:pStyle w:val="Compact"/>
-              <w:jc w:val="left"/>
-            </w:pPr>
-            <w:r>
-              <w:t xml:space="preserve">lazy load / priority</w:t>
-            </w:r>
-          </w:p>
-        </w:tc>
-        <w:tc>
-          <w:tcPr/>
-          <w:p>
-            <w:pPr>
-              <w:pStyle w:val="Compact"/>
-              <w:jc w:val="left"/>
-            </w:pPr>
-            <w:r>
-              <w:t xml:space="preserve">JS / CSP</w:t>
-            </w:r>
-          </w:p>
-        </w:tc>
-        <w:tc>
-          <w:tcPr/>
-          <w:p>
-            <w:pPr>
-              <w:pStyle w:val="Compact"/>
-              <w:jc w:val="left"/>
-            </w:pPr>
-            <w:r>
-              <w:t xml:space="preserve">support</w:t>
-            </w:r>
-          </w:p>
-        </w:tc>
-        <w:tc>
-          <w:tcPr/>
-          <w:p>
-            <w:pPr>
-              <w:pStyle w:val="Compact"/>
-              <w:jc w:val="left"/>
-            </w:pPr>
-            <w:r>
-              <w:t xml:space="preserve">best use</w:t>
-            </w:r>
-          </w:p>
-        </w:tc>
-      </w:tr>
-      <w:tr>
-        <w:tc>
-          <w:tcPr/>
-          <w:p>
-            <w:pPr>
-              <w:pStyle w:val="Compact"/>
-              <w:jc w:val="left"/>
-            </w:pPr>
-            <w:r>
-              <w:t xml:space="preserve">CSS</w:t>
-            </w:r>
-            <w:r>
-              <w:t xml:space="preserve"> </w:t>
-            </w:r>
-            <w:r>
-              <w:rPr>
-                <w:rStyle w:val="VerbatimChar"/>
-              </w:rPr>
-              <w:t xml:space="preserve">background-position</w:t>
-            </w:r>
-          </w:p>
-        </w:tc>
-        <w:tc>
-          <w:tcPr/>
-          <w:p>
-            <w:pPr>
-              <w:pStyle w:val="Compact"/>
-              <w:jc w:val="left"/>
-            </w:pPr>
-            <w:r>
-              <w:t xml:space="preserve">no</w:t>
-            </w:r>
-          </w:p>
-        </w:tc>
-        <w:tc>
-          <w:tcPr/>
-          <w:p>
-            <w:pPr>
-              <w:pStyle w:val="Compact"/>
-              <w:jc w:val="left"/>
-            </w:pPr>
-            <w:r>
-              <w:t xml:space="preserve">via ARIA</w:t>
-            </w:r>
-          </w:p>
-        </w:tc>
-        <w:tc>
-          <w:tcPr/>
-          <w:p>
-            <w:pPr>
-              <w:pStyle w:val="Compact"/>
-              <w:jc w:val="left"/>
-            </w:pPr>
-            <w:r>
-              <w:t xml:space="preserve">manual</w:t>
-            </w:r>
-          </w:p>
-        </w:tc>
-        <w:tc>
-          <w:tcPr/>
-          <w:p>
-            <w:pPr>
-              <w:pStyle w:val="Compact"/>
-              <w:jc w:val="left"/>
-            </w:pPr>
-            <w:r>
-              <w:t xml:space="preserve">CSS only</w:t>
-            </w:r>
-          </w:p>
-        </w:tc>
-        <w:tc>
-          <w:tcPr/>
-          <w:p>
-            <w:pPr>
-              <w:pStyle w:val="Compact"/>
-              <w:jc w:val="left"/>
-            </w:pPr>
-            <w:r>
-              <w:t xml:space="preserve">universal</w:t>
-            </w:r>
-          </w:p>
-        </w:tc>
-        <w:tc>
-          <w:tcPr/>
-          <w:p>
-            <w:pPr>
-              <w:pStyle w:val="Compact"/>
-              <w:jc w:val="left"/>
-            </w:pPr>
-            <w:r>
-              <w:t xml:space="preserve">decorative icons</w:t>
-            </w:r>
-          </w:p>
-        </w:tc>
-      </w:tr>
-      <w:tr>
-        <w:tc>
-          <w:tcPr/>
-          <w:p>
-            <w:pPr>
-              <w:pStyle w:val="Compact"/>
-              <w:jc w:val="left"/>
-            </w:pPr>
-            <w:r>
-              <w:t xml:space="preserve">cropped</w:t>
-            </w:r>
-            <w:r>
-              <w:t xml:space="preserve"> </w:t>
-            </w:r>
-            <w:r>
-              <w:rPr>
-                <w:rStyle w:val="VerbatimChar"/>
-              </w:rPr>
-              <w:t xml:space="preserve">&lt;img&gt;</w:t>
-            </w:r>
-            <w:r>
-              <w:t xml:space="preserve"> </w:t>
-            </w:r>
-            <w:r>
-              <w:t xml:space="preserve">wrapper</w:t>
-            </w:r>
-          </w:p>
-        </w:tc>
-        <w:tc>
-          <w:tcPr/>
-          <w:p>
-            <w:pPr>
-              <w:pStyle w:val="Compact"/>
-              <w:jc w:val="left"/>
-            </w:pPr>
-            <w:r>
-              <w:t xml:space="preserve">yes</w:t>
-            </w:r>
-          </w:p>
-        </w:tc>
-        <w:tc>
-          <w:tcPr/>
-          <w:p>
-            <w:pPr>
-              <w:pStyle w:val="Compact"/>
-              <w:jc w:val="left"/>
-            </w:pPr>
-            <w:r>
-              <w:t xml:space="preserve">yes</w:t>
-            </w:r>
-          </w:p>
-        </w:tc>
-        <w:tc>
-          <w:tcPr/>
-          <w:p>
-            <w:pPr>
-              <w:pStyle w:val="Compact"/>
-              <w:jc w:val="left"/>
-            </w:pPr>
-            <w:r>
-              <w:t xml:space="preserve">native</w:t>
-            </w:r>
-          </w:p>
-        </w:tc>
-        <w:tc>
-          <w:tcPr/>
-          <w:p>
-            <w:pPr>
-              <w:pStyle w:val="Compact"/>
-              <w:jc w:val="left"/>
-            </w:pPr>
-            <w:r>
-              <w:t xml:space="preserve">CSS only</w:t>
-            </w:r>
-          </w:p>
-        </w:tc>
-        <w:tc>
-          <w:tcPr/>
-          <w:p>
-            <w:pPr>
-              <w:pStyle w:val="Compact"/>
-              <w:jc w:val="left"/>
-            </w:pPr>
-            <w:r>
-              <w:t xml:space="preserve">broad</w:t>
-            </w:r>
-          </w:p>
-        </w:tc>
-        <w:tc>
-          <w:tcPr/>
-          <w:p>
-            <w:pPr>
-              <w:pStyle w:val="Compact"/>
-              <w:jc w:val="left"/>
-            </w:pPr>
-            <w:r>
-              <w:t xml:space="preserve">semantic images</w:t>
-            </w:r>
-          </w:p>
-        </w:tc>
-      </w:tr>
-      <w:tr>
-        <w:tc>
-          <w:tcPr/>
-          <w:p>
-            <w:pPr>
-              <w:pStyle w:val="Compact"/>
-              <w:jc w:val="left"/>
-            </w:pPr>
-            <w:r>
-              <w:rPr>
-                <w:rStyle w:val="VerbatimChar"/>
-              </w:rPr>
-              <w:t xml:space="preserve">object-view-box</w:t>
-            </w:r>
-          </w:p>
-        </w:tc>
-        <w:tc>
-          <w:tcPr/>
-          <w:p>
-            <w:pPr>
-              <w:pStyle w:val="Compact"/>
-              <w:jc w:val="left"/>
-            </w:pPr>
-            <w:r>
-              <w:t xml:space="preserve">yes</w:t>
-            </w:r>
-          </w:p>
-        </w:tc>
-        <w:tc>
-          <w:tcPr/>
-          <w:p>
-            <w:pPr>
-              <w:pStyle w:val="Compact"/>
-              <w:jc w:val="left"/>
-            </w:pPr>
-            <w:r>
-              <w:t xml:space="preserve">yes</w:t>
-            </w:r>
-          </w:p>
-        </w:tc>
-        <w:tc>
-          <w:tcPr/>
-          <w:p>
-            <w:pPr>
-              <w:pStyle w:val="Compact"/>
-              <w:jc w:val="left"/>
-            </w:pPr>
-            <w:r>
-              <w:t xml:space="preserve">native</w:t>
-            </w:r>
-          </w:p>
-        </w:tc>
-        <w:tc>
-          <w:tcPr/>
-          <w:p>
-            <w:pPr>
-              <w:pStyle w:val="Compact"/>
-              <w:jc w:val="left"/>
-            </w:pPr>
-            <w:r>
-              <w:t xml:space="preserve">CSS only</w:t>
-            </w:r>
-          </w:p>
-        </w:tc>
-        <w:tc>
-          <w:tcPr/>
-          <w:p>
-            <w:pPr>
-              <w:pStyle w:val="Compact"/>
-              <w:jc w:val="left"/>
-            </w:pPr>
-            <w:r>
-              <w:t xml:space="preserve">Chromium only</w:t>
-            </w:r>
-          </w:p>
-        </w:tc>
-        <w:tc>
-          <w:tcPr/>
-          <w:p>
-            <w:pPr>
-              <w:pStyle w:val="Compact"/>
-              <w:jc w:val="left"/>
-            </w:pPr>
-            <w:r>
-              <w:t xml:space="preserve">native crop (emerging)</w:t>
-            </w:r>
-          </w:p>
-        </w:tc>
-      </w:tr>
-      <w:tr>
-        <w:tc>
-          <w:tcPr/>
-          <w:p>
-            <w:pPr>
-              <w:pStyle w:val="Compact"/>
-              <w:jc w:val="left"/>
-            </w:pPr>
-            <w:r>
-              <w:t xml:space="preserve">byte-bundle + blob URLs</w:t>
-            </w:r>
-          </w:p>
-        </w:tc>
-        <w:tc>
-          <w:tcPr/>
-          <w:p>
-            <w:pPr>
-              <w:pStyle w:val="Compact"/>
-              <w:jc w:val="left"/>
-            </w:pPr>
-            <w:r>
-              <w:t xml:space="preserve">yes (after JS)</w:t>
-            </w:r>
-          </w:p>
-        </w:tc>
-        <w:tc>
-          <w:tcPr/>
-          <w:p>
-            <w:pPr>
-              <w:pStyle w:val="Compact"/>
-              <w:jc w:val="left"/>
-            </w:pPr>
-            <w:r>
-              <w:t xml:space="preserve">yes</w:t>
-            </w:r>
-          </w:p>
-        </w:tc>
-        <w:tc>
-          <w:tcPr/>
-          <w:p>
-            <w:pPr>
-              <w:pStyle w:val="Compact"/>
-              <w:jc w:val="left"/>
-            </w:pPr>
-            <w:r>
-              <w:t xml:space="preserve">app-controlled</w:t>
-            </w:r>
-          </w:p>
-        </w:tc>
-        <w:tc>
-          <w:tcPr/>
-          <w:p>
-            <w:pPr>
-              <w:pStyle w:val="Compact"/>
-              <w:jc w:val="left"/>
-            </w:pPr>
-            <w:r>
-              <w:t xml:space="preserve">JS + CSP</w:t>
-            </w:r>
-          </w:p>
-        </w:tc>
-        <w:tc>
-          <w:tcPr/>
-          <w:p>
-            <w:pPr>
-              <w:pStyle w:val="Compact"/>
-              <w:jc w:val="left"/>
-            </w:pPr>
-            <w:r>
-              <w:t xml:space="preserve">broad APIs</w:t>
-            </w:r>
-          </w:p>
-        </w:tc>
-        <w:tc>
-          <w:tcPr/>
-          <w:p>
-            <w:pPr>
-              <w:pStyle w:val="Compact"/>
-              <w:jc w:val="left"/>
-            </w:pPr>
-            <w:r>
-              <w:t xml:space="preserve">heterogeneous photos</w:t>
-            </w:r>
-          </w:p>
-        </w:tc>
-      </w:tr>
-    </w:tbl>
-    <w:p>
-      <w:pPr>
-        <w:pStyle w:val="BodyText"/>
-      </w:pPr>
-      <w:r>
-        <w:t xml:space="preserve">Alexander Apartsin, Yehudit Aperstein</w:t>
-      </w:r>
-    </w:p>
-    <w:bookmarkEnd w:id="68"/>
-    <w:bookmarkEnd w:id="69"/>
-    <w:bookmarkEnd w:id="70"/>
+    <w:bookmarkEnd w:id="64"/>
     <w:sectPr/>
   </w:body>
 </w:document>

--- a/docs/paper.docx
+++ b/docs/paper.docx
@@ -173,13 +173,13 @@
         <w:t xml:space="preserve"> </w:t>
       </w:r>
       <w:r>
-        <w:t xml:space="preserve">under JPEG and up to 33% under AVIF, reaches 42–97% for flat-art icon and emoji sets</w:t>
-      </w:r>
-      <w:r>
-        <w:t xml:space="preserve"> </w:t>
-      </w:r>
-      <w:r>
-        <w:t xml:space="preserve">packed as lossless strips, and saves up to 50% under JPEG on deduplicated avatar walls. The</w:t>
+        <w:t xml:space="preserve">under JPEG and up to 33% under AVIF, reaches 42–68% for flat-art icon and emoji sets packed as</w:t>
+      </w:r>
+      <w:r>
+        <w:t xml:space="preserve"> </w:t>
+      </w:r>
+      <w:r>
+        <w:t xml:space="preserve">lossless strips (and up to 97% with a shared palette), and saves up to 50% under JPEG on deduplicated avatar walls. The</w:t>
       </w:r>
       <w:r>
         <w:t xml:space="preserve"> </w:t>
@@ -558,79 +558,7 @@
         <w:pStyle w:val="BodyText"/>
       </w:pPr>
       <w:r>
-        <w:t xml:space="preserve">The display side needs no special machinery: a bundled tile is shown by any of CSS</w:t>
-      </w:r>
-      <w:r>
-        <w:t xml:space="preserve"> </w:t>
-      </w:r>
-      <w:r>
-        <w:rPr>
-          <w:rStyle w:val="VerbatimChar"/>
-        </w:rPr>
-        <w:t xml:space="preserve">background-position</w:t>
-      </w:r>
-      <w:r>
-        <w:t xml:space="preserve"> </w:t>
-      </w:r>
-      <w:r>
-        <w:t xml:space="preserve">(universal),</w:t>
-      </w:r>
-      <w:r>
-        <w:t xml:space="preserve"> </w:t>
-      </w:r>
-      <w:r>
-        <w:rPr>
-          <w:rStyle w:val="VerbatimChar"/>
-        </w:rPr>
-        <w:t xml:space="preserve">object-view-box</w:t>
-      </w:r>
-      <w:r>
-        <w:t xml:space="preserve"> </w:t>
-      </w:r>
-      <w:r>
-        <w:t xml:space="preserve">(Chromium),</w:t>
-      </w:r>
-      <w:r>
-        <w:t xml:space="preserve"> </w:t>
-      </w:r>
-      <w:r>
-        <w:t xml:space="preserve">canvas</w:t>
-      </w:r>
-      <w:r>
-        <w:t xml:space="preserve"> </w:t>
-      </w:r>
-      <w:r>
-        <w:rPr>
-          <w:rStyle w:val="VerbatimChar"/>
-        </w:rPr>
-        <w:t xml:space="preserve">drawImage</w:t>
-      </w:r>
-      <w:r>
-        <w:t xml:space="preserve"> </w:t>
-      </w:r>
-      <w:r>
-        <w:t xml:space="preserve">region blits, or SVG</w:t>
-      </w:r>
-      <w:r>
-        <w:t xml:space="preserve"> </w:t>
-      </w:r>
-      <w:r>
-        <w:rPr>
-          <w:rStyle w:val="VerbatimChar"/>
-        </w:rPr>
-        <w:t xml:space="preserve">viewBox</w:t>
-      </w:r>
-      <w:r>
-        <w:t xml:space="preserve"> </w:t>
-      </w:r>
-      <w:r>
-        <w:t xml:space="preserve">cropping. The</w:t>
-      </w:r>
-      <w:r>
-        <w:t xml:space="preserve"> </w:t>
-      </w:r>
-      <w:r>
-        <w:t xml:space="preserve">browser decodes the atlas once and paints windows into it.</w:t>
+        <w:t xml:space="preserve">The display side needs no special machinery: four standard CSS and DOM mechanisms crop a tile from a decoded atlas (Section 3.1), which the browser decodes once and paints windows into.</w:t>
       </w:r>
     </w:p>
     <w:p>
@@ -702,13 +630,13 @@
         <w:t xml:space="preserve"> </w:t>
       </w:r>
       <w:r>
-        <w:t xml:space="preserve">techniques with measured effect, PNG vertical-strip packing, explicit and LZ-window</w:t>
-      </w:r>
-      <w:r>
-        <w:t xml:space="preserve"> </w:t>
-      </w:r>
-      <w:r>
-        <w:t xml:space="preserve">duplicate exploitation, and chunking for bounded cache invalidation and decoded-memory limits; (iv) a coupling-spectrum account that unifies the results, savings arise from</w:t>
+        <w:t xml:space="preserve">techniques, PNG vertical-strip packing and LZ-window duplicate exploitation with measured</w:t>
+      </w:r>
+      <w:r>
+        <w:t xml:space="preserve"> </w:t>
+      </w:r>
+      <w:r>
+        <w:t xml:space="preserve">effect, and chunking for bounded cache invalidation and decoded-memory limits; (iv) a coupling-spectrum account that unifies the results, savings arise from</w:t>
       </w:r>
       <w:r>
         <w:t xml:space="preserve"> </w:t>
@@ -1221,73 +1149,7 @@
         <w:pStyle w:val="FirstParagraph"/>
       </w:pPr>
       <w:r>
-        <w:t xml:space="preserve">Bundling trades cache granularity for fewer requests, a tension delivery research has</w:t>
-      </w:r>
-      <w:r>
-        <w:t xml:space="preserve"> </w:t>
-      </w:r>
-      <w:r>
-        <w:t xml:space="preserve">long addressed. HTTP delta encoding transmits only the difference between a cached and a</w:t>
-      </w:r>
-      <w:r>
-        <w:t xml:space="preserve"> </w:t>
-      </w:r>
-      <w:r>
-        <w:t xml:space="preserve">current resource (RFC 3229 [42]) using generic differencing formats (VCDIFF,</w:t>
-      </w:r>
-      <w:r>
-        <w:t xml:space="preserve"> </w:t>
-      </w:r>
-      <w:r>
-        <w:t xml:space="preserve">RFC 3284 [43]); shared-dictionary schemes reuse previously delivered bytes as a</w:t>
-      </w:r>
-      <w:r>
-        <w:t xml:space="preserve"> </w:t>
-      </w:r>
-      <w:r>
-        <w:t xml:space="preserve">dictionary for later responses (SDCH [44]), the idea that shared-window and</w:t>
-      </w:r>
-      <w:r>
-        <w:t xml:space="preserve"> </w:t>
-      </w:r>
-      <w:r>
-        <w:t xml:space="preserve">trained-dictionary compressors (Brotli [22], zstd [23]) generalize and that Compression</w:t>
-      </w:r>
-      <w:r>
-        <w:t xml:space="preserve"> </w:t>
-      </w:r>
-      <w:r>
-        <w:t xml:space="preserve">Dictionary Transport [24] revives for the modern web. Standard HTTP caching semantics</w:t>
-      </w:r>
-      <w:r>
-        <w:t xml:space="preserve"> </w:t>
-      </w:r>
-      <w:r>
-        <w:t xml:space="preserve">(RFC 9111 [45]) fix the granularity at the resource, which is exactly what bundling</w:t>
-      </w:r>
-      <w:r>
-        <w:t xml:space="preserve"> </w:t>
-      </w:r>
-      <w:r>
-        <w:t xml:space="preserve">coarsens; delta and dictionary delivery can address the whole-bundle cache-invalidation</w:t>
-      </w:r>
-      <w:r>
-        <w:t xml:space="preserve"> </w:t>
-      </w:r>
-      <w:r>
-        <w:t xml:space="preserve">problem. HTTP Archive's Web Almanac [8] supplies the population</w:t>
-      </w:r>
-      <w:r>
-        <w:t xml:space="preserve"> </w:t>
-      </w:r>
-      <w:r>
-        <w:t xml:space="preserve">statistics (median 13 images per mobile page, format share) that make the</w:t>
-      </w:r>
-      <w:r>
-        <w:t xml:space="preserve"> </w:t>
-      </w:r>
-      <w:r>
-        <w:t xml:space="preserve">many-small-images regime the common case rather than an edge case.</w:t>
+        <w:t xml:space="preserve">Bundling trades cache granularity for fewer requests: standard HTTP caching semantics (RFC 9111 [45]) fix the unit at the resource, which is exactly what bundling coarsens, and HTTP delta encoding (RFC 3229 [42], VCDIFF RFC 3284 [43]) and shared-dictionary transport (SDCH [44], Brotli [22], zstd [23], Compression Dictionary Transport [24]) are the standard complements for serving only what changed. We take the practical route of chunking (Section 3.2), which bounds invalidation without a differencing pipeline.</w:t>
       </w:r>
     </w:p>
     <w:bookmarkEnd w:id="25"/>
@@ -1623,19 +1485,13 @@
         <w:t xml:space="preserve"> </w:t>
       </w:r>
       <w:r>
-        <w:t xml:space="preserve">worst-case invalidation at 1/k of the collection while retaining nearly all of the byte</w:t>
-      </w:r>
-      <w:r>
-        <w:t xml:space="preserve"> </w:t>
-      </w:r>
-      <w:r>
-        <w:t xml:space="preserve">and request savings, since chunking adds only a few container headers and a little grid</w:t>
-      </w:r>
-      <w:r>
-        <w:t xml:space="preserve"> </w:t>
-      </w:r>
-      <w:r>
-        <w:t xml:space="preserve">slack, which makes chunking the practical default for collections that update piecemeal. Grouping tiles by update cadence (stable icon set in one chunk,</w:t>
+        <w:t xml:space="preserve">worst-case invalidation at 1/k of the collection at a small byte cost, a few extra</w:t>
+      </w:r>
+      <w:r>
+        <w:t xml:space="preserve"> </w:t>
+      </w:r>
+      <w:r>
+        <w:t xml:space="preserve">container headers and a little grid slack, which makes chunking the practical default for collections that update piecemeal. Grouping tiles by update cadence (stable icon set in one chunk,</w:t>
       </w:r>
       <w:r>
         <w:t xml:space="preserve"> </w:t>
@@ -2056,13 +1912,7 @@
         <w:t xml:space="preserve"> </w:t>
       </w:r>
       <w:r>
-        <w:t xml:space="preserve">via libjpeg 8.0, zlib-ng 1.3.1), Python 3.14, zstandard and Brotli for the</w:t>
-      </w:r>
-      <w:r>
-        <w:t xml:space="preserve"> </w:t>
-      </w:r>
-      <w:r>
-        <w:t xml:space="preserve">delta-update study, Caddy 2.11.4 for the three-protocol server, and Playwright 1.58</w:t>
+        <w:t xml:space="preserve">via libjpeg 8.0, zlib-ng 1.3.1), Python 3.14, Caddy 2.11.4 for the three-protocol server, and Playwright 1.58</w:t>
       </w:r>
       <w:r>
         <w:t xml:space="preserve"> </w:t>
@@ -2185,7 +2035,7 @@
         <w:pStyle w:val="BodyText"/>
       </w:pPr>
       <w:r>
-        <w:t xml:space="preserve">Table 1 reports the saving from atlasing at SSIM 0.97 across both classes. Three</w:t>
+        <w:t xml:space="preserve">Figure 1 shows a 100-tile example, and Table 1 reports the saving from atlasing at SSIM 0.97 across both classes. Three</w:t>
       </w:r>
       <w:r>
         <w:t xml:space="preserve"> </w:t>
@@ -2313,7 +2163,7 @@
         <w:t xml:space="preserve"> </w:t>
       </w:r>
       <w:r>
-        <w:t xml:space="preserve">regimes. For photos the JPEG saving is 29.1% (95% CI [28.4, 29.5]) at 56 px,</w:t>
+        <w:t xml:space="preserve">regimes; Figure 2 plots the photo crossover with these intervals. For photos the JPEG saving is 29.1% (95% CI [28.4, 29.5]) at 56 px,</w:t>
       </w:r>
       <w:r>
         <w:t xml:space="preserve"> </w:t>
@@ -3654,7 +3504,7 @@
               <a:graphicData uri="http://schemas.openxmlformats.org/drawingml/2006/picture">
                 <pic:pic>
                   <pic:nvPicPr>
-                    <pic:cNvPr descr="file:///E:/tmp/tmp0bkl2ibd/svg0.png" id="41" name="Picture"/>
+                    <pic:cNvPr descr="file:///E:/tmp/tmpqoo77xkh/svg0.png" id="41" name="Picture"/>
                     <pic:cNvPicPr>
                       <a:picLocks noChangeArrowheads="1" noChangeAspect="1"/>
                     </pic:cNvPicPr>
@@ -8919,7 +8769,7 @@
                     <a:graphicData uri="http://schemas.openxmlformats.org/drawingml/2006/picture">
                       <pic:pic>
                         <pic:nvPicPr>
-                          <pic:cNvPr descr="file:///E:/tmp/tmp0bkl2ibd/svg1.png" id="47" name="Picture"/>
+                          <pic:cNvPr descr="file:///E:/tmp/tmpqoo77xkh/svg1.png" id="47" name="Picture"/>
                           <pic:cNvPicPr>
                             <a:picLocks noChangeArrowheads="1" noChangeAspect="1"/>
                           </pic:cNvPicPr>
@@ -8961,7 +8811,7 @@
                     <a:graphicData uri="http://schemas.openxmlformats.org/drawingml/2006/picture">
                       <pic:pic>
                         <pic:nvPicPr>
-                          <pic:cNvPr descr="file:///E:/tmp/tmp0bkl2ibd/svg2.png" id="50" name="Picture"/>
+                          <pic:cNvPr descr="file:///E:/tmp/tmpqoo77xkh/svg2.png" id="50" name="Picture"/>
                           <pic:cNvPicPr>
                             <a:picLocks noChangeArrowheads="1" noChangeAspect="1"/>
                           </pic:cNvPicPr>
@@ -9233,7 +9083,7 @@
         <w:t xml:space="preserve"> </w:t>
       </w:r>
       <w:r>
-        <w:t xml:space="preserve">demonstrated benefit is cache granularity and bounded invalidation, not packet-loss resilience. The byte-bundle beats individual serving nearly everywhere on HTTP/1.1 and HTTP/3</w:t>
+        <w:t xml:space="preserve">benefit is cache granularity and bounded invalidation, not packet-loss resilience. The byte-bundle beats individual serving nearly everywhere on HTTP/1.1 and HTTP/3</w:t>
       </w:r>
       <w:r>
         <w:t xml:space="preserve"> </w:t>
@@ -10436,7 +10286,7 @@
               <a:graphicData uri="http://schemas.openxmlformats.org/drawingml/2006/picture">
                 <pic:pic>
                   <pic:nvPicPr>
-                    <pic:cNvPr descr="file:///E:/tmp/tmp0bkl2ibd/svg3.png" id="56" name="Picture"/>
+                    <pic:cNvPr descr="file:///E:/tmp/tmpqoo77xkh/svg3.png" id="56" name="Picture"/>
                     <pic:cNvPicPr>
                       <a:picLocks noChangeArrowheads="1" noChangeAspect="1"/>
                     </pic:cNvPicPr>
@@ -10496,7 +10346,7 @@
         <w:t xml:space="preserve">atlas_optimizer</w:t>
       </w:r>
       <w:r>
-        <w:t xml:space="preserve">. Exact duplicates collapse to shared coordinates; tiles are grouped by update cadence, lossless requirement, and dimensions; each group is routed by a short decision cascade to individual files, a pixel atlas, or a byte-bundle. The lossy branch is decided by measurement: a pixel atlas is chosen only if it is smaller than the byte-bundle and clears a per-tile SSIM floor, and lossless groups keep the smaller of a byte-bundle and a WebP-lossless strip. Groups are chunked for bounded cache invalidation and memory, and the tool emits the atlas and bundle files, a CSS coordinate map, a loader, and a savings report; piecewise updates can be served as dictionary deltas. This is the procedure evaluated against the oracle in Table 8.</w:t>
+        <w:t xml:space="preserve">. Exact duplicates collapse to shared coordinates; tiles are grouped by update cadence, lossless requirement, and dimensions; each group is routed by a short decision cascade to individual files, a pixel atlas, or a byte-bundle. The lossy branch is decided by measurement: a pixel atlas is chosen only if it is smaller than the byte-bundle and clears a per-tile SSIM floor, and lossless groups keep the smaller of a byte-bundle and a WebP-lossless strip. Groups are chunked for bounded cache invalidation and memory, and the tool emits the atlas and bundle files, a CSS coordinate map, a loader, and a savings report. This is the procedure evaluated against the oracle in Table 8.</w:t>
       </w:r>
     </w:p>
     <w:p>
@@ -11518,7 +11368,7 @@
         <w:t xml:space="preserve"> </w:t>
       </w:r>
       <w:r>
-        <w:t xml:space="preserve">cost is measured in a live renderer (Appendix A.3, Table 9), confirming the</w:t>
+        <w:t xml:space="preserve">cost is measured in a live renderer (Appendix A.1, Table 9), confirming the</w:t>
       </w:r>
       <w:r>
         <w:t xml:space="preserve"> </w:t>
@@ -11590,7 +11440,7 @@
         <w:t xml:space="preserve"> </w:t>
       </w:r>
       <w:r>
-        <w:t xml:space="preserve">first-tile and first-viewport milestones are reported for the local renderer (Table 9)</w:t>
+        <w:t xml:space="preserve">first-tile and first-viewport milestones are reported for the local renderer (Appendix A.1)</w:t>
       </w:r>
       <w:r>
         <w:t xml:space="preserve"> </w:t>
@@ -11699,7 +11549,7 @@
         <w:t xml:space="preserve"> </w:t>
       </w:r>
       <w:r>
-        <w:t xml:space="preserve">thumbnails) and is chiefly a byte optimization on HTTP/2; the comparable HTTP/3 gain</w:t>
+        <w:t xml:space="preserve">thumbnails on the loss-free profiles) and is chiefly a byte optimization on HTTP/2; the comparable HTTP/3 gain</w:t>
       </w:r>
       <w:r>
         <w:t xml:space="preserve"> </w:t>

--- a/docs/paper.docx
+++ b/docs/paper.docx
@@ -197,7 +197,7 @@
         <w:t xml:space="preserve"> </w:t>
       </w:r>
       <w:r>
-        <w:t xml:space="preserve">validated cold browser loads under emulated cellular network profiles shows request</w:t>
+        <w:t xml:space="preserve">validated cold browser loads under emulated network profiles including loaded and lossy 4G links shows request</w:t>
       </w:r>
       <w:r>
         <w:t xml:space="preserve"> </w:t>
@@ -233,13 +233,7 @@
         <w:t xml:space="preserve"> </w:t>
       </w:r>
       <w:r>
-        <w:t xml:space="preserve">features do not predict the byte effect while a probe encode of ten to twenty tiles</w:t>
-      </w:r>
-      <w:r>
-        <w:t xml:space="preserve"> </w:t>
-      </w:r>
-      <w:r>
-        <w:t xml:space="preserve">forecasts it to within two percentage points, and release an open-source tool that routes</w:t>
+        <w:t xml:space="preserve">features do not predict the byte effect while a probe encode of ten to twenty tiles forecasts it to within about two percentage points, and release an open-source tool that routes</w:t>
       </w:r>
       <w:r>
         <w:t xml:space="preserve"> </w:t>
@@ -558,7 +552,7 @@
         <w:pStyle w:val="BodyText"/>
       </w:pPr>
       <w:r>
-        <w:t xml:space="preserve">The display side needs no special machinery: four standard CSS and DOM mechanisms crop a tile from a decoded atlas (Section 3.1), which the browser decodes once and paints windows into.</w:t>
+        <w:t xml:space="preserve">The display side needs no special machinery: several standard CSS and DOM mechanisms crop a tile from a decoded atlas (Section 3.1), which the browser decodes once and paints windows into.</w:t>
       </w:r>
     </w:p>
     <w:p>
@@ -1005,13 +999,7 @@
         <w:t xml:space="preserve"> </w:t>
       </w:r>
       <w:r>
-        <w:t xml:space="preserve">multiple images in one resource. These occupy the low-coupling end of the spectrum this</w:t>
-      </w:r>
-      <w:r>
-        <w:t xml:space="preserve"> </w:t>
-      </w:r>
-      <w:r>
-        <w:t xml:space="preserve">report maps, sharing container and tables but not the coding model. The JPEG [17], PNG</w:t>
+        <w:t xml:space="preserve">multiple images in one resource. These occupy the low-coupling end of the spectrum this paper maps, sharing container and tables but not the coding model. The JPEG [17], PNG</w:t>
       </w:r>
       <w:r>
         <w:t xml:space="preserve"> </w:t>
@@ -1183,7 +1171,7 @@
         <w:t xml:space="preserve"> </w:t>
       </w:r>
       <w:r>
-        <w:t xml:space="preserve">window into it. Four standard mechanisms cover every deployment context. The classic and</w:t>
+        <w:t xml:space="preserve">window into it. Several standard mechanisms cover every deployment context. The classic and</w:t>
       </w:r>
       <w:r>
         <w:t xml:space="preserve"> </w:t>
@@ -1661,7 +1649,19 @@
         <w:t xml:space="preserve"> </w:t>
       </w:r>
       <w:r>
-        <w:t xml:space="preserve">over a quality ladder q ∈ {30,50,65,80,90}. Quality is the mean over tiles of the</w:t>
+        <w:t xml:space="preserve">over a quality ladder q ∈ {30,50,65,80,90}; AVIF (via Pillow's libavif binding) is</w:t>
+      </w:r>
+      <w:r>
+        <w:t xml:space="preserve"> </w:t>
+      </w:r>
+      <w:r>
+        <w:t xml:space="preserve">added for the photographic crossover of Section 5.1 over the same ladder, and that</w:t>
+      </w:r>
+      <w:r>
+        <w:t xml:space="preserve"> </w:t>
+      </w:r>
+      <w:r>
+        <w:t xml:space="preserve">crossover is cross-checked under the reference ssimulacra2_rs perceptual metric. Quality is the mean over tiles of the</w:t>
       </w:r>
       <w:r>
         <w:t xml:space="preserve"> </w:t>
@@ -1703,19 +1703,7 @@
         <w:t xml:space="preserve"> </w:t>
       </w:r>
       <w:r>
-        <w:t xml:space="preserve">equal-quality byte comparison is used instead (Section 5.3). When an atlas's entire</w:t>
-      </w:r>
-      <w:r>
-        <w:t xml:space="preserve"> </w:t>
-      </w:r>
-      <w:r>
-        <w:t xml:space="preserve">ladder exceeds the target, its cheapest measured point is used, understating the atlas's</w:t>
-      </w:r>
-      <w:r>
-        <w:t xml:space="preserve"> </w:t>
-      </w:r>
-      <w:r>
-        <w:t xml:space="preserve">advantage, and the value is reported as a lower bound. Three invariants validate the harness: lossless</w:t>
+        <w:t xml:space="preserve">equal-quality byte comparison is used instead (Section 5.3). When an atlas's entire quality ladder lies above the target with no interpolable point, that cell is reported as n/a. Three invariants validate the harness: lossless</w:t>
       </w:r>
       <w:r>
         <w:t xml:space="preserve"> </w:t>
@@ -1906,7 +1894,7 @@
         <w:t xml:space="preserve"> </w:t>
       </w:r>
       <w:r>
-        <w:t xml:space="preserve">build command. The measurements use Pillow 12.2 (libwebp 1.6.0, libjpeg-turbo</w:t>
+        <w:t xml:space="preserve">build command. The measurements use Pillow 12.2 with the libavif AVIF binding and the reference ssimulacra2_rs metric (libwebp 1.6.0, libjpeg-turbo</w:t>
       </w:r>
       <w:r>
         <w:t xml:space="preserve"> </w:t>
@@ -2113,25 +2101,7 @@
         <w:t xml:space="preserve"> </w:t>
       </w:r>
       <w:r>
-        <w:t xml:space="preserve">break-even near 100-pixel tiles. Search-result and recommendation thumbnails</w:t>
-      </w:r>
-      <w:r>
-        <w:t xml:space="preserve"> </w:t>
-      </w:r>
-      <w:r>
-        <w:t xml:space="preserve">(48–120 px) therefore sit squarely in the paying regime for both formats,</w:t>
-      </w:r>
-      <w:r>
-        <w:t xml:space="preserve"> </w:t>
-      </w:r>
-      <w:r>
-        <w:t xml:space="preserve">while product-grid images (200 px and up) pay only under JPEG, and only a few</w:t>
-      </w:r>
-      <w:r>
-        <w:t xml:space="preserve"> </w:t>
-      </w:r>
-      <w:r>
-        <w:t xml:space="preserve">percent.</w:t>
+        <w:t xml:space="preserve">break-even near 100-pixel tiles. Recommendation, cart, and avatar thumbnails (48–96 px) therefore sit in the paying regime for both formats; at 112–120 px WebP is at break-even and only JPEG pays, and product-grid images (200 px and up) pay under JPEG, and only a few percent.</w:t>
       </w:r>
     </w:p>
     <w:p>
@@ -2157,7 +2127,7 @@
         <w:t xml:space="preserve"> </w:t>
       </w:r>
       <w:r>
-        <w:t xml:space="preserve">medians track Table 1 and the 95% bootstrap intervals are tight and separate the</w:t>
+        <w:t xml:space="preserve">medians broadly track Table 1 and the 95% bootstrap intervals are tight and separate the</w:t>
       </w:r>
       <w:r>
         <w:t xml:space="preserve"> </w:t>
@@ -3504,7 +3474,7 @@
               <a:graphicData uri="http://schemas.openxmlformats.org/drawingml/2006/picture">
                 <pic:pic>
                   <pic:nvPicPr>
-                    <pic:cNvPr descr="file:///E:/tmp/tmpqoo77xkh/svg0.png" id="41" name="Picture"/>
+                    <pic:cNvPr descr="file:///E:/tmp/tmpuijbfiqm/svg0.png" id="41" name="Picture"/>
                     <pic:cNvPicPr>
                       <a:picLocks noChangeArrowheads="1" noChangeAspect="1"/>
                     </pic:cNvPicPr>
@@ -3632,13 +3602,7 @@
         <w:t xml:space="preserve"> </w:t>
       </w:r>
       <w:r>
-        <w:t xml:space="preserve">deficit as the −8.5% through interpolation on a steep rate-distortion curve. The</w:t>
-      </w:r>
-      <w:r>
-        <w:t xml:space="preserve"> </w:t>
-      </w:r>
-      <w:r>
-        <w:t xml:space="preserve">sign is robust (the bootstrap interval is [−12.0, −6.7]),</w:t>
+        <w:t xml:space="preserve">deficit as the −8.5% through interpolation on a steep rate-distortion curve. The sign is robust (the 200-tile resample interval is [−12.0, −6.7]),</w:t>
       </w:r>
       <w:r>
         <w:t xml:space="preserve"> </w:t>
@@ -4261,7 +4225,7 @@
         <w:t xml:space="preserve"> </w:t>
       </w:r>
       <w:r>
-        <w:t xml:space="preserve">SSIMULACRA2 than under luma SSIM (−29% vs −8.5% at 224 px): the diagnostic</w:t>
+        <w:t xml:space="preserve">SSIMULACRA2 than under luma SSIM (−29% vs −8.5% at 224 px, at 100 and 500 tiles respectively): the diagnostic</w:t>
       </w:r>
       <w:r>
         <w:t xml:space="preserve"> </w:t>
@@ -4642,13 +4606,7 @@
         <w:t xml:space="preserve"> </w:t>
       </w:r>
       <w:r>
-        <w:t xml:space="preserve">floor (303 bytes) is the largest fixed cost to amortize. WebP is thus the one codec</w:t>
-      </w:r>
-      <w:r>
-        <w:t xml:space="preserve"> </w:t>
-      </w:r>
-      <w:r>
-        <w:t xml:space="preserve">whose atlas penalty turns negative on large photographs, which sharpens rather than</w:t>
+        <w:t xml:space="preserve">floor (303 bytes) is the largest fixed cost to amortize. WebP is thus the one codec whose atlas saving turns negative on large photographs, which sharpens rather than</w:t>
       </w:r>
       <w:r>
         <w:t xml:space="preserve"> </w:t>
@@ -4678,7 +4636,7 @@
         <w:t xml:space="preserve"> </w:t>
       </w:r>
       <w:r>
-        <w:t xml:space="preserve">Cross-corpus, cross-codec crossover: bytes saved by atlasing (%) at matched SSIM 0.97, median over four independent natural-photo populations (Lorem Picsum and three loremflickr categories: generic, nature, food; 60 tiles each), with the per-corpus range in brackets. The sign and size of the effect are consistent across populations: JPEG and AVIF stay positive at every tile size while WebP crosses zero near 112 px and is negative by 224 px. AVIF, with the largest container floor, gains the most at small sizes. A model trained on any three corpora predicts the held-out fourth's saving to 4.6 percentage points mean absolute error (leave-one-corpus-out over 36 cells), so the crossover is a codec-and-size regime, not a corpus-specific effect. Negative values (red) mean the atlas is larger.</w:t>
+        <w:t xml:space="preserve">Cross-corpus, cross-codec crossover: bytes saved by atlasing (%) at matched SSIM 0.97, median over four independent natural-photo populations (Lorem Picsum and three loremflickr categories: generic, nature, food; 60 tiles each), with the per-corpus range in brackets. The sign and size of the effect are consistent across populations: JPEG and AVIF stay positive at every tile size while WebP crosses zero near 100 px and is negative by 224 px. AVIF, with the largest container floor, gains the most at small sizes. A model trained on any three corpora predicts the held-out fourth's saving to 4.6 percentage points mean absolute error (leave-one-corpus-out over 36 cells), so the crossover is a codec-and-size regime, not a corpus-specific effect. Negative values (red) mean the atlas is larger.</w:t>
       </w:r>
     </w:p>
     <w:tbl>
@@ -8769,7 +8727,7 @@
                     <a:graphicData uri="http://schemas.openxmlformats.org/drawingml/2006/picture">
                       <pic:pic>
                         <pic:nvPicPr>
-                          <pic:cNvPr descr="file:///E:/tmp/tmpqoo77xkh/svg1.png" id="47" name="Picture"/>
+                          <pic:cNvPr descr="file:///E:/tmp/tmpuijbfiqm/svg1.png" id="47" name="Picture"/>
                           <pic:cNvPicPr>
                             <a:picLocks noChangeArrowheads="1" noChangeAspect="1"/>
                           </pic:cNvPicPr>
@@ -8811,7 +8769,7 @@
                     <a:graphicData uri="http://schemas.openxmlformats.org/drawingml/2006/picture">
                       <pic:pic>
                         <pic:nvPicPr>
-                          <pic:cNvPr descr="file:///E:/tmp/tmpqoo77xkh/svg2.png" id="50" name="Picture"/>
+                          <pic:cNvPr descr="file:///E:/tmp/tmpuijbfiqm/svg2.png" id="50" name="Picture"/>
                           <pic:cNvPicPr>
                             <a:picLocks noChangeArrowheads="1" noChangeAspect="1"/>
                           </pic:cNvPicPr>
@@ -8870,7 +8828,7 @@
         <w:pStyle w:val="BodyText"/>
       </w:pPr>
       <w:r>
-        <w:t xml:space="preserve">Three protocol-level facts organize Table 6 and Figure 3. First, on</w:t>
+        <w:t xml:space="preserve">Table 6 and Figure 3 reduce to three protocol-level facts. First, on</w:t>
       </w:r>
       <w:r>
         <w:t xml:space="preserve"> </w:t>
@@ -10191,7 +10149,7 @@
         <w:t xml:space="preserve"> </w:t>
       </w:r>
       <w:r>
-        <w:t xml:space="preserve">a pixel atlas would save 19% of bytes but drives one tile to 0.87 SSIM, so the tool</w:t>
+        <w:t xml:space="preserve">a pixel atlas would save 19% of bytes but drives one tile below the 0.90 quality floor, so the tool</w:t>
       </w:r>
       <w:r>
         <w:t xml:space="preserve"> </w:t>
@@ -10286,7 +10244,7 @@
               <a:graphicData uri="http://schemas.openxmlformats.org/drawingml/2006/picture">
                 <pic:pic>
                   <pic:nvPicPr>
-                    <pic:cNvPr descr="file:///E:/tmp/tmpqoo77xkh/svg3.png" id="56" name="Picture"/>
+                    <pic:cNvPr descr="file:///E:/tmp/tmpuijbfiqm/svg3.png" id="56" name="Picture"/>
                     <pic:cNvPicPr>
                       <a:picLocks noChangeArrowheads="1" noChangeAspect="1"/>
                     </pic:cNvPicPr>
@@ -11206,13 +11164,7 @@
         <w:pStyle w:val="BodyText"/>
       </w:pPr>
       <w:r>
-        <w:t xml:space="preserve">As an end-to-end check we ran the tool on a heterogeneous directory that mimics a mobile app or marketplace image folder, a real</w:t>
-      </w:r>
-      <w:r>
-        <w:t xml:space="preserve"> </w:t>
-      </w:r>
-      <w:r>
-        <w:t xml:space="preserve">site's image folder: 185 files drawn from four live asset sets (country flags, emoji,</w:t>
+        <w:t xml:space="preserve">As an end-to-end check, the tool is run on a heterogeneous directory that mimics a mobile app or marketplace image folder: 185 files drawn from four live asset sets (country flags, emoji,</w:t>
       </w:r>
       <w:r>
         <w:t xml:space="preserve"> </w:t>
@@ -11440,7 +11392,7 @@
         <w:t xml:space="preserve"> </w:t>
       </w:r>
       <w:r>
-        <w:t xml:space="preserve">first-tile and first-viewport milestones are reported for the local renderer (Appendix A.1)</w:t>
+        <w:t xml:space="preserve">first-viewport milestones are reported for the local renderer (Appendix A.1)</w:t>
       </w:r>
       <w:r>
         <w:t xml:space="preserve"> </w:t>
@@ -11594,7 +11546,7 @@
         <w:t xml:space="preserve"> </w:t>
       </w:r>
       <w:r>
-        <w:t xml:space="preserve">organizes the codec-specific behavior of the rest, and it guides the accompanying</w:t>
+        <w:t xml:space="preserve">explains the codec-specific behavior of the rest, and it guides the accompanying</w:t>
       </w:r>
       <w:r>
         <w:t xml:space="preserve"> </w:t>
